--- a/BorradorTFG.docx
+++ b/BorradorTFG.docx
@@ -19,7 +19,7 @@
           <w:noProof/>
         </w:rPr>
         <w:drawing>
-          <wp:inline distT="0" distB="0" distL="0" distR="0" wp14:anchorId="7244134F" wp14:editId="3B4C1AF0">
+          <wp:inline distT="0" distB="0" distL="0" distR="0" wp14:anchorId="7244134F" wp14:editId="53EB3133">
             <wp:extent cx="4617720" cy="1196340"/>
             <wp:effectExtent l="0" t="0" r="0" b="0"/>
             <wp:docPr id="1" name="Imagen 3"/>
@@ -577,12 +577,21 @@
           <w:sz w:val="28"/>
         </w:rPr>
       </w:pPr>
+      <w:proofErr w:type="gramStart"/>
       <w:r>
         <w:rPr>
           <w:rFonts w:ascii="Arial Rounded MT Bold" w:hAnsi="Arial Rounded MT Bold"/>
           <w:sz w:val="28"/>
         </w:rPr>
-        <w:t xml:space="preserve">Co-Director: </w:t>
+        <w:t>Co-Director</w:t>
+      </w:r>
+      <w:proofErr w:type="gramEnd"/>
+      <w:r>
+        <w:rPr>
+          <w:rFonts w:ascii="Arial Rounded MT Bold" w:hAnsi="Arial Rounded MT Bold"/>
+          <w:sz w:val="28"/>
+        </w:rPr>
+        <w:t xml:space="preserve">: </w:t>
       </w:r>
       <w:r>
         <w:rPr>
@@ -1345,7 +1354,7 @@
           <w:r>
             <w:fldChar w:fldCharType="separate"/>
           </w:r>
-          <w:hyperlink w:anchor="_Toc213746962" w:history="1">
+          <w:hyperlink w:anchor="_Toc215044916" w:history="1">
             <w:r>
               <w:rPr>
                 <w:rStyle w:val="Hipervnculo"/>
@@ -1372,7 +1381,7 @@
                 <w:noProof/>
                 <w:webHidden/>
               </w:rPr>
-              <w:instrText xml:space="preserve"> PAGEREF _Toc213746962 \h </w:instrText>
+              <w:instrText xml:space="preserve"> PAGEREF _Toc215044916 \h </w:instrText>
             </w:r>
             <w:r>
               <w:rPr>
@@ -1416,7 +1425,7 @@
               <w14:ligatures w14:val="standardContextual"/>
             </w:rPr>
           </w:pPr>
-          <w:hyperlink w:anchor="_Toc213746963" w:history="1">
+          <w:hyperlink w:anchor="_Toc215044917" w:history="1">
             <w:r>
               <w:rPr>
                 <w:rStyle w:val="Hipervnculo"/>
@@ -1444,7 +1453,7 @@
                 <w:noProof/>
                 <w:webHidden/>
               </w:rPr>
-              <w:instrText xml:space="preserve"> PAGEREF _Toc213746963 \h </w:instrText>
+              <w:instrText xml:space="preserve"> PAGEREF _Toc215044917 \h </w:instrText>
             </w:r>
             <w:r>
               <w:rPr>
@@ -1489,7 +1498,7 @@
               <w14:ligatures w14:val="standardContextual"/>
             </w:rPr>
           </w:pPr>
-          <w:hyperlink w:anchor="_Toc213746964" w:history="1">
+          <w:hyperlink w:anchor="_Toc215044918" w:history="1">
             <w:r>
               <w:rPr>
                 <w:rStyle w:val="Hipervnculo"/>
@@ -1536,7 +1545,7 @@
                 <w:noProof/>
                 <w:webHidden/>
               </w:rPr>
-              <w:instrText xml:space="preserve"> PAGEREF _Toc213746964 \h </w:instrText>
+              <w:instrText xml:space="preserve"> PAGEREF _Toc215044918 \h </w:instrText>
             </w:r>
             <w:r>
               <w:rPr>
@@ -1580,7 +1589,7 @@
               <w14:ligatures w14:val="standardContextual"/>
             </w:rPr>
           </w:pPr>
-          <w:hyperlink w:anchor="_Toc213746965" w:history="1">
+          <w:hyperlink w:anchor="_Toc215044919" w:history="1">
             <w:r>
               <w:rPr>
                 <w:rStyle w:val="Hipervnculo"/>
@@ -1607,7 +1616,7 @@
                 <w:noProof/>
                 <w:webHidden/>
               </w:rPr>
-              <w:instrText xml:space="preserve"> PAGEREF _Toc213746965 \h </w:instrText>
+              <w:instrText xml:space="preserve"> PAGEREF _Toc215044919 \h </w:instrText>
             </w:r>
             <w:r>
               <w:rPr>
@@ -1651,7 +1660,7 @@
               <w14:ligatures w14:val="standardContextual"/>
             </w:rPr>
           </w:pPr>
-          <w:hyperlink w:anchor="_Toc213746966" w:history="1">
+          <w:hyperlink w:anchor="_Toc215044920" w:history="1">
             <w:r>
               <w:rPr>
                 <w:rStyle w:val="Hipervnculo"/>
@@ -1678,7 +1687,7 @@
                 <w:noProof/>
                 <w:webHidden/>
               </w:rPr>
-              <w:instrText xml:space="preserve"> PAGEREF _Toc213746966 \h </w:instrText>
+              <w:instrText xml:space="preserve"> PAGEREF _Toc215044920 \h </w:instrText>
             </w:r>
             <w:r>
               <w:rPr>
@@ -1722,7 +1731,7 @@
               <w14:ligatures w14:val="standardContextual"/>
             </w:rPr>
           </w:pPr>
-          <w:hyperlink w:anchor="_Toc213746967" w:history="1">
+          <w:hyperlink w:anchor="_Toc215044921" w:history="1">
             <w:r>
               <w:rPr>
                 <w:rStyle w:val="Hipervnculo"/>
@@ -1749,7 +1758,7 @@
                 <w:noProof/>
                 <w:webHidden/>
               </w:rPr>
-              <w:instrText xml:space="preserve"> PAGEREF _Toc213746967 \h </w:instrText>
+              <w:instrText xml:space="preserve"> PAGEREF _Toc215044921 \h </w:instrText>
             </w:r>
             <w:r>
               <w:rPr>
@@ -1793,7 +1802,7 @@
               <w14:ligatures w14:val="standardContextual"/>
             </w:rPr>
           </w:pPr>
-          <w:hyperlink w:anchor="_Toc213746968" w:history="1">
+          <w:hyperlink w:anchor="_Toc215044922" w:history="1">
             <w:r>
               <w:rPr>
                 <w:rStyle w:val="Hipervnculo"/>
@@ -1820,7 +1829,7 @@
                 <w:noProof/>
                 <w:webHidden/>
               </w:rPr>
-              <w:instrText xml:space="preserve"> PAGEREF _Toc213746968 \h </w:instrText>
+              <w:instrText xml:space="preserve"> PAGEREF _Toc215044922 \h </w:instrText>
             </w:r>
             <w:r>
               <w:rPr>
@@ -1864,7 +1873,7 @@
               <w14:ligatures w14:val="standardContextual"/>
             </w:rPr>
           </w:pPr>
-          <w:hyperlink w:anchor="_Toc213746969" w:history="1">
+          <w:hyperlink w:anchor="_Toc215044923" w:history="1">
             <w:r>
               <w:rPr>
                 <w:rStyle w:val="Hipervnculo"/>
@@ -1891,7 +1900,7 @@
                 <w:noProof/>
                 <w:webHidden/>
               </w:rPr>
-              <w:instrText xml:space="preserve"> PAGEREF _Toc213746969 \h </w:instrText>
+              <w:instrText xml:space="preserve"> PAGEREF _Toc215044923 \h </w:instrText>
             </w:r>
             <w:r>
               <w:rPr>
@@ -1911,7 +1920,7 @@
                 <w:noProof/>
                 <w:webHidden/>
               </w:rPr>
-              <w:t>15</w:t>
+              <w:t>16</w:t>
             </w:r>
             <w:r>
               <w:rPr>
@@ -1935,7 +1944,7 @@
               <w14:ligatures w14:val="standardContextual"/>
             </w:rPr>
           </w:pPr>
-          <w:hyperlink w:anchor="_Toc213746970" w:history="1">
+          <w:hyperlink w:anchor="_Toc215044924" w:history="1">
             <w:r>
               <w:rPr>
                 <w:rStyle w:val="Hipervnculo"/>
@@ -1962,7 +1971,7 @@
                 <w:noProof/>
                 <w:webHidden/>
               </w:rPr>
-              <w:instrText xml:space="preserve"> PAGEREF _Toc213746970 \h </w:instrText>
+              <w:instrText xml:space="preserve"> PAGEREF _Toc215044924 \h </w:instrText>
             </w:r>
             <w:r>
               <w:rPr>
@@ -1982,7 +1991,7 @@
                 <w:noProof/>
                 <w:webHidden/>
               </w:rPr>
-              <w:t>16</w:t>
+              <w:t>17</w:t>
             </w:r>
             <w:r>
               <w:rPr>
@@ -2007,7 +2016,7 @@
               <w14:ligatures w14:val="standardContextual"/>
             </w:rPr>
           </w:pPr>
-          <w:hyperlink w:anchor="_Toc213746971" w:history="1">
+          <w:hyperlink w:anchor="_Toc215044925" w:history="1">
             <w:r>
               <w:rPr>
                 <w:rStyle w:val="Hipervnculo"/>
@@ -2054,7 +2063,7 @@
                 <w:noProof/>
                 <w:webHidden/>
               </w:rPr>
-              <w:instrText xml:space="preserve"> PAGEREF _Toc213746971 \h </w:instrText>
+              <w:instrText xml:space="preserve"> PAGEREF _Toc215044925 \h </w:instrText>
             </w:r>
             <w:r>
               <w:rPr>
@@ -2098,7 +2107,7 @@
               <w14:ligatures w14:val="standardContextual"/>
             </w:rPr>
           </w:pPr>
-          <w:hyperlink w:anchor="_Toc213746972" w:history="1">
+          <w:hyperlink w:anchor="_Toc215044926" w:history="1">
             <w:r>
               <w:rPr>
                 <w:rStyle w:val="Hipervnculo"/>
@@ -2125,7 +2134,7 @@
                 <w:noProof/>
                 <w:webHidden/>
               </w:rPr>
-              <w:instrText xml:space="preserve"> PAGEREF _Toc213746972 \h </w:instrText>
+              <w:instrText xml:space="preserve"> PAGEREF _Toc215044926 \h </w:instrText>
             </w:r>
             <w:r>
               <w:rPr>
@@ -2146,6 +2155,223 @@
                 <w:webHidden/>
               </w:rPr>
               <w:t>17</w:t>
+            </w:r>
+            <w:r>
+              <w:rPr>
+                <w:noProof/>
+                <w:webHidden/>
+              </w:rPr>
+              <w:fldChar w:fldCharType="end"/>
+            </w:r>
+          </w:hyperlink>
+        </w:p>
+        <w:p>
+          <w:pPr>
+            <w:pStyle w:val="TDC2"/>
+            <w:tabs>
+              <w:tab w:val="right" w:leader="dot" w:pos="8494"/>
+            </w:tabs>
+            <w:rPr>
+              <w:rFonts w:asciiTheme="minorHAnsi" w:eastAsiaTheme="minorEastAsia" w:hAnsiTheme="minorHAnsi" w:cstheme="minorBidi"/>
+              <w:noProof/>
+              <w:kern w:val="2"/>
+              <w14:ligatures w14:val="standardContextual"/>
+            </w:rPr>
+          </w:pPr>
+          <w:hyperlink w:anchor="_Toc215044927" w:history="1">
+            <w:r>
+              <w:rPr>
+                <w:rStyle w:val="Hipervnculo"/>
+                <w:noProof/>
+              </w:rPr>
+              <w:t>2.2 DATASET Y HERRAMIENTAS</w:t>
+            </w:r>
+            <w:r>
+              <w:rPr>
+                <w:noProof/>
+                <w:webHidden/>
+              </w:rPr>
+              <w:tab/>
+            </w:r>
+            <w:r>
+              <w:rPr>
+                <w:noProof/>
+                <w:webHidden/>
+              </w:rPr>
+              <w:fldChar w:fldCharType="begin"/>
+            </w:r>
+            <w:r>
+              <w:rPr>
+                <w:noProof/>
+                <w:webHidden/>
+              </w:rPr>
+              <w:instrText xml:space="preserve"> PAGEREF _Toc215044927 \h </w:instrText>
+            </w:r>
+            <w:r>
+              <w:rPr>
+                <w:noProof/>
+                <w:webHidden/>
+              </w:rPr>
+            </w:r>
+            <w:r>
+              <w:rPr>
+                <w:noProof/>
+                <w:webHidden/>
+              </w:rPr>
+              <w:fldChar w:fldCharType="separate"/>
+            </w:r>
+            <w:r>
+              <w:rPr>
+                <w:noProof/>
+                <w:webHidden/>
+              </w:rPr>
+              <w:t>19</w:t>
+            </w:r>
+            <w:r>
+              <w:rPr>
+                <w:noProof/>
+                <w:webHidden/>
+              </w:rPr>
+              <w:fldChar w:fldCharType="end"/>
+            </w:r>
+          </w:hyperlink>
+        </w:p>
+        <w:p>
+          <w:pPr>
+            <w:pStyle w:val="TDC3"/>
+            <w:tabs>
+              <w:tab w:val="right" w:leader="dot" w:pos="8494"/>
+            </w:tabs>
+            <w:rPr>
+              <w:rFonts w:cstheme="minorBidi"/>
+              <w:noProof/>
+              <w:kern w:val="2"/>
+              <w:sz w:val="24"/>
+              <w:szCs w:val="24"/>
+              <w14:ligatures w14:val="standardContextual"/>
+            </w:rPr>
+          </w:pPr>
+          <w:hyperlink w:anchor="_Toc215044928" w:history="1">
+            <w:r>
+              <w:rPr>
+                <w:rStyle w:val="Hipervnculo"/>
+                <w:noProof/>
+              </w:rPr>
+              <w:t>2.2.1 PREPARACIÓN DEL DATASET</w:t>
+            </w:r>
+            <w:r>
+              <w:rPr>
+                <w:noProof/>
+                <w:webHidden/>
+              </w:rPr>
+              <w:tab/>
+            </w:r>
+            <w:r>
+              <w:rPr>
+                <w:noProof/>
+                <w:webHidden/>
+              </w:rPr>
+              <w:fldChar w:fldCharType="begin"/>
+            </w:r>
+            <w:r>
+              <w:rPr>
+                <w:noProof/>
+                <w:webHidden/>
+              </w:rPr>
+              <w:instrText xml:space="preserve"> PAGEREF _Toc215044928 \h </w:instrText>
+            </w:r>
+            <w:r>
+              <w:rPr>
+                <w:noProof/>
+                <w:webHidden/>
+              </w:rPr>
+            </w:r>
+            <w:r>
+              <w:rPr>
+                <w:noProof/>
+                <w:webHidden/>
+              </w:rPr>
+              <w:fldChar w:fldCharType="separate"/>
+            </w:r>
+            <w:r>
+              <w:rPr>
+                <w:noProof/>
+                <w:webHidden/>
+              </w:rPr>
+              <w:t>19</w:t>
+            </w:r>
+            <w:r>
+              <w:rPr>
+                <w:noProof/>
+                <w:webHidden/>
+              </w:rPr>
+              <w:fldChar w:fldCharType="end"/>
+            </w:r>
+          </w:hyperlink>
+        </w:p>
+        <w:p>
+          <w:pPr>
+            <w:pStyle w:val="TDC3"/>
+            <w:tabs>
+              <w:tab w:val="right" w:leader="dot" w:pos="8494"/>
+            </w:tabs>
+            <w:rPr>
+              <w:rFonts w:cstheme="minorBidi"/>
+              <w:noProof/>
+              <w:kern w:val="2"/>
+              <w:sz w:val="24"/>
+              <w:szCs w:val="24"/>
+              <w14:ligatures w14:val="standardContextual"/>
+            </w:rPr>
+          </w:pPr>
+          <w:hyperlink w:anchor="_Toc215044929" w:history="1">
+            <w:r>
+              <w:rPr>
+                <w:rStyle w:val="Hipervnculo"/>
+                <w:noProof/>
+              </w:rPr>
+              <w:t>2.2.2 HERRAMIENTAS</w:t>
+            </w:r>
+            <w:r>
+              <w:rPr>
+                <w:noProof/>
+                <w:webHidden/>
+              </w:rPr>
+              <w:tab/>
+            </w:r>
+            <w:r>
+              <w:rPr>
+                <w:noProof/>
+                <w:webHidden/>
+              </w:rPr>
+              <w:fldChar w:fldCharType="begin"/>
+            </w:r>
+            <w:r>
+              <w:rPr>
+                <w:noProof/>
+                <w:webHidden/>
+              </w:rPr>
+              <w:instrText xml:space="preserve"> PAGEREF _Toc215044929 \h </w:instrText>
+            </w:r>
+            <w:r>
+              <w:rPr>
+                <w:noProof/>
+                <w:webHidden/>
+              </w:rPr>
+            </w:r>
+            <w:r>
+              <w:rPr>
+                <w:noProof/>
+                <w:webHidden/>
+              </w:rPr>
+              <w:fldChar w:fldCharType="separate"/>
+            </w:r>
+            <w:r>
+              <w:rPr>
+                <w:noProof/>
+                <w:webHidden/>
+              </w:rPr>
+              <w:t>19</w:t>
             </w:r>
             <w:r>
               <w:rPr>
@@ -2169,14 +2395,13 @@
               <w14:ligatures w14:val="standardContextual"/>
             </w:rPr>
           </w:pPr>
-          <w:hyperlink w:anchor="_Toc213746973" w:history="1">
+          <w:hyperlink w:anchor="_Toc215044930" w:history="1">
             <w:r>
               <w:rPr>
                 <w:rStyle w:val="Hipervnculo"/>
                 <w:b/>
                 <w:bCs/>
                 <w:noProof/>
-                <w:lang w:val="en-US"/>
               </w:rPr>
               <w:t>REFERENCIAS</w:t>
             </w:r>
@@ -2199,7 +2424,7 @@
                 <w:noProof/>
                 <w:webHidden/>
               </w:rPr>
-              <w:instrText xml:space="preserve"> PAGEREF _Toc213746973 \h </w:instrText>
+              <w:instrText xml:space="preserve"> PAGEREF _Toc215044930 \h </w:instrText>
             </w:r>
             <w:r>
               <w:rPr>
@@ -2219,7 +2444,7 @@
                 <w:noProof/>
                 <w:webHidden/>
               </w:rPr>
-              <w:t>19</w:t>
+              <w:t>21</w:t>
             </w:r>
             <w:r>
               <w:rPr>
@@ -3250,9 +3475,8 @@
       <w:pPr>
         <w:pStyle w:val="Ttulo1"/>
       </w:pPr>
-      <w:bookmarkStart w:id="0" w:name="_Toc213746962"/>
-      <w:r>
-        <w:lastRenderedPageBreak/>
+      <w:bookmarkStart w:id="0" w:name="_Toc215044916"/>
+      <w:r>
         <w:t>RESUMEN</w:t>
       </w:r>
       <w:bookmarkEnd w:id="0"/>
@@ -3493,7 +3717,7 @@
           <w:lang w:val="en-US"/>
         </w:rPr>
       </w:pPr>
-      <w:bookmarkStart w:id="1" w:name="_Toc213746963"/>
+      <w:bookmarkStart w:id="1" w:name="_Toc215044917"/>
       <w:r>
         <w:rPr>
           <w:lang w:val="en-US"/>
@@ -3581,7 +3805,23 @@
           <w:szCs w:val="22"/>
           <w:lang w:val="en-US"/>
         </w:rPr>
-        <w:t xml:space="preserve"> In base of this model, it will be possible to know which of the factors are influencing more the generative efficiency of the installation and compare them with factors known to the classic approach, like solar irradiance.</w:t>
+        <w:t xml:space="preserve"> In base of this model, it will be possible to know which of the factors are influencing more the generative efficiency of the installation and compare them with factors known to the classic approach, like solar </w:t>
+      </w:r>
+      <w:proofErr w:type="gramStart"/>
+      <w:r>
+        <w:rPr>
+          <w:szCs w:val="22"/>
+          <w:lang w:val="en-US"/>
+        </w:rPr>
+        <w:t>irradiance</w:t>
+      </w:r>
+      <w:proofErr w:type="gramEnd"/>
+      <w:r>
+        <w:rPr>
+          <w:szCs w:val="22"/>
+          <w:lang w:val="en-US"/>
+        </w:rPr>
+        <w:t>.</w:t>
       </w:r>
     </w:p>
     <w:p>
@@ -3701,6 +3941,7 @@
           <w:sz w:val="28"/>
           <w:lang w:val="en-US"/>
         </w:rPr>
+        <w:lastRenderedPageBreak/>
         <w:t xml:space="preserve">Key words: </w:t>
       </w:r>
       <w:r>
@@ -4466,13 +4707,12 @@
           <w:bCs/>
         </w:rPr>
       </w:pPr>
-      <w:bookmarkStart w:id="2" w:name="_Toc213746964"/>
+      <w:bookmarkStart w:id="2" w:name="_Toc215044918"/>
       <w:r>
         <w:rPr>
           <w:b/>
           <w:bCs/>
         </w:rPr>
-        <w:lastRenderedPageBreak/>
         <w:t>INTRODUCCIÓN</w:t>
       </w:r>
       <w:bookmarkEnd w:id="2"/>
@@ -4496,7 +4736,7 @@
       <w:pPr>
         <w:pStyle w:val="Ttulo2"/>
       </w:pPr>
-      <w:bookmarkStart w:id="3" w:name="_Toc213746965"/>
+      <w:bookmarkStart w:id="3" w:name="_Toc215044919"/>
       <w:r>
         <w:t xml:space="preserve">1.1 </w:t>
       </w:r>
@@ -4653,7 +4893,11 @@
         <w:jc w:val="both"/>
       </w:pPr>
       <w:r>
-        <w:t>En los últimos años, hemos experimentado un incremento de publicaciones en el ámbito de la optimización de los sistemas de control energéticos, especialmente a partir de 2010. Esta actividad se mantuvo en mínimos hasta 2005, creciendo hasta las casi 200 publicaciones anuales en el año 2020. Este incremento destaca la importancia del crecimiento en este campo, provocado por avances en técnicas de optimización, eficiencia energética y el incentivo mundial de construir hábitos productivos sostenibles.</w:t>
+        <w:t xml:space="preserve">En los últimos años, hemos experimentado un incremento de publicaciones en el ámbito de la optimización de los sistemas de control energéticos, especialmente a partir de 2010. Esta actividad se mantuvo en mínimos hasta 2005, creciendo hasta las casi 200 </w:t>
+      </w:r>
+      <w:r>
+        <w:lastRenderedPageBreak/>
+        <w:t>publicaciones anuales en el año 2020. Este incremento destaca la importancia del crecimiento en este campo, provocado por avances en técnicas de optimización, eficiencia energética y el incentivo mundial de construir hábitos productivos sostenibles.</w:t>
       </w:r>
     </w:p>
     <w:p/>
@@ -4668,7 +4912,6 @@
           <w:sz w:val="32"/>
           <w:szCs w:val="32"/>
         </w:rPr>
-        <w:lastRenderedPageBreak/>
         <w:drawing>
           <wp:inline distT="0" distB="0" distL="0" distR="0" wp14:anchorId="171FA73F" wp14:editId="4046A0AE">
             <wp:extent cx="4610735" cy="2887980"/>
@@ -4839,13 +5082,33 @@
         <w:t>por lo que</w:t>
       </w:r>
       <w:r>
-        <w:t xml:space="preserve"> destaca el uso de herramientas de procesamiento avanzado para optimizar el uso de los sistemas de control energético. Uno de los propósitos más comunes en esta área es la reducción del consumo energético y la mejora de la sostenibilidad mediante tecnologías como </w:t>
+        <w:t xml:space="preserve"> destaca el uso de herramientas de procesamiento avanzado para optimizar el uso de los sistemas de control </w:t>
+      </w:r>
+      <w:r>
+        <w:lastRenderedPageBreak/>
+        <w:t xml:space="preserve">energético. Uno de los propósitos más comunes en esta área es la reducción del consumo energético y la mejora de la sostenibilidad mediante tecnologías como </w:t>
       </w:r>
       <w:r>
         <w:t>IOT</w:t>
       </w:r>
       <w:r>
-        <w:t xml:space="preserve"> (Internet of Things)</w:t>
+        <w:t xml:space="preserve"> (Internet </w:t>
+      </w:r>
+      <w:proofErr w:type="spellStart"/>
+      <w:r>
+        <w:t>of</w:t>
+      </w:r>
+      <w:proofErr w:type="spellEnd"/>
+      <w:r>
+        <w:t xml:space="preserve"> </w:t>
+      </w:r>
+      <w:proofErr w:type="spellStart"/>
+      <w:r>
+        <w:t>Things</w:t>
+      </w:r>
+      <w:proofErr w:type="spellEnd"/>
+      <w:r>
+        <w:t>)</w:t>
       </w:r>
       <w:r>
         <w:t>, control inteligente y analíticas de predicción.</w:t>
@@ -4861,7 +5124,6 @@
         <w:jc w:val="both"/>
       </w:pPr>
       <w:r>
-        <w:lastRenderedPageBreak/>
         <w:t xml:space="preserve">El clúster rojo se centra en </w:t>
       </w:r>
       <w:r>
@@ -5575,7 +5837,11 @@
         </m:sSub>
       </m:oMath>
       <w:r>
-        <w:t xml:space="preserve"> y </w:t>
+        <w:t xml:space="preserve"> </w:t>
+      </w:r>
+      <w:r>
+        <w:lastRenderedPageBreak/>
+        <w:t xml:space="preserve">y </w:t>
       </w:r>
       <m:oMath>
         <m:sSub>
@@ -5677,7 +5943,6 @@
         <w:jc w:val="both"/>
       </w:pPr>
       <w:r>
-        <w:lastRenderedPageBreak/>
         <w:t>Las demandas pico se dan debido a la activación de componentes, periodos de alta producción o urgencias de demanda repentinas. La demanda pico total es la suma de todas las demandas pico:</w:t>
       </w:r>
     </w:p>
@@ -8211,7 +8476,6 @@
         <w:jc w:val="both"/>
       </w:pPr>
       <w:r>
-        <w:lastRenderedPageBreak/>
         <w:t>La siguiente figura representa</w:t>
       </w:r>
       <w:r>
@@ -8321,7 +8585,7 @@
       <w:pPr>
         <w:pStyle w:val="Ttulo2"/>
       </w:pPr>
-      <w:bookmarkStart w:id="4" w:name="_Toc213746966"/>
+      <w:bookmarkStart w:id="4" w:name="_Toc215044920"/>
       <w:r>
         <w:t>1.2</w:t>
       </w:r>
@@ -8594,12 +8858,19 @@
         <w:rPr>
           <w:szCs w:val="22"/>
         </w:rPr>
-        <w:t>, que posibiliten el seguimient</w:t>
+        <w:t xml:space="preserve">, que </w:t>
       </w:r>
       <w:r>
         <w:rPr>
           <w:szCs w:val="22"/>
         </w:rPr>
+        <w:lastRenderedPageBreak/>
+        <w:t>posibiliten el seguimient</w:t>
+      </w:r>
+      <w:r>
+        <w:rPr>
+          <w:szCs w:val="22"/>
+        </w:rPr>
         <w:t>o</w:t>
       </w:r>
       <w:r>
@@ -8672,7 +8943,6 @@
         <w:rPr>
           <w:szCs w:val="22"/>
         </w:rPr>
-        <w:lastRenderedPageBreak/>
         <w:t xml:space="preserve">Las </w:t>
       </w:r>
       <w:r>
@@ -9446,6 +9716,7 @@
           <w:b/>
           <w:bCs/>
         </w:rPr>
+        <w:lastRenderedPageBreak/>
         <w:t>rendimiento energético</w:t>
       </w:r>
       <w:r>
@@ -9477,11 +9748,7 @@
         <w:t>simuladores</w:t>
       </w:r>
       <w:r>
-        <w:t xml:space="preserve"> son herramientas software que nos permiten simular una situación en función de factores </w:t>
-      </w:r>
-      <w:r>
-        <w:lastRenderedPageBreak/>
-        <w:t>como la radiación, la inclinación, entre otros, y nos ayudan a dimensionar y estimar la energía que generar</w:t>
+        <w:t xml:space="preserve"> son herramientas software que nos permiten simular una situación en función de factores como la radiación, la inclinación, entre otros, y nos ayudan a dimensionar y estimar la energía que generar</w:t>
       </w:r>
       <w:r>
         <w:t>á</w:t>
@@ -9537,7 +9804,7 @@
       <w:pPr>
         <w:pStyle w:val="Ttulo2"/>
       </w:pPr>
-      <w:bookmarkStart w:id="5" w:name="_Toc213746967"/>
+      <w:bookmarkStart w:id="5" w:name="_Toc215044921"/>
       <w:r>
         <w:t>1.3 SITUACIÓN ACTUAL DE LA FOTOVOLTAICA</w:t>
       </w:r>
@@ -9722,6 +9989,7 @@
         <w:rPr>
           <w:noProof/>
         </w:rPr>
+        <w:lastRenderedPageBreak/>
         <w:drawing>
           <wp:inline distT="0" distB="0" distL="0" distR="0" wp14:anchorId="3FADE28E" wp14:editId="7345EB67">
             <wp:extent cx="3992880" cy="2330497"/>
@@ -9798,7 +10066,6 @@
         <w:jc w:val="both"/>
       </w:pPr>
       <w:r>
-        <w:lastRenderedPageBreak/>
         <w:t>La fotovoltaica en España también cuenta con una inversión importante en I +</w:t>
       </w:r>
       <w:r>
@@ -9948,7 +10215,7 @@
       <w:pPr>
         <w:pStyle w:val="Ttulo2"/>
       </w:pPr>
-      <w:bookmarkStart w:id="6" w:name="_Toc213746968"/>
+      <w:bookmarkStart w:id="6" w:name="_Toc215044922"/>
       <w:r>
         <w:t>1.4 IMPACTO AMBIENTAL</w:t>
       </w:r>
@@ -9969,7 +10236,11 @@
         <w:jc w:val="both"/>
       </w:pPr>
       <w:r>
-        <w:t>El impacto al medio ambiente producido por la energía fotovoltaica es prácticamente nulo, ya que no involucra ningún proceso químico ni expulsa sustancias contaminantes a la atmósfera, como ocurre con la quema de combustibles fósiles</w:t>
+        <w:t xml:space="preserve">El impacto al medio ambiente producido por la energía fotovoltaica es prácticamente nulo, ya que no involucra ningún proceso químico ni expulsa sustancias contaminantes a </w:t>
+      </w:r>
+      <w:r>
+        <w:lastRenderedPageBreak/>
+        <w:t>la atmósfera, como ocurre con la quema de combustibles fósiles</w:t>
       </w:r>
       <w:r>
         <w:t xml:space="preserve">, por lo que </w:t>
@@ -10011,7 +10282,6 @@
         <w:jc w:val="both"/>
       </w:pPr>
       <w:r>
-        <w:lastRenderedPageBreak/>
         <w:t>En cuanto al suelo ocupado, se admira una relación m</w:t>
       </w:r>
       <w:r>
@@ -10219,7 +10489,15 @@
         <w:t xml:space="preserve"> ya utilizados en la industria metalúrgica, por lo que no se introducen nuevos factores a considerar dentro de esta cadena.</w:t>
       </w:r>
       <w:r>
-        <w:t xml:space="preserve"> Actualmente, la investigación en la fabricación de paneles solares se centra en reducir las perdidas del material utilizado durante la producción, reduciendo así no solo los costes sino la emisión de contaminantes generados.</w:t>
+        <w:t xml:space="preserve"> Actualmente, la investigación en la fabricación de paneles solares se centra en reducir las </w:t>
+      </w:r>
+      <w:proofErr w:type="spellStart"/>
+      <w:r>
+        <w:t>perdidas</w:t>
+      </w:r>
+      <w:proofErr w:type="spellEnd"/>
+      <w:r>
+        <w:t xml:space="preserve"> del material utilizado durante la producción, reduciendo así no solo los costes sino la emisión de contaminantes generados.</w:t>
       </w:r>
     </w:p>
     <w:p>
@@ -10232,6 +10510,7 @@
         <w:jc w:val="both"/>
       </w:pPr>
       <w:r>
+        <w:lastRenderedPageBreak/>
         <w:t>Pese al proceso ciertamente contaminante de la fabricación de los paneles</w:t>
       </w:r>
       <w:r>
@@ -10259,7 +10538,7 @@
       <w:pPr>
         <w:pStyle w:val="Ttulo2"/>
       </w:pPr>
-      <w:bookmarkStart w:id="7" w:name="_Toc213746969"/>
+      <w:bookmarkStart w:id="7" w:name="_Toc215044923"/>
       <w:r>
         <w:t>1.5 IMPACTO ECONÓMICO</w:t>
       </w:r>
@@ -10373,7 +10652,6 @@
         <w:jc w:val="both"/>
       </w:pPr>
       <w:r>
-        <w:lastRenderedPageBreak/>
         <w:t>También es remarcable el aumento del valor de la propiedad en caso de contar con una instalación fotovoltaica, que puede ascender a un valor entre el 3% y 10%, dependiendo de la ubicación, tamaño y eficiencia. En casos realmente favorables, el porcentaje p</w:t>
       </w:r>
       <w:r>
@@ -10542,6 +10820,7 @@
         <w:jc w:val="both"/>
       </w:pPr>
       <w:r>
+        <w:lastRenderedPageBreak/>
         <w:t>El impacto más importante ha sido la disminución de la dependencia española de las fuentes de energía no renovables. Esto ha permitido a España ahorrar miles de millones de euros en factura energética</w:t>
       </w:r>
       <w:r>
@@ -10568,7 +10847,7 @@
       <w:pPr>
         <w:pStyle w:val="Ttulo2"/>
       </w:pPr>
-      <w:bookmarkStart w:id="8" w:name="_Toc213746970"/>
+      <w:bookmarkStart w:id="8" w:name="_Toc215044924"/>
       <w:r>
         <w:t xml:space="preserve">1.6 </w:t>
       </w:r>
@@ -10614,33 +10893,406 @@
           <w:bCs/>
         </w:rPr>
       </w:pPr>
-      <w:bookmarkStart w:id="9" w:name="_Toc213746971"/>
+      <w:bookmarkStart w:id="9" w:name="_Toc215044925"/>
       <w:r>
         <w:rPr>
           <w:b/>
           <w:bCs/>
         </w:rPr>
+        <w:t>METODOLOGÍA</w:t>
+      </w:r>
+      <w:bookmarkEnd w:id="9"/>
+    </w:p>
+    <w:p/>
+    <w:p>
+      <w:pPr>
+        <w:pStyle w:val="Ttulo2"/>
+      </w:pPr>
+      <w:bookmarkStart w:id="10" w:name="_Toc215044926"/>
+      <w:r>
+        <w:t xml:space="preserve">2.1 </w:t>
+      </w:r>
+      <w:r>
+        <w:t xml:space="preserve">POTENCIALES </w:t>
+      </w:r>
+      <w:r>
+        <w:t>MODELOS</w:t>
+      </w:r>
+      <w:bookmarkEnd w:id="10"/>
+    </w:p>
+    <w:p/>
+    <w:p>
+      <w:pPr>
+        <w:jc w:val="both"/>
+      </w:pPr>
+      <w:r>
+        <w:t>A la hora de elegir el modelo a implementar, hay que estudiar el caso para sopesar las ventajas y desventajas de cada uno, y elegir el que más se adecúe a la situación</w:t>
+      </w:r>
+      <w:r>
+        <w:fldChar w:fldCharType="begin"/>
+      </w:r>
+      <w:r>
+        <w:instrText xml:space="preserve"> ADDIN ZOTERO_ITEM CSL_CITATION {"citationID":"ZdtGQvZt","properties":{"formattedCitation":"[15]","plainCitation":"[15]","noteIndex":0},"citationItems":[{"id":46,"uris":["http://zotero.org/users/local/PHqdJ13A/items/PQXTPBHZ"],"itemData":{"id":46,"type":"post-weblog","abstract":"Machine Learning has become the backbone of modern AI, powering everything from recommendation engines to autonomous vehicles. However, not…","container-title":"Medium","language":"en","title":"7.Classical Machine Learning vs Neural Approaches:","title-short":"7.Classical Machine Learning vs Neural Approaches","URL":"https://medium.com/@kiranvutukuri/7-classical-machine-learning-vs-neural-approaches-9316b3804af5","author":[{"family":"vutukuri","given":"Kiran"}],"accessed":{"date-parts":[["2025",11,6]]},"issued":{"date-parts":[["2025",10,7]]}}}],"schema":"https://github.com/citation-style-language/schema/raw/master/csl-citation.json"} </w:instrText>
+      </w:r>
+      <w:r>
+        <w:fldChar w:fldCharType="separate"/>
+      </w:r>
+      <w:r>
+        <w:t>[15]</w:t>
+      </w:r>
+      <w:r>
+        <w:fldChar w:fldCharType="end"/>
+      </w:r>
+      <w:r>
+        <w:t>.</w:t>
+      </w:r>
+      <w:r>
+        <w:t xml:space="preserve"> En ocasiones, puede resultar favorable la combinación de varios de ellos, aprovechando sus puntos fuertes y sustituyendo sus debilidades por otros modelos mejores en esa tarea en específico.</w:t>
+      </w:r>
+      <w:r>
+        <w:t xml:space="preserve"> </w:t>
+      </w:r>
+      <w:r>
+        <w:t xml:space="preserve">Es clave comprender que un modelo más complejo no significa que vaya a ser mejor que uno más sencillo por el simple hecho de ser más complejo, </w:t>
+      </w:r>
+      <w:r>
+        <w:t xml:space="preserve">ya que puede resultar contraproducente al no mejorar la precisión y si aumentar notoriamente la complejidad y/o el tiempo de entrenamiento. </w:t>
+      </w:r>
+      <w:r>
+        <w:t xml:space="preserve">Los más importantes en este caso podrían ser los modelos multivariables, como el LSTM o GRU, las redes convolucionales (TCN), modelos transformadores (TFT) o </w:t>
+      </w:r>
+      <w:proofErr w:type="spellStart"/>
+      <w:r>
+        <w:t>Gradient</w:t>
+      </w:r>
+      <w:proofErr w:type="spellEnd"/>
+      <w:r>
+        <w:t xml:space="preserve"> </w:t>
+      </w:r>
+      <w:proofErr w:type="spellStart"/>
+      <w:r>
+        <w:t>Boosting</w:t>
+      </w:r>
+      <w:proofErr w:type="spellEnd"/>
+      <w:r>
+        <w:t xml:space="preserve">. </w:t>
+      </w:r>
+    </w:p>
+    <w:p>
+      <w:pPr>
+        <w:jc w:val="both"/>
+      </w:pPr>
+    </w:p>
+    <w:p>
+      <w:pPr>
+        <w:jc w:val="both"/>
+      </w:pPr>
+      <w:r>
+        <w:t>Los modelos multivariables han demostrado ser fiables para la predicción de consumo en el corto plazo, ya que capturan dependencias temporales y patrones no lineales. Permiten la integración de numerosas variables exógenas, como el calendario o el clima, y generan predicciones con elevada precisión</w:t>
+      </w:r>
+      <w:r>
+        <w:t>. Un concepto de vital importancia es el de variable de confusión</w:t>
+      </w:r>
+      <w:r>
+        <w:fldChar w:fldCharType="begin"/>
+      </w:r>
+      <w:r>
+        <w:instrText xml:space="preserve"> ADDIN ZOTERO_ITEM CSL_CITATION {"citationID":"1DvzTVM0","properties":{"formattedCitation":"[16]","plainCitation":"[16]","noteIndex":0},"citationItems":[{"id":50,"uris":["http://zotero.org/users/local/PHqdJ13A/items/J5DFL7AR"],"itemData":{"id":50,"type":"post-weblog","abstract":"Se conoce como análisis de regresión multivariante al método estadístico que permite establecer una relación matemática entre un conjunto de variables X1, X2 .. Xk (covariantes o factores) y una variable dependiente Y. Se utiliza fundamentalmente en estudios en los que no se puede controlar por diseño los valores de las variables independientes, como suele…","container-title":"SEHLELHA","language":"es","title":"Construcción de modelos de regresión multivariantes","URL":"https://seh-lelha.org/construccion-modelos-regresion-multivariantes/","author":[{"family":"JesusGarciaFernandez","given":""}],"accessed":{"date-parts":[["2025",11,11]]},"issued":{"date-parts":[["2002",4,13]]}}}],"schema":"https://github.com/citation-style-language/schema/raw/master/csl-citation.json"} </w:instrText>
+      </w:r>
+      <w:r>
+        <w:fldChar w:fldCharType="separate"/>
+      </w:r>
+      <w:r>
+        <w:t>[16]</w:t>
+      </w:r>
+      <w:r>
+        <w:fldChar w:fldCharType="end"/>
+      </w:r>
+      <w:r>
+        <w:t>, el cual se da cuando la relación entre dos variables se ve notablemente afectada al introducir en la ecuación una tercera. Otro concepto resaltable es la interacción, es decir, la relación entre dos variables cuando el valor de una tercera afecta a dicha relación.</w:t>
+      </w:r>
+      <w:r>
+        <w:t xml:space="preserve"> </w:t>
+      </w:r>
+      <w:r>
+        <w:t>A la hora de construir un modelo multivariante se plantea el problema de que variables incluir en la ecuación, de forma que elaboremos el mejor modelo posible. Este proceso es imposible de especificar, ya que depende de si estamos ante un modelo predictivo o explicativo</w:t>
+      </w:r>
+      <w:r>
+        <w:t>, del contexto y de las características del proceso. Los valores extraños son los datos con un valor anómalo, en ocasiones debido a un error al medir o introducir los datos, pero a veces son valores correctamente observados. En este tipo de modelos su presencia altera significativamente los resultados finales.</w:t>
+      </w:r>
+    </w:p>
+    <w:p>
+      <w:pPr>
+        <w:jc w:val="both"/>
+      </w:pPr>
+    </w:p>
+    <w:p>
+      <w:pPr>
+        <w:jc w:val="both"/>
+      </w:pPr>
+      <w:r>
         <w:lastRenderedPageBreak/>
-        <w:t>METODOLOGÍA</w:t>
-      </w:r>
-      <w:bookmarkEnd w:id="9"/>
+        <w:t>Las redes convolucionales son un tipo de red neuronal utilizada para el proceso de datos con una topología similar a una cuadrícula</w:t>
+      </w:r>
+      <w:r>
+        <w:fldChar w:fldCharType="begin"/>
+      </w:r>
+      <w:r>
+        <w:instrText xml:space="preserve"> ADDIN ZOTERO_ITEM CSL_CITATION {"citationID":"FMlgxNqB","properties":{"formattedCitation":"[17]","plainCitation":"[17]","noteIndex":0},"citationItems":[{"id":52,"uris":["http://zotero.org/users/local/PHqdJ13A/items/5WPLGLM9"],"itemData":{"id":52,"type":"chapter","container-title":"Computer Vision – ECCV 2016","event-place":"Cham","ISBN":"978-3-319-46492-3","language":"en","note":"collection-title: Lecture Notes in Computer Science\nDOI: 10.1007/978-3-319-46493-0_38","page":"630-645","publisher":"Springer International Publishing","publisher-place":"Cham","source":"DOI.org (Crossref)","title":"Identity Mappings in Deep Residual Networks","URL":"http://link.springer.com/10.1007/978-3-319-46493-0_38","volume":"9908","editor":[{"family":"Leibe","given":"Bastian"},{"family":"Matas","given":"Jiri"},{"family":"Sebe","given":"Nicu"},{"family":"Welling","given":"Max"}],"author":[{"family":"He","given":"Kaiming"},{"family":"Zhang","given":"Xiangyu"},{"family":"Ren","given":"Shaoqing"},{"family":"Sun","given":"Jian"}],"accessed":{"date-parts":[["2025",11,11]]},"issued":{"date-parts":[["2016"]]}}}],"schema":"https://github.com/citation-style-language/schema/raw/master/csl-citation.json"} </w:instrText>
+      </w:r>
+      <w:r>
+        <w:fldChar w:fldCharType="separate"/>
+      </w:r>
+      <w:r>
+        <w:t>[17]</w:t>
+      </w:r>
+      <w:r>
+        <w:fldChar w:fldCharType="end"/>
+      </w:r>
+      <w:r>
+        <w:t xml:space="preserve">. </w:t>
+      </w:r>
+      <w:r>
+        <w:t xml:space="preserve">Las redes convolucionales pueden extraer patrones locales y recopilar dependencias a largo plazo mediante convoluciones cuando se dispone de una extensa cantidad de datos. En este contexto, las </w:t>
+      </w:r>
+      <w:proofErr w:type="spellStart"/>
+      <w:r>
+        <w:t>TCNs</w:t>
+      </w:r>
+      <w:proofErr w:type="spellEnd"/>
+      <w:r>
+        <w:t xml:space="preserve"> han mostrado mejoras notorias respecto a los modelos multivariables tanto en precisión como en complejidad temporal. </w:t>
+      </w:r>
+      <w:r>
+        <w:t xml:space="preserve">Las redes convolucionales modelan piezas de información secuencialmente, extrayendo información sobre los patrones. Están formadas por 5 capas, siendo estas: </w:t>
+      </w:r>
+      <w:r>
+        <w:t>INPUT</w:t>
+      </w:r>
+      <w:r>
+        <w:t xml:space="preserve">, capa de entrada que contiene los valores raw. CONV, que calcula la salida de las neuronas que están conectadas a la entrada, calculando un producto entre sus pesos y la región a la que están conectadas. RELU, que aplica una función de activación por elementos. POOL, que realiza una operación de </w:t>
+      </w:r>
+      <w:proofErr w:type="spellStart"/>
+      <w:r>
+        <w:t>downsampling</w:t>
+      </w:r>
+      <w:proofErr w:type="spellEnd"/>
+      <w:r>
+        <w:t xml:space="preserve"> (proceso de reducción de datos disminuyendo la resolución o frecuencia de muestreo del conjunto) a lo largo de las dimensiones espaciales</w:t>
+      </w:r>
+      <w:r>
+        <w:t>. Por último, la capa FC, que calcula los puntajes de clase, y cuyas neuronas estarán conectadas a todos los números en el volumen anterior.</w:t>
+      </w:r>
+    </w:p>
+    <w:p>
+      <w:pPr>
+        <w:jc w:val="both"/>
+      </w:pPr>
+    </w:p>
+    <w:p>
+      <w:pPr>
+        <w:jc w:val="both"/>
+      </w:pPr>
+      <w:r>
+        <w:t>Los modelos transformadores son un modelo de estado del arte que incorpora mecanismos de atención temporal y covariables. Estos modelos han mostrado una alta precisión en predicciones de entre 24 y 48 horas, resaltando a su vez los factores que más han influenciado esta predicción.</w:t>
+      </w:r>
+      <w:r>
+        <w:t xml:space="preserve"> Aunque estos modelos son relativamente nuevos en este campo, los resultados iniciales resultan prometedores. Un estudio de 2022 demuestra que los TFT no solo lograron un porcentaje de error inferior a los modelos multivariables al predecir la producción de una planta solar, sino que mostraron la importancia de las variables meteorológicas como la irradiancia y los cambios de temperatura en la predicción productiva</w:t>
+      </w:r>
+      <w:r>
+        <w:fldChar w:fldCharType="begin"/>
+      </w:r>
+      <w:r>
+        <w:instrText xml:space="preserve"> ADDIN ZOTERO_ITEM CSL_CITATION {"citationID":"SzWP61ra","properties":{"formattedCitation":"[18]","plainCitation":"[18]","noteIndex":0},"citationItems":[{"id":42,"uris":["http://zotero.org/users/local/PHqdJ13A/items/A2ENDPN5"],"itemData":{"id":42,"type":"article-journal","abstract":"The energy generated by a solar photovoltaic (PV) system depends on uncontrollable factors, including weather conditions and solar irradiation, which leads to uncertainty in the power output. Forecast PV power generation is vital to improve grid stability and balance the energy supply and demand. This study aims to predict hourly day-ahead PV power generation by applying Temporal Fusion Transformer (TFT), a new attention-based architecture that incorporates an interpretable explanation of temporal dynamics and high-performance forecasting over multiple horizons. The proposed forecasting model has been trained and tested using data from six different facilities located in Germany and Australia. The results have been compared with other algorithms like Auto Regressive Integrated Moving Average (ARIMA), Long Short-Term Memory (LSTM), Multi-Layer Perceptron (MLP), and Extreme Gradient Boosting (XGBoost), using statistical error indicators. The use of TFT has been shown to be more accurate than the rest of the algorithms to forecast PV generation in the aforementioned facilities.","container-title":"Energies","DOI":"10.3390/en15145232","ISSN":"1996-1073","issue":"14","journalAbbreviation":"Energies","language":"en","page":"5232","source":"DOI.org (Crossref)","title":"Application of Temporal Fusion Transformer for Day-Ahead PV Power Forecasting","volume":"15","author":[{"family":"López Santos","given":"Miguel"},{"family":"García-Santiago","given":"Xela"},{"family":"Echevarría Camarero","given":"Fernando"},{"family":"Blázquez Gil","given":"Gonzalo"},{"family":"Carrasco Ortega","given":"Pablo"}],"issued":{"date-parts":[["2022",7,19]]}}}],"schema":"https://github.com/citation-style-language/schema/raw/master/csl-citation.json"} </w:instrText>
+      </w:r>
+      <w:r>
+        <w:fldChar w:fldCharType="separate"/>
+      </w:r>
+      <w:r>
+        <w:t>[18]</w:t>
+      </w:r>
+      <w:r>
+        <w:fldChar w:fldCharType="end"/>
+      </w:r>
+      <w:r>
+        <w:t>.</w:t>
+      </w:r>
+    </w:p>
+    <w:p>
+      <w:pPr>
+        <w:jc w:val="both"/>
+      </w:pPr>
+    </w:p>
+    <w:p>
+      <w:pPr>
+        <w:jc w:val="both"/>
+      </w:pPr>
+      <w:r>
+        <w:t xml:space="preserve">Entre los modelos de </w:t>
+      </w:r>
+      <w:proofErr w:type="spellStart"/>
+      <w:r>
+        <w:t>Gradient</w:t>
+      </w:r>
+      <w:proofErr w:type="spellEnd"/>
+      <w:r>
+        <w:t xml:space="preserve"> </w:t>
+      </w:r>
+      <w:proofErr w:type="spellStart"/>
+      <w:r>
+        <w:t>Boosting</w:t>
+      </w:r>
+      <w:proofErr w:type="spellEnd"/>
+      <w:r>
+        <w:t>, el XGBoost (</w:t>
+      </w:r>
+      <w:proofErr w:type="spellStart"/>
+      <w:r>
+        <w:t>eXtreme</w:t>
+      </w:r>
+      <w:proofErr w:type="spellEnd"/>
+      <w:r>
+        <w:t xml:space="preserve"> </w:t>
+      </w:r>
+      <w:proofErr w:type="spellStart"/>
+      <w:r>
+        <w:t>Gradient</w:t>
+      </w:r>
+      <w:proofErr w:type="spellEnd"/>
+      <w:r>
+        <w:t xml:space="preserve"> </w:t>
+      </w:r>
+      <w:proofErr w:type="spellStart"/>
+      <w:r>
+        <w:t>Boosting</w:t>
+      </w:r>
+      <w:proofErr w:type="spellEnd"/>
+      <w:r>
+        <w:t>) ha ganado relevancia por su capacidad de manejar entradas multivariables y recoger interacciones complejas integrando ventanas temporales entre arquitecturas hibridas. Estudios han revelado que puede superar o complementar enfoques neuronales en precisión y velocidad de entrenamiento</w:t>
+      </w:r>
+      <w:r>
+        <w:fldChar w:fldCharType="begin"/>
+      </w:r>
+      <w:r>
+        <w:instrText xml:space="preserve"> ADDIN ZOTERO_ITEM CSL_CITATION {"citationID":"1vStKFRs","properties":{"formattedCitation":"[19]","plainCitation":"[19]","noteIndex":0},"citationItems":[{"id":44,"uris":["http://zotero.org/users/local/PHqdJ13A/items/Z4RFVHG3"],"itemData":{"id":44,"type":"paper-conference","abstract":"Multi-step forecasts can be produced recursively by iterating a one-step model, or directly using a specific model for each horizon. Choosing between these two strategies is not an easy task since it involves a trade-off between bias and estimation variance over the forecast horizon. Using a nonlinear machine learning model makes the tradeoff even more difficult. To address this issue, we propose a new forecasting strategy which boosts traditional recursive linear forecasts with a direct strategy using a boosting autoregression procedure at each horizon. First, we investigate the performance of the proposed strategy in terms of bias and variance decomposition of the error using simulated time series. Then, we evaluate the proposed strategy on real-world time series from two forecasting competitions. Overall, we obtain excellent performance with respect to the standard forecasting strategies.","container-title":"Proceedings of the 31st International Conference on Machine Learning","event-title":"International Conference on Machine Learning","language":"en","note":"ISSN: 1938-7228","page":"109-117","publisher":"PMLR","source":"proceedings.mlr.press","title":"Boosting multi-step autoregressive forecasts","URL":"https://proceedings.mlr.press/v32/taieb14.html","author":[{"family":"Taieb","given":"Souhaib Ben"},{"family":"Hyndman","given":"Rob"}],"accessed":{"date-parts":[["2025",11,6]]},"issued":{"date-parts":[["2014",1,27]]}}}],"schema":"https://github.com/citation-style-language/schema/raw/master/csl-citation.json"} </w:instrText>
+      </w:r>
+      <w:r>
+        <w:fldChar w:fldCharType="separate"/>
+      </w:r>
+      <w:r>
+        <w:t>[19]</w:t>
+      </w:r>
+      <w:r>
+        <w:fldChar w:fldCharType="end"/>
+      </w:r>
+      <w:r>
+        <w:t>.</w:t>
+      </w:r>
+      <w:r>
+        <w:t xml:space="preserve"> </w:t>
+      </w:r>
+      <w:r>
+        <w:t xml:space="preserve">Para ajustar el dataset de entrenamiento del XGBoost se realiza una predicción inicial, y se crea un árbol de decisión. Se calculan los residuales en función del valor predicho. A continuación, se calcula la similitud de los datos de una hoja, y se comparan las ganancias para determinar una entidad y un umbral para el nodo. La salida del árbol será el nuevo residual para el dataset, con el que se construye un nuevo árbol. Esto se repite hasta que los residuales ya no se reducen o hasta el número de veces especificado. Cada árbol generado aprende de los árboles anteriores, y no cuenta con el mismo peso. </w:t>
+      </w:r>
+      <w:r>
+        <w:t>De manera similar, LightGBM, int</w:t>
+      </w:r>
+      <w:r>
+        <w:t>r</w:t>
+      </w:r>
+      <w:r>
+        <w:t xml:space="preserve">oducido posteriormente, </w:t>
+      </w:r>
+      <w:r>
+        <w:t xml:space="preserve">implementa un </w:t>
+      </w:r>
+      <w:proofErr w:type="spellStart"/>
+      <w:r>
+        <w:t>Gradient</w:t>
+      </w:r>
+      <w:proofErr w:type="spellEnd"/>
+      <w:r>
+        <w:t xml:space="preserve"> </w:t>
+      </w:r>
+      <w:proofErr w:type="spellStart"/>
+      <w:r>
+        <w:t>Boosting</w:t>
+      </w:r>
+      <w:proofErr w:type="spellEnd"/>
+      <w:r>
+        <w:t xml:space="preserve"> centrado en la escalabilidad y velocidad. Forma árboles de decisión secuencialmente para minimizar el error en la predicción de manera eficiente. Es muy común debido a su rendimiento al trabajar con conjuntos de datos extensos, haciéndolo especialmente adecuado para los problemas de pronóstico energético que involucran muchos y diferentes datos. Comparándolo con el XGBoost y otros modelos más complejos, puede conseguir una precisión aceptable con un coste computacional significativamente reducido y tiempos de entrenamiento más rápidos.</w:t>
+      </w:r>
+    </w:p>
+    <w:p>
+      <w:pPr>
+        <w:jc w:val="both"/>
+      </w:pPr>
+    </w:p>
+    <w:p>
+      <w:pPr>
+        <w:jc w:val="both"/>
+      </w:pPr>
+    </w:p>
+    <w:p>
+      <w:pPr>
+        <w:jc w:val="both"/>
+      </w:pPr>
+    </w:p>
+    <w:p>
+      <w:pPr>
+        <w:jc w:val="both"/>
+      </w:pPr>
+    </w:p>
+    <w:p>
+      <w:pPr>
+        <w:jc w:val="both"/>
+      </w:pPr>
+      <w:r>
+        <w:lastRenderedPageBreak/>
+        <w:t xml:space="preserve">En resumen, el estado del arte define una gran variedad de modelos efectivos para predicción energética. La elección del definitivo dependerá de las características del problema y de la cantidad y variedad de datos disponibles. Mientras que una arquitectura más compleja puede obtener resultados más precisos cuando se dispone de una cantidad de datos extensa y detallada, un método más simple con un tiempo de entrenamiento más reducido puede mejorar al complejo </w:t>
+      </w:r>
+      <w:r>
+        <w:t>bajo restricciones en la cantidad de datos disponibles, ofreciendo un mejor balance entre precisión, eficiencia computacional y robustez.</w:t>
+      </w:r>
+    </w:p>
+    <w:p>
+      <w:pPr>
+        <w:jc w:val="both"/>
+      </w:pPr>
+    </w:p>
+    <w:p>
+      <w:pPr>
+        <w:jc w:val="both"/>
+      </w:pPr>
+    </w:p>
+    <w:p>
+      <w:pPr>
+        <w:jc w:val="both"/>
+      </w:pPr>
+    </w:p>
+    <w:p>
+      <w:pPr>
+        <w:pStyle w:val="Ttulo2"/>
+      </w:pPr>
+      <w:bookmarkStart w:id="11" w:name="_Toc215044927"/>
+      <w:r>
+        <w:t xml:space="preserve">2.2 </w:t>
+      </w:r>
+      <w:r>
+        <w:t>DATASET Y HERRAMIENTAS</w:t>
+      </w:r>
+      <w:bookmarkEnd w:id="11"/>
     </w:p>
     <w:p/>
     <w:p>
       <w:pPr>
-        <w:pStyle w:val="Ttulo2"/>
-      </w:pPr>
-      <w:bookmarkStart w:id="10" w:name="_Toc213746972"/>
-      <w:r>
-        <w:t xml:space="preserve">2.1 </w:t>
-      </w:r>
-      <w:r>
-        <w:t xml:space="preserve">POTENCIALES </w:t>
-      </w:r>
-      <w:r>
-        <w:t>MODELOS</w:t>
-      </w:r>
-      <w:bookmarkEnd w:id="10"/>
+        <w:pStyle w:val="Ttulo3"/>
+      </w:pPr>
+      <w:bookmarkStart w:id="12" w:name="_Toc215044928"/>
+      <w:r>
+        <w:t>2.2.1 PREPARACIÓN DEL DATASET</w:t>
+      </w:r>
+      <w:bookmarkEnd w:id="12"/>
     </w:p>
     <w:p/>
     <w:p>
@@ -10648,251 +11300,310 @@
         <w:jc w:val="both"/>
       </w:pPr>
       <w:r>
-        <w:t>A la hora de elegir el modelo a implementar, hay que estudiar el caso para sopesar las ventajas y desventajas de cada uno, y elegir el que más se adecúe a la situación</w:t>
+        <w:t>El primer paso a la hora de implementar un modelo de predicción es tener claro y preparado el conjunto de datos que vamos a utilizar para su entrenamiento. Este debe ser el más cercano posible a la realidad que vamos a querer predecir.</w:t>
+      </w:r>
+      <w:r>
+        <w:t xml:space="preserve"> E</w:t>
+      </w:r>
+      <w:r>
+        <w:t xml:space="preserve">l objetivo de este proyecto es la predicción del rendimiento de </w:t>
+      </w:r>
+      <w:r>
+        <w:t>dos</w:t>
+      </w:r>
+      <w:r>
+        <w:t xml:space="preserve"> planta</w:t>
+      </w:r>
+      <w:r>
+        <w:t>s</w:t>
+      </w:r>
+      <w:r>
+        <w:t xml:space="preserve"> fotovoltaica</w:t>
+      </w:r>
+      <w:r>
+        <w:t>s</w:t>
+      </w:r>
+      <w:r>
+        <w:t xml:space="preserve"> </w:t>
+      </w:r>
+      <w:r>
+        <w:t xml:space="preserve">en </w:t>
+      </w:r>
+      <w:r>
+        <w:t>concret</w:t>
+      </w:r>
+      <w:r>
+        <w:t>o: la primera, una planta instalada en el tejado de CTC en Santander, Cantabria, y la segunda, una planta flotante perteneciente a CTC en Lorca, Murcia. P</w:t>
+      </w:r>
+      <w:r>
+        <w:t xml:space="preserve">ara el entrenamiento del modelo usaremos datos provenientes de </w:t>
+      </w:r>
+      <w:r>
+        <w:t xml:space="preserve">cada una de </w:t>
+      </w:r>
+      <w:r>
+        <w:t>ella</w:t>
+      </w:r>
+      <w:r>
+        <w:t>s</w:t>
+      </w:r>
+      <w:r>
+        <w:t>.</w:t>
+      </w:r>
+      <w:r>
+        <w:t xml:space="preserve"> </w:t>
+      </w:r>
+    </w:p>
+    <w:p>
+      <w:pPr>
+        <w:jc w:val="both"/>
+      </w:pPr>
+    </w:p>
+    <w:p>
+      <w:pPr>
+        <w:jc w:val="both"/>
+      </w:pPr>
+      <w:r>
+        <w:t>En el caso del dataset de Lorca, contamos desde el principio con una gran cantidad de datos meteorológicos y de producción, pero con el inconveniente de que no eran síncronos, es decir, los datos meteorológicos se median cada cinco minutos, mientras que los de producción eran variables, ya que se media en función de la velocidad del viento. Cuanto mayor era la velocidad del viento, con más frecuencia se medía. Para solucionar este problema, como el dataset simplemente copiaba el mismo valor de producción para todos los rangos de cinco minutos dentro del rango de medición de la producción, hubo que quedarse con la primera fila del cada valor de forma local, y eliminar las restantes para que no adulterasen la información. De esta forma, reducimos notablemente la cantidad de datos, pero eliminamos las grandes imprecisiones que se habrían producido en caso contrario.</w:t>
+      </w:r>
+    </w:p>
+    <w:p>
+      <w:pPr>
+        <w:jc w:val="both"/>
+      </w:pPr>
+    </w:p>
+    <w:p>
+      <w:pPr>
+        <w:jc w:val="both"/>
+      </w:pPr>
+      <w:r>
+        <w:t xml:space="preserve">En cuanto al dataset de Santander, encontramos un problema mayor, (producción para por la noche, desincronizados de </w:t>
+      </w:r>
+      <w:proofErr w:type="spellStart"/>
+      <w:r>
+        <w:t>meteorologico</w:t>
+      </w:r>
+      <w:proofErr w:type="spellEnd"/>
+      <w:r>
+        <w:t>, downscaling,…)</w:t>
+      </w:r>
+    </w:p>
+    <w:p>
+      <w:pPr>
+        <w:jc w:val="both"/>
+      </w:pPr>
+    </w:p>
+    <w:p>
+      <w:pPr>
+        <w:jc w:val="both"/>
+      </w:pPr>
+    </w:p>
+    <w:p>
+      <w:pPr>
+        <w:jc w:val="both"/>
+      </w:pPr>
+      <w:r>
+        <w:t xml:space="preserve">Aunque el dataset cuenta con variables que, a priori, parecen más influyentes en el rendimiento fotovoltaico, como la irradiancia solar, trataremos de valorar la influencia de cada una de ellas para determinar </w:t>
+      </w:r>
+      <w:r>
+        <w:t>cuáles</w:t>
+      </w:r>
+      <w:r>
+        <w:t xml:space="preserve"> son las principales y cuales afectan en menor medida, pudiendo incluso obviarlas en los casos en los que su eliminación </w:t>
+      </w:r>
+      <w:r>
+        <w:t>incremente</w:t>
+      </w:r>
+      <w:r>
+        <w:t xml:space="preserve"> la precisión.</w:t>
+      </w:r>
+      <w:r>
+        <w:t xml:space="preserve"> Las variables utilizadas serán</w:t>
+      </w:r>
+      <w:r>
+        <w:t xml:space="preserve"> </w:t>
+      </w:r>
+      <w:r>
+        <w:t>la velocidad del viento, la irradiancia solar, la humedad, la lluvia y la presión</w:t>
+      </w:r>
+      <w:r>
+        <w:t>, además de la fecha dividida en cuatro variables: mes, día, hora y minuto.</w:t>
+      </w:r>
+    </w:p>
+    <w:p/>
+    <w:p>
+      <w:pPr>
+        <w:pStyle w:val="Ttulo3"/>
+      </w:pPr>
+      <w:bookmarkStart w:id="13" w:name="_Toc215044929"/>
+      <w:r>
+        <w:t>2.2.2 HERRAMIENTAS</w:t>
+      </w:r>
+      <w:bookmarkEnd w:id="13"/>
+    </w:p>
+    <w:p/>
+    <w:p>
+      <w:pPr>
+        <w:jc w:val="both"/>
+      </w:pPr>
+      <w:r>
+        <w:t>El modelo se desarrollará en Python, haciendo uso de diversas herramientas y librerías. Se</w:t>
+      </w:r>
+      <w:r>
+        <w:t xml:space="preserve"> hará uso de Anaconda, una plataforma de código abierto especializada en trabajos </w:t>
+      </w:r>
+      <w:r>
+        <w:lastRenderedPageBreak/>
+        <w:t>relativos a la ciencia de datos y la inteligencia artificial en Python</w:t>
       </w:r>
       <w:r>
         <w:fldChar w:fldCharType="begin"/>
       </w:r>
       <w:r>
-        <w:instrText xml:space="preserve"> ADDIN ZOTERO_ITEM CSL_CITATION {"citationID":"ZdtGQvZt","properties":{"formattedCitation":"[15]","plainCitation":"[15]","noteIndex":0},"citationItems":[{"id":46,"uris":["http://zotero.org/users/local/PHqdJ13A/items/PQXTPBHZ"],"itemData":{"id":46,"type":"post-weblog","abstract":"Machine Learning has become the backbone of modern AI, powering everything from recommendation engines to autonomous vehicles. However, not…","container-title":"Medium","language":"en","title":"7.Classical Machine Learning vs Neural Approaches:","title-short":"7.Classical Machine Learning vs Neural Approaches","URL":"https://medium.com/@kiranvutukuri/7-classical-machine-learning-vs-neural-approaches-9316b3804af5","author":[{"family":"vutukuri","given":"Kiran"}],"accessed":{"date-parts":[["2025",11,6]]},"issued":{"date-parts":[["2025",10,7]]}}}],"schema":"https://github.com/citation-style-language/schema/raw/master/csl-citation.json"} </w:instrText>
+        <w:instrText xml:space="preserve"> ADDIN ZOTERO_ITEM CSL_CITATION {"citationID":"6zU6yAuJ","properties":{"formattedCitation":"[20]","plainCitation":"[20]","noteIndex":0},"citationItems":[{"id":53,"uris":["http://zotero.org/users/local/PHqdJ13A/items/WFM9MJAQ"],"itemData":{"id":53,"type":"webpage","title":"Anaconda.org","URL":"https://anaconda.org/channels/anaconda/packages/python/overview","accessed":{"date-parts":[["2025",11,26]]}}}],"schema":"https://github.com/citation-style-language/schema/raw/master/csl-citation.json"} </w:instrText>
       </w:r>
       <w:r>
         <w:fldChar w:fldCharType="separate"/>
       </w:r>
       <w:r>
-        <w:t>[15]</w:t>
+        <w:t>[20]</w:t>
       </w:r>
       <w:r>
         <w:fldChar w:fldCharType="end"/>
       </w:r>
       <w:r>
+        <w:t>. Su uso facilita enormemente el desarrollo al contar con cientos de librerías y recursos previamente instalados que agilizan todo el proceso. A su vez</w:t>
+      </w:r>
+      <w:r>
+        <w:t>,</w:t>
+      </w:r>
+      <w:r>
+        <w:t xml:space="preserve"> se utilizará </w:t>
+      </w:r>
+      <w:proofErr w:type="spellStart"/>
+      <w:r>
+        <w:t>Jupyter</w:t>
+      </w:r>
+      <w:proofErr w:type="spellEnd"/>
+      <w:r>
+        <w:t xml:space="preserve"> Notebook, un editor de código para hacer el proceso más visual, organizado e intuitivo</w:t>
+      </w:r>
+      <w:r>
+        <w:fldChar w:fldCharType="begin"/>
+      </w:r>
+      <w:r>
+        <w:instrText xml:space="preserve"> ADDIN ZOTERO_ITEM CSL_CITATION {"citationID":"89XlDRDP","properties":{"formattedCitation":"[21]","plainCitation":"[21]","noteIndex":0},"citationItems":[{"id":55,"uris":["http://zotero.org/users/local/PHqdJ13A/items/3WNLQG8R"],"itemData":{"id":55,"type":"webpage","abstract":"The Jupyter Notebook is a web-based interactive computing platform. The notebook combines live code, equations, narrative text, visualizations, interactive dashboards and other media.","language":"en","title":"Project Jupyter","URL":"https://jupyter.org","accessed":{"date-parts":[["2025",11,26]]}}}],"schema":"https://github.com/citation-style-language/schema/raw/master/csl-citation.json"} </w:instrText>
+      </w:r>
+      <w:r>
+        <w:fldChar w:fldCharType="separate"/>
+      </w:r>
+      <w:r>
+        <w:t>[21]</w:t>
+      </w:r>
+      <w:r>
+        <w:fldChar w:fldCharType="end"/>
+      </w:r>
+      <w:r>
         <w:t>.</w:t>
       </w:r>
       <w:r>
-        <w:t xml:space="preserve"> En ocasiones, puede resultar favorable la combinación de varios de ellos, aprovechando sus puntos fuertes y sustituyendo sus debilidades por otros modelos mejores en esa tarea en específico.</w:t>
-      </w:r>
+        <w:t xml:space="preserve"> En cuanto a las librerías, </w:t>
+      </w:r>
+      <w:proofErr w:type="spellStart"/>
+      <w:r>
+        <w:t>sklearn</w:t>
+      </w:r>
+      <w:proofErr w:type="spellEnd"/>
+      <w:r>
+        <w:t xml:space="preserve"> es una librería de aprendizaje automático de código abierto, que incluye funciones para implementar y/o entrenar modelos como </w:t>
+      </w:r>
+      <w:proofErr w:type="spellStart"/>
+      <w:r>
+        <w:t>gradient</w:t>
+      </w:r>
+      <w:proofErr w:type="spellEnd"/>
       <w:r>
         <w:t xml:space="preserve"> </w:t>
       </w:r>
-      <w:r>
-        <w:t xml:space="preserve">Es clave comprender que un modelo más complejo no significa que vaya a ser mejor que uno más sencillo por el simple hecho de ser más complejo, </w:t>
-      </w:r>
-      <w:r>
-        <w:t xml:space="preserve">ya que puede resultar contraproducente al no mejorar la precisión y si aumentar notoriamente la complejidad y/o el tiempo de entrenamiento. </w:t>
-      </w:r>
-      <w:r>
-        <w:t xml:space="preserve">Los más importantes en este caso podrían ser los modelos multivariables, como el LSTM o GRU, las redes convolucionales (TCN), modelos transformadores (TFT) o Gradient Boosting. </w:t>
-      </w:r>
-    </w:p>
-    <w:p>
-      <w:pPr>
-        <w:jc w:val="both"/>
-      </w:pPr>
-    </w:p>
-    <w:p>
-      <w:pPr>
-        <w:jc w:val="both"/>
-      </w:pPr>
-      <w:r>
-        <w:t>Los modelos multivariables han demostrado ser fiables para la predicción de consumo en el corto plazo, ya que capturan dependencias temporales y patrones no lineales. Permiten la integración de numerosas variables exógenas, como el calendario o el clima, y generan predicciones con elevada precisión</w:t>
-      </w:r>
-      <w:r>
-        <w:t>. Un concepto de vital importancia es el de variable de confusión</w:t>
-      </w:r>
-      <w:r>
-        <w:fldChar w:fldCharType="begin"/>
-      </w:r>
-      <w:r>
-        <w:instrText xml:space="preserve"> ADDIN ZOTERO_ITEM CSL_CITATION {"citationID":"1DvzTVM0","properties":{"formattedCitation":"[16]","plainCitation":"[16]","noteIndex":0},"citationItems":[{"id":50,"uris":["http://zotero.org/users/local/PHqdJ13A/items/J5DFL7AR"],"itemData":{"id":50,"type":"post-weblog","abstract":"Se conoce como análisis de regresión multivariante al método estadístico que permite establecer una relación matemática entre un conjunto de variables X1, X2 .. Xk (covariantes o factores) y una variable dependiente Y. Se utiliza fundamentalmente en estudios en los que no se puede controlar por diseño los valores de las variables independientes, como suele…","container-title":"SEHLELHA","language":"es","title":"Construcción de modelos de regresión multivariantes","URL":"https://seh-lelha.org/construccion-modelos-regresion-multivariantes/","author":[{"family":"JesusGarciaFernandez","given":""}],"accessed":{"date-parts":[["2025",11,11]]},"issued":{"date-parts":[["2002",4,13]]}}}],"schema":"https://github.com/citation-style-language/schema/raw/master/csl-citation.json"} </w:instrText>
-      </w:r>
-      <w:r>
-        <w:fldChar w:fldCharType="separate"/>
-      </w:r>
-      <w:r>
-        <w:t>[16]</w:t>
-      </w:r>
-      <w:r>
-        <w:fldChar w:fldCharType="end"/>
-      </w:r>
-      <w:r>
-        <w:t>, el cual se da cuando la relación entre dos variables se ve notablemente afectada al introducir en la ecuación una tercera. Otro concepto resaltable es la interacción, es decir, la relación entre dos variables cuando el valor de una tercera afecta a dicha relación.</w:t>
-      </w:r>
+      <w:proofErr w:type="spellStart"/>
+      <w:r>
+        <w:t>boosting</w:t>
+      </w:r>
+      <w:proofErr w:type="spellEnd"/>
+      <w:r>
+        <w:t xml:space="preserve">, </w:t>
+      </w:r>
+      <w:proofErr w:type="gramStart"/>
+      <w:r>
+        <w:t xml:space="preserve">SVM,   </w:t>
+      </w:r>
+      <w:proofErr w:type="gramEnd"/>
+      <w:r>
+        <w:t xml:space="preserve">                       </w:t>
+      </w:r>
+      <w:r>
+        <w:t>k-</w:t>
+      </w:r>
+      <w:proofErr w:type="spellStart"/>
+      <w:r>
+        <w:t>means</w:t>
+      </w:r>
+      <w:proofErr w:type="spellEnd"/>
+      <w:r>
+        <w:t xml:space="preserve">, entre otros. </w:t>
+      </w:r>
+      <w:r>
+        <w:t>También incluye funciones para visualizar las métricas del modelo, como la media de error, el R</w:t>
+      </w:r>
+      <w:r>
+        <w:rPr>
+          <w:vertAlign w:val="superscript"/>
+        </w:rPr>
+        <w:t>2</w:t>
+      </w:r>
+      <w:r>
+        <w:t xml:space="preserve">, … Que serán cruciales para medir la precisión del modelo. A su vez, utilizaremos la librería </w:t>
+      </w:r>
+      <w:proofErr w:type="spellStart"/>
+      <w:r>
+        <w:t>xgboost</w:t>
+      </w:r>
+      <w:proofErr w:type="spellEnd"/>
+      <w:r>
+        <w:t xml:space="preserve"> para hacer uso del </w:t>
+      </w:r>
+      <w:proofErr w:type="spellStart"/>
+      <w:r>
+        <w:t>XGBRegressor</w:t>
+      </w:r>
+      <w:proofErr w:type="spellEnd"/>
+      <w:r>
+        <w:t xml:space="preserve"> que proporciona, el cual incluye lo necesario para crear y entrenar un extreme </w:t>
+      </w:r>
+      <w:proofErr w:type="spellStart"/>
+      <w:r>
+        <w:t>gradient</w:t>
+      </w:r>
+      <w:proofErr w:type="spellEnd"/>
       <w:r>
         <w:t xml:space="preserve"> </w:t>
       </w:r>
-      <w:r>
-        <w:t>A la hora de construir un modelo multivariante se plantea el problema de que variables incluir en la ecuación, de forma que elaboremos el mejor modelo posible. Este proceso es imposible de especificar, ya que depende de si estamos ante un modelo predictivo o explicativo</w:t>
-      </w:r>
-      <w:r>
-        <w:t>, del contexto y de las características del proceso. Los valores extraños son los datos con un valor anómalo, en ocasiones debido a un error al medir o introducir los datos, pero a veces son valores correctamente observados. En este tipo de modelos su presencia altera significativamente los resultados finales.</w:t>
-      </w:r>
-    </w:p>
-    <w:p>
-      <w:pPr>
-        <w:jc w:val="both"/>
-      </w:pPr>
-    </w:p>
-    <w:p>
-      <w:pPr>
-        <w:jc w:val="both"/>
-      </w:pPr>
-      <w:r>
-        <w:t>Las redes convolucionales son un tipo de red neuronal utilizada para el proceso de datos con una topología similar a una cuadrícula</w:t>
-      </w:r>
-      <w:r>
-        <w:fldChar w:fldCharType="begin"/>
-      </w:r>
-      <w:r>
-        <w:instrText xml:space="preserve"> ADDIN ZOTERO_ITEM CSL_CITATION {"citationID":"FMlgxNqB","properties":{"formattedCitation":"[17]","plainCitation":"[17]","noteIndex":0},"citationItems":[{"id":52,"uris":["http://zotero.org/users/local/PHqdJ13A/items/5WPLGLM9"],"itemData":{"id":52,"type":"chapter","container-title":"Computer Vision – ECCV 2016","event-place":"Cham","ISBN":"978-3-319-46492-3","language":"en","note":"collection-title: Lecture Notes in Computer Science\nDOI: 10.1007/978-3-319-46493-0_38","page":"630-645","publisher":"Springer International Publishing","publisher-place":"Cham","source":"DOI.org (Crossref)","title":"Identity Mappings in Deep Residual Networks","URL":"http://link.springer.com/10.1007/978-3-319-46493-0_38","volume":"9908","editor":[{"family":"Leibe","given":"Bastian"},{"family":"Matas","given":"Jiri"},{"family":"Sebe","given":"Nicu"},{"family":"Welling","given":"Max"}],"author":[{"family":"He","given":"Kaiming"},{"family":"Zhang","given":"Xiangyu"},{"family":"Ren","given":"Shaoqing"},{"family":"Sun","given":"Jian"}],"accessed":{"date-parts":[["2025",11,11]]},"issued":{"date-parts":[["2016"]]}}}],"schema":"https://github.com/citation-style-language/schema/raw/master/csl-citation.json"} </w:instrText>
-      </w:r>
-      <w:r>
-        <w:fldChar w:fldCharType="separate"/>
-      </w:r>
-      <w:r>
-        <w:t>[17]</w:t>
-      </w:r>
-      <w:r>
-        <w:fldChar w:fldCharType="end"/>
-      </w:r>
-      <w:r>
-        <w:t xml:space="preserve">. </w:t>
-      </w:r>
-      <w:r>
-        <w:t xml:space="preserve">Las redes convolucionales pueden extraer patrones locales y recopilar dependencias a largo plazo mediante convoluciones cuando se dispone de una extensa cantidad de datos. En este contexto, las TCNs han mostrado mejoras notorias respecto a los modelos multivariables tanto en precisión como en complejidad temporal. </w:t>
-      </w:r>
-      <w:r>
-        <w:t xml:space="preserve">Las redes convolucionales modelan piezas de información secuencialmente, extrayendo información sobre los patrones. Están formadas por 5 capas, siendo estas: </w:t>
-      </w:r>
-      <w:r>
-        <w:t>INPUT</w:t>
-      </w:r>
-      <w:r>
-        <w:t>, capa de entrada que contiene los valores raw. CONV, que calcula la salida de las neuronas que están conectadas a la entrada, calculando un producto entre sus pesos y la región a la que están conectadas. RELU, que aplica una función de activación por elementos. POOL, que realiza una operación de downsampling</w:t>
-      </w:r>
-      <w:r>
-        <w:t xml:space="preserve"> (proceso de reducción de datos disminuyendo la resolución o frecuencia de muestreo del conjunto) a lo largo de las dimensiones espaciales</w:t>
-      </w:r>
-      <w:r>
-        <w:t>. Por último, la capa FC, que calcula los puntajes de clase, y cuyas neuronas estarán conectadas a todos los números en el volumen anterior.</w:t>
-      </w:r>
-    </w:p>
-    <w:p>
-      <w:pPr>
-        <w:jc w:val="both"/>
-      </w:pPr>
-    </w:p>
-    <w:p>
-      <w:pPr>
-        <w:jc w:val="both"/>
-      </w:pPr>
-      <w:r>
-        <w:t>Los modelos transformadores son un modelo de estado del arte que incorpora mecanismos de atención temporal y covariables. Estos modelos han mostrado una alta precisión en predicciones de entre 24 y 48 horas, resaltando a su vez los factores que más han influenciado esta predicción.</w:t>
-      </w:r>
-      <w:r>
-        <w:t xml:space="preserve"> Aunque estos modelos son relativamente nuevos en este campo, los resultados iniciales resultan prometedores. Un estudio de 2022 demuestra que </w:t>
-      </w:r>
-      <w:r>
-        <w:lastRenderedPageBreak/>
-        <w:t>los TFT no solo lograron un porcentaje de error inferior a los modelos multivariables al predecir la producción de una planta solar, sino que mostraron la importancia de las variables meteorológicas como la irradiancia y los cambios de temperatura en la predicción productiva</w:t>
-      </w:r>
-      <w:r>
-        <w:fldChar w:fldCharType="begin"/>
-      </w:r>
-      <w:r>
-        <w:instrText xml:space="preserve"> ADDIN ZOTERO_ITEM CSL_CITATION {"citationID":"SzWP61ra","properties":{"formattedCitation":"[18]","plainCitation":"[18]","noteIndex":0},"citationItems":[{"id":42,"uris":["http://zotero.org/users/local/PHqdJ13A/items/A2ENDPN5"],"itemData":{"id":42,"type":"article-journal","abstract":"The energy generated by a solar photovoltaic (PV) system depends on uncontrollable factors, including weather conditions and solar irradiation, which leads to uncertainty in the power output. Forecast PV power generation is vital to improve grid stability and balance the energy supply and demand. This study aims to predict hourly day-ahead PV power generation by applying Temporal Fusion Transformer (TFT), a new attention-based architecture that incorporates an interpretable explanation of temporal dynamics and high-performance forecasting over multiple horizons. The proposed forecasting model has been trained and tested using data from six different facilities located in Germany and Australia. The results have been compared with other algorithms like Auto Regressive Integrated Moving Average (ARIMA), Long Short-Term Memory (LSTM), Multi-Layer Perceptron (MLP), and Extreme Gradient Boosting (XGBoost), using statistical error indicators. The use of TFT has been shown to be more accurate than the rest of the algorithms to forecast PV generation in the aforementioned facilities.","container-title":"Energies","DOI":"10.3390/en15145232","ISSN":"1996-1073","issue":"14","journalAbbreviation":"Energies","language":"en","page":"5232","source":"DOI.org (Crossref)","title":"Application of Temporal Fusion Transformer for Day-Ahead PV Power Forecasting","volume":"15","author":[{"family":"López Santos","given":"Miguel"},{"family":"García-Santiago","given":"Xela"},{"family":"Echevarría Camarero","given":"Fernando"},{"family":"Blázquez Gil","given":"Gonzalo"},{"family":"Carrasco Ortega","given":"Pablo"}],"issued":{"date-parts":[["2022",7,19]]}}}],"schema":"https://github.com/citation-style-language/schema/raw/master/csl-citation.json"} </w:instrText>
-      </w:r>
-      <w:r>
-        <w:fldChar w:fldCharType="separate"/>
-      </w:r>
-      <w:r>
-        <w:t>[18]</w:t>
-      </w:r>
-      <w:r>
-        <w:fldChar w:fldCharType="end"/>
-      </w:r>
-      <w:r>
-        <w:t>.</w:t>
-      </w:r>
-    </w:p>
-    <w:p>
-      <w:pPr>
-        <w:jc w:val="both"/>
-      </w:pPr>
-    </w:p>
-    <w:p>
-      <w:pPr>
-        <w:jc w:val="both"/>
-      </w:pPr>
-      <w:r>
-        <w:t>Entre los modelos de Gradient Boosting, el XGBoost (eXtreme Gradient Boosting) ha ganado relevancia por su capacidad de manejar entradas multivariables y recoger interacciones complejas integrando ventanas temporales entre arquitecturas hibridas. Estudios han revelado que puede superar o complementar enfoques neuronales en precisión y velocidad de entrenamiento</w:t>
-      </w:r>
-      <w:r>
-        <w:fldChar w:fldCharType="begin"/>
-      </w:r>
-      <w:r>
-        <w:instrText xml:space="preserve"> ADDIN ZOTERO_ITEM CSL_CITATION {"citationID":"1vStKFRs","properties":{"formattedCitation":"[19]","plainCitation":"[19]","noteIndex":0},"citationItems":[{"id":44,"uris":["http://zotero.org/users/local/PHqdJ13A/items/Z4RFVHG3"],"itemData":{"id":44,"type":"paper-conference","abstract":"Multi-step forecasts can be produced recursively by iterating a one-step model, or directly using a specific model for each horizon. Choosing between these two strategies is not an easy task since it involves a trade-off between bias and estimation variance over the forecast horizon. Using a nonlinear machine learning model makes the tradeoff even more difficult. To address this issue, we propose a new forecasting strategy which boosts traditional recursive linear forecasts with a direct strategy using a boosting autoregression procedure at each horizon. First, we investigate the performance of the proposed strategy in terms of bias and variance decomposition of the error using simulated time series. Then, we evaluate the proposed strategy on real-world time series from two forecasting competitions. Overall, we obtain excellent performance with respect to the standard forecasting strategies.","container-title":"Proceedings of the 31st International Conference on Machine Learning","event-title":"International Conference on Machine Learning","language":"en","note":"ISSN: 1938-7228","page":"109-117","publisher":"PMLR","source":"proceedings.mlr.press","title":"Boosting multi-step autoregressive forecasts","URL":"https://proceedings.mlr.press/v32/taieb14.html","author":[{"family":"Taieb","given":"Souhaib Ben"},{"family":"Hyndman","given":"Rob"}],"accessed":{"date-parts":[["2025",11,6]]},"issued":{"date-parts":[["2014",1,27]]}}}],"schema":"https://github.com/citation-style-language/schema/raw/master/csl-citation.json"} </w:instrText>
-      </w:r>
-      <w:r>
-        <w:fldChar w:fldCharType="separate"/>
-      </w:r>
-      <w:r>
-        <w:t>[19]</w:t>
-      </w:r>
-      <w:r>
-        <w:fldChar w:fldCharType="end"/>
-      </w:r>
-      <w:r>
-        <w:t>.</w:t>
-      </w:r>
-      <w:r>
-        <w:t xml:space="preserve"> </w:t>
-      </w:r>
-      <w:r>
-        <w:t xml:space="preserve">Para ajustar el dataset de entrenamiento del XGBoost se realiza una predicción inicial, y se crea un árbol de decisión. Se calculan los residuales en función del valor predicho. A continuación, se calcula la similitud de los datos de una hoja, y se comparan las ganancias para determinar una entidad y un umbral para el nodo. La salida del árbol será el nuevo residual para el dataset, con el que se construye un nuevo árbol. Esto se repite hasta que los residuales ya no se reducen o hasta el número de veces especificado. Cada árbol generado aprende de los árboles anteriores, y no cuenta con el mismo peso. </w:t>
-      </w:r>
-      <w:r>
-        <w:t>De manera similar, LightGBM, int</w:t>
-      </w:r>
-      <w:r>
-        <w:t>r</w:t>
-      </w:r>
-      <w:r>
-        <w:t xml:space="preserve">oducido posteriormente, </w:t>
-      </w:r>
-      <w:r>
-        <w:t>implementa un Gradient Boosting centrado en la escalabilidad y velocidad. Forma árboles de decisión secuencialmente para minimizar el error en la predicción de manera eficiente. Es muy común debido a su rendimiento al trabajar con conjuntos de datos extensos, haciéndolo especialmente adecuado para los problemas de pronóstico energético que involucran muchos y diferentes datos. Comparándolo con el XGBoost y otros modelos más complejos, puede conseguir una precisión aceptable con un coste computacional significativamente reducido y tiempos de entrenamiento más rápidos.</w:t>
-      </w:r>
-    </w:p>
-    <w:p>
-      <w:pPr>
-        <w:jc w:val="both"/>
-      </w:pPr>
-    </w:p>
-    <w:p>
-      <w:pPr>
-        <w:jc w:val="both"/>
-      </w:pPr>
-      <w:r>
-        <w:t xml:space="preserve">En resumen, el estado del arte define una gran variedad de modelos efectivos para predicción energética. La elección del definitivo dependerá de las características del problema y de la cantidad y variedad de datos disponibles. Mientras que una arquitectura más compleja puede obtener resultados más precisos cuando se dispone de una cantidad de datos extensa y detallada, un método más simple con un tiempo de entrenamiento más reducido puede mejorar al complejo </w:t>
-      </w:r>
-      <w:r>
-        <w:t>bajo restricciones en la cantidad de datos disponibles, ofreciendo un mejor balance entre precisión, eficiencia computacional y robustez.</w:t>
-      </w:r>
-    </w:p>
-    <w:p>
-      <w:pPr>
-        <w:jc w:val="both"/>
-      </w:pPr>
-    </w:p>
-    <w:p>
-      <w:pPr>
-        <w:jc w:val="both"/>
-      </w:pPr>
-    </w:p>
-    <w:p>
-      <w:pPr>
-        <w:jc w:val="both"/>
-      </w:pPr>
+      <w:proofErr w:type="spellStart"/>
+      <w:r>
+        <w:t>boosting</w:t>
+      </w:r>
+      <w:proofErr w:type="spellEnd"/>
+      <w:r>
+        <w:t xml:space="preserve">, además de funciones interesantes, como </w:t>
+      </w:r>
+      <w:proofErr w:type="spellStart"/>
+      <w:r>
+        <w:t>feature_importances</w:t>
+      </w:r>
+      <w:proofErr w:type="spellEnd"/>
+      <w:r>
+        <w:t>_, que valora las variables en función de su influencia en el resultado de la predicción.</w:t>
+      </w:r>
     </w:p>
     <w:p/>
     <w:p/>
@@ -10908,6 +11619,41 @@
     <w:p/>
     <w:p/>
     <w:p/>
+    <w:p/>
+    <w:p/>
+    <w:p/>
+    <w:p/>
+    <w:p/>
+    <w:p/>
+    <w:p/>
+    <w:p/>
+    <w:p/>
+    <w:p/>
+    <w:p/>
+    <w:p/>
+    <w:p/>
+    <w:p/>
+    <w:p/>
+    <w:p/>
+    <w:p/>
+    <w:p/>
+    <w:p/>
+    <w:p/>
+    <w:p/>
+    <w:p/>
+    <w:p/>
+    <w:p/>
+    <w:p/>
+    <w:p/>
+    <w:p/>
+    <w:p/>
+    <w:p/>
+    <w:p/>
+    <w:p/>
+    <w:p/>
+    <w:p/>
+    <w:p/>
+    <w:p/>
     <w:p>
       <w:pPr>
         <w:pStyle w:val="Ttulo1"/>
@@ -10917,17 +11663,16 @@
           <w:lang w:val="en-US"/>
         </w:rPr>
       </w:pPr>
-      <w:bookmarkStart w:id="11" w:name="_Toc213746973"/>
+      <w:bookmarkStart w:id="14" w:name="_Toc215044930"/>
       <w:r>
         <w:rPr>
           <w:b/>
           <w:bCs/>
           <w:lang w:val="en-US"/>
         </w:rPr>
-        <w:lastRenderedPageBreak/>
         <w:t>REFERENCIAS</w:t>
       </w:r>
-      <w:bookmarkEnd w:id="11"/>
+      <w:bookmarkEnd w:id="14"/>
     </w:p>
     <w:p>
       <w:pPr>
@@ -11096,6 +11841,7 @@
         <w:pStyle w:val="Bibliografa"/>
       </w:pPr>
       <w:r>
+        <w:lastRenderedPageBreak/>
         <w:t>[11]</w:t>
       </w:r>
       <w:r>
@@ -11124,11 +11870,7 @@
       </w:r>
       <w:r>
         <w:tab/>
-        <w:t xml:space="preserve">E. estudio «Impacto socioeconómico de las inversiones en energía solar fotovoltaica»,  realizado por equipos de investigación de la U. C. I. de M. y la U. Complutense, R. Q. L. I. D. P. S. C. a D. E. E. Local, A. Población, y  estimular el tejido empresarial y aumentar los ingresos municipales P. S. Molina, «Un estudio </w:t>
-      </w:r>
-      <w:r>
-        <w:lastRenderedPageBreak/>
-        <w:t>cuantifica los beneficios económicos y sociales de la fotovoltaica en el medio rural español», pv magazine España. Accedido: 3 de noviembre de 2025. [En línea]. Disponible en: https://www.pv-magazine.es/2025/05/28/un-estudio-cuantifica-los-beneficios-economicos-y-sociales-de-la-fotovoltaica-en-el-medio-rural-espanol/</w:t>
+        <w:t>E. estudio «Impacto socioeconómico de las inversiones en energía solar fotovoltaica»,  realizado por equipos de investigación de la U. C. I. de M. y la U. Complutense, R. Q. L. I. D. P. S. C. a D. E. E. Local, A. Población, y  estimular el tejido empresarial y aumentar los ingresos municipales P. S. Molina, «Un estudio cuantifica los beneficios económicos y sociales de la fotovoltaica en el medio rural español», pv magazine España. Accedido: 3 de noviembre de 2025. [En línea]. Disponible en: https://www.pv-magazine.es/2025/05/28/un-estudio-cuantifica-los-beneficios-economicos-y-sociales-de-la-fotovoltaica-en-el-medio-rural-espanol/</w:t>
       </w:r>
     </w:p>
     <w:p>
@@ -11284,6 +12026,30 @@
       </w:r>
       <w:r>
         <w:t>Accedido: 6 de noviembre de 2025. [En línea]. Disponible en: https://proceedings.mlr.press/v32/taieb14.html</w:t>
+      </w:r>
+    </w:p>
+    <w:p>
+      <w:pPr>
+        <w:pStyle w:val="Bibliografa"/>
+      </w:pPr>
+      <w:r>
+        <w:t>[20]</w:t>
+      </w:r>
+      <w:r>
+        <w:tab/>
+        <w:t>«Anaconda.org». Accedido: 26 de noviembre de 2025. [En línea]. Disponible en: https://anaconda.org/channels/anaconda/packages/python/overview</w:t>
+      </w:r>
+    </w:p>
+    <w:p>
+      <w:pPr>
+        <w:pStyle w:val="Bibliografa"/>
+      </w:pPr>
+      <w:r>
+        <w:t>[21]</w:t>
+      </w:r>
+      <w:r>
+        <w:tab/>
+        <w:t>«Project Jupyter». Accedido: 26 de noviembre de 2025. [En línea]. Disponible en: https://jupyter.org</w:t>
       </w:r>
     </w:p>
     <w:p>
@@ -13963,6 +14729,26 @@
       <w:szCs w:val="26"/>
     </w:rPr>
   </w:style>
+  <w:style w:type="paragraph" w:styleId="Ttulo3">
+    <w:name w:val="heading 3"/>
+    <w:basedOn w:val="Normal"/>
+    <w:next w:val="Normal"/>
+    <w:link w:val="Ttulo3Car"/>
+    <w:uiPriority w:val="9"/>
+    <w:unhideWhenUsed/>
+    <w:qFormat/>
+    <w:rsid w:val="00F32C46"/>
+    <w:pPr>
+      <w:keepNext/>
+      <w:keepLines/>
+      <w:spacing w:before="40"/>
+      <w:outlineLvl w:val="2"/>
+    </w:pPr>
+    <w:rPr>
+      <w:rFonts w:asciiTheme="majorHAnsi" w:eastAsiaTheme="majorEastAsia" w:hAnsiTheme="majorHAnsi" w:cstheme="majorBidi"/>
+      <w:color w:val="0A2F40" w:themeColor="accent1" w:themeShade="7F"/>
+    </w:rPr>
+  </w:style>
   <w:style w:type="character" w:default="1" w:styleId="Fuentedeprrafopredeter">
     <w:name w:val="Default Paragraph Font"/>
     <w:uiPriority w:val="1"/>
@@ -14361,6 +15147,19 @@
       <w:color w:val="666666"/>
     </w:rPr>
   </w:style>
+  <w:style w:type="character" w:customStyle="1" w:styleId="Ttulo3Car">
+    <w:name w:val="Título 3 Car"/>
+    <w:basedOn w:val="Fuentedeprrafopredeter"/>
+    <w:link w:val="Ttulo3"/>
+    <w:uiPriority w:val="9"/>
+    <w:rsid w:val="00F32C46"/>
+    <w:rPr>
+      <w:rFonts w:asciiTheme="majorHAnsi" w:eastAsiaTheme="majorEastAsia" w:hAnsiTheme="majorHAnsi" w:cstheme="majorBidi"/>
+      <w:color w:val="0A2F40" w:themeColor="accent1" w:themeShade="7F"/>
+      <w:sz w:val="24"/>
+      <w:szCs w:val="24"/>
+    </w:rPr>
+  </w:style>
 </w:styles>
 </file>
 
@@ -14680,27 +15479,6 @@
 </file>
 
 <file path=customXml/item1.xml><?xml version="1.0" encoding="utf-8"?>
-<b:Sources xmlns:b="http://schemas.openxmlformats.org/officeDocument/2006/bibliography" xmlns="http://schemas.openxmlformats.org/officeDocument/2006/bibliography" SelectedStyle="\APASixthEditionOfficeOnline.xsl" StyleName="APA" Version="6"/>
-</file>
-
-<file path=customXml/item2.xml><?xml version="1.0" encoding="utf-8"?>
-<?mso-contentType ?>
-<FormTemplates xmlns="http://schemas.microsoft.com/sharepoint/v3/contenttype/forms">
-  <Display>DocumentLibraryForm</Display>
-  <Edit>DocumentLibraryForm</Edit>
-  <New>DocumentLibraryForm</New>
-</FormTemplates>
-</file>
-
-<file path=customXml/item3.xml><?xml version="1.0" encoding="utf-8"?>
-<p:properties xmlns:p="http://schemas.microsoft.com/office/2006/metadata/properties" xmlns:xsi="http://www.w3.org/2001/XMLSchema-instance" xmlns:pc="http://schemas.microsoft.com/office/infopath/2007/PartnerControls">
-  <documentManagement>
-    <_activity xmlns="df476f18-8a16-4ae2-b503-872883f57cd8" xsi:nil="true"/>
-  </documentManagement>
-</p:properties>
-</file>
-
-<file path=customXml/item4.xml><?xml version="1.0" encoding="utf-8"?>
 <ct:contentTypeSchema xmlns:ct="http://schemas.microsoft.com/office/2006/metadata/contentType" xmlns:ma="http://schemas.microsoft.com/office/2006/metadata/properties/metaAttributes" ct:_="" ma:_="" ma:contentTypeName="Documento" ma:contentTypeID="0x0101008F24B132E736234F98252618693A1573" ma:contentTypeVersion="6" ma:contentTypeDescription="Crear nuevo documento." ma:contentTypeScope="" ma:versionID="8cc5b143e6f0d72a613cbb2d0b82cbf6">
   <xsd:schema xmlns:xsd="http://www.w3.org/2001/XMLSchema" xmlns:xs="http://www.w3.org/2001/XMLSchema" xmlns:p="http://schemas.microsoft.com/office/2006/metadata/properties" xmlns:ns3="df476f18-8a16-4ae2-b503-872883f57cd8" targetNamespace="http://schemas.microsoft.com/office/2006/metadata/properties" ma:root="true" ma:fieldsID="2bf2c7f9a6ddde4001482d99fa07609b" ns3:_="">
     <xsd:import namespace="df476f18-8a16-4ae2-b503-872883f57cd8"/>
@@ -14856,33 +15634,28 @@
 </ct:contentTypeSchema>
 </file>
 
-<file path=customXml/itemProps1.xml><?xml version="1.0" encoding="utf-8"?>
-<ds:datastoreItem xmlns:ds="http://schemas.openxmlformats.org/officeDocument/2006/customXml" ds:itemID="{6CB01E00-5A18-4D0E-A526-7FD52DBBF292}">
-  <ds:schemaRefs>
-    <ds:schemaRef ds:uri="http://schemas.openxmlformats.org/officeDocument/2006/bibliography"/>
-  </ds:schemaRefs>
-</ds:datastoreItem>
+<file path=customXml/item2.xml><?xml version="1.0" encoding="utf-8"?>
+<p:properties xmlns:p="http://schemas.microsoft.com/office/2006/metadata/properties" xmlns:xsi="http://www.w3.org/2001/XMLSchema-instance" xmlns:pc="http://schemas.microsoft.com/office/infopath/2007/PartnerControls">
+  <documentManagement>
+    <_activity xmlns="df476f18-8a16-4ae2-b503-872883f57cd8" xsi:nil="true"/>
+  </documentManagement>
+</p:properties>
 </file>
 
-<file path=customXml/itemProps2.xml><?xml version="1.0" encoding="utf-8"?>
-<ds:datastoreItem xmlns:ds="http://schemas.openxmlformats.org/officeDocument/2006/customXml" ds:itemID="{FD720F4B-8865-4419-A0A9-788F5CDEC2FC}">
-  <ds:schemaRefs>
-    <ds:schemaRef ds:uri="http://schemas.microsoft.com/sharepoint/v3/contenttype/forms"/>
-  </ds:schemaRefs>
-</ds:datastoreItem>
+<file path=customXml/item3.xml><?xml version="1.0" encoding="utf-8"?>
+<?mso-contentType ?>
+<FormTemplates xmlns="http://schemas.microsoft.com/sharepoint/v3/contenttype/forms">
+  <Display>DocumentLibraryForm</Display>
+  <Edit>DocumentLibraryForm</Edit>
+  <New>DocumentLibraryForm</New>
+</FormTemplates>
 </file>
 
-<file path=customXml/itemProps3.xml><?xml version="1.0" encoding="utf-8"?>
-<ds:datastoreItem xmlns:ds="http://schemas.openxmlformats.org/officeDocument/2006/customXml" ds:itemID="{7693FAA9-B3EE-48A0-8668-03C6F508F62D}">
-  <ds:schemaRefs>
-    <ds:schemaRef ds:uri="http://schemas.microsoft.com/office/2006/metadata/properties"/>
-    <ds:schemaRef ds:uri="http://schemas.microsoft.com/office/infopath/2007/PartnerControls"/>
-    <ds:schemaRef ds:uri="df476f18-8a16-4ae2-b503-872883f57cd8"/>
-  </ds:schemaRefs>
-</ds:datastoreItem>
+<file path=customXml/item4.xml><?xml version="1.0" encoding="utf-8"?>
+<b:Sources xmlns:b="http://schemas.openxmlformats.org/officeDocument/2006/bibliography" xmlns="http://schemas.openxmlformats.org/officeDocument/2006/bibliography" SelectedStyle="\APASixthEditionOfficeOnline.xsl" StyleName="APA" Version="6"/>
 </file>
 
-<file path=customXml/itemProps4.xml><?xml version="1.0" encoding="utf-8"?>
+<file path=customXml/itemProps1.xml><?xml version="1.0" encoding="utf-8"?>
 <ds:datastoreItem xmlns:ds="http://schemas.openxmlformats.org/officeDocument/2006/customXml" ds:itemID="{A5371FA4-FC0B-453F-9926-6D5EE3B23206}">
   <ds:schemaRefs>
     <ds:schemaRef ds:uri="http://schemas.microsoft.com/office/2006/metadata/contentType"/>
@@ -14898,4 +15671,30 @@
     <ds:schemaRef ds:uri="http://schemas.microsoft.com/internal/obd"/>
   </ds:schemaRefs>
 </ds:datastoreItem>
+</file>
+
+<file path=customXml/itemProps2.xml><?xml version="1.0" encoding="utf-8"?>
+<ds:datastoreItem xmlns:ds="http://schemas.openxmlformats.org/officeDocument/2006/customXml" ds:itemID="{7693FAA9-B3EE-48A0-8668-03C6F508F62D}">
+  <ds:schemaRefs>
+    <ds:schemaRef ds:uri="http://schemas.microsoft.com/office/2006/metadata/properties"/>
+    <ds:schemaRef ds:uri="http://schemas.microsoft.com/office/infopath/2007/PartnerControls"/>
+    <ds:schemaRef ds:uri="df476f18-8a16-4ae2-b503-872883f57cd8"/>
+  </ds:schemaRefs>
+</ds:datastoreItem>
+</file>
+
+<file path=customXml/itemProps3.xml><?xml version="1.0" encoding="utf-8"?>
+<ds:datastoreItem xmlns:ds="http://schemas.openxmlformats.org/officeDocument/2006/customXml" ds:itemID="{FD720F4B-8865-4419-A0A9-788F5CDEC2FC}">
+  <ds:schemaRefs>
+    <ds:schemaRef ds:uri="http://schemas.microsoft.com/sharepoint/v3/contenttype/forms"/>
+  </ds:schemaRefs>
+</ds:datastoreItem>
+</file>
+
+<file path=customXml/itemProps4.xml><?xml version="1.0" encoding="utf-8"?>
+<ds:datastoreItem xmlns:ds="http://schemas.openxmlformats.org/officeDocument/2006/customXml" ds:itemID="{6CB01E00-5A18-4D0E-A526-7FD52DBBF292}">
+  <ds:schemaRefs>
+    <ds:schemaRef ds:uri="http://schemas.openxmlformats.org/officeDocument/2006/bibliography"/>
+  </ds:schemaRefs>
+</ds:datastoreItem>
 </file>
--- a/BorradorTFG.docx
+++ b/BorradorTFG.docx
@@ -19,7 +19,7 @@
           <w:noProof/>
         </w:rPr>
         <w:drawing>
-          <wp:inline distT="0" distB="0" distL="0" distR="0" wp14:anchorId="7244134F" wp14:editId="53EB3133">
+          <wp:inline distT="0" distB="0" distL="0" distR="0" wp14:anchorId="7244134F" wp14:editId="600313B2">
             <wp:extent cx="4617720" cy="1196340"/>
             <wp:effectExtent l="0" t="0" r="0" b="0"/>
             <wp:docPr id="1" name="Imagen 3"/>
@@ -1354,7 +1354,7 @@
           <w:r>
             <w:fldChar w:fldCharType="separate"/>
           </w:r>
-          <w:hyperlink w:anchor="_Toc215044916" w:history="1">
+          <w:hyperlink w:anchor="_Toc215558423" w:history="1">
             <w:r>
               <w:rPr>
                 <w:rStyle w:val="Hipervnculo"/>
@@ -1381,7 +1381,7 @@
                 <w:noProof/>
                 <w:webHidden/>
               </w:rPr>
-              <w:instrText xml:space="preserve"> PAGEREF _Toc215044916 \h </w:instrText>
+              <w:instrText xml:space="preserve"> PAGEREF _Toc215558423 \h </w:instrText>
             </w:r>
             <w:r>
               <w:rPr>
@@ -1425,7 +1425,7 @@
               <w14:ligatures w14:val="standardContextual"/>
             </w:rPr>
           </w:pPr>
-          <w:hyperlink w:anchor="_Toc215044917" w:history="1">
+          <w:hyperlink w:anchor="_Toc215558424" w:history="1">
             <w:r>
               <w:rPr>
                 <w:rStyle w:val="Hipervnculo"/>
@@ -1453,7 +1453,7 @@
                 <w:noProof/>
                 <w:webHidden/>
               </w:rPr>
-              <w:instrText xml:space="preserve"> PAGEREF _Toc215044917 \h </w:instrText>
+              <w:instrText xml:space="preserve"> PAGEREF _Toc215558424 \h </w:instrText>
             </w:r>
             <w:r>
               <w:rPr>
@@ -1498,7 +1498,7 @@
               <w14:ligatures w14:val="standardContextual"/>
             </w:rPr>
           </w:pPr>
-          <w:hyperlink w:anchor="_Toc215044918" w:history="1">
+          <w:hyperlink w:anchor="_Toc215558425" w:history="1">
             <w:r>
               <w:rPr>
                 <w:rStyle w:val="Hipervnculo"/>
@@ -1545,7 +1545,7 @@
                 <w:noProof/>
                 <w:webHidden/>
               </w:rPr>
-              <w:instrText xml:space="preserve"> PAGEREF _Toc215044918 \h </w:instrText>
+              <w:instrText xml:space="preserve"> PAGEREF _Toc215558425 \h </w:instrText>
             </w:r>
             <w:r>
               <w:rPr>
@@ -1589,7 +1589,7 @@
               <w14:ligatures w14:val="standardContextual"/>
             </w:rPr>
           </w:pPr>
-          <w:hyperlink w:anchor="_Toc215044919" w:history="1">
+          <w:hyperlink w:anchor="_Toc215558426" w:history="1">
             <w:r>
               <w:rPr>
                 <w:rStyle w:val="Hipervnculo"/>
@@ -1616,7 +1616,7 @@
                 <w:noProof/>
                 <w:webHidden/>
               </w:rPr>
-              <w:instrText xml:space="preserve"> PAGEREF _Toc215044919 \h </w:instrText>
+              <w:instrText xml:space="preserve"> PAGEREF _Toc215558426 \h </w:instrText>
             </w:r>
             <w:r>
               <w:rPr>
@@ -1660,7 +1660,7 @@
               <w14:ligatures w14:val="standardContextual"/>
             </w:rPr>
           </w:pPr>
-          <w:hyperlink w:anchor="_Toc215044920" w:history="1">
+          <w:hyperlink w:anchor="_Toc215558427" w:history="1">
             <w:r>
               <w:rPr>
                 <w:rStyle w:val="Hipervnculo"/>
@@ -1687,7 +1687,7 @@
                 <w:noProof/>
                 <w:webHidden/>
               </w:rPr>
-              <w:instrText xml:space="preserve"> PAGEREF _Toc215044920 \h </w:instrText>
+              <w:instrText xml:space="preserve"> PAGEREF _Toc215558427 \h </w:instrText>
             </w:r>
             <w:r>
               <w:rPr>
@@ -1731,7 +1731,7 @@
               <w14:ligatures w14:val="standardContextual"/>
             </w:rPr>
           </w:pPr>
-          <w:hyperlink w:anchor="_Toc215044921" w:history="1">
+          <w:hyperlink w:anchor="_Toc215558428" w:history="1">
             <w:r>
               <w:rPr>
                 <w:rStyle w:val="Hipervnculo"/>
@@ -1758,7 +1758,7 @@
                 <w:noProof/>
                 <w:webHidden/>
               </w:rPr>
-              <w:instrText xml:space="preserve"> PAGEREF _Toc215044921 \h </w:instrText>
+              <w:instrText xml:space="preserve"> PAGEREF _Toc215558428 \h </w:instrText>
             </w:r>
             <w:r>
               <w:rPr>
@@ -1802,7 +1802,7 @@
               <w14:ligatures w14:val="standardContextual"/>
             </w:rPr>
           </w:pPr>
-          <w:hyperlink w:anchor="_Toc215044922" w:history="1">
+          <w:hyperlink w:anchor="_Toc215558429" w:history="1">
             <w:r>
               <w:rPr>
                 <w:rStyle w:val="Hipervnculo"/>
@@ -1829,7 +1829,7 @@
                 <w:noProof/>
                 <w:webHidden/>
               </w:rPr>
-              <w:instrText xml:space="preserve"> PAGEREF _Toc215044922 \h </w:instrText>
+              <w:instrText xml:space="preserve"> PAGEREF _Toc215558429 \h </w:instrText>
             </w:r>
             <w:r>
               <w:rPr>
@@ -1873,7 +1873,7 @@
               <w14:ligatures w14:val="standardContextual"/>
             </w:rPr>
           </w:pPr>
-          <w:hyperlink w:anchor="_Toc215044923" w:history="1">
+          <w:hyperlink w:anchor="_Toc215558430" w:history="1">
             <w:r>
               <w:rPr>
                 <w:rStyle w:val="Hipervnculo"/>
@@ -1900,7 +1900,7 @@
                 <w:noProof/>
                 <w:webHidden/>
               </w:rPr>
-              <w:instrText xml:space="preserve"> PAGEREF _Toc215044923 \h </w:instrText>
+              <w:instrText xml:space="preserve"> PAGEREF _Toc215558430 \h </w:instrText>
             </w:r>
             <w:r>
               <w:rPr>
@@ -1920,7 +1920,7 @@
                 <w:noProof/>
                 <w:webHidden/>
               </w:rPr>
-              <w:t>16</w:t>
+              <w:t>15</w:t>
             </w:r>
             <w:r>
               <w:rPr>
@@ -1944,7 +1944,7 @@
               <w14:ligatures w14:val="standardContextual"/>
             </w:rPr>
           </w:pPr>
-          <w:hyperlink w:anchor="_Toc215044924" w:history="1">
+          <w:hyperlink w:anchor="_Toc215558431" w:history="1">
             <w:r>
               <w:rPr>
                 <w:rStyle w:val="Hipervnculo"/>
@@ -1971,7 +1971,7 @@
                 <w:noProof/>
                 <w:webHidden/>
               </w:rPr>
-              <w:instrText xml:space="preserve"> PAGEREF _Toc215044924 \h </w:instrText>
+              <w:instrText xml:space="preserve"> PAGEREF _Toc215558431 \h </w:instrText>
             </w:r>
             <w:r>
               <w:rPr>
@@ -1991,7 +1991,7 @@
                 <w:noProof/>
                 <w:webHidden/>
               </w:rPr>
-              <w:t>17</w:t>
+              <w:t>16</w:t>
             </w:r>
             <w:r>
               <w:rPr>
@@ -2016,7 +2016,7 @@
               <w14:ligatures w14:val="standardContextual"/>
             </w:rPr>
           </w:pPr>
-          <w:hyperlink w:anchor="_Toc215044925" w:history="1">
+          <w:hyperlink w:anchor="_Toc215558432" w:history="1">
             <w:r>
               <w:rPr>
                 <w:rStyle w:val="Hipervnculo"/>
@@ -2063,7 +2063,7 @@
                 <w:noProof/>
                 <w:webHidden/>
               </w:rPr>
-              <w:instrText xml:space="preserve"> PAGEREF _Toc215044925 \h </w:instrText>
+              <w:instrText xml:space="preserve"> PAGEREF _Toc215558432 \h </w:instrText>
             </w:r>
             <w:r>
               <w:rPr>
@@ -2107,7 +2107,7 @@
               <w14:ligatures w14:val="standardContextual"/>
             </w:rPr>
           </w:pPr>
-          <w:hyperlink w:anchor="_Toc215044926" w:history="1">
+          <w:hyperlink w:anchor="_Toc215558433" w:history="1">
             <w:r>
               <w:rPr>
                 <w:rStyle w:val="Hipervnculo"/>
@@ -2134,7 +2134,7 @@
                 <w:noProof/>
                 <w:webHidden/>
               </w:rPr>
-              <w:instrText xml:space="preserve"> PAGEREF _Toc215044926 \h </w:instrText>
+              <w:instrText xml:space="preserve"> PAGEREF _Toc215558433 \h </w:instrText>
             </w:r>
             <w:r>
               <w:rPr>
@@ -2178,7 +2178,7 @@
               <w14:ligatures w14:val="standardContextual"/>
             </w:rPr>
           </w:pPr>
-          <w:hyperlink w:anchor="_Toc215044927" w:history="1">
+          <w:hyperlink w:anchor="_Toc215558434" w:history="1">
             <w:r>
               <w:rPr>
                 <w:rStyle w:val="Hipervnculo"/>
@@ -2205,7 +2205,7 @@
                 <w:noProof/>
                 <w:webHidden/>
               </w:rPr>
-              <w:instrText xml:space="preserve"> PAGEREF _Toc215044927 \h </w:instrText>
+              <w:instrText xml:space="preserve"> PAGEREF _Toc215558434 \h </w:instrText>
             </w:r>
             <w:r>
               <w:rPr>
@@ -2225,7 +2225,7 @@
                 <w:noProof/>
                 <w:webHidden/>
               </w:rPr>
-              <w:t>19</w:t>
+              <w:t>18</w:t>
             </w:r>
             <w:r>
               <w:rPr>
@@ -2251,7 +2251,7 @@
               <w14:ligatures w14:val="standardContextual"/>
             </w:rPr>
           </w:pPr>
-          <w:hyperlink w:anchor="_Toc215044928" w:history="1">
+          <w:hyperlink w:anchor="_Toc215558435" w:history="1">
             <w:r>
               <w:rPr>
                 <w:rStyle w:val="Hipervnculo"/>
@@ -2278,7 +2278,7 @@
                 <w:noProof/>
                 <w:webHidden/>
               </w:rPr>
-              <w:instrText xml:space="preserve"> PAGEREF _Toc215044928 \h </w:instrText>
+              <w:instrText xml:space="preserve"> PAGEREF _Toc215558435 \h </w:instrText>
             </w:r>
             <w:r>
               <w:rPr>
@@ -2298,7 +2298,7 @@
                 <w:noProof/>
                 <w:webHidden/>
               </w:rPr>
-              <w:t>19</w:t>
+              <w:t>18</w:t>
             </w:r>
             <w:r>
               <w:rPr>
@@ -2324,7 +2324,7 @@
               <w14:ligatures w14:val="standardContextual"/>
             </w:rPr>
           </w:pPr>
-          <w:hyperlink w:anchor="_Toc215044929" w:history="1">
+          <w:hyperlink w:anchor="_Toc215558436" w:history="1">
             <w:r>
               <w:rPr>
                 <w:rStyle w:val="Hipervnculo"/>
@@ -2351,7 +2351,7 @@
                 <w:noProof/>
                 <w:webHidden/>
               </w:rPr>
-              <w:instrText xml:space="preserve"> PAGEREF _Toc215044929 \h </w:instrText>
+              <w:instrText xml:space="preserve"> PAGEREF _Toc215558436 \h </w:instrText>
             </w:r>
             <w:r>
               <w:rPr>
@@ -2371,7 +2371,7 @@
                 <w:noProof/>
                 <w:webHidden/>
               </w:rPr>
-              <w:t>19</w:t>
+              <w:t>20</w:t>
             </w:r>
             <w:r>
               <w:rPr>
@@ -2395,13 +2395,14 @@
               <w14:ligatures w14:val="standardContextual"/>
             </w:rPr>
           </w:pPr>
-          <w:hyperlink w:anchor="_Toc215044930" w:history="1">
+          <w:hyperlink w:anchor="_Toc215558437" w:history="1">
             <w:r>
               <w:rPr>
                 <w:rStyle w:val="Hipervnculo"/>
                 <w:b/>
                 <w:bCs/>
                 <w:noProof/>
+                <w:lang w:val="en-US"/>
               </w:rPr>
               <w:t>REFERENCIAS</w:t>
             </w:r>
@@ -2424,7 +2425,7 @@
                 <w:noProof/>
                 <w:webHidden/>
               </w:rPr>
-              <w:instrText xml:space="preserve"> PAGEREF _Toc215044930 \h </w:instrText>
+              <w:instrText xml:space="preserve"> PAGEREF _Toc215558437 \h </w:instrText>
             </w:r>
             <w:r>
               <w:rPr>
@@ -3451,12 +3452,170 @@
     </w:p>
     <w:p>
       <w:pPr>
-        <w:tabs>
-          <w:tab w:val="left" w:pos="3686"/>
-          <w:tab w:val="left" w:pos="4035"/>
-          <w:tab w:val="right" w:pos="8456"/>
-          <w:tab w:val="left" w:pos="4035"/>
-        </w:tabs>
+        <w:pStyle w:val="Ttulo1"/>
+      </w:pPr>
+      <w:bookmarkStart w:id="0" w:name="_Toc215558423"/>
+      <w:r>
+        <w:lastRenderedPageBreak/>
+        <w:t>RESUMEN</w:t>
+      </w:r>
+      <w:bookmarkEnd w:id="0"/>
+    </w:p>
+    <w:p>
+      <w:pPr>
+        <w:tabs>
+          <w:tab w:val="left" w:pos="3686"/>
+          <w:tab w:val="left" w:pos="4035"/>
+          <w:tab w:val="right" w:pos="8456"/>
+          <w:tab w:val="left" w:pos="4035"/>
+        </w:tabs>
+        <w:rPr>
+          <w:rFonts w:ascii="Arial Rounded MT Bold" w:hAnsi="Arial Rounded MT Bold"/>
+          <w:sz w:val="28"/>
+        </w:rPr>
+      </w:pPr>
+    </w:p>
+    <w:p>
+      <w:pPr>
+        <w:tabs>
+          <w:tab w:val="left" w:pos="3686"/>
+          <w:tab w:val="left" w:pos="4035"/>
+          <w:tab w:val="right" w:pos="8456"/>
+          <w:tab w:val="left" w:pos="4035"/>
+        </w:tabs>
+        <w:jc w:val="both"/>
+        <w:rPr>
+          <w:szCs w:val="22"/>
+        </w:rPr>
+      </w:pPr>
+      <w:r>
+        <w:rPr>
+          <w:szCs w:val="22"/>
+        </w:rPr>
+        <w:t>La industria fotovoltaica es una de las más presentes dentro del campo de la energía renovable, siendo España un país referente en este sector. Así pues, la planificación de la producción de una planta fotovoltaica es clave para poder administrar el plan energético del lugar beneficiario.</w:t>
+      </w:r>
+    </w:p>
+    <w:p>
+      <w:pPr>
+        <w:tabs>
+          <w:tab w:val="left" w:pos="3686"/>
+          <w:tab w:val="left" w:pos="4035"/>
+          <w:tab w:val="right" w:pos="8456"/>
+          <w:tab w:val="left" w:pos="4035"/>
+        </w:tabs>
+        <w:jc w:val="both"/>
+        <w:rPr>
+          <w:szCs w:val="22"/>
+        </w:rPr>
+      </w:pPr>
+    </w:p>
+    <w:p>
+      <w:pPr>
+        <w:tabs>
+          <w:tab w:val="left" w:pos="3686"/>
+          <w:tab w:val="left" w:pos="4035"/>
+          <w:tab w:val="right" w:pos="8456"/>
+          <w:tab w:val="left" w:pos="4035"/>
+        </w:tabs>
+        <w:jc w:val="both"/>
+        <w:rPr>
+          <w:szCs w:val="22"/>
+        </w:rPr>
+      </w:pPr>
+      <w:r>
+        <w:rPr>
+          <w:szCs w:val="22"/>
+        </w:rPr>
+        <w:t>En este trabajo, se detallará el desarrollo de un modelo de predicción, entrenado mediante la explotación de datos provenientes de una planta piloto de fotovoltaica flotante o fija, ambas reales y pertenecientes a plantas piloto de CTC (Centro Tecnológico)</w:t>
+      </w:r>
+      <w:r>
+        <w:rPr>
+          <w:szCs w:val="22"/>
+        </w:rPr>
+        <w:t>. En base a este modelo, será posible conocer realmente qué factores atmosféricos están influyendo más en la eficiencia generativa de esta instalación y compararlos con factores considerados en el enfoque clásico, como la irradiación solar.</w:t>
+      </w:r>
+    </w:p>
+    <w:p>
+      <w:pPr>
+        <w:tabs>
+          <w:tab w:val="left" w:pos="3686"/>
+          <w:tab w:val="left" w:pos="4035"/>
+          <w:tab w:val="right" w:pos="8456"/>
+          <w:tab w:val="left" w:pos="4035"/>
+        </w:tabs>
+        <w:jc w:val="both"/>
+        <w:rPr>
+          <w:szCs w:val="22"/>
+        </w:rPr>
+      </w:pPr>
+    </w:p>
+    <w:p>
+      <w:pPr>
+        <w:tabs>
+          <w:tab w:val="left" w:pos="3686"/>
+          <w:tab w:val="left" w:pos="4035"/>
+          <w:tab w:val="right" w:pos="8456"/>
+          <w:tab w:val="left" w:pos="4035"/>
+        </w:tabs>
+        <w:jc w:val="both"/>
+        <w:rPr>
+          <w:szCs w:val="22"/>
+        </w:rPr>
+      </w:pPr>
+      <w:r>
+        <w:rPr>
+          <w:szCs w:val="22"/>
+        </w:rPr>
+        <w:t xml:space="preserve">El contenido se enfocará tanto en las herramientas utilizadas para el desarrollo como en el ciclo de vida del proyecto, exponiendo las dificultades que surgieron durante este y </w:t>
+      </w:r>
+      <w:r>
+        <w:rPr>
+          <w:szCs w:val="22"/>
+        </w:rPr>
+        <w:t>como se solucionaron</w:t>
+      </w:r>
+      <w:r>
+        <w:rPr>
+          <w:szCs w:val="22"/>
+        </w:rPr>
+        <w:t xml:space="preserve">. </w:t>
+      </w:r>
+    </w:p>
+    <w:p>
+      <w:pPr>
+        <w:tabs>
+          <w:tab w:val="left" w:pos="3686"/>
+          <w:tab w:val="left" w:pos="4035"/>
+          <w:tab w:val="right" w:pos="8456"/>
+          <w:tab w:val="left" w:pos="4035"/>
+        </w:tabs>
+        <w:rPr>
+          <w:szCs w:val="22"/>
+        </w:rPr>
+      </w:pPr>
+    </w:p>
+    <w:p>
+      <w:pPr>
+        <w:tabs>
+          <w:tab w:val="left" w:pos="3686"/>
+          <w:tab w:val="left" w:pos="4035"/>
+          <w:tab w:val="right" w:pos="8456"/>
+          <w:tab w:val="left" w:pos="4035"/>
+        </w:tabs>
+        <w:rPr>
+          <w:szCs w:val="22"/>
+        </w:rPr>
+      </w:pPr>
+    </w:p>
+    <w:p>
+      <w:pPr>
+        <w:tabs>
+          <w:tab w:val="left" w:pos="3686"/>
+          <w:tab w:val="left" w:pos="4035"/>
+          <w:tab w:val="right" w:pos="8456"/>
+          <w:tab w:val="left" w:pos="4035"/>
+        </w:tabs>
+        <w:ind w:left="708"/>
         <w:rPr>
           <w:b/>
           <w:bCs/>
@@ -3466,210 +3625,31 @@
     </w:p>
     <w:p>
       <w:pPr>
-        <w:pStyle w:val="Ttulo1"/>
-      </w:pPr>
-    </w:p>
-    <w:p/>
-    <w:p/>
-    <w:p>
-      <w:pPr>
-        <w:pStyle w:val="Ttulo1"/>
-      </w:pPr>
-      <w:bookmarkStart w:id="0" w:name="_Toc215044916"/>
-      <w:r>
-        <w:t>RESUMEN</w:t>
-      </w:r>
-      <w:bookmarkEnd w:id="0"/>
-    </w:p>
-    <w:p>
-      <w:pPr>
-        <w:tabs>
-          <w:tab w:val="left" w:pos="3686"/>
-          <w:tab w:val="left" w:pos="4035"/>
-          <w:tab w:val="right" w:pos="8456"/>
-          <w:tab w:val="left" w:pos="4035"/>
-        </w:tabs>
-        <w:rPr>
-          <w:rFonts w:ascii="Arial Rounded MT Bold" w:hAnsi="Arial Rounded MT Bold"/>
-          <w:sz w:val="28"/>
-        </w:rPr>
-      </w:pPr>
-    </w:p>
-    <w:p>
-      <w:pPr>
-        <w:tabs>
-          <w:tab w:val="left" w:pos="3686"/>
-          <w:tab w:val="left" w:pos="4035"/>
-          <w:tab w:val="right" w:pos="8456"/>
-          <w:tab w:val="left" w:pos="4035"/>
-        </w:tabs>
-        <w:jc w:val="both"/>
+        <w:tabs>
+          <w:tab w:val="left" w:pos="3686"/>
+          <w:tab w:val="left" w:pos="4035"/>
+          <w:tab w:val="right" w:pos="8456"/>
+          <w:tab w:val="left" w:pos="4035"/>
+        </w:tabs>
+        <w:ind w:left="3686"/>
         <w:rPr>
           <w:szCs w:val="22"/>
         </w:rPr>
       </w:pPr>
       <w:r>
-        <w:rPr>
-          <w:szCs w:val="22"/>
-        </w:rPr>
-        <w:t>La industria fotovoltaica es una de las más presentes dentro del campo de la energía renovable, siendo España un país referente en este sector. Así pues, la planificación de la producción de una planta fotovoltaica es clave para poder administrar el plan energético del lugar beneficiario.</w:t>
-      </w:r>
-    </w:p>
-    <w:p>
-      <w:pPr>
-        <w:tabs>
-          <w:tab w:val="left" w:pos="3686"/>
-          <w:tab w:val="left" w:pos="4035"/>
-          <w:tab w:val="right" w:pos="8456"/>
-          <w:tab w:val="left" w:pos="4035"/>
-        </w:tabs>
-        <w:jc w:val="both"/>
-        <w:rPr>
-          <w:szCs w:val="22"/>
-        </w:rPr>
-      </w:pPr>
-    </w:p>
-    <w:p>
-      <w:pPr>
-        <w:tabs>
-          <w:tab w:val="left" w:pos="3686"/>
-          <w:tab w:val="left" w:pos="4035"/>
-          <w:tab w:val="right" w:pos="8456"/>
-          <w:tab w:val="left" w:pos="4035"/>
-        </w:tabs>
-        <w:jc w:val="both"/>
-        <w:rPr>
-          <w:szCs w:val="22"/>
-        </w:rPr>
-      </w:pPr>
-      <w:r>
-        <w:rPr>
-          <w:szCs w:val="22"/>
-        </w:rPr>
-        <w:t>En este trabajo, se detallará el desarrollo de un modelo de predicción, entrenado mediante la explotación de datos provenientes de una planta piloto de fotovoltaica flotante o fija, ambas reales y pertenecientes a plantas piloto de CTC (Centro Tecnológico)</w:t>
-      </w:r>
-      <w:r>
-        <w:rPr>
-          <w:szCs w:val="22"/>
-        </w:rPr>
-        <w:t>. En base a este modelo, será posible conocer realmente qué factores atmosféricos están influyendo más en la eficiencia generativa de esta instalación y compararlos con factores considerados en el enfoque clásico, como la irradiación solar.</w:t>
-      </w:r>
-    </w:p>
-    <w:p>
-      <w:pPr>
-        <w:tabs>
-          <w:tab w:val="left" w:pos="3686"/>
-          <w:tab w:val="left" w:pos="4035"/>
-          <w:tab w:val="right" w:pos="8456"/>
-          <w:tab w:val="left" w:pos="4035"/>
-        </w:tabs>
-        <w:jc w:val="both"/>
-        <w:rPr>
-          <w:szCs w:val="22"/>
-        </w:rPr>
-      </w:pPr>
-    </w:p>
-    <w:p>
-      <w:pPr>
-        <w:tabs>
-          <w:tab w:val="left" w:pos="3686"/>
-          <w:tab w:val="left" w:pos="4035"/>
-          <w:tab w:val="right" w:pos="8456"/>
-          <w:tab w:val="left" w:pos="4035"/>
-        </w:tabs>
-        <w:jc w:val="both"/>
-        <w:rPr>
-          <w:szCs w:val="22"/>
-        </w:rPr>
-      </w:pPr>
-      <w:r>
-        <w:rPr>
-          <w:szCs w:val="22"/>
-        </w:rPr>
-        <w:t xml:space="preserve">El contenido se enfocará tanto en las herramientas utilizadas para el desarrollo como en el ciclo de vida del proyecto, exponiendo las dificultades que surgieron durante este y </w:t>
-      </w:r>
-      <w:r>
-        <w:rPr>
-          <w:szCs w:val="22"/>
-        </w:rPr>
-        <w:t>como se solucionaron</w:t>
-      </w:r>
-      <w:r>
-        <w:rPr>
-          <w:szCs w:val="22"/>
-        </w:rPr>
-        <w:t xml:space="preserve">. </w:t>
-      </w:r>
-    </w:p>
-    <w:p>
-      <w:pPr>
-        <w:tabs>
-          <w:tab w:val="left" w:pos="3686"/>
-          <w:tab w:val="left" w:pos="4035"/>
-          <w:tab w:val="right" w:pos="8456"/>
-          <w:tab w:val="left" w:pos="4035"/>
-        </w:tabs>
-        <w:rPr>
-          <w:szCs w:val="22"/>
-        </w:rPr>
-      </w:pPr>
-    </w:p>
-    <w:p>
-      <w:pPr>
-        <w:tabs>
-          <w:tab w:val="left" w:pos="3686"/>
-          <w:tab w:val="left" w:pos="4035"/>
-          <w:tab w:val="right" w:pos="8456"/>
-          <w:tab w:val="left" w:pos="4035"/>
-        </w:tabs>
-        <w:rPr>
-          <w:szCs w:val="22"/>
-        </w:rPr>
-      </w:pPr>
-    </w:p>
-    <w:p>
-      <w:pPr>
-        <w:tabs>
-          <w:tab w:val="left" w:pos="3686"/>
-          <w:tab w:val="left" w:pos="4035"/>
-          <w:tab w:val="right" w:pos="8456"/>
-          <w:tab w:val="left" w:pos="4035"/>
-        </w:tabs>
-        <w:ind w:left="708"/>
         <w:rPr>
           <w:b/>
           <w:bCs/>
           <w:sz w:val="28"/>
         </w:rPr>
-      </w:pPr>
-    </w:p>
-    <w:p>
-      <w:pPr>
-        <w:tabs>
-          <w:tab w:val="left" w:pos="3686"/>
-          <w:tab w:val="left" w:pos="4035"/>
-          <w:tab w:val="right" w:pos="8456"/>
-          <w:tab w:val="left" w:pos="4035"/>
-        </w:tabs>
-        <w:ind w:left="3686"/>
-        <w:rPr>
-          <w:szCs w:val="22"/>
-        </w:rPr>
-      </w:pPr>
+        <w:t>Palabras clave</w:t>
+      </w:r>
       <w:r>
         <w:rPr>
           <w:b/>
           <w:bCs/>
           <w:sz w:val="28"/>
         </w:rPr>
-        <w:t>Palabras clave</w:t>
-      </w:r>
-      <w:r>
-        <w:rPr>
-          <w:b/>
-          <w:bCs/>
-          <w:sz w:val="28"/>
-        </w:rPr>
         <w:t xml:space="preserve">: </w:t>
       </w:r>
       <w:r>
@@ -3717,7 +3697,7 @@
           <w:lang w:val="en-US"/>
         </w:rPr>
       </w:pPr>
-      <w:bookmarkStart w:id="1" w:name="_Toc215044917"/>
+      <w:bookmarkStart w:id="1" w:name="_Toc215558424"/>
       <w:r>
         <w:rPr>
           <w:lang w:val="en-US"/>
@@ -3941,7 +3921,6 @@
           <w:sz w:val="28"/>
           <w:lang w:val="en-US"/>
         </w:rPr>
-        <w:lastRenderedPageBreak/>
         <w:t xml:space="preserve">Key words: </w:t>
       </w:r>
       <w:r>
@@ -4707,12 +4686,13 @@
           <w:bCs/>
         </w:rPr>
       </w:pPr>
-      <w:bookmarkStart w:id="2" w:name="_Toc215044918"/>
+      <w:bookmarkStart w:id="2" w:name="_Toc215558425"/>
       <w:r>
         <w:rPr>
           <w:b/>
           <w:bCs/>
         </w:rPr>
+        <w:lastRenderedPageBreak/>
         <w:t>INTRODUCCIÓN</w:t>
       </w:r>
       <w:bookmarkEnd w:id="2"/>
@@ -4736,7 +4716,7 @@
       <w:pPr>
         <w:pStyle w:val="Ttulo2"/>
       </w:pPr>
-      <w:bookmarkStart w:id="3" w:name="_Toc215044919"/>
+      <w:bookmarkStart w:id="3" w:name="_Toc215558426"/>
       <w:r>
         <w:t xml:space="preserve">1.1 </w:t>
       </w:r>
@@ -4893,11 +4873,7 @@
         <w:jc w:val="both"/>
       </w:pPr>
       <w:r>
-        <w:t xml:space="preserve">En los últimos años, hemos experimentado un incremento de publicaciones en el ámbito de la optimización de los sistemas de control energéticos, especialmente a partir de 2010. Esta actividad se mantuvo en mínimos hasta 2005, creciendo hasta las casi 200 </w:t>
-      </w:r>
-      <w:r>
-        <w:lastRenderedPageBreak/>
-        <w:t>publicaciones anuales en el año 2020. Este incremento destaca la importancia del crecimiento en este campo, provocado por avances en técnicas de optimización, eficiencia energética y el incentivo mundial de construir hábitos productivos sostenibles.</w:t>
+        <w:t>En los últimos años, hemos experimentado un incremento de publicaciones en el ámbito de la optimización de los sistemas de control energéticos, especialmente a partir de 2010. Esta actividad se mantuvo en mínimos hasta 2005, creciendo hasta las casi 200 publicaciones anuales en el año 2020. Este incremento destaca la importancia del crecimiento en este campo, provocado por avances en técnicas de optimización, eficiencia energética y el incentivo mundial de construir hábitos productivos sostenibles.</w:t>
       </w:r>
     </w:p>
     <w:p/>
@@ -4912,6 +4888,7 @@
           <w:sz w:val="32"/>
           <w:szCs w:val="32"/>
         </w:rPr>
+        <w:lastRenderedPageBreak/>
         <w:drawing>
           <wp:inline distT="0" distB="0" distL="0" distR="0" wp14:anchorId="171FA73F" wp14:editId="4046A0AE">
             <wp:extent cx="4610735" cy="2887980"/>
@@ -5082,48 +5059,45 @@
         <w:t>por lo que</w:t>
       </w:r>
       <w:r>
-        <w:t xml:space="preserve"> destaca el uso de herramientas de procesamiento avanzado para optimizar el uso de los sistemas de control </w:t>
-      </w:r>
+        <w:t xml:space="preserve"> destaca el uso de herramientas de procesamiento avanzado para optimizar el uso de los sistemas de control energético. Uno de los propósitos más comunes en esta área es la reducción del consumo energético y la mejora de la sostenibilidad mediante tecnologías como </w:t>
+      </w:r>
+      <w:r>
+        <w:t>IOT</w:t>
+      </w:r>
+      <w:r>
+        <w:t xml:space="preserve"> (Internet </w:t>
+      </w:r>
+      <w:proofErr w:type="spellStart"/>
+      <w:r>
+        <w:t>of</w:t>
+      </w:r>
+      <w:proofErr w:type="spellEnd"/>
+      <w:r>
+        <w:t xml:space="preserve"> </w:t>
+      </w:r>
+      <w:proofErr w:type="spellStart"/>
+      <w:r>
+        <w:t>Things</w:t>
+      </w:r>
+      <w:proofErr w:type="spellEnd"/>
+      <w:r>
+        <w:t>)</w:t>
+      </w:r>
+      <w:r>
+        <w:t>, control inteligente y analíticas de predicción.</w:t>
+      </w:r>
+    </w:p>
+    <w:p>
+      <w:pPr>
+        <w:jc w:val="both"/>
+      </w:pPr>
+    </w:p>
+    <w:p>
+      <w:pPr>
+        <w:jc w:val="both"/>
+      </w:pPr>
       <w:r>
         <w:lastRenderedPageBreak/>
-        <w:t xml:space="preserve">energético. Uno de los propósitos más comunes en esta área es la reducción del consumo energético y la mejora de la sostenibilidad mediante tecnologías como </w:t>
-      </w:r>
-      <w:r>
-        <w:t>IOT</w:t>
-      </w:r>
-      <w:r>
-        <w:t xml:space="preserve"> (Internet </w:t>
-      </w:r>
-      <w:proofErr w:type="spellStart"/>
-      <w:r>
-        <w:t>of</w:t>
-      </w:r>
-      <w:proofErr w:type="spellEnd"/>
-      <w:r>
-        <w:t xml:space="preserve"> </w:t>
-      </w:r>
-      <w:proofErr w:type="spellStart"/>
-      <w:r>
-        <w:t>Things</w:t>
-      </w:r>
-      <w:proofErr w:type="spellEnd"/>
-      <w:r>
-        <w:t>)</w:t>
-      </w:r>
-      <w:r>
-        <w:t>, control inteligente y analíticas de predicción.</w:t>
-      </w:r>
-    </w:p>
-    <w:p>
-      <w:pPr>
-        <w:jc w:val="both"/>
-      </w:pPr>
-    </w:p>
-    <w:p>
-      <w:pPr>
-        <w:jc w:val="both"/>
-      </w:pPr>
-      <w:r>
         <w:t xml:space="preserve">El clúster rojo se centra en </w:t>
       </w:r>
       <w:r>
@@ -5837,11 +5811,7 @@
         </m:sSub>
       </m:oMath>
       <w:r>
-        <w:t xml:space="preserve"> </w:t>
-      </w:r>
-      <w:r>
-        <w:lastRenderedPageBreak/>
-        <w:t xml:space="preserve">y </w:t>
+        <w:t xml:space="preserve"> y </w:t>
       </w:r>
       <m:oMath>
         <m:sSub>
@@ -5943,6 +5913,7 @@
         <w:jc w:val="both"/>
       </w:pPr>
       <w:r>
+        <w:lastRenderedPageBreak/>
         <w:t>Las demandas pico se dan debido a la activación de componentes, periodos de alta producción o urgencias de demanda repentinas. La demanda pico total es la suma de todas las demandas pico:</w:t>
       </w:r>
     </w:p>
@@ -8476,6 +8447,7 @@
         <w:jc w:val="both"/>
       </w:pPr>
       <w:r>
+        <w:lastRenderedPageBreak/>
         <w:t>La siguiente figura representa</w:t>
       </w:r>
       <w:r>
@@ -8585,7 +8557,7 @@
       <w:pPr>
         <w:pStyle w:val="Ttulo2"/>
       </w:pPr>
-      <w:bookmarkStart w:id="4" w:name="_Toc215044920"/>
+      <w:bookmarkStart w:id="4" w:name="_Toc215558427"/>
       <w:r>
         <w:t>1.2</w:t>
       </w:r>
@@ -8858,91 +8830,85 @@
         <w:rPr>
           <w:szCs w:val="22"/>
         </w:rPr>
-        <w:t xml:space="preserve">, que </w:t>
+        <w:t>, que posibiliten el seguimient</w:t>
       </w:r>
       <w:r>
         <w:rPr>
           <w:szCs w:val="22"/>
         </w:rPr>
+        <w:t>o</w:t>
+      </w:r>
+      <w:r>
+        <w:rPr>
+          <w:szCs w:val="22"/>
+        </w:rPr>
+        <w:t xml:space="preserve"> de la producción y la detección de posibles fallos de rendimiento o seguridad.</w:t>
+      </w:r>
+    </w:p>
+    <w:p>
+      <w:pPr>
+        <w:tabs>
+          <w:tab w:val="left" w:pos="3686"/>
+          <w:tab w:val="left" w:pos="4035"/>
+          <w:tab w:val="right" w:pos="8456"/>
+          <w:tab w:val="left" w:pos="4035"/>
+        </w:tabs>
+        <w:jc w:val="both"/>
+        <w:rPr>
+          <w:szCs w:val="22"/>
+        </w:rPr>
+      </w:pPr>
+    </w:p>
+    <w:p>
+      <w:pPr>
+        <w:tabs>
+          <w:tab w:val="left" w:pos="3686"/>
+          <w:tab w:val="left" w:pos="4035"/>
+          <w:tab w:val="right" w:pos="8456"/>
+          <w:tab w:val="left" w:pos="4035"/>
+        </w:tabs>
+        <w:jc w:val="both"/>
+        <w:rPr>
+          <w:szCs w:val="22"/>
+        </w:rPr>
+      </w:pPr>
+      <w:r>
+        <w:rPr>
+          <w:szCs w:val="22"/>
+        </w:rPr>
+        <w:t>Atendiendo a su situación respecto a la red eléctrica, las instalaciones fotovoltaicas pueden ser conectadas a la red o aisladas. Estas presenta</w:t>
+      </w:r>
+      <w:r>
+        <w:rPr>
+          <w:szCs w:val="22"/>
+        </w:rPr>
+        <w:t>n</w:t>
+      </w:r>
+      <w:r>
+        <w:rPr>
+          <w:szCs w:val="22"/>
+        </w:rPr>
+        <w:t xml:space="preserve"> diversas diferencias entre sí:</w:t>
+      </w:r>
+    </w:p>
+    <w:p>
+      <w:pPr>
+        <w:tabs>
+          <w:tab w:val="left" w:pos="3686"/>
+          <w:tab w:val="left" w:pos="4035"/>
+          <w:tab w:val="right" w:pos="8456"/>
+          <w:tab w:val="left" w:pos="4035"/>
+        </w:tabs>
+        <w:jc w:val="both"/>
+        <w:rPr>
+          <w:szCs w:val="22"/>
+        </w:rPr>
+      </w:pPr>
+      <w:r>
+        <w:rPr>
+          <w:szCs w:val="22"/>
+        </w:rPr>
         <w:lastRenderedPageBreak/>
-        <w:t>posibiliten el seguimient</w:t>
-      </w:r>
-      <w:r>
-        <w:rPr>
-          <w:szCs w:val="22"/>
-        </w:rPr>
-        <w:t>o</w:t>
-      </w:r>
-      <w:r>
-        <w:rPr>
-          <w:szCs w:val="22"/>
-        </w:rPr>
-        <w:t xml:space="preserve"> de la producción y la detección de posibles fallos de rendimiento o seguridad.</w:t>
-      </w:r>
-    </w:p>
-    <w:p>
-      <w:pPr>
-        <w:tabs>
-          <w:tab w:val="left" w:pos="3686"/>
-          <w:tab w:val="left" w:pos="4035"/>
-          <w:tab w:val="right" w:pos="8456"/>
-          <w:tab w:val="left" w:pos="4035"/>
-        </w:tabs>
-        <w:jc w:val="both"/>
-        <w:rPr>
-          <w:szCs w:val="22"/>
-        </w:rPr>
-      </w:pPr>
-    </w:p>
-    <w:p>
-      <w:pPr>
-        <w:tabs>
-          <w:tab w:val="left" w:pos="3686"/>
-          <w:tab w:val="left" w:pos="4035"/>
-          <w:tab w:val="right" w:pos="8456"/>
-          <w:tab w:val="left" w:pos="4035"/>
-        </w:tabs>
-        <w:jc w:val="both"/>
-        <w:rPr>
-          <w:szCs w:val="22"/>
-        </w:rPr>
-      </w:pPr>
-      <w:r>
-        <w:rPr>
-          <w:szCs w:val="22"/>
-        </w:rPr>
-        <w:t>Atendiendo a su situación respecto a la red eléctrica, las instalaciones fotovoltaicas pueden ser conectadas a la red o aisladas. Estas presenta</w:t>
-      </w:r>
-      <w:r>
-        <w:rPr>
-          <w:szCs w:val="22"/>
-        </w:rPr>
-        <w:t>n</w:t>
-      </w:r>
-      <w:r>
-        <w:rPr>
-          <w:szCs w:val="22"/>
-        </w:rPr>
-        <w:t xml:space="preserve"> diversas diferencias entre sí:</w:t>
-      </w:r>
-    </w:p>
-    <w:p>
-      <w:pPr>
-        <w:tabs>
-          <w:tab w:val="left" w:pos="3686"/>
-          <w:tab w:val="left" w:pos="4035"/>
-          <w:tab w:val="right" w:pos="8456"/>
-          <w:tab w:val="left" w:pos="4035"/>
-        </w:tabs>
-        <w:jc w:val="both"/>
-        <w:rPr>
-          <w:szCs w:val="22"/>
-        </w:rPr>
-      </w:pPr>
-      <w:r>
-        <w:rPr>
-          <w:szCs w:val="22"/>
-        </w:rPr>
         <w:t xml:space="preserve">Las </w:t>
       </w:r>
       <w:r>
@@ -9716,7 +9682,6 @@
           <w:b/>
           <w:bCs/>
         </w:rPr>
-        <w:lastRenderedPageBreak/>
         <w:t>rendimiento energético</w:t>
       </w:r>
       <w:r>
@@ -9748,7 +9713,11 @@
         <w:t>simuladores</w:t>
       </w:r>
       <w:r>
-        <w:t xml:space="preserve"> son herramientas software que nos permiten simular una situación en función de factores como la radiación, la inclinación, entre otros, y nos ayudan a dimensionar y estimar la energía que generar</w:t>
+        <w:t xml:space="preserve"> son herramientas software que nos permiten simular una situación en función de factores </w:t>
+      </w:r>
+      <w:r>
+        <w:lastRenderedPageBreak/>
+        <w:t>como la radiación, la inclinación, entre otros, y nos ayudan a dimensionar y estimar la energía que generar</w:t>
       </w:r>
       <w:r>
         <w:t>á</w:t>
@@ -9804,7 +9773,7 @@
       <w:pPr>
         <w:pStyle w:val="Ttulo2"/>
       </w:pPr>
-      <w:bookmarkStart w:id="5" w:name="_Toc215044921"/>
+      <w:bookmarkStart w:id="5" w:name="_Toc215558428"/>
       <w:r>
         <w:t>1.3 SITUACIÓN ACTUAL DE LA FOTOVOLTAICA</w:t>
       </w:r>
@@ -9989,7 +9958,6 @@
         <w:rPr>
           <w:noProof/>
         </w:rPr>
-        <w:lastRenderedPageBreak/>
         <w:drawing>
           <wp:inline distT="0" distB="0" distL="0" distR="0" wp14:anchorId="3FADE28E" wp14:editId="7345EB67">
             <wp:extent cx="3992880" cy="2330497"/>
@@ -10066,6 +10034,7 @@
         <w:jc w:val="both"/>
       </w:pPr>
       <w:r>
+        <w:lastRenderedPageBreak/>
         <w:t>La fotovoltaica en España también cuenta con una inversión importante en I +</w:t>
       </w:r>
       <w:r>
@@ -10215,7 +10184,7 @@
       <w:pPr>
         <w:pStyle w:val="Ttulo2"/>
       </w:pPr>
-      <w:bookmarkStart w:id="6" w:name="_Toc215044922"/>
+      <w:bookmarkStart w:id="6" w:name="_Toc215558429"/>
       <w:r>
         <w:t>1.4 IMPACTO AMBIENTAL</w:t>
       </w:r>
@@ -10236,52 +10205,49 @@
         <w:jc w:val="both"/>
       </w:pPr>
       <w:r>
-        <w:t xml:space="preserve">El impacto al medio ambiente producido por la energía fotovoltaica es prácticamente nulo, ya que no involucra ningún proceso químico ni expulsa sustancias contaminantes a </w:t>
-      </w:r>
+        <w:t>El impacto al medio ambiente producido por la energía fotovoltaica es prácticamente nulo, ya que no involucra ningún proceso químico ni expulsa sustancias contaminantes a la atmósfera, como ocurre con la quema de combustibles fósiles</w:t>
+      </w:r>
+      <w:r>
+        <w:t xml:space="preserve">, por lo que </w:t>
+      </w:r>
+      <w:r>
+        <w:t>podemos concluir que el proceso de generación de la energía fotovoltaica no contribuye al calentamiento global.</w:t>
+      </w:r>
+    </w:p>
+    <w:p>
+      <w:pPr>
+        <w:jc w:val="both"/>
+      </w:pPr>
+    </w:p>
+    <w:p>
+      <w:pPr>
+        <w:jc w:val="both"/>
+      </w:pPr>
+      <w:r>
+        <w:t>P</w:t>
+      </w:r>
+      <w:r>
+        <w:t xml:space="preserve">or otro lado, cabe aclarar que el proceso de fabricación de los paneles solares no presenta resultados tan positivos ambientalmente hablando, debido a que el proceso de fabricación involucra materiales que pueden resultar tóxicos, como el cadmio y el </w:t>
+      </w:r>
+      <w:r>
+        <w:t>plomo</w:t>
+      </w:r>
+      <w:r>
+        <w:t>. Además, uno de los argumentos principales de los detractores de la energía fotovoltaica (y de la energía renovable en general)</w:t>
+      </w:r>
+      <w:r>
+        <w:t xml:space="preserve"> es el impacto visual que provoca. Para las grandes instalaciones de paneles fotovoltaicos se requiere una gran extensión de terreno que, normalmente, se ubica en campos fuera de las ciudades. La instalación en estos campos provoca una cierta disconformidad en parte de la población local, al sentirla intrusiva. No obstante, es común encontrar instalaciones en terreno arrendado, es decir, alquilado durante un aproximado de 25 años, tras los cuales la instalación se retira y, al no contaminar el suelo, no deja secuelas en el terreno tras su retirada.</w:t>
+      </w:r>
+      <w:r>
+        <w:t xml:space="preserve"> </w:t>
+      </w:r>
+    </w:p>
+    <w:p>
+      <w:pPr>
+        <w:jc w:val="both"/>
+      </w:pPr>
       <w:r>
         <w:lastRenderedPageBreak/>
-        <w:t>la atmósfera, como ocurre con la quema de combustibles fósiles</w:t>
-      </w:r>
-      <w:r>
-        <w:t xml:space="preserve">, por lo que </w:t>
-      </w:r>
-      <w:r>
-        <w:t>podemos concluir que el proceso de generación de la energía fotovoltaica no contribuye al calentamiento global.</w:t>
-      </w:r>
-    </w:p>
-    <w:p>
-      <w:pPr>
-        <w:jc w:val="both"/>
-      </w:pPr>
-    </w:p>
-    <w:p>
-      <w:pPr>
-        <w:jc w:val="both"/>
-      </w:pPr>
-      <w:r>
-        <w:t>P</w:t>
-      </w:r>
-      <w:r>
-        <w:t xml:space="preserve">or otro lado, cabe aclarar que el proceso de fabricación de los paneles solares no presenta resultados tan positivos ambientalmente hablando, debido a que el proceso de fabricación involucra materiales que pueden resultar tóxicos, como el cadmio y el </w:t>
-      </w:r>
-      <w:r>
-        <w:t>plomo</w:t>
-      </w:r>
-      <w:r>
-        <w:t>. Además, uno de los argumentos principales de los detractores de la energía fotovoltaica (y de la energía renovable en general)</w:t>
-      </w:r>
-      <w:r>
-        <w:t xml:space="preserve"> es el impacto visual que provoca. Para las grandes instalaciones de paneles fotovoltaicos se requiere una gran extensión de terreno que, normalmente, se ubica en campos fuera de las ciudades. La instalación en estos campos provoca una cierta disconformidad en parte de la población local, al sentirla intrusiva. No obstante, es común encontrar instalaciones en terreno arrendado, es decir, alquilado durante un aproximado de 25 años, tras los cuales la instalación se retira y, al no contaminar el suelo, no deja secuelas en el terreno tras su retirada.</w:t>
-      </w:r>
-      <w:r>
-        <w:t xml:space="preserve"> </w:t>
-      </w:r>
-    </w:p>
-    <w:p>
-      <w:pPr>
-        <w:jc w:val="both"/>
-      </w:pPr>
-      <w:r>
         <w:t>En cuanto al suelo ocupado, se admira una relación m</w:t>
       </w:r>
       <w:r>
@@ -10510,7 +10476,6 @@
         <w:jc w:val="both"/>
       </w:pPr>
       <w:r>
-        <w:lastRenderedPageBreak/>
         <w:t>Pese al proceso ciertamente contaminante de la fabricación de los paneles</w:t>
       </w:r>
       <w:r>
@@ -10538,7 +10503,7 @@
       <w:pPr>
         <w:pStyle w:val="Ttulo2"/>
       </w:pPr>
-      <w:bookmarkStart w:id="7" w:name="_Toc215044923"/>
+      <w:bookmarkStart w:id="7" w:name="_Toc215558430"/>
       <w:r>
         <w:t>1.5 IMPACTO ECONÓMICO</w:t>
       </w:r>
@@ -10652,6 +10617,7 @@
         <w:jc w:val="both"/>
       </w:pPr>
       <w:r>
+        <w:lastRenderedPageBreak/>
         <w:t>También es remarcable el aumento del valor de la propiedad en caso de contar con una instalación fotovoltaica, que puede ascender a un valor entre el 3% y 10%, dependiendo de la ubicación, tamaño y eficiencia. En casos realmente favorables, el porcentaje p</w:t>
       </w:r>
       <w:r>
@@ -10820,7 +10786,6 @@
         <w:jc w:val="both"/>
       </w:pPr>
       <w:r>
-        <w:lastRenderedPageBreak/>
         <w:t>El impacto más importante ha sido la disminución de la dependencia española de las fuentes de energía no renovables. Esto ha permitido a España ahorrar miles de millones de euros en factura energética</w:t>
       </w:r>
       <w:r>
@@ -10847,7 +10812,7 @@
       <w:pPr>
         <w:pStyle w:val="Ttulo2"/>
       </w:pPr>
-      <w:bookmarkStart w:id="8" w:name="_Toc215044924"/>
+      <w:bookmarkStart w:id="8" w:name="_Toc215558431"/>
       <w:r>
         <w:t xml:space="preserve">1.6 </w:t>
       </w:r>
@@ -10893,12 +10858,13 @@
           <w:bCs/>
         </w:rPr>
       </w:pPr>
-      <w:bookmarkStart w:id="9" w:name="_Toc215044925"/>
+      <w:bookmarkStart w:id="9" w:name="_Toc215558432"/>
       <w:r>
         <w:rPr>
           <w:b/>
           <w:bCs/>
         </w:rPr>
+        <w:lastRenderedPageBreak/>
         <w:t>METODOLOGÍA</w:t>
       </w:r>
       <w:bookmarkEnd w:id="9"/>
@@ -10908,7 +10874,7 @@
       <w:pPr>
         <w:pStyle w:val="Ttulo2"/>
       </w:pPr>
-      <w:bookmarkStart w:id="10" w:name="_Toc215044926"/>
+      <w:bookmarkStart w:id="10" w:name="_Toc215558433"/>
       <w:r>
         <w:t xml:space="preserve">2.1 </w:t>
       </w:r>
@@ -11031,57 +10997,199 @@
         <w:jc w:val="both"/>
       </w:pPr>
       <w:r>
+        <w:t>Las redes convolucionales son un tipo de red neuronal utilizada para el proceso de datos con una topología similar a una cuadrícula</w:t>
+      </w:r>
+      <w:r>
+        <w:fldChar w:fldCharType="begin"/>
+      </w:r>
+      <w:r>
+        <w:instrText xml:space="preserve"> ADDIN ZOTERO_ITEM CSL_CITATION {"citationID":"FMlgxNqB","properties":{"formattedCitation":"[17]","plainCitation":"[17]","noteIndex":0},"citationItems":[{"id":52,"uris":["http://zotero.org/users/local/PHqdJ13A/items/5WPLGLM9"],"itemData":{"id":52,"type":"chapter","container-title":"Computer Vision – ECCV 2016","event-place":"Cham","ISBN":"978-3-319-46492-3","language":"en","note":"collection-title: Lecture Notes in Computer Science\nDOI: 10.1007/978-3-319-46493-0_38","page":"630-645","publisher":"Springer International Publishing","publisher-place":"Cham","source":"DOI.org (Crossref)","title":"Identity Mappings in Deep Residual Networks","URL":"http://link.springer.com/10.1007/978-3-319-46493-0_38","volume":"9908","editor":[{"family":"Leibe","given":"Bastian"},{"family":"Matas","given":"Jiri"},{"family":"Sebe","given":"Nicu"},{"family":"Welling","given":"Max"}],"author":[{"family":"He","given":"Kaiming"},{"family":"Zhang","given":"Xiangyu"},{"family":"Ren","given":"Shaoqing"},{"family":"Sun","given":"Jian"}],"accessed":{"date-parts":[["2025",11,11]]},"issued":{"date-parts":[["2016"]]}}}],"schema":"https://github.com/citation-style-language/schema/raw/master/csl-citation.json"} </w:instrText>
+      </w:r>
+      <w:r>
+        <w:fldChar w:fldCharType="separate"/>
+      </w:r>
+      <w:r>
+        <w:t>[17]</w:t>
+      </w:r>
+      <w:r>
+        <w:fldChar w:fldCharType="end"/>
+      </w:r>
+      <w:r>
+        <w:t xml:space="preserve">. </w:t>
+      </w:r>
+      <w:r>
+        <w:t xml:space="preserve">Las redes convolucionales pueden extraer patrones locales y recopilar dependencias a largo plazo mediante convoluciones cuando se dispone de una extensa cantidad de datos. En este contexto, las </w:t>
+      </w:r>
+      <w:proofErr w:type="spellStart"/>
+      <w:r>
+        <w:t>TCNs</w:t>
+      </w:r>
+      <w:proofErr w:type="spellEnd"/>
+      <w:r>
+        <w:t xml:space="preserve"> han mostrado mejoras notorias respecto a los modelos multivariables tanto en precisión como en complejidad temporal. </w:t>
+      </w:r>
+      <w:r>
+        <w:t xml:space="preserve">Las redes convolucionales modelan piezas de información secuencialmente, extrayendo información sobre los patrones. Están formadas por 5 capas, siendo estas: </w:t>
+      </w:r>
+      <w:r>
+        <w:t>INPUT</w:t>
+      </w:r>
+      <w:r>
+        <w:t xml:space="preserve">, capa de entrada que contiene los valores raw. CONV, que calcula la salida de las neuronas que están conectadas a la entrada, calculando un producto entre sus pesos y la región a la que están conectadas. RELU, que aplica una función de activación por elementos. POOL, que realiza una operación de </w:t>
+      </w:r>
+      <w:proofErr w:type="spellStart"/>
+      <w:r>
+        <w:t>downsampling</w:t>
+      </w:r>
+      <w:proofErr w:type="spellEnd"/>
+      <w:r>
+        <w:t xml:space="preserve"> (proceso de reducción de datos disminuyendo la resolución o frecuencia de muestreo del conjunto) a lo largo de las dimensiones espaciales</w:t>
+      </w:r>
+      <w:r>
+        <w:t>. Por último, la capa FC, que calcula los puntajes de clase, y cuyas neuronas estarán conectadas a todos los números en el volumen anterior.</w:t>
+      </w:r>
+    </w:p>
+    <w:p>
+      <w:pPr>
+        <w:jc w:val="both"/>
+      </w:pPr>
+    </w:p>
+    <w:p>
+      <w:pPr>
+        <w:jc w:val="both"/>
+      </w:pPr>
+      <w:r>
+        <w:t>Los modelos transformadores son un modelo de estado del arte que incorpora mecanismos de atención temporal y covariables. Estos modelos han mostrado una alta precisión en predicciones de entre 24 y 48 horas, resaltando a su vez los factores que más han influenciado esta predicción.</w:t>
+      </w:r>
+      <w:r>
+        <w:t xml:space="preserve"> Aunque estos modelos son relativamente nuevos en este campo, los resultados iniciales resultan prometedores. Un estudio de 2022 demuestra que </w:t>
+      </w:r>
+      <w:r>
         <w:lastRenderedPageBreak/>
-        <w:t>Las redes convolucionales son un tipo de red neuronal utilizada para el proceso de datos con una topología similar a una cuadrícula</w:t>
+        <w:t>los TFT no solo lograron un porcentaje de error inferior a los modelos multivariables al predecir la producción de una planta solar, sino que mostraron la importancia de las variables meteorológicas como la irradiancia y los cambios de temperatura en la predicción productiva</w:t>
       </w:r>
       <w:r>
         <w:fldChar w:fldCharType="begin"/>
       </w:r>
       <w:r>
-        <w:instrText xml:space="preserve"> ADDIN ZOTERO_ITEM CSL_CITATION {"citationID":"FMlgxNqB","properties":{"formattedCitation":"[17]","plainCitation":"[17]","noteIndex":0},"citationItems":[{"id":52,"uris":["http://zotero.org/users/local/PHqdJ13A/items/5WPLGLM9"],"itemData":{"id":52,"type":"chapter","container-title":"Computer Vision – ECCV 2016","event-place":"Cham","ISBN":"978-3-319-46492-3","language":"en","note":"collection-title: Lecture Notes in Computer Science\nDOI: 10.1007/978-3-319-46493-0_38","page":"630-645","publisher":"Springer International Publishing","publisher-place":"Cham","source":"DOI.org (Crossref)","title":"Identity Mappings in Deep Residual Networks","URL":"http://link.springer.com/10.1007/978-3-319-46493-0_38","volume":"9908","editor":[{"family":"Leibe","given":"Bastian"},{"family":"Matas","given":"Jiri"},{"family":"Sebe","given":"Nicu"},{"family":"Welling","given":"Max"}],"author":[{"family":"He","given":"Kaiming"},{"family":"Zhang","given":"Xiangyu"},{"family":"Ren","given":"Shaoqing"},{"family":"Sun","given":"Jian"}],"accessed":{"date-parts":[["2025",11,11]]},"issued":{"date-parts":[["2016"]]}}}],"schema":"https://github.com/citation-style-language/schema/raw/master/csl-citation.json"} </w:instrText>
+        <w:instrText xml:space="preserve"> ADDIN ZOTERO_ITEM CSL_CITATION {"citationID":"SzWP61ra","properties":{"formattedCitation":"[18]","plainCitation":"[18]","noteIndex":0},"citationItems":[{"id":42,"uris":["http://zotero.org/users/local/PHqdJ13A/items/A2ENDPN5"],"itemData":{"id":42,"type":"article-journal","abstract":"The energy generated by a solar photovoltaic (PV) system depends on uncontrollable factors, including weather conditions and solar irradiation, which leads to uncertainty in the power output. Forecast PV power generation is vital to improve grid stability and balance the energy supply and demand. This study aims to predict hourly day-ahead PV power generation by applying Temporal Fusion Transformer (TFT), a new attention-based architecture that incorporates an interpretable explanation of temporal dynamics and high-performance forecasting over multiple horizons. The proposed forecasting model has been trained and tested using data from six different facilities located in Germany and Australia. The results have been compared with other algorithms like Auto Regressive Integrated Moving Average (ARIMA), Long Short-Term Memory (LSTM), Multi-Layer Perceptron (MLP), and Extreme Gradient Boosting (XGBoost), using statistical error indicators. The use of TFT has been shown to be more accurate than the rest of the algorithms to forecast PV generation in the aforementioned facilities.","container-title":"Energies","DOI":"10.3390/en15145232","ISSN":"1996-1073","issue":"14","journalAbbreviation":"Energies","language":"en","page":"5232","source":"DOI.org (Crossref)","title":"Application of Temporal Fusion Transformer for Day-Ahead PV Power Forecasting","volume":"15","author":[{"family":"López Santos","given":"Miguel"},{"family":"García-Santiago","given":"Xela"},{"family":"Echevarría Camarero","given":"Fernando"},{"family":"Blázquez Gil","given":"Gonzalo"},{"family":"Carrasco Ortega","given":"Pablo"}],"issued":{"date-parts":[["2022",7,19]]}}}],"schema":"https://github.com/citation-style-language/schema/raw/master/csl-citation.json"} </w:instrText>
       </w:r>
       <w:r>
         <w:fldChar w:fldCharType="separate"/>
       </w:r>
       <w:r>
-        <w:t>[17]</w:t>
+        <w:t>[18]</w:t>
       </w:r>
       <w:r>
         <w:fldChar w:fldCharType="end"/>
       </w:r>
       <w:r>
-        <w:t xml:space="preserve">. </w:t>
-      </w:r>
-      <w:r>
-        <w:t xml:space="preserve">Las redes convolucionales pueden extraer patrones locales y recopilar dependencias a largo plazo mediante convoluciones cuando se dispone de una extensa cantidad de datos. En este contexto, las </w:t>
+        <w:t>.</w:t>
+      </w:r>
+    </w:p>
+    <w:p>
+      <w:pPr>
+        <w:jc w:val="both"/>
+      </w:pPr>
+    </w:p>
+    <w:p>
+      <w:pPr>
+        <w:jc w:val="both"/>
+      </w:pPr>
+      <w:r>
+        <w:t xml:space="preserve">Entre los modelos de </w:t>
       </w:r>
       <w:proofErr w:type="spellStart"/>
       <w:r>
-        <w:t>TCNs</w:t>
+        <w:t>Gradient</w:t>
       </w:r>
       <w:proofErr w:type="spellEnd"/>
       <w:r>
-        <w:t xml:space="preserve"> han mostrado mejoras notorias respecto a los modelos multivariables tanto en precisión como en complejidad temporal. </w:t>
-      </w:r>
-      <w:r>
-        <w:t xml:space="preserve">Las redes convolucionales modelan piezas de información secuencialmente, extrayendo información sobre los patrones. Están formadas por 5 capas, siendo estas: </w:t>
-      </w:r>
-      <w:r>
-        <w:t>INPUT</w:t>
-      </w:r>
-      <w:r>
-        <w:t xml:space="preserve">, capa de entrada que contiene los valores raw. CONV, que calcula la salida de las neuronas que están conectadas a la entrada, calculando un producto entre sus pesos y la región a la que están conectadas. RELU, que aplica una función de activación por elementos. POOL, que realiza una operación de </w:t>
+        <w:t xml:space="preserve"> </w:t>
       </w:r>
       <w:proofErr w:type="spellStart"/>
       <w:r>
-        <w:t>downsampling</w:t>
+        <w:t>Boosting</w:t>
       </w:r>
       <w:proofErr w:type="spellEnd"/>
       <w:r>
-        <w:t xml:space="preserve"> (proceso de reducción de datos disminuyendo la resolución o frecuencia de muestreo del conjunto) a lo largo de las dimensiones espaciales</w:t>
-      </w:r>
-      <w:r>
-        <w:t>. Por último, la capa FC, que calcula los puntajes de clase, y cuyas neuronas estarán conectadas a todos los números en el volumen anterior.</w:t>
+        <w:t>, el XGBoost (</w:t>
+      </w:r>
+      <w:proofErr w:type="spellStart"/>
+      <w:r>
+        <w:t>eXtreme</w:t>
+      </w:r>
+      <w:proofErr w:type="spellEnd"/>
+      <w:r>
+        <w:t xml:space="preserve"> </w:t>
+      </w:r>
+      <w:proofErr w:type="spellStart"/>
+      <w:r>
+        <w:t>Gradient</w:t>
+      </w:r>
+      <w:proofErr w:type="spellEnd"/>
+      <w:r>
+        <w:t xml:space="preserve"> </w:t>
+      </w:r>
+      <w:proofErr w:type="spellStart"/>
+      <w:r>
+        <w:t>Boosting</w:t>
+      </w:r>
+      <w:proofErr w:type="spellEnd"/>
+      <w:r>
+        <w:t>) ha ganado relevancia por su capacidad de manejar entradas multivariables y recoger interacciones complejas integrando ventanas temporales entre arquitecturas hibridas. Estudios han revelado que puede superar o complementar enfoques neuronales en precisión y velocidad de entrenamiento</w:t>
+      </w:r>
+      <w:r>
+        <w:fldChar w:fldCharType="begin"/>
+      </w:r>
+      <w:r>
+        <w:instrText xml:space="preserve"> ADDIN ZOTERO_ITEM CSL_CITATION {"citationID":"1vStKFRs","properties":{"formattedCitation":"[19]","plainCitation":"[19]","noteIndex":0},"citationItems":[{"id":44,"uris":["http://zotero.org/users/local/PHqdJ13A/items/Z4RFVHG3"],"itemData":{"id":44,"type":"paper-conference","abstract":"Multi-step forecasts can be produced recursively by iterating a one-step model, or directly using a specific model for each horizon. Choosing between these two strategies is not an easy task since it involves a trade-off between bias and estimation variance over the forecast horizon. Using a nonlinear machine learning model makes the tradeoff even more difficult. To address this issue, we propose a new forecasting strategy which boosts traditional recursive linear forecasts with a direct strategy using a boosting autoregression procedure at each horizon. First, we investigate the performance of the proposed strategy in terms of bias and variance decomposition of the error using simulated time series. Then, we evaluate the proposed strategy on real-world time series from two forecasting competitions. Overall, we obtain excellent performance with respect to the standard forecasting strategies.","container-title":"Proceedings of the 31st International Conference on Machine Learning","event-title":"International Conference on Machine Learning","language":"en","note":"ISSN: 1938-7228","page":"109-117","publisher":"PMLR","source":"proceedings.mlr.press","title":"Boosting multi-step autoregressive forecasts","URL":"https://proceedings.mlr.press/v32/taieb14.html","author":[{"family":"Taieb","given":"Souhaib Ben"},{"family":"Hyndman","given":"Rob"}],"accessed":{"date-parts":[["2025",11,6]]},"issued":{"date-parts":[["2014",1,27]]}}}],"schema":"https://github.com/citation-style-language/schema/raw/master/csl-citation.json"} </w:instrText>
+      </w:r>
+      <w:r>
+        <w:fldChar w:fldCharType="separate"/>
+      </w:r>
+      <w:r>
+        <w:t>[19]</w:t>
+      </w:r>
+      <w:r>
+        <w:fldChar w:fldCharType="end"/>
+      </w:r>
+      <w:r>
+        <w:t>.</w:t>
+      </w:r>
+      <w:r>
+        <w:t xml:space="preserve"> </w:t>
+      </w:r>
+      <w:r>
+        <w:t xml:space="preserve">Para ajustar el dataset de entrenamiento del XGBoost se realiza una predicción inicial, y se crea un árbol de decisión. Se calculan los residuales en función del valor predicho. A continuación, se calcula la similitud de los datos de una hoja, y se comparan las ganancias para determinar una entidad y un umbral para el nodo. La salida del árbol será el nuevo residual para el dataset, con el que se construye un nuevo árbol. Esto se repite hasta que los residuales ya no se reducen o hasta el número de veces especificado. Cada árbol generado aprende de los árboles anteriores, y no cuenta con el mismo peso. </w:t>
+      </w:r>
+      <w:r>
+        <w:t>De manera similar, LightGBM, int</w:t>
+      </w:r>
+      <w:r>
+        <w:t>r</w:t>
+      </w:r>
+      <w:r>
+        <w:t xml:space="preserve">oducido posteriormente, </w:t>
+      </w:r>
+      <w:r>
+        <w:t xml:space="preserve">implementa un </w:t>
+      </w:r>
+      <w:proofErr w:type="spellStart"/>
+      <w:r>
+        <w:t>Gradient</w:t>
+      </w:r>
+      <w:proofErr w:type="spellEnd"/>
+      <w:r>
+        <w:t xml:space="preserve"> </w:t>
+      </w:r>
+      <w:proofErr w:type="spellStart"/>
+      <w:r>
+        <w:t>Boosting</w:t>
+      </w:r>
+      <w:proofErr w:type="spellEnd"/>
+      <w:r>
+        <w:t xml:space="preserve"> centrado en la escalabilidad y velocidad. Forma árboles de decisión secuencialmente para minimizar el error en la predicción de manera eficiente. Es muy común debido a su rendimiento al trabajar con conjuntos de datos extensos, haciéndolo especialmente adecuado para los problemas de pronóstico energético que involucran muchos y diferentes datos. Comparándolo con el XGBoost y otros modelos más complejos, puede conseguir una precisión aceptable con un coste computacional significativamente reducido y tiempos de entrenamiento más rápidos.</w:t>
       </w:r>
     </w:p>
     <w:p>
@@ -11094,29 +11202,451 @@
         <w:jc w:val="both"/>
       </w:pPr>
       <w:r>
-        <w:t>Los modelos transformadores son un modelo de estado del arte que incorpora mecanismos de atención temporal y covariables. Estos modelos han mostrado una alta precisión en predicciones de entre 24 y 48 horas, resaltando a su vez los factores que más han influenciado esta predicción.</w:t>
-      </w:r>
-      <w:r>
-        <w:t xml:space="preserve"> Aunque estos modelos son relativamente nuevos en este campo, los resultados iniciales resultan prometedores. Un estudio de 2022 demuestra que los TFT no solo lograron un porcentaje de error inferior a los modelos multivariables al predecir la producción de una planta solar, sino que mostraron la importancia de las variables meteorológicas como la irradiancia y los cambios de temperatura en la predicción productiva</w:t>
+        <w:t xml:space="preserve">En resumen, el estado del arte define una gran variedad de modelos efectivos para predicción energética. La elección del definitivo dependerá de las características del problema y de la cantidad y variedad de datos disponibles. Mientras que una arquitectura más compleja puede obtener resultados más precisos cuando se dispone de una cantidad de datos extensa y detallada, un método más simple con un tiempo de entrenamiento más reducido puede mejorar al complejo </w:t>
+      </w:r>
+      <w:r>
+        <w:t>bajo restricciones en la cantidad de datos disponibles, ofreciendo un mejor balance entre precisión, eficiencia computacional y robustez.</w:t>
+      </w:r>
+    </w:p>
+    <w:p>
+      <w:pPr>
+        <w:jc w:val="both"/>
+      </w:pPr>
+    </w:p>
+    <w:p>
+      <w:pPr>
+        <w:jc w:val="both"/>
+      </w:pPr>
+    </w:p>
+    <w:p>
+      <w:pPr>
+        <w:jc w:val="both"/>
+      </w:pPr>
+    </w:p>
+    <w:p>
+      <w:pPr>
+        <w:pStyle w:val="Ttulo2"/>
+      </w:pPr>
+      <w:bookmarkStart w:id="11" w:name="_Toc215558434"/>
+      <w:r>
+        <w:t xml:space="preserve">2.2 </w:t>
+      </w:r>
+      <w:r>
+        <w:t>DATASET Y HERRAMIENTAS</w:t>
+      </w:r>
+      <w:bookmarkEnd w:id="11"/>
+    </w:p>
+    <w:p/>
+    <w:p>
+      <w:pPr>
+        <w:pStyle w:val="Ttulo3"/>
+      </w:pPr>
+      <w:bookmarkStart w:id="12" w:name="_Toc215558435"/>
+      <w:r>
+        <w:t>2.2.1 PREPARACIÓN DEL DATASET</w:t>
+      </w:r>
+      <w:bookmarkEnd w:id="12"/>
+    </w:p>
+    <w:p/>
+    <w:p>
+      <w:pPr>
+        <w:jc w:val="both"/>
+      </w:pPr>
+      <w:r>
+        <w:t>El primer paso a la hora de implementar un modelo de predicción es tener claro y preparado el conjunto de datos que vamos a utilizar para su entrenamiento. Este debe ser el más cercano posible a la realidad que vamos a querer predecir.</w:t>
+      </w:r>
+      <w:r>
+        <w:t xml:space="preserve"> E</w:t>
+      </w:r>
+      <w:r>
+        <w:t xml:space="preserve">l objetivo de este proyecto es la predicción del rendimiento de </w:t>
+      </w:r>
+      <w:r>
+        <w:t>dos</w:t>
+      </w:r>
+      <w:r>
+        <w:t xml:space="preserve"> planta</w:t>
+      </w:r>
+      <w:r>
+        <w:t>s</w:t>
+      </w:r>
+      <w:r>
+        <w:t xml:space="preserve"> fotovoltaica</w:t>
+      </w:r>
+      <w:r>
+        <w:t>s</w:t>
+      </w:r>
+      <w:r>
+        <w:t xml:space="preserve"> </w:t>
+      </w:r>
+      <w:r>
+        <w:t xml:space="preserve">en </w:t>
+      </w:r>
+      <w:r>
+        <w:t>concret</w:t>
+      </w:r>
+      <w:r>
+        <w:t>o: la primera, una planta instalada en el tejado de CTC en Santander, Cantabria, y la segunda, una planta flotante perteneciente a CTC en Lorca, Murcia. P</w:t>
+      </w:r>
+      <w:r>
+        <w:t xml:space="preserve">ara el entrenamiento del modelo usaremos datos provenientes de </w:t>
+      </w:r>
+      <w:r>
+        <w:t xml:space="preserve">cada una de </w:t>
+      </w:r>
+      <w:r>
+        <w:t>ella</w:t>
+      </w:r>
+      <w:r>
+        <w:t>s</w:t>
+      </w:r>
+      <w:r>
+        <w:t>.</w:t>
+      </w:r>
+      <w:r>
+        <w:t xml:space="preserve"> </w:t>
+      </w:r>
+      <w:r>
+        <w:t>Es importante recalcar que no se debe bajo ningún concepto mezclar datos provenientes de ambas plantas a la hora de entrenar al modelo, ya que sus condiciones no son exactas y perjudicaría la capacidad predictiva.</w:t>
+      </w:r>
+    </w:p>
+    <w:p>
+      <w:pPr>
+        <w:jc w:val="both"/>
+      </w:pPr>
+      <w:r>
+        <w:lastRenderedPageBreak/>
+        <w:t>En el caso del dataset de Lorca, contamos desde el principio con una gran cantidad de datos meteorológicos y de producción, pero con el inconveniente de que no eran síncronos, es decir, los datos meteorológicos se median cada cinco minutos, mientras que los de producción eran variables, ya que se media en función de la velocidad del viento. Cuanto mayor era la velocidad del viento, con más frecuencia se medía. Para solucionar este problema, como el dataset simplemente copiaba el mismo valor de producción para todos los rangos de cinco minutos dentro del rango de medición de la producción, hubo que quedarse con la primera fila de cada valor de forma local, y eliminar las restantes para que no adulterasen la información. De esta forma, reducimos notablemente la cantidad de datos, pero eliminamos las grandes imprecisiones que se habrían producido en caso contrario.</w:t>
+      </w:r>
+    </w:p>
+    <w:p>
+      <w:pPr>
+        <w:jc w:val="both"/>
+      </w:pPr>
+    </w:p>
+    <w:p>
+      <w:pPr>
+        <w:jc w:val="both"/>
+      </w:pPr>
+      <w:r>
+        <w:t xml:space="preserve">En cuanto al dataset de Santander, encontramos </w:t>
+      </w:r>
+      <w:r>
+        <w:t>varios problemas graves: los datos de producción no se recogieron durante la noche, y los datos meteorológicos se recogieron ligeramente desincronizados con los de producción. Para abordar el problema de la inexistente medición nocturna, la solución fue eliminar de la ecuación los datos meteorológicos recogidos por la noche, ya que, al no contar con valores de producción a los que asociarlos, su existencia no resultaba de utilidad. En cuanto a la desincronización, se optó por una asociación temporal de las filas de ambos datasets. Ya que la mayor diferencia existente entre producción y datos meteorológicos era de dos minutos, mediante un pequeño programa en Python se asoció cada fila de generación a su fila meteorológica más cercana</w:t>
+      </w:r>
+      <w:r>
+        <w:t>, con un máximo de dos minutos de diferencia entre ambas y</w:t>
+      </w:r>
+      <w:r>
+        <w:t xml:space="preserve"> sin repetir. De esta forma, logramos sincronizar temporalmente ambos datasets para dar como resultado el conjunto de ellos.</w:t>
+      </w:r>
+    </w:p>
+    <w:p>
+      <w:pPr>
+        <w:jc w:val="both"/>
+      </w:pPr>
+    </w:p>
+    <w:p>
+      <w:pPr>
+        <w:jc w:val="both"/>
+      </w:pPr>
+      <w:r>
+        <w:t xml:space="preserve">Una vez contamos con el dataset completo y sincronizado, surgió otro problema. Analizándolo, se observaron múltiples muestras con valores anómalos e imposibles en el contexto del problema (temperaturas de 1800º, vientos de 400km/h, …). Estos probablemente se deban a errores puntuales del sistema de medición de la planta. Nos referiremos a estos datos inverosímiles como outliers. Antes de dar por finalizada la preparación del dataset, es </w:t>
+      </w:r>
+      <w:r>
+        <w:t xml:space="preserve">de </w:t>
+      </w:r>
+      <w:r>
+        <w:t>vital</w:t>
+      </w:r>
+      <w:r>
+        <w:t xml:space="preserve"> importancia</w:t>
+      </w:r>
+      <w:r>
+        <w:t xml:space="preserve"> eliminar estos outliers, ya que alterarían el funcionamiento del modelo y disminuirían su precisión. El primer paso es recoger los outliers de cada columna. Para ello, </w:t>
+      </w:r>
+      <w:r>
+        <w:t>hay que aplicar el rango intercuartílico</w:t>
       </w:r>
       <w:r>
         <w:fldChar w:fldCharType="begin"/>
       </w:r>
       <w:r>
-        <w:instrText xml:space="preserve"> ADDIN ZOTERO_ITEM CSL_CITATION {"citationID":"SzWP61ra","properties":{"formattedCitation":"[18]","plainCitation":"[18]","noteIndex":0},"citationItems":[{"id":42,"uris":["http://zotero.org/users/local/PHqdJ13A/items/A2ENDPN5"],"itemData":{"id":42,"type":"article-journal","abstract":"The energy generated by a solar photovoltaic (PV) system depends on uncontrollable factors, including weather conditions and solar irradiation, which leads to uncertainty in the power output. Forecast PV power generation is vital to improve grid stability and balance the energy supply and demand. This study aims to predict hourly day-ahead PV power generation by applying Temporal Fusion Transformer (TFT), a new attention-based architecture that incorporates an interpretable explanation of temporal dynamics and high-performance forecasting over multiple horizons. The proposed forecasting model has been trained and tested using data from six different facilities located in Germany and Australia. The results have been compared with other algorithms like Auto Regressive Integrated Moving Average (ARIMA), Long Short-Term Memory (LSTM), Multi-Layer Perceptron (MLP), and Extreme Gradient Boosting (XGBoost), using statistical error indicators. The use of TFT has been shown to be more accurate than the rest of the algorithms to forecast PV generation in the aforementioned facilities.","container-title":"Energies","DOI":"10.3390/en15145232","ISSN":"1996-1073","issue":"14","journalAbbreviation":"Energies","language":"en","page":"5232","source":"DOI.org (Crossref)","title":"Application of Temporal Fusion Transformer for Day-Ahead PV Power Forecasting","volume":"15","author":[{"family":"López Santos","given":"Miguel"},{"family":"García-Santiago","given":"Xela"},{"family":"Echevarría Camarero","given":"Fernando"},{"family":"Blázquez Gil","given":"Gonzalo"},{"family":"Carrasco Ortega","given":"Pablo"}],"issued":{"date-parts":[["2022",7,19]]}}}],"schema":"https://github.com/citation-style-language/schema/raw/master/csl-citation.json"} </w:instrText>
+        <w:instrText xml:space="preserve"> ADDIN ZOTERO_ITEM CSL_CITATION {"citationID":"cFeXV647","properties":{"formattedCitation":"[20]","plainCitation":"[20]","noteIndex":0},"citationItems":[{"id":57,"uris":["http://zotero.org/users/local/PHqdJ13A/items/RL4SIJPB"],"itemData":{"id":57,"type":"post-weblog","abstract":"Meaning, use and how to find an interquartile range in statistics by hand or using technology. Hundreds of articles and videos. Free homework help forum.","container-title":"Statistics How To","language":"en-US","title":"Interquartile Range (IQR): What it is and How to Find it","title-short":"Interquartile Range (IQR)","URL":"https://www.statisticshowto.com/probability-and-statistics/interquartile-range/","accessed":{"date-parts":[["2025",12,1]]}}}],"schema":"https://github.com/citation-style-language/schema/raw/master/csl-citation.json"} </w:instrText>
       </w:r>
       <w:r>
         <w:fldChar w:fldCharType="separate"/>
       </w:r>
       <w:r>
-        <w:t>[18]</w:t>
+        <w:t>[20]</w:t>
       </w:r>
       <w:r>
         <w:fldChar w:fldCharType="end"/>
       </w:r>
       <w:r>
+        <w:t>. Para obtenerlo, necesitamos primero calcular el percentil 25 y percentil 75. El percentil 25 es el valor por debajo del cual se encuentra el 25% de los datos, y por encima del cual se encuentra el 75% restante. El 75 percentil es lo mismo, pero al revés. La diferencia de ambos es el rango intercuartílico, valor que representa el rango en el que se encuentra el 50% central del conjunto de datos. Esto nos permitirá obtener los outliers, que serán todo aquel valor notoriamente alejado del rango intercuartílico. La fórmula booleana que determina si un valor es un outlier se define como:</w:t>
+      </w:r>
+    </w:p>
+    <w:p>
+      <w:pPr>
+        <w:jc w:val="both"/>
+      </w:pPr>
+    </w:p>
+    <w:p>
+      <w:pPr>
+        <w:jc w:val="both"/>
+      </w:pPr>
+    </w:p>
+    <w:p>
+      <w:pPr>
+        <w:jc w:val="both"/>
+        <w:rPr>
+          <w:b/>
+          <w:sz w:val="20"/>
+          <w:szCs w:val="20"/>
+        </w:rPr>
+      </w:pPr>
+      <m:oMathPara>
+        <m:oMath>
+          <m:r>
+            <m:rPr>
+              <m:sty m:val="bi"/>
+            </m:rPr>
+            <w:rPr>
+              <w:rFonts w:ascii="Cambria Math" w:hAnsi="Cambria Math"/>
+              <w:sz w:val="20"/>
+              <w:szCs w:val="20"/>
+            </w:rPr>
+            <m:t>outlier? = (valor &lt; (percentil</m:t>
+          </m:r>
+          <m:r>
+            <m:rPr>
+              <m:sty m:val="bi"/>
+            </m:rPr>
+            <w:rPr>
+              <w:rFonts w:ascii="Cambria Math" w:hAnsi="Cambria Math"/>
+              <w:sz w:val="20"/>
+              <w:szCs w:val="20"/>
+            </w:rPr>
+            <m:t xml:space="preserve">25 - 1.5 * IQR)) | </m:t>
+          </m:r>
+        </m:oMath>
+      </m:oMathPara>
+    </w:p>
+    <w:p>
+      <w:pPr>
+        <w:jc w:val="both"/>
+        <w:rPr>
+          <w:b/>
+          <w:bCs/>
+          <w:sz w:val="20"/>
+          <w:szCs w:val="20"/>
+        </w:rPr>
+      </w:pPr>
+      <m:oMathPara>
+        <m:oMath>
+          <m:r>
+            <m:rPr>
+              <m:sty m:val="bi"/>
+            </m:rPr>
+            <w:rPr>
+              <w:rFonts w:ascii="Cambria Math" w:hAnsi="Cambria Math"/>
+              <w:sz w:val="20"/>
+              <w:szCs w:val="20"/>
+            </w:rPr>
+            <m:t>(valor &gt; (percentil</m:t>
+          </m:r>
+          <m:r>
+            <m:rPr>
+              <m:sty m:val="bi"/>
+            </m:rPr>
+            <w:rPr>
+              <w:rFonts w:ascii="Cambria Math" w:hAnsi="Cambria Math"/>
+              <w:sz w:val="20"/>
+              <w:szCs w:val="20"/>
+            </w:rPr>
+            <m:t>75 + 1.5 * IQR))</m:t>
+          </m:r>
+          <m:r>
+            <m:rPr>
+              <m:sty m:val="bi"/>
+            </m:rPr>
+            <w:rPr>
+              <w:rFonts w:ascii="Cambria Math" w:hAnsi="Cambria Math"/>
+              <w:sz w:val="20"/>
+              <w:szCs w:val="20"/>
+            </w:rPr>
+            <m:t xml:space="preserve"> </m:t>
+          </m:r>
+        </m:oMath>
+      </m:oMathPara>
+    </w:p>
+    <w:p>
+      <w:pPr>
+        <w:pStyle w:val="Descripcin"/>
+        <w:keepNext/>
+        <w:jc w:val="center"/>
+      </w:pPr>
+    </w:p>
+    <w:p>
+      <w:pPr>
+        <w:pStyle w:val="Descripcin"/>
+        <w:keepNext/>
+        <w:jc w:val="center"/>
+      </w:pPr>
+      <w:r>
+        <w:t xml:space="preserve">Ecuación </w:t>
+      </w:r>
+      <w:fldSimple w:instr=" SEQ Ecuación \* ARABIC ">
+        <w:r>
+          <w:rPr>
+            <w:noProof/>
+          </w:rPr>
+          <w:t>6</w:t>
+        </w:r>
+      </w:fldSimple>
+      <w:r>
+        <w:t xml:space="preserve"> - Función booleana de outlier</w:t>
+      </w:r>
+    </w:p>
+    <w:p>
+      <w:pPr>
+        <w:jc w:val="both"/>
+      </w:pPr>
+    </w:p>
+    <w:p>
+      <w:pPr>
+        <w:jc w:val="both"/>
+      </w:pPr>
+      <w:r>
+        <w:t xml:space="preserve">Esta función devuelve verdadero si el valor es un outlier, y falso </w:t>
+      </w:r>
+      <w:r>
+        <w:t>en caso contrario</w:t>
+      </w:r>
+      <w:r>
+        <w:t xml:space="preserve">. Una vez detectados todos los outliers, se procede a su eliminación del dataset. Esto resulta en la eliminación de una parte no demasiado extensa del dataset, lo que es muy favorable. Tras analizar el dataset de nuevo, los valores obtenidos sí que eran verosímiles y </w:t>
+      </w:r>
+      <w:r>
+        <w:lastRenderedPageBreak/>
+        <w:t>razonables, por lo que podemos considerar como correcta la eliminación de outliers.</w:t>
+      </w:r>
+      <w:r>
+        <w:t xml:space="preserve"> Por último, se procedió a la eliminación de las filas con valores vacíos (NaN) y se guardó el nuevo dataset.</w:t>
+      </w:r>
+    </w:p>
+    <w:p>
+      <w:pPr>
+        <w:jc w:val="both"/>
+      </w:pPr>
+    </w:p>
+    <w:p>
+      <w:pPr>
+        <w:jc w:val="both"/>
+      </w:pPr>
+      <w:r>
+        <w:t xml:space="preserve">Aunque el dataset cuenta con variables que, a priori, parecen más influyentes en el rendimiento fotovoltaico, como la irradiancia solar, trataremos de valorar la influencia de cada una de ellas para determinar </w:t>
+      </w:r>
+      <w:r>
+        <w:t>cuáles</w:t>
+      </w:r>
+      <w:r>
+        <w:t xml:space="preserve"> son las principales y cuales afectan en menor medida, pudiendo incluso obviarlas en los casos en los que su eliminación </w:t>
+      </w:r>
+      <w:r>
+        <w:t>incremente</w:t>
+      </w:r>
+      <w:r>
+        <w:t xml:space="preserve"> la precisión.</w:t>
+      </w:r>
+      <w:r>
+        <w:t xml:space="preserve"> Las variables utilizadas serán</w:t>
+      </w:r>
+      <w:r>
+        <w:t xml:space="preserve"> </w:t>
+      </w:r>
+      <w:r>
+        <w:t>la velocidad del viento, la irradiancia solar, la humedad, la lluvia y la presión</w:t>
+      </w:r>
+      <w:r>
+        <w:t>, además de la fecha dividida en cuatro variables: mes, día, hora y minuto.</w:t>
+      </w:r>
+    </w:p>
+    <w:p/>
+    <w:p>
+      <w:pPr>
+        <w:pStyle w:val="Ttulo3"/>
+      </w:pPr>
+      <w:bookmarkStart w:id="13" w:name="_Toc215558436"/>
+      <w:r>
+        <w:t>2.2.2 HERRAMIENTAS</w:t>
+      </w:r>
+      <w:bookmarkEnd w:id="13"/>
+    </w:p>
+    <w:p/>
+    <w:p>
+      <w:pPr>
+        <w:jc w:val="both"/>
+      </w:pPr>
+      <w:r>
+        <w:t>El modelo se desarrollará en Python, haciendo uso de diversas herramientas y librerías. Se</w:t>
+      </w:r>
+      <w:r>
+        <w:t xml:space="preserve"> hará uso de Anaconda, una plataforma de código abierto especializada en trabajos relativos a la ciencia de datos y la inteligencia artificial en Python</w:t>
+      </w:r>
+      <w:r>
+        <w:fldChar w:fldCharType="begin"/>
+      </w:r>
+      <w:r>
+        <w:instrText xml:space="preserve"> ADDIN ZOTERO_ITEM CSL_CITATION {"citationID":"6zU6yAuJ","properties":{"formattedCitation":"[21]","plainCitation":"[21]","noteIndex":0},"citationItems":[{"id":53,"uris":["http://zotero.org/users/local/PHqdJ13A/items/WFM9MJAQ"],"itemData":{"id":53,"type":"webpage","title":"Anaconda.org","URL":"https://anaconda.org/channels/anaconda/packages/python/overview","accessed":{"date-parts":[["2025",11,26]]}}}],"schema":"https://github.com/citation-style-language/schema/raw/master/csl-citation.json"} </w:instrText>
+      </w:r>
+      <w:r>
+        <w:fldChar w:fldCharType="separate"/>
+      </w:r>
+      <w:r>
+        <w:t>[21]</w:t>
+      </w:r>
+      <w:r>
+        <w:fldChar w:fldCharType="end"/>
+      </w:r>
+      <w:r>
+        <w:t>. Su uso facilita enormemente el desarrollo al contar con cientos de librerías y recursos previamente instalados que agilizan todo el proceso. A su vez</w:t>
+      </w:r>
+      <w:r>
+        <w:t>,</w:t>
+      </w:r>
+      <w:r>
+        <w:t xml:space="preserve"> se utilizará </w:t>
+      </w:r>
+      <w:proofErr w:type="spellStart"/>
+      <w:r>
+        <w:t>Jupyter</w:t>
+      </w:r>
+      <w:proofErr w:type="spellEnd"/>
+      <w:r>
+        <w:t xml:space="preserve"> Notebook, un editor de código para hacer el proceso más visual, organizado e intuitivo</w:t>
+      </w:r>
+      <w:r>
+        <w:fldChar w:fldCharType="begin"/>
+      </w:r>
+      <w:r>
+        <w:instrText xml:space="preserve"> ADDIN ZOTERO_ITEM CSL_CITATION {"citationID":"89XlDRDP","properties":{"formattedCitation":"[22]","plainCitation":"[22]","noteIndex":0},"citationItems":[{"id":55,"uris":["http://zotero.org/users/local/PHqdJ13A/items/3WNLQG8R"],"itemData":{"id":55,"type":"webpage","abstract":"The Jupyter Notebook is a web-based interactive computing platform. The notebook combines live code, equations, narrative text, visualizations, interactive dashboards and other media.","language":"en","title":"Project Jupyter","URL":"https://jupyter.org","accessed":{"date-parts":[["2025",11,26]]}}}],"schema":"https://github.com/citation-style-language/schema/raw/master/csl-citation.json"} </w:instrText>
+      </w:r>
+      <w:r>
+        <w:fldChar w:fldCharType="separate"/>
+      </w:r>
+      <w:r>
+        <w:t>[22]</w:t>
+      </w:r>
+      <w:r>
+        <w:fldChar w:fldCharType="end"/>
+      </w:r>
+      <w:r>
         <w:t>.</w:t>
       </w:r>
+      <w:r>
+        <w:t xml:space="preserve"> </w:t>
+      </w:r>
     </w:p>
     <w:p>
       <w:pPr>
@@ -11128,418 +11658,37 @@
         <w:jc w:val="both"/>
       </w:pPr>
       <w:r>
-        <w:t xml:space="preserve">Entre los modelos de </w:t>
+        <w:t xml:space="preserve">En cuanto a las librerías, </w:t>
       </w:r>
       <w:proofErr w:type="spellStart"/>
       <w:r>
-        <w:t>Gradient</w:t>
+        <w:t>sklearn</w:t>
       </w:r>
       <w:proofErr w:type="spellEnd"/>
       <w:r>
+        <w:t xml:space="preserve"> es una librería de aprendizaje automático de código abierto, que incluye funciones para implementar y/o entrenar modelos como </w:t>
+      </w:r>
+      <w:proofErr w:type="spellStart"/>
+      <w:r>
+        <w:t>gradient</w:t>
+      </w:r>
+      <w:proofErr w:type="spellEnd"/>
+      <w:r>
         <w:t xml:space="preserve"> </w:t>
       </w:r>
       <w:proofErr w:type="spellStart"/>
       <w:r>
-        <w:t>Boosting</w:t>
+        <w:t>boosting</w:t>
       </w:r>
       <w:proofErr w:type="spellEnd"/>
       <w:r>
-        <w:t>, el XGBoost (</w:t>
-      </w:r>
-      <w:proofErr w:type="spellStart"/>
-      <w:r>
-        <w:t>eXtreme</w:t>
-      </w:r>
-      <w:proofErr w:type="spellEnd"/>
+        <w:t xml:space="preserve">, </w:t>
+      </w:r>
+      <w:r>
+        <w:t>SVM,</w:t>
+      </w:r>
       <w:r>
         <w:t xml:space="preserve"> </w:t>
-      </w:r>
-      <w:proofErr w:type="spellStart"/>
-      <w:r>
-        <w:t>Gradient</w:t>
-      </w:r>
-      <w:proofErr w:type="spellEnd"/>
-      <w:r>
-        <w:t xml:space="preserve"> </w:t>
-      </w:r>
-      <w:proofErr w:type="spellStart"/>
-      <w:r>
-        <w:t>Boosting</w:t>
-      </w:r>
-      <w:proofErr w:type="spellEnd"/>
-      <w:r>
-        <w:t>) ha ganado relevancia por su capacidad de manejar entradas multivariables y recoger interacciones complejas integrando ventanas temporales entre arquitecturas hibridas. Estudios han revelado que puede superar o complementar enfoques neuronales en precisión y velocidad de entrenamiento</w:t>
-      </w:r>
-      <w:r>
-        <w:fldChar w:fldCharType="begin"/>
-      </w:r>
-      <w:r>
-        <w:instrText xml:space="preserve"> ADDIN ZOTERO_ITEM CSL_CITATION {"citationID":"1vStKFRs","properties":{"formattedCitation":"[19]","plainCitation":"[19]","noteIndex":0},"citationItems":[{"id":44,"uris":["http://zotero.org/users/local/PHqdJ13A/items/Z4RFVHG3"],"itemData":{"id":44,"type":"paper-conference","abstract":"Multi-step forecasts can be produced recursively by iterating a one-step model, or directly using a specific model for each horizon. Choosing between these two strategies is not an easy task since it involves a trade-off between bias and estimation variance over the forecast horizon. Using a nonlinear machine learning model makes the tradeoff even more difficult. To address this issue, we propose a new forecasting strategy which boosts traditional recursive linear forecasts with a direct strategy using a boosting autoregression procedure at each horizon. First, we investigate the performance of the proposed strategy in terms of bias and variance decomposition of the error using simulated time series. Then, we evaluate the proposed strategy on real-world time series from two forecasting competitions. Overall, we obtain excellent performance with respect to the standard forecasting strategies.","container-title":"Proceedings of the 31st International Conference on Machine Learning","event-title":"International Conference on Machine Learning","language":"en","note":"ISSN: 1938-7228","page":"109-117","publisher":"PMLR","source":"proceedings.mlr.press","title":"Boosting multi-step autoregressive forecasts","URL":"https://proceedings.mlr.press/v32/taieb14.html","author":[{"family":"Taieb","given":"Souhaib Ben"},{"family":"Hyndman","given":"Rob"}],"accessed":{"date-parts":[["2025",11,6]]},"issued":{"date-parts":[["2014",1,27]]}}}],"schema":"https://github.com/citation-style-language/schema/raw/master/csl-citation.json"} </w:instrText>
-      </w:r>
-      <w:r>
-        <w:fldChar w:fldCharType="separate"/>
-      </w:r>
-      <w:r>
-        <w:t>[19]</w:t>
-      </w:r>
-      <w:r>
-        <w:fldChar w:fldCharType="end"/>
-      </w:r>
-      <w:r>
-        <w:t>.</w:t>
-      </w:r>
-      <w:r>
-        <w:t xml:space="preserve"> </w:t>
-      </w:r>
-      <w:r>
-        <w:t xml:space="preserve">Para ajustar el dataset de entrenamiento del XGBoost se realiza una predicción inicial, y se crea un árbol de decisión. Se calculan los residuales en función del valor predicho. A continuación, se calcula la similitud de los datos de una hoja, y se comparan las ganancias para determinar una entidad y un umbral para el nodo. La salida del árbol será el nuevo residual para el dataset, con el que se construye un nuevo árbol. Esto se repite hasta que los residuales ya no se reducen o hasta el número de veces especificado. Cada árbol generado aprende de los árboles anteriores, y no cuenta con el mismo peso. </w:t>
-      </w:r>
-      <w:r>
-        <w:t>De manera similar, LightGBM, int</w:t>
-      </w:r>
-      <w:r>
-        <w:t>r</w:t>
-      </w:r>
-      <w:r>
-        <w:t xml:space="preserve">oducido posteriormente, </w:t>
-      </w:r>
-      <w:r>
-        <w:t xml:space="preserve">implementa un </w:t>
-      </w:r>
-      <w:proofErr w:type="spellStart"/>
-      <w:r>
-        <w:t>Gradient</w:t>
-      </w:r>
-      <w:proofErr w:type="spellEnd"/>
-      <w:r>
-        <w:t xml:space="preserve"> </w:t>
-      </w:r>
-      <w:proofErr w:type="spellStart"/>
-      <w:r>
-        <w:t>Boosting</w:t>
-      </w:r>
-      <w:proofErr w:type="spellEnd"/>
-      <w:r>
-        <w:t xml:space="preserve"> centrado en la escalabilidad y velocidad. Forma árboles de decisión secuencialmente para minimizar el error en la predicción de manera eficiente. Es muy común debido a su rendimiento al trabajar con conjuntos de datos extensos, haciéndolo especialmente adecuado para los problemas de pronóstico energético que involucran muchos y diferentes datos. Comparándolo con el XGBoost y otros modelos más complejos, puede conseguir una precisión aceptable con un coste computacional significativamente reducido y tiempos de entrenamiento más rápidos.</w:t>
-      </w:r>
-    </w:p>
-    <w:p>
-      <w:pPr>
-        <w:jc w:val="both"/>
-      </w:pPr>
-    </w:p>
-    <w:p>
-      <w:pPr>
-        <w:jc w:val="both"/>
-      </w:pPr>
-    </w:p>
-    <w:p>
-      <w:pPr>
-        <w:jc w:val="both"/>
-      </w:pPr>
-    </w:p>
-    <w:p>
-      <w:pPr>
-        <w:jc w:val="both"/>
-      </w:pPr>
-    </w:p>
-    <w:p>
-      <w:pPr>
-        <w:jc w:val="both"/>
-      </w:pPr>
-      <w:r>
-        <w:lastRenderedPageBreak/>
-        <w:t xml:space="preserve">En resumen, el estado del arte define una gran variedad de modelos efectivos para predicción energética. La elección del definitivo dependerá de las características del problema y de la cantidad y variedad de datos disponibles. Mientras que una arquitectura más compleja puede obtener resultados más precisos cuando se dispone de una cantidad de datos extensa y detallada, un método más simple con un tiempo de entrenamiento más reducido puede mejorar al complejo </w:t>
-      </w:r>
-      <w:r>
-        <w:t>bajo restricciones en la cantidad de datos disponibles, ofreciendo un mejor balance entre precisión, eficiencia computacional y robustez.</w:t>
-      </w:r>
-    </w:p>
-    <w:p>
-      <w:pPr>
-        <w:jc w:val="both"/>
-      </w:pPr>
-    </w:p>
-    <w:p>
-      <w:pPr>
-        <w:jc w:val="both"/>
-      </w:pPr>
-    </w:p>
-    <w:p>
-      <w:pPr>
-        <w:jc w:val="both"/>
-      </w:pPr>
-    </w:p>
-    <w:p>
-      <w:pPr>
-        <w:pStyle w:val="Ttulo2"/>
-      </w:pPr>
-      <w:bookmarkStart w:id="11" w:name="_Toc215044927"/>
-      <w:r>
-        <w:t xml:space="preserve">2.2 </w:t>
-      </w:r>
-      <w:r>
-        <w:t>DATASET Y HERRAMIENTAS</w:t>
-      </w:r>
-      <w:bookmarkEnd w:id="11"/>
-    </w:p>
-    <w:p/>
-    <w:p>
-      <w:pPr>
-        <w:pStyle w:val="Ttulo3"/>
-      </w:pPr>
-      <w:bookmarkStart w:id="12" w:name="_Toc215044928"/>
-      <w:r>
-        <w:t>2.2.1 PREPARACIÓN DEL DATASET</w:t>
-      </w:r>
-      <w:bookmarkEnd w:id="12"/>
-    </w:p>
-    <w:p/>
-    <w:p>
-      <w:pPr>
-        <w:jc w:val="both"/>
-      </w:pPr>
-      <w:r>
-        <w:t>El primer paso a la hora de implementar un modelo de predicción es tener claro y preparado el conjunto de datos que vamos a utilizar para su entrenamiento. Este debe ser el más cercano posible a la realidad que vamos a querer predecir.</w:t>
-      </w:r>
-      <w:r>
-        <w:t xml:space="preserve"> E</w:t>
-      </w:r>
-      <w:r>
-        <w:t xml:space="preserve">l objetivo de este proyecto es la predicción del rendimiento de </w:t>
-      </w:r>
-      <w:r>
-        <w:t>dos</w:t>
-      </w:r>
-      <w:r>
-        <w:t xml:space="preserve"> planta</w:t>
-      </w:r>
-      <w:r>
-        <w:t>s</w:t>
-      </w:r>
-      <w:r>
-        <w:t xml:space="preserve"> fotovoltaica</w:t>
-      </w:r>
-      <w:r>
-        <w:t>s</w:t>
-      </w:r>
-      <w:r>
-        <w:t xml:space="preserve"> </w:t>
-      </w:r>
-      <w:r>
-        <w:t xml:space="preserve">en </w:t>
-      </w:r>
-      <w:r>
-        <w:t>concret</w:t>
-      </w:r>
-      <w:r>
-        <w:t>o: la primera, una planta instalada en el tejado de CTC en Santander, Cantabria, y la segunda, una planta flotante perteneciente a CTC en Lorca, Murcia. P</w:t>
-      </w:r>
-      <w:r>
-        <w:t xml:space="preserve">ara el entrenamiento del modelo usaremos datos provenientes de </w:t>
-      </w:r>
-      <w:r>
-        <w:t xml:space="preserve">cada una de </w:t>
-      </w:r>
-      <w:r>
-        <w:t>ella</w:t>
-      </w:r>
-      <w:r>
-        <w:t>s</w:t>
-      </w:r>
-      <w:r>
-        <w:t>.</w:t>
-      </w:r>
-      <w:r>
-        <w:t xml:space="preserve"> </w:t>
-      </w:r>
-    </w:p>
-    <w:p>
-      <w:pPr>
-        <w:jc w:val="both"/>
-      </w:pPr>
-    </w:p>
-    <w:p>
-      <w:pPr>
-        <w:jc w:val="both"/>
-      </w:pPr>
-      <w:r>
-        <w:t>En el caso del dataset de Lorca, contamos desde el principio con una gran cantidad de datos meteorológicos y de producción, pero con el inconveniente de que no eran síncronos, es decir, los datos meteorológicos se median cada cinco minutos, mientras que los de producción eran variables, ya que se media en función de la velocidad del viento. Cuanto mayor era la velocidad del viento, con más frecuencia se medía. Para solucionar este problema, como el dataset simplemente copiaba el mismo valor de producción para todos los rangos de cinco minutos dentro del rango de medición de la producción, hubo que quedarse con la primera fila del cada valor de forma local, y eliminar las restantes para que no adulterasen la información. De esta forma, reducimos notablemente la cantidad de datos, pero eliminamos las grandes imprecisiones que se habrían producido en caso contrario.</w:t>
-      </w:r>
-    </w:p>
-    <w:p>
-      <w:pPr>
-        <w:jc w:val="both"/>
-      </w:pPr>
-    </w:p>
-    <w:p>
-      <w:pPr>
-        <w:jc w:val="both"/>
-      </w:pPr>
-      <w:r>
-        <w:t xml:space="preserve">En cuanto al dataset de Santander, encontramos un problema mayor, (producción para por la noche, desincronizados de </w:t>
-      </w:r>
-      <w:proofErr w:type="spellStart"/>
-      <w:r>
-        <w:t>meteorologico</w:t>
-      </w:r>
-      <w:proofErr w:type="spellEnd"/>
-      <w:r>
-        <w:t>, downscaling,…)</w:t>
-      </w:r>
-    </w:p>
-    <w:p>
-      <w:pPr>
-        <w:jc w:val="both"/>
-      </w:pPr>
-    </w:p>
-    <w:p>
-      <w:pPr>
-        <w:jc w:val="both"/>
-      </w:pPr>
-    </w:p>
-    <w:p>
-      <w:pPr>
-        <w:jc w:val="both"/>
-      </w:pPr>
-      <w:r>
-        <w:t xml:space="preserve">Aunque el dataset cuenta con variables que, a priori, parecen más influyentes en el rendimiento fotovoltaico, como la irradiancia solar, trataremos de valorar la influencia de cada una de ellas para determinar </w:t>
-      </w:r>
-      <w:r>
-        <w:t>cuáles</w:t>
-      </w:r>
-      <w:r>
-        <w:t xml:space="preserve"> son las principales y cuales afectan en menor medida, pudiendo incluso obviarlas en los casos en los que su eliminación </w:t>
-      </w:r>
-      <w:r>
-        <w:t>incremente</w:t>
-      </w:r>
-      <w:r>
-        <w:t xml:space="preserve"> la precisión.</w:t>
-      </w:r>
-      <w:r>
-        <w:t xml:space="preserve"> Las variables utilizadas serán</w:t>
-      </w:r>
-      <w:r>
-        <w:t xml:space="preserve"> </w:t>
-      </w:r>
-      <w:r>
-        <w:t>la velocidad del viento, la irradiancia solar, la humedad, la lluvia y la presión</w:t>
-      </w:r>
-      <w:r>
-        <w:t>, además de la fecha dividida en cuatro variables: mes, día, hora y minuto.</w:t>
-      </w:r>
-    </w:p>
-    <w:p/>
-    <w:p>
-      <w:pPr>
-        <w:pStyle w:val="Ttulo3"/>
-      </w:pPr>
-      <w:bookmarkStart w:id="13" w:name="_Toc215044929"/>
-      <w:r>
-        <w:t>2.2.2 HERRAMIENTAS</w:t>
-      </w:r>
-      <w:bookmarkEnd w:id="13"/>
-    </w:p>
-    <w:p/>
-    <w:p>
-      <w:pPr>
-        <w:jc w:val="both"/>
-      </w:pPr>
-      <w:r>
-        <w:t>El modelo se desarrollará en Python, haciendo uso de diversas herramientas y librerías. Se</w:t>
-      </w:r>
-      <w:r>
-        <w:t xml:space="preserve"> hará uso de Anaconda, una plataforma de código abierto especializada en trabajos </w:t>
-      </w:r>
-      <w:r>
-        <w:lastRenderedPageBreak/>
-        <w:t>relativos a la ciencia de datos y la inteligencia artificial en Python</w:t>
-      </w:r>
-      <w:r>
-        <w:fldChar w:fldCharType="begin"/>
-      </w:r>
-      <w:r>
-        <w:instrText xml:space="preserve"> ADDIN ZOTERO_ITEM CSL_CITATION {"citationID":"6zU6yAuJ","properties":{"formattedCitation":"[20]","plainCitation":"[20]","noteIndex":0},"citationItems":[{"id":53,"uris":["http://zotero.org/users/local/PHqdJ13A/items/WFM9MJAQ"],"itemData":{"id":53,"type":"webpage","title":"Anaconda.org","URL":"https://anaconda.org/channels/anaconda/packages/python/overview","accessed":{"date-parts":[["2025",11,26]]}}}],"schema":"https://github.com/citation-style-language/schema/raw/master/csl-citation.json"} </w:instrText>
-      </w:r>
-      <w:r>
-        <w:fldChar w:fldCharType="separate"/>
-      </w:r>
-      <w:r>
-        <w:t>[20]</w:t>
-      </w:r>
-      <w:r>
-        <w:fldChar w:fldCharType="end"/>
-      </w:r>
-      <w:r>
-        <w:t>. Su uso facilita enormemente el desarrollo al contar con cientos de librerías y recursos previamente instalados que agilizan todo el proceso. A su vez</w:t>
-      </w:r>
-      <w:r>
-        <w:t>,</w:t>
-      </w:r>
-      <w:r>
-        <w:t xml:space="preserve"> se utilizará </w:t>
-      </w:r>
-      <w:proofErr w:type="spellStart"/>
-      <w:r>
-        <w:t>Jupyter</w:t>
-      </w:r>
-      <w:proofErr w:type="spellEnd"/>
-      <w:r>
-        <w:t xml:space="preserve"> Notebook, un editor de código para hacer el proceso más visual, organizado e intuitivo</w:t>
-      </w:r>
-      <w:r>
-        <w:fldChar w:fldCharType="begin"/>
-      </w:r>
-      <w:r>
-        <w:instrText xml:space="preserve"> ADDIN ZOTERO_ITEM CSL_CITATION {"citationID":"89XlDRDP","properties":{"formattedCitation":"[21]","plainCitation":"[21]","noteIndex":0},"citationItems":[{"id":55,"uris":["http://zotero.org/users/local/PHqdJ13A/items/3WNLQG8R"],"itemData":{"id":55,"type":"webpage","abstract":"The Jupyter Notebook is a web-based interactive computing platform. The notebook combines live code, equations, narrative text, visualizations, interactive dashboards and other media.","language":"en","title":"Project Jupyter","URL":"https://jupyter.org","accessed":{"date-parts":[["2025",11,26]]}}}],"schema":"https://github.com/citation-style-language/schema/raw/master/csl-citation.json"} </w:instrText>
-      </w:r>
-      <w:r>
-        <w:fldChar w:fldCharType="separate"/>
-      </w:r>
-      <w:r>
-        <w:t>[21]</w:t>
-      </w:r>
-      <w:r>
-        <w:fldChar w:fldCharType="end"/>
-      </w:r>
-      <w:r>
-        <w:t>.</w:t>
-      </w:r>
-      <w:r>
-        <w:t xml:space="preserve"> En cuanto a las librerías, </w:t>
-      </w:r>
-      <w:proofErr w:type="spellStart"/>
-      <w:r>
-        <w:t>sklearn</w:t>
-      </w:r>
-      <w:proofErr w:type="spellEnd"/>
-      <w:r>
-        <w:t xml:space="preserve"> es una librería de aprendizaje automático de código abierto, que incluye funciones para implementar y/o entrenar modelos como </w:t>
-      </w:r>
-      <w:proofErr w:type="spellStart"/>
-      <w:r>
-        <w:t>gradient</w:t>
-      </w:r>
-      <w:proofErr w:type="spellEnd"/>
-      <w:r>
-        <w:t xml:space="preserve"> </w:t>
-      </w:r>
-      <w:proofErr w:type="spellStart"/>
-      <w:r>
-        <w:t>boosting</w:t>
-      </w:r>
-      <w:proofErr w:type="spellEnd"/>
-      <w:r>
-        <w:t xml:space="preserve">, </w:t>
-      </w:r>
-      <w:proofErr w:type="gramStart"/>
-      <w:r>
-        <w:t xml:space="preserve">SVM,   </w:t>
-      </w:r>
-      <w:proofErr w:type="gramEnd"/>
-      <w:r>
-        <w:t xml:space="preserve">                       </w:t>
       </w:r>
       <w:r>
         <w:t>k-</w:t>
@@ -11663,7 +11812,7 @@
           <w:lang w:val="en-US"/>
         </w:rPr>
       </w:pPr>
-      <w:bookmarkStart w:id="14" w:name="_Toc215044930"/>
+      <w:bookmarkStart w:id="14" w:name="_Toc215558437"/>
       <w:r>
         <w:rPr>
           <w:b/>
@@ -11773,7 +11922,11 @@
       </w:r>
       <w:r>
         <w:tab/>
-        <w:t>«Solar fotovoltaica (Sol)(Generación)», Informes del sistema. Accedido: 30 de octubre de 2025. [En línea]. Disponible en: https://www.sistemaelectrico-ree.es/es/informe-de-energias-renovables/sol/generacion/solar-fotovoltaica-solgeneracion</w:t>
+        <w:t>«Solar fotovoltaica (Sol)(Generación)», Informes del sistema. Accedido: 30 de octubre de 2025. [En línea]. Disponible en: https://www.sistemaelectrico-</w:t>
+      </w:r>
+      <w:r>
+        <w:lastRenderedPageBreak/>
+        <w:t>ree.es/es/informe-de-energias-renovables/sol/generacion/solar-fotovoltaica-solgeneracion</w:t>
       </w:r>
     </w:p>
     <w:p>
@@ -11841,7 +11994,6 @@
         <w:pStyle w:val="Bibliografa"/>
       </w:pPr>
       <w:r>
-        <w:lastRenderedPageBreak/>
         <w:t>[11]</w:t>
       </w:r>
       <w:r>
@@ -11967,6 +12119,7 @@
         <w:pStyle w:val="Bibliografa"/>
       </w:pPr>
       <w:r>
+        <w:lastRenderedPageBreak/>
         <w:t>[18]</w:t>
       </w:r>
       <w:r>
@@ -12033,7 +12186,28 @@
         <w:pStyle w:val="Bibliografa"/>
       </w:pPr>
       <w:r>
+        <w:rPr>
+          <w:lang w:val="en-US"/>
+        </w:rPr>
         <w:t>[20]</w:t>
+      </w:r>
+      <w:r>
+        <w:rPr>
+          <w:lang w:val="en-US"/>
+        </w:rPr>
+        <w:tab/>
+        <w:t xml:space="preserve">«Interquartile Range (IQR): What it is and How to Find it», Statistics How To. </w:t>
+      </w:r>
+      <w:r>
+        <w:t>Accedido: 1 de diciembre de 2025. [En línea]. Disponible en: https://www.statisticshowto.com/probability-and-statistics/interquartile-range/</w:t>
+      </w:r>
+    </w:p>
+    <w:p>
+      <w:pPr>
+        <w:pStyle w:val="Bibliografa"/>
+      </w:pPr>
+      <w:r>
+        <w:t>[21]</w:t>
       </w:r>
       <w:r>
         <w:tab/>
@@ -12045,7 +12219,7 @@
         <w:pStyle w:val="Bibliografa"/>
       </w:pPr>
       <w:r>
-        <w:t>[21]</w:t>
+        <w:t>[22]</w:t>
       </w:r>
       <w:r>
         <w:tab/>

--- a/BorradorTFG.docx
+++ b/BorradorTFG.docx
@@ -19,7 +19,7 @@
           <w:noProof/>
         </w:rPr>
         <w:drawing>
-          <wp:inline distT="0" distB="0" distL="0" distR="0" wp14:anchorId="7244134F" wp14:editId="600313B2">
+          <wp:inline distT="0" distB="0" distL="0" distR="0" wp14:anchorId="7244134F" wp14:editId="33E01043">
             <wp:extent cx="4617720" cy="1196340"/>
             <wp:effectExtent l="0" t="0" r="0" b="0"/>
             <wp:docPr id="1" name="Imagen 3"/>
@@ -577,21 +577,12 @@
           <w:sz w:val="28"/>
         </w:rPr>
       </w:pPr>
-      <w:proofErr w:type="gramStart"/>
       <w:r>
         <w:rPr>
           <w:rFonts w:ascii="Arial Rounded MT Bold" w:hAnsi="Arial Rounded MT Bold"/>
           <w:sz w:val="28"/>
         </w:rPr>
-        <w:t>Co-Director</w:t>
-      </w:r>
-      <w:proofErr w:type="gramEnd"/>
-      <w:r>
-        <w:rPr>
-          <w:rFonts w:ascii="Arial Rounded MT Bold" w:hAnsi="Arial Rounded MT Bold"/>
-          <w:sz w:val="28"/>
-        </w:rPr>
-        <w:t xml:space="preserve">: </w:t>
+        <w:t xml:space="preserve">Co-Director: </w:t>
       </w:r>
       <w:r>
         <w:rPr>
@@ -1354,10 +1345,12 @@
           <w:r>
             <w:fldChar w:fldCharType="separate"/>
           </w:r>
-          <w:hyperlink w:anchor="_Toc215558423" w:history="1">
+          <w:hyperlink w:anchor="_Toc215658965" w:history="1">
             <w:r>
               <w:rPr>
                 <w:rStyle w:val="Hipervnculo"/>
+                <w:b/>
+                <w:bCs/>
                 <w:noProof/>
               </w:rPr>
               <w:t>RESUMEN</w:t>
@@ -1381,7 +1374,7 @@
                 <w:noProof/>
                 <w:webHidden/>
               </w:rPr>
-              <w:instrText xml:space="preserve"> PAGEREF _Toc215558423 \h </w:instrText>
+              <w:instrText xml:space="preserve"> PAGEREF _Toc215658965 \h </w:instrText>
             </w:r>
             <w:r>
               <w:rPr>
@@ -1425,10 +1418,12 @@
               <w14:ligatures w14:val="standardContextual"/>
             </w:rPr>
           </w:pPr>
-          <w:hyperlink w:anchor="_Toc215558424" w:history="1">
+          <w:hyperlink w:anchor="_Toc215658966" w:history="1">
             <w:r>
               <w:rPr>
                 <w:rStyle w:val="Hipervnculo"/>
+                <w:b/>
+                <w:bCs/>
                 <w:noProof/>
                 <w:lang w:val="en-US"/>
               </w:rPr>
@@ -1453,7 +1448,7 @@
                 <w:noProof/>
                 <w:webHidden/>
               </w:rPr>
-              <w:instrText xml:space="preserve"> PAGEREF _Toc215558424 \h </w:instrText>
+              <w:instrText xml:space="preserve"> PAGEREF _Toc215658966 \h </w:instrText>
             </w:r>
             <w:r>
               <w:rPr>
@@ -1498,7 +1493,7 @@
               <w14:ligatures w14:val="standardContextual"/>
             </w:rPr>
           </w:pPr>
-          <w:hyperlink w:anchor="_Toc215558425" w:history="1">
+          <w:hyperlink w:anchor="_Toc215658967" w:history="1">
             <w:r>
               <w:rPr>
                 <w:rStyle w:val="Hipervnculo"/>
@@ -1545,7 +1540,7 @@
                 <w:noProof/>
                 <w:webHidden/>
               </w:rPr>
-              <w:instrText xml:space="preserve"> PAGEREF _Toc215558425 \h </w:instrText>
+              <w:instrText xml:space="preserve"> PAGEREF _Toc215658967 \h </w:instrText>
             </w:r>
             <w:r>
               <w:rPr>
@@ -1589,7 +1584,7 @@
               <w14:ligatures w14:val="standardContextual"/>
             </w:rPr>
           </w:pPr>
-          <w:hyperlink w:anchor="_Toc215558426" w:history="1">
+          <w:hyperlink w:anchor="_Toc215658968" w:history="1">
             <w:r>
               <w:rPr>
                 <w:rStyle w:val="Hipervnculo"/>
@@ -1616,7 +1611,7 @@
                 <w:noProof/>
                 <w:webHidden/>
               </w:rPr>
-              <w:instrText xml:space="preserve"> PAGEREF _Toc215558426 \h </w:instrText>
+              <w:instrText xml:space="preserve"> PAGEREF _Toc215658968 \h </w:instrText>
             </w:r>
             <w:r>
               <w:rPr>
@@ -1660,7 +1655,7 @@
               <w14:ligatures w14:val="standardContextual"/>
             </w:rPr>
           </w:pPr>
-          <w:hyperlink w:anchor="_Toc215558427" w:history="1">
+          <w:hyperlink w:anchor="_Toc215658969" w:history="1">
             <w:r>
               <w:rPr>
                 <w:rStyle w:val="Hipervnculo"/>
@@ -1687,7 +1682,7 @@
                 <w:noProof/>
                 <w:webHidden/>
               </w:rPr>
-              <w:instrText xml:space="preserve"> PAGEREF _Toc215558427 \h </w:instrText>
+              <w:instrText xml:space="preserve"> PAGEREF _Toc215658969 \h </w:instrText>
             </w:r>
             <w:r>
               <w:rPr>
@@ -1731,7 +1726,7 @@
               <w14:ligatures w14:val="standardContextual"/>
             </w:rPr>
           </w:pPr>
-          <w:hyperlink w:anchor="_Toc215558428" w:history="1">
+          <w:hyperlink w:anchor="_Toc215658970" w:history="1">
             <w:r>
               <w:rPr>
                 <w:rStyle w:val="Hipervnculo"/>
@@ -1758,7 +1753,7 @@
                 <w:noProof/>
                 <w:webHidden/>
               </w:rPr>
-              <w:instrText xml:space="preserve"> PAGEREF _Toc215558428 \h </w:instrText>
+              <w:instrText xml:space="preserve"> PAGEREF _Toc215658970 \h </w:instrText>
             </w:r>
             <w:r>
               <w:rPr>
@@ -1802,7 +1797,7 @@
               <w14:ligatures w14:val="standardContextual"/>
             </w:rPr>
           </w:pPr>
-          <w:hyperlink w:anchor="_Toc215558429" w:history="1">
+          <w:hyperlink w:anchor="_Toc215658971" w:history="1">
             <w:r>
               <w:rPr>
                 <w:rStyle w:val="Hipervnculo"/>
@@ -1829,7 +1824,7 @@
                 <w:noProof/>
                 <w:webHidden/>
               </w:rPr>
-              <w:instrText xml:space="preserve"> PAGEREF _Toc215558429 \h </w:instrText>
+              <w:instrText xml:space="preserve"> PAGEREF _Toc215658971 \h </w:instrText>
             </w:r>
             <w:r>
               <w:rPr>
@@ -1873,7 +1868,7 @@
               <w14:ligatures w14:val="standardContextual"/>
             </w:rPr>
           </w:pPr>
-          <w:hyperlink w:anchor="_Toc215558430" w:history="1">
+          <w:hyperlink w:anchor="_Toc215658972" w:history="1">
             <w:r>
               <w:rPr>
                 <w:rStyle w:val="Hipervnculo"/>
@@ -1900,7 +1895,7 @@
                 <w:noProof/>
                 <w:webHidden/>
               </w:rPr>
-              <w:instrText xml:space="preserve"> PAGEREF _Toc215558430 \h </w:instrText>
+              <w:instrText xml:space="preserve"> PAGEREF _Toc215658972 \h </w:instrText>
             </w:r>
             <w:r>
               <w:rPr>
@@ -1920,7 +1915,7 @@
                 <w:noProof/>
                 <w:webHidden/>
               </w:rPr>
-              <w:t>15</w:t>
+              <w:t>16</w:t>
             </w:r>
             <w:r>
               <w:rPr>
@@ -1944,7 +1939,7 @@
               <w14:ligatures w14:val="standardContextual"/>
             </w:rPr>
           </w:pPr>
-          <w:hyperlink w:anchor="_Toc215558431" w:history="1">
+          <w:hyperlink w:anchor="_Toc215658973" w:history="1">
             <w:r>
               <w:rPr>
                 <w:rStyle w:val="Hipervnculo"/>
@@ -1971,7 +1966,7 @@
                 <w:noProof/>
                 <w:webHidden/>
               </w:rPr>
-              <w:instrText xml:space="preserve"> PAGEREF _Toc215558431 \h </w:instrText>
+              <w:instrText xml:space="preserve"> PAGEREF _Toc215658973 \h </w:instrText>
             </w:r>
             <w:r>
               <w:rPr>
@@ -1991,7 +1986,7 @@
                 <w:noProof/>
                 <w:webHidden/>
               </w:rPr>
-              <w:t>16</w:t>
+              <w:t>17</w:t>
             </w:r>
             <w:r>
               <w:rPr>
@@ -2016,7 +2011,7 @@
               <w14:ligatures w14:val="standardContextual"/>
             </w:rPr>
           </w:pPr>
-          <w:hyperlink w:anchor="_Toc215558432" w:history="1">
+          <w:hyperlink w:anchor="_Toc215658974" w:history="1">
             <w:r>
               <w:rPr>
                 <w:rStyle w:val="Hipervnculo"/>
@@ -2063,7 +2058,7 @@
                 <w:noProof/>
                 <w:webHidden/>
               </w:rPr>
-              <w:instrText xml:space="preserve"> PAGEREF _Toc215558432 \h </w:instrText>
+              <w:instrText xml:space="preserve"> PAGEREF _Toc215658974 \h </w:instrText>
             </w:r>
             <w:r>
               <w:rPr>
@@ -2107,13 +2102,13 @@
               <w14:ligatures w14:val="standardContextual"/>
             </w:rPr>
           </w:pPr>
-          <w:hyperlink w:anchor="_Toc215558433" w:history="1">
+          <w:hyperlink w:anchor="_Toc215658975" w:history="1">
             <w:r>
               <w:rPr>
                 <w:rStyle w:val="Hipervnculo"/>
                 <w:noProof/>
               </w:rPr>
-              <w:t>2.1 POTENCIALES MODELOS</w:t>
+              <w:t>2.1 PASOS PREVIOS</w:t>
             </w:r>
             <w:r>
               <w:rPr>
@@ -2134,7 +2129,7 @@
                 <w:noProof/>
                 <w:webHidden/>
               </w:rPr>
-              <w:instrText xml:space="preserve"> PAGEREF _Toc215558433 \h </w:instrText>
+              <w:instrText xml:space="preserve"> PAGEREF _Toc215658975 \h </w:instrText>
             </w:r>
             <w:r>
               <w:rPr>
@@ -2155,77 +2150,6 @@
                 <w:webHidden/>
               </w:rPr>
               <w:t>17</w:t>
-            </w:r>
-            <w:r>
-              <w:rPr>
-                <w:noProof/>
-                <w:webHidden/>
-              </w:rPr>
-              <w:fldChar w:fldCharType="end"/>
-            </w:r>
-          </w:hyperlink>
-        </w:p>
-        <w:p>
-          <w:pPr>
-            <w:pStyle w:val="TDC2"/>
-            <w:tabs>
-              <w:tab w:val="right" w:leader="dot" w:pos="8494"/>
-            </w:tabs>
-            <w:rPr>
-              <w:rFonts w:asciiTheme="minorHAnsi" w:eastAsiaTheme="minorEastAsia" w:hAnsiTheme="minorHAnsi" w:cstheme="minorBidi"/>
-              <w:noProof/>
-              <w:kern w:val="2"/>
-              <w14:ligatures w14:val="standardContextual"/>
-            </w:rPr>
-          </w:pPr>
-          <w:hyperlink w:anchor="_Toc215558434" w:history="1">
-            <w:r>
-              <w:rPr>
-                <w:rStyle w:val="Hipervnculo"/>
-                <w:noProof/>
-              </w:rPr>
-              <w:t>2.2 DATASET Y HERRAMIENTAS</w:t>
-            </w:r>
-            <w:r>
-              <w:rPr>
-                <w:noProof/>
-                <w:webHidden/>
-              </w:rPr>
-              <w:tab/>
-            </w:r>
-            <w:r>
-              <w:rPr>
-                <w:noProof/>
-                <w:webHidden/>
-              </w:rPr>
-              <w:fldChar w:fldCharType="begin"/>
-            </w:r>
-            <w:r>
-              <w:rPr>
-                <w:noProof/>
-                <w:webHidden/>
-              </w:rPr>
-              <w:instrText xml:space="preserve"> PAGEREF _Toc215558434 \h </w:instrText>
-            </w:r>
-            <w:r>
-              <w:rPr>
-                <w:noProof/>
-                <w:webHidden/>
-              </w:rPr>
-            </w:r>
-            <w:r>
-              <w:rPr>
-                <w:noProof/>
-                <w:webHidden/>
-              </w:rPr>
-              <w:fldChar w:fldCharType="separate"/>
-            </w:r>
-            <w:r>
-              <w:rPr>
-                <w:noProof/>
-                <w:webHidden/>
-              </w:rPr>
-              <w:t>18</w:t>
             </w:r>
             <w:r>
               <w:rPr>
@@ -2251,13 +2175,13 @@
               <w14:ligatures w14:val="standardContextual"/>
             </w:rPr>
           </w:pPr>
-          <w:hyperlink w:anchor="_Toc215558435" w:history="1">
+          <w:hyperlink w:anchor="_Toc215658976" w:history="1">
             <w:r>
               <w:rPr>
                 <w:rStyle w:val="Hipervnculo"/>
                 <w:noProof/>
               </w:rPr>
-              <w:t>2.2.1 PREPARACIÓN DEL DATASET</w:t>
+              <w:t>2.1.1 POTENCIALES MODELOS</w:t>
             </w:r>
             <w:r>
               <w:rPr>
@@ -2278,7 +2202,7 @@
                 <w:noProof/>
                 <w:webHidden/>
               </w:rPr>
-              <w:instrText xml:space="preserve"> PAGEREF _Toc215558435 \h </w:instrText>
+              <w:instrText xml:space="preserve"> PAGEREF _Toc215658976 \h </w:instrText>
             </w:r>
             <w:r>
               <w:rPr>
@@ -2298,7 +2222,7 @@
                 <w:noProof/>
                 <w:webHidden/>
               </w:rPr>
-              <w:t>18</w:t>
+              <w:t>17</w:t>
             </w:r>
             <w:r>
               <w:rPr>
@@ -2324,13 +2248,13 @@
               <w14:ligatures w14:val="standardContextual"/>
             </w:rPr>
           </w:pPr>
-          <w:hyperlink w:anchor="_Toc215558436" w:history="1">
+          <w:hyperlink w:anchor="_Toc215658977" w:history="1">
             <w:r>
               <w:rPr>
                 <w:rStyle w:val="Hipervnculo"/>
                 <w:noProof/>
               </w:rPr>
-              <w:t>2.2.2 HERRAMIENTAS</w:t>
+              <w:t>2.1.2 PREPARACIÓN DEL DATASET</w:t>
             </w:r>
             <w:r>
               <w:rPr>
@@ -2351,7 +2275,7 @@
                 <w:noProof/>
                 <w:webHidden/>
               </w:rPr>
-              <w:instrText xml:space="preserve"> PAGEREF _Toc215558436 \h </w:instrText>
+              <w:instrText xml:space="preserve"> PAGEREF _Toc215658977 \h </w:instrText>
             </w:r>
             <w:r>
               <w:rPr>
@@ -2371,7 +2295,372 @@
                 <w:noProof/>
                 <w:webHidden/>
               </w:rPr>
-              <w:t>20</w:t>
+              <w:t>19</w:t>
+            </w:r>
+            <w:r>
+              <w:rPr>
+                <w:noProof/>
+                <w:webHidden/>
+              </w:rPr>
+              <w:fldChar w:fldCharType="end"/>
+            </w:r>
+          </w:hyperlink>
+        </w:p>
+        <w:p>
+          <w:pPr>
+            <w:pStyle w:val="TDC3"/>
+            <w:tabs>
+              <w:tab w:val="right" w:leader="dot" w:pos="8494"/>
+            </w:tabs>
+            <w:rPr>
+              <w:rFonts w:cstheme="minorBidi"/>
+              <w:noProof/>
+              <w:kern w:val="2"/>
+              <w:sz w:val="24"/>
+              <w:szCs w:val="24"/>
+              <w14:ligatures w14:val="standardContextual"/>
+            </w:rPr>
+          </w:pPr>
+          <w:hyperlink w:anchor="_Toc215658978" w:history="1">
+            <w:r>
+              <w:rPr>
+                <w:rStyle w:val="Hipervnculo"/>
+                <w:noProof/>
+              </w:rPr>
+              <w:t>2.1.3 HERRAMIENTAS</w:t>
+            </w:r>
+            <w:r>
+              <w:rPr>
+                <w:noProof/>
+                <w:webHidden/>
+              </w:rPr>
+              <w:tab/>
+            </w:r>
+            <w:r>
+              <w:rPr>
+                <w:noProof/>
+                <w:webHidden/>
+              </w:rPr>
+              <w:fldChar w:fldCharType="begin"/>
+            </w:r>
+            <w:r>
+              <w:rPr>
+                <w:noProof/>
+                <w:webHidden/>
+              </w:rPr>
+              <w:instrText xml:space="preserve"> PAGEREF _Toc215658978 \h </w:instrText>
+            </w:r>
+            <w:r>
+              <w:rPr>
+                <w:noProof/>
+                <w:webHidden/>
+              </w:rPr>
+            </w:r>
+            <w:r>
+              <w:rPr>
+                <w:noProof/>
+                <w:webHidden/>
+              </w:rPr>
+              <w:fldChar w:fldCharType="separate"/>
+            </w:r>
+            <w:r>
+              <w:rPr>
+                <w:noProof/>
+                <w:webHidden/>
+              </w:rPr>
+              <w:t>23</w:t>
+            </w:r>
+            <w:r>
+              <w:rPr>
+                <w:noProof/>
+                <w:webHidden/>
+              </w:rPr>
+              <w:fldChar w:fldCharType="end"/>
+            </w:r>
+          </w:hyperlink>
+        </w:p>
+        <w:p>
+          <w:pPr>
+            <w:pStyle w:val="TDC2"/>
+            <w:tabs>
+              <w:tab w:val="right" w:leader="dot" w:pos="8494"/>
+            </w:tabs>
+            <w:rPr>
+              <w:rFonts w:asciiTheme="minorHAnsi" w:eastAsiaTheme="minorEastAsia" w:hAnsiTheme="minorHAnsi" w:cstheme="minorBidi"/>
+              <w:noProof/>
+              <w:kern w:val="2"/>
+              <w14:ligatures w14:val="standardContextual"/>
+            </w:rPr>
+          </w:pPr>
+          <w:hyperlink w:anchor="_Toc215658979" w:history="1">
+            <w:r>
+              <w:rPr>
+                <w:rStyle w:val="Hipervnculo"/>
+                <w:noProof/>
+              </w:rPr>
+              <w:t>2.2 MODELADO</w:t>
+            </w:r>
+            <w:r>
+              <w:rPr>
+                <w:noProof/>
+                <w:webHidden/>
+              </w:rPr>
+              <w:tab/>
+            </w:r>
+            <w:r>
+              <w:rPr>
+                <w:noProof/>
+                <w:webHidden/>
+              </w:rPr>
+              <w:fldChar w:fldCharType="begin"/>
+            </w:r>
+            <w:r>
+              <w:rPr>
+                <w:noProof/>
+                <w:webHidden/>
+              </w:rPr>
+              <w:instrText xml:space="preserve"> PAGEREF _Toc215658979 \h </w:instrText>
+            </w:r>
+            <w:r>
+              <w:rPr>
+                <w:noProof/>
+                <w:webHidden/>
+              </w:rPr>
+            </w:r>
+            <w:r>
+              <w:rPr>
+                <w:noProof/>
+                <w:webHidden/>
+              </w:rPr>
+              <w:fldChar w:fldCharType="separate"/>
+            </w:r>
+            <w:r>
+              <w:rPr>
+                <w:noProof/>
+                <w:webHidden/>
+              </w:rPr>
+              <w:t>23</w:t>
+            </w:r>
+            <w:r>
+              <w:rPr>
+                <w:noProof/>
+                <w:webHidden/>
+              </w:rPr>
+              <w:fldChar w:fldCharType="end"/>
+            </w:r>
+          </w:hyperlink>
+        </w:p>
+        <w:p>
+          <w:pPr>
+            <w:pStyle w:val="TDC3"/>
+            <w:tabs>
+              <w:tab w:val="right" w:leader="dot" w:pos="8494"/>
+            </w:tabs>
+            <w:rPr>
+              <w:rFonts w:cstheme="minorBidi"/>
+              <w:noProof/>
+              <w:kern w:val="2"/>
+              <w:sz w:val="24"/>
+              <w:szCs w:val="24"/>
+              <w14:ligatures w14:val="standardContextual"/>
+            </w:rPr>
+          </w:pPr>
+          <w:hyperlink w:anchor="_Toc215658980" w:history="1">
+            <w:r>
+              <w:rPr>
+                <w:rStyle w:val="Hipervnculo"/>
+                <w:noProof/>
+              </w:rPr>
+              <w:t>2.2.1 Random Forest Regressor</w:t>
+            </w:r>
+            <w:r>
+              <w:rPr>
+                <w:noProof/>
+                <w:webHidden/>
+              </w:rPr>
+              <w:tab/>
+            </w:r>
+            <w:r>
+              <w:rPr>
+                <w:noProof/>
+                <w:webHidden/>
+              </w:rPr>
+              <w:fldChar w:fldCharType="begin"/>
+            </w:r>
+            <w:r>
+              <w:rPr>
+                <w:noProof/>
+                <w:webHidden/>
+              </w:rPr>
+              <w:instrText xml:space="preserve"> PAGEREF _Toc215658980 \h </w:instrText>
+            </w:r>
+            <w:r>
+              <w:rPr>
+                <w:noProof/>
+                <w:webHidden/>
+              </w:rPr>
+            </w:r>
+            <w:r>
+              <w:rPr>
+                <w:noProof/>
+                <w:webHidden/>
+              </w:rPr>
+              <w:fldChar w:fldCharType="separate"/>
+            </w:r>
+            <w:r>
+              <w:rPr>
+                <w:noProof/>
+                <w:webHidden/>
+              </w:rPr>
+              <w:t>23</w:t>
+            </w:r>
+            <w:r>
+              <w:rPr>
+                <w:noProof/>
+                <w:webHidden/>
+              </w:rPr>
+              <w:fldChar w:fldCharType="end"/>
+            </w:r>
+          </w:hyperlink>
+        </w:p>
+        <w:p>
+          <w:pPr>
+            <w:pStyle w:val="TDC3"/>
+            <w:tabs>
+              <w:tab w:val="right" w:leader="dot" w:pos="8494"/>
+            </w:tabs>
+            <w:rPr>
+              <w:rFonts w:cstheme="minorBidi"/>
+              <w:noProof/>
+              <w:kern w:val="2"/>
+              <w:sz w:val="24"/>
+              <w:szCs w:val="24"/>
+              <w14:ligatures w14:val="standardContextual"/>
+            </w:rPr>
+          </w:pPr>
+          <w:hyperlink w:anchor="_Toc215658981" w:history="1">
+            <w:r>
+              <w:rPr>
+                <w:rStyle w:val="Hipervnculo"/>
+                <w:noProof/>
+                <w:lang w:val="en-US"/>
+              </w:rPr>
+              <w:t>2.2.2 Extreme Gradient Boosting</w:t>
+            </w:r>
+            <w:r>
+              <w:rPr>
+                <w:noProof/>
+                <w:webHidden/>
+              </w:rPr>
+              <w:tab/>
+            </w:r>
+            <w:r>
+              <w:rPr>
+                <w:noProof/>
+                <w:webHidden/>
+              </w:rPr>
+              <w:fldChar w:fldCharType="begin"/>
+            </w:r>
+            <w:r>
+              <w:rPr>
+                <w:noProof/>
+                <w:webHidden/>
+              </w:rPr>
+              <w:instrText xml:space="preserve"> PAGEREF _Toc215658981 \h </w:instrText>
+            </w:r>
+            <w:r>
+              <w:rPr>
+                <w:noProof/>
+                <w:webHidden/>
+              </w:rPr>
+            </w:r>
+            <w:r>
+              <w:rPr>
+                <w:noProof/>
+                <w:webHidden/>
+              </w:rPr>
+              <w:fldChar w:fldCharType="separate"/>
+            </w:r>
+            <w:r>
+              <w:rPr>
+                <w:noProof/>
+                <w:webHidden/>
+              </w:rPr>
+              <w:t>23</w:t>
+            </w:r>
+            <w:r>
+              <w:rPr>
+                <w:noProof/>
+                <w:webHidden/>
+              </w:rPr>
+              <w:fldChar w:fldCharType="end"/>
+            </w:r>
+          </w:hyperlink>
+        </w:p>
+        <w:p>
+          <w:pPr>
+            <w:pStyle w:val="TDC3"/>
+            <w:tabs>
+              <w:tab w:val="right" w:leader="dot" w:pos="8494"/>
+            </w:tabs>
+            <w:rPr>
+              <w:rFonts w:cstheme="minorBidi"/>
+              <w:noProof/>
+              <w:kern w:val="2"/>
+              <w:sz w:val="24"/>
+              <w:szCs w:val="24"/>
+              <w14:ligatures w14:val="standardContextual"/>
+            </w:rPr>
+          </w:pPr>
+          <w:hyperlink w:anchor="_Toc215658982" w:history="1">
+            <w:r>
+              <w:rPr>
+                <w:rStyle w:val="Hipervnculo"/>
+                <w:noProof/>
+                <w:lang w:val="en-US"/>
+              </w:rPr>
+              <w:t>2.2.3 Support Vector Machine (SVM)</w:t>
+            </w:r>
+            <w:r>
+              <w:rPr>
+                <w:noProof/>
+                <w:webHidden/>
+              </w:rPr>
+              <w:tab/>
+            </w:r>
+            <w:r>
+              <w:rPr>
+                <w:noProof/>
+                <w:webHidden/>
+              </w:rPr>
+              <w:fldChar w:fldCharType="begin"/>
+            </w:r>
+            <w:r>
+              <w:rPr>
+                <w:noProof/>
+                <w:webHidden/>
+              </w:rPr>
+              <w:instrText xml:space="preserve"> PAGEREF _Toc215658982 \h </w:instrText>
+            </w:r>
+            <w:r>
+              <w:rPr>
+                <w:noProof/>
+                <w:webHidden/>
+              </w:rPr>
+            </w:r>
+            <w:r>
+              <w:rPr>
+                <w:noProof/>
+                <w:webHidden/>
+              </w:rPr>
+              <w:fldChar w:fldCharType="separate"/>
+            </w:r>
+            <w:r>
+              <w:rPr>
+                <w:noProof/>
+                <w:webHidden/>
+              </w:rPr>
+              <w:t>23</w:t>
             </w:r>
             <w:r>
               <w:rPr>
@@ -2395,7 +2684,7 @@
               <w14:ligatures w14:val="standardContextual"/>
             </w:rPr>
           </w:pPr>
-          <w:hyperlink w:anchor="_Toc215558437" w:history="1">
+          <w:hyperlink w:anchor="_Toc215658983" w:history="1">
             <w:r>
               <w:rPr>
                 <w:rStyle w:val="Hipervnculo"/>
@@ -2425,7 +2714,7 @@
                 <w:noProof/>
                 <w:webHidden/>
               </w:rPr>
-              <w:instrText xml:space="preserve"> PAGEREF _Toc215558437 \h </w:instrText>
+              <w:instrText xml:space="preserve"> PAGEREF _Toc215658983 \h </w:instrText>
             </w:r>
             <w:r>
               <w:rPr>
@@ -2445,7 +2734,7 @@
                 <w:noProof/>
                 <w:webHidden/>
               </w:rPr>
-              <w:t>21</w:t>
+              <w:t>24</w:t>
             </w:r>
             <w:r>
               <w:rPr>
@@ -3392,12 +3681,192 @@
     </w:p>
     <w:p>
       <w:pPr>
-        <w:tabs>
-          <w:tab w:val="left" w:pos="3686"/>
-          <w:tab w:val="left" w:pos="4035"/>
-          <w:tab w:val="right" w:pos="8456"/>
-          <w:tab w:val="left" w:pos="4035"/>
-        </w:tabs>
+        <w:pStyle w:val="Ttulo1"/>
+        <w:rPr>
+          <w:b/>
+          <w:bCs/>
+        </w:rPr>
+      </w:pPr>
+      <w:bookmarkStart w:id="0" w:name="_Toc215658965"/>
+      <w:r>
+        <w:rPr>
+          <w:b/>
+          <w:bCs/>
+        </w:rPr>
+        <w:lastRenderedPageBreak/>
+        <w:t>RES</w:t>
+      </w:r>
+      <w:r>
+        <w:rPr>
+          <w:b/>
+          <w:bCs/>
+        </w:rPr>
+        <w:t>U</w:t>
+      </w:r>
+      <w:r>
+        <w:rPr>
+          <w:b/>
+          <w:bCs/>
+        </w:rPr>
+        <w:t>MEN</w:t>
+      </w:r>
+      <w:bookmarkEnd w:id="0"/>
+    </w:p>
+    <w:p>
+      <w:pPr>
+        <w:tabs>
+          <w:tab w:val="left" w:pos="3686"/>
+          <w:tab w:val="left" w:pos="4035"/>
+          <w:tab w:val="right" w:pos="8456"/>
+          <w:tab w:val="left" w:pos="4035"/>
+        </w:tabs>
+        <w:rPr>
+          <w:rFonts w:ascii="Arial Rounded MT Bold" w:hAnsi="Arial Rounded MT Bold"/>
+          <w:sz w:val="28"/>
+        </w:rPr>
+      </w:pPr>
+    </w:p>
+    <w:p>
+      <w:pPr>
+        <w:tabs>
+          <w:tab w:val="left" w:pos="3686"/>
+          <w:tab w:val="left" w:pos="4035"/>
+          <w:tab w:val="right" w:pos="8456"/>
+          <w:tab w:val="left" w:pos="4035"/>
+        </w:tabs>
+        <w:jc w:val="both"/>
+        <w:rPr>
+          <w:szCs w:val="22"/>
+        </w:rPr>
+      </w:pPr>
+      <w:r>
+        <w:rPr>
+          <w:szCs w:val="22"/>
+        </w:rPr>
+        <w:t>La industria fotovoltaica es una de las más presentes dentro del campo de la energía renovable, siendo España un país referente en este sector. Así pues, la planificación de la producción de una planta fotovoltaica es clave para poder administrar el plan energético del lugar beneficiario.</w:t>
+      </w:r>
+    </w:p>
+    <w:p>
+      <w:pPr>
+        <w:tabs>
+          <w:tab w:val="left" w:pos="3686"/>
+          <w:tab w:val="left" w:pos="4035"/>
+          <w:tab w:val="right" w:pos="8456"/>
+          <w:tab w:val="left" w:pos="4035"/>
+        </w:tabs>
+        <w:jc w:val="both"/>
+        <w:rPr>
+          <w:szCs w:val="22"/>
+        </w:rPr>
+      </w:pPr>
+    </w:p>
+    <w:p>
+      <w:pPr>
+        <w:tabs>
+          <w:tab w:val="left" w:pos="3686"/>
+          <w:tab w:val="left" w:pos="4035"/>
+          <w:tab w:val="right" w:pos="8456"/>
+          <w:tab w:val="left" w:pos="4035"/>
+        </w:tabs>
+        <w:jc w:val="both"/>
+        <w:rPr>
+          <w:szCs w:val="22"/>
+        </w:rPr>
+      </w:pPr>
+      <w:r>
+        <w:rPr>
+          <w:szCs w:val="22"/>
+        </w:rPr>
+        <w:t>En este trabajo, se detallará el desarrollo de un modelo de predicción, entrenado mediante la explotación de datos provenientes de una planta piloto de fotovoltaica flotante o fija, ambas reales y pertenecientes a plantas piloto de CTC (Centro Tecnológico)</w:t>
+      </w:r>
+      <w:r>
+        <w:rPr>
+          <w:szCs w:val="22"/>
+        </w:rPr>
+        <w:t>. En base a este modelo, será posible conocer realmente qué factores atmosféricos están influyendo más en la eficiencia generativa de esta instalación y compararlos con factores considerados en el enfoque clásico, como la irradiación solar.</w:t>
+      </w:r>
+    </w:p>
+    <w:p>
+      <w:pPr>
+        <w:tabs>
+          <w:tab w:val="left" w:pos="3686"/>
+          <w:tab w:val="left" w:pos="4035"/>
+          <w:tab w:val="right" w:pos="8456"/>
+          <w:tab w:val="left" w:pos="4035"/>
+        </w:tabs>
+        <w:jc w:val="both"/>
+        <w:rPr>
+          <w:szCs w:val="22"/>
+        </w:rPr>
+      </w:pPr>
+    </w:p>
+    <w:p>
+      <w:pPr>
+        <w:tabs>
+          <w:tab w:val="left" w:pos="3686"/>
+          <w:tab w:val="left" w:pos="4035"/>
+          <w:tab w:val="right" w:pos="8456"/>
+          <w:tab w:val="left" w:pos="4035"/>
+        </w:tabs>
+        <w:jc w:val="both"/>
+        <w:rPr>
+          <w:szCs w:val="22"/>
+        </w:rPr>
+      </w:pPr>
+      <w:r>
+        <w:rPr>
+          <w:szCs w:val="22"/>
+        </w:rPr>
+        <w:t xml:space="preserve">El contenido se enfocará tanto en las herramientas utilizadas para el desarrollo como en el ciclo de vida del proyecto, exponiendo las dificultades que surgieron durante este y </w:t>
+      </w:r>
+      <w:r>
+        <w:rPr>
+          <w:szCs w:val="22"/>
+        </w:rPr>
+        <w:t>como se solucionaron</w:t>
+      </w:r>
+      <w:r>
+        <w:rPr>
+          <w:szCs w:val="22"/>
+        </w:rPr>
+        <w:t xml:space="preserve">. </w:t>
+      </w:r>
+    </w:p>
+    <w:p>
+      <w:pPr>
+        <w:tabs>
+          <w:tab w:val="left" w:pos="3686"/>
+          <w:tab w:val="left" w:pos="4035"/>
+          <w:tab w:val="right" w:pos="8456"/>
+          <w:tab w:val="left" w:pos="4035"/>
+        </w:tabs>
+        <w:rPr>
+          <w:szCs w:val="22"/>
+        </w:rPr>
+      </w:pPr>
+    </w:p>
+    <w:p>
+      <w:pPr>
+        <w:tabs>
+          <w:tab w:val="left" w:pos="3686"/>
+          <w:tab w:val="left" w:pos="4035"/>
+          <w:tab w:val="right" w:pos="8456"/>
+          <w:tab w:val="left" w:pos="4035"/>
+        </w:tabs>
+        <w:rPr>
+          <w:szCs w:val="22"/>
+        </w:rPr>
+      </w:pPr>
+    </w:p>
+    <w:p>
+      <w:pPr>
+        <w:tabs>
+          <w:tab w:val="left" w:pos="3686"/>
+          <w:tab w:val="left" w:pos="4035"/>
+          <w:tab w:val="right" w:pos="8456"/>
+          <w:tab w:val="left" w:pos="4035"/>
+        </w:tabs>
+        <w:ind w:left="708"/>
         <w:rPr>
           <w:b/>
           <w:bCs/>
@@ -3413,243 +3882,25 @@
           <w:tab w:val="right" w:pos="8456"/>
           <w:tab w:val="left" w:pos="4035"/>
         </w:tabs>
+        <w:ind w:left="3686"/>
+        <w:rPr>
+          <w:szCs w:val="22"/>
+        </w:rPr>
+      </w:pPr>
+      <w:r>
         <w:rPr>
           <w:b/>
           <w:bCs/>
           <w:sz w:val="28"/>
         </w:rPr>
-      </w:pPr>
-    </w:p>
-    <w:p>
-      <w:pPr>
-        <w:tabs>
-          <w:tab w:val="left" w:pos="3686"/>
-          <w:tab w:val="left" w:pos="4035"/>
-          <w:tab w:val="right" w:pos="8456"/>
-          <w:tab w:val="left" w:pos="4035"/>
-        </w:tabs>
+        <w:t>Palabras clave</w:t>
+      </w:r>
+      <w:r>
         <w:rPr>
           <w:b/>
           <w:bCs/>
           <w:sz w:val="28"/>
         </w:rPr>
-      </w:pPr>
-    </w:p>
-    <w:p>
-      <w:pPr>
-        <w:tabs>
-          <w:tab w:val="left" w:pos="3686"/>
-          <w:tab w:val="left" w:pos="4035"/>
-          <w:tab w:val="right" w:pos="8456"/>
-          <w:tab w:val="left" w:pos="4035"/>
-        </w:tabs>
-        <w:rPr>
-          <w:b/>
-          <w:bCs/>
-          <w:sz w:val="28"/>
-        </w:rPr>
-      </w:pPr>
-    </w:p>
-    <w:p>
-      <w:pPr>
-        <w:pStyle w:val="Ttulo1"/>
-      </w:pPr>
-      <w:bookmarkStart w:id="0" w:name="_Toc215558423"/>
-      <w:r>
-        <w:lastRenderedPageBreak/>
-        <w:t>RESUMEN</w:t>
-      </w:r>
-      <w:bookmarkEnd w:id="0"/>
-    </w:p>
-    <w:p>
-      <w:pPr>
-        <w:tabs>
-          <w:tab w:val="left" w:pos="3686"/>
-          <w:tab w:val="left" w:pos="4035"/>
-          <w:tab w:val="right" w:pos="8456"/>
-          <w:tab w:val="left" w:pos="4035"/>
-        </w:tabs>
-        <w:rPr>
-          <w:rFonts w:ascii="Arial Rounded MT Bold" w:hAnsi="Arial Rounded MT Bold"/>
-          <w:sz w:val="28"/>
-        </w:rPr>
-      </w:pPr>
-    </w:p>
-    <w:p>
-      <w:pPr>
-        <w:tabs>
-          <w:tab w:val="left" w:pos="3686"/>
-          <w:tab w:val="left" w:pos="4035"/>
-          <w:tab w:val="right" w:pos="8456"/>
-          <w:tab w:val="left" w:pos="4035"/>
-        </w:tabs>
-        <w:jc w:val="both"/>
-        <w:rPr>
-          <w:szCs w:val="22"/>
-        </w:rPr>
-      </w:pPr>
-      <w:r>
-        <w:rPr>
-          <w:szCs w:val="22"/>
-        </w:rPr>
-        <w:t>La industria fotovoltaica es una de las más presentes dentro del campo de la energía renovable, siendo España un país referente en este sector. Así pues, la planificación de la producción de una planta fotovoltaica es clave para poder administrar el plan energético del lugar beneficiario.</w:t>
-      </w:r>
-    </w:p>
-    <w:p>
-      <w:pPr>
-        <w:tabs>
-          <w:tab w:val="left" w:pos="3686"/>
-          <w:tab w:val="left" w:pos="4035"/>
-          <w:tab w:val="right" w:pos="8456"/>
-          <w:tab w:val="left" w:pos="4035"/>
-        </w:tabs>
-        <w:jc w:val="both"/>
-        <w:rPr>
-          <w:szCs w:val="22"/>
-        </w:rPr>
-      </w:pPr>
-    </w:p>
-    <w:p>
-      <w:pPr>
-        <w:tabs>
-          <w:tab w:val="left" w:pos="3686"/>
-          <w:tab w:val="left" w:pos="4035"/>
-          <w:tab w:val="right" w:pos="8456"/>
-          <w:tab w:val="left" w:pos="4035"/>
-        </w:tabs>
-        <w:jc w:val="both"/>
-        <w:rPr>
-          <w:szCs w:val="22"/>
-        </w:rPr>
-      </w:pPr>
-      <w:r>
-        <w:rPr>
-          <w:szCs w:val="22"/>
-        </w:rPr>
-        <w:t>En este trabajo, se detallará el desarrollo de un modelo de predicción, entrenado mediante la explotación de datos provenientes de una planta piloto de fotovoltaica flotante o fija, ambas reales y pertenecientes a plantas piloto de CTC (Centro Tecnológico)</w:t>
-      </w:r>
-      <w:r>
-        <w:rPr>
-          <w:szCs w:val="22"/>
-        </w:rPr>
-        <w:t>. En base a este modelo, será posible conocer realmente qué factores atmosféricos están influyendo más en la eficiencia generativa de esta instalación y compararlos con factores considerados en el enfoque clásico, como la irradiación solar.</w:t>
-      </w:r>
-    </w:p>
-    <w:p>
-      <w:pPr>
-        <w:tabs>
-          <w:tab w:val="left" w:pos="3686"/>
-          <w:tab w:val="left" w:pos="4035"/>
-          <w:tab w:val="right" w:pos="8456"/>
-          <w:tab w:val="left" w:pos="4035"/>
-        </w:tabs>
-        <w:jc w:val="both"/>
-        <w:rPr>
-          <w:szCs w:val="22"/>
-        </w:rPr>
-      </w:pPr>
-    </w:p>
-    <w:p>
-      <w:pPr>
-        <w:tabs>
-          <w:tab w:val="left" w:pos="3686"/>
-          <w:tab w:val="left" w:pos="4035"/>
-          <w:tab w:val="right" w:pos="8456"/>
-          <w:tab w:val="left" w:pos="4035"/>
-        </w:tabs>
-        <w:jc w:val="both"/>
-        <w:rPr>
-          <w:szCs w:val="22"/>
-        </w:rPr>
-      </w:pPr>
-      <w:r>
-        <w:rPr>
-          <w:szCs w:val="22"/>
-        </w:rPr>
-        <w:t xml:space="preserve">El contenido se enfocará tanto en las herramientas utilizadas para el desarrollo como en el ciclo de vida del proyecto, exponiendo las dificultades que surgieron durante este y </w:t>
-      </w:r>
-      <w:r>
-        <w:rPr>
-          <w:szCs w:val="22"/>
-        </w:rPr>
-        <w:t>como se solucionaron</w:t>
-      </w:r>
-      <w:r>
-        <w:rPr>
-          <w:szCs w:val="22"/>
-        </w:rPr>
-        <w:t xml:space="preserve">. </w:t>
-      </w:r>
-    </w:p>
-    <w:p>
-      <w:pPr>
-        <w:tabs>
-          <w:tab w:val="left" w:pos="3686"/>
-          <w:tab w:val="left" w:pos="4035"/>
-          <w:tab w:val="right" w:pos="8456"/>
-          <w:tab w:val="left" w:pos="4035"/>
-        </w:tabs>
-        <w:rPr>
-          <w:szCs w:val="22"/>
-        </w:rPr>
-      </w:pPr>
-    </w:p>
-    <w:p>
-      <w:pPr>
-        <w:tabs>
-          <w:tab w:val="left" w:pos="3686"/>
-          <w:tab w:val="left" w:pos="4035"/>
-          <w:tab w:val="right" w:pos="8456"/>
-          <w:tab w:val="left" w:pos="4035"/>
-        </w:tabs>
-        <w:rPr>
-          <w:szCs w:val="22"/>
-        </w:rPr>
-      </w:pPr>
-    </w:p>
-    <w:p>
-      <w:pPr>
-        <w:tabs>
-          <w:tab w:val="left" w:pos="3686"/>
-          <w:tab w:val="left" w:pos="4035"/>
-          <w:tab w:val="right" w:pos="8456"/>
-          <w:tab w:val="left" w:pos="4035"/>
-        </w:tabs>
-        <w:ind w:left="708"/>
-        <w:rPr>
-          <w:b/>
-          <w:bCs/>
-          <w:sz w:val="28"/>
-        </w:rPr>
-      </w:pPr>
-    </w:p>
-    <w:p>
-      <w:pPr>
-        <w:tabs>
-          <w:tab w:val="left" w:pos="3686"/>
-          <w:tab w:val="left" w:pos="4035"/>
-          <w:tab w:val="right" w:pos="8456"/>
-          <w:tab w:val="left" w:pos="4035"/>
-        </w:tabs>
-        <w:ind w:left="3686"/>
-        <w:rPr>
-          <w:szCs w:val="22"/>
-        </w:rPr>
-      </w:pPr>
-      <w:r>
-        <w:rPr>
-          <w:b/>
-          <w:bCs/>
-          <w:sz w:val="28"/>
-        </w:rPr>
-        <w:t>Palabras clave</w:t>
-      </w:r>
-      <w:r>
-        <w:rPr>
-          <w:b/>
-          <w:bCs/>
-          <w:sz w:val="28"/>
-        </w:rPr>
         <w:t xml:space="preserve">: </w:t>
       </w:r>
       <w:r>
@@ -3694,12 +3945,16 @@
       <w:pPr>
         <w:pStyle w:val="Ttulo1"/>
         <w:rPr>
+          <w:b/>
+          <w:bCs/>
           <w:lang w:val="en-US"/>
         </w:rPr>
       </w:pPr>
-      <w:bookmarkStart w:id="1" w:name="_Toc215558424"/>
-      <w:r>
-        <w:rPr>
+      <w:bookmarkStart w:id="1" w:name="_Toc215658966"/>
+      <w:r>
+        <w:rPr>
+          <w:b/>
+          <w:bCs/>
           <w:lang w:val="en-US"/>
         </w:rPr>
         <w:t>SUMMARY</w:t>
@@ -4686,7 +4941,7 @@
           <w:bCs/>
         </w:rPr>
       </w:pPr>
-      <w:bookmarkStart w:id="2" w:name="_Toc215558425"/>
+      <w:bookmarkStart w:id="2" w:name="_Toc215658967"/>
       <w:r>
         <w:rPr>
           <w:b/>
@@ -4716,7 +4971,7 @@
       <w:pPr>
         <w:pStyle w:val="Ttulo2"/>
       </w:pPr>
-      <w:bookmarkStart w:id="3" w:name="_Toc215558426"/>
+      <w:bookmarkStart w:id="3" w:name="_Toc215658968"/>
       <w:r>
         <w:t xml:space="preserve">1.1 </w:t>
       </w:r>
@@ -4969,9 +5224,9 @@
           <w:noProof/>
         </w:rPr>
         <w:drawing>
-          <wp:inline distT="0" distB="0" distL="0" distR="0" wp14:anchorId="643FFAC2" wp14:editId="7E4CF8B3">
-            <wp:extent cx="3741115" cy="2606040"/>
-            <wp:effectExtent l="0" t="0" r="0" b="3810"/>
+          <wp:inline distT="0" distB="0" distL="0" distR="0" wp14:anchorId="643FFAC2" wp14:editId="3359A26A">
+            <wp:extent cx="4244306" cy="2956560"/>
+            <wp:effectExtent l="0" t="0" r="4445" b="0"/>
             <wp:docPr id="284608590" name="Imagen 1" descr="Diagrama&#10;&#10;El contenido generado por IA puede ser incorrecto."/>
             <wp:cNvGraphicFramePr>
               <a:graphicFrameLocks xmlns:a="http://schemas.openxmlformats.org/drawingml/2006/main" noChangeAspect="1"/>
@@ -4993,7 +5248,7 @@
                   <pic:spPr bwMode="auto">
                     <a:xfrm>
                       <a:off x="0" y="0"/>
-                      <a:ext cx="3807679" cy="2652408"/>
+                      <a:ext cx="4337619" cy="3021561"/>
                     </a:xfrm>
                     <a:prstGeom prst="rect">
                       <a:avLst/>
@@ -5086,11 +5341,6 @@
       <w:r>
         <w:t>, control inteligente y analíticas de predicción.</w:t>
       </w:r>
-    </w:p>
-    <w:p>
-      <w:pPr>
-        <w:jc w:val="both"/>
-      </w:pPr>
     </w:p>
     <w:p>
       <w:pPr>
@@ -8557,7 +8807,7 @@
       <w:pPr>
         <w:pStyle w:val="Ttulo2"/>
       </w:pPr>
-      <w:bookmarkStart w:id="4" w:name="_Toc215558427"/>
+      <w:bookmarkStart w:id="4" w:name="_Toc215658969"/>
       <w:r>
         <w:t>1.2</w:t>
       </w:r>
@@ -9773,7 +10023,7 @@
       <w:pPr>
         <w:pStyle w:val="Ttulo2"/>
       </w:pPr>
-      <w:bookmarkStart w:id="5" w:name="_Toc215558428"/>
+      <w:bookmarkStart w:id="5" w:name="_Toc215658970"/>
       <w:r>
         <w:t>1.3 SITUACIÓN ACTUAL DE LA FOTOVOLTAICA</w:t>
       </w:r>
@@ -10184,7 +10434,7 @@
       <w:pPr>
         <w:pStyle w:val="Ttulo2"/>
       </w:pPr>
-      <w:bookmarkStart w:id="6" w:name="_Toc215558429"/>
+      <w:bookmarkStart w:id="6" w:name="_Toc215658971"/>
       <w:r>
         <w:t>1.4 IMPACTO AMBIENTAL</w:t>
       </w:r>
@@ -10457,11 +10707,9 @@
       <w:r>
         <w:t xml:space="preserve"> Actualmente, la investigación en la fabricación de paneles solares se centra en reducir las </w:t>
       </w:r>
-      <w:proofErr w:type="spellStart"/>
-      <w:r>
-        <w:t>perdidas</w:t>
-      </w:r>
-      <w:proofErr w:type="spellEnd"/>
+      <w:r>
+        <w:t>pérdidas</w:t>
+      </w:r>
       <w:r>
         <w:t xml:space="preserve"> del material utilizado durante la producción, reduciendo así no solo los costes sino la emisión de contaminantes generados.</w:t>
       </w:r>
@@ -10503,7 +10751,7 @@
       <w:pPr>
         <w:pStyle w:val="Ttulo2"/>
       </w:pPr>
-      <w:bookmarkStart w:id="7" w:name="_Toc215558430"/>
+      <w:bookmarkStart w:id="7" w:name="_Toc215658972"/>
       <w:r>
         <w:t>1.5 IMPACTO ECONÓMICO</w:t>
       </w:r>
@@ -10812,7 +11060,7 @@
       <w:pPr>
         <w:pStyle w:val="Ttulo2"/>
       </w:pPr>
-      <w:bookmarkStart w:id="8" w:name="_Toc215558431"/>
+      <w:bookmarkStart w:id="8" w:name="_Toc215658973"/>
       <w:r>
         <w:t xml:space="preserve">1.6 </w:t>
       </w:r>
@@ -10839,7 +11087,19 @@
         <w:t xml:space="preserve">Se plantearán varios potenciales modelos, y se compararán sus características para discernir cual es el más adecuado para este problema en concreto. </w:t>
       </w:r>
       <w:r>
-        <w:t xml:space="preserve">El modelo deberá predecir la producción fotovoltaica de la planta a varios días vista. Utilizará un conjunto de datos histórico real de la planta para su entrenamiento y prueba. Se subirá a un repositorio remoto en GitHub para su almacenamiento y exposición. </w:t>
+        <w:t xml:space="preserve">El modelo deberá predecir la producción fotovoltaica de la planta a varios días vista. Utilizará </w:t>
+      </w:r>
+      <w:r>
+        <w:t>dos datasets reales diferentes, cada uno de una planta distinta, que servirán para, por separado, entrenar al modelo</w:t>
+      </w:r>
+      <w:r>
+        <w:t>. Se subirá</w:t>
+      </w:r>
+      <w:r>
+        <w:t xml:space="preserve"> el resultado</w:t>
+      </w:r>
+      <w:r>
+        <w:t xml:space="preserve"> a un repositorio remoto en GitHub para su almacenamiento y exposición. </w:t>
       </w:r>
     </w:p>
     <w:p/>
@@ -10858,7 +11118,7 @@
           <w:bCs/>
         </w:rPr>
       </w:pPr>
-      <w:bookmarkStart w:id="9" w:name="_Toc215558432"/>
+      <w:bookmarkStart w:id="9" w:name="_Toc215658974"/>
       <w:r>
         <w:rPr>
           <w:b/>
@@ -10874,21 +11134,31 @@
       <w:pPr>
         <w:pStyle w:val="Ttulo2"/>
       </w:pPr>
-      <w:bookmarkStart w:id="10" w:name="_Toc215558433"/>
-      <w:r>
-        <w:t xml:space="preserve">2.1 </w:t>
-      </w:r>
-      <w:r>
-        <w:t xml:space="preserve">POTENCIALES </w:t>
-      </w:r>
-      <w:r>
-        <w:t>MODELOS</w:t>
+      <w:bookmarkStart w:id="10" w:name="_Toc215658975"/>
+      <w:r>
+        <w:t>2.1 PASOS PREVIOS</w:t>
       </w:r>
       <w:bookmarkEnd w:id="10"/>
     </w:p>
     <w:p/>
     <w:p>
       <w:pPr>
+        <w:pStyle w:val="Ttulo3"/>
+      </w:pPr>
+      <w:bookmarkStart w:id="11" w:name="_Toc215658976"/>
+      <w:r>
+        <w:t>2.1.1 POTENCIALES MODELOS</w:t>
+      </w:r>
+      <w:bookmarkEnd w:id="11"/>
+    </w:p>
+    <w:p>
+      <w:pPr>
+        <w:pStyle w:val="Prrafodelista"/>
+        <w:ind w:left="1080"/>
+      </w:pPr>
+    </w:p>
+    <w:p>
+      <w:pPr>
         <w:jc w:val="both"/>
       </w:pPr>
       <w:r>
@@ -10925,24 +11195,100 @@
         <w:t xml:space="preserve">ya que puede resultar contraproducente al no mejorar la precisión y si aumentar notoriamente la complejidad y/o el tiempo de entrenamiento. </w:t>
       </w:r>
       <w:r>
-        <w:t xml:space="preserve">Los más importantes en este caso podrían ser los modelos multivariables, como el LSTM o GRU, las redes convolucionales (TCN), modelos transformadores (TFT) o </w:t>
-      </w:r>
-      <w:proofErr w:type="spellStart"/>
-      <w:r>
-        <w:t>Gradient</w:t>
-      </w:r>
-      <w:proofErr w:type="spellEnd"/>
+        <w:t xml:space="preserve">Los más importantes en este caso podrían ser los modelos multivariables, como el LSTM o GRU, las redes convolucionales (TCN), modelos transformadores (TFT) o Gradient Boosting. </w:t>
+      </w:r>
+    </w:p>
+    <w:p>
+      <w:pPr>
+        <w:jc w:val="both"/>
+      </w:pPr>
+    </w:p>
+    <w:p>
+      <w:pPr>
+        <w:jc w:val="both"/>
+      </w:pPr>
+      <w:r>
+        <w:t>Los modelos multivariables han demostrado ser fiables para la predicción de consumo en el corto plazo, ya que capturan dependencias temporales y patrones no lineales. Permiten la integración de numerosas variables exógenas, como el calendario o el clima, y generan predicciones con elevada precisión</w:t>
+      </w:r>
+      <w:r>
+        <w:t>. Un concepto de vital importancia es el de variable de confusión</w:t>
+      </w:r>
+      <w:r>
+        <w:fldChar w:fldCharType="begin"/>
+      </w:r>
+      <w:r>
+        <w:instrText xml:space="preserve"> ADDIN ZOTERO_ITEM CSL_CITATION {"citationID":"1DvzTVM0","properties":{"formattedCitation":"[16]","plainCitation":"[16]","noteIndex":0},"citationItems":[{"id":50,"uris":["http://zotero.org/users/local/PHqdJ13A/items/J5DFL7AR"],"itemData":{"id":50,"type":"post-weblog","abstract":"Se conoce como análisis de regresión multivariante al método estadístico que permite establecer una relación matemática entre un conjunto de variables X1, X2 .. Xk (covariantes o factores) y una variable dependiente Y. Se utiliza fundamentalmente en estudios en los que no se puede controlar por diseño los valores de las variables independientes, como suele…","container-title":"SEHLELHA","language":"es","title":"Construcción de modelos de regresión multivariantes","URL":"https://seh-lelha.org/construccion-modelos-regresion-multivariantes/","author":[{"family":"JesusGarciaFernandez","given":""}],"accessed":{"date-parts":[["2025",11,11]]},"issued":{"date-parts":[["2002",4,13]]}}}],"schema":"https://github.com/citation-style-language/schema/raw/master/csl-citation.json"} </w:instrText>
+      </w:r>
+      <w:r>
+        <w:fldChar w:fldCharType="separate"/>
+      </w:r>
+      <w:r>
+        <w:t>[16]</w:t>
+      </w:r>
+      <w:r>
+        <w:fldChar w:fldCharType="end"/>
+      </w:r>
+      <w:r>
+        <w:t>, el cual se da cuando la relación entre dos variables se ve notablemente afectada al introducir en la ecuación una tercera. Otro concepto resaltable es la interacción, es decir, la relación entre dos variables cuando el valor de una tercera afecta a dicha relación.</w:t>
+      </w:r>
       <w:r>
         <w:t xml:space="preserve"> </w:t>
       </w:r>
-      <w:proofErr w:type="spellStart"/>
-      <w:r>
-        <w:t>Boosting</w:t>
-      </w:r>
-      <w:proofErr w:type="spellEnd"/>
+      <w:r>
+        <w:t>A la hora de construir un modelo multivariante se plantea el problema de que variables incluir en la ecuación, de forma que elaboremos el mejor modelo posible. Este proceso es imposible de especificar, ya que depende de si estamos ante un modelo predictivo o explicativo</w:t>
+      </w:r>
+      <w:r>
+        <w:t>, del contexto y de las características del proceso. Los valores extraños son los datos con un valor anómalo, en ocasiones debido a un error al medir o introducir los datos, pero a veces son valores correctamente observados. En este tipo de modelos su presencia altera significativamente los resultados finales.</w:t>
+      </w:r>
+    </w:p>
+    <w:p>
+      <w:pPr>
+        <w:jc w:val="both"/>
+      </w:pPr>
+    </w:p>
+    <w:p>
+      <w:pPr>
+        <w:jc w:val="both"/>
+      </w:pPr>
+      <w:r>
+        <w:t>Las redes convolucionales son un tipo de red neuronal utilizada para el proceso de datos con una topología similar a una cuadrícula</w:t>
+      </w:r>
+      <w:r>
+        <w:fldChar w:fldCharType="begin"/>
+      </w:r>
+      <w:r>
+        <w:instrText xml:space="preserve"> ADDIN ZOTERO_ITEM CSL_CITATION {"citationID":"FMlgxNqB","properties":{"formattedCitation":"[17]","plainCitation":"[17]","noteIndex":0},"citationItems":[{"id":52,"uris":["http://zotero.org/users/local/PHqdJ13A/items/5WPLGLM9"],"itemData":{"id":52,"type":"chapter","container-title":"Computer Vision – ECCV 2016","event-place":"Cham","ISBN":"978-3-319-46492-3","language":"en","note":"collection-title: Lecture Notes in Computer Science\nDOI: 10.1007/978-3-319-46493-0_38","page":"630-645","publisher":"Springer International Publishing","publisher-place":"Cham","source":"DOI.org (Crossref)","title":"Identity Mappings in Deep Residual Networks","URL":"http://link.springer.com/10.1007/978-3-319-46493-0_38","volume":"9908","editor":[{"family":"Leibe","given":"Bastian"},{"family":"Matas","given":"Jiri"},{"family":"Sebe","given":"Nicu"},{"family":"Welling","given":"Max"}],"author":[{"family":"He","given":"Kaiming"},{"family":"Zhang","given":"Xiangyu"},{"family":"Ren","given":"Shaoqing"},{"family":"Sun","given":"Jian"}],"accessed":{"date-parts":[["2025",11,11]]},"issued":{"date-parts":[["2016"]]}}}],"schema":"https://github.com/citation-style-language/schema/raw/master/csl-citation.json"} </w:instrText>
+      </w:r>
+      <w:r>
+        <w:fldChar w:fldCharType="separate"/>
+      </w:r>
+      <w:r>
+        <w:t>[17]</w:t>
+      </w:r>
+      <w:r>
+        <w:fldChar w:fldCharType="end"/>
+      </w:r>
       <w:r>
         <w:t xml:space="preserve">. </w:t>
       </w:r>
+      <w:r>
+        <w:t xml:space="preserve">Las redes convolucionales pueden extraer patrones locales y recopilar dependencias a largo plazo mediante convoluciones cuando se dispone de una extensa cantidad de datos. En este contexto, las TCNs han mostrado mejoras notorias respecto a los modelos multivariables tanto en precisión como en complejidad temporal. </w:t>
+      </w:r>
+      <w:r>
+        <w:t xml:space="preserve">Las redes convolucionales modelan piezas de información secuencialmente, extrayendo información sobre los patrones. Están formadas por 5 capas, siendo estas: </w:t>
+      </w:r>
+      <w:r>
+        <w:t>INPUT</w:t>
+      </w:r>
+      <w:r>
+        <w:t>, capa de entrada que contiene los valores raw. CONV, que calcula la salida de las neuronas que están conectadas a la entrada, calculando un producto entre sus pesos y la región a la que están conectadas. RELU, que aplica una función de activación por elementos. POOL, que realiza una operación de downsampling</w:t>
+      </w:r>
+      <w:r>
+        <w:t xml:space="preserve"> (proceso de reducción de datos disminuyendo la resolución o frecuencia de muestreo del conjunto) a lo largo de las dimensiones espaciales</w:t>
+      </w:r>
+      <w:r>
+        <w:t>. Por último, la capa FC, que calcula los puntajes de clase, y cuyas neuronas estarán conectadas a todos los números en el volumen anterior.</w:t>
+      </w:r>
     </w:p>
     <w:p>
       <w:pPr>
@@ -10953,38 +11299,84 @@
       <w:pPr>
         <w:jc w:val="both"/>
       </w:pPr>
-      <w:r>
-        <w:t>Los modelos multivariables han demostrado ser fiables para la predicción de consumo en el corto plazo, ya que capturan dependencias temporales y patrones no lineales. Permiten la integración de numerosas variables exógenas, como el calendario o el clima, y generan predicciones con elevada precisión</w:t>
-      </w:r>
-      <w:r>
-        <w:t>. Un concepto de vital importancia es el de variable de confusión</w:t>
+    </w:p>
+    <w:p>
+      <w:pPr>
+        <w:jc w:val="both"/>
+      </w:pPr>
+      <w:r>
+        <w:lastRenderedPageBreak/>
+        <w:t>Los modelos transformadores son un modelo de estado del arte que incorpora mecanismos de atención temporal y covariables. Estos modelos han mostrado una alta precisión en predicciones de entre 24 y 48 horas, resaltando a su vez los factores que más han influenciado esta predicción.</w:t>
+      </w:r>
+      <w:r>
+        <w:t xml:space="preserve"> Aunque estos modelos son relativamente nuevos en este campo, los resultados iniciales resultan prometedores. Un estudio de 2022 demuestra que los TFT no solo lograron un porcentaje de error inferior a los modelos multivariables al predecir la producción de una planta solar, sino que mostraron la importancia de las variables meteorológicas como la irradiancia y los cambios de temperatura en la predicción productiva</w:t>
       </w:r>
       <w:r>
         <w:fldChar w:fldCharType="begin"/>
       </w:r>
       <w:r>
-        <w:instrText xml:space="preserve"> ADDIN ZOTERO_ITEM CSL_CITATION {"citationID":"1DvzTVM0","properties":{"formattedCitation":"[16]","plainCitation":"[16]","noteIndex":0},"citationItems":[{"id":50,"uris":["http://zotero.org/users/local/PHqdJ13A/items/J5DFL7AR"],"itemData":{"id":50,"type":"post-weblog","abstract":"Se conoce como análisis de regresión multivariante al método estadístico que permite establecer una relación matemática entre un conjunto de variables X1, X2 .. Xk (covariantes o factores) y una variable dependiente Y. Se utiliza fundamentalmente en estudios en los que no se puede controlar por diseño los valores de las variables independientes, como suele…","container-title":"SEHLELHA","language":"es","title":"Construcción de modelos de regresión multivariantes","URL":"https://seh-lelha.org/construccion-modelos-regresion-multivariantes/","author":[{"family":"JesusGarciaFernandez","given":""}],"accessed":{"date-parts":[["2025",11,11]]},"issued":{"date-parts":[["2002",4,13]]}}}],"schema":"https://github.com/citation-style-language/schema/raw/master/csl-citation.json"} </w:instrText>
+        <w:instrText xml:space="preserve"> ADDIN ZOTERO_ITEM CSL_CITATION {"citationID":"SzWP61ra","properties":{"formattedCitation":"[18]","plainCitation":"[18]","noteIndex":0},"citationItems":[{"id":42,"uris":["http://zotero.org/users/local/PHqdJ13A/items/A2ENDPN5"],"itemData":{"id":42,"type":"article-journal","abstract":"The energy generated by a solar photovoltaic (PV) system depends on uncontrollable factors, including weather conditions and solar irradiation, which leads to uncertainty in the power output. Forecast PV power generation is vital to improve grid stability and balance the energy supply and demand. This study aims to predict hourly day-ahead PV power generation by applying Temporal Fusion Transformer (TFT), a new attention-based architecture that incorporates an interpretable explanation of temporal dynamics and high-performance forecasting over multiple horizons. The proposed forecasting model has been trained and tested using data from six different facilities located in Germany and Australia. The results have been compared with other algorithms like Auto Regressive Integrated Moving Average (ARIMA), Long Short-Term Memory (LSTM), Multi-Layer Perceptron (MLP), and Extreme Gradient Boosting (XGBoost), using statistical error indicators. The use of TFT has been shown to be more accurate than the rest of the algorithms to forecast PV generation in the aforementioned facilities.","container-title":"Energies","DOI":"10.3390/en15145232","ISSN":"1996-1073","issue":"14","journalAbbreviation":"Energies","language":"en","page":"5232","source":"DOI.org (Crossref)","title":"Application of Temporal Fusion Transformer for Day-Ahead PV Power Forecasting","volume":"15","author":[{"family":"López Santos","given":"Miguel"},{"family":"García-Santiago","given":"Xela"},{"family":"Echevarría Camarero","given":"Fernando"},{"family":"Blázquez Gil","given":"Gonzalo"},{"family":"Carrasco Ortega","given":"Pablo"}],"issued":{"date-parts":[["2022",7,19]]}}}],"schema":"https://github.com/citation-style-language/schema/raw/master/csl-citation.json"} </w:instrText>
       </w:r>
       <w:r>
         <w:fldChar w:fldCharType="separate"/>
       </w:r>
       <w:r>
-        <w:t>[16]</w:t>
+        <w:t>[18]</w:t>
       </w:r>
       <w:r>
         <w:fldChar w:fldCharType="end"/>
       </w:r>
       <w:r>
-        <w:t>, el cual se da cuando la relación entre dos variables se ve notablemente afectada al introducir en la ecuación una tercera. Otro concepto resaltable es la interacción, es decir, la relación entre dos variables cuando el valor de una tercera afecta a dicha relación.</w:t>
+        <w:t>.</w:t>
+      </w:r>
+    </w:p>
+    <w:p>
+      <w:pPr>
+        <w:jc w:val="both"/>
+      </w:pPr>
+    </w:p>
+    <w:p>
+      <w:pPr>
+        <w:jc w:val="both"/>
+      </w:pPr>
+      <w:r>
+        <w:t>Entre los modelos de Gradient Boosting, el XGBoost (eXtreme Gradient Boosting) ha ganado relevancia por su capacidad de manejar entradas multivariables y recoger interacciones complejas integrando ventanas temporales entre arquitecturas hibridas. Estudios han revelado que puede superar o complementar enfoques neuronales en precisión y velocidad de entrenamiento</w:t>
+      </w:r>
+      <w:r>
+        <w:fldChar w:fldCharType="begin"/>
+      </w:r>
+      <w:r>
+        <w:instrText xml:space="preserve"> ADDIN ZOTERO_ITEM CSL_CITATION {"citationID":"1vStKFRs","properties":{"formattedCitation":"[19]","plainCitation":"[19]","noteIndex":0},"citationItems":[{"id":44,"uris":["http://zotero.org/users/local/PHqdJ13A/items/Z4RFVHG3"],"itemData":{"id":44,"type":"paper-conference","abstract":"Multi-step forecasts can be produced recursively by iterating a one-step model, or directly using a specific model for each horizon. Choosing between these two strategies is not an easy task since it involves a trade-off between bias and estimation variance over the forecast horizon. Using a nonlinear machine learning model makes the tradeoff even more difficult. To address this issue, we propose a new forecasting strategy which boosts traditional recursive linear forecasts with a direct strategy using a boosting autoregression procedure at each horizon. First, we investigate the performance of the proposed strategy in terms of bias and variance decomposition of the error using simulated time series. Then, we evaluate the proposed strategy on real-world time series from two forecasting competitions. Overall, we obtain excellent performance with respect to the standard forecasting strategies.","container-title":"Proceedings of the 31st International Conference on Machine Learning","event-title":"International Conference on Machine Learning","language":"en","note":"ISSN: 1938-7228","page":"109-117","publisher":"PMLR","source":"proceedings.mlr.press","title":"Boosting multi-step autoregressive forecasts","URL":"https://proceedings.mlr.press/v32/taieb14.html","author":[{"family":"Taieb","given":"Souhaib Ben"},{"family":"Hyndman","given":"Rob"}],"accessed":{"date-parts":[["2025",11,6]]},"issued":{"date-parts":[["2014",1,27]]}}}],"schema":"https://github.com/citation-style-language/schema/raw/master/csl-citation.json"} </w:instrText>
+      </w:r>
+      <w:r>
+        <w:fldChar w:fldCharType="separate"/>
+      </w:r>
+      <w:r>
+        <w:t>[19]</w:t>
+      </w:r>
+      <w:r>
+        <w:fldChar w:fldCharType="end"/>
+      </w:r>
+      <w:r>
+        <w:t>.</w:t>
       </w:r>
       <w:r>
         <w:t xml:space="preserve"> </w:t>
       </w:r>
       <w:r>
-        <w:t>A la hora de construir un modelo multivariante se plantea el problema de que variables incluir en la ecuación, de forma que elaboremos el mejor modelo posible. Este proceso es imposible de especificar, ya que depende de si estamos ante un modelo predictivo o explicativo</w:t>
-      </w:r>
-      <w:r>
-        <w:t>, del contexto y de las características del proceso. Los valores extraños son los datos con un valor anómalo, en ocasiones debido a un error al medir o introducir los datos, pero a veces son valores correctamente observados. En este tipo de modelos su presencia altera significativamente los resultados finales.</w:t>
+        <w:t xml:space="preserve">Para ajustar el dataset de entrenamiento del XGBoost se realiza una predicción inicial, y se crea un árbol de decisión. Se calculan los residuales en función del valor predicho. A continuación, se calcula la similitud de los datos de una hoja, y se comparan las ganancias para determinar una entidad y un umbral para el nodo. La salida del árbol será el nuevo residual para el dataset, con el que se construye un nuevo árbol. Esto se repite hasta que los residuales ya no se reducen o hasta el número de veces especificado. Cada árbol generado aprende de los árboles anteriores, y no cuenta con el mismo peso. </w:t>
+      </w:r>
+      <w:r>
+        <w:t>De manera similar, LightGBM, int</w:t>
+      </w:r>
+      <w:r>
+        <w:t>r</w:t>
+      </w:r>
+      <w:r>
+        <w:t xml:space="preserve">oducido posteriormente, </w:t>
+      </w:r>
+      <w:r>
+        <w:t>implementa un Gradient Boosting centrado en la escalabilidad y velocidad. Forma árboles de decisión secuencialmente para minimizar el error en la predicción de manera eficiente. Es muy común debido a su rendimiento al trabajar con conjuntos de datos extensos, haciéndolo especialmente adecuado para los problemas de pronóstico energético que involucran muchos y diferentes datos. Comparándolo con el XGBoost y otros modelos más complejos, puede conseguir una precisión aceptable con un coste computacional significativamente reducido y tiempos de entrenamiento más rápidos.</w:t>
       </w:r>
     </w:p>
     <w:p>
@@ -10997,56 +11389,10 @@
         <w:jc w:val="both"/>
       </w:pPr>
       <w:r>
-        <w:t>Las redes convolucionales son un tipo de red neuronal utilizada para el proceso de datos con una topología similar a una cuadrícula</w:t>
-      </w:r>
-      <w:r>
-        <w:fldChar w:fldCharType="begin"/>
-      </w:r>
-      <w:r>
-        <w:instrText xml:space="preserve"> ADDIN ZOTERO_ITEM CSL_CITATION {"citationID":"FMlgxNqB","properties":{"formattedCitation":"[17]","plainCitation":"[17]","noteIndex":0},"citationItems":[{"id":52,"uris":["http://zotero.org/users/local/PHqdJ13A/items/5WPLGLM9"],"itemData":{"id":52,"type":"chapter","container-title":"Computer Vision – ECCV 2016","event-place":"Cham","ISBN":"978-3-319-46492-3","language":"en","note":"collection-title: Lecture Notes in Computer Science\nDOI: 10.1007/978-3-319-46493-0_38","page":"630-645","publisher":"Springer International Publishing","publisher-place":"Cham","source":"DOI.org (Crossref)","title":"Identity Mappings in Deep Residual Networks","URL":"http://link.springer.com/10.1007/978-3-319-46493-0_38","volume":"9908","editor":[{"family":"Leibe","given":"Bastian"},{"family":"Matas","given":"Jiri"},{"family":"Sebe","given":"Nicu"},{"family":"Welling","given":"Max"}],"author":[{"family":"He","given":"Kaiming"},{"family":"Zhang","given":"Xiangyu"},{"family":"Ren","given":"Shaoqing"},{"family":"Sun","given":"Jian"}],"accessed":{"date-parts":[["2025",11,11]]},"issued":{"date-parts":[["2016"]]}}}],"schema":"https://github.com/citation-style-language/schema/raw/master/csl-citation.json"} </w:instrText>
-      </w:r>
-      <w:r>
-        <w:fldChar w:fldCharType="separate"/>
-      </w:r>
-      <w:r>
-        <w:t>[17]</w:t>
-      </w:r>
-      <w:r>
-        <w:fldChar w:fldCharType="end"/>
-      </w:r>
-      <w:r>
-        <w:t xml:space="preserve">. </w:t>
-      </w:r>
-      <w:r>
-        <w:t xml:space="preserve">Las redes convolucionales pueden extraer patrones locales y recopilar dependencias a largo plazo mediante convoluciones cuando se dispone de una extensa cantidad de datos. En este contexto, las </w:t>
-      </w:r>
-      <w:proofErr w:type="spellStart"/>
-      <w:r>
-        <w:t>TCNs</w:t>
-      </w:r>
-      <w:proofErr w:type="spellEnd"/>
-      <w:r>
-        <w:t xml:space="preserve"> han mostrado mejoras notorias respecto a los modelos multivariables tanto en precisión como en complejidad temporal. </w:t>
-      </w:r>
-      <w:r>
-        <w:t xml:space="preserve">Las redes convolucionales modelan piezas de información secuencialmente, extrayendo información sobre los patrones. Están formadas por 5 capas, siendo estas: </w:t>
-      </w:r>
-      <w:r>
-        <w:t>INPUT</w:t>
-      </w:r>
-      <w:r>
-        <w:t xml:space="preserve">, capa de entrada que contiene los valores raw. CONV, que calcula la salida de las neuronas que están conectadas a la entrada, calculando un producto entre sus pesos y la región a la que están conectadas. RELU, que aplica una función de activación por elementos. POOL, que realiza una operación de </w:t>
-      </w:r>
-      <w:proofErr w:type="spellStart"/>
-      <w:r>
-        <w:t>downsampling</w:t>
-      </w:r>
-      <w:proofErr w:type="spellEnd"/>
-      <w:r>
-        <w:t xml:space="preserve"> (proceso de reducción de datos disminuyendo la resolución o frecuencia de muestreo del conjunto) a lo largo de las dimensiones espaciales</w:t>
-      </w:r>
-      <w:r>
-        <w:t>. Por último, la capa FC, que calcula los puntajes de clase, y cuyas neuronas estarán conectadas a todos los números en el volumen anterior.</w:t>
+        <w:t xml:space="preserve">En resumen, el estado del arte define una gran variedad de modelos efectivos para predicción energética. La elección del definitivo dependerá de las características del problema y de la cantidad y variedad de datos disponibles. Mientras que una arquitectura más compleja puede obtener resultados más precisos cuando se dispone de una cantidad de datos extensa y detallada, un método más simple con un tiempo de entrenamiento más reducido puede mejorar al complejo </w:t>
+      </w:r>
+      <w:r>
+        <w:t>bajo restricciones en la cantidad de datos disponibles, ofreciendo un mejor balance entre precisión, eficiencia computacional y robustez.</w:t>
       </w:r>
     </w:p>
     <w:p>
@@ -11054,291 +11400,142 @@
         <w:jc w:val="both"/>
       </w:pPr>
     </w:p>
+    <w:p/>
+    <w:p>
+      <w:pPr>
+        <w:pStyle w:val="Ttulo3"/>
+      </w:pPr>
+      <w:bookmarkStart w:id="12" w:name="_Toc215658977"/>
+      <w:r>
+        <w:t>2.</w:t>
+      </w:r>
+      <w:r>
+        <w:t>1</w:t>
+      </w:r>
+      <w:r>
+        <w:t>.</w:t>
+      </w:r>
+      <w:r>
+        <w:t>2</w:t>
+      </w:r>
+      <w:r>
+        <w:t xml:space="preserve"> PREPARACIÓN DEL DATASET</w:t>
+      </w:r>
+      <w:bookmarkEnd w:id="12"/>
+    </w:p>
+    <w:p/>
     <w:p>
       <w:pPr>
         <w:jc w:val="both"/>
       </w:pPr>
       <w:r>
-        <w:t>Los modelos transformadores son un modelo de estado del arte que incorpora mecanismos de atención temporal y covariables. Estos modelos han mostrado una alta precisión en predicciones de entre 24 y 48 horas, resaltando a su vez los factores que más han influenciado esta predicción.</w:t>
-      </w:r>
-      <w:r>
-        <w:t xml:space="preserve"> Aunque estos modelos son relativamente nuevos en este campo, los resultados iniciales resultan prometedores. Un estudio de 2022 demuestra que </w:t>
+        <w:t>El primer paso a la hora de implementar un modelo de predicción es tener claro y preparado el conjunto de datos que vamos a utilizar para su entrenamiento. Este debe ser el más cercano posible a la realidad que vamos a querer predecir.</w:t>
+      </w:r>
+      <w:r>
+        <w:t xml:space="preserve"> E</w:t>
+      </w:r>
+      <w:r>
+        <w:t xml:space="preserve">l objetivo de este proyecto es la predicción del rendimiento de </w:t>
+      </w:r>
+      <w:r>
+        <w:t>dos</w:t>
+      </w:r>
+      <w:r>
+        <w:t xml:space="preserve"> planta</w:t>
+      </w:r>
+      <w:r>
+        <w:t>s</w:t>
+      </w:r>
+      <w:r>
+        <w:t xml:space="preserve"> fotovoltaica</w:t>
+      </w:r>
+      <w:r>
+        <w:t>s</w:t>
+      </w:r>
+      <w:r>
+        <w:t xml:space="preserve"> </w:t>
+      </w:r>
+      <w:r>
+        <w:t xml:space="preserve">en </w:t>
+      </w:r>
+      <w:r>
+        <w:t>concret</w:t>
+      </w:r>
+      <w:r>
+        <w:t>o: la primera, una planta instalada en el tejado de CTC en Santander, Cantabria, y la segunda, una planta flotante perteneciente a CTC en Lorca, Murcia. P</w:t>
+      </w:r>
+      <w:r>
+        <w:t xml:space="preserve">ara el entrenamiento del modelo usaremos datos provenientes de </w:t>
+      </w:r>
+      <w:r>
+        <w:t xml:space="preserve">cada una de </w:t>
+      </w:r>
+      <w:r>
+        <w:t>ella</w:t>
+      </w:r>
+      <w:r>
+        <w:t>s</w:t>
+      </w:r>
+      <w:r>
+        <w:t>.</w:t>
+      </w:r>
+      <w:r>
+        <w:t xml:space="preserve"> </w:t>
+      </w:r>
+      <w:r>
+        <w:t xml:space="preserve">Es importante recalcar que no se debe bajo ningún concepto mezclar datos provenientes de ambas plantas a la hora de </w:t>
       </w:r>
       <w:r>
         <w:lastRenderedPageBreak/>
-        <w:t>los TFT no solo lograron un porcentaje de error inferior a los modelos multivariables al predecir la producción de una planta solar, sino que mostraron la importancia de las variables meteorológicas como la irradiancia y los cambios de temperatura en la predicción productiva</w:t>
-      </w:r>
-      <w:r>
-        <w:fldChar w:fldCharType="begin"/>
-      </w:r>
-      <w:r>
-        <w:instrText xml:space="preserve"> ADDIN ZOTERO_ITEM CSL_CITATION {"citationID":"SzWP61ra","properties":{"formattedCitation":"[18]","plainCitation":"[18]","noteIndex":0},"citationItems":[{"id":42,"uris":["http://zotero.org/users/local/PHqdJ13A/items/A2ENDPN5"],"itemData":{"id":42,"type":"article-journal","abstract":"The energy generated by a solar photovoltaic (PV) system depends on uncontrollable factors, including weather conditions and solar irradiation, which leads to uncertainty in the power output. Forecast PV power generation is vital to improve grid stability and balance the energy supply and demand. This study aims to predict hourly day-ahead PV power generation by applying Temporal Fusion Transformer (TFT), a new attention-based architecture that incorporates an interpretable explanation of temporal dynamics and high-performance forecasting over multiple horizons. The proposed forecasting model has been trained and tested using data from six different facilities located in Germany and Australia. The results have been compared with other algorithms like Auto Regressive Integrated Moving Average (ARIMA), Long Short-Term Memory (LSTM), Multi-Layer Perceptron (MLP), and Extreme Gradient Boosting (XGBoost), using statistical error indicators. The use of TFT has been shown to be more accurate than the rest of the algorithms to forecast PV generation in the aforementioned facilities.","container-title":"Energies","DOI":"10.3390/en15145232","ISSN":"1996-1073","issue":"14","journalAbbreviation":"Energies","language":"en","page":"5232","source":"DOI.org (Crossref)","title":"Application of Temporal Fusion Transformer for Day-Ahead PV Power Forecasting","volume":"15","author":[{"family":"López Santos","given":"Miguel"},{"family":"García-Santiago","given":"Xela"},{"family":"Echevarría Camarero","given":"Fernando"},{"family":"Blázquez Gil","given":"Gonzalo"},{"family":"Carrasco Ortega","given":"Pablo"}],"issued":{"date-parts":[["2022",7,19]]}}}],"schema":"https://github.com/citation-style-language/schema/raw/master/csl-citation.json"} </w:instrText>
-      </w:r>
-      <w:r>
-        <w:fldChar w:fldCharType="separate"/>
-      </w:r>
-      <w:r>
-        <w:t>[18]</w:t>
-      </w:r>
-      <w:r>
-        <w:fldChar w:fldCharType="end"/>
-      </w:r>
-      <w:r>
-        <w:t>.</w:t>
+        <w:t>entrenar al modelo, ya que sus condiciones no son exactas y perjudicaría la capacidad predictiva.</w:t>
       </w:r>
     </w:p>
     <w:p>
       <w:pPr>
         <w:jc w:val="both"/>
       </w:pPr>
+      <w:r>
+        <w:t>En el caso del dataset de Lorca, contamos desde el principio con una gran cantidad de datos meteorológicos y de producción, pero con el inconveniente de que no eran síncronos, es decir, los datos meteorológicos se med</w:t>
+      </w:r>
+      <w:r>
+        <w:t>í</w:t>
+      </w:r>
+      <w:r>
+        <w:t>an cada cinco minutos, mientras que los de producción eran variables, ya que se media en función de la velocidad del viento. Cuanto mayor era la velocidad del viento, con más frecuencia se medía. Para solucionar este problema, como el dataset simplemente copiaba el mismo valor de producción para todos los rangos de cinco minutos dentro del rango de medición de la producción, hubo que quedarse con la primera fila de cada valor de forma local, y eliminar las restantes para que no adulterasen la información. De esta forma, reducimos notablemente la cantidad de datos, pero eliminamos las grandes imprecisiones que se habrían producido en caso contrario.</w:t>
+      </w:r>
     </w:p>
     <w:p>
       <w:pPr>
         <w:jc w:val="both"/>
       </w:pPr>
-      <w:r>
-        <w:t xml:space="preserve">Entre los modelos de </w:t>
-      </w:r>
-      <w:proofErr w:type="spellStart"/>
-      <w:r>
-        <w:t>Gradient</w:t>
-      </w:r>
-      <w:proofErr w:type="spellEnd"/>
-      <w:r>
-        <w:t xml:space="preserve"> </w:t>
-      </w:r>
-      <w:proofErr w:type="spellStart"/>
-      <w:r>
-        <w:t>Boosting</w:t>
-      </w:r>
-      <w:proofErr w:type="spellEnd"/>
-      <w:r>
-        <w:t>, el XGBoost (</w:t>
-      </w:r>
-      <w:proofErr w:type="spellStart"/>
-      <w:r>
-        <w:t>eXtreme</w:t>
-      </w:r>
-      <w:proofErr w:type="spellEnd"/>
-      <w:r>
-        <w:t xml:space="preserve"> </w:t>
-      </w:r>
-      <w:proofErr w:type="spellStart"/>
-      <w:r>
-        <w:t>Gradient</w:t>
-      </w:r>
-      <w:proofErr w:type="spellEnd"/>
-      <w:r>
-        <w:t xml:space="preserve"> </w:t>
-      </w:r>
-      <w:proofErr w:type="spellStart"/>
-      <w:r>
-        <w:t>Boosting</w:t>
-      </w:r>
-      <w:proofErr w:type="spellEnd"/>
-      <w:r>
-        <w:t>) ha ganado relevancia por su capacidad de manejar entradas multivariables y recoger interacciones complejas integrando ventanas temporales entre arquitecturas hibridas. Estudios han revelado que puede superar o complementar enfoques neuronales en precisión y velocidad de entrenamiento</w:t>
-      </w:r>
-      <w:r>
-        <w:fldChar w:fldCharType="begin"/>
-      </w:r>
-      <w:r>
-        <w:instrText xml:space="preserve"> ADDIN ZOTERO_ITEM CSL_CITATION {"citationID":"1vStKFRs","properties":{"formattedCitation":"[19]","plainCitation":"[19]","noteIndex":0},"citationItems":[{"id":44,"uris":["http://zotero.org/users/local/PHqdJ13A/items/Z4RFVHG3"],"itemData":{"id":44,"type":"paper-conference","abstract":"Multi-step forecasts can be produced recursively by iterating a one-step model, or directly using a specific model for each horizon. Choosing between these two strategies is not an easy task since it involves a trade-off between bias and estimation variance over the forecast horizon. Using a nonlinear machine learning model makes the tradeoff even more difficult. To address this issue, we propose a new forecasting strategy which boosts traditional recursive linear forecasts with a direct strategy using a boosting autoregression procedure at each horizon. First, we investigate the performance of the proposed strategy in terms of bias and variance decomposition of the error using simulated time series. Then, we evaluate the proposed strategy on real-world time series from two forecasting competitions. Overall, we obtain excellent performance with respect to the standard forecasting strategies.","container-title":"Proceedings of the 31st International Conference on Machine Learning","event-title":"International Conference on Machine Learning","language":"en","note":"ISSN: 1938-7228","page":"109-117","publisher":"PMLR","source":"proceedings.mlr.press","title":"Boosting multi-step autoregressive forecasts","URL":"https://proceedings.mlr.press/v32/taieb14.html","author":[{"family":"Taieb","given":"Souhaib Ben"},{"family":"Hyndman","given":"Rob"}],"accessed":{"date-parts":[["2025",11,6]]},"issued":{"date-parts":[["2014",1,27]]}}}],"schema":"https://github.com/citation-style-language/schema/raw/master/csl-citation.json"} </w:instrText>
-      </w:r>
-      <w:r>
-        <w:fldChar w:fldCharType="separate"/>
-      </w:r>
-      <w:r>
-        <w:t>[19]</w:t>
-      </w:r>
-      <w:r>
-        <w:fldChar w:fldCharType="end"/>
-      </w:r>
-      <w:r>
-        <w:t>.</w:t>
-      </w:r>
-      <w:r>
-        <w:t xml:space="preserve"> </w:t>
-      </w:r>
-      <w:r>
-        <w:t xml:space="preserve">Para ajustar el dataset de entrenamiento del XGBoost se realiza una predicción inicial, y se crea un árbol de decisión. Se calculan los residuales en función del valor predicho. A continuación, se calcula la similitud de los datos de una hoja, y se comparan las ganancias para determinar una entidad y un umbral para el nodo. La salida del árbol será el nuevo residual para el dataset, con el que se construye un nuevo árbol. Esto se repite hasta que los residuales ya no se reducen o hasta el número de veces especificado. Cada árbol generado aprende de los árboles anteriores, y no cuenta con el mismo peso. </w:t>
-      </w:r>
-      <w:r>
-        <w:t>De manera similar, LightGBM, int</w:t>
-      </w:r>
-      <w:r>
-        <w:t>r</w:t>
-      </w:r>
-      <w:r>
-        <w:t xml:space="preserve">oducido posteriormente, </w:t>
-      </w:r>
-      <w:r>
-        <w:t xml:space="preserve">implementa un </w:t>
-      </w:r>
-      <w:proofErr w:type="spellStart"/>
-      <w:r>
-        <w:t>Gradient</w:t>
-      </w:r>
-      <w:proofErr w:type="spellEnd"/>
-      <w:r>
-        <w:t xml:space="preserve"> </w:t>
-      </w:r>
-      <w:proofErr w:type="spellStart"/>
-      <w:r>
-        <w:t>Boosting</w:t>
-      </w:r>
-      <w:proofErr w:type="spellEnd"/>
-      <w:r>
-        <w:t xml:space="preserve"> centrado en la escalabilidad y velocidad. Forma árboles de decisión secuencialmente para minimizar el error en la predicción de manera eficiente. Es muy común debido a su rendimiento al trabajar con conjuntos de datos extensos, haciéndolo especialmente adecuado para los problemas de pronóstico energético que involucran muchos y diferentes datos. Comparándolo con el XGBoost y otros modelos más complejos, puede conseguir una precisión aceptable con un coste computacional significativamente reducido y tiempos de entrenamiento más rápidos.</w:t>
-      </w:r>
     </w:p>
     <w:p>
       <w:pPr>
         <w:jc w:val="both"/>
       </w:pPr>
-    </w:p>
-    <w:p>
-      <w:pPr>
-        <w:jc w:val="both"/>
-      </w:pPr>
-      <w:r>
-        <w:t xml:space="preserve">En resumen, el estado del arte define una gran variedad de modelos efectivos para predicción energética. La elección del definitivo dependerá de las características del problema y de la cantidad y variedad de datos disponibles. Mientras que una arquitectura más compleja puede obtener resultados más precisos cuando se dispone de una cantidad de datos extensa y detallada, un método más simple con un tiempo de entrenamiento más reducido puede mejorar al complejo </w:t>
-      </w:r>
-      <w:r>
-        <w:t>bajo restricciones en la cantidad de datos disponibles, ofreciendo un mejor balance entre precisión, eficiencia computacional y robustez.</w:t>
-      </w:r>
-    </w:p>
-    <w:p>
-      <w:pPr>
-        <w:jc w:val="both"/>
-      </w:pPr>
-    </w:p>
-    <w:p>
-      <w:pPr>
-        <w:jc w:val="both"/>
-      </w:pPr>
-    </w:p>
-    <w:p>
-      <w:pPr>
-        <w:jc w:val="both"/>
-      </w:pPr>
-    </w:p>
-    <w:p>
-      <w:pPr>
-        <w:pStyle w:val="Ttulo2"/>
-      </w:pPr>
-      <w:bookmarkStart w:id="11" w:name="_Toc215558434"/>
-      <w:r>
-        <w:t xml:space="preserve">2.2 </w:t>
-      </w:r>
-      <w:r>
-        <w:t>DATASET Y HERRAMIENTAS</w:t>
-      </w:r>
-      <w:bookmarkEnd w:id="11"/>
-    </w:p>
-    <w:p/>
-    <w:p>
-      <w:pPr>
-        <w:pStyle w:val="Ttulo3"/>
-      </w:pPr>
-      <w:bookmarkStart w:id="12" w:name="_Toc215558435"/>
-      <w:r>
-        <w:t>2.2.1 PREPARACIÓN DEL DATASET</w:t>
-      </w:r>
-      <w:bookmarkEnd w:id="12"/>
-    </w:p>
-    <w:p/>
-    <w:p>
-      <w:pPr>
-        <w:jc w:val="both"/>
-      </w:pPr>
-      <w:r>
-        <w:t>El primer paso a la hora de implementar un modelo de predicción es tener claro y preparado el conjunto de datos que vamos a utilizar para su entrenamiento. Este debe ser el más cercano posible a la realidad que vamos a querer predecir.</w:t>
-      </w:r>
-      <w:r>
-        <w:t xml:space="preserve"> E</w:t>
-      </w:r>
-      <w:r>
-        <w:t xml:space="preserve">l objetivo de este proyecto es la predicción del rendimiento de </w:t>
-      </w:r>
-      <w:r>
-        <w:t>dos</w:t>
-      </w:r>
-      <w:r>
-        <w:t xml:space="preserve"> planta</w:t>
-      </w:r>
-      <w:r>
-        <w:t>s</w:t>
-      </w:r>
-      <w:r>
-        <w:t xml:space="preserve"> fotovoltaica</w:t>
-      </w:r>
-      <w:r>
-        <w:t>s</w:t>
-      </w:r>
-      <w:r>
-        <w:t xml:space="preserve"> </w:t>
-      </w:r>
-      <w:r>
-        <w:t xml:space="preserve">en </w:t>
-      </w:r>
-      <w:r>
-        <w:t>concret</w:t>
-      </w:r>
-      <w:r>
-        <w:t>o: la primera, una planta instalada en el tejado de CTC en Santander, Cantabria, y la segunda, una planta flotante perteneciente a CTC en Lorca, Murcia. P</w:t>
-      </w:r>
-      <w:r>
-        <w:t xml:space="preserve">ara el entrenamiento del modelo usaremos datos provenientes de </w:t>
-      </w:r>
-      <w:r>
-        <w:t xml:space="preserve">cada una de </w:t>
-      </w:r>
-      <w:r>
-        <w:t>ella</w:t>
-      </w:r>
-      <w:r>
-        <w:t>s</w:t>
-      </w:r>
-      <w:r>
-        <w:t>.</w:t>
-      </w:r>
-      <w:r>
-        <w:t xml:space="preserve"> </w:t>
-      </w:r>
-      <w:r>
-        <w:t>Es importante recalcar que no se debe bajo ningún concepto mezclar datos provenientes de ambas plantas a la hora de entrenar al modelo, ya que sus condiciones no son exactas y perjudicaría la capacidad predictiva.</w:t>
-      </w:r>
-    </w:p>
-    <w:p>
-      <w:pPr>
-        <w:jc w:val="both"/>
-      </w:pPr>
-      <w:r>
-        <w:lastRenderedPageBreak/>
-        <w:t>En el caso del dataset de Lorca, contamos desde el principio con una gran cantidad de datos meteorológicos y de producción, pero con el inconveniente de que no eran síncronos, es decir, los datos meteorológicos se median cada cinco minutos, mientras que los de producción eran variables, ya que se media en función de la velocidad del viento. Cuanto mayor era la velocidad del viento, con más frecuencia se medía. Para solucionar este problema, como el dataset simplemente copiaba el mismo valor de producción para todos los rangos de cinco minutos dentro del rango de medición de la producción, hubo que quedarse con la primera fila de cada valor de forma local, y eliminar las restantes para que no adulterasen la información. De esta forma, reducimos notablemente la cantidad de datos, pero eliminamos las grandes imprecisiones que se habrían producido en caso contrario.</w:t>
-      </w:r>
-    </w:p>
-    <w:p>
-      <w:pPr>
-        <w:jc w:val="both"/>
-      </w:pPr>
-    </w:p>
-    <w:p>
-      <w:pPr>
-        <w:jc w:val="both"/>
-      </w:pPr>
       <w:r>
         <w:t xml:space="preserve">En cuanto al dataset de Santander, encontramos </w:t>
       </w:r>
       <w:r>
-        <w:t>varios problemas graves: los datos de producción no se recogieron durante la noche, y los datos meteorológicos se recogieron ligeramente desincronizados con los de producción. Para abordar el problema de la inexistente medición nocturna, la solución fue eliminar de la ecuación los datos meteorológicos recogidos por la noche, ya que, al no contar con valores de producción a los que asociarlos, su existencia no resultaba de utilidad. En cuanto a la desincronización, se optó por una asociación temporal de las filas de ambos datasets. Ya que la mayor diferencia existente entre producción y datos meteorológicos era de dos minutos, mediante un pequeño programa en Python se asoció cada fila de generación a su fila meteorológica más cercana</w:t>
+        <w:t>varios problemas graves: los datos de producción no se recogieron durante la noche, y los datos meteorológicos se recogieron ligeramente desincronizados con los de producción. Para abordar el problema de la inexistente medición nocturna, la solución fue</w:t>
+      </w:r>
+      <w:r>
+        <w:t xml:space="preserve"> rellenar de ceros los valores de generación asociados a sus filas, ya que por la noche resulta imposible la generación de energía solar</w:t>
+      </w:r>
+      <w:r>
+        <w:t>. En cuanto a la desincronización, se optó por una asociación temporal de las filas de ambos datasets. Ya que la mayor diferencia existente entre producción y datos meteorológicos era de dos minutos, mediante un pequeño programa en Python se asoció cada fila de generación a su fila meteorológica más cercana</w:t>
       </w:r>
       <w:r>
         <w:t>, con un máximo de dos minutos de diferencia entre ambas y</w:t>
       </w:r>
       <w:r>
-        <w:t xml:space="preserve"> sin repetir. De esta forma, logramos sincronizar temporalmente ambos datasets para dar como resultado el conjunto de ellos.</w:t>
+        <w:t xml:space="preserve"> sin repetir</w:t>
+      </w:r>
+      <w:r>
+        <w:t xml:space="preserve"> la misma fila de valores meteorológicos para varias de producción</w:t>
+      </w:r>
+      <w:r>
+        <w:t>. De esta forma, logramos sincronizar temporalmente ambos datasets para dar como resultado el conjunto de ellos.</w:t>
       </w:r>
     </w:p>
     <w:p>
@@ -11465,18 +11662,7 @@
               <w:sz w:val="20"/>
               <w:szCs w:val="20"/>
             </w:rPr>
-            <m:t>75 + 1.5 * IQR))</m:t>
-          </m:r>
-          <m:r>
-            <m:rPr>
-              <m:sty m:val="bi"/>
-            </m:rPr>
-            <w:rPr>
-              <w:rFonts w:ascii="Cambria Math" w:hAnsi="Cambria Math"/>
-              <w:sz w:val="20"/>
-              <w:szCs w:val="20"/>
-            </w:rPr>
-            <m:t xml:space="preserve"> </m:t>
+            <m:t xml:space="preserve">75 + 1.5 * IQR)) </m:t>
           </m:r>
         </m:oMath>
       </m:oMathPara>
@@ -11518,18 +11704,25 @@
       <w:pPr>
         <w:jc w:val="both"/>
       </w:pPr>
-      <w:r>
+    </w:p>
+    <w:p>
+      <w:pPr>
+        <w:jc w:val="both"/>
+      </w:pPr>
+    </w:p>
+    <w:p>
+      <w:pPr>
+        <w:jc w:val="both"/>
+      </w:pPr>
+      <w:r>
+        <w:lastRenderedPageBreak/>
         <w:t xml:space="preserve">Esta función devuelve verdadero si el valor es un outlier, y falso </w:t>
       </w:r>
       <w:r>
         <w:t>en caso contrario</w:t>
       </w:r>
       <w:r>
-        <w:t xml:space="preserve">. Una vez detectados todos los outliers, se procede a su eliminación del dataset. Esto resulta en la eliminación de una parte no demasiado extensa del dataset, lo que es muy favorable. Tras analizar el dataset de nuevo, los valores obtenidos sí que eran verosímiles y </w:t>
-      </w:r>
-      <w:r>
-        <w:lastRenderedPageBreak/>
-        <w:t>razonables, por lo que podemos considerar como correcta la eliminación de outliers.</w:t>
+        <w:t>. Una vez detectados todos los outliers, se procede a su eliminación del dataset. Esto resulta en la eliminación de una parte no demasiado extensa del dataset, lo que es muy favorable. Tras analizar el dataset de nuevo, los valores obtenidos sí que eran verosímiles y razonables, por lo que podemos considerar como correcta la eliminación de outliers.</w:t>
       </w:r>
       <w:r>
         <w:t xml:space="preserve"> Por último, se procedió a la eliminación de las filas con valores vacíos (NaN) y se guardó el nuevo dataset.</w:t>
@@ -11545,264 +11738,507 @@
         <w:jc w:val="both"/>
       </w:pPr>
       <w:r>
-        <w:t xml:space="preserve">Aunque el dataset cuenta con variables que, a priori, parecen más influyentes en el rendimiento fotovoltaico, como la irradiancia solar, trataremos de valorar la influencia de cada una de ellas para determinar </w:t>
-      </w:r>
-      <w:r>
-        <w:t>cuáles</w:t>
-      </w:r>
-      <w:r>
-        <w:t xml:space="preserve"> son las principales y cuales afectan en menor medida, pudiendo incluso obviarlas en los casos en los que su eliminación </w:t>
-      </w:r>
-      <w:r>
-        <w:t>incremente</w:t>
-      </w:r>
-      <w:r>
-        <w:t xml:space="preserve"> la precisión.</w:t>
-      </w:r>
-      <w:r>
-        <w:t xml:space="preserve"> Las variables utilizadas serán</w:t>
-      </w:r>
-      <w:r>
-        <w:t xml:space="preserve"> </w:t>
-      </w:r>
-      <w:r>
-        <w:t>la velocidad del viento, la irradiancia solar, la humedad, la lluvia y la presión</w:t>
-      </w:r>
-      <w:r>
-        <w:t>, además de la fecha dividida en cuatro variables: mes, día, hora y minuto.</w:t>
-      </w:r>
-    </w:p>
-    <w:p/>
-    <w:p>
-      <w:pPr>
-        <w:pStyle w:val="Ttulo3"/>
-      </w:pPr>
-      <w:bookmarkStart w:id="13" w:name="_Toc215558436"/>
-      <w:r>
-        <w:t>2.2.2 HERRAMIENTAS</w:t>
-      </w:r>
-      <w:bookmarkEnd w:id="13"/>
-    </w:p>
-    <w:p/>
+        <w:t xml:space="preserve">Resulta interesante conocer el grado de correlación entre las variables del dataset, ya que proporcionan información útil a la hora de entrenar un modelo. Por ejemplo, podemos descubrir como la variable objetivo, la generación fotovoltaica, se ve influida por el resto de </w:t>
+      </w:r>
+      <w:r>
+        <w:t>las variables</w:t>
+      </w:r>
+      <w:r>
+        <w:t>, diferenciando las más importantes de las irrelevantes. A continuación, los heatmaps de ambos datasets:</w:t>
+      </w:r>
+    </w:p>
     <w:p>
       <w:pPr>
         <w:jc w:val="both"/>
       </w:pPr>
-      <w:r>
-        <w:t>El modelo se desarrollará en Python, haciendo uso de diversas herramientas y librerías. Se</w:t>
-      </w:r>
-      <w:r>
-        <w:t xml:space="preserve"> hará uso de Anaconda, una plataforma de código abierto especializada en trabajos relativos a la ciencia de datos y la inteligencia artificial en Python</w:t>
-      </w:r>
-      <w:r>
-        <w:fldChar w:fldCharType="begin"/>
-      </w:r>
-      <w:r>
-        <w:instrText xml:space="preserve"> ADDIN ZOTERO_ITEM CSL_CITATION {"citationID":"6zU6yAuJ","properties":{"formattedCitation":"[21]","plainCitation":"[21]","noteIndex":0},"citationItems":[{"id":53,"uris":["http://zotero.org/users/local/PHqdJ13A/items/WFM9MJAQ"],"itemData":{"id":53,"type":"webpage","title":"Anaconda.org","URL":"https://anaconda.org/channels/anaconda/packages/python/overview","accessed":{"date-parts":[["2025",11,26]]}}}],"schema":"https://github.com/citation-style-language/schema/raw/master/csl-citation.json"} </w:instrText>
-      </w:r>
-      <w:r>
-        <w:fldChar w:fldCharType="separate"/>
-      </w:r>
-      <w:r>
-        <w:t>[21]</w:t>
-      </w:r>
-      <w:r>
-        <w:fldChar w:fldCharType="end"/>
-      </w:r>
-      <w:r>
-        <w:t>. Su uso facilita enormemente el desarrollo al contar con cientos de librerías y recursos previamente instalados que agilizan todo el proceso. A su vez</w:t>
-      </w:r>
-      <w:r>
-        <w:t>,</w:t>
-      </w:r>
-      <w:r>
-        <w:t xml:space="preserve"> se utilizará </w:t>
-      </w:r>
-      <w:proofErr w:type="spellStart"/>
-      <w:r>
-        <w:t>Jupyter</w:t>
-      </w:r>
-      <w:proofErr w:type="spellEnd"/>
-      <w:r>
-        <w:t xml:space="preserve"> Notebook, un editor de código para hacer el proceso más visual, organizado e intuitivo</w:t>
-      </w:r>
-      <w:r>
-        <w:fldChar w:fldCharType="begin"/>
-      </w:r>
-      <w:r>
-        <w:instrText xml:space="preserve"> ADDIN ZOTERO_ITEM CSL_CITATION {"citationID":"89XlDRDP","properties":{"formattedCitation":"[22]","plainCitation":"[22]","noteIndex":0},"citationItems":[{"id":55,"uris":["http://zotero.org/users/local/PHqdJ13A/items/3WNLQG8R"],"itemData":{"id":55,"type":"webpage","abstract":"The Jupyter Notebook is a web-based interactive computing platform. The notebook combines live code, equations, narrative text, visualizations, interactive dashboards and other media.","language":"en","title":"Project Jupyter","URL":"https://jupyter.org","accessed":{"date-parts":[["2025",11,26]]}}}],"schema":"https://github.com/citation-style-language/schema/raw/master/csl-citation.json"} </w:instrText>
-      </w:r>
-      <w:r>
-        <w:fldChar w:fldCharType="separate"/>
-      </w:r>
-      <w:r>
-        <w:t>[22]</w:t>
-      </w:r>
-      <w:r>
-        <w:fldChar w:fldCharType="end"/>
-      </w:r>
-      <w:r>
-        <w:t>.</w:t>
-      </w:r>
-      <w:r>
-        <w:t xml:space="preserve"> </w:t>
-      </w:r>
-    </w:p>
-    <w:p>
-      <w:pPr>
+    </w:p>
+    <w:p>
+      <w:pPr>
+        <w:keepNext/>
         <w:jc w:val="both"/>
       </w:pPr>
+      <w:r>
+        <w:rPr>
+          <w:noProof/>
+        </w:rPr>
+        <w:drawing>
+          <wp:inline distT="0" distB="0" distL="0" distR="0" wp14:anchorId="42E51EFD" wp14:editId="1C779BFC">
+            <wp:extent cx="5011023" cy="5234940"/>
+            <wp:effectExtent l="0" t="0" r="0" b="3810"/>
+            <wp:docPr id="1225226136" name="Imagen 1" descr="Gráfico, Gráfico de rectángulos&#10;&#10;El contenido generado por IA puede ser incorrecto."/>
+            <wp:cNvGraphicFramePr>
+              <a:graphicFrameLocks xmlns:a="http://schemas.openxmlformats.org/drawingml/2006/main" noChangeAspect="1"/>
+            </wp:cNvGraphicFramePr>
+            <a:graphic xmlns:a="http://schemas.openxmlformats.org/drawingml/2006/main">
+              <a:graphicData uri="http://schemas.openxmlformats.org/drawingml/2006/picture">
+                <pic:pic xmlns:pic="http://schemas.openxmlformats.org/drawingml/2006/picture">
+                  <pic:nvPicPr>
+                    <pic:cNvPr id="1225226136" name="Imagen 1" descr="Gráfico, Gráfico de rectángulos&#10;&#10;El contenido generado por IA puede ser incorrecto."/>
+                    <pic:cNvPicPr/>
+                  </pic:nvPicPr>
+                  <pic:blipFill>
+                    <a:blip r:embed="rId17">
+                      <a:extLst>
+                        <a:ext uri="{28A0092B-C50C-407E-A947-70E740481C1C}">
+                          <a14:useLocalDpi xmlns:a14="http://schemas.microsoft.com/office/drawing/2010/main" val="0"/>
+                        </a:ext>
+                      </a:extLst>
+                    </a:blip>
+                    <a:stretch>
+                      <a:fillRect/>
+                    </a:stretch>
+                  </pic:blipFill>
+                  <pic:spPr>
+                    <a:xfrm>
+                      <a:off x="0" y="0"/>
+                      <a:ext cx="5018294" cy="5242536"/>
+                    </a:xfrm>
+                    <a:prstGeom prst="rect">
+                      <a:avLst/>
+                    </a:prstGeom>
+                  </pic:spPr>
+                </pic:pic>
+              </a:graphicData>
+            </a:graphic>
+          </wp:inline>
+        </w:drawing>
+      </w:r>
+    </w:p>
+    <w:p>
+      <w:pPr>
+        <w:pStyle w:val="Descripcin"/>
+        <w:jc w:val="center"/>
+      </w:pPr>
+    </w:p>
+    <w:p>
+      <w:pPr>
+        <w:pStyle w:val="Descripcin"/>
+        <w:jc w:val="center"/>
+      </w:pPr>
+      <w:r>
+        <w:t>Ilustración 6 - Mapa de calor de correlación entre variables (CTC)</w:t>
+      </w:r>
     </w:p>
     <w:p>
       <w:pPr>
         <w:jc w:val="both"/>
       </w:pPr>
-      <w:r>
-        <w:t xml:space="preserve">En cuanto a las librerías, </w:t>
-      </w:r>
-      <w:proofErr w:type="spellStart"/>
-      <w:r>
-        <w:t>sklearn</w:t>
-      </w:r>
-      <w:proofErr w:type="spellEnd"/>
-      <w:r>
-        <w:t xml:space="preserve"> es una librería de aprendizaje automático de código abierto, que incluye funciones para implementar y/o entrenar modelos como </w:t>
-      </w:r>
-      <w:proofErr w:type="spellStart"/>
-      <w:r>
-        <w:t>gradient</w:t>
-      </w:r>
-      <w:proofErr w:type="spellEnd"/>
-      <w:r>
-        <w:t xml:space="preserve"> </w:t>
-      </w:r>
-      <w:proofErr w:type="spellStart"/>
-      <w:r>
-        <w:t>boosting</w:t>
-      </w:r>
-      <w:proofErr w:type="spellEnd"/>
-      <w:r>
-        <w:t xml:space="preserve">, </w:t>
-      </w:r>
-      <w:r>
-        <w:t>SVM,</w:t>
-      </w:r>
-      <w:r>
-        <w:t xml:space="preserve"> </w:t>
-      </w:r>
-      <w:r>
-        <w:t>k-</w:t>
-      </w:r>
-      <w:proofErr w:type="spellStart"/>
-      <w:r>
-        <w:t>means</w:t>
-      </w:r>
-      <w:proofErr w:type="spellEnd"/>
-      <w:r>
-        <w:t xml:space="preserve">, entre otros. </w:t>
-      </w:r>
-      <w:r>
-        <w:t>También incluye funciones para visualizar las métricas del modelo, como la media de error, el R</w:t>
-      </w:r>
-      <w:r>
-        <w:rPr>
-          <w:vertAlign w:val="superscript"/>
-        </w:rPr>
-        <w:t>2</w:t>
-      </w:r>
-      <w:r>
-        <w:t xml:space="preserve">, … Que serán cruciales para medir la precisión del modelo. A su vez, utilizaremos la librería </w:t>
-      </w:r>
-      <w:proofErr w:type="spellStart"/>
-      <w:r>
-        <w:t>xgboost</w:t>
-      </w:r>
-      <w:proofErr w:type="spellEnd"/>
-      <w:r>
-        <w:t xml:space="preserve"> para hacer uso del </w:t>
-      </w:r>
-      <w:proofErr w:type="spellStart"/>
-      <w:r>
-        <w:t>XGBRegressor</w:t>
-      </w:r>
-      <w:proofErr w:type="spellEnd"/>
-      <w:r>
-        <w:t xml:space="preserve"> que proporciona, el cual incluye lo necesario para crear y entrenar un extreme </w:t>
-      </w:r>
-      <w:proofErr w:type="spellStart"/>
-      <w:r>
-        <w:t>gradient</w:t>
-      </w:r>
-      <w:proofErr w:type="spellEnd"/>
-      <w:r>
-        <w:t xml:space="preserve"> </w:t>
-      </w:r>
-      <w:proofErr w:type="spellStart"/>
-      <w:r>
-        <w:t>boosting</w:t>
-      </w:r>
-      <w:proofErr w:type="spellEnd"/>
-      <w:r>
-        <w:t xml:space="preserve">, además de funciones interesantes, como </w:t>
-      </w:r>
-      <w:proofErr w:type="spellStart"/>
-      <w:r>
-        <w:t>feature_importances</w:t>
-      </w:r>
-      <w:proofErr w:type="spellEnd"/>
-      <w:r>
-        <w:t>_, que valora las variables en función de su influencia en el resultado de la predicción.</w:t>
-      </w:r>
     </w:p>
     <w:p/>
     <w:p/>
+    <w:p>
+      <w:pPr>
+        <w:keepNext/>
+      </w:pPr>
+      <w:r>
+        <w:rPr>
+          <w:noProof/>
+        </w:rPr>
+        <w:lastRenderedPageBreak/>
+        <w:drawing>
+          <wp:inline distT="0" distB="0" distL="0" distR="0" wp14:anchorId="730C54E4" wp14:editId="13A3216E">
+            <wp:extent cx="5052060" cy="5909318"/>
+            <wp:effectExtent l="0" t="0" r="0" b="0"/>
+            <wp:docPr id="1982323039" name="Imagen 3" descr="Gráfico, Gráfico de rectángulos&#10;&#10;El contenido generado por IA puede ser incorrecto."/>
+            <wp:cNvGraphicFramePr>
+              <a:graphicFrameLocks xmlns:a="http://schemas.openxmlformats.org/drawingml/2006/main" noChangeAspect="1"/>
+            </wp:cNvGraphicFramePr>
+            <a:graphic xmlns:a="http://schemas.openxmlformats.org/drawingml/2006/main">
+              <a:graphicData uri="http://schemas.openxmlformats.org/drawingml/2006/picture">
+                <pic:pic xmlns:pic="http://schemas.openxmlformats.org/drawingml/2006/picture">
+                  <pic:nvPicPr>
+                    <pic:cNvPr id="1982323039" name="Imagen 3" descr="Gráfico, Gráfico de rectángulos&#10;&#10;El contenido generado por IA puede ser incorrecto."/>
+                    <pic:cNvPicPr/>
+                  </pic:nvPicPr>
+                  <pic:blipFill>
+                    <a:blip r:embed="rId18">
+                      <a:extLst>
+                        <a:ext uri="{28A0092B-C50C-407E-A947-70E740481C1C}">
+                          <a14:useLocalDpi xmlns:a14="http://schemas.microsoft.com/office/drawing/2010/main" val="0"/>
+                        </a:ext>
+                      </a:extLst>
+                    </a:blip>
+                    <a:stretch>
+                      <a:fillRect/>
+                    </a:stretch>
+                  </pic:blipFill>
+                  <pic:spPr>
+                    <a:xfrm>
+                      <a:off x="0" y="0"/>
+                      <a:ext cx="5056230" cy="5914195"/>
+                    </a:xfrm>
+                    <a:prstGeom prst="rect">
+                      <a:avLst/>
+                    </a:prstGeom>
+                  </pic:spPr>
+                </pic:pic>
+              </a:graphicData>
+            </a:graphic>
+          </wp:inline>
+        </w:drawing>
+      </w:r>
+    </w:p>
+    <w:p>
+      <w:pPr>
+        <w:pStyle w:val="Descripcin"/>
+        <w:jc w:val="center"/>
+      </w:pPr>
+    </w:p>
+    <w:p>
+      <w:pPr>
+        <w:pStyle w:val="Descripcin"/>
+        <w:jc w:val="center"/>
+      </w:pPr>
+      <w:r>
+        <w:t xml:space="preserve">Ilustración </w:t>
+      </w:r>
+      <w:r>
+        <w:t>7</w:t>
+      </w:r>
+      <w:r>
+        <w:t xml:space="preserve"> - Mapa de calor de correlación entre variables (Lorca)</w:t>
+      </w:r>
+    </w:p>
+    <w:p/>
+    <w:p>
+      <w:r>
+        <w:t>Podemos observar que los grados de correlación tienen sentido físico. Recordemos que, una correlación positiva significa que ambas variables son directamente proporcionales, es decir, si se incrementa una,</w:t>
+      </w:r>
+      <w:r>
+        <w:t xml:space="preserve"> se</w:t>
+      </w:r>
+      <w:r>
+        <w:t xml:space="preserve"> incrementa la otra. En contrario, una correlación negativa indica que las variables implicadas son inversamente proporcionales, cuando una crece, decrece la otra. Valores cercanos a uno, como el de solarRad y Power_gen, indican una gran influencia entre estas variables, que crecen conjuntamente. En caso contrario, el valor de aproximadamente -0.4 entre humedad y Power_gen indica </w:t>
+      </w:r>
+      <w:r>
+        <w:t>que,</w:t>
+      </w:r>
+      <w:r>
+        <w:t xml:space="preserve"> a mayor humedad, menos potencia generada y viceversa. Resulta llamativo que, en el caso de Lorca, la variable rain es completamente irrelevante. Esto es debido a que ninguna fila con un valor distinto de 0 ha sobrevivido al proceso de criba, entre la eliminación de outliers y filas con valores NaN. Debido a esto, podríamos obviarla a la hora del entrenamiento del modelo.</w:t>
+      </w:r>
+      <w:r>
+        <w:t xml:space="preserve"> También hay que tener en cuenta que en el mapa de calor solo figuran las variables numéricas, por lo que la importancia del resto de variables (fecha) deberá</w:t>
+      </w:r>
+      <w:r>
+        <w:t xml:space="preserve"> ser obtenida posteriormente.</w:t>
+      </w:r>
+    </w:p>
+    <w:p>
+      <w:pPr>
+        <w:pStyle w:val="Ttulo3"/>
+      </w:pPr>
+      <w:bookmarkStart w:id="13" w:name="_Toc215658978"/>
+      <w:r>
+        <w:lastRenderedPageBreak/>
+        <w:t>2.</w:t>
+      </w:r>
+      <w:r>
+        <w:t>1</w:t>
+      </w:r>
+      <w:r>
+        <w:t>.</w:t>
+      </w:r>
+      <w:r>
+        <w:t>3</w:t>
+      </w:r>
+      <w:r>
+        <w:t xml:space="preserve"> HERRAMIENTAS</w:t>
+      </w:r>
+      <w:bookmarkEnd w:id="13"/>
+    </w:p>
+    <w:p/>
+    <w:p>
+      <w:pPr>
+        <w:jc w:val="both"/>
+      </w:pPr>
+      <w:r>
+        <w:t>El modelo se desarrollará en Python, haciendo uso de diversas herramientas y librerías. Se</w:t>
+      </w:r>
+      <w:r>
+        <w:t xml:space="preserve"> hará uso de Anaconda, una plataforma de código abierto especializada en trabajos relativos a la ciencia de datos y la inteligencia artificial en Python</w:t>
+      </w:r>
+      <w:r>
+        <w:fldChar w:fldCharType="begin"/>
+      </w:r>
+      <w:r>
+        <w:instrText xml:space="preserve"> ADDIN ZOTERO_ITEM CSL_CITATION {"citationID":"6zU6yAuJ","properties":{"formattedCitation":"[21]","plainCitation":"[21]","noteIndex":0},"citationItems":[{"id":53,"uris":["http://zotero.org/users/local/PHqdJ13A/items/WFM9MJAQ"],"itemData":{"id":53,"type":"webpage","title":"Anaconda.org","URL":"https://anaconda.org/channels/anaconda/packages/python/overview","accessed":{"date-parts":[["2025",11,26]]}}}],"schema":"https://github.com/citation-style-language/schema/raw/master/csl-citation.json"} </w:instrText>
+      </w:r>
+      <w:r>
+        <w:fldChar w:fldCharType="separate"/>
+      </w:r>
+      <w:r>
+        <w:t>[21]</w:t>
+      </w:r>
+      <w:r>
+        <w:fldChar w:fldCharType="end"/>
+      </w:r>
+      <w:r>
+        <w:t>. Su uso facilita enormemente el desarrollo al contar con cientos de librerías y recursos previamente instalados que agilizan todo el proceso. A su vez</w:t>
+      </w:r>
+      <w:r>
+        <w:t>,</w:t>
+      </w:r>
+      <w:r>
+        <w:t xml:space="preserve"> se utilizará Jupyter Notebook, un editor de código para hacer el proceso más visual, organizado e intuitivo</w:t>
+      </w:r>
+      <w:r>
+        <w:fldChar w:fldCharType="begin"/>
+      </w:r>
+      <w:r>
+        <w:instrText xml:space="preserve"> ADDIN ZOTERO_ITEM CSL_CITATION {"citationID":"89XlDRDP","properties":{"formattedCitation":"[22]","plainCitation":"[22]","noteIndex":0},"citationItems":[{"id":55,"uris":["http://zotero.org/users/local/PHqdJ13A/items/3WNLQG8R"],"itemData":{"id":55,"type":"webpage","abstract":"The Jupyter Notebook is a web-based interactive computing platform. The notebook combines live code, equations, narrative text, visualizations, interactive dashboards and other media.","language":"en","title":"Project Jupyter","URL":"https://jupyter.org","accessed":{"date-parts":[["2025",11,26]]}}}],"schema":"https://github.com/citation-style-language/schema/raw/master/csl-citation.json"} </w:instrText>
+      </w:r>
+      <w:r>
+        <w:fldChar w:fldCharType="separate"/>
+      </w:r>
+      <w:r>
+        <w:t>[22]</w:t>
+      </w:r>
+      <w:r>
+        <w:fldChar w:fldCharType="end"/>
+      </w:r>
+      <w:r>
+        <w:t>.</w:t>
+      </w:r>
+      <w:r>
+        <w:t xml:space="preserve"> </w:t>
+      </w:r>
+    </w:p>
+    <w:p>
+      <w:pPr>
+        <w:jc w:val="both"/>
+      </w:pPr>
+    </w:p>
+    <w:p>
+      <w:pPr>
+        <w:jc w:val="both"/>
+      </w:pPr>
+      <w:r>
+        <w:t xml:space="preserve">En cuanto a las librerías, sklearn es una librería de aprendizaje automático de código abierto, que incluye funciones para implementar y/o entrenar modelos como gradient boosting, </w:t>
+      </w:r>
+      <w:r>
+        <w:t>SVM,</w:t>
+      </w:r>
+      <w:r>
+        <w:t xml:space="preserve"> </w:t>
+      </w:r>
+      <w:r>
+        <w:t xml:space="preserve">k-means, entre otros. </w:t>
+      </w:r>
+      <w:r>
+        <w:t>También incluye funciones para visualizar las métricas del modelo, como la media de error, el R</w:t>
+      </w:r>
+      <w:r>
+        <w:rPr>
+          <w:vertAlign w:val="superscript"/>
+        </w:rPr>
+        <w:t>2</w:t>
+      </w:r>
+      <w:r>
+        <w:t>, … Que serán cruciales para medir la precisión del modelo. A su vez, utilizaremos la librería xgboost para hacer uso del XGBRegressor que proporciona, el cual incluye lo necesario para crear y entrenar un extreme gradient boosting, además de funciones interesantes, como feature_importances_, que valora las variables en función de su influencia en el resultado de la predicción.</w:t>
+      </w:r>
+      <w:r>
+        <w:t xml:space="preserve"> </w:t>
+      </w:r>
+      <w:r>
+        <w:t xml:space="preserve">Para la visualización gráfica de los datos se hará </w:t>
+      </w:r>
+      <w:r>
+        <w:t>uso de la librería seaborn, la cual está construida con matplotlib e integrada en pandas, y especializada en la visualización de datos estadísticos.</w:t>
+      </w:r>
+    </w:p>
     <w:p/>
     <w:p/>
-    <w:p/>
-    <w:p/>
-    <w:p/>
-    <w:p/>
-    <w:p/>
-    <w:p/>
-    <w:p/>
-    <w:p/>
-    <w:p/>
-    <w:p/>
-    <w:p/>
-    <w:p/>
-    <w:p/>
-    <w:p/>
-    <w:p/>
-    <w:p/>
-    <w:p/>
-    <w:p/>
-    <w:p/>
-    <w:p/>
-    <w:p/>
-    <w:p/>
-    <w:p/>
-    <w:p/>
-    <w:p/>
-    <w:p/>
-    <w:p/>
-    <w:p/>
-    <w:p/>
-    <w:p/>
-    <w:p/>
-    <w:p/>
-    <w:p/>
-    <w:p/>
-    <w:p/>
-    <w:p/>
-    <w:p/>
-    <w:p/>
-    <w:p/>
-    <w:p/>
-    <w:p/>
-    <w:p/>
-    <w:p/>
-    <w:p/>
-    <w:p/>
+    <w:p>
+      <w:pPr>
+        <w:pStyle w:val="Ttulo2"/>
+        <w:rPr>
+          <w:lang w:val="en-US"/>
+        </w:rPr>
+      </w:pPr>
+      <w:bookmarkStart w:id="14" w:name="_Toc215658979"/>
+      <w:r>
+        <w:rPr>
+          <w:lang w:val="en-US"/>
+        </w:rPr>
+        <w:t>2.2 MODELADO</w:t>
+      </w:r>
+      <w:bookmarkEnd w:id="14"/>
+    </w:p>
+    <w:p>
+      <w:pPr>
+        <w:rPr>
+          <w:lang w:val="en-US"/>
+        </w:rPr>
+      </w:pPr>
+    </w:p>
+    <w:p>
+      <w:pPr>
+        <w:rPr>
+          <w:lang w:val="en-US"/>
+        </w:rPr>
+      </w:pPr>
+    </w:p>
+    <w:p>
+      <w:pPr>
+        <w:rPr>
+          <w:lang w:val="en-US"/>
+        </w:rPr>
+      </w:pPr>
+    </w:p>
+    <w:p>
+      <w:pPr>
+        <w:rPr>
+          <w:lang w:val="en-US"/>
+        </w:rPr>
+      </w:pPr>
+    </w:p>
+    <w:p>
+      <w:pPr>
+        <w:rPr>
+          <w:lang w:val="en-US"/>
+        </w:rPr>
+      </w:pPr>
+    </w:p>
+    <w:p>
+      <w:pPr>
+        <w:rPr>
+          <w:lang w:val="en-US"/>
+        </w:rPr>
+      </w:pPr>
+    </w:p>
+    <w:p>
+      <w:pPr>
+        <w:rPr>
+          <w:lang w:val="en-US"/>
+        </w:rPr>
+      </w:pPr>
+    </w:p>
+    <w:p>
+      <w:pPr>
+        <w:rPr>
+          <w:lang w:val="en-US"/>
+        </w:rPr>
+      </w:pPr>
+    </w:p>
+    <w:p>
+      <w:pPr>
+        <w:rPr>
+          <w:lang w:val="en-US"/>
+        </w:rPr>
+      </w:pPr>
+    </w:p>
+    <w:p>
+      <w:pPr>
+        <w:rPr>
+          <w:lang w:val="en-US"/>
+        </w:rPr>
+      </w:pPr>
+    </w:p>
+    <w:p>
+      <w:pPr>
+        <w:rPr>
+          <w:lang w:val="en-US"/>
+        </w:rPr>
+      </w:pPr>
+    </w:p>
+    <w:p>
+      <w:pPr>
+        <w:rPr>
+          <w:lang w:val="en-US"/>
+        </w:rPr>
+      </w:pPr>
+    </w:p>
+    <w:p>
+      <w:pPr>
+        <w:rPr>
+          <w:lang w:val="en-US"/>
+        </w:rPr>
+      </w:pPr>
+    </w:p>
+    <w:p>
+      <w:pPr>
+        <w:rPr>
+          <w:lang w:val="en-US"/>
+        </w:rPr>
+      </w:pPr>
+    </w:p>
+    <w:p>
+      <w:pPr>
+        <w:rPr>
+          <w:lang w:val="en-US"/>
+        </w:rPr>
+      </w:pPr>
+    </w:p>
+    <w:p>
+      <w:pPr>
+        <w:rPr>
+          <w:lang w:val="en-US"/>
+        </w:rPr>
+      </w:pPr>
+    </w:p>
+    <w:p>
+      <w:pPr>
+        <w:rPr>
+          <w:lang w:val="en-US"/>
+        </w:rPr>
+      </w:pPr>
+    </w:p>
+    <w:p>
+      <w:pPr>
+        <w:rPr>
+          <w:lang w:val="en-US"/>
+        </w:rPr>
+      </w:pPr>
+    </w:p>
+    <w:p>
+      <w:pPr>
+        <w:rPr>
+          <w:lang w:val="en-US"/>
+        </w:rPr>
+      </w:pPr>
+    </w:p>
+    <w:p>
+      <w:pPr>
+        <w:rPr>
+          <w:lang w:val="en-US"/>
+        </w:rPr>
+      </w:pPr>
+    </w:p>
+    <w:p>
+      <w:pPr>
+        <w:rPr>
+          <w:lang w:val="en-US"/>
+        </w:rPr>
+      </w:pPr>
+    </w:p>
+    <w:p>
+      <w:pPr>
+        <w:rPr>
+          <w:lang w:val="en-US"/>
+        </w:rPr>
+      </w:pPr>
+    </w:p>
+    <w:p>
+      <w:pPr>
+        <w:rPr>
+          <w:lang w:val="en-US"/>
+        </w:rPr>
+      </w:pPr>
+    </w:p>
+    <w:p>
+      <w:pPr>
+        <w:rPr>
+          <w:lang w:val="en-US"/>
+        </w:rPr>
+      </w:pPr>
+    </w:p>
+    <w:p>
+      <w:pPr>
+        <w:rPr>
+          <w:lang w:val="en-US"/>
+        </w:rPr>
+      </w:pPr>
+    </w:p>
     <w:p>
       <w:pPr>
         <w:pStyle w:val="Ttulo1"/>
@@ -11812,16 +12248,17 @@
           <w:lang w:val="en-US"/>
         </w:rPr>
       </w:pPr>
-      <w:bookmarkStart w:id="14" w:name="_Toc215558437"/>
+      <w:bookmarkStart w:id="15" w:name="_Toc215658983"/>
       <w:r>
         <w:rPr>
           <w:b/>
           <w:bCs/>
           <w:lang w:val="en-US"/>
         </w:rPr>
+        <w:lastRenderedPageBreak/>
         <w:t>REFERENCIAS</w:t>
       </w:r>
-      <w:bookmarkEnd w:id="14"/>
+      <w:bookmarkEnd w:id="15"/>
     </w:p>
     <w:p>
       <w:pPr>
@@ -11922,11 +12359,7 @@
       </w:r>
       <w:r>
         <w:tab/>
-        <w:t>«Solar fotovoltaica (Sol)(Generación)», Informes del sistema. Accedido: 30 de octubre de 2025. [En línea]. Disponible en: https://www.sistemaelectrico-</w:t>
-      </w:r>
-      <w:r>
-        <w:lastRenderedPageBreak/>
-        <w:t>ree.es/es/informe-de-energias-renovables/sol/generacion/solar-fotovoltaica-solgeneracion</w:t>
+        <w:t>«Solar fotovoltaica (Sol)(Generación)», Informes del sistema. Accedido: 30 de octubre de 2025. [En línea]. Disponible en: https://www.sistemaelectrico-ree.es/es/informe-de-energias-renovables/sol/generacion/solar-fotovoltaica-solgeneracion</w:t>
       </w:r>
     </w:p>
     <w:p>
@@ -12022,7 +12455,11 @@
       </w:r>
       <w:r>
         <w:tab/>
-        <w:t>E. estudio «Impacto socioeconómico de las inversiones en energía solar fotovoltaica»,  realizado por equipos de investigación de la U. C. I. de M. y la U. Complutense, R. Q. L. I. D. P. S. C. a D. E. E. Local, A. Población, y  estimular el tejido empresarial y aumentar los ingresos municipales P. S. Molina, «Un estudio cuantifica los beneficios económicos y sociales de la fotovoltaica en el medio rural español», pv magazine España. Accedido: 3 de noviembre de 2025. [En línea]. Disponible en: https://www.pv-magazine.es/2025/05/28/un-estudio-cuantifica-los-beneficios-economicos-y-sociales-de-la-fotovoltaica-en-el-medio-rural-espanol/</w:t>
+        <w:t xml:space="preserve">E. estudio «Impacto socioeconómico de las inversiones en energía solar fotovoltaica»,  realizado por equipos de investigación de la U. C. I. de M. y la U. Complutense, R. Q. L. I. D. P. S. C. a D. E. E. Local, A. Población, y  estimular el tejido empresarial y aumentar los ingresos municipales P. S. Molina, «Un estudio </w:t>
+      </w:r>
+      <w:r>
+        <w:lastRenderedPageBreak/>
+        <w:t>cuantifica los beneficios económicos y sociales de la fotovoltaica en el medio rural español», pv magazine España. Accedido: 3 de noviembre de 2025. [En línea]. Disponible en: https://www.pv-magazine.es/2025/05/28/un-estudio-cuantifica-los-beneficios-economicos-y-sociales-de-la-fotovoltaica-en-el-medio-rural-espanol/</w:t>
       </w:r>
     </w:p>
     <w:p>
@@ -12119,7 +12556,6 @@
         <w:pStyle w:val="Bibliografa"/>
       </w:pPr>
       <w:r>
-        <w:lastRenderedPageBreak/>
         <w:t>[18]</w:t>
       </w:r>
       <w:r>
@@ -12233,10 +12669,10 @@
     </w:p>
     <w:p/>
     <w:sectPr>
-      <w:headerReference w:type="even" r:id="rId17"/>
-      <w:headerReference w:type="default" r:id="rId18"/>
-      <w:footerReference w:type="even" r:id="rId19"/>
-      <w:footerReference w:type="default" r:id="rId20"/>
+      <w:headerReference w:type="even" r:id="rId19"/>
+      <w:headerReference w:type="default" r:id="rId20"/>
+      <w:footerReference w:type="even" r:id="rId21"/>
+      <w:footerReference w:type="default" r:id="rId22"/>
       <w:type w:val="continuous"/>
       <w:pgSz w:w="11906" w:h="16838"/>
       <w:pgMar w:top="1417" w:right="1701" w:bottom="1417" w:left="1701" w:header="708" w:footer="708" w:gutter="0"/>

--- a/BorradorTFG.docx
+++ b/BorradorTFG.docx
@@ -19,7 +19,7 @@
           <w:noProof/>
         </w:rPr>
         <w:drawing>
-          <wp:inline distT="0" distB="0" distL="0" distR="0" wp14:anchorId="7244134F" wp14:editId="33E01043">
+          <wp:inline distT="0" distB="0" distL="0" distR="0" wp14:anchorId="7244134F" wp14:editId="6AB6ECF5">
             <wp:extent cx="4617720" cy="1196340"/>
             <wp:effectExtent l="0" t="0" r="0" b="0"/>
             <wp:docPr id="1" name="Imagen 3"/>
@@ -577,12 +577,21 @@
           <w:sz w:val="28"/>
         </w:rPr>
       </w:pPr>
+      <w:proofErr w:type="gramStart"/>
       <w:r>
         <w:rPr>
           <w:rFonts w:ascii="Arial Rounded MT Bold" w:hAnsi="Arial Rounded MT Bold"/>
           <w:sz w:val="28"/>
         </w:rPr>
-        <w:t xml:space="preserve">Co-Director: </w:t>
+        <w:t>Co-Director</w:t>
+      </w:r>
+      <w:proofErr w:type="gramEnd"/>
+      <w:r>
+        <w:rPr>
+          <w:rFonts w:ascii="Arial Rounded MT Bold" w:hAnsi="Arial Rounded MT Bold"/>
+          <w:sz w:val="28"/>
+        </w:rPr>
+        <w:t xml:space="preserve">: </w:t>
       </w:r>
       <w:r>
         <w:rPr>
@@ -1345,7 +1354,7 @@
           <w:r>
             <w:fldChar w:fldCharType="separate"/>
           </w:r>
-          <w:hyperlink w:anchor="_Toc215658965" w:history="1">
+          <w:hyperlink w:anchor="_Toc216169553" w:history="1">
             <w:r>
               <w:rPr>
                 <w:rStyle w:val="Hipervnculo"/>
@@ -1374,7 +1383,7 @@
                 <w:noProof/>
                 <w:webHidden/>
               </w:rPr>
-              <w:instrText xml:space="preserve"> PAGEREF _Toc215658965 \h </w:instrText>
+              <w:instrText xml:space="preserve"> PAGEREF _Toc216169553 \h </w:instrText>
             </w:r>
             <w:r>
               <w:rPr>
@@ -1394,7 +1403,7 @@
                 <w:noProof/>
                 <w:webHidden/>
               </w:rPr>
-              <w:t>5</w:t>
+              <w:t>4</w:t>
             </w:r>
             <w:r>
               <w:rPr>
@@ -1418,7 +1427,7 @@
               <w14:ligatures w14:val="standardContextual"/>
             </w:rPr>
           </w:pPr>
-          <w:hyperlink w:anchor="_Toc215658966" w:history="1">
+          <w:hyperlink w:anchor="_Toc216169554" w:history="1">
             <w:r>
               <w:rPr>
                 <w:rStyle w:val="Hipervnculo"/>
@@ -1448,7 +1457,7 @@
                 <w:noProof/>
                 <w:webHidden/>
               </w:rPr>
-              <w:instrText xml:space="preserve"> PAGEREF _Toc215658966 \h </w:instrText>
+              <w:instrText xml:space="preserve"> PAGEREF _Toc216169554 \h </w:instrText>
             </w:r>
             <w:r>
               <w:rPr>
@@ -1493,7 +1502,7 @@
               <w14:ligatures w14:val="standardContextual"/>
             </w:rPr>
           </w:pPr>
-          <w:hyperlink w:anchor="_Toc215658967" w:history="1">
+          <w:hyperlink w:anchor="_Toc216169555" w:history="1">
             <w:r>
               <w:rPr>
                 <w:rStyle w:val="Hipervnculo"/>
@@ -1540,7 +1549,7 @@
                 <w:noProof/>
                 <w:webHidden/>
               </w:rPr>
-              <w:instrText xml:space="preserve"> PAGEREF _Toc215658967 \h </w:instrText>
+              <w:instrText xml:space="preserve"> PAGEREF _Toc216169555 \h </w:instrText>
             </w:r>
             <w:r>
               <w:rPr>
@@ -1584,7 +1593,7 @@
               <w14:ligatures w14:val="standardContextual"/>
             </w:rPr>
           </w:pPr>
-          <w:hyperlink w:anchor="_Toc215658968" w:history="1">
+          <w:hyperlink w:anchor="_Toc216169556" w:history="1">
             <w:r>
               <w:rPr>
                 <w:rStyle w:val="Hipervnculo"/>
@@ -1611,7 +1620,7 @@
                 <w:noProof/>
                 <w:webHidden/>
               </w:rPr>
-              <w:instrText xml:space="preserve"> PAGEREF _Toc215658968 \h </w:instrText>
+              <w:instrText xml:space="preserve"> PAGEREF _Toc216169556 \h </w:instrText>
             </w:r>
             <w:r>
               <w:rPr>
@@ -1655,7 +1664,7 @@
               <w14:ligatures w14:val="standardContextual"/>
             </w:rPr>
           </w:pPr>
-          <w:hyperlink w:anchor="_Toc215658969" w:history="1">
+          <w:hyperlink w:anchor="_Toc216169557" w:history="1">
             <w:r>
               <w:rPr>
                 <w:rStyle w:val="Hipervnculo"/>
@@ -1682,7 +1691,7 @@
                 <w:noProof/>
                 <w:webHidden/>
               </w:rPr>
-              <w:instrText xml:space="preserve"> PAGEREF _Toc215658969 \h </w:instrText>
+              <w:instrText xml:space="preserve"> PAGEREF _Toc216169557 \h </w:instrText>
             </w:r>
             <w:r>
               <w:rPr>
@@ -1726,7 +1735,7 @@
               <w14:ligatures w14:val="standardContextual"/>
             </w:rPr>
           </w:pPr>
-          <w:hyperlink w:anchor="_Toc215658970" w:history="1">
+          <w:hyperlink w:anchor="_Toc216169558" w:history="1">
             <w:r>
               <w:rPr>
                 <w:rStyle w:val="Hipervnculo"/>
@@ -1753,7 +1762,7 @@
                 <w:noProof/>
                 <w:webHidden/>
               </w:rPr>
-              <w:instrText xml:space="preserve"> PAGEREF _Toc215658970 \h </w:instrText>
+              <w:instrText xml:space="preserve"> PAGEREF _Toc216169558 \h </w:instrText>
             </w:r>
             <w:r>
               <w:rPr>
@@ -1797,7 +1806,7 @@
               <w14:ligatures w14:val="standardContextual"/>
             </w:rPr>
           </w:pPr>
-          <w:hyperlink w:anchor="_Toc215658971" w:history="1">
+          <w:hyperlink w:anchor="_Toc216169559" w:history="1">
             <w:r>
               <w:rPr>
                 <w:rStyle w:val="Hipervnculo"/>
@@ -1824,7 +1833,7 @@
                 <w:noProof/>
                 <w:webHidden/>
               </w:rPr>
-              <w:instrText xml:space="preserve"> PAGEREF _Toc215658971 \h </w:instrText>
+              <w:instrText xml:space="preserve"> PAGEREF _Toc216169559 \h </w:instrText>
             </w:r>
             <w:r>
               <w:rPr>
@@ -1868,7 +1877,7 @@
               <w14:ligatures w14:val="standardContextual"/>
             </w:rPr>
           </w:pPr>
-          <w:hyperlink w:anchor="_Toc215658972" w:history="1">
+          <w:hyperlink w:anchor="_Toc216169560" w:history="1">
             <w:r>
               <w:rPr>
                 <w:rStyle w:val="Hipervnculo"/>
@@ -1895,7 +1904,7 @@
                 <w:noProof/>
                 <w:webHidden/>
               </w:rPr>
-              <w:instrText xml:space="preserve"> PAGEREF _Toc215658972 \h </w:instrText>
+              <w:instrText xml:space="preserve"> PAGEREF _Toc216169560 \h </w:instrText>
             </w:r>
             <w:r>
               <w:rPr>
@@ -1915,7 +1924,7 @@
                 <w:noProof/>
                 <w:webHidden/>
               </w:rPr>
-              <w:t>16</w:t>
+              <w:t>15</w:t>
             </w:r>
             <w:r>
               <w:rPr>
@@ -1939,7 +1948,7 @@
               <w14:ligatures w14:val="standardContextual"/>
             </w:rPr>
           </w:pPr>
-          <w:hyperlink w:anchor="_Toc215658973" w:history="1">
+          <w:hyperlink w:anchor="_Toc216169561" w:history="1">
             <w:r>
               <w:rPr>
                 <w:rStyle w:val="Hipervnculo"/>
@@ -1966,7 +1975,7 @@
                 <w:noProof/>
                 <w:webHidden/>
               </w:rPr>
-              <w:instrText xml:space="preserve"> PAGEREF _Toc215658973 \h </w:instrText>
+              <w:instrText xml:space="preserve"> PAGEREF _Toc216169561 \h </w:instrText>
             </w:r>
             <w:r>
               <w:rPr>
@@ -1986,7 +1995,7 @@
                 <w:noProof/>
                 <w:webHidden/>
               </w:rPr>
-              <w:t>17</w:t>
+              <w:t>16</w:t>
             </w:r>
             <w:r>
               <w:rPr>
@@ -2011,7 +2020,7 @@
               <w14:ligatures w14:val="standardContextual"/>
             </w:rPr>
           </w:pPr>
-          <w:hyperlink w:anchor="_Toc215658974" w:history="1">
+          <w:hyperlink w:anchor="_Toc216169562" w:history="1">
             <w:r>
               <w:rPr>
                 <w:rStyle w:val="Hipervnculo"/>
@@ -2058,7 +2067,7 @@
                 <w:noProof/>
                 <w:webHidden/>
               </w:rPr>
-              <w:instrText xml:space="preserve"> PAGEREF _Toc215658974 \h </w:instrText>
+              <w:instrText xml:space="preserve"> PAGEREF _Toc216169562 \h </w:instrText>
             </w:r>
             <w:r>
               <w:rPr>
@@ -2102,7 +2111,7 @@
               <w14:ligatures w14:val="standardContextual"/>
             </w:rPr>
           </w:pPr>
-          <w:hyperlink w:anchor="_Toc215658975" w:history="1">
+          <w:hyperlink w:anchor="_Toc216169563" w:history="1">
             <w:r>
               <w:rPr>
                 <w:rStyle w:val="Hipervnculo"/>
@@ -2129,7 +2138,7 @@
                 <w:noProof/>
                 <w:webHidden/>
               </w:rPr>
-              <w:instrText xml:space="preserve"> PAGEREF _Toc215658975 \h </w:instrText>
+              <w:instrText xml:space="preserve"> PAGEREF _Toc216169563 \h </w:instrText>
             </w:r>
             <w:r>
               <w:rPr>
@@ -2175,7 +2184,7 @@
               <w14:ligatures w14:val="standardContextual"/>
             </w:rPr>
           </w:pPr>
-          <w:hyperlink w:anchor="_Toc215658976" w:history="1">
+          <w:hyperlink w:anchor="_Toc216169564" w:history="1">
             <w:r>
               <w:rPr>
                 <w:rStyle w:val="Hipervnculo"/>
@@ -2202,7 +2211,7 @@
                 <w:noProof/>
                 <w:webHidden/>
               </w:rPr>
-              <w:instrText xml:space="preserve"> PAGEREF _Toc215658976 \h </w:instrText>
+              <w:instrText xml:space="preserve"> PAGEREF _Toc216169564 \h </w:instrText>
             </w:r>
             <w:r>
               <w:rPr>
@@ -2248,7 +2257,7 @@
               <w14:ligatures w14:val="standardContextual"/>
             </w:rPr>
           </w:pPr>
-          <w:hyperlink w:anchor="_Toc215658977" w:history="1">
+          <w:hyperlink w:anchor="_Toc216169565" w:history="1">
             <w:r>
               <w:rPr>
                 <w:rStyle w:val="Hipervnculo"/>
@@ -2275,7 +2284,7 @@
                 <w:noProof/>
                 <w:webHidden/>
               </w:rPr>
-              <w:instrText xml:space="preserve"> PAGEREF _Toc215658977 \h </w:instrText>
+              <w:instrText xml:space="preserve"> PAGEREF _Toc216169565 \h </w:instrText>
             </w:r>
             <w:r>
               <w:rPr>
@@ -2295,7 +2304,7 @@
                 <w:noProof/>
                 <w:webHidden/>
               </w:rPr>
-              <w:t>19</w:t>
+              <w:t>18</w:t>
             </w:r>
             <w:r>
               <w:rPr>
@@ -2321,7 +2330,7 @@
               <w14:ligatures w14:val="standardContextual"/>
             </w:rPr>
           </w:pPr>
-          <w:hyperlink w:anchor="_Toc215658978" w:history="1">
+          <w:hyperlink w:anchor="_Toc216169566" w:history="1">
             <w:r>
               <w:rPr>
                 <w:rStyle w:val="Hipervnculo"/>
@@ -2348,7 +2357,7 @@
                 <w:noProof/>
                 <w:webHidden/>
               </w:rPr>
-              <w:instrText xml:space="preserve"> PAGEREF _Toc215658978 \h </w:instrText>
+              <w:instrText xml:space="preserve"> PAGEREF _Toc216169566 \h </w:instrText>
             </w:r>
             <w:r>
               <w:rPr>
@@ -2368,7 +2377,7 @@
                 <w:noProof/>
                 <w:webHidden/>
               </w:rPr>
-              <w:t>23</w:t>
+              <w:t>22</w:t>
             </w:r>
             <w:r>
               <w:rPr>
@@ -2392,10 +2401,12 @@
               <w14:ligatures w14:val="standardContextual"/>
             </w:rPr>
           </w:pPr>
-          <w:hyperlink w:anchor="_Toc215658979" w:history="1">
+          <w:hyperlink w:anchor="_Toc216169567" w:history="1">
             <w:r>
               <w:rPr>
                 <w:rStyle w:val="Hipervnculo"/>
+                <w:b/>
+                <w:bCs/>
                 <w:noProof/>
               </w:rPr>
               <w:t>2.2 MODELADO</w:t>
@@ -2419,7 +2430,7 @@
                 <w:noProof/>
                 <w:webHidden/>
               </w:rPr>
-              <w:instrText xml:space="preserve"> PAGEREF _Toc215658979 \h </w:instrText>
+              <w:instrText xml:space="preserve"> PAGEREF _Toc216169567 \h </w:instrText>
             </w:r>
             <w:r>
               <w:rPr>
@@ -2439,228 +2450,7 @@
                 <w:noProof/>
                 <w:webHidden/>
               </w:rPr>
-              <w:t>23</w:t>
-            </w:r>
-            <w:r>
-              <w:rPr>
-                <w:noProof/>
-                <w:webHidden/>
-              </w:rPr>
-              <w:fldChar w:fldCharType="end"/>
-            </w:r>
-          </w:hyperlink>
-        </w:p>
-        <w:p>
-          <w:pPr>
-            <w:pStyle w:val="TDC3"/>
-            <w:tabs>
-              <w:tab w:val="right" w:leader="dot" w:pos="8494"/>
-            </w:tabs>
-            <w:rPr>
-              <w:rFonts w:cstheme="minorBidi"/>
-              <w:noProof/>
-              <w:kern w:val="2"/>
-              <w:sz w:val="24"/>
-              <w:szCs w:val="24"/>
-              <w14:ligatures w14:val="standardContextual"/>
-            </w:rPr>
-          </w:pPr>
-          <w:hyperlink w:anchor="_Toc215658980" w:history="1">
-            <w:r>
-              <w:rPr>
-                <w:rStyle w:val="Hipervnculo"/>
-                <w:noProof/>
-              </w:rPr>
-              <w:t>2.2.1 Random Forest Regressor</w:t>
-            </w:r>
-            <w:r>
-              <w:rPr>
-                <w:noProof/>
-                <w:webHidden/>
-              </w:rPr>
-              <w:tab/>
-            </w:r>
-            <w:r>
-              <w:rPr>
-                <w:noProof/>
-                <w:webHidden/>
-              </w:rPr>
-              <w:fldChar w:fldCharType="begin"/>
-            </w:r>
-            <w:r>
-              <w:rPr>
-                <w:noProof/>
-                <w:webHidden/>
-              </w:rPr>
-              <w:instrText xml:space="preserve"> PAGEREF _Toc215658980 \h </w:instrText>
-            </w:r>
-            <w:r>
-              <w:rPr>
-                <w:noProof/>
-                <w:webHidden/>
-              </w:rPr>
-            </w:r>
-            <w:r>
-              <w:rPr>
-                <w:noProof/>
-                <w:webHidden/>
-              </w:rPr>
-              <w:fldChar w:fldCharType="separate"/>
-            </w:r>
-            <w:r>
-              <w:rPr>
-                <w:noProof/>
-                <w:webHidden/>
-              </w:rPr>
-              <w:t>23</w:t>
-            </w:r>
-            <w:r>
-              <w:rPr>
-                <w:noProof/>
-                <w:webHidden/>
-              </w:rPr>
-              <w:fldChar w:fldCharType="end"/>
-            </w:r>
-          </w:hyperlink>
-        </w:p>
-        <w:p>
-          <w:pPr>
-            <w:pStyle w:val="TDC3"/>
-            <w:tabs>
-              <w:tab w:val="right" w:leader="dot" w:pos="8494"/>
-            </w:tabs>
-            <w:rPr>
-              <w:rFonts w:cstheme="minorBidi"/>
-              <w:noProof/>
-              <w:kern w:val="2"/>
-              <w:sz w:val="24"/>
-              <w:szCs w:val="24"/>
-              <w14:ligatures w14:val="standardContextual"/>
-            </w:rPr>
-          </w:pPr>
-          <w:hyperlink w:anchor="_Toc215658981" w:history="1">
-            <w:r>
-              <w:rPr>
-                <w:rStyle w:val="Hipervnculo"/>
-                <w:noProof/>
-                <w:lang w:val="en-US"/>
-              </w:rPr>
-              <w:t>2.2.2 Extreme Gradient Boosting</w:t>
-            </w:r>
-            <w:r>
-              <w:rPr>
-                <w:noProof/>
-                <w:webHidden/>
-              </w:rPr>
-              <w:tab/>
-            </w:r>
-            <w:r>
-              <w:rPr>
-                <w:noProof/>
-                <w:webHidden/>
-              </w:rPr>
-              <w:fldChar w:fldCharType="begin"/>
-            </w:r>
-            <w:r>
-              <w:rPr>
-                <w:noProof/>
-                <w:webHidden/>
-              </w:rPr>
-              <w:instrText xml:space="preserve"> PAGEREF _Toc215658981 \h </w:instrText>
-            </w:r>
-            <w:r>
-              <w:rPr>
-                <w:noProof/>
-                <w:webHidden/>
-              </w:rPr>
-            </w:r>
-            <w:r>
-              <w:rPr>
-                <w:noProof/>
-                <w:webHidden/>
-              </w:rPr>
-              <w:fldChar w:fldCharType="separate"/>
-            </w:r>
-            <w:r>
-              <w:rPr>
-                <w:noProof/>
-                <w:webHidden/>
-              </w:rPr>
-              <w:t>23</w:t>
-            </w:r>
-            <w:r>
-              <w:rPr>
-                <w:noProof/>
-                <w:webHidden/>
-              </w:rPr>
-              <w:fldChar w:fldCharType="end"/>
-            </w:r>
-          </w:hyperlink>
-        </w:p>
-        <w:p>
-          <w:pPr>
-            <w:pStyle w:val="TDC3"/>
-            <w:tabs>
-              <w:tab w:val="right" w:leader="dot" w:pos="8494"/>
-            </w:tabs>
-            <w:rPr>
-              <w:rFonts w:cstheme="minorBidi"/>
-              <w:noProof/>
-              <w:kern w:val="2"/>
-              <w:sz w:val="24"/>
-              <w:szCs w:val="24"/>
-              <w14:ligatures w14:val="standardContextual"/>
-            </w:rPr>
-          </w:pPr>
-          <w:hyperlink w:anchor="_Toc215658982" w:history="1">
-            <w:r>
-              <w:rPr>
-                <w:rStyle w:val="Hipervnculo"/>
-                <w:noProof/>
-                <w:lang w:val="en-US"/>
-              </w:rPr>
-              <w:t>2.2.3 Support Vector Machine (SVM)</w:t>
-            </w:r>
-            <w:r>
-              <w:rPr>
-                <w:noProof/>
-                <w:webHidden/>
-              </w:rPr>
-              <w:tab/>
-            </w:r>
-            <w:r>
-              <w:rPr>
-                <w:noProof/>
-                <w:webHidden/>
-              </w:rPr>
-              <w:fldChar w:fldCharType="begin"/>
-            </w:r>
-            <w:r>
-              <w:rPr>
-                <w:noProof/>
-                <w:webHidden/>
-              </w:rPr>
-              <w:instrText xml:space="preserve"> PAGEREF _Toc215658982 \h </w:instrText>
-            </w:r>
-            <w:r>
-              <w:rPr>
-                <w:noProof/>
-                <w:webHidden/>
-              </w:rPr>
-            </w:r>
-            <w:r>
-              <w:rPr>
-                <w:noProof/>
-                <w:webHidden/>
-              </w:rPr>
-              <w:fldChar w:fldCharType="separate"/>
-            </w:r>
-            <w:r>
-              <w:rPr>
-                <w:noProof/>
-                <w:webHidden/>
-              </w:rPr>
-              <w:t>23</w:t>
+              <w:t>22</w:t>
             </w:r>
             <w:r>
               <w:rPr>
@@ -2684,7 +2474,7 @@
               <w14:ligatures w14:val="standardContextual"/>
             </w:rPr>
           </w:pPr>
-          <w:hyperlink w:anchor="_Toc215658983" w:history="1">
+          <w:hyperlink w:anchor="_Toc216169568" w:history="1">
             <w:r>
               <w:rPr>
                 <w:rStyle w:val="Hipervnculo"/>
@@ -2714,7 +2504,7 @@
                 <w:noProof/>
                 <w:webHidden/>
               </w:rPr>
-              <w:instrText xml:space="preserve"> PAGEREF _Toc215658983 \h </w:instrText>
+              <w:instrText xml:space="preserve"> PAGEREF _Toc216169568 \h </w:instrText>
             </w:r>
             <w:r>
               <w:rPr>
@@ -2734,7 +2524,7 @@
                 <w:noProof/>
                 <w:webHidden/>
               </w:rPr>
-              <w:t>24</w:t>
+              <w:t>23</w:t>
             </w:r>
             <w:r>
               <w:rPr>
@@ -3687,13 +3477,12 @@
           <w:bCs/>
         </w:rPr>
       </w:pPr>
-      <w:bookmarkStart w:id="0" w:name="_Toc215658965"/>
+      <w:bookmarkStart w:id="0" w:name="_Toc216169553"/>
       <w:r>
         <w:rPr>
           <w:b/>
           <w:bCs/>
         </w:rPr>
-        <w:lastRenderedPageBreak/>
         <w:t>RES</w:t>
       </w:r>
       <w:r>
@@ -3743,6 +3532,7 @@
         <w:rPr>
           <w:szCs w:val="22"/>
         </w:rPr>
+        <w:lastRenderedPageBreak/>
         <w:t>La industria fotovoltaica es una de las más presentes dentro del campo de la energía renovable, siendo España un país referente en este sector. Así pues, la planificación de la producción de una planta fotovoltaica es clave para poder administrar el plan energético del lugar beneficiario.</w:t>
       </w:r>
     </w:p>
@@ -3950,7 +3740,7 @@
           <w:lang w:val="en-US"/>
         </w:rPr>
       </w:pPr>
-      <w:bookmarkStart w:id="1" w:name="_Toc215658966"/>
+      <w:bookmarkStart w:id="1" w:name="_Toc216169554"/>
       <w:r>
         <w:rPr>
           <w:b/>
@@ -4941,7 +4731,7 @@
           <w:bCs/>
         </w:rPr>
       </w:pPr>
-      <w:bookmarkStart w:id="2" w:name="_Toc215658967"/>
+      <w:bookmarkStart w:id="2" w:name="_Toc216169555"/>
       <w:r>
         <w:rPr>
           <w:b/>
@@ -4971,7 +4761,7 @@
       <w:pPr>
         <w:pStyle w:val="Ttulo2"/>
       </w:pPr>
-      <w:bookmarkStart w:id="3" w:name="_Toc215658968"/>
+      <w:bookmarkStart w:id="3" w:name="_Toc216169556"/>
       <w:r>
         <w:t xml:space="preserve">1.1 </w:t>
       </w:r>
@@ -8807,7 +8597,7 @@
       <w:pPr>
         <w:pStyle w:val="Ttulo2"/>
       </w:pPr>
-      <w:bookmarkStart w:id="4" w:name="_Toc215658969"/>
+      <w:bookmarkStart w:id="4" w:name="_Toc216169557"/>
       <w:r>
         <w:t>1.2</w:t>
       </w:r>
@@ -10023,7 +9813,7 @@
       <w:pPr>
         <w:pStyle w:val="Ttulo2"/>
       </w:pPr>
-      <w:bookmarkStart w:id="5" w:name="_Toc215658970"/>
+      <w:bookmarkStart w:id="5" w:name="_Toc216169558"/>
       <w:r>
         <w:t>1.3 SITUACIÓN ACTUAL DE LA FOTOVOLTAICA</w:t>
       </w:r>
@@ -10434,7 +10224,7 @@
       <w:pPr>
         <w:pStyle w:val="Ttulo2"/>
       </w:pPr>
-      <w:bookmarkStart w:id="6" w:name="_Toc215658971"/>
+      <w:bookmarkStart w:id="6" w:name="_Toc216169559"/>
       <w:r>
         <w:t>1.4 IMPACTO AMBIENTAL</w:t>
       </w:r>
@@ -10751,7 +10541,7 @@
       <w:pPr>
         <w:pStyle w:val="Ttulo2"/>
       </w:pPr>
-      <w:bookmarkStart w:id="7" w:name="_Toc215658972"/>
+      <w:bookmarkStart w:id="7" w:name="_Toc216169560"/>
       <w:r>
         <w:t>1.5 IMPACTO ECONÓMICO</w:t>
       </w:r>
@@ -11060,7 +10850,7 @@
       <w:pPr>
         <w:pStyle w:val="Ttulo2"/>
       </w:pPr>
-      <w:bookmarkStart w:id="8" w:name="_Toc215658973"/>
+      <w:bookmarkStart w:id="8" w:name="_Toc216169561"/>
       <w:r>
         <w:t xml:space="preserve">1.6 </w:t>
       </w:r>
@@ -11118,7 +10908,7 @@
           <w:bCs/>
         </w:rPr>
       </w:pPr>
-      <w:bookmarkStart w:id="9" w:name="_Toc215658974"/>
+      <w:bookmarkStart w:id="9" w:name="_Toc216169562"/>
       <w:r>
         <w:rPr>
           <w:b/>
@@ -11134,7 +10924,7 @@
       <w:pPr>
         <w:pStyle w:val="Ttulo2"/>
       </w:pPr>
-      <w:bookmarkStart w:id="10" w:name="_Toc215658975"/>
+      <w:bookmarkStart w:id="10" w:name="_Toc216169563"/>
       <w:r>
         <w:t>2.1 PASOS PREVIOS</w:t>
       </w:r>
@@ -11145,7 +10935,7 @@
       <w:pPr>
         <w:pStyle w:val="Ttulo3"/>
       </w:pPr>
-      <w:bookmarkStart w:id="11" w:name="_Toc215658976"/>
+      <w:bookmarkStart w:id="11" w:name="_Toc216169564"/>
       <w:r>
         <w:t>2.1.1 POTENCIALES MODELOS</w:t>
       </w:r>
@@ -11195,7 +10985,19 @@
         <w:t xml:space="preserve">ya que puede resultar contraproducente al no mejorar la precisión y si aumentar notoriamente la complejidad y/o el tiempo de entrenamiento. </w:t>
       </w:r>
       <w:r>
-        <w:t xml:space="preserve">Los más importantes en este caso podrían ser los modelos multivariables, como el LSTM o GRU, las redes convolucionales (TCN), modelos transformadores (TFT) o Gradient Boosting. </w:t>
+        <w:t>Los más importantes en este caso podrían ser los modelos multivariables, como el LSTM o GRU, las redes convolucionales (TCN), modelos transformadores (TFT)</w:t>
+      </w:r>
+      <w:r>
+        <w:t xml:space="preserve">, </w:t>
+      </w:r>
+      <w:r>
+        <w:t>Gradient Boosting</w:t>
+      </w:r>
+      <w:r>
+        <w:t xml:space="preserve"> o Random Forest Regressor</w:t>
+      </w:r>
+      <w:r>
+        <w:t xml:space="preserve">. </w:t>
       </w:r>
     </w:p>
     <w:p>
@@ -11389,7 +11191,62 @@
         <w:jc w:val="both"/>
       </w:pPr>
       <w:r>
-        <w:t xml:space="preserve">En resumen, el estado del arte define una gran variedad de modelos efectivos para predicción energética. La elección del definitivo dependerá de las características del problema y de la cantidad y variedad de datos disponibles. Mientras que una arquitectura más compleja puede obtener resultados más precisos cuando se dispone de una cantidad de datos extensa y detallada, un método más simple con un tiempo de entrenamiento más reducido puede mejorar al complejo </w:t>
+        <w:t>El Random Forest Regressor es un al</w:t>
+      </w:r>
+      <w:r>
+        <w:t>goritmo que combina la salida de múltiples árboles de decisión para llegar a un único resultado. Destaca por su facilidad de uso y flexibilidad, ya que puede abarcar tan</w:t>
+      </w:r>
+      <w:r>
+        <w:t>to problemas de regresión como problemas de clasificación</w:t>
+      </w:r>
+      <w:r>
+        <w:fldChar w:fldCharType="begin"/>
+      </w:r>
+      <w:r>
+        <w:instrText xml:space="preserve"> ADDIN ZOTERO_ITEM CSL_CITATION {"citationID":"FpiR7GbN","properties":{"formattedCitation":"[20]","plainCitation":"[20]","noteIndex":0},"citationItems":[{"id":63,"uris":["http://zotero.org/users/local/PHqdJ13A/items/9PS4Q3TM"],"itemData":{"id":63,"type":"webpage","abstract":"Random forest is a commonly-used machine learning algorithm that combines the output of multiple decision trees to reach a single result.","language":"en","title":"What Is Random Forest? | IBM","title-short":"What Is Random Forest?","URL":"https://www.ibm.com/think/topics/random-forest","accessed":{"date-parts":[["2025",12,12]]},"issued":{"date-parts":[["2021",10,20]]}}}],"schema":"https://github.com/citation-style-language/schema/raw/master/csl-citation.json"} </w:instrText>
+      </w:r>
+      <w:r>
+        <w:fldChar w:fldCharType="separate"/>
+      </w:r>
+      <w:r>
+        <w:t>[20]</w:t>
+      </w:r>
+      <w:r>
+        <w:fldChar w:fldCharType="end"/>
+      </w:r>
+      <w:r>
+        <w:t>.</w:t>
+      </w:r>
+      <w:r>
+        <w:t xml:space="preserve"> Tienen tres hiperparámetros que se requiere asignar antes del entrenamiento: el tamaño del nodo, el número de árboles y la cantidad de variables muestreadas. Es un modelo interesante ya que reduce el riesgo de “</w:t>
+      </w:r>
+      <w:proofErr w:type="spellStart"/>
+      <w:r>
+        <w:t>overfitting</w:t>
+      </w:r>
+      <w:proofErr w:type="spellEnd"/>
+      <w:r>
+        <w:t xml:space="preserve">” al </w:t>
+      </w:r>
+      <w:r>
+        <w:t>contar con la media de árboles no relacionados reduciendo la varianza general y el error en la predicción. También, facilita la determinación de importancia a las distintas variables. Sin embargo, cuentan con un inconveniente notable, su complejidad espacial y temporal. Debido a la cantidad de datos que maneja, requiere una gran cantidad de recursos para almacenarlos, y un tiempo considerable de entrenamiento, ya que tienen que computar datos para cada uno de los árboles de decisión.</w:t>
+      </w:r>
+    </w:p>
+    <w:p>
+      <w:pPr>
+        <w:jc w:val="both"/>
+      </w:pPr>
+    </w:p>
+    <w:p>
+      <w:pPr>
+        <w:jc w:val="both"/>
+      </w:pPr>
+      <w:r>
+        <w:t xml:space="preserve">En resumen, el estado del arte define una gran variedad de modelos efectivos para predicción energética. La elección del definitivo dependerá de las características del problema y de la cantidad y variedad de datos disponibles. Mientras que una arquitectura más compleja puede obtener resultados más precisos cuando se dispone de una cantidad de datos extensa y detallada, un método más simple con un tiempo de entrenamiento más </w:t>
+      </w:r>
+      <w:r>
+        <w:lastRenderedPageBreak/>
+        <w:t xml:space="preserve">reducido puede mejorar al complejo </w:t>
       </w:r>
       <w:r>
         <w:t>bajo restricciones en la cantidad de datos disponibles, ofreciendo un mejor balance entre precisión, eficiencia computacional y robustez.</w:t>
@@ -11405,7 +11262,7 @@
       <w:pPr>
         <w:pStyle w:val="Ttulo3"/>
       </w:pPr>
-      <w:bookmarkStart w:id="12" w:name="_Toc215658977"/>
+      <w:bookmarkStart w:id="12" w:name="_Toc216169565"/>
       <w:r>
         <w:t>2.</w:t>
       </w:r>
@@ -11483,105 +11340,110 @@
         <w:t xml:space="preserve"> </w:t>
       </w:r>
       <w:r>
-        <w:t xml:space="preserve">Es importante recalcar que no se debe bajo ningún concepto mezclar datos provenientes de ambas plantas a la hora de </w:t>
+        <w:t>Es importante recalcar que no se debe bajo ningún concepto mezclar datos provenientes de ambas plantas a la hora de entrenar al modelo, ya que sus condiciones no son exactas y perjudicaría la capacidad predictiva.</w:t>
+      </w:r>
+    </w:p>
+    <w:p>
+      <w:pPr>
+        <w:jc w:val="both"/>
+      </w:pPr>
+    </w:p>
+    <w:p>
+      <w:pPr>
+        <w:jc w:val="both"/>
+      </w:pPr>
+      <w:r>
+        <w:t>En el caso del dataset de Lorca, contamos desde el principio con una gran cantidad de datos meteorológicos y de producción, pero con el inconveniente de que no eran síncronos, es decir, los datos meteorológicos se med</w:t>
+      </w:r>
+      <w:r>
+        <w:t>í</w:t>
+      </w:r>
+      <w:r>
+        <w:t>an cada cinco minutos, mientras que los de producción eran variables, ya que se media en función de la velocidad del viento. Cuanto mayor era la velocidad del viento, con más frecuencia se medía. Para solucionar este problema, como el dataset simplemente copiaba el mismo valor de producción para todos los rangos de cinco minutos dentro del rango de medición de la producción, hubo que quedarse con la primera fila de cada valor de forma local, y eliminar las restantes para que no adulterasen la información. De esta forma, reducimos notablemente la cantidad de datos, pero eliminamos las grandes imprecisiones que se habrían producido en caso contrario.</w:t>
+      </w:r>
+    </w:p>
+    <w:p>
+      <w:pPr>
+        <w:jc w:val="both"/>
+      </w:pPr>
+    </w:p>
+    <w:p>
+      <w:pPr>
+        <w:jc w:val="both"/>
+      </w:pPr>
+      <w:r>
+        <w:t xml:space="preserve">En cuanto al dataset de Santander, encontramos </w:t>
+      </w:r>
+      <w:r>
+        <w:t>varios problemas graves: los datos de producción no se recogieron durante la noche, y los datos meteorológicos se recogieron ligeramente desincronizados con los de producción. Para abordar el problema de la inexistente medición nocturna, la solución fue</w:t>
+      </w:r>
+      <w:r>
+        <w:t xml:space="preserve"> rellenar de ceros los valores de generación asociados a sus filas, ya que por la noche resulta imposible la generación de energía solar</w:t>
+      </w:r>
+      <w:r>
+        <w:t>. En cuanto a la desincronización, se optó por una asociación temporal de las filas de ambos datasets. Ya que la mayor diferencia existente entre producción y datos meteorológicos era de dos minutos, mediante un pequeño programa en Python se asoció cada fila de generación a su fila meteorológica más cercana</w:t>
+      </w:r>
+      <w:r>
+        <w:t>, con un máximo de dos minutos de diferencia entre ambas y</w:t>
+      </w:r>
+      <w:r>
+        <w:t xml:space="preserve"> sin repetir</w:t>
+      </w:r>
+      <w:r>
+        <w:t xml:space="preserve"> la misma fila de valores meteorológicos para varias de producción</w:t>
+      </w:r>
+      <w:r>
+        <w:t>. De esta forma, logramos sincronizar temporalmente ambos datasets para dar como resultado el conjunto de ellos.</w:t>
+      </w:r>
+    </w:p>
+    <w:p>
+      <w:pPr>
+        <w:jc w:val="both"/>
+      </w:pPr>
+    </w:p>
+    <w:p>
+      <w:pPr>
+        <w:jc w:val="both"/>
+      </w:pPr>
+      <w:r>
+        <w:t xml:space="preserve">Una vez contamos con el dataset completo y sincronizado, surgió otro problema. Analizándolo, se observaron múltiples muestras con valores anómalos e imposibles en el contexto del problema (temperaturas de 1800º, vientos de 400km/h, …). Estos probablemente se deban a errores puntuales del sistema de medición de la planta. Nos referiremos a estos datos inverosímiles como outliers. Antes de dar por finalizada la preparación del dataset, es </w:t>
+      </w:r>
+      <w:r>
+        <w:t xml:space="preserve">de </w:t>
+      </w:r>
+      <w:r>
+        <w:t>vital</w:t>
+      </w:r>
+      <w:r>
+        <w:t xml:space="preserve"> importancia</w:t>
+      </w:r>
+      <w:r>
+        <w:t xml:space="preserve"> eliminar estos outliers, ya que alterarían el funcionamiento del modelo y disminuirían su precisión. El primer paso es recoger los outliers de cada columna. Para ello, </w:t>
+      </w:r>
+      <w:r>
+        <w:t>hay que aplicar el rango intercuartílico</w:t>
+      </w:r>
+      <w:r>
+        <w:fldChar w:fldCharType="begin"/>
+      </w:r>
+      <w:r>
+        <w:instrText xml:space="preserve"> ADDIN ZOTERO_ITEM CSL_CITATION {"citationID":"cFeXV647","properties":{"formattedCitation":"[21]","plainCitation":"[21]","noteIndex":0},"citationItems":[{"id":57,"uris":["http://zotero.org/users/local/PHqdJ13A/items/RL4SIJPB"],"itemData":{"id":57,"type":"post-weblog","abstract":"Meaning, use and how to find an interquartile range in statistics by hand or using technology. Hundreds of articles and videos. Free homework help forum.","container-title":"Statistics How To","language":"en-US","title":"Interquartile Range (IQR): What it is and How to Find it","title-short":"Interquartile Range (IQR)","URL":"https://www.statisticshowto.com/probability-and-statistics/interquartile-range/","accessed":{"date-parts":[["2025",12,1]]}}}],"schema":"https://github.com/citation-style-language/schema/raw/master/csl-citation.json"} </w:instrText>
+      </w:r>
+      <w:r>
+        <w:fldChar w:fldCharType="separate"/>
+      </w:r>
+      <w:r>
+        <w:t>[21]</w:t>
+      </w:r>
+      <w:r>
+        <w:fldChar w:fldCharType="end"/>
+      </w:r>
+      <w:r>
+        <w:t xml:space="preserve">. Para </w:t>
       </w:r>
       <w:r>
         <w:lastRenderedPageBreak/>
-        <w:t>entrenar al modelo, ya que sus condiciones no son exactas y perjudicaría la capacidad predictiva.</w:t>
-      </w:r>
-    </w:p>
-    <w:p>
-      <w:pPr>
-        <w:jc w:val="both"/>
-      </w:pPr>
-      <w:r>
-        <w:t>En el caso del dataset de Lorca, contamos desde el principio con una gran cantidad de datos meteorológicos y de producción, pero con el inconveniente de que no eran síncronos, es decir, los datos meteorológicos se med</w:t>
-      </w:r>
-      <w:r>
-        <w:t>í</w:t>
-      </w:r>
-      <w:r>
-        <w:t>an cada cinco minutos, mientras que los de producción eran variables, ya que se media en función de la velocidad del viento. Cuanto mayor era la velocidad del viento, con más frecuencia se medía. Para solucionar este problema, como el dataset simplemente copiaba el mismo valor de producción para todos los rangos de cinco minutos dentro del rango de medición de la producción, hubo que quedarse con la primera fila de cada valor de forma local, y eliminar las restantes para que no adulterasen la información. De esta forma, reducimos notablemente la cantidad de datos, pero eliminamos las grandes imprecisiones que se habrían producido en caso contrario.</w:t>
-      </w:r>
-    </w:p>
-    <w:p>
-      <w:pPr>
-        <w:jc w:val="both"/>
-      </w:pPr>
-    </w:p>
-    <w:p>
-      <w:pPr>
-        <w:jc w:val="both"/>
-      </w:pPr>
-      <w:r>
-        <w:t xml:space="preserve">En cuanto al dataset de Santander, encontramos </w:t>
-      </w:r>
-      <w:r>
-        <w:t>varios problemas graves: los datos de producción no se recogieron durante la noche, y los datos meteorológicos se recogieron ligeramente desincronizados con los de producción. Para abordar el problema de la inexistente medición nocturna, la solución fue</w:t>
-      </w:r>
-      <w:r>
-        <w:t xml:space="preserve"> rellenar de ceros los valores de generación asociados a sus filas, ya que por la noche resulta imposible la generación de energía solar</w:t>
-      </w:r>
-      <w:r>
-        <w:t>. En cuanto a la desincronización, se optó por una asociación temporal de las filas de ambos datasets. Ya que la mayor diferencia existente entre producción y datos meteorológicos era de dos minutos, mediante un pequeño programa en Python se asoció cada fila de generación a su fila meteorológica más cercana</w:t>
-      </w:r>
-      <w:r>
-        <w:t>, con un máximo de dos minutos de diferencia entre ambas y</w:t>
-      </w:r>
-      <w:r>
-        <w:t xml:space="preserve"> sin repetir</w:t>
-      </w:r>
-      <w:r>
-        <w:t xml:space="preserve"> la misma fila de valores meteorológicos para varias de producción</w:t>
-      </w:r>
-      <w:r>
-        <w:t>. De esta forma, logramos sincronizar temporalmente ambos datasets para dar como resultado el conjunto de ellos.</w:t>
-      </w:r>
-    </w:p>
-    <w:p>
-      <w:pPr>
-        <w:jc w:val="both"/>
-      </w:pPr>
-    </w:p>
-    <w:p>
-      <w:pPr>
-        <w:jc w:val="both"/>
-      </w:pPr>
-      <w:r>
-        <w:t xml:space="preserve">Una vez contamos con el dataset completo y sincronizado, surgió otro problema. Analizándolo, se observaron múltiples muestras con valores anómalos e imposibles en el contexto del problema (temperaturas de 1800º, vientos de 400km/h, …). Estos probablemente se deban a errores puntuales del sistema de medición de la planta. Nos referiremos a estos datos inverosímiles como outliers. Antes de dar por finalizada la preparación del dataset, es </w:t>
-      </w:r>
-      <w:r>
-        <w:t xml:space="preserve">de </w:t>
-      </w:r>
-      <w:r>
-        <w:t>vital</w:t>
-      </w:r>
-      <w:r>
-        <w:t xml:space="preserve"> importancia</w:t>
-      </w:r>
-      <w:r>
-        <w:t xml:space="preserve"> eliminar estos outliers, ya que alterarían el funcionamiento del modelo y disminuirían su precisión. El primer paso es recoger los outliers de cada columna. Para ello, </w:t>
-      </w:r>
-      <w:r>
-        <w:t>hay que aplicar el rango intercuartílico</w:t>
-      </w:r>
-      <w:r>
-        <w:fldChar w:fldCharType="begin"/>
-      </w:r>
-      <w:r>
-        <w:instrText xml:space="preserve"> ADDIN ZOTERO_ITEM CSL_CITATION {"citationID":"cFeXV647","properties":{"formattedCitation":"[20]","plainCitation":"[20]","noteIndex":0},"citationItems":[{"id":57,"uris":["http://zotero.org/users/local/PHqdJ13A/items/RL4SIJPB"],"itemData":{"id":57,"type":"post-weblog","abstract":"Meaning, use and how to find an interquartile range in statistics by hand or using technology. Hundreds of articles and videos. Free homework help forum.","container-title":"Statistics How To","language":"en-US","title":"Interquartile Range (IQR): What it is and How to Find it","title-short":"Interquartile Range (IQR)","URL":"https://www.statisticshowto.com/probability-and-statistics/interquartile-range/","accessed":{"date-parts":[["2025",12,1]]}}}],"schema":"https://github.com/citation-style-language/schema/raw/master/csl-citation.json"} </w:instrText>
-      </w:r>
-      <w:r>
-        <w:fldChar w:fldCharType="separate"/>
-      </w:r>
-      <w:r>
-        <w:t>[20]</w:t>
-      </w:r>
-      <w:r>
-        <w:fldChar w:fldCharType="end"/>
-      </w:r>
-      <w:r>
-        <w:t>. Para obtenerlo, necesitamos primero calcular el percentil 25 y percentil 75. El percentil 25 es el valor por debajo del cual se encuentra el 25% de los datos, y por encima del cual se encuentra el 75% restante. El 75 percentil es lo mismo, pero al revés. La diferencia de ambos es el rango intercuartílico, valor que representa el rango en el que se encuentra el 50% central del conjunto de datos. Esto nos permitirá obtener los outliers, que serán todo aquel valor notoriamente alejado del rango intercuartílico. La fórmula booleana que determina si un valor es un outlier se define como:</w:t>
+        <w:t>obtenerlo, necesitamos primero calcular el percentil 25 y percentil 75. El percentil 25 es el valor por debajo del cual se encuentra el 25% de los datos, y por encima del cual se encuentra el 75% restante. El 75 percentil es lo mismo, pero al revés. La diferencia de ambos es el rango intercuartílico, valor que representa el rango en el que se encuentra el 50% central del conjunto de datos. Esto nos permitirá obtener los outliers, que serán todo aquel valor notoriamente alejado del rango intercuartílico. La fórmula booleana que determina si un valor es un outlier se define como:</w:t>
       </w:r>
     </w:p>
     <w:p>
@@ -11715,7 +11577,6 @@
         <w:jc w:val="both"/>
       </w:pPr>
       <w:r>
-        <w:lastRenderedPageBreak/>
         <w:t xml:space="preserve">Esta función devuelve verdadero si el valor es un outlier, y falso </w:t>
       </w:r>
       <w:r>
@@ -11755,15 +11616,15 @@
     <w:p>
       <w:pPr>
         <w:keepNext/>
-        <w:jc w:val="both"/>
+        <w:jc w:val="center"/>
       </w:pPr>
       <w:r>
         <w:rPr>
           <w:noProof/>
         </w:rPr>
         <w:drawing>
-          <wp:inline distT="0" distB="0" distL="0" distR="0" wp14:anchorId="42E51EFD" wp14:editId="1C779BFC">
-            <wp:extent cx="5011023" cy="5234940"/>
+          <wp:inline distT="0" distB="0" distL="0" distR="0" wp14:anchorId="42E51EFD" wp14:editId="613FF1C9">
+            <wp:extent cx="3296918" cy="3444240"/>
             <wp:effectExtent l="0" t="0" r="0" b="3810"/>
             <wp:docPr id="1225226136" name="Imagen 1" descr="Gráfico, Gráfico de rectángulos&#10;&#10;El contenido generado por IA puede ser incorrecto."/>
             <wp:cNvGraphicFramePr>
@@ -11791,7 +11652,7 @@
                   <pic:spPr>
                     <a:xfrm>
                       <a:off x="0" y="0"/>
-                      <a:ext cx="5018294" cy="5242536"/>
+                      <a:ext cx="3318492" cy="3466778"/>
                     </a:xfrm>
                     <a:prstGeom prst="rect">
                       <a:avLst/>
@@ -11829,16 +11690,16 @@
     <w:p>
       <w:pPr>
         <w:keepNext/>
+        <w:jc w:val="center"/>
       </w:pPr>
       <w:r>
         <w:rPr>
           <w:noProof/>
         </w:rPr>
-        <w:lastRenderedPageBreak/>
         <w:drawing>
-          <wp:inline distT="0" distB="0" distL="0" distR="0" wp14:anchorId="730C54E4" wp14:editId="13A3216E">
-            <wp:extent cx="5052060" cy="5909318"/>
-            <wp:effectExtent l="0" t="0" r="0" b="0"/>
+          <wp:inline distT="0" distB="0" distL="0" distR="0" wp14:anchorId="730C54E4" wp14:editId="114926F0">
+            <wp:extent cx="3787140" cy="4429758"/>
+            <wp:effectExtent l="0" t="0" r="3810" b="9525"/>
             <wp:docPr id="1982323039" name="Imagen 3" descr="Gráfico, Gráfico de rectángulos&#10;&#10;El contenido generado por IA puede ser incorrecto."/>
             <wp:cNvGraphicFramePr>
               <a:graphicFrameLocks xmlns:a="http://schemas.openxmlformats.org/drawingml/2006/main" noChangeAspect="1"/>
@@ -11865,7 +11726,7 @@
                   <pic:spPr>
                     <a:xfrm>
                       <a:off x="0" y="0"/>
-                      <a:ext cx="5056230" cy="5914195"/>
+                      <a:ext cx="3802758" cy="4448026"/>
                     </a:xfrm>
                     <a:prstGeom prst="rect">
                       <a:avLst/>
@@ -11900,6 +11761,7 @@
       </w:r>
     </w:p>
     <w:p/>
+    <w:p/>
     <w:p>
       <w:r>
         <w:t>Podemos observar que los grados de correlación tienen sentido físico. Recordemos que, una correlación positiva significa que ambas variables son directamente proporcionales, es decir, si se incrementa una,</w:t>
@@ -11923,11 +11785,15 @@
         <w:t xml:space="preserve"> ser obtenida posteriormente.</w:t>
       </w:r>
     </w:p>
+    <w:p/>
+    <w:p/>
+    <w:p/>
+    <w:p/>
     <w:p>
       <w:pPr>
         <w:pStyle w:val="Ttulo3"/>
       </w:pPr>
-      <w:bookmarkStart w:id="13" w:name="_Toc215658978"/>
+      <w:bookmarkStart w:id="13" w:name="_Toc216169566"/>
       <w:r>
         <w:lastRenderedPageBreak/>
         <w:t>2.</w:t>
@@ -11961,13 +11827,13 @@
         <w:fldChar w:fldCharType="begin"/>
       </w:r>
       <w:r>
-        <w:instrText xml:space="preserve"> ADDIN ZOTERO_ITEM CSL_CITATION {"citationID":"6zU6yAuJ","properties":{"formattedCitation":"[21]","plainCitation":"[21]","noteIndex":0},"citationItems":[{"id":53,"uris":["http://zotero.org/users/local/PHqdJ13A/items/WFM9MJAQ"],"itemData":{"id":53,"type":"webpage","title":"Anaconda.org","URL":"https://anaconda.org/channels/anaconda/packages/python/overview","accessed":{"date-parts":[["2025",11,26]]}}}],"schema":"https://github.com/citation-style-language/schema/raw/master/csl-citation.json"} </w:instrText>
+        <w:instrText xml:space="preserve"> ADDIN ZOTERO_ITEM CSL_CITATION {"citationID":"6zU6yAuJ","properties":{"formattedCitation":"[22]","plainCitation":"[22]","noteIndex":0},"citationItems":[{"id":53,"uris":["http://zotero.org/users/local/PHqdJ13A/items/WFM9MJAQ"],"itemData":{"id":53,"type":"webpage","title":"Anaconda.org","URL":"https://anaconda.org/channels/anaconda/packages/python/overview","accessed":{"date-parts":[["2025",11,26]]}}}],"schema":"https://github.com/citation-style-language/schema/raw/master/csl-citation.json"} </w:instrText>
       </w:r>
       <w:r>
         <w:fldChar w:fldCharType="separate"/>
       </w:r>
       <w:r>
-        <w:t>[21]</w:t>
+        <w:t>[22]</w:t>
       </w:r>
       <w:r>
         <w:fldChar w:fldCharType="end"/>
@@ -11985,13 +11851,13 @@
         <w:fldChar w:fldCharType="begin"/>
       </w:r>
       <w:r>
-        <w:instrText xml:space="preserve"> ADDIN ZOTERO_ITEM CSL_CITATION {"citationID":"89XlDRDP","properties":{"formattedCitation":"[22]","plainCitation":"[22]","noteIndex":0},"citationItems":[{"id":55,"uris":["http://zotero.org/users/local/PHqdJ13A/items/3WNLQG8R"],"itemData":{"id":55,"type":"webpage","abstract":"The Jupyter Notebook is a web-based interactive computing platform. The notebook combines live code, equations, narrative text, visualizations, interactive dashboards and other media.","language":"en","title":"Project Jupyter","URL":"https://jupyter.org","accessed":{"date-parts":[["2025",11,26]]}}}],"schema":"https://github.com/citation-style-language/schema/raw/master/csl-citation.json"} </w:instrText>
+        <w:instrText xml:space="preserve"> ADDIN ZOTERO_ITEM CSL_CITATION {"citationID":"89XlDRDP","properties":{"formattedCitation":"[23]","plainCitation":"[23]","noteIndex":0},"citationItems":[{"id":55,"uris":["http://zotero.org/users/local/PHqdJ13A/items/3WNLQG8R"],"itemData":{"id":55,"type":"webpage","abstract":"The Jupyter Notebook is a web-based interactive computing platform. The notebook combines live code, equations, narrative text, visualizations, interactive dashboards and other media.","language":"en","title":"Project Jupyter","URL":"https://jupyter.org","accessed":{"date-parts":[["2025",11,26]]}}}],"schema":"https://github.com/citation-style-language/schema/raw/master/csl-citation.json"} </w:instrText>
       </w:r>
       <w:r>
         <w:fldChar w:fldCharType="separate"/>
       </w:r>
       <w:r>
-        <w:t>[22]</w:t>
+        <w:t>[23]</w:t>
       </w:r>
       <w:r>
         <w:fldChar w:fldCharType="end"/>
@@ -12044,6 +11910,83 @@
       </w:r>
       <w:r>
         <w:t>uso de la librería seaborn, la cual está construida con matplotlib e integrada en pandas, y especializada en la visualización de datos estadísticos.</w:t>
+      </w:r>
+      <w:r>
+        <w:t xml:space="preserve"> </w:t>
+      </w:r>
+    </w:p>
+    <w:p>
+      <w:pPr>
+        <w:jc w:val="both"/>
+      </w:pPr>
+    </w:p>
+    <w:p>
+      <w:pPr>
+        <w:jc w:val="both"/>
+      </w:pPr>
+      <w:r>
+        <w:t xml:space="preserve">Ya que el problema es un modelo de predicción basado en series temporales, la librería </w:t>
+      </w:r>
+      <w:proofErr w:type="spellStart"/>
+      <w:r>
+        <w:t>Skforecast</w:t>
+      </w:r>
+      <w:proofErr w:type="spellEnd"/>
+      <w:r>
+        <w:t xml:space="preserve"> proporciona herramientas clave para esta tarea, como el </w:t>
+      </w:r>
+      <w:proofErr w:type="spellStart"/>
+      <w:r>
+        <w:t>ForecasterRecursive</w:t>
+      </w:r>
+      <w:proofErr w:type="spellEnd"/>
+      <w:r>
+        <w:t>, que permite implementar un modelo de regresión de forma recursiva incluyendo como parámetros del modelo las muestras anteriores deseadas de la variable objetivo, es decir, los “</w:t>
+      </w:r>
+      <w:proofErr w:type="spellStart"/>
+      <w:r>
+        <w:t>lags</w:t>
+      </w:r>
+      <w:proofErr w:type="spellEnd"/>
+      <w:r>
+        <w:t>”</w:t>
+      </w:r>
+      <w:r>
+        <w:fldChar w:fldCharType="begin"/>
+      </w:r>
+      <w:r>
+        <w:instrText xml:space="preserve"> ADDIN ZOTERO_ITEM CSL_CITATION {"citationID":"2ShBQ6Cp","properties":{"formattedCitation":"[24]","plainCitation":"[24]","noteIndex":0},"citationItems":[{"id":65,"uris":["http://zotero.org/users/local/PHqdJ13A/items/W7M3URYY"],"itemData":{"id":65,"type":"webpage","title":"Recursive multi-step forecasting - Skforecast Docs","URL":"https://skforecast.org/0.14.0/user_guides/autoregresive-forecaster.html","accessed":{"date-parts":[["2025",12,12]]}}}],"schema":"https://github.com/citation-style-language/schema/raw/master/csl-citation.json"} </w:instrText>
+      </w:r>
+      <w:r>
+        <w:fldChar w:fldCharType="separate"/>
+      </w:r>
+      <w:r>
+        <w:t>[24]</w:t>
+      </w:r>
+      <w:r>
+        <w:fldChar w:fldCharType="end"/>
+      </w:r>
+      <w:r>
+        <w:t>.</w:t>
+      </w:r>
+      <w:r>
+        <w:t xml:space="preserve"> También cuenta con la función </w:t>
+      </w:r>
+      <w:proofErr w:type="spellStart"/>
+      <w:r>
+        <w:t>GridSearchForecaster</w:t>
+      </w:r>
+      <w:proofErr w:type="spellEnd"/>
+      <w:r>
+        <w:t xml:space="preserve">, que nos permitirá obtener los valores óptimos para los parámetros del modelo implementado, maximizando así su precisión y coeficiente de determinación. La librería </w:t>
+      </w:r>
+      <w:proofErr w:type="spellStart"/>
+      <w:r>
+        <w:t>Shap</w:t>
+      </w:r>
+      <w:proofErr w:type="spellEnd"/>
+      <w:r>
+        <w:t xml:space="preserve"> será interesante para descomponer las predicciones del modelo para mostrar cuánto contribuyó cada característica a una decisión específica.</w:t>
       </w:r>
     </w:p>
     <w:p/>
@@ -12051,18 +11994,205 @@
     <w:p>
       <w:pPr>
         <w:pStyle w:val="Ttulo2"/>
-        <w:rPr>
-          <w:lang w:val="en-US"/>
-        </w:rPr>
-      </w:pPr>
-      <w:bookmarkStart w:id="14" w:name="_Toc215658979"/>
-      <w:r>
-        <w:rPr>
-          <w:lang w:val="en-US"/>
-        </w:rPr>
+      </w:pPr>
+      <w:bookmarkStart w:id="14" w:name="_Toc216169567"/>
+      <w:r>
         <w:t>2.2 MODELADO</w:t>
       </w:r>
       <w:bookmarkEnd w:id="14"/>
+    </w:p>
+    <w:p/>
+    <w:p>
+      <w:r>
+        <w:t>Las series temporales son sucesiones de datos ordenado</w:t>
+      </w:r>
+      <w:r>
+        <w:t>s</w:t>
+      </w:r>
+      <w:r>
+        <w:t xml:space="preserve"> cronológicamente, espaciados a intervalos iguales o desiguales. El proceso de forecasting consiste en predecir el valor futuro de una serie temporal, pudiendo emplear su comportamiento pasado, de forma autorregresiva, y/o variables externas</w:t>
+      </w:r>
+      <w:r>
+        <w:fldChar w:fldCharType="begin"/>
+      </w:r>
+      <w:r>
+        <w:instrText xml:space="preserve"> ADDIN ZOTERO_ITEM CSL_CITATION {"citationID":"Qz331hwm","properties":{"formattedCitation":"[25]","plainCitation":"[25]","noteIndex":0},"citationItems":[{"id":61,"uris":["http://zotero.org/users/local/PHqdJ13A/items/2MAHEMHG"],"itemData":{"id":61,"type":"software","abstract":"Skforecast is a Python library that eases using scikit-learn regressors as single and multi-step forecasters. It also works with any regressor compatible with the scikit-learn API.","license":"BSD 3-Clause \"New\" or \"Revised\" License, Open Access","note":"DOI: 10.5281/ZENODO.8382788","publisher":"Zenodo","source":"DOI.org (Datacite)","title":"skforecast","URL":"https://zenodo.org/record/8382788","version":"v0.10.1dev","author":[{"family":"Amat Rodrigo","given":"Joaquin"},{"family":"Escobar Ortiz","given":"Javier"}],"accessed":{"date-parts":[["2025",12,10]]},"issued":{"date-parts":[["2023",9,27]]}}}],"schema":"https://github.com/citation-style-language/schema/raw/master/csl-citation.json"} </w:instrText>
+      </w:r>
+      <w:r>
+        <w:fldChar w:fldCharType="separate"/>
+      </w:r>
+      <w:r>
+        <w:t>[25]</w:t>
+      </w:r>
+      <w:r>
+        <w:fldChar w:fldCharType="end"/>
+      </w:r>
+      <w:r>
+        <w:t>.</w:t>
+      </w:r>
+      <w:r>
+        <w:t xml:space="preserve"> Antes de comenzar a modelar, es clave identificar y diferenciar las variables exógenas y endógenas del modelo. Las variables endógenas son aquellas que provienen del propio modelo, mientras que las exógenas son ajenas a este, pero se implementan para su beneficio predictivo. Las variables endógenas principales en este caso serán los </w:t>
+      </w:r>
+      <w:proofErr w:type="spellStart"/>
+      <w:r>
+        <w:t>lags</w:t>
+      </w:r>
+      <w:proofErr w:type="spellEnd"/>
+      <w:r>
+        <w:t xml:space="preserve">, es decir, los valores anteriores de la variable objetivo, que permitirán tener en cuenta su evolución para determinar </w:t>
+      </w:r>
+      <w:r>
+        <w:t>cómo</w:t>
+      </w:r>
+      <w:r>
+        <w:t xml:space="preserve"> evolucionará esa tendencia. De esta manera, se incluyen como columnas, junto con el resto de las variables, por ejemplo, los tres valores anteriores, el valor de 24 horas antes, el de una semana antes, … Las variables exógenas, en cambio, son aquellas ajenas al modelo, pero que afectan a la variable objetiv</w:t>
+      </w:r>
+      <w:r>
+        <w:t>o</w:t>
+      </w:r>
+      <w:r>
+        <w:fldChar w:fldCharType="begin"/>
+      </w:r>
+      <w:r>
+        <w:instrText xml:space="preserve"> ADDIN ZOTERO_ITEM CSL_CITATION {"citationID":"OMMduQ5O","properties":{"formattedCitation":"[26]","plainCitation":"[26]","noteIndex":0},"citationItems":[{"id":68,"uris":["http://zotero.org/users/local/PHqdJ13A/items/WY2YEVPJ"],"itemData":{"id":68,"type":"webpage","title":"Exogenous variables - Skforecast Docs","URL":"https://skforecast.org/0.14.0/user_guides/exogenous-variables","accessed":{"date-parts":[["2025",12,12]]}}}],"schema":"https://github.com/citation-style-language/schema/raw/master/csl-citation.json"} </w:instrText>
+      </w:r>
+      <w:r>
+        <w:fldChar w:fldCharType="separate"/>
+      </w:r>
+      <w:r>
+        <w:t>[26]</w:t>
+      </w:r>
+      <w:r>
+        <w:fldChar w:fldCharType="end"/>
+      </w:r>
+      <w:r>
+        <w:t xml:space="preserve">. Es muy beneficioso proporcionárselas al modelo a la hora de predecir, ya que así el propio modelo no deberá “inventárselas”. </w:t>
+      </w:r>
+    </w:p>
+    <w:p>
+      <w:r>
+        <w:lastRenderedPageBreak/>
+        <w:t xml:space="preserve">En el caso que nos ocupa, si queremos predecir la potencia fotovoltaica que vamos a generar mañana, la predicción será </w:t>
+      </w:r>
+      <w:r>
+        <w:t>más</w:t>
+      </w:r>
+      <w:r>
+        <w:t xml:space="preserve"> precisa si le proporcionamos al modelo </w:t>
+      </w:r>
+      <w:r>
+        <w:t>los datos meteorológicos esperados (temperatura, irradiancia, …) de mañana, ya que, en caso contrario, deberá asignarle unos valores razonables y después predecir la potencia.</w:t>
+      </w:r>
+    </w:p>
+    <w:p>
+      <w:r>
+        <w:t xml:space="preserve">Los modelos de series temporales se diferencian de la regresión clásica en que el paso del tiempo y la tendencia del valor objetivo tienen un papel protagonista en la predicción, pero no dejan de ser implementaciones de modelos de regresión, como gradient boosting o Random forest regressor. </w:t>
+      </w:r>
+    </w:p>
+    <w:p>
+      <w:pPr>
+        <w:rPr>
+          <w:lang w:val="en-US"/>
+        </w:rPr>
+      </w:pPr>
+    </w:p>
+    <w:p>
+      <w:pPr>
+        <w:rPr>
+          <w:lang w:val="en-US"/>
+        </w:rPr>
+      </w:pPr>
+    </w:p>
+    <w:p>
+      <w:pPr>
+        <w:rPr>
+          <w:lang w:val="en-US"/>
+        </w:rPr>
+      </w:pPr>
+    </w:p>
+    <w:p>
+      <w:pPr>
+        <w:rPr>
+          <w:lang w:val="en-US"/>
+        </w:rPr>
+      </w:pPr>
+    </w:p>
+    <w:p>
+      <w:pPr>
+        <w:rPr>
+          <w:lang w:val="en-US"/>
+        </w:rPr>
+      </w:pPr>
+    </w:p>
+    <w:p>
+      <w:pPr>
+        <w:rPr>
+          <w:lang w:val="en-US"/>
+        </w:rPr>
+      </w:pPr>
+    </w:p>
+    <w:p>
+      <w:pPr>
+        <w:rPr>
+          <w:lang w:val="en-US"/>
+        </w:rPr>
+      </w:pPr>
+    </w:p>
+    <w:p>
+      <w:pPr>
+        <w:rPr>
+          <w:lang w:val="en-US"/>
+        </w:rPr>
+      </w:pPr>
+    </w:p>
+    <w:p>
+      <w:pPr>
+        <w:rPr>
+          <w:lang w:val="en-US"/>
+        </w:rPr>
+      </w:pPr>
+    </w:p>
+    <w:p>
+      <w:pPr>
+        <w:rPr>
+          <w:lang w:val="en-US"/>
+        </w:rPr>
+      </w:pPr>
+    </w:p>
+    <w:p>
+      <w:pPr>
+        <w:rPr>
+          <w:lang w:val="en-US"/>
+        </w:rPr>
+      </w:pPr>
+    </w:p>
+    <w:p>
+      <w:pPr>
+        <w:rPr>
+          <w:lang w:val="en-US"/>
+        </w:rPr>
+      </w:pPr>
+    </w:p>
+    <w:p>
+      <w:pPr>
+        <w:rPr>
+          <w:lang w:val="en-US"/>
+        </w:rPr>
+      </w:pPr>
+    </w:p>
+    <w:p>
+      <w:pPr>
+        <w:rPr>
+          <w:lang w:val="en-US"/>
+        </w:rPr>
+      </w:pPr>
+    </w:p>
+    <w:p>
+      <w:pPr>
+        <w:rPr>
+          <w:lang w:val="en-US"/>
+        </w:rPr>
+      </w:pPr>
     </w:p>
     <w:p>
       <w:pPr>
@@ -12248,7 +12378,7 @@
           <w:lang w:val="en-US"/>
         </w:rPr>
       </w:pPr>
-      <w:bookmarkStart w:id="15" w:name="_Toc215658983"/>
+      <w:bookmarkStart w:id="15" w:name="_Toc216169568"/>
       <w:r>
         <w:rPr>
           <w:b/>
@@ -12297,7 +12427,49 @@
           <w:lang w:val="en-US"/>
         </w:rPr>
         <w:tab/>
-        <w:t xml:space="preserve">M. A. Castán-Lascorz, B. D. Mselle, L. L. Zabaleta, M. León, y J. Arroyo, «Energy Flexibility Optimization in Industry: A Hybrid Approach with Synthetic Data Evaluation», en </w:t>
+        <w:t xml:space="preserve">M. A. </w:t>
+      </w:r>
+      <w:proofErr w:type="spellStart"/>
+      <w:r>
+        <w:rPr>
+          <w:lang w:val="en-US"/>
+        </w:rPr>
+        <w:t>Castán-Lascorz</w:t>
+      </w:r>
+      <w:proofErr w:type="spellEnd"/>
+      <w:r>
+        <w:rPr>
+          <w:lang w:val="en-US"/>
+        </w:rPr>
+        <w:t xml:space="preserve">, B. D. </w:t>
+      </w:r>
+      <w:proofErr w:type="spellStart"/>
+      <w:r>
+        <w:rPr>
+          <w:lang w:val="en-US"/>
+        </w:rPr>
+        <w:t>Mselle</w:t>
+      </w:r>
+      <w:proofErr w:type="spellEnd"/>
+      <w:r>
+        <w:rPr>
+          <w:lang w:val="en-US"/>
+        </w:rPr>
+        <w:t xml:space="preserve">, L. L. Zabaleta, M. León, y J. Arroyo, «Energy Flexibility Optimization in Industry: A Hybrid Approach with Synthetic Data Evaluation», </w:t>
+      </w:r>
+      <w:proofErr w:type="spellStart"/>
+      <w:r>
+        <w:rPr>
+          <w:lang w:val="en-US"/>
+        </w:rPr>
+        <w:t>en</w:t>
+      </w:r>
+      <w:proofErr w:type="spellEnd"/>
+      <w:r>
+        <w:rPr>
+          <w:lang w:val="en-US"/>
+        </w:rPr>
+        <w:t xml:space="preserve"> </w:t>
       </w:r>
       <w:r>
         <w:rPr>
@@ -12311,7 +12483,21 @@
         <w:rPr>
           <w:lang w:val="en-US"/>
         </w:rPr>
-        <w:t>, Valencia, Spain: IEEE, jun. 2025, pp. 1-10. doi: 10.1109/ICE/ITMC65658.2025.11106527.</w:t>
+        <w:t xml:space="preserve">, Valencia, Spain: IEEE, jun. 2025, pp. 1-10. </w:t>
+      </w:r>
+      <w:proofErr w:type="spellStart"/>
+      <w:r>
+        <w:rPr>
+          <w:lang w:val="en-US"/>
+        </w:rPr>
+        <w:t>doi</w:t>
+      </w:r>
+      <w:proofErr w:type="spellEnd"/>
+      <w:r>
+        <w:rPr>
+          <w:lang w:val="en-US"/>
+        </w:rPr>
+        <w:t>: 10.1109/ICE/ITMC65658.2025.11106527.</w:t>
       </w:r>
     </w:p>
     <w:p>
@@ -12323,7 +12509,15 @@
       </w:r>
       <w:r>
         <w:tab/>
-        <w:t>«Energía solar fotovoltaica y su contribución | ACCIONA | Business as unusual». Accedido: 3 de noviembre de 2025. [En línea]. Disponible en: https://www.acciona.com/es/energias-renovables/energia-solar/fotovoltaica</w:t>
+        <w:t xml:space="preserve">«Energía solar fotovoltaica y su contribución | ACCIONA | Business as </w:t>
+      </w:r>
+      <w:proofErr w:type="spellStart"/>
+      <w:r>
+        <w:t>unusual</w:t>
+      </w:r>
+      <w:proofErr w:type="spellEnd"/>
+      <w:r>
+        <w:t>». Accedido: 3 de noviembre de 2025. [En línea]. Disponible en: https://www.acciona.com/es/energias-renovables/energia-solar/fotovoltaica</w:t>
       </w:r>
     </w:p>
     <w:p>
@@ -12335,7 +12529,15 @@
       </w:r>
       <w:r>
         <w:tab/>
-        <w:t>«Guía completa: Cómo evaluar el rendimiento de las placas solares de forma efectiva - Soletec». Accedido: 4 de noviembre de 2025. [En línea]. Disponible en: https://soletec.es/como-evaluar-el-rendimiento-de-placas-solares/</w:t>
+        <w:t xml:space="preserve">«Guía completa: Cómo evaluar el rendimiento de las placas solares de forma efectiva - </w:t>
+      </w:r>
+      <w:proofErr w:type="spellStart"/>
+      <w:r>
+        <w:t>Soletec</w:t>
+      </w:r>
+      <w:proofErr w:type="spellEnd"/>
+      <w:r>
+        <w:t>». Accedido: 4 de noviembre de 2025. [En línea]. Disponible en: https://soletec.es/como-evaluar-el-rendimiento-de-placas-solares/</w:t>
       </w:r>
     </w:p>
     <w:p>
@@ -12383,7 +12585,22 @@
       </w:r>
       <w:r>
         <w:tab/>
-        <w:t>audema, «Situación actual de la energía fotovoltaica en España - Audema». Accedido: 3 de noviembre de 2025. [En línea]. Disponible en: https://www.audema.com/situacion-actual-de-la-energia-fotovoltaica-en-espana/</w:t>
+      </w:r>
+      <w:proofErr w:type="spellStart"/>
+      <w:r>
+        <w:t>audema</w:t>
+      </w:r>
+      <w:proofErr w:type="spellEnd"/>
+      <w:r>
+        <w:t xml:space="preserve">, «Situación actual de la energía fotovoltaica en España - </w:t>
+      </w:r>
+      <w:proofErr w:type="spellStart"/>
+      <w:r>
+        <w:t>Audema</w:t>
+      </w:r>
+      <w:proofErr w:type="spellEnd"/>
+      <w:r>
+        <w:t>». Accedido: 3 de noviembre de 2025. [En línea]. Disponible en: https://www.audema.com/situacion-actual-de-la-energia-fotovoltaica-en-espana/</w:t>
       </w:r>
     </w:p>
     <w:p>
@@ -12407,7 +12624,22 @@
       </w:r>
       <w:r>
         <w:tab/>
-        <w:t>Chombi, «¿Cuál es el Impacto Medioambiental de los Paneles Fotovoltaicos?», Novaluz. Accedido: 31 de octubre de 2025. [En línea]. Disponible en: https://novaluz.es/impacto-ambiental-de-los-paneles-fotovoltaicos/</w:t>
+      </w:r>
+      <w:proofErr w:type="spellStart"/>
+      <w:r>
+        <w:t>Chombi</w:t>
+      </w:r>
+      <w:proofErr w:type="spellEnd"/>
+      <w:r>
+        <w:t xml:space="preserve">, «¿Cuál es el Impacto Medioambiental de los Paneles Fotovoltaicos?», </w:t>
+      </w:r>
+      <w:proofErr w:type="spellStart"/>
+      <w:r>
+        <w:t>Novaluz</w:t>
+      </w:r>
+      <w:proofErr w:type="spellEnd"/>
+      <w:r>
+        <w:t>. Accedido: 31 de octubre de 2025. [En línea]. Disponible en: https://novaluz.es/impacto-ambiental-de-los-paneles-fotovoltaicos/</w:t>
       </w:r>
     </w:p>
     <w:p>
@@ -12419,7 +12651,14 @@
       </w:r>
       <w:r>
         <w:tab/>
-        <w:t>lafabricasolar_vmphyw, «El impacto de la energía solar fotovoltaica en la economía española», La Fábrica Solar. Accedido: 4 de noviembre de 2025. [En línea]. Disponible en: https://www.lafabricasolar.com/impacto-energia-solar-fotovoltaica/</w:t>
+      </w:r>
+      <w:proofErr w:type="spellStart"/>
+      <w:r>
+        <w:t>lafabricasolar_vmphyw</w:t>
+      </w:r>
+      <w:proofErr w:type="spellEnd"/>
+      <w:r>
+        <w:t>, «El impacto de la energía solar fotovoltaica en la economía española», La Fábrica Solar. Accedido: 4 de noviembre de 2025. [En línea]. Disponible en: https://www.lafabricasolar.com/impacto-energia-solar-fotovoltaica/</w:t>
       </w:r>
     </w:p>
     <w:p>
@@ -12431,7 +12670,14 @@
       </w:r>
       <w:r>
         <w:tab/>
-        <w:t>lafabricasolar_vmphyw, «El impacto de la energía solar fotovoltaica en la economía española», La Fábrica Solar. Accedido: 30 de octubre de 2025. [En línea]. Disponible en: https://www.lafabricasolar.com/impacto-energia-solar-fotovoltaica/</w:t>
+      </w:r>
+      <w:proofErr w:type="spellStart"/>
+      <w:r>
+        <w:t>lafabricasolar_vmphyw</w:t>
+      </w:r>
+      <w:proofErr w:type="spellEnd"/>
+      <w:r>
+        <w:t>, «El impacto de la energía solar fotovoltaica en la economía española», La Fábrica Solar. Accedido: 30 de octubre de 2025. [En línea]. Disponible en: https://www.lafabricasolar.com/impacto-energia-solar-fotovoltaica/</w:t>
       </w:r>
     </w:p>
     <w:p>
@@ -12443,7 +12689,14 @@
       </w:r>
       <w:r>
         <w:tab/>
-        <w:t>admin, «Revalorización de Viviendas con Placas Solares en España», PULSEN ENERGY - Instalación de Placas Solares y Cargadores Eléctricos. Accedido: 4 de noviembre de 2025. [En línea]. Disponible en: https://pulsenenergy.com/revalorizacion-de-viviendas-con-placas-solares-en-espana/</w:t>
+      </w:r>
+      <w:proofErr w:type="spellStart"/>
+      <w:r>
+        <w:t>admin</w:t>
+      </w:r>
+      <w:proofErr w:type="spellEnd"/>
+      <w:r>
+        <w:t>, «Revalorización de Viviendas con Placas Solares en España», PULSEN ENERGY - Instalación de Placas Solares y Cargadores Eléctricos. Accedido: 4 de noviembre de 2025. [En línea]. Disponible en: https://pulsenenergy.com/revalorizacion-de-viviendas-con-placas-solares-en-espana/</w:t>
       </w:r>
     </w:p>
     <w:p>
@@ -12455,11 +12708,43 @@
       </w:r>
       <w:r>
         <w:tab/>
-        <w:t xml:space="preserve">E. estudio «Impacto socioeconómico de las inversiones en energía solar fotovoltaica»,  realizado por equipos de investigación de la U. C. I. de M. y la U. Complutense, R. Q. L. I. D. P. S. C. a D. E. E. Local, A. Población, y  estimular el tejido empresarial y aumentar los ingresos municipales P. S. Molina, «Un estudio </w:t>
+        <w:t>E. estudio «Impacto socioeconómico de las inversiones en energía solar fotovoltaica</w:t>
+      </w:r>
+      <w:proofErr w:type="gramStart"/>
+      <w:r>
+        <w:t>»,  realizado</w:t>
+      </w:r>
+      <w:proofErr w:type="gramEnd"/>
+      <w:r>
+        <w:t xml:space="preserve"> por equipos de investigación de la U. C. I. de M. y la U. Complutense, R. Q. L. I. D. P. S. C. a D. E. E. Local, A. Población, </w:t>
+      </w:r>
+      <w:proofErr w:type="gramStart"/>
+      <w:r>
+        <w:t>y  estimular</w:t>
+      </w:r>
+      <w:proofErr w:type="gramEnd"/>
+      <w:r>
+        <w:t xml:space="preserve"> el tejido empresarial y aumentar los ingresos municipales P. S. Molina, «Un estudio </w:t>
       </w:r>
       <w:r>
         <w:lastRenderedPageBreak/>
-        <w:t>cuantifica los beneficios económicos y sociales de la fotovoltaica en el medio rural español», pv magazine España. Accedido: 3 de noviembre de 2025. [En línea]. Disponible en: https://www.pv-magazine.es/2025/05/28/un-estudio-cuantifica-los-beneficios-economicos-y-sociales-de-la-fotovoltaica-en-el-medio-rural-espanol/</w:t>
+        <w:t xml:space="preserve">cuantifica los beneficios económicos y sociales de la fotovoltaica en el medio rural español», </w:t>
+      </w:r>
+      <w:proofErr w:type="spellStart"/>
+      <w:r>
+        <w:t>pv</w:t>
+      </w:r>
+      <w:proofErr w:type="spellEnd"/>
+      <w:r>
+        <w:t xml:space="preserve"> </w:t>
+      </w:r>
+      <w:proofErr w:type="gramStart"/>
+      <w:r>
+        <w:t>magazine</w:t>
+      </w:r>
+      <w:proofErr w:type="gramEnd"/>
+      <w:r>
+        <w:t xml:space="preserve"> España. Accedido: 3 de noviembre de 2025. [En línea]. Disponible en: https://www.pv-magazine.es/2025/05/28/un-estudio-cuantifica-los-beneficios-economicos-y-sociales-de-la-fotovoltaica-en-el-medio-rural-espanol/</w:t>
       </w:r>
     </w:p>
     <w:p>
@@ -12480,7 +12765,15 @@
         <w:t>▷</w:t>
       </w:r>
       <w:r>
-        <w:t xml:space="preserve"> Los beneficios fiscales de la energía solar en 2024», ClimaBeiro. Accedido: 4 de noviembre de 2025. [En línea]. Disponible en: https://climabeiro.es/blog/beneficios-fiscales-energia-solar/</w:t>
+        <w:t xml:space="preserve"> Los beneficios fiscales de la energía solar en 2024», </w:t>
+      </w:r>
+      <w:proofErr w:type="spellStart"/>
+      <w:r>
+        <w:t>ClimaBeiro</w:t>
+      </w:r>
+      <w:proofErr w:type="spellEnd"/>
+      <w:r>
+        <w:t>. Accedido: 4 de noviembre de 2025. [En línea]. Disponible en: https://climabeiro.es/blog/beneficios-fiscales-energia-solar/</w:t>
       </w:r>
     </w:p>
     <w:p>
@@ -12498,7 +12791,35 @@
           <w:lang w:val="en-US"/>
         </w:rPr>
         <w:tab/>
-        <w:t xml:space="preserve">K. vutukuri, «7.Classical Machine Learning vs Neural Approaches»:, Medium. </w:t>
+        <w:t xml:space="preserve">K. </w:t>
+      </w:r>
+      <w:proofErr w:type="gramStart"/>
+      <w:r>
+        <w:rPr>
+          <w:lang w:val="en-US"/>
+        </w:rPr>
+        <w:t>vutukuri, «7.Classical</w:t>
+      </w:r>
+      <w:proofErr w:type="gramEnd"/>
+      <w:r>
+        <w:rPr>
+          <w:lang w:val="en-US"/>
+        </w:rPr>
+        <w:t xml:space="preserve"> Machine Learning vs Neural Approaches</w:t>
+      </w:r>
+      <w:proofErr w:type="gramStart"/>
+      <w:r>
+        <w:rPr>
+          <w:lang w:val="en-US"/>
+        </w:rPr>
+        <w:t>»:,</w:t>
+      </w:r>
+      <w:proofErr w:type="gramEnd"/>
+      <w:r>
+        <w:rPr>
+          <w:lang w:val="en-US"/>
+        </w:rPr>
+        <w:t xml:space="preserve"> Medium. </w:t>
       </w:r>
       <w:r>
         <w:t>Accedido: 6 de noviembre de 2025. [En línea]. Disponible en: https://medium.com/@kiranvutukuri/7-classical-machine-learning-vs-neural-approaches-9316b3804af5</w:t>
@@ -12513,7 +12834,14 @@
       </w:r>
       <w:r>
         <w:tab/>
-        <w:t>JesusGarciaFernandez, «Construcción de modelos de regresión multivariantes», SEHLELHA. Accedido: 11 de noviembre de 2025. [En línea]. Disponible en: https://seh-lelha.org/construccion-modelos-regresion-multivariantes/</w:t>
+      </w:r>
+      <w:proofErr w:type="spellStart"/>
+      <w:r>
+        <w:t>JesusGarciaFernandez</w:t>
+      </w:r>
+      <w:proofErr w:type="spellEnd"/>
+      <w:r>
+        <w:t>, «Construcción de modelos de regresión multivariantes», SEHLELHA. Accedido: 11 de noviembre de 2025. [En línea]. Disponible en: https://seh-lelha.org/construccion-modelos-regresion-multivariantes/</w:t>
       </w:r>
     </w:p>
     <w:p>
@@ -12534,7 +12862,21 @@
           <w:lang w:val="en-US"/>
         </w:rPr>
         <w:tab/>
-        <w:t xml:space="preserve">K. He, X. Zhang, S. Ren, y J. Sun, «Identity Mappings in Deep Residual Networks», en </w:t>
+        <w:t xml:space="preserve">K. He, X. Zhang, S. Ren, y J. Sun, «Identity Mappings in Deep Residual Networks», </w:t>
+      </w:r>
+      <w:proofErr w:type="spellStart"/>
+      <w:r>
+        <w:rPr>
+          <w:lang w:val="en-US"/>
+        </w:rPr>
+        <w:t>en</w:t>
+      </w:r>
+      <w:proofErr w:type="spellEnd"/>
+      <w:r>
+        <w:rPr>
+          <w:lang w:val="en-US"/>
+        </w:rPr>
+        <w:t xml:space="preserve"> </w:t>
       </w:r>
       <w:r>
         <w:rPr>
@@ -12548,7 +12890,49 @@
         <w:rPr>
           <w:lang w:val="en-US"/>
         </w:rPr>
-        <w:t>, vol. 9908, B. Leibe, J. Matas, N. Sebe, y M. Welling, Eds., en Lecture Notes in Computer Science, vol. 9908. , Cham: Springer International Publishing, 2016, pp. 630-645. doi: 10.1007/978-3-319-46493-0_38.</w:t>
+        <w:t xml:space="preserve">, vol. 9908, B. Leibe, J. Matas, N. Sebe, y M. Welling, Eds., </w:t>
+      </w:r>
+      <w:proofErr w:type="spellStart"/>
+      <w:r>
+        <w:rPr>
+          <w:lang w:val="en-US"/>
+        </w:rPr>
+        <w:t>en</w:t>
+      </w:r>
+      <w:proofErr w:type="spellEnd"/>
+      <w:r>
+        <w:rPr>
+          <w:lang w:val="en-US"/>
+        </w:rPr>
+        <w:t xml:space="preserve"> Lecture Notes in Computer Science, vol. 9908</w:t>
+      </w:r>
+      <w:proofErr w:type="gramStart"/>
+      <w:r>
+        <w:rPr>
+          <w:lang w:val="en-US"/>
+        </w:rPr>
+        <w:t>. ,</w:t>
+      </w:r>
+      <w:proofErr w:type="gramEnd"/>
+      <w:r>
+        <w:rPr>
+          <w:lang w:val="en-US"/>
+        </w:rPr>
+        <w:t xml:space="preserve"> Cham: Springer International Publishing, 2016, pp. 630-645. </w:t>
+      </w:r>
+      <w:proofErr w:type="spellStart"/>
+      <w:r>
+        <w:rPr>
+          <w:lang w:val="en-US"/>
+        </w:rPr>
+        <w:t>doi</w:t>
+      </w:r>
+      <w:proofErr w:type="spellEnd"/>
+      <w:r>
+        <w:rPr>
+          <w:lang w:val="en-US"/>
+        </w:rPr>
+        <w:t>: 10.1007/978-3-319-46493-0_38.</w:t>
       </w:r>
     </w:p>
     <w:p>
@@ -12560,8 +12944,65 @@
       </w:r>
       <w:r>
         <w:tab/>
-        <w:t xml:space="preserve">M. López Santos, X. García-Santiago, F. Echevarría Camarero, G. Blázquez Gil, y P. Carrasco Ortega, «Application of Temporal Fusion Transformer for Day-Ahead PV Power Forecasting», </w:t>
-      </w:r>
+        <w:t>M. López Santos, X. García-Santiago, F. Echevarría Camarero, G. Blázquez Gil, y P. Carrasco Ortega, «</w:t>
+      </w:r>
+      <w:proofErr w:type="spellStart"/>
+      <w:r>
+        <w:t>Application</w:t>
+      </w:r>
+      <w:proofErr w:type="spellEnd"/>
+      <w:r>
+        <w:t xml:space="preserve"> </w:t>
+      </w:r>
+      <w:proofErr w:type="spellStart"/>
+      <w:r>
+        <w:t>of</w:t>
+      </w:r>
+      <w:proofErr w:type="spellEnd"/>
+      <w:r>
+        <w:t xml:space="preserve"> Temporal </w:t>
+      </w:r>
+      <w:proofErr w:type="spellStart"/>
+      <w:r>
+        <w:t>Fusion</w:t>
+      </w:r>
+      <w:proofErr w:type="spellEnd"/>
+      <w:r>
+        <w:t xml:space="preserve"> </w:t>
+      </w:r>
+      <w:proofErr w:type="spellStart"/>
+      <w:r>
+        <w:t>Transformer</w:t>
+      </w:r>
+      <w:proofErr w:type="spellEnd"/>
+      <w:r>
+        <w:t xml:space="preserve"> </w:t>
+      </w:r>
+      <w:proofErr w:type="spellStart"/>
+      <w:r>
+        <w:t>for</w:t>
+      </w:r>
+      <w:proofErr w:type="spellEnd"/>
+      <w:r>
+        <w:t xml:space="preserve"> Day-</w:t>
+      </w:r>
+      <w:proofErr w:type="spellStart"/>
+      <w:r>
+        <w:t>Ahead</w:t>
+      </w:r>
+      <w:proofErr w:type="spellEnd"/>
+      <w:r>
+        <w:t xml:space="preserve"> PV </w:t>
+      </w:r>
+      <w:proofErr w:type="spellStart"/>
+      <w:r>
+        <w:t>Power</w:t>
+      </w:r>
+      <w:proofErr w:type="spellEnd"/>
+      <w:r>
+        <w:t xml:space="preserve"> Forecasting», </w:t>
+      </w:r>
+      <w:proofErr w:type="spellStart"/>
       <w:r>
         <w:rPr>
           <w:i/>
@@ -12569,8 +13010,13 @@
         </w:rPr>
         <w:t>Energies</w:t>
       </w:r>
-      <w:r>
-        <w:t>, vol. 15, n.</w:t>
+      <w:proofErr w:type="spellEnd"/>
+      <w:r>
+        <w:t xml:space="preserve">, vol. 15, </w:t>
+      </w:r>
+      <w:proofErr w:type="spellStart"/>
+      <w:r>
+        <w:t>n.</w:t>
       </w:r>
       <w:r>
         <w:rPr>
@@ -12578,8 +13024,17 @@
         </w:rPr>
         <w:t>o</w:t>
       </w:r>
-      <w:r>
-        <w:t xml:space="preserve"> 14, p. 5232, jul. 2022, doi: 10.3390/en15145232.</w:t>
+      <w:proofErr w:type="spellEnd"/>
+      <w:r>
+        <w:t xml:space="preserve"> 14, p. 5232, jul. 2022, </w:t>
+      </w:r>
+      <w:proofErr w:type="spellStart"/>
+      <w:r>
+        <w:t>doi</w:t>
+      </w:r>
+      <w:proofErr w:type="spellEnd"/>
+      <w:r>
+        <w:t>: 10.3390/en15145232.</w:t>
       </w:r>
     </w:p>
     <w:p>
@@ -12597,7 +13052,63 @@
           <w:lang w:val="en-US"/>
         </w:rPr>
         <w:tab/>
-        <w:t xml:space="preserve">S. B. Taieb y R. Hyndman, «Boosting multi-step autoregressive forecasts», en </w:t>
+        <w:t xml:space="preserve">S. B. </w:t>
+      </w:r>
+      <w:proofErr w:type="spellStart"/>
+      <w:r>
+        <w:rPr>
+          <w:lang w:val="en-US"/>
+        </w:rPr>
+        <w:t>Taieb</w:t>
+      </w:r>
+      <w:proofErr w:type="spellEnd"/>
+      <w:r>
+        <w:rPr>
+          <w:lang w:val="en-US"/>
+        </w:rPr>
+        <w:t xml:space="preserve"> y R. </w:t>
+      </w:r>
+      <w:proofErr w:type="gramStart"/>
+      <w:r>
+        <w:rPr>
+          <w:lang w:val="en-US"/>
+        </w:rPr>
+        <w:t>Hyndman, «</w:t>
+      </w:r>
+      <w:proofErr w:type="gramEnd"/>
+      <w:r>
+        <w:rPr>
+          <w:lang w:val="en-US"/>
+        </w:rPr>
+        <w:t xml:space="preserve">Boosting multi-step autoregressive </w:t>
+      </w:r>
+      <w:proofErr w:type="gramStart"/>
+      <w:r>
+        <w:rPr>
+          <w:lang w:val="en-US"/>
+        </w:rPr>
+        <w:t>forecasts»,</w:t>
+      </w:r>
+      <w:proofErr w:type="gramEnd"/>
+      <w:r>
+        <w:rPr>
+          <w:lang w:val="en-US"/>
+        </w:rPr>
+        <w:t xml:space="preserve"> </w:t>
+      </w:r>
+      <w:proofErr w:type="spellStart"/>
+      <w:r>
+        <w:rPr>
+          <w:lang w:val="en-US"/>
+        </w:rPr>
+        <w:t>en</w:t>
+      </w:r>
+      <w:proofErr w:type="spellEnd"/>
+      <w:r>
+        <w:rPr>
+          <w:lang w:val="en-US"/>
+        </w:rPr>
+        <w:t xml:space="preserve"> </w:t>
       </w:r>
       <w:r>
         <w:rPr>
@@ -12611,7 +13122,21 @@
         <w:rPr>
           <w:lang w:val="en-US"/>
         </w:rPr>
-        <w:t xml:space="preserve">, PMLR, ene. 2014, pp. 109-117. </w:t>
+        <w:t xml:space="preserve">, PMLR, </w:t>
+      </w:r>
+      <w:proofErr w:type="spellStart"/>
+      <w:r>
+        <w:rPr>
+          <w:lang w:val="en-US"/>
+        </w:rPr>
+        <w:t>ene</w:t>
+      </w:r>
+      <w:proofErr w:type="spellEnd"/>
+      <w:r>
+        <w:rPr>
+          <w:lang w:val="en-US"/>
+        </w:rPr>
+        <w:t xml:space="preserve">. 2014, pp. 109-117. </w:t>
       </w:r>
       <w:r>
         <w:t>Accedido: 6 de noviembre de 2025. [En línea]. Disponible en: https://proceedings.mlr.press/v32/taieb14.html</w:t>
@@ -12620,19 +13145,119 @@
     <w:p>
       <w:pPr>
         <w:pStyle w:val="Bibliografa"/>
-      </w:pPr>
-      <w:r>
-        <w:rPr>
-          <w:lang w:val="en-US"/>
-        </w:rPr>
-        <w:t>[20]</w:t>
+        <w:rPr>
+          <w:lang w:val="en-US"/>
+        </w:rPr>
+      </w:pPr>
+      <w:r>
+        <w:rPr>
+          <w:lang w:val="en-US"/>
+        </w:rPr>
+        <w:t>[20</w:t>
+      </w:r>
+      <w:proofErr w:type="gramStart"/>
+      <w:r>
+        <w:rPr>
+          <w:lang w:val="en-US"/>
+        </w:rPr>
+        <w:t>]</w:t>
       </w:r>
       <w:r>
         <w:rPr>
           <w:lang w:val="en-US"/>
         </w:rPr>
         <w:tab/>
-        <w:t xml:space="preserve">«Interquartile Range (IQR): What it is and How to Find it», Statistics How To. </w:t>
+        <w:t>«</w:t>
+      </w:r>
+      <w:proofErr w:type="gramEnd"/>
+      <w:r>
+        <w:rPr>
+          <w:lang w:val="en-US"/>
+        </w:rPr>
+        <w:t xml:space="preserve">What Is Random Forest? </w:t>
+      </w:r>
+      <w:proofErr w:type="gramStart"/>
+      <w:r>
+        <w:rPr>
+          <w:lang w:val="en-US"/>
+        </w:rPr>
+        <w:t>| IBM».</w:t>
+      </w:r>
+      <w:proofErr w:type="gramEnd"/>
+      <w:r>
+        <w:rPr>
+          <w:lang w:val="en-US"/>
+        </w:rPr>
+        <w:t xml:space="preserve"> </w:t>
+      </w:r>
+      <w:r>
+        <w:t xml:space="preserve">Accedido: 12 de diciembre de 2025. [En línea]. </w:t>
+      </w:r>
+      <w:r>
+        <w:rPr>
+          <w:lang w:val="en-US"/>
+        </w:rPr>
+        <w:t xml:space="preserve">Disponible </w:t>
+      </w:r>
+      <w:proofErr w:type="spellStart"/>
+      <w:r>
+        <w:rPr>
+          <w:lang w:val="en-US"/>
+        </w:rPr>
+        <w:t>en</w:t>
+      </w:r>
+      <w:proofErr w:type="spellEnd"/>
+      <w:r>
+        <w:rPr>
+          <w:lang w:val="en-US"/>
+        </w:rPr>
+        <w:t>: https://www.ibm.com/think/topics/random-forest</w:t>
+      </w:r>
+    </w:p>
+    <w:p>
+      <w:pPr>
+        <w:pStyle w:val="Bibliografa"/>
+      </w:pPr>
+      <w:r>
+        <w:rPr>
+          <w:lang w:val="en-US"/>
+        </w:rPr>
+        <w:t>[21</w:t>
+      </w:r>
+      <w:proofErr w:type="gramStart"/>
+      <w:r>
+        <w:rPr>
+          <w:lang w:val="en-US"/>
+        </w:rPr>
+        <w:t>]</w:t>
+      </w:r>
+      <w:r>
+        <w:rPr>
+          <w:lang w:val="en-US"/>
+        </w:rPr>
+        <w:tab/>
+        <w:t>«</w:t>
+      </w:r>
+      <w:proofErr w:type="gramEnd"/>
+      <w:r>
+        <w:rPr>
+          <w:lang w:val="en-US"/>
+        </w:rPr>
+        <w:t xml:space="preserve">Interquartile Range (IQR): What it is and How to Find </w:t>
+      </w:r>
+      <w:proofErr w:type="gramStart"/>
+      <w:r>
+        <w:rPr>
+          <w:lang w:val="en-US"/>
+        </w:rPr>
+        <w:t>it»,</w:t>
+      </w:r>
+      <w:proofErr w:type="gramEnd"/>
+      <w:r>
+        <w:rPr>
+          <w:lang w:val="en-US"/>
+        </w:rPr>
+        <w:t xml:space="preserve"> Statistics How To. </w:t>
       </w:r>
       <w:r>
         <w:t>Accedido: 1 de diciembre de 2025. [En línea]. Disponible en: https://www.statisticshowto.com/probability-and-statistics/interquartile-range/</w:t>
@@ -12643,7 +13268,7 @@
         <w:pStyle w:val="Bibliografa"/>
       </w:pPr>
       <w:r>
-        <w:t>[21]</w:t>
+        <w:t>[22]</w:t>
       </w:r>
       <w:r>
         <w:tab/>
@@ -12655,11 +13280,150 @@
         <w:pStyle w:val="Bibliografa"/>
       </w:pPr>
       <w:r>
-        <w:t>[22]</w:t>
+        <w:t>[23]</w:t>
       </w:r>
       <w:r>
         <w:tab/>
         <w:t>«Project Jupyter». Accedido: 26 de noviembre de 2025. [En línea]. Disponible en: https://jupyter.org</w:t>
+      </w:r>
+    </w:p>
+    <w:p>
+      <w:pPr>
+        <w:pStyle w:val="Bibliografa"/>
+      </w:pPr>
+      <w:r>
+        <w:rPr>
+          <w:lang w:val="en-US"/>
+        </w:rPr>
+        <w:t>[24</w:t>
+      </w:r>
+      <w:proofErr w:type="gramStart"/>
+      <w:r>
+        <w:rPr>
+          <w:lang w:val="en-US"/>
+        </w:rPr>
+        <w:t>]</w:t>
+      </w:r>
+      <w:r>
+        <w:rPr>
+          <w:lang w:val="en-US"/>
+        </w:rPr>
+        <w:tab/>
+        <w:t>«</w:t>
+      </w:r>
+      <w:proofErr w:type="gramEnd"/>
+      <w:r>
+        <w:rPr>
+          <w:lang w:val="en-US"/>
+        </w:rPr>
+        <w:t xml:space="preserve">Recursive multi-step forecasting - </w:t>
+      </w:r>
+      <w:proofErr w:type="spellStart"/>
+      <w:r>
+        <w:rPr>
+          <w:lang w:val="en-US"/>
+        </w:rPr>
+        <w:t>Skforecast</w:t>
+      </w:r>
+      <w:proofErr w:type="spellEnd"/>
+      <w:r>
+        <w:rPr>
+          <w:lang w:val="en-US"/>
+        </w:rPr>
+        <w:t xml:space="preserve"> </w:t>
+      </w:r>
+      <w:proofErr w:type="gramStart"/>
+      <w:r>
+        <w:rPr>
+          <w:lang w:val="en-US"/>
+        </w:rPr>
+        <w:t>Docs».</w:t>
+      </w:r>
+      <w:proofErr w:type="gramEnd"/>
+      <w:r>
+        <w:rPr>
+          <w:lang w:val="en-US"/>
+        </w:rPr>
+        <w:t xml:space="preserve"> </w:t>
+      </w:r>
+      <w:r>
+        <w:t>Accedido: 12 de diciembre de 2025. [En línea]. Disponible en: https://skforecast.org/0.14.0/user_guides/autoregresive-forecaster.html</w:t>
+      </w:r>
+    </w:p>
+    <w:p>
+      <w:pPr>
+        <w:pStyle w:val="Bibliografa"/>
+      </w:pPr>
+      <w:r>
+        <w:t>[25]</w:t>
+      </w:r>
+      <w:r>
+        <w:tab/>
+        <w:t xml:space="preserve">J. Amat Rodrigo y J. Escobar Ortiz, </w:t>
+      </w:r>
+      <w:proofErr w:type="spellStart"/>
+      <w:r>
+        <w:rPr>
+          <w:i/>
+          <w:iCs/>
+        </w:rPr>
+        <w:t>skforecast</w:t>
+      </w:r>
+      <w:proofErr w:type="spellEnd"/>
+      <w:r>
+        <w:t xml:space="preserve">. (27 de septiembre de 2023). </w:t>
+      </w:r>
+      <w:proofErr w:type="spellStart"/>
+      <w:r>
+        <w:t>Zenodo</w:t>
+      </w:r>
+      <w:proofErr w:type="spellEnd"/>
+      <w:r>
+        <w:t xml:space="preserve">. </w:t>
+      </w:r>
+      <w:proofErr w:type="spellStart"/>
+      <w:r>
+        <w:t>doi</w:t>
+      </w:r>
+      <w:proofErr w:type="spellEnd"/>
+      <w:r>
+        <w:t>: 10.5281/ZENODO.8382788.</w:t>
+      </w:r>
+    </w:p>
+    <w:p>
+      <w:pPr>
+        <w:pStyle w:val="Bibliografa"/>
+      </w:pPr>
+      <w:r>
+        <w:t>[26]</w:t>
+      </w:r>
+      <w:r>
+        <w:tab/>
+        <w:t>«</w:t>
+      </w:r>
+      <w:proofErr w:type="spellStart"/>
+      <w:r>
+        <w:t>Exogenous</w:t>
+      </w:r>
+      <w:proofErr w:type="spellEnd"/>
+      <w:r>
+        <w:t xml:space="preserve"> variables - </w:t>
+      </w:r>
+      <w:proofErr w:type="spellStart"/>
+      <w:r>
+        <w:t>Skforecast</w:t>
+      </w:r>
+      <w:proofErr w:type="spellEnd"/>
+      <w:r>
+        <w:t xml:space="preserve"> </w:t>
+      </w:r>
+      <w:proofErr w:type="spellStart"/>
+      <w:r>
+        <w:t>Docs</w:t>
+      </w:r>
+      <w:proofErr w:type="spellEnd"/>
+      <w:r>
+        <w:t>». Accedido: 12 de diciembre de 2025. [En línea]. Disponible en: https://skforecast.org/0.14.0/user_guides/exogenous-variables</w:t>
       </w:r>
     </w:p>
     <w:p>
@@ -15362,7 +16126,6 @@
   <w:style w:type="character" w:default="1" w:styleId="Fuentedeprrafopredeter">
     <w:name w:val="Default Paragraph Font"/>
     <w:uiPriority w:val="1"/>
-    <w:semiHidden/>
     <w:unhideWhenUsed/>
   </w:style>
   <w:style w:type="table" w:default="1" w:styleId="Tablanormal">

--- a/BorradorTFG.docx
+++ b/BorradorTFG.docx
@@ -19,7 +19,7 @@
           <w:noProof/>
         </w:rPr>
         <w:drawing>
-          <wp:inline distT="0" distB="0" distL="0" distR="0" wp14:anchorId="7244134F" wp14:editId="6AB6ECF5">
+          <wp:inline distT="0" distB="0" distL="0" distR="0" wp14:anchorId="7244134F" wp14:editId="691CE2E8">
             <wp:extent cx="4617720" cy="1196340"/>
             <wp:effectExtent l="0" t="0" r="0" b="0"/>
             <wp:docPr id="1" name="Imagen 3"/>
@@ -577,21 +577,12 @@
           <w:sz w:val="28"/>
         </w:rPr>
       </w:pPr>
-      <w:proofErr w:type="gramStart"/>
       <w:r>
         <w:rPr>
           <w:rFonts w:ascii="Arial Rounded MT Bold" w:hAnsi="Arial Rounded MT Bold"/>
           <w:sz w:val="28"/>
         </w:rPr>
-        <w:t>Co-Director</w:t>
-      </w:r>
-      <w:proofErr w:type="gramEnd"/>
-      <w:r>
-        <w:rPr>
-          <w:rFonts w:ascii="Arial Rounded MT Bold" w:hAnsi="Arial Rounded MT Bold"/>
-          <w:sz w:val="28"/>
-        </w:rPr>
-        <w:t xml:space="preserve">: </w:t>
+        <w:t xml:space="preserve">Co-Director: </w:t>
       </w:r>
       <w:r>
         <w:rPr>
@@ -1354,7 +1345,7 @@
           <w:r>
             <w:fldChar w:fldCharType="separate"/>
           </w:r>
-          <w:hyperlink w:anchor="_Toc216169553" w:history="1">
+          <w:hyperlink w:anchor="_Toc216688542" w:history="1">
             <w:r>
               <w:rPr>
                 <w:rStyle w:val="Hipervnculo"/>
@@ -1383,7 +1374,7 @@
                 <w:noProof/>
                 <w:webHidden/>
               </w:rPr>
-              <w:instrText xml:space="preserve"> PAGEREF _Toc216169553 \h </w:instrText>
+              <w:instrText xml:space="preserve"> PAGEREF _Toc216688542 \h </w:instrText>
             </w:r>
             <w:r>
               <w:rPr>
@@ -1427,7 +1418,7 @@
               <w14:ligatures w14:val="standardContextual"/>
             </w:rPr>
           </w:pPr>
-          <w:hyperlink w:anchor="_Toc216169554" w:history="1">
+          <w:hyperlink w:anchor="_Toc216688543" w:history="1">
             <w:r>
               <w:rPr>
                 <w:rStyle w:val="Hipervnculo"/>
@@ -1457,7 +1448,7 @@
                 <w:noProof/>
                 <w:webHidden/>
               </w:rPr>
-              <w:instrText xml:space="preserve"> PAGEREF _Toc216169554 \h </w:instrText>
+              <w:instrText xml:space="preserve"> PAGEREF _Toc216688543 \h </w:instrText>
             </w:r>
             <w:r>
               <w:rPr>
@@ -1502,7 +1493,7 @@
               <w14:ligatures w14:val="standardContextual"/>
             </w:rPr>
           </w:pPr>
-          <w:hyperlink w:anchor="_Toc216169555" w:history="1">
+          <w:hyperlink w:anchor="_Toc216688544" w:history="1">
             <w:r>
               <w:rPr>
                 <w:rStyle w:val="Hipervnculo"/>
@@ -1549,7 +1540,7 @@
                 <w:noProof/>
                 <w:webHidden/>
               </w:rPr>
-              <w:instrText xml:space="preserve"> PAGEREF _Toc216169555 \h </w:instrText>
+              <w:instrText xml:space="preserve"> PAGEREF _Toc216688544 \h </w:instrText>
             </w:r>
             <w:r>
               <w:rPr>
@@ -1593,7 +1584,7 @@
               <w14:ligatures w14:val="standardContextual"/>
             </w:rPr>
           </w:pPr>
-          <w:hyperlink w:anchor="_Toc216169556" w:history="1">
+          <w:hyperlink w:anchor="_Toc216688545" w:history="1">
             <w:r>
               <w:rPr>
                 <w:rStyle w:val="Hipervnculo"/>
@@ -1620,7 +1611,7 @@
                 <w:noProof/>
                 <w:webHidden/>
               </w:rPr>
-              <w:instrText xml:space="preserve"> PAGEREF _Toc216169556 \h </w:instrText>
+              <w:instrText xml:space="preserve"> PAGEREF _Toc216688545 \h </w:instrText>
             </w:r>
             <w:r>
               <w:rPr>
@@ -1664,7 +1655,7 @@
               <w14:ligatures w14:val="standardContextual"/>
             </w:rPr>
           </w:pPr>
-          <w:hyperlink w:anchor="_Toc216169557" w:history="1">
+          <w:hyperlink w:anchor="_Toc216688546" w:history="1">
             <w:r>
               <w:rPr>
                 <w:rStyle w:val="Hipervnculo"/>
@@ -1691,7 +1682,7 @@
                 <w:noProof/>
                 <w:webHidden/>
               </w:rPr>
-              <w:instrText xml:space="preserve"> PAGEREF _Toc216169557 \h </w:instrText>
+              <w:instrText xml:space="preserve"> PAGEREF _Toc216688546 \h </w:instrText>
             </w:r>
             <w:r>
               <w:rPr>
@@ -1735,7 +1726,7 @@
               <w14:ligatures w14:val="standardContextual"/>
             </w:rPr>
           </w:pPr>
-          <w:hyperlink w:anchor="_Toc216169558" w:history="1">
+          <w:hyperlink w:anchor="_Toc216688547" w:history="1">
             <w:r>
               <w:rPr>
                 <w:rStyle w:val="Hipervnculo"/>
@@ -1762,7 +1753,7 @@
                 <w:noProof/>
                 <w:webHidden/>
               </w:rPr>
-              <w:instrText xml:space="preserve"> PAGEREF _Toc216169558 \h </w:instrText>
+              <w:instrText xml:space="preserve"> PAGEREF _Toc216688547 \h </w:instrText>
             </w:r>
             <w:r>
               <w:rPr>
@@ -1806,7 +1797,7 @@
               <w14:ligatures w14:val="standardContextual"/>
             </w:rPr>
           </w:pPr>
-          <w:hyperlink w:anchor="_Toc216169559" w:history="1">
+          <w:hyperlink w:anchor="_Toc216688548" w:history="1">
             <w:r>
               <w:rPr>
                 <w:rStyle w:val="Hipervnculo"/>
@@ -1833,7 +1824,7 @@
                 <w:noProof/>
                 <w:webHidden/>
               </w:rPr>
-              <w:instrText xml:space="preserve"> PAGEREF _Toc216169559 \h </w:instrText>
+              <w:instrText xml:space="preserve"> PAGEREF _Toc216688548 \h </w:instrText>
             </w:r>
             <w:r>
               <w:rPr>
@@ -1877,7 +1868,7 @@
               <w14:ligatures w14:val="standardContextual"/>
             </w:rPr>
           </w:pPr>
-          <w:hyperlink w:anchor="_Toc216169560" w:history="1">
+          <w:hyperlink w:anchor="_Toc216688549" w:history="1">
             <w:r>
               <w:rPr>
                 <w:rStyle w:val="Hipervnculo"/>
@@ -1904,7 +1895,7 @@
                 <w:noProof/>
                 <w:webHidden/>
               </w:rPr>
-              <w:instrText xml:space="preserve"> PAGEREF _Toc216169560 \h </w:instrText>
+              <w:instrText xml:space="preserve"> PAGEREF _Toc216688549 \h </w:instrText>
             </w:r>
             <w:r>
               <w:rPr>
@@ -1948,7 +1939,7 @@
               <w14:ligatures w14:val="standardContextual"/>
             </w:rPr>
           </w:pPr>
-          <w:hyperlink w:anchor="_Toc216169561" w:history="1">
+          <w:hyperlink w:anchor="_Toc216688550" w:history="1">
             <w:r>
               <w:rPr>
                 <w:rStyle w:val="Hipervnculo"/>
@@ -1975,7 +1966,7 @@
                 <w:noProof/>
                 <w:webHidden/>
               </w:rPr>
-              <w:instrText xml:space="preserve"> PAGEREF _Toc216169561 \h </w:instrText>
+              <w:instrText xml:space="preserve"> PAGEREF _Toc216688550 \h </w:instrText>
             </w:r>
             <w:r>
               <w:rPr>
@@ -2020,7 +2011,7 @@
               <w14:ligatures w14:val="standardContextual"/>
             </w:rPr>
           </w:pPr>
-          <w:hyperlink w:anchor="_Toc216169562" w:history="1">
+          <w:hyperlink w:anchor="_Toc216688551" w:history="1">
             <w:r>
               <w:rPr>
                 <w:rStyle w:val="Hipervnculo"/>
@@ -2067,7 +2058,7 @@
                 <w:noProof/>
                 <w:webHidden/>
               </w:rPr>
-              <w:instrText xml:space="preserve"> PAGEREF _Toc216169562 \h </w:instrText>
+              <w:instrText xml:space="preserve"> PAGEREF _Toc216688551 \h </w:instrText>
             </w:r>
             <w:r>
               <w:rPr>
@@ -2111,7 +2102,7 @@
               <w14:ligatures w14:val="standardContextual"/>
             </w:rPr>
           </w:pPr>
-          <w:hyperlink w:anchor="_Toc216169563" w:history="1">
+          <w:hyperlink w:anchor="_Toc216688552" w:history="1">
             <w:r>
               <w:rPr>
                 <w:rStyle w:val="Hipervnculo"/>
@@ -2138,7 +2129,7 @@
                 <w:noProof/>
                 <w:webHidden/>
               </w:rPr>
-              <w:instrText xml:space="preserve"> PAGEREF _Toc216169563 \h </w:instrText>
+              <w:instrText xml:space="preserve"> PAGEREF _Toc216688552 \h </w:instrText>
             </w:r>
             <w:r>
               <w:rPr>
@@ -2184,7 +2175,7 @@
               <w14:ligatures w14:val="standardContextual"/>
             </w:rPr>
           </w:pPr>
-          <w:hyperlink w:anchor="_Toc216169564" w:history="1">
+          <w:hyperlink w:anchor="_Toc216688553" w:history="1">
             <w:r>
               <w:rPr>
                 <w:rStyle w:val="Hipervnculo"/>
@@ -2211,7 +2202,7 @@
                 <w:noProof/>
                 <w:webHidden/>
               </w:rPr>
-              <w:instrText xml:space="preserve"> PAGEREF _Toc216169564 \h </w:instrText>
+              <w:instrText xml:space="preserve"> PAGEREF _Toc216688553 \h </w:instrText>
             </w:r>
             <w:r>
               <w:rPr>
@@ -2257,7 +2248,7 @@
               <w14:ligatures w14:val="standardContextual"/>
             </w:rPr>
           </w:pPr>
-          <w:hyperlink w:anchor="_Toc216169565" w:history="1">
+          <w:hyperlink w:anchor="_Toc216688554" w:history="1">
             <w:r>
               <w:rPr>
                 <w:rStyle w:val="Hipervnculo"/>
@@ -2284,7 +2275,7 @@
                 <w:noProof/>
                 <w:webHidden/>
               </w:rPr>
-              <w:instrText xml:space="preserve"> PAGEREF _Toc216169565 \h </w:instrText>
+              <w:instrText xml:space="preserve"> PAGEREF _Toc216688554 \h </w:instrText>
             </w:r>
             <w:r>
               <w:rPr>
@@ -2304,7 +2295,7 @@
                 <w:noProof/>
                 <w:webHidden/>
               </w:rPr>
-              <w:t>18</w:t>
+              <w:t>19</w:t>
             </w:r>
             <w:r>
               <w:rPr>
@@ -2330,7 +2321,7 @@
               <w14:ligatures w14:val="standardContextual"/>
             </w:rPr>
           </w:pPr>
-          <w:hyperlink w:anchor="_Toc216169566" w:history="1">
+          <w:hyperlink w:anchor="_Toc216688555" w:history="1">
             <w:r>
               <w:rPr>
                 <w:rStyle w:val="Hipervnculo"/>
@@ -2357,7 +2348,7 @@
                 <w:noProof/>
                 <w:webHidden/>
               </w:rPr>
-              <w:instrText xml:space="preserve"> PAGEREF _Toc216169566 \h </w:instrText>
+              <w:instrText xml:space="preserve"> PAGEREF _Toc216688555 \h </w:instrText>
             </w:r>
             <w:r>
               <w:rPr>
@@ -2401,12 +2392,10 @@
               <w14:ligatures w14:val="standardContextual"/>
             </w:rPr>
           </w:pPr>
-          <w:hyperlink w:anchor="_Toc216169567" w:history="1">
+          <w:hyperlink w:anchor="_Toc216688556" w:history="1">
             <w:r>
               <w:rPr>
                 <w:rStyle w:val="Hipervnculo"/>
-                <w:b/>
-                <w:bCs/>
                 <w:noProof/>
               </w:rPr>
               <w:t>2.2 MODELADO</w:t>
@@ -2430,7 +2419,7 @@
                 <w:noProof/>
                 <w:webHidden/>
               </w:rPr>
-              <w:instrText xml:space="preserve"> PAGEREF _Toc216169567 \h </w:instrText>
+              <w:instrText xml:space="preserve"> PAGEREF _Toc216688556 \h </w:instrText>
             </w:r>
             <w:r>
               <w:rPr>
@@ -2474,7 +2463,7 @@
               <w14:ligatures w14:val="standardContextual"/>
             </w:rPr>
           </w:pPr>
-          <w:hyperlink w:anchor="_Toc216169568" w:history="1">
+          <w:hyperlink w:anchor="_Toc216688557" w:history="1">
             <w:r>
               <w:rPr>
                 <w:rStyle w:val="Hipervnculo"/>
@@ -2504,7 +2493,7 @@
                 <w:noProof/>
                 <w:webHidden/>
               </w:rPr>
-              <w:instrText xml:space="preserve"> PAGEREF _Toc216169568 \h </w:instrText>
+              <w:instrText xml:space="preserve"> PAGEREF _Toc216688557 \h </w:instrText>
             </w:r>
             <w:r>
               <w:rPr>
@@ -2524,7 +2513,7 @@
                 <w:noProof/>
                 <w:webHidden/>
               </w:rPr>
-              <w:t>23</w:t>
+              <w:t>25</w:t>
             </w:r>
             <w:r>
               <w:rPr>
@@ -3471,192 +3460,12 @@
     </w:p>
     <w:p>
       <w:pPr>
-        <w:pStyle w:val="Ttulo1"/>
-        <w:rPr>
-          <w:b/>
-          <w:bCs/>
-        </w:rPr>
-      </w:pPr>
-      <w:bookmarkStart w:id="0" w:name="_Toc216169553"/>
-      <w:r>
-        <w:rPr>
-          <w:b/>
-          <w:bCs/>
-        </w:rPr>
-        <w:t>RES</w:t>
-      </w:r>
-      <w:r>
-        <w:rPr>
-          <w:b/>
-          <w:bCs/>
-        </w:rPr>
-        <w:t>U</w:t>
-      </w:r>
-      <w:r>
-        <w:rPr>
-          <w:b/>
-          <w:bCs/>
-        </w:rPr>
-        <w:t>MEN</w:t>
-      </w:r>
-      <w:bookmarkEnd w:id="0"/>
-    </w:p>
-    <w:p>
-      <w:pPr>
-        <w:tabs>
-          <w:tab w:val="left" w:pos="3686"/>
-          <w:tab w:val="left" w:pos="4035"/>
-          <w:tab w:val="right" w:pos="8456"/>
-          <w:tab w:val="left" w:pos="4035"/>
-        </w:tabs>
-        <w:rPr>
-          <w:rFonts w:ascii="Arial Rounded MT Bold" w:hAnsi="Arial Rounded MT Bold"/>
-          <w:sz w:val="28"/>
-        </w:rPr>
-      </w:pPr>
-    </w:p>
-    <w:p>
-      <w:pPr>
-        <w:tabs>
-          <w:tab w:val="left" w:pos="3686"/>
-          <w:tab w:val="left" w:pos="4035"/>
-          <w:tab w:val="right" w:pos="8456"/>
-          <w:tab w:val="left" w:pos="4035"/>
-        </w:tabs>
-        <w:jc w:val="both"/>
-        <w:rPr>
-          <w:szCs w:val="22"/>
-        </w:rPr>
-      </w:pPr>
-      <w:r>
-        <w:rPr>
-          <w:szCs w:val="22"/>
-        </w:rPr>
-        <w:lastRenderedPageBreak/>
-        <w:t>La industria fotovoltaica es una de las más presentes dentro del campo de la energía renovable, siendo España un país referente en este sector. Así pues, la planificación de la producción de una planta fotovoltaica es clave para poder administrar el plan energético del lugar beneficiario.</w:t>
-      </w:r>
-    </w:p>
-    <w:p>
-      <w:pPr>
-        <w:tabs>
-          <w:tab w:val="left" w:pos="3686"/>
-          <w:tab w:val="left" w:pos="4035"/>
-          <w:tab w:val="right" w:pos="8456"/>
-          <w:tab w:val="left" w:pos="4035"/>
-        </w:tabs>
-        <w:jc w:val="both"/>
-        <w:rPr>
-          <w:szCs w:val="22"/>
-        </w:rPr>
-      </w:pPr>
-    </w:p>
-    <w:p>
-      <w:pPr>
-        <w:tabs>
-          <w:tab w:val="left" w:pos="3686"/>
-          <w:tab w:val="left" w:pos="4035"/>
-          <w:tab w:val="right" w:pos="8456"/>
-          <w:tab w:val="left" w:pos="4035"/>
-        </w:tabs>
-        <w:jc w:val="both"/>
-        <w:rPr>
-          <w:szCs w:val="22"/>
-        </w:rPr>
-      </w:pPr>
-      <w:r>
-        <w:rPr>
-          <w:szCs w:val="22"/>
-        </w:rPr>
-        <w:t>En este trabajo, se detallará el desarrollo de un modelo de predicción, entrenado mediante la explotación de datos provenientes de una planta piloto de fotovoltaica flotante o fija, ambas reales y pertenecientes a plantas piloto de CTC (Centro Tecnológico)</w:t>
-      </w:r>
-      <w:r>
-        <w:rPr>
-          <w:szCs w:val="22"/>
-        </w:rPr>
-        <w:t>. En base a este modelo, será posible conocer realmente qué factores atmosféricos están influyendo más en la eficiencia generativa de esta instalación y compararlos con factores considerados en el enfoque clásico, como la irradiación solar.</w:t>
-      </w:r>
-    </w:p>
-    <w:p>
-      <w:pPr>
-        <w:tabs>
-          <w:tab w:val="left" w:pos="3686"/>
-          <w:tab w:val="left" w:pos="4035"/>
-          <w:tab w:val="right" w:pos="8456"/>
-          <w:tab w:val="left" w:pos="4035"/>
-        </w:tabs>
-        <w:jc w:val="both"/>
-        <w:rPr>
-          <w:szCs w:val="22"/>
-        </w:rPr>
-      </w:pPr>
-    </w:p>
-    <w:p>
-      <w:pPr>
-        <w:tabs>
-          <w:tab w:val="left" w:pos="3686"/>
-          <w:tab w:val="left" w:pos="4035"/>
-          <w:tab w:val="right" w:pos="8456"/>
-          <w:tab w:val="left" w:pos="4035"/>
-        </w:tabs>
-        <w:jc w:val="both"/>
-        <w:rPr>
-          <w:szCs w:val="22"/>
-        </w:rPr>
-      </w:pPr>
-      <w:r>
-        <w:rPr>
-          <w:szCs w:val="22"/>
-        </w:rPr>
-        <w:t xml:space="preserve">El contenido se enfocará tanto en las herramientas utilizadas para el desarrollo como en el ciclo de vida del proyecto, exponiendo las dificultades que surgieron durante este y </w:t>
-      </w:r>
-      <w:r>
-        <w:rPr>
-          <w:szCs w:val="22"/>
-        </w:rPr>
-        <w:t>como se solucionaron</w:t>
-      </w:r>
-      <w:r>
-        <w:rPr>
-          <w:szCs w:val="22"/>
-        </w:rPr>
-        <w:t xml:space="preserve">. </w:t>
-      </w:r>
-    </w:p>
-    <w:p>
-      <w:pPr>
-        <w:tabs>
-          <w:tab w:val="left" w:pos="3686"/>
-          <w:tab w:val="left" w:pos="4035"/>
-          <w:tab w:val="right" w:pos="8456"/>
-          <w:tab w:val="left" w:pos="4035"/>
-        </w:tabs>
-        <w:rPr>
-          <w:szCs w:val="22"/>
-        </w:rPr>
-      </w:pPr>
-    </w:p>
-    <w:p>
-      <w:pPr>
-        <w:tabs>
-          <w:tab w:val="left" w:pos="3686"/>
-          <w:tab w:val="left" w:pos="4035"/>
-          <w:tab w:val="right" w:pos="8456"/>
-          <w:tab w:val="left" w:pos="4035"/>
-        </w:tabs>
-        <w:rPr>
-          <w:szCs w:val="22"/>
-        </w:rPr>
-      </w:pPr>
-    </w:p>
-    <w:p>
-      <w:pPr>
-        <w:tabs>
-          <w:tab w:val="left" w:pos="3686"/>
-          <w:tab w:val="left" w:pos="4035"/>
-          <w:tab w:val="right" w:pos="8456"/>
-          <w:tab w:val="left" w:pos="4035"/>
-        </w:tabs>
-        <w:ind w:left="708"/>
+        <w:tabs>
+          <w:tab w:val="left" w:pos="3686"/>
+          <w:tab w:val="left" w:pos="4035"/>
+          <w:tab w:val="right" w:pos="8456"/>
+          <w:tab w:val="left" w:pos="4035"/>
+        </w:tabs>
         <w:rPr>
           <w:b/>
           <w:bCs/>
@@ -3672,25 +3481,235 @@
           <w:tab w:val="right" w:pos="8456"/>
           <w:tab w:val="left" w:pos="4035"/>
         </w:tabs>
-        <w:ind w:left="3686"/>
-        <w:rPr>
-          <w:szCs w:val="22"/>
-        </w:rPr>
-      </w:pPr>
-      <w:r>
         <w:rPr>
           <w:b/>
           <w:bCs/>
           <w:sz w:val="28"/>
         </w:rPr>
-        <w:t>Palabras clave</w:t>
-      </w:r>
-      <w:r>
+      </w:pPr>
+    </w:p>
+    <w:p>
+      <w:pPr>
+        <w:pStyle w:val="Ttulo1"/>
+        <w:rPr>
+          <w:b/>
+          <w:bCs/>
+        </w:rPr>
+      </w:pPr>
+      <w:bookmarkStart w:id="0" w:name="_Toc216688542"/>
+      <w:r>
+        <w:rPr>
+          <w:b/>
+          <w:bCs/>
+        </w:rPr>
+        <w:lastRenderedPageBreak/>
+        <w:t>RES</w:t>
+      </w:r>
+      <w:r>
+        <w:rPr>
+          <w:b/>
+          <w:bCs/>
+        </w:rPr>
+        <w:t>U</w:t>
+      </w:r>
+      <w:r>
+        <w:rPr>
+          <w:b/>
+          <w:bCs/>
+        </w:rPr>
+        <w:t>MEN</w:t>
+      </w:r>
+      <w:bookmarkEnd w:id="0"/>
+    </w:p>
+    <w:p>
+      <w:pPr>
+        <w:tabs>
+          <w:tab w:val="left" w:pos="3686"/>
+          <w:tab w:val="left" w:pos="4035"/>
+          <w:tab w:val="right" w:pos="8456"/>
+          <w:tab w:val="left" w:pos="4035"/>
+        </w:tabs>
+        <w:rPr>
+          <w:rFonts w:ascii="Arial Rounded MT Bold" w:hAnsi="Arial Rounded MT Bold"/>
+          <w:sz w:val="28"/>
+        </w:rPr>
+      </w:pPr>
+    </w:p>
+    <w:p>
+      <w:pPr>
+        <w:tabs>
+          <w:tab w:val="left" w:pos="3686"/>
+          <w:tab w:val="left" w:pos="4035"/>
+          <w:tab w:val="right" w:pos="8456"/>
+          <w:tab w:val="left" w:pos="4035"/>
+        </w:tabs>
+        <w:jc w:val="both"/>
+        <w:rPr>
+          <w:szCs w:val="22"/>
+        </w:rPr>
+      </w:pPr>
+      <w:r>
+        <w:rPr>
+          <w:szCs w:val="22"/>
+        </w:rPr>
+        <w:t>La industria fotovoltaica es una de las más presentes dentro del campo de la energía renovable, siendo España un país referente en este sector. Así pues, la planificación de la producción de una planta fotovoltaica es clave para poder administrar el plan energético del lugar beneficiario.</w:t>
+      </w:r>
+    </w:p>
+    <w:p>
+      <w:pPr>
+        <w:tabs>
+          <w:tab w:val="left" w:pos="3686"/>
+          <w:tab w:val="left" w:pos="4035"/>
+          <w:tab w:val="right" w:pos="8456"/>
+          <w:tab w:val="left" w:pos="4035"/>
+        </w:tabs>
+        <w:jc w:val="both"/>
+        <w:rPr>
+          <w:szCs w:val="22"/>
+        </w:rPr>
+      </w:pPr>
+    </w:p>
+    <w:p>
+      <w:pPr>
+        <w:tabs>
+          <w:tab w:val="left" w:pos="3686"/>
+          <w:tab w:val="left" w:pos="4035"/>
+          <w:tab w:val="right" w:pos="8456"/>
+          <w:tab w:val="left" w:pos="4035"/>
+        </w:tabs>
+        <w:jc w:val="both"/>
+        <w:rPr>
+          <w:szCs w:val="22"/>
+        </w:rPr>
+      </w:pPr>
+      <w:r>
+        <w:rPr>
+          <w:szCs w:val="22"/>
+        </w:rPr>
+        <w:t>En este trabajo, se detallará el desarrollo de un modelo de predicción, entrenado mediante la explotación de datos provenientes de una planta piloto de fotovoltaica flotante o fija, ambas reales y pertenecientes a plantas piloto de CTC (Centro Tecnológico)</w:t>
+      </w:r>
+      <w:r>
+        <w:rPr>
+          <w:szCs w:val="22"/>
+        </w:rPr>
+        <w:t>. En base a este modelo, será posible conocer realmente qué factores atmosféricos están influyendo más en la eficiencia generativa de esta instalación y compararlos con factores considerados en el enfoque clásico, como la irradiación solar.</w:t>
+      </w:r>
+    </w:p>
+    <w:p>
+      <w:pPr>
+        <w:tabs>
+          <w:tab w:val="left" w:pos="3686"/>
+          <w:tab w:val="left" w:pos="4035"/>
+          <w:tab w:val="right" w:pos="8456"/>
+          <w:tab w:val="left" w:pos="4035"/>
+        </w:tabs>
+        <w:jc w:val="both"/>
+        <w:rPr>
+          <w:szCs w:val="22"/>
+        </w:rPr>
+      </w:pPr>
+    </w:p>
+    <w:p>
+      <w:pPr>
+        <w:tabs>
+          <w:tab w:val="left" w:pos="3686"/>
+          <w:tab w:val="left" w:pos="4035"/>
+          <w:tab w:val="right" w:pos="8456"/>
+          <w:tab w:val="left" w:pos="4035"/>
+        </w:tabs>
+        <w:jc w:val="both"/>
+        <w:rPr>
+          <w:szCs w:val="22"/>
+        </w:rPr>
+      </w:pPr>
+      <w:r>
+        <w:rPr>
+          <w:szCs w:val="22"/>
+        </w:rPr>
+        <w:t xml:space="preserve">El contenido se enfocará tanto en las herramientas utilizadas para el desarrollo como en el ciclo de vida del proyecto, exponiendo las dificultades que surgieron durante este y </w:t>
+      </w:r>
+      <w:r>
+        <w:rPr>
+          <w:szCs w:val="22"/>
+        </w:rPr>
+        <w:t>como se solucionaron</w:t>
+      </w:r>
+      <w:r>
+        <w:rPr>
+          <w:szCs w:val="22"/>
+        </w:rPr>
+        <w:t xml:space="preserve">. </w:t>
+      </w:r>
+    </w:p>
+    <w:p>
+      <w:pPr>
+        <w:tabs>
+          <w:tab w:val="left" w:pos="3686"/>
+          <w:tab w:val="left" w:pos="4035"/>
+          <w:tab w:val="right" w:pos="8456"/>
+          <w:tab w:val="left" w:pos="4035"/>
+        </w:tabs>
+        <w:rPr>
+          <w:szCs w:val="22"/>
+        </w:rPr>
+      </w:pPr>
+    </w:p>
+    <w:p>
+      <w:pPr>
+        <w:tabs>
+          <w:tab w:val="left" w:pos="3686"/>
+          <w:tab w:val="left" w:pos="4035"/>
+          <w:tab w:val="right" w:pos="8456"/>
+          <w:tab w:val="left" w:pos="4035"/>
+        </w:tabs>
+        <w:rPr>
+          <w:szCs w:val="22"/>
+        </w:rPr>
+      </w:pPr>
+    </w:p>
+    <w:p>
+      <w:pPr>
+        <w:tabs>
+          <w:tab w:val="left" w:pos="3686"/>
+          <w:tab w:val="left" w:pos="4035"/>
+          <w:tab w:val="right" w:pos="8456"/>
+          <w:tab w:val="left" w:pos="4035"/>
+        </w:tabs>
+        <w:ind w:left="708"/>
         <w:rPr>
           <w:b/>
           <w:bCs/>
           <w:sz w:val="28"/>
         </w:rPr>
+      </w:pPr>
+    </w:p>
+    <w:p>
+      <w:pPr>
+        <w:tabs>
+          <w:tab w:val="left" w:pos="3686"/>
+          <w:tab w:val="left" w:pos="4035"/>
+          <w:tab w:val="right" w:pos="8456"/>
+          <w:tab w:val="left" w:pos="4035"/>
+        </w:tabs>
+        <w:ind w:left="3686"/>
+        <w:rPr>
+          <w:szCs w:val="22"/>
+        </w:rPr>
+      </w:pPr>
+      <w:r>
+        <w:rPr>
+          <w:b/>
+          <w:bCs/>
+          <w:sz w:val="28"/>
+        </w:rPr>
+        <w:t>Palabras clave</w:t>
+      </w:r>
+      <w:r>
+        <w:rPr>
+          <w:b/>
+          <w:bCs/>
+          <w:sz w:val="28"/>
+        </w:rPr>
         <w:t xml:space="preserve">: </w:t>
       </w:r>
       <w:r>
@@ -3740,7 +3759,7 @@
           <w:lang w:val="en-US"/>
         </w:rPr>
       </w:pPr>
-      <w:bookmarkStart w:id="1" w:name="_Toc216169554"/>
+      <w:bookmarkStart w:id="1" w:name="_Toc216688543"/>
       <w:r>
         <w:rPr>
           <w:b/>
@@ -4731,7 +4750,7 @@
           <w:bCs/>
         </w:rPr>
       </w:pPr>
-      <w:bookmarkStart w:id="2" w:name="_Toc216169555"/>
+      <w:bookmarkStart w:id="2" w:name="_Toc216688544"/>
       <w:r>
         <w:rPr>
           <w:b/>
@@ -4761,7 +4780,7 @@
       <w:pPr>
         <w:pStyle w:val="Ttulo2"/>
       </w:pPr>
-      <w:bookmarkStart w:id="3" w:name="_Toc216169556"/>
+      <w:bookmarkStart w:id="3" w:name="_Toc216688545"/>
       <w:r>
         <w:t xml:space="preserve">1.1 </w:t>
       </w:r>
@@ -8597,7 +8616,7 @@
       <w:pPr>
         <w:pStyle w:val="Ttulo2"/>
       </w:pPr>
-      <w:bookmarkStart w:id="4" w:name="_Toc216169557"/>
+      <w:bookmarkStart w:id="4" w:name="_Toc216688546"/>
       <w:r>
         <w:t>1.2</w:t>
       </w:r>
@@ -9813,7 +9832,7 @@
       <w:pPr>
         <w:pStyle w:val="Ttulo2"/>
       </w:pPr>
-      <w:bookmarkStart w:id="5" w:name="_Toc216169558"/>
+      <w:bookmarkStart w:id="5" w:name="_Toc216688547"/>
       <w:r>
         <w:t>1.3 SITUACIÓN ACTUAL DE LA FOTOVOLTAICA</w:t>
       </w:r>
@@ -10224,7 +10243,7 @@
       <w:pPr>
         <w:pStyle w:val="Ttulo2"/>
       </w:pPr>
-      <w:bookmarkStart w:id="6" w:name="_Toc216169559"/>
+      <w:bookmarkStart w:id="6" w:name="_Toc216688548"/>
       <w:r>
         <w:t>1.4 IMPACTO AMBIENTAL</w:t>
       </w:r>
@@ -10541,7 +10560,7 @@
       <w:pPr>
         <w:pStyle w:val="Ttulo2"/>
       </w:pPr>
-      <w:bookmarkStart w:id="7" w:name="_Toc216169560"/>
+      <w:bookmarkStart w:id="7" w:name="_Toc216688549"/>
       <w:r>
         <w:t>1.5 IMPACTO ECONÓMICO</w:t>
       </w:r>
@@ -10850,7 +10869,7 @@
       <w:pPr>
         <w:pStyle w:val="Ttulo2"/>
       </w:pPr>
-      <w:bookmarkStart w:id="8" w:name="_Toc216169561"/>
+      <w:bookmarkStart w:id="8" w:name="_Toc216688550"/>
       <w:r>
         <w:t xml:space="preserve">1.6 </w:t>
       </w:r>
@@ -10908,7 +10927,7 @@
           <w:bCs/>
         </w:rPr>
       </w:pPr>
-      <w:bookmarkStart w:id="9" w:name="_Toc216169562"/>
+      <w:bookmarkStart w:id="9" w:name="_Toc216688551"/>
       <w:r>
         <w:rPr>
           <w:b/>
@@ -10924,7 +10943,7 @@
       <w:pPr>
         <w:pStyle w:val="Ttulo2"/>
       </w:pPr>
-      <w:bookmarkStart w:id="10" w:name="_Toc216169563"/>
+      <w:bookmarkStart w:id="10" w:name="_Toc216688552"/>
       <w:r>
         <w:t>2.1 PASOS PREVIOS</w:t>
       </w:r>
@@ -10935,7 +10954,7 @@
       <w:pPr>
         <w:pStyle w:val="Ttulo3"/>
       </w:pPr>
-      <w:bookmarkStart w:id="11" w:name="_Toc216169564"/>
+      <w:bookmarkStart w:id="11" w:name="_Toc216688553"/>
       <w:r>
         <w:t>2.1.1 POTENCIALES MODELOS</w:t>
       </w:r>
@@ -11262,7 +11281,7 @@
       <w:pPr>
         <w:pStyle w:val="Ttulo3"/>
       </w:pPr>
-      <w:bookmarkStart w:id="12" w:name="_Toc216169565"/>
+      <w:bookmarkStart w:id="12" w:name="_Toc216688554"/>
       <w:r>
         <w:t>2.</w:t>
       </w:r>
@@ -11793,7 +11812,7 @@
       <w:pPr>
         <w:pStyle w:val="Ttulo3"/>
       </w:pPr>
-      <w:bookmarkStart w:id="13" w:name="_Toc216169566"/>
+      <w:bookmarkStart w:id="13" w:name="_Toc216688555"/>
       <w:r>
         <w:lastRenderedPageBreak/>
         <w:t>2.</w:t>
@@ -11994,8 +12013,9 @@
     <w:p>
       <w:pPr>
         <w:pStyle w:val="Ttulo2"/>
-      </w:pPr>
-      <w:bookmarkStart w:id="14" w:name="_Toc216169567"/>
+        <w:jc w:val="both"/>
+      </w:pPr>
+      <w:bookmarkStart w:id="14" w:name="_Toc216688556"/>
       <w:r>
         <w:t>2.2 MODELADO</w:t>
       </w:r>
@@ -12003,6 +12023,9 @@
     </w:p>
     <w:p/>
     <w:p>
+      <w:pPr>
+        <w:jc w:val="both"/>
+      </w:pPr>
       <w:r>
         <w:t>Las series temporales son sucesiones de datos ordenado</w:t>
       </w:r>
@@ -12070,6 +12093,14 @@
       </w:r>
     </w:p>
     <w:p>
+      <w:pPr>
+        <w:jc w:val="both"/>
+      </w:pPr>
+    </w:p>
+    <w:p>
+      <w:pPr>
+        <w:jc w:val="both"/>
+      </w:pPr>
       <w:r>
         <w:lastRenderedPageBreak/>
         <w:t xml:space="preserve">En el caso que nos ocupa, si queremos predecir la potencia fotovoltaica que vamos a generar mañana, la predicción será </w:t>
@@ -12085,290 +12116,341 @@
       </w:r>
     </w:p>
     <w:p>
-      <w:r>
-        <w:t xml:space="preserve">Los modelos de series temporales se diferencian de la regresión clásica en que el paso del tiempo y la tendencia del valor objetivo tienen un papel protagonista en la predicción, pero no dejan de ser implementaciones de modelos de regresión, como gradient boosting o Random forest regressor. </w:t>
-      </w:r>
-    </w:p>
-    <w:p>
-      <w:pPr>
-        <w:rPr>
-          <w:lang w:val="en-US"/>
-        </w:rPr>
-      </w:pPr>
-    </w:p>
-    <w:p>
-      <w:pPr>
-        <w:rPr>
-          <w:lang w:val="en-US"/>
-        </w:rPr>
-      </w:pPr>
-    </w:p>
-    <w:p>
-      <w:pPr>
-        <w:rPr>
-          <w:lang w:val="en-US"/>
-        </w:rPr>
-      </w:pPr>
-    </w:p>
-    <w:p>
-      <w:pPr>
-        <w:rPr>
-          <w:lang w:val="en-US"/>
-        </w:rPr>
-      </w:pPr>
-    </w:p>
-    <w:p>
-      <w:pPr>
-        <w:rPr>
-          <w:lang w:val="en-US"/>
-        </w:rPr>
-      </w:pPr>
-    </w:p>
-    <w:p>
-      <w:pPr>
-        <w:rPr>
-          <w:lang w:val="en-US"/>
-        </w:rPr>
-      </w:pPr>
-    </w:p>
-    <w:p>
-      <w:pPr>
-        <w:rPr>
-          <w:lang w:val="en-US"/>
-        </w:rPr>
-      </w:pPr>
-    </w:p>
-    <w:p>
-      <w:pPr>
-        <w:rPr>
-          <w:lang w:val="en-US"/>
-        </w:rPr>
-      </w:pPr>
-    </w:p>
-    <w:p>
-      <w:pPr>
-        <w:rPr>
-          <w:lang w:val="en-US"/>
-        </w:rPr>
-      </w:pPr>
-    </w:p>
-    <w:p>
-      <w:pPr>
-        <w:rPr>
-          <w:lang w:val="en-US"/>
-        </w:rPr>
-      </w:pPr>
-    </w:p>
-    <w:p>
-      <w:pPr>
-        <w:rPr>
-          <w:lang w:val="en-US"/>
-        </w:rPr>
-      </w:pPr>
-    </w:p>
-    <w:p>
-      <w:pPr>
-        <w:rPr>
-          <w:lang w:val="en-US"/>
-        </w:rPr>
-      </w:pPr>
-    </w:p>
-    <w:p>
-      <w:pPr>
-        <w:rPr>
-          <w:lang w:val="en-US"/>
-        </w:rPr>
-      </w:pPr>
-    </w:p>
-    <w:p>
-      <w:pPr>
-        <w:rPr>
-          <w:lang w:val="en-US"/>
-        </w:rPr>
-      </w:pPr>
-    </w:p>
-    <w:p>
-      <w:pPr>
-        <w:rPr>
-          <w:lang w:val="en-US"/>
-        </w:rPr>
-      </w:pPr>
-    </w:p>
-    <w:p>
-      <w:pPr>
-        <w:rPr>
-          <w:lang w:val="en-US"/>
-        </w:rPr>
-      </w:pPr>
-    </w:p>
-    <w:p>
-      <w:pPr>
-        <w:rPr>
-          <w:lang w:val="en-US"/>
-        </w:rPr>
-      </w:pPr>
-    </w:p>
-    <w:p>
-      <w:pPr>
-        <w:rPr>
-          <w:lang w:val="en-US"/>
-        </w:rPr>
-      </w:pPr>
-    </w:p>
-    <w:p>
-      <w:pPr>
-        <w:rPr>
-          <w:lang w:val="en-US"/>
-        </w:rPr>
-      </w:pPr>
-    </w:p>
-    <w:p>
-      <w:pPr>
-        <w:rPr>
-          <w:lang w:val="en-US"/>
-        </w:rPr>
-      </w:pPr>
-    </w:p>
-    <w:p>
-      <w:pPr>
-        <w:rPr>
-          <w:lang w:val="en-US"/>
-        </w:rPr>
-      </w:pPr>
-    </w:p>
-    <w:p>
-      <w:pPr>
-        <w:rPr>
-          <w:lang w:val="en-US"/>
-        </w:rPr>
-      </w:pPr>
-    </w:p>
-    <w:p>
-      <w:pPr>
-        <w:rPr>
-          <w:lang w:val="en-US"/>
-        </w:rPr>
-      </w:pPr>
-    </w:p>
-    <w:p>
-      <w:pPr>
-        <w:rPr>
-          <w:lang w:val="en-US"/>
-        </w:rPr>
-      </w:pPr>
-    </w:p>
-    <w:p>
-      <w:pPr>
-        <w:rPr>
-          <w:lang w:val="en-US"/>
-        </w:rPr>
-      </w:pPr>
-    </w:p>
-    <w:p>
-      <w:pPr>
-        <w:rPr>
-          <w:lang w:val="en-US"/>
-        </w:rPr>
-      </w:pPr>
-    </w:p>
-    <w:p>
-      <w:pPr>
-        <w:rPr>
-          <w:lang w:val="en-US"/>
-        </w:rPr>
-      </w:pPr>
-    </w:p>
-    <w:p>
-      <w:pPr>
-        <w:rPr>
-          <w:lang w:val="en-US"/>
-        </w:rPr>
-      </w:pPr>
-    </w:p>
-    <w:p>
-      <w:pPr>
-        <w:rPr>
-          <w:lang w:val="en-US"/>
-        </w:rPr>
-      </w:pPr>
-    </w:p>
-    <w:p>
-      <w:pPr>
-        <w:rPr>
-          <w:lang w:val="en-US"/>
-        </w:rPr>
-      </w:pPr>
-    </w:p>
-    <w:p>
-      <w:pPr>
-        <w:rPr>
-          <w:lang w:val="en-US"/>
-        </w:rPr>
-      </w:pPr>
-    </w:p>
-    <w:p>
-      <w:pPr>
-        <w:rPr>
-          <w:lang w:val="en-US"/>
-        </w:rPr>
-      </w:pPr>
-    </w:p>
-    <w:p>
-      <w:pPr>
-        <w:rPr>
-          <w:lang w:val="en-US"/>
-        </w:rPr>
-      </w:pPr>
-    </w:p>
-    <w:p>
-      <w:pPr>
-        <w:rPr>
-          <w:lang w:val="en-US"/>
-        </w:rPr>
-      </w:pPr>
-    </w:p>
-    <w:p>
-      <w:pPr>
-        <w:rPr>
-          <w:lang w:val="en-US"/>
-        </w:rPr>
-      </w:pPr>
-    </w:p>
-    <w:p>
-      <w:pPr>
-        <w:rPr>
-          <w:lang w:val="en-US"/>
-        </w:rPr>
-      </w:pPr>
-    </w:p>
-    <w:p>
-      <w:pPr>
-        <w:rPr>
-          <w:lang w:val="en-US"/>
-        </w:rPr>
-      </w:pPr>
-    </w:p>
-    <w:p>
-      <w:pPr>
-        <w:rPr>
-          <w:lang w:val="en-US"/>
-        </w:rPr>
-      </w:pPr>
-    </w:p>
-    <w:p>
-      <w:pPr>
-        <w:rPr>
-          <w:lang w:val="en-US"/>
-        </w:rPr>
-      </w:pPr>
-    </w:p>
-    <w:p>
-      <w:pPr>
-        <w:rPr>
-          <w:lang w:val="en-US"/>
-        </w:rPr>
-      </w:pPr>
-    </w:p>
+      <w:pPr>
+        <w:jc w:val="both"/>
+      </w:pPr>
+      <w:r>
+        <w:t xml:space="preserve">Los modelos de series temporales se diferencian de la regresión clásica en que el paso del tiempo y la tendencia del valor objetivo </w:t>
+      </w:r>
+      <w:r>
+        <w:t>juegan</w:t>
+      </w:r>
+      <w:r>
+        <w:t xml:space="preserve"> un papel protagonista en la predicción, pero no dejan de ser implementaciones de modelos de regresión, como gradient boosting o Random forest regressor. </w:t>
+      </w:r>
+    </w:p>
+    <w:p/>
+    <w:p>
+      <w:pPr>
+        <w:jc w:val="both"/>
+      </w:pPr>
+      <w:r>
+        <w:t xml:space="preserve">A la hora de entrenar el modelo, puede resultar interesante dividir la variable temporal (fecha) en varias variables (mes, día, hora), ya que así podemos ver cómo afecta individualmente cada parámetro a la producción. </w:t>
+      </w:r>
+      <w:r>
+        <w:t>La lógica indica que, teniendo en cuenta la salida y la puesta del sol, el momento de mayor producción debería situarse en torno al mediodía solar y el de menor producción, es decir, cero, durante la noche.</w:t>
+      </w:r>
+      <w:r>
+        <w:t xml:space="preserve"> En este caso, la variable “hora” implementada a partir de “fecha” sería bastante relevante para el futuro valor de Power_gen. De igual manera, es lógico pensar que la producción se incrementará en verano y disminuirá en invierno, por lo que también se espera que la variable “mes” tenga importancia predictiva. En contrario, “día” no debería tener una relevancia significativa.</w:t>
+      </w:r>
+    </w:p>
+    <w:p/>
+    <w:p>
+      <w:pPr>
+        <w:jc w:val="both"/>
+      </w:pPr>
+      <w:r>
+        <w:t xml:space="preserve">En cuanto a los </w:t>
+      </w:r>
+      <w:proofErr w:type="spellStart"/>
+      <w:r>
+        <w:t>lags</w:t>
+      </w:r>
+      <w:proofErr w:type="spellEnd"/>
+      <w:r>
+        <w:t xml:space="preserve">, en este caso particular no es conveniente utilizar </w:t>
+      </w:r>
+      <w:proofErr w:type="spellStart"/>
+      <w:r>
+        <w:t>lags</w:t>
+      </w:r>
+      <w:proofErr w:type="spellEnd"/>
+      <w:r>
+        <w:t xml:space="preserve"> notablemente alejados en el tiempo del valor que intentamos predecir, ya que factores imprevisibles, como una nube, que afectan directamente al valor de potencia generada, no se tienen en cuenta, y la evolución de un valor a otro de la variable objetivo no es representativa de la realidad. Es por eso </w:t>
+      </w:r>
+      <w:r>
+        <w:t>por lo que</w:t>
+      </w:r>
+      <w:r>
+        <w:t xml:space="preserve"> los valores más relevantes son los inmediatamente anteriores a la muestra objetivo, en este caso </w:t>
+      </w:r>
+      <w:r>
+        <w:t>utilizaremos</w:t>
+      </w:r>
+      <w:r>
+        <w:t xml:space="preserve"> las </w:t>
+      </w:r>
+      <w:r>
+        <w:t>siete</w:t>
+      </w:r>
+      <w:r>
+        <w:t xml:space="preserve"> muestras anteriores, desde unos </w:t>
+      </w:r>
+      <w:r>
+        <w:t>treinta y cinco</w:t>
+      </w:r>
+      <w:r>
+        <w:t xml:space="preserve"> minutos antes hasta </w:t>
+      </w:r>
+      <w:r>
+        <w:t>cinco</w:t>
+      </w:r>
+      <w:r>
+        <w:t xml:space="preserve"> minutos antes.</w:t>
+      </w:r>
+    </w:p>
+    <w:p/>
+    <w:p>
+      <w:r>
+        <w:t xml:space="preserve">A continuación, se entrenó un modelo </w:t>
+      </w:r>
+      <w:proofErr w:type="spellStart"/>
+      <w:r>
+        <w:t>forecaster</w:t>
+      </w:r>
+      <w:proofErr w:type="spellEnd"/>
+      <w:r>
+        <w:t xml:space="preserve"> recursivo utilizando un Xgboost con los siguientes parámetros</w:t>
+      </w:r>
+      <w:r>
+        <w:fldChar w:fldCharType="begin"/>
+      </w:r>
+      <w:r>
+        <w:instrText xml:space="preserve"> ADDIN ZOTERO_ITEM CSL_CITATION {"citationID":"p65pUUDv","properties":{"formattedCitation":"[27]","plainCitation":"[27]","noteIndex":0},"citationItems":[{"id":70,"uris":["http://zotero.org/users/local/PHqdJ13A/items/UR9KJSP7"],"itemData":{"id":70,"type":"webpage","title":"XGBoost Parameters — xgboost 3.1.1 documentation","URL":"https://xgboost.readthedocs.io/en/stable/parameter.html","accessed":{"date-parts":[["2025",12,15]]}}}],"schema":"https://github.com/citation-style-language/schema/raw/master/csl-citation.json"} </w:instrText>
+      </w:r>
+      <w:r>
+        <w:fldChar w:fldCharType="separate"/>
+      </w:r>
+      <w:r>
+        <w:t>[27]</w:t>
+      </w:r>
+      <w:r>
+        <w:fldChar w:fldCharType="end"/>
+      </w:r>
+      <w:r>
+        <w:t xml:space="preserve">. </w:t>
+      </w:r>
+      <w:proofErr w:type="spellStart"/>
+      <w:r>
+        <w:t>Learning_rate</w:t>
+      </w:r>
+      <w:proofErr w:type="spellEnd"/>
+      <w:r>
+        <w:t xml:space="preserve"> (eta), representa la reducción en el tamaño de cada paso para evitar el </w:t>
+      </w:r>
+      <w:proofErr w:type="spellStart"/>
+      <w:r>
+        <w:t>overfitting</w:t>
+      </w:r>
+      <w:proofErr w:type="spellEnd"/>
+      <w:r>
+        <w:t xml:space="preserve"> del modelo. Tras cada paso, obtenemos los pesos de las nuevas variables y eta reduce el peso de las variables para hacer el proceso más conservador. </w:t>
+      </w:r>
+      <w:proofErr w:type="spellStart"/>
+      <w:r>
+        <w:t>Max_depth</w:t>
+      </w:r>
+      <w:proofErr w:type="spellEnd"/>
+      <w:r>
+        <w:t xml:space="preserve">, indica la profundidad máxima del árbol, por lo que aumentar este valor hará el modelo más complejo y propenso a sobreajuste. El </w:t>
+      </w:r>
+      <w:r>
+        <w:t xml:space="preserve">XGBoost consume una gran cantidad de memoria según se aumenta este valor, por lo que hay que tratar de encontrar el equilibrio entre complejidad suficiente y tiempo de entrenamiento razonable. </w:t>
+      </w:r>
+      <w:proofErr w:type="spellStart"/>
+      <w:r>
+        <w:t>N_estimators</w:t>
+      </w:r>
+      <w:proofErr w:type="spellEnd"/>
+      <w:r>
+        <w:t xml:space="preserve"> controla el número de árboles que se implementarán en el modelo, por lo que, junto con </w:t>
+      </w:r>
+      <w:proofErr w:type="spellStart"/>
+      <w:r>
+        <w:t>max_depth</w:t>
+      </w:r>
+      <w:proofErr w:type="spellEnd"/>
+      <w:r>
+        <w:t xml:space="preserve">, es el parámetro que más aumentará la complejidad y, a su vez, el tiempo de entrenamiento. Un valor alto hará el modelo más preciso. </w:t>
+      </w:r>
+      <w:proofErr w:type="spellStart"/>
+      <w:r>
+        <w:t>Subsample</w:t>
+      </w:r>
+      <w:proofErr w:type="spellEnd"/>
+      <w:r>
+        <w:t xml:space="preserve"> determina el ratio de muestreo de los valores de entrenamiento. El valor que tome indicará al XGBoost la cantidad de datos que debe muestrear aleatoriamente antes de comenzar a implementar los árboles, lo contribuirá a evitar el sobreajuste. Este proceso se hace una vez por cada iteración del modelo.</w:t>
+      </w:r>
+    </w:p>
+    <w:p/>
+    <w:p>
+      <w:r>
+        <w:t>Tras entrenar el modelo ajustando estos parámetros, se calculó la importancia de cada variable en la predicción de la potencia generada. Podemos observar un sentido físico, ya que variables como la irradiancia o la hora del día cuentan con una gran relevancia, junto con la muestra inmediatamente anterior, mientras que otras como el</w:t>
+      </w:r>
+      <w:r>
+        <w:t xml:space="preserve"> </w:t>
+      </w:r>
+      <w:r>
+        <w:t>la presión</w:t>
+      </w:r>
+      <w:r>
+        <w:t xml:space="preserve"> o la velocidad del viento</w:t>
+      </w:r>
+      <w:r>
+        <w:t xml:space="preserve"> presentan una influencia superficial</w:t>
+      </w:r>
+      <w:r>
+        <w:t>:</w:t>
+      </w:r>
+    </w:p>
+    <w:p>
+      <w:pPr>
+        <w:keepNext/>
+        <w:jc w:val="center"/>
+      </w:pPr>
+      <w:r>
+        <w:rPr>
+          <w:noProof/>
+        </w:rPr>
+        <w:lastRenderedPageBreak/>
+        <w:drawing>
+          <wp:inline distT="0" distB="0" distL="0" distR="0" wp14:anchorId="6770E9D8" wp14:editId="045D5E41">
+            <wp:extent cx="2164494" cy="3268980"/>
+            <wp:effectExtent l="0" t="0" r="7620" b="7620"/>
+            <wp:docPr id="126318102" name="Imagen 1" descr="Tabla, Calendario&#10;&#10;El contenido generado por IA puede ser incorrecto."/>
+            <wp:cNvGraphicFramePr>
+              <a:graphicFrameLocks xmlns:a="http://schemas.openxmlformats.org/drawingml/2006/main" noChangeAspect="1"/>
+            </wp:cNvGraphicFramePr>
+            <a:graphic xmlns:a="http://schemas.openxmlformats.org/drawingml/2006/main">
+              <a:graphicData uri="http://schemas.openxmlformats.org/drawingml/2006/picture">
+                <pic:pic xmlns:pic="http://schemas.openxmlformats.org/drawingml/2006/picture">
+                  <pic:nvPicPr>
+                    <pic:cNvPr id="126318102" name="Imagen 1" descr="Tabla, Calendario&#10;&#10;El contenido generado por IA puede ser incorrecto."/>
+                    <pic:cNvPicPr/>
+                  </pic:nvPicPr>
+                  <pic:blipFill>
+                    <a:blip r:embed="rId19"/>
+                    <a:stretch>
+                      <a:fillRect/>
+                    </a:stretch>
+                  </pic:blipFill>
+                  <pic:spPr>
+                    <a:xfrm>
+                      <a:off x="0" y="0"/>
+                      <a:ext cx="2168011" cy="3274291"/>
+                    </a:xfrm>
+                    <a:prstGeom prst="rect">
+                      <a:avLst/>
+                    </a:prstGeom>
+                  </pic:spPr>
+                </pic:pic>
+              </a:graphicData>
+            </a:graphic>
+          </wp:inline>
+        </w:drawing>
+      </w:r>
+      <w:r>
+        <w:rPr>
+          <w:noProof/>
+        </w:rPr>
+        <w:drawing>
+          <wp:inline distT="0" distB="0" distL="0" distR="0" wp14:anchorId="7D6B83D9" wp14:editId="55CCD37F">
+            <wp:extent cx="2794000" cy="3276107"/>
+            <wp:effectExtent l="0" t="0" r="6350" b="635"/>
+            <wp:docPr id="740729669" name="Imagen 1" descr="Texto&#10;&#10;El contenido generado por IA puede ser incorrecto."/>
+            <wp:cNvGraphicFramePr>
+              <a:graphicFrameLocks xmlns:a="http://schemas.openxmlformats.org/drawingml/2006/main" noChangeAspect="1"/>
+            </wp:cNvGraphicFramePr>
+            <a:graphic xmlns:a="http://schemas.openxmlformats.org/drawingml/2006/main">
+              <a:graphicData uri="http://schemas.openxmlformats.org/drawingml/2006/picture">
+                <pic:pic xmlns:pic="http://schemas.openxmlformats.org/drawingml/2006/picture">
+                  <pic:nvPicPr>
+                    <pic:cNvPr id="740729669" name="Imagen 1" descr="Texto&#10;&#10;El contenido generado por IA puede ser incorrecto."/>
+                    <pic:cNvPicPr/>
+                  </pic:nvPicPr>
+                  <pic:blipFill>
+                    <a:blip r:embed="rId20"/>
+                    <a:stretch>
+                      <a:fillRect/>
+                    </a:stretch>
+                  </pic:blipFill>
+                  <pic:spPr>
+                    <a:xfrm>
+                      <a:off x="0" y="0"/>
+                      <a:ext cx="2797246" cy="3279913"/>
+                    </a:xfrm>
+                    <a:prstGeom prst="rect">
+                      <a:avLst/>
+                    </a:prstGeom>
+                  </pic:spPr>
+                </pic:pic>
+              </a:graphicData>
+            </a:graphic>
+          </wp:inline>
+        </w:drawing>
+      </w:r>
+    </w:p>
+    <w:p>
+      <w:pPr>
+        <w:pStyle w:val="Descripcin"/>
+        <w:jc w:val="center"/>
+      </w:pPr>
+      <w:r>
+        <w:t xml:space="preserve">Ilustración </w:t>
+      </w:r>
+      <w:r>
+        <w:t>8</w:t>
+      </w:r>
+      <w:r>
+        <w:t xml:space="preserve"> - Tabla de relevancias (</w:t>
+      </w:r>
+      <w:r>
+        <w:t xml:space="preserve">Izquierda: </w:t>
+      </w:r>
+      <w:r>
+        <w:t>CTC</w:t>
+      </w:r>
+      <w:r>
+        <w:t>, Derecha: Lorca</w:t>
+      </w:r>
+      <w:r>
+        <w:t>)</w:t>
+      </w:r>
+    </w:p>
+    <w:p>
+      <w:pPr>
+        <w:jc w:val="center"/>
+      </w:pPr>
+    </w:p>
+    <w:p/>
+    <w:p/>
+    <w:p/>
+    <w:p/>
+    <w:p/>
+    <w:p/>
+    <w:p/>
+    <w:p/>
+    <w:p/>
+    <w:p/>
+    <w:p/>
+    <w:p/>
+    <w:p/>
+    <w:p/>
+    <w:p/>
+    <w:p/>
+    <w:p/>
+    <w:p/>
+    <w:p/>
+    <w:p/>
+    <w:p/>
+    <w:p/>
+    <w:p/>
+    <w:p/>
+    <w:p/>
+    <w:p/>
+    <w:p/>
+    <w:p/>
+    <w:p/>
     <w:p>
       <w:pPr>
         <w:pStyle w:val="Ttulo1"/>
@@ -12378,7 +12460,7 @@
           <w:lang w:val="en-US"/>
         </w:rPr>
       </w:pPr>
-      <w:bookmarkStart w:id="15" w:name="_Toc216169568"/>
+      <w:bookmarkStart w:id="15" w:name="_Toc216688557"/>
       <w:r>
         <w:rPr>
           <w:b/>
@@ -12427,49 +12509,7 @@
           <w:lang w:val="en-US"/>
         </w:rPr>
         <w:tab/>
-        <w:t xml:space="preserve">M. A. </w:t>
-      </w:r>
-      <w:proofErr w:type="spellStart"/>
-      <w:r>
-        <w:rPr>
-          <w:lang w:val="en-US"/>
-        </w:rPr>
-        <w:t>Castán-Lascorz</w:t>
-      </w:r>
-      <w:proofErr w:type="spellEnd"/>
-      <w:r>
-        <w:rPr>
-          <w:lang w:val="en-US"/>
-        </w:rPr>
-        <w:t xml:space="preserve">, B. D. </w:t>
-      </w:r>
-      <w:proofErr w:type="spellStart"/>
-      <w:r>
-        <w:rPr>
-          <w:lang w:val="en-US"/>
-        </w:rPr>
-        <w:t>Mselle</w:t>
-      </w:r>
-      <w:proofErr w:type="spellEnd"/>
-      <w:r>
-        <w:rPr>
-          <w:lang w:val="en-US"/>
-        </w:rPr>
-        <w:t xml:space="preserve">, L. L. Zabaleta, M. León, y J. Arroyo, «Energy Flexibility Optimization in Industry: A Hybrid Approach with Synthetic Data Evaluation», </w:t>
-      </w:r>
-      <w:proofErr w:type="spellStart"/>
-      <w:r>
-        <w:rPr>
-          <w:lang w:val="en-US"/>
-        </w:rPr>
-        <w:t>en</w:t>
-      </w:r>
-      <w:proofErr w:type="spellEnd"/>
-      <w:r>
-        <w:rPr>
-          <w:lang w:val="en-US"/>
-        </w:rPr>
-        <w:t xml:space="preserve"> </w:t>
+        <w:t xml:space="preserve">M. A. Castán-Lascorz, B. D. Mselle, L. L. Zabaleta, M. León, y J. Arroyo, «Energy Flexibility Optimization in Industry: A Hybrid Approach with Synthetic Data Evaluation», en </w:t>
       </w:r>
       <w:r>
         <w:rPr>
@@ -12483,21 +12523,7 @@
         <w:rPr>
           <w:lang w:val="en-US"/>
         </w:rPr>
-        <w:t xml:space="preserve">, Valencia, Spain: IEEE, jun. 2025, pp. 1-10. </w:t>
-      </w:r>
-      <w:proofErr w:type="spellStart"/>
-      <w:r>
-        <w:rPr>
-          <w:lang w:val="en-US"/>
-        </w:rPr>
-        <w:t>doi</w:t>
-      </w:r>
-      <w:proofErr w:type="spellEnd"/>
-      <w:r>
-        <w:rPr>
-          <w:lang w:val="en-US"/>
-        </w:rPr>
-        <w:t>: 10.1109/ICE/ITMC65658.2025.11106527.</w:t>
+        <w:t>, Valencia, Spain: IEEE, jun. 2025, pp. 1-10. doi: 10.1109/ICE/ITMC65658.2025.11106527.</w:t>
       </w:r>
     </w:p>
     <w:p>
@@ -12509,15 +12535,7 @@
       </w:r>
       <w:r>
         <w:tab/>
-        <w:t xml:space="preserve">«Energía solar fotovoltaica y su contribución | ACCIONA | Business as </w:t>
-      </w:r>
-      <w:proofErr w:type="spellStart"/>
-      <w:r>
-        <w:t>unusual</w:t>
-      </w:r>
-      <w:proofErr w:type="spellEnd"/>
-      <w:r>
-        <w:t>». Accedido: 3 de noviembre de 2025. [En línea]. Disponible en: https://www.acciona.com/es/energias-renovables/energia-solar/fotovoltaica</w:t>
+        <w:t>«Energía solar fotovoltaica y su contribución | ACCIONA | Business as unusual». Accedido: 3 de noviembre de 2025. [En línea]. Disponible en: https://www.acciona.com/es/energias-renovables/energia-solar/fotovoltaica</w:t>
       </w:r>
     </w:p>
     <w:p>
@@ -12529,15 +12547,7 @@
       </w:r>
       <w:r>
         <w:tab/>
-        <w:t xml:space="preserve">«Guía completa: Cómo evaluar el rendimiento de las placas solares de forma efectiva - </w:t>
-      </w:r>
-      <w:proofErr w:type="spellStart"/>
-      <w:r>
-        <w:t>Soletec</w:t>
-      </w:r>
-      <w:proofErr w:type="spellEnd"/>
-      <w:r>
-        <w:t>». Accedido: 4 de noviembre de 2025. [En línea]. Disponible en: https://soletec.es/como-evaluar-el-rendimiento-de-placas-solares/</w:t>
+        <w:t>«Guía completa: Cómo evaluar el rendimiento de las placas solares de forma efectiva - Soletec». Accedido: 4 de noviembre de 2025. [En línea]. Disponible en: https://soletec.es/como-evaluar-el-rendimiento-de-placas-solares/</w:t>
       </w:r>
     </w:p>
     <w:p>
@@ -12585,22 +12595,7 @@
       </w:r>
       <w:r>
         <w:tab/>
-      </w:r>
-      <w:proofErr w:type="spellStart"/>
-      <w:r>
-        <w:t>audema</w:t>
-      </w:r>
-      <w:proofErr w:type="spellEnd"/>
-      <w:r>
-        <w:t xml:space="preserve">, «Situación actual de la energía fotovoltaica en España - </w:t>
-      </w:r>
-      <w:proofErr w:type="spellStart"/>
-      <w:r>
-        <w:t>Audema</w:t>
-      </w:r>
-      <w:proofErr w:type="spellEnd"/>
-      <w:r>
-        <w:t>». Accedido: 3 de noviembre de 2025. [En línea]. Disponible en: https://www.audema.com/situacion-actual-de-la-energia-fotovoltaica-en-espana/</w:t>
+        <w:t>audema, «Situación actual de la energía fotovoltaica en España - Audema». Accedido: 3 de noviembre de 2025. [En línea]. Disponible en: https://www.audema.com/situacion-actual-de-la-energia-fotovoltaica-en-espana/</w:t>
       </w:r>
     </w:p>
     <w:p>
@@ -12624,22 +12619,7 @@
       </w:r>
       <w:r>
         <w:tab/>
-      </w:r>
-      <w:proofErr w:type="spellStart"/>
-      <w:r>
-        <w:t>Chombi</w:t>
-      </w:r>
-      <w:proofErr w:type="spellEnd"/>
-      <w:r>
-        <w:t xml:space="preserve">, «¿Cuál es el Impacto Medioambiental de los Paneles Fotovoltaicos?», </w:t>
-      </w:r>
-      <w:proofErr w:type="spellStart"/>
-      <w:r>
-        <w:t>Novaluz</w:t>
-      </w:r>
-      <w:proofErr w:type="spellEnd"/>
-      <w:r>
-        <w:t>. Accedido: 31 de octubre de 2025. [En línea]. Disponible en: https://novaluz.es/impacto-ambiental-de-los-paneles-fotovoltaicos/</w:t>
+        <w:t>Chombi, «¿Cuál es el Impacto Medioambiental de los Paneles Fotovoltaicos?», Novaluz. Accedido: 31 de octubre de 2025. [En línea]. Disponible en: https://novaluz.es/impacto-ambiental-de-los-paneles-fotovoltaicos/</w:t>
       </w:r>
     </w:p>
     <w:p>
@@ -12651,14 +12631,7 @@
       </w:r>
       <w:r>
         <w:tab/>
-      </w:r>
-      <w:proofErr w:type="spellStart"/>
-      <w:r>
-        <w:t>lafabricasolar_vmphyw</w:t>
-      </w:r>
-      <w:proofErr w:type="spellEnd"/>
-      <w:r>
-        <w:t>, «El impacto de la energía solar fotovoltaica en la economía española», La Fábrica Solar. Accedido: 4 de noviembre de 2025. [En línea]. Disponible en: https://www.lafabricasolar.com/impacto-energia-solar-fotovoltaica/</w:t>
+        <w:t>lafabricasolar_vmphyw, «El impacto de la energía solar fotovoltaica en la economía española», La Fábrica Solar. Accedido: 4 de noviembre de 2025. [En línea]. Disponible en: https://www.lafabricasolar.com/impacto-energia-solar-fotovoltaica/</w:t>
       </w:r>
     </w:p>
     <w:p>
@@ -12670,14 +12643,7 @@
       </w:r>
       <w:r>
         <w:tab/>
-      </w:r>
-      <w:proofErr w:type="spellStart"/>
-      <w:r>
-        <w:t>lafabricasolar_vmphyw</w:t>
-      </w:r>
-      <w:proofErr w:type="spellEnd"/>
-      <w:r>
-        <w:t>, «El impacto de la energía solar fotovoltaica en la economía española», La Fábrica Solar. Accedido: 30 de octubre de 2025. [En línea]. Disponible en: https://www.lafabricasolar.com/impacto-energia-solar-fotovoltaica/</w:t>
+        <w:t>lafabricasolar_vmphyw, «El impacto de la energía solar fotovoltaica en la economía española», La Fábrica Solar. Accedido: 30 de octubre de 2025. [En línea]. Disponible en: https://www.lafabricasolar.com/impacto-energia-solar-fotovoltaica/</w:t>
       </w:r>
     </w:p>
     <w:p>
@@ -12689,14 +12655,7 @@
       </w:r>
       <w:r>
         <w:tab/>
-      </w:r>
-      <w:proofErr w:type="spellStart"/>
-      <w:r>
-        <w:t>admin</w:t>
-      </w:r>
-      <w:proofErr w:type="spellEnd"/>
-      <w:r>
-        <w:t>, «Revalorización de Viviendas con Placas Solares en España», PULSEN ENERGY - Instalación de Placas Solares y Cargadores Eléctricos. Accedido: 4 de noviembre de 2025. [En línea]. Disponible en: https://pulsenenergy.com/revalorizacion-de-viviendas-con-placas-solares-en-espana/</w:t>
+        <w:t>admin, «Revalorización de Viviendas con Placas Solares en España», PULSEN ENERGY - Instalación de Placas Solares y Cargadores Eléctricos. Accedido: 4 de noviembre de 2025. [En línea]. Disponible en: https://pulsenenergy.com/revalorizacion-de-viviendas-con-placas-solares-en-espana/</w:t>
       </w:r>
     </w:p>
     <w:p>
@@ -12708,43 +12667,11 @@
       </w:r>
       <w:r>
         <w:tab/>
-        <w:t>E. estudio «Impacto socioeconómico de las inversiones en energía solar fotovoltaica</w:t>
-      </w:r>
-      <w:proofErr w:type="gramStart"/>
-      <w:r>
-        <w:t>»,  realizado</w:t>
-      </w:r>
-      <w:proofErr w:type="gramEnd"/>
-      <w:r>
-        <w:t xml:space="preserve"> por equipos de investigación de la U. C. I. de M. y la U. Complutense, R. Q. L. I. D. P. S. C. a D. E. E. Local, A. Población, </w:t>
-      </w:r>
-      <w:proofErr w:type="gramStart"/>
-      <w:r>
-        <w:t>y  estimular</w:t>
-      </w:r>
-      <w:proofErr w:type="gramEnd"/>
-      <w:r>
-        <w:t xml:space="preserve"> el tejido empresarial y aumentar los ingresos municipales P. S. Molina, «Un estudio </w:t>
+        <w:t xml:space="preserve">E. estudio «Impacto socioeconómico de las inversiones en energía solar fotovoltaica»,  realizado por equipos de investigación de la U. C. I. de M. y la U. Complutense, R. Q. L. I. D. P. S. C. a D. E. E. Local, A. Población, y  estimular el tejido empresarial y aumentar los ingresos municipales P. S. Molina, «Un estudio </w:t>
       </w:r>
       <w:r>
         <w:lastRenderedPageBreak/>
-        <w:t xml:space="preserve">cuantifica los beneficios económicos y sociales de la fotovoltaica en el medio rural español», </w:t>
-      </w:r>
-      <w:proofErr w:type="spellStart"/>
-      <w:r>
-        <w:t>pv</w:t>
-      </w:r>
-      <w:proofErr w:type="spellEnd"/>
-      <w:r>
-        <w:t xml:space="preserve"> </w:t>
-      </w:r>
-      <w:proofErr w:type="gramStart"/>
-      <w:r>
-        <w:t>magazine</w:t>
-      </w:r>
-      <w:proofErr w:type="gramEnd"/>
-      <w:r>
-        <w:t xml:space="preserve"> España. Accedido: 3 de noviembre de 2025. [En línea]. Disponible en: https://www.pv-magazine.es/2025/05/28/un-estudio-cuantifica-los-beneficios-economicos-y-sociales-de-la-fotovoltaica-en-el-medio-rural-espanol/</w:t>
+        <w:t>cuantifica los beneficios económicos y sociales de la fotovoltaica en el medio rural español», pv magazine España. Accedido: 3 de noviembre de 2025. [En línea]. Disponible en: https://www.pv-magazine.es/2025/05/28/un-estudio-cuantifica-los-beneficios-economicos-y-sociales-de-la-fotovoltaica-en-el-medio-rural-espanol/</w:t>
       </w:r>
     </w:p>
     <w:p>
@@ -12765,15 +12692,7 @@
         <w:t>▷</w:t>
       </w:r>
       <w:r>
-        <w:t xml:space="preserve"> Los beneficios fiscales de la energía solar en 2024», </w:t>
-      </w:r>
-      <w:proofErr w:type="spellStart"/>
-      <w:r>
-        <w:t>ClimaBeiro</w:t>
-      </w:r>
-      <w:proofErr w:type="spellEnd"/>
-      <w:r>
-        <w:t>. Accedido: 4 de noviembre de 2025. [En línea]. Disponible en: https://climabeiro.es/blog/beneficios-fiscales-energia-solar/</w:t>
+        <w:t xml:space="preserve"> Los beneficios fiscales de la energía solar en 2024», ClimaBeiro. Accedido: 4 de noviembre de 2025. [En línea]. Disponible en: https://climabeiro.es/blog/beneficios-fiscales-energia-solar/</w:t>
       </w:r>
     </w:p>
     <w:p>
@@ -12791,92 +12710,43 @@
           <w:lang w:val="en-US"/>
         </w:rPr>
         <w:tab/>
-        <w:t xml:space="preserve">K. </w:t>
-      </w:r>
-      <w:proofErr w:type="gramStart"/>
-      <w:r>
+        <w:t xml:space="preserve">K. vutukuri, «7.Classical Machine Learning vs Neural Approaches»:, Medium. </w:t>
+      </w:r>
+      <w:r>
+        <w:t>Accedido: 6 de noviembre de 2025. [En línea]. Disponible en: https://medium.com/@kiranvutukuri/7-classical-machine-learning-vs-neural-approaches-9316b3804af5</w:t>
+      </w:r>
+    </w:p>
+    <w:p>
+      <w:pPr>
+        <w:pStyle w:val="Bibliografa"/>
+      </w:pPr>
+      <w:r>
+        <w:t>[16]</w:t>
+      </w:r>
+      <w:r>
+        <w:tab/>
+        <w:t>JesusGarciaFernandez, «Construcción de modelos de regresión multivariantes», SEHLELHA. Accedido: 11 de noviembre de 2025. [En línea]. Disponible en: https://seh-lelha.org/construccion-modelos-regresion-multivariantes/</w:t>
+      </w:r>
+    </w:p>
+    <w:p>
+      <w:pPr>
+        <w:pStyle w:val="Bibliografa"/>
         <w:rPr>
           <w:lang w:val="en-US"/>
         </w:rPr>
-        <w:t>vutukuri, «7.Classical</w:t>
-      </w:r>
-      <w:proofErr w:type="gramEnd"/>
+      </w:pPr>
       <w:r>
         <w:rPr>
           <w:lang w:val="en-US"/>
         </w:rPr>
-        <w:t xml:space="preserve"> Machine Learning vs Neural Approaches</w:t>
-      </w:r>
-      <w:proofErr w:type="gramStart"/>
+        <w:t>[17]</w:t>
+      </w:r>
       <w:r>
         <w:rPr>
           <w:lang w:val="en-US"/>
         </w:rPr>
-        <w:t>»:,</w:t>
-      </w:r>
-      <w:proofErr w:type="gramEnd"/>
-      <w:r>
-        <w:rPr>
-          <w:lang w:val="en-US"/>
-        </w:rPr>
-        <w:t xml:space="preserve"> Medium. </w:t>
-      </w:r>
-      <w:r>
-        <w:t>Accedido: 6 de noviembre de 2025. [En línea]. Disponible en: https://medium.com/@kiranvutukuri/7-classical-machine-learning-vs-neural-approaches-9316b3804af5</w:t>
-      </w:r>
-    </w:p>
-    <w:p>
-      <w:pPr>
-        <w:pStyle w:val="Bibliografa"/>
-      </w:pPr>
-      <w:r>
-        <w:t>[16]</w:t>
-      </w:r>
-      <w:r>
         <w:tab/>
-      </w:r>
-      <w:proofErr w:type="spellStart"/>
-      <w:r>
-        <w:t>JesusGarciaFernandez</w:t>
-      </w:r>
-      <w:proofErr w:type="spellEnd"/>
-      <w:r>
-        <w:t>, «Construcción de modelos de regresión multivariantes», SEHLELHA. Accedido: 11 de noviembre de 2025. [En línea]. Disponible en: https://seh-lelha.org/construccion-modelos-regresion-multivariantes/</w:t>
-      </w:r>
-    </w:p>
-    <w:p>
-      <w:pPr>
-        <w:pStyle w:val="Bibliografa"/>
-        <w:rPr>
-          <w:lang w:val="en-US"/>
-        </w:rPr>
-      </w:pPr>
-      <w:r>
-        <w:rPr>
-          <w:lang w:val="en-US"/>
-        </w:rPr>
-        <w:t>[17]</w:t>
-      </w:r>
-      <w:r>
-        <w:rPr>
-          <w:lang w:val="en-US"/>
-        </w:rPr>
-        <w:tab/>
-        <w:t xml:space="preserve">K. He, X. Zhang, S. Ren, y J. Sun, «Identity Mappings in Deep Residual Networks», </w:t>
-      </w:r>
-      <w:proofErr w:type="spellStart"/>
-      <w:r>
-        <w:rPr>
-          <w:lang w:val="en-US"/>
-        </w:rPr>
-        <w:t>en</w:t>
-      </w:r>
-      <w:proofErr w:type="spellEnd"/>
-      <w:r>
-        <w:rPr>
-          <w:lang w:val="en-US"/>
-        </w:rPr>
-        <w:t xml:space="preserve"> </w:t>
+        <w:t xml:space="preserve">K. He, X. Zhang, S. Ren, y J. Sun, «Identity Mappings in Deep Residual Networks», en </w:t>
       </w:r>
       <w:r>
         <w:rPr>
@@ -12890,49 +12760,7 @@
         <w:rPr>
           <w:lang w:val="en-US"/>
         </w:rPr>
-        <w:t xml:space="preserve">, vol. 9908, B. Leibe, J. Matas, N. Sebe, y M. Welling, Eds., </w:t>
-      </w:r>
-      <w:proofErr w:type="spellStart"/>
-      <w:r>
-        <w:rPr>
-          <w:lang w:val="en-US"/>
-        </w:rPr>
-        <w:t>en</w:t>
-      </w:r>
-      <w:proofErr w:type="spellEnd"/>
-      <w:r>
-        <w:rPr>
-          <w:lang w:val="en-US"/>
-        </w:rPr>
-        <w:t xml:space="preserve"> Lecture Notes in Computer Science, vol. 9908</w:t>
-      </w:r>
-      <w:proofErr w:type="gramStart"/>
-      <w:r>
-        <w:rPr>
-          <w:lang w:val="en-US"/>
-        </w:rPr>
-        <w:t>. ,</w:t>
-      </w:r>
-      <w:proofErr w:type="gramEnd"/>
-      <w:r>
-        <w:rPr>
-          <w:lang w:val="en-US"/>
-        </w:rPr>
-        <w:t xml:space="preserve"> Cham: Springer International Publishing, 2016, pp. 630-645. </w:t>
-      </w:r>
-      <w:proofErr w:type="spellStart"/>
-      <w:r>
-        <w:rPr>
-          <w:lang w:val="en-US"/>
-        </w:rPr>
-        <w:t>doi</w:t>
-      </w:r>
-      <w:proofErr w:type="spellEnd"/>
-      <w:r>
-        <w:rPr>
-          <w:lang w:val="en-US"/>
-        </w:rPr>
-        <w:t>: 10.1007/978-3-319-46493-0_38.</w:t>
+        <w:t>, vol. 9908, B. Leibe, J. Matas, N. Sebe, y M. Welling, Eds., en Lecture Notes in Computer Science, vol. 9908. , Cham: Springer International Publishing, 2016, pp. 630-645. doi: 10.1007/978-3-319-46493-0_38.</w:t>
       </w:r>
     </w:p>
     <w:p>
@@ -12944,65 +12772,8 @@
       </w:r>
       <w:r>
         <w:tab/>
-        <w:t>M. López Santos, X. García-Santiago, F. Echevarría Camarero, G. Blázquez Gil, y P. Carrasco Ortega, «</w:t>
-      </w:r>
-      <w:proofErr w:type="spellStart"/>
-      <w:r>
-        <w:t>Application</w:t>
-      </w:r>
-      <w:proofErr w:type="spellEnd"/>
-      <w:r>
-        <w:t xml:space="preserve"> </w:t>
-      </w:r>
-      <w:proofErr w:type="spellStart"/>
-      <w:r>
-        <w:t>of</w:t>
-      </w:r>
-      <w:proofErr w:type="spellEnd"/>
-      <w:r>
-        <w:t xml:space="preserve"> Temporal </w:t>
-      </w:r>
-      <w:proofErr w:type="spellStart"/>
-      <w:r>
-        <w:t>Fusion</w:t>
-      </w:r>
-      <w:proofErr w:type="spellEnd"/>
-      <w:r>
-        <w:t xml:space="preserve"> </w:t>
-      </w:r>
-      <w:proofErr w:type="spellStart"/>
-      <w:r>
-        <w:t>Transformer</w:t>
-      </w:r>
-      <w:proofErr w:type="spellEnd"/>
-      <w:r>
-        <w:t xml:space="preserve"> </w:t>
-      </w:r>
-      <w:proofErr w:type="spellStart"/>
-      <w:r>
-        <w:t>for</w:t>
-      </w:r>
-      <w:proofErr w:type="spellEnd"/>
-      <w:r>
-        <w:t xml:space="preserve"> Day-</w:t>
-      </w:r>
-      <w:proofErr w:type="spellStart"/>
-      <w:r>
-        <w:t>Ahead</w:t>
-      </w:r>
-      <w:proofErr w:type="spellEnd"/>
-      <w:r>
-        <w:t xml:space="preserve"> PV </w:t>
-      </w:r>
-      <w:proofErr w:type="spellStart"/>
-      <w:r>
-        <w:t>Power</w:t>
-      </w:r>
-      <w:proofErr w:type="spellEnd"/>
-      <w:r>
-        <w:t xml:space="preserve"> Forecasting», </w:t>
-      </w:r>
-      <w:proofErr w:type="spellStart"/>
+        <w:t xml:space="preserve">M. López Santos, X. García-Santiago, F. Echevarría Camarero, G. Blázquez Gil, y P. Carrasco Ortega, «Application of Temporal Fusion Transformer for Day-Ahead PV Power Forecasting», </w:t>
+      </w:r>
       <w:r>
         <w:rPr>
           <w:i/>
@@ -13010,13 +12781,8 @@
         </w:rPr>
         <w:t>Energies</w:t>
       </w:r>
-      <w:proofErr w:type="spellEnd"/>
-      <w:r>
-        <w:t xml:space="preserve">, vol. 15, </w:t>
-      </w:r>
-      <w:proofErr w:type="spellStart"/>
-      <w:r>
-        <w:t>n.</w:t>
+      <w:r>
+        <w:t>, vol. 15, n.</w:t>
       </w:r>
       <w:r>
         <w:rPr>
@@ -13024,17 +12790,8 @@
         </w:rPr>
         <w:t>o</w:t>
       </w:r>
-      <w:proofErr w:type="spellEnd"/>
-      <w:r>
-        <w:t xml:space="preserve"> 14, p. 5232, jul. 2022, </w:t>
-      </w:r>
-      <w:proofErr w:type="spellStart"/>
-      <w:r>
-        <w:t>doi</w:t>
-      </w:r>
-      <w:proofErr w:type="spellEnd"/>
-      <w:r>
-        <w:t>: 10.3390/en15145232.</w:t>
+      <w:r>
+        <w:t xml:space="preserve"> 14, p. 5232, jul. 2022, doi: 10.3390/en15145232.</w:t>
       </w:r>
     </w:p>
     <w:p>
@@ -13052,63 +12809,7 @@
           <w:lang w:val="en-US"/>
         </w:rPr>
         <w:tab/>
-        <w:t xml:space="preserve">S. B. </w:t>
-      </w:r>
-      <w:proofErr w:type="spellStart"/>
-      <w:r>
-        <w:rPr>
-          <w:lang w:val="en-US"/>
-        </w:rPr>
-        <w:t>Taieb</w:t>
-      </w:r>
-      <w:proofErr w:type="spellEnd"/>
-      <w:r>
-        <w:rPr>
-          <w:lang w:val="en-US"/>
-        </w:rPr>
-        <w:t xml:space="preserve"> y R. </w:t>
-      </w:r>
-      <w:proofErr w:type="gramStart"/>
-      <w:r>
-        <w:rPr>
-          <w:lang w:val="en-US"/>
-        </w:rPr>
-        <w:t>Hyndman, «</w:t>
-      </w:r>
-      <w:proofErr w:type="gramEnd"/>
-      <w:r>
-        <w:rPr>
-          <w:lang w:val="en-US"/>
-        </w:rPr>
-        <w:t xml:space="preserve">Boosting multi-step autoregressive </w:t>
-      </w:r>
-      <w:proofErr w:type="gramStart"/>
-      <w:r>
-        <w:rPr>
-          <w:lang w:val="en-US"/>
-        </w:rPr>
-        <w:t>forecasts»,</w:t>
-      </w:r>
-      <w:proofErr w:type="gramEnd"/>
-      <w:r>
-        <w:rPr>
-          <w:lang w:val="en-US"/>
-        </w:rPr>
-        <w:t xml:space="preserve"> </w:t>
-      </w:r>
-      <w:proofErr w:type="spellStart"/>
-      <w:r>
-        <w:rPr>
-          <w:lang w:val="en-US"/>
-        </w:rPr>
-        <w:t>en</w:t>
-      </w:r>
-      <w:proofErr w:type="spellEnd"/>
-      <w:r>
-        <w:rPr>
-          <w:lang w:val="en-US"/>
-        </w:rPr>
-        <w:t xml:space="preserve"> </w:t>
+        <w:t xml:space="preserve">S. B. Taieb y R. Hyndman, «Boosting multi-step autoregressive forecasts», en </w:t>
       </w:r>
       <w:r>
         <w:rPr>
@@ -13122,142 +12823,58 @@
         <w:rPr>
           <w:lang w:val="en-US"/>
         </w:rPr>
-        <w:t xml:space="preserve">, PMLR, </w:t>
-      </w:r>
-      <w:proofErr w:type="spellStart"/>
-      <w:r>
+        <w:t xml:space="preserve">, PMLR, ene. 2014, pp. 109-117. </w:t>
+      </w:r>
+      <w:r>
+        <w:t>Accedido: 6 de noviembre de 2025. [En línea]. Disponible en: https://proceedings.mlr.press/v32/taieb14.html</w:t>
+      </w:r>
+    </w:p>
+    <w:p>
+      <w:pPr>
+        <w:pStyle w:val="Bibliografa"/>
         <w:rPr>
           <w:lang w:val="en-US"/>
         </w:rPr>
-        <w:t>ene</w:t>
-      </w:r>
-      <w:proofErr w:type="spellEnd"/>
+      </w:pPr>
       <w:r>
         <w:rPr>
           <w:lang w:val="en-US"/>
         </w:rPr>
-        <w:t xml:space="preserve">. 2014, pp. 109-117. </w:t>
-      </w:r>
-      <w:r>
-        <w:t>Accedido: 6 de noviembre de 2025. [En línea]. Disponible en: https://proceedings.mlr.press/v32/taieb14.html</w:t>
+        <w:t>[20]</w:t>
+      </w:r>
+      <w:r>
+        <w:rPr>
+          <w:lang w:val="en-US"/>
+        </w:rPr>
+        <w:tab/>
+        <w:t xml:space="preserve">«What Is Random Forest? | IBM». </w:t>
+      </w:r>
+      <w:r>
+        <w:t xml:space="preserve">Accedido: 12 de diciembre de 2025. [En línea]. </w:t>
+      </w:r>
+      <w:r>
+        <w:rPr>
+          <w:lang w:val="en-US"/>
+        </w:rPr>
+        <w:t>Disponible en: https://www.ibm.com/think/topics/random-forest</w:t>
       </w:r>
     </w:p>
     <w:p>
       <w:pPr>
         <w:pStyle w:val="Bibliografa"/>
+      </w:pPr>
+      <w:r>
         <w:rPr>
           <w:lang w:val="en-US"/>
         </w:rPr>
-      </w:pPr>
+        <w:t>[21]</w:t>
+      </w:r>
       <w:r>
         <w:rPr>
           <w:lang w:val="en-US"/>
         </w:rPr>
-        <w:t>[20</w:t>
-      </w:r>
-      <w:proofErr w:type="gramStart"/>
-      <w:r>
-        <w:rPr>
-          <w:lang w:val="en-US"/>
-        </w:rPr>
-        <w:t>]</w:t>
-      </w:r>
-      <w:r>
-        <w:rPr>
-          <w:lang w:val="en-US"/>
-        </w:rPr>
         <w:tab/>
-        <w:t>«</w:t>
-      </w:r>
-      <w:proofErr w:type="gramEnd"/>
-      <w:r>
-        <w:rPr>
-          <w:lang w:val="en-US"/>
-        </w:rPr>
-        <w:t xml:space="preserve">What Is Random Forest? </w:t>
-      </w:r>
-      <w:proofErr w:type="gramStart"/>
-      <w:r>
-        <w:rPr>
-          <w:lang w:val="en-US"/>
-        </w:rPr>
-        <w:t>| IBM».</w:t>
-      </w:r>
-      <w:proofErr w:type="gramEnd"/>
-      <w:r>
-        <w:rPr>
-          <w:lang w:val="en-US"/>
-        </w:rPr>
-        <w:t xml:space="preserve"> </w:t>
-      </w:r>
-      <w:r>
-        <w:t xml:space="preserve">Accedido: 12 de diciembre de 2025. [En línea]. </w:t>
-      </w:r>
-      <w:r>
-        <w:rPr>
-          <w:lang w:val="en-US"/>
-        </w:rPr>
-        <w:t xml:space="preserve">Disponible </w:t>
-      </w:r>
-      <w:proofErr w:type="spellStart"/>
-      <w:r>
-        <w:rPr>
-          <w:lang w:val="en-US"/>
-        </w:rPr>
-        <w:t>en</w:t>
-      </w:r>
-      <w:proofErr w:type="spellEnd"/>
-      <w:r>
-        <w:rPr>
-          <w:lang w:val="en-US"/>
-        </w:rPr>
-        <w:t>: https://www.ibm.com/think/topics/random-forest</w:t>
-      </w:r>
-    </w:p>
-    <w:p>
-      <w:pPr>
-        <w:pStyle w:val="Bibliografa"/>
-      </w:pPr>
-      <w:r>
-        <w:rPr>
-          <w:lang w:val="en-US"/>
-        </w:rPr>
-        <w:t>[21</w:t>
-      </w:r>
-      <w:proofErr w:type="gramStart"/>
-      <w:r>
-        <w:rPr>
-          <w:lang w:val="en-US"/>
-        </w:rPr>
-        <w:t>]</w:t>
-      </w:r>
-      <w:r>
-        <w:rPr>
-          <w:lang w:val="en-US"/>
-        </w:rPr>
-        <w:tab/>
-        <w:t>«</w:t>
-      </w:r>
-      <w:proofErr w:type="gramEnd"/>
-      <w:r>
-        <w:rPr>
-          <w:lang w:val="en-US"/>
-        </w:rPr>
-        <w:t xml:space="preserve">Interquartile Range (IQR): What it is and How to Find </w:t>
-      </w:r>
-      <w:proofErr w:type="gramStart"/>
-      <w:r>
-        <w:rPr>
-          <w:lang w:val="en-US"/>
-        </w:rPr>
-        <w:t>it»,</w:t>
-      </w:r>
-      <w:proofErr w:type="gramEnd"/>
-      <w:r>
-        <w:rPr>
-          <w:lang w:val="en-US"/>
-        </w:rPr>
-        <w:t xml:space="preserve"> Statistics How To. </w:t>
+        <w:t xml:space="preserve">«Interquartile Range (IQR): What it is and How to Find it», Statistics How To. </w:t>
       </w:r>
       <w:r>
         <w:t>Accedido: 1 de diciembre de 2025. [En línea]. Disponible en: https://www.statisticshowto.com/probability-and-statistics/interquartile-range/</w:t>
@@ -13295,56 +12912,14 @@
         <w:rPr>
           <w:lang w:val="en-US"/>
         </w:rPr>
-        <w:t>[24</w:t>
-      </w:r>
-      <w:proofErr w:type="gramStart"/>
+        <w:t>[24]</w:t>
+      </w:r>
       <w:r>
         <w:rPr>
           <w:lang w:val="en-US"/>
         </w:rPr>
-        <w:t>]</w:t>
-      </w:r>
-      <w:r>
-        <w:rPr>
-          <w:lang w:val="en-US"/>
-        </w:rPr>
         <w:tab/>
-        <w:t>«</w:t>
-      </w:r>
-      <w:proofErr w:type="gramEnd"/>
-      <w:r>
-        <w:rPr>
-          <w:lang w:val="en-US"/>
-        </w:rPr>
-        <w:t xml:space="preserve">Recursive multi-step forecasting - </w:t>
-      </w:r>
-      <w:proofErr w:type="spellStart"/>
-      <w:r>
-        <w:rPr>
-          <w:lang w:val="en-US"/>
-        </w:rPr>
-        <w:t>Skforecast</w:t>
-      </w:r>
-      <w:proofErr w:type="spellEnd"/>
-      <w:r>
-        <w:rPr>
-          <w:lang w:val="en-US"/>
-        </w:rPr>
-        <w:t xml:space="preserve"> </w:t>
-      </w:r>
-      <w:proofErr w:type="gramStart"/>
-      <w:r>
-        <w:rPr>
-          <w:lang w:val="en-US"/>
-        </w:rPr>
-        <w:t>Docs».</w:t>
-      </w:r>
-      <w:proofErr w:type="gramEnd"/>
-      <w:r>
-        <w:rPr>
-          <w:lang w:val="en-US"/>
-        </w:rPr>
-        <w:t xml:space="preserve"> </w:t>
+        <w:t xml:space="preserve">«Recursive multi-step forecasting - Skforecast Docs». </w:t>
       </w:r>
       <w:r>
         <w:t>Accedido: 12 de diciembre de 2025. [En línea]. Disponible en: https://skforecast.org/0.14.0/user_guides/autoregresive-forecaster.html</w:t>
@@ -13361,7 +12936,6 @@
         <w:tab/>
         <w:t xml:space="preserve">J. Amat Rodrigo y J. Escobar Ortiz, </w:t>
       </w:r>
-      <w:proofErr w:type="spellStart"/>
       <w:r>
         <w:rPr>
           <w:i/>
@@ -13369,25 +12943,8 @@
         </w:rPr>
         <w:t>skforecast</w:t>
       </w:r>
-      <w:proofErr w:type="spellEnd"/>
-      <w:r>
-        <w:t xml:space="preserve">. (27 de septiembre de 2023). </w:t>
-      </w:r>
-      <w:proofErr w:type="spellStart"/>
-      <w:r>
-        <w:t>Zenodo</w:t>
-      </w:r>
-      <w:proofErr w:type="spellEnd"/>
-      <w:r>
-        <w:t xml:space="preserve">. </w:t>
-      </w:r>
-      <w:proofErr w:type="spellStart"/>
-      <w:r>
-        <w:t>doi</w:t>
-      </w:r>
-      <w:proofErr w:type="spellEnd"/>
-      <w:r>
-        <w:t>: 10.5281/ZENODO.8382788.</w:t>
+      <w:r>
+        <w:t>. (27 de septiembre de 2023). Zenodo. doi: 10.5281/ZENODO.8382788.</w:t>
       </w:r>
     </w:p>
     <w:p>
@@ -13399,31 +12956,19 @@
       </w:r>
       <w:r>
         <w:tab/>
-        <w:t>«</w:t>
-      </w:r>
-      <w:proofErr w:type="spellStart"/>
-      <w:r>
-        <w:t>Exogenous</w:t>
-      </w:r>
-      <w:proofErr w:type="spellEnd"/>
-      <w:r>
-        <w:t xml:space="preserve"> variables - </w:t>
-      </w:r>
-      <w:proofErr w:type="spellStart"/>
-      <w:r>
-        <w:t>Skforecast</w:t>
-      </w:r>
-      <w:proofErr w:type="spellEnd"/>
-      <w:r>
-        <w:t xml:space="preserve"> </w:t>
-      </w:r>
-      <w:proofErr w:type="spellStart"/>
-      <w:r>
-        <w:t>Docs</w:t>
-      </w:r>
-      <w:proofErr w:type="spellEnd"/>
-      <w:r>
-        <w:t>». Accedido: 12 de diciembre de 2025. [En línea]. Disponible en: https://skforecast.org/0.14.0/user_guides/exogenous-variables</w:t>
+        <w:t>«Exogenous variables - Skforecast Docs». Accedido: 12 de diciembre de 2025. [En línea]. Disponible en: https://skforecast.org/0.14.0/user_guides/exogenous-variables</w:t>
+      </w:r>
+    </w:p>
+    <w:p>
+      <w:pPr>
+        <w:pStyle w:val="Bibliografa"/>
+      </w:pPr>
+      <w:r>
+        <w:t>[27]</w:t>
+      </w:r>
+      <w:r>
+        <w:tab/>
+        <w:t>«XGBoost Parameters — xgboost 3.1.1 documentation». Accedido: 15 de diciembre de 2025. [En línea]. Disponible en: https://xgboost.readthedocs.io/en/stable/parameter.html</w:t>
       </w:r>
     </w:p>
     <w:p>
@@ -13433,10 +12978,10 @@
     </w:p>
     <w:p/>
     <w:sectPr>
-      <w:headerReference w:type="even" r:id="rId19"/>
-      <w:headerReference w:type="default" r:id="rId20"/>
-      <w:footerReference w:type="even" r:id="rId21"/>
-      <w:footerReference w:type="default" r:id="rId22"/>
+      <w:headerReference w:type="even" r:id="rId21"/>
+      <w:headerReference w:type="default" r:id="rId22"/>
+      <w:footerReference w:type="even" r:id="rId23"/>
+      <w:footerReference w:type="default" r:id="rId24"/>
       <w:type w:val="continuous"/>
       <w:pgSz w:w="11906" w:h="16838"/>
       <w:pgMar w:top="1417" w:right="1701" w:bottom="1417" w:left="1701" w:header="708" w:footer="708" w:gutter="0"/>
@@ -16126,6 +15671,7 @@
   <w:style w:type="character" w:default="1" w:styleId="Fuentedeprrafopredeter">
     <w:name w:val="Default Paragraph Font"/>
     <w:uiPriority w:val="1"/>
+    <w:semiHidden/>
     <w:unhideWhenUsed/>
   </w:style>
   <w:style w:type="table" w:default="1" w:styleId="Tablanormal">
@@ -16852,6 +16398,10 @@
 </file>
 
 <file path=customXml/item1.xml><?xml version="1.0" encoding="utf-8"?>
+<b:Sources xmlns:b="http://schemas.openxmlformats.org/officeDocument/2006/bibliography" xmlns="http://schemas.openxmlformats.org/officeDocument/2006/bibliography" SelectedStyle="\APASixthEditionOfficeOnline.xsl" StyleName="APA" Version="6"/>
+</file>
+
+<file path=customXml/item2.xml><?xml version="1.0" encoding="utf-8"?>
 <ct:contentTypeSchema xmlns:ct="http://schemas.microsoft.com/office/2006/metadata/contentType" xmlns:ma="http://schemas.microsoft.com/office/2006/metadata/properties/metaAttributes" ct:_="" ma:_="" ma:contentTypeName="Documento" ma:contentTypeID="0x0101008F24B132E736234F98252618693A1573" ma:contentTypeVersion="6" ma:contentTypeDescription="Crear nuevo documento." ma:contentTypeScope="" ma:versionID="8cc5b143e6f0d72a613cbb2d0b82cbf6">
   <xsd:schema xmlns:xsd="http://www.w3.org/2001/XMLSchema" xmlns:xs="http://www.w3.org/2001/XMLSchema" xmlns:p="http://schemas.microsoft.com/office/2006/metadata/properties" xmlns:ns3="df476f18-8a16-4ae2-b503-872883f57cd8" targetNamespace="http://schemas.microsoft.com/office/2006/metadata/properties" ma:root="true" ma:fieldsID="2bf2c7f9a6ddde4001482d99fa07609b" ns3:_="">
     <xsd:import namespace="df476f18-8a16-4ae2-b503-872883f57cd8"/>
@@ -17007,7 +16557,7 @@
 </ct:contentTypeSchema>
 </file>
 
-<file path=customXml/item2.xml><?xml version="1.0" encoding="utf-8"?>
+<file path=customXml/item3.xml><?xml version="1.0" encoding="utf-8"?>
 <p:properties xmlns:p="http://schemas.microsoft.com/office/2006/metadata/properties" xmlns:xsi="http://www.w3.org/2001/XMLSchema-instance" xmlns:pc="http://schemas.microsoft.com/office/infopath/2007/PartnerControls">
   <documentManagement>
     <_activity xmlns="df476f18-8a16-4ae2-b503-872883f57cd8" xsi:nil="true"/>
@@ -17015,7 +16565,7 @@
 </p:properties>
 </file>
 
-<file path=customXml/item3.xml><?xml version="1.0" encoding="utf-8"?>
+<file path=customXml/item4.xml><?xml version="1.0" encoding="utf-8"?>
 <?mso-contentType ?>
 <FormTemplates xmlns="http://schemas.microsoft.com/sharepoint/v3/contenttype/forms">
   <Display>DocumentLibraryForm</Display>
@@ -17024,11 +16574,15 @@
 </FormTemplates>
 </file>
 
-<file path=customXml/item4.xml><?xml version="1.0" encoding="utf-8"?>
-<b:Sources xmlns:b="http://schemas.openxmlformats.org/officeDocument/2006/bibliography" xmlns="http://schemas.openxmlformats.org/officeDocument/2006/bibliography" SelectedStyle="\APASixthEditionOfficeOnline.xsl" StyleName="APA" Version="6"/>
+<file path=customXml/itemProps1.xml><?xml version="1.0" encoding="utf-8"?>
+<ds:datastoreItem xmlns:ds="http://schemas.openxmlformats.org/officeDocument/2006/customXml" ds:itemID="{6CB01E00-5A18-4D0E-A526-7FD52DBBF292}">
+  <ds:schemaRefs>
+    <ds:schemaRef ds:uri="http://schemas.openxmlformats.org/officeDocument/2006/bibliography"/>
+  </ds:schemaRefs>
+</ds:datastoreItem>
 </file>
 
-<file path=customXml/itemProps1.xml><?xml version="1.0" encoding="utf-8"?>
+<file path=customXml/itemProps2.xml><?xml version="1.0" encoding="utf-8"?>
 <ds:datastoreItem xmlns:ds="http://schemas.openxmlformats.org/officeDocument/2006/customXml" ds:itemID="{A5371FA4-FC0B-453F-9926-6D5EE3B23206}">
   <ds:schemaRefs>
     <ds:schemaRef ds:uri="http://schemas.microsoft.com/office/2006/metadata/contentType"/>
@@ -17046,7 +16600,7 @@
 </ds:datastoreItem>
 </file>
 
-<file path=customXml/itemProps2.xml><?xml version="1.0" encoding="utf-8"?>
+<file path=customXml/itemProps3.xml><?xml version="1.0" encoding="utf-8"?>
 <ds:datastoreItem xmlns:ds="http://schemas.openxmlformats.org/officeDocument/2006/customXml" ds:itemID="{7693FAA9-B3EE-48A0-8668-03C6F508F62D}">
   <ds:schemaRefs>
     <ds:schemaRef ds:uri="http://schemas.microsoft.com/office/2006/metadata/properties"/>
@@ -17056,18 +16610,10 @@
 </ds:datastoreItem>
 </file>
 
-<file path=customXml/itemProps3.xml><?xml version="1.0" encoding="utf-8"?>
+<file path=customXml/itemProps4.xml><?xml version="1.0" encoding="utf-8"?>
 <ds:datastoreItem xmlns:ds="http://schemas.openxmlformats.org/officeDocument/2006/customXml" ds:itemID="{FD720F4B-8865-4419-A0A9-788F5CDEC2FC}">
   <ds:schemaRefs>
     <ds:schemaRef ds:uri="http://schemas.microsoft.com/sharepoint/v3/contenttype/forms"/>
   </ds:schemaRefs>
 </ds:datastoreItem>
-</file>
-
-<file path=customXml/itemProps4.xml><?xml version="1.0" encoding="utf-8"?>
-<ds:datastoreItem xmlns:ds="http://schemas.openxmlformats.org/officeDocument/2006/customXml" ds:itemID="{6CB01E00-5A18-4D0E-A526-7FD52DBBF292}">
-  <ds:schemaRefs>
-    <ds:schemaRef ds:uri="http://schemas.openxmlformats.org/officeDocument/2006/bibliography"/>
-  </ds:schemaRefs>
-</ds:datastoreItem>
 </file>
--- a/BorradorTFG.docx
+++ b/BorradorTFG.docx
@@ -19,7 +19,7 @@
           <w:noProof/>
         </w:rPr>
         <w:drawing>
-          <wp:inline distT="0" distB="0" distL="0" distR="0" wp14:anchorId="7244134F" wp14:editId="691CE2E8">
+          <wp:inline distT="0" distB="0" distL="0" distR="0" wp14:anchorId="7244134F" wp14:editId="521D131C">
             <wp:extent cx="4617720" cy="1196340"/>
             <wp:effectExtent l="0" t="0" r="0" b="0"/>
             <wp:docPr id="1" name="Imagen 3"/>
@@ -1345,7 +1345,7 @@
           <w:r>
             <w:fldChar w:fldCharType="separate"/>
           </w:r>
-          <w:hyperlink w:anchor="_Toc216688542" w:history="1">
+          <w:hyperlink w:anchor="_Toc217381029" w:history="1">
             <w:r>
               <w:rPr>
                 <w:rStyle w:val="Hipervnculo"/>
@@ -1374,7 +1374,7 @@
                 <w:noProof/>
                 <w:webHidden/>
               </w:rPr>
-              <w:instrText xml:space="preserve"> PAGEREF _Toc216688542 \h </w:instrText>
+              <w:instrText xml:space="preserve"> PAGEREF _Toc217381029 \h </w:instrText>
             </w:r>
             <w:r>
               <w:rPr>
@@ -1394,7 +1394,7 @@
                 <w:noProof/>
                 <w:webHidden/>
               </w:rPr>
-              <w:t>4</w:t>
+              <w:t>5</w:t>
             </w:r>
             <w:r>
               <w:rPr>
@@ -1418,7 +1418,7 @@
               <w14:ligatures w14:val="standardContextual"/>
             </w:rPr>
           </w:pPr>
-          <w:hyperlink w:anchor="_Toc216688543" w:history="1">
+          <w:hyperlink w:anchor="_Toc217381030" w:history="1">
             <w:r>
               <w:rPr>
                 <w:rStyle w:val="Hipervnculo"/>
@@ -1448,7 +1448,7 @@
                 <w:noProof/>
                 <w:webHidden/>
               </w:rPr>
-              <w:instrText xml:space="preserve"> PAGEREF _Toc216688543 \h </w:instrText>
+              <w:instrText xml:space="preserve"> PAGEREF _Toc217381030 \h </w:instrText>
             </w:r>
             <w:r>
               <w:rPr>
@@ -1493,7 +1493,7 @@
               <w14:ligatures w14:val="standardContextual"/>
             </w:rPr>
           </w:pPr>
-          <w:hyperlink w:anchor="_Toc216688544" w:history="1">
+          <w:hyperlink w:anchor="_Toc217381031" w:history="1">
             <w:r>
               <w:rPr>
                 <w:rStyle w:val="Hipervnculo"/>
@@ -1540,7 +1540,7 @@
                 <w:noProof/>
                 <w:webHidden/>
               </w:rPr>
-              <w:instrText xml:space="preserve"> PAGEREF _Toc216688544 \h </w:instrText>
+              <w:instrText xml:space="preserve"> PAGEREF _Toc217381031 \h </w:instrText>
             </w:r>
             <w:r>
               <w:rPr>
@@ -1584,7 +1584,7 @@
               <w14:ligatures w14:val="standardContextual"/>
             </w:rPr>
           </w:pPr>
-          <w:hyperlink w:anchor="_Toc216688545" w:history="1">
+          <w:hyperlink w:anchor="_Toc217381032" w:history="1">
             <w:r>
               <w:rPr>
                 <w:rStyle w:val="Hipervnculo"/>
@@ -1611,7 +1611,7 @@
                 <w:noProof/>
                 <w:webHidden/>
               </w:rPr>
-              <w:instrText xml:space="preserve"> PAGEREF _Toc216688545 \h </w:instrText>
+              <w:instrText xml:space="preserve"> PAGEREF _Toc217381032 \h </w:instrText>
             </w:r>
             <w:r>
               <w:rPr>
@@ -1655,7 +1655,7 @@
               <w14:ligatures w14:val="standardContextual"/>
             </w:rPr>
           </w:pPr>
-          <w:hyperlink w:anchor="_Toc216688546" w:history="1">
+          <w:hyperlink w:anchor="_Toc217381033" w:history="1">
             <w:r>
               <w:rPr>
                 <w:rStyle w:val="Hipervnculo"/>
@@ -1682,7 +1682,7 @@
                 <w:noProof/>
                 <w:webHidden/>
               </w:rPr>
-              <w:instrText xml:space="preserve"> PAGEREF _Toc216688546 \h </w:instrText>
+              <w:instrText xml:space="preserve"> PAGEREF _Toc217381033 \h </w:instrText>
             </w:r>
             <w:r>
               <w:rPr>
@@ -1726,7 +1726,7 @@
               <w14:ligatures w14:val="standardContextual"/>
             </w:rPr>
           </w:pPr>
-          <w:hyperlink w:anchor="_Toc216688547" w:history="1">
+          <w:hyperlink w:anchor="_Toc217381034" w:history="1">
             <w:r>
               <w:rPr>
                 <w:rStyle w:val="Hipervnculo"/>
@@ -1753,7 +1753,7 @@
                 <w:noProof/>
                 <w:webHidden/>
               </w:rPr>
-              <w:instrText xml:space="preserve"> PAGEREF _Toc216688547 \h </w:instrText>
+              <w:instrText xml:space="preserve"> PAGEREF _Toc217381034 \h </w:instrText>
             </w:r>
             <w:r>
               <w:rPr>
@@ -1797,7 +1797,7 @@
               <w14:ligatures w14:val="standardContextual"/>
             </w:rPr>
           </w:pPr>
-          <w:hyperlink w:anchor="_Toc216688548" w:history="1">
+          <w:hyperlink w:anchor="_Toc217381035" w:history="1">
             <w:r>
               <w:rPr>
                 <w:rStyle w:val="Hipervnculo"/>
@@ -1824,7 +1824,7 @@
                 <w:noProof/>
                 <w:webHidden/>
               </w:rPr>
-              <w:instrText xml:space="preserve"> PAGEREF _Toc216688548 \h </w:instrText>
+              <w:instrText xml:space="preserve"> PAGEREF _Toc217381035 \h </w:instrText>
             </w:r>
             <w:r>
               <w:rPr>
@@ -1868,7 +1868,7 @@
               <w14:ligatures w14:val="standardContextual"/>
             </w:rPr>
           </w:pPr>
-          <w:hyperlink w:anchor="_Toc216688549" w:history="1">
+          <w:hyperlink w:anchor="_Toc217381036" w:history="1">
             <w:r>
               <w:rPr>
                 <w:rStyle w:val="Hipervnculo"/>
@@ -1895,7 +1895,7 @@
                 <w:noProof/>
                 <w:webHidden/>
               </w:rPr>
-              <w:instrText xml:space="preserve"> PAGEREF _Toc216688549 \h </w:instrText>
+              <w:instrText xml:space="preserve"> PAGEREF _Toc217381036 \h </w:instrText>
             </w:r>
             <w:r>
               <w:rPr>
@@ -1939,7 +1939,7 @@
               <w14:ligatures w14:val="standardContextual"/>
             </w:rPr>
           </w:pPr>
-          <w:hyperlink w:anchor="_Toc216688550" w:history="1">
+          <w:hyperlink w:anchor="_Toc217381037" w:history="1">
             <w:r>
               <w:rPr>
                 <w:rStyle w:val="Hipervnculo"/>
@@ -1966,7 +1966,7 @@
                 <w:noProof/>
                 <w:webHidden/>
               </w:rPr>
-              <w:instrText xml:space="preserve"> PAGEREF _Toc216688550 \h </w:instrText>
+              <w:instrText xml:space="preserve"> PAGEREF _Toc217381037 \h </w:instrText>
             </w:r>
             <w:r>
               <w:rPr>
@@ -2011,7 +2011,7 @@
               <w14:ligatures w14:val="standardContextual"/>
             </w:rPr>
           </w:pPr>
-          <w:hyperlink w:anchor="_Toc216688551" w:history="1">
+          <w:hyperlink w:anchor="_Toc217381038" w:history="1">
             <w:r>
               <w:rPr>
                 <w:rStyle w:val="Hipervnculo"/>
@@ -2058,7 +2058,7 @@
                 <w:noProof/>
                 <w:webHidden/>
               </w:rPr>
-              <w:instrText xml:space="preserve"> PAGEREF _Toc216688551 \h </w:instrText>
+              <w:instrText xml:space="preserve"> PAGEREF _Toc217381038 \h </w:instrText>
             </w:r>
             <w:r>
               <w:rPr>
@@ -2102,7 +2102,7 @@
               <w14:ligatures w14:val="standardContextual"/>
             </w:rPr>
           </w:pPr>
-          <w:hyperlink w:anchor="_Toc216688552" w:history="1">
+          <w:hyperlink w:anchor="_Toc217381039" w:history="1">
             <w:r>
               <w:rPr>
                 <w:rStyle w:val="Hipervnculo"/>
@@ -2129,7 +2129,7 @@
                 <w:noProof/>
                 <w:webHidden/>
               </w:rPr>
-              <w:instrText xml:space="preserve"> PAGEREF _Toc216688552 \h </w:instrText>
+              <w:instrText xml:space="preserve"> PAGEREF _Toc217381039 \h </w:instrText>
             </w:r>
             <w:r>
               <w:rPr>
@@ -2175,7 +2175,7 @@
               <w14:ligatures w14:val="standardContextual"/>
             </w:rPr>
           </w:pPr>
-          <w:hyperlink w:anchor="_Toc216688553" w:history="1">
+          <w:hyperlink w:anchor="_Toc217381040" w:history="1">
             <w:r>
               <w:rPr>
                 <w:rStyle w:val="Hipervnculo"/>
@@ -2202,7 +2202,7 @@
                 <w:noProof/>
                 <w:webHidden/>
               </w:rPr>
-              <w:instrText xml:space="preserve"> PAGEREF _Toc216688553 \h </w:instrText>
+              <w:instrText xml:space="preserve"> PAGEREF _Toc217381040 \h </w:instrText>
             </w:r>
             <w:r>
               <w:rPr>
@@ -2248,7 +2248,7 @@
               <w14:ligatures w14:val="standardContextual"/>
             </w:rPr>
           </w:pPr>
-          <w:hyperlink w:anchor="_Toc216688554" w:history="1">
+          <w:hyperlink w:anchor="_Toc217381041" w:history="1">
             <w:r>
               <w:rPr>
                 <w:rStyle w:val="Hipervnculo"/>
@@ -2275,7 +2275,7 @@
                 <w:noProof/>
                 <w:webHidden/>
               </w:rPr>
-              <w:instrText xml:space="preserve"> PAGEREF _Toc216688554 \h </w:instrText>
+              <w:instrText xml:space="preserve"> PAGEREF _Toc217381041 \h </w:instrText>
             </w:r>
             <w:r>
               <w:rPr>
@@ -2321,7 +2321,7 @@
               <w14:ligatures w14:val="standardContextual"/>
             </w:rPr>
           </w:pPr>
-          <w:hyperlink w:anchor="_Toc216688555" w:history="1">
+          <w:hyperlink w:anchor="_Toc217381042" w:history="1">
             <w:r>
               <w:rPr>
                 <w:rStyle w:val="Hipervnculo"/>
@@ -2348,7 +2348,7 @@
                 <w:noProof/>
                 <w:webHidden/>
               </w:rPr>
-              <w:instrText xml:space="preserve"> PAGEREF _Toc216688555 \h </w:instrText>
+              <w:instrText xml:space="preserve"> PAGEREF _Toc217381042 \h </w:instrText>
             </w:r>
             <w:r>
               <w:rPr>
@@ -2392,7 +2392,7 @@
               <w14:ligatures w14:val="standardContextual"/>
             </w:rPr>
           </w:pPr>
-          <w:hyperlink w:anchor="_Toc216688556" w:history="1">
+          <w:hyperlink w:anchor="_Toc217381043" w:history="1">
             <w:r>
               <w:rPr>
                 <w:rStyle w:val="Hipervnculo"/>
@@ -2419,7 +2419,7 @@
                 <w:noProof/>
                 <w:webHidden/>
               </w:rPr>
-              <w:instrText xml:space="preserve"> PAGEREF _Toc216688556 \h </w:instrText>
+              <w:instrText xml:space="preserve"> PAGEREF _Toc217381043 \h </w:instrText>
             </w:r>
             <w:r>
               <w:rPr>
@@ -2440,6 +2440,79 @@
                 <w:webHidden/>
               </w:rPr>
               <w:t>22</w:t>
+            </w:r>
+            <w:r>
+              <w:rPr>
+                <w:noProof/>
+                <w:webHidden/>
+              </w:rPr>
+              <w:fldChar w:fldCharType="end"/>
+            </w:r>
+          </w:hyperlink>
+        </w:p>
+        <w:p>
+          <w:pPr>
+            <w:pStyle w:val="TDC3"/>
+            <w:tabs>
+              <w:tab w:val="right" w:leader="dot" w:pos="8494"/>
+            </w:tabs>
+            <w:rPr>
+              <w:rFonts w:cstheme="minorBidi"/>
+              <w:noProof/>
+              <w:kern w:val="2"/>
+              <w:sz w:val="24"/>
+              <w:szCs w:val="24"/>
+              <w14:ligatures w14:val="standardContextual"/>
+            </w:rPr>
+          </w:pPr>
+          <w:hyperlink w:anchor="_Toc217381044" w:history="1">
+            <w:r>
+              <w:rPr>
+                <w:rStyle w:val="Hipervnculo"/>
+                <w:noProof/>
+              </w:rPr>
+              <w:t>2.2.1 OVERFITTING</w:t>
+            </w:r>
+            <w:r>
+              <w:rPr>
+                <w:noProof/>
+                <w:webHidden/>
+              </w:rPr>
+              <w:tab/>
+            </w:r>
+            <w:r>
+              <w:rPr>
+                <w:noProof/>
+                <w:webHidden/>
+              </w:rPr>
+              <w:fldChar w:fldCharType="begin"/>
+            </w:r>
+            <w:r>
+              <w:rPr>
+                <w:noProof/>
+                <w:webHidden/>
+              </w:rPr>
+              <w:instrText xml:space="preserve"> PAGEREF _Toc217381044 \h </w:instrText>
+            </w:r>
+            <w:r>
+              <w:rPr>
+                <w:noProof/>
+                <w:webHidden/>
+              </w:rPr>
+            </w:r>
+            <w:r>
+              <w:rPr>
+                <w:noProof/>
+                <w:webHidden/>
+              </w:rPr>
+              <w:fldChar w:fldCharType="separate"/>
+            </w:r>
+            <w:r>
+              <w:rPr>
+                <w:noProof/>
+                <w:webHidden/>
+              </w:rPr>
+              <w:t>24</w:t>
             </w:r>
             <w:r>
               <w:rPr>
@@ -2463,7 +2536,7 @@
               <w14:ligatures w14:val="standardContextual"/>
             </w:rPr>
           </w:pPr>
-          <w:hyperlink w:anchor="_Toc216688557" w:history="1">
+          <w:hyperlink w:anchor="_Toc217381045" w:history="1">
             <w:r>
               <w:rPr>
                 <w:rStyle w:val="Hipervnculo"/>
@@ -2493,7 +2566,7 @@
                 <w:noProof/>
                 <w:webHidden/>
               </w:rPr>
-              <w:instrText xml:space="preserve"> PAGEREF _Toc216688557 \h </w:instrText>
+              <w:instrText xml:space="preserve"> PAGEREF _Toc217381045 \h </w:instrText>
             </w:r>
             <w:r>
               <w:rPr>
@@ -2513,7 +2586,7 @@
                 <w:noProof/>
                 <w:webHidden/>
               </w:rPr>
-              <w:t>25</w:t>
+              <w:t>26</w:t>
             </w:r>
             <w:r>
               <w:rPr>
@@ -3496,7 +3569,7 @@
           <w:bCs/>
         </w:rPr>
       </w:pPr>
-      <w:bookmarkStart w:id="0" w:name="_Toc216688542"/>
+      <w:bookmarkStart w:id="0" w:name="_Toc217381029"/>
       <w:r>
         <w:rPr>
           <w:b/>
@@ -3759,7 +3832,7 @@
           <w:lang w:val="en-US"/>
         </w:rPr>
       </w:pPr>
-      <w:bookmarkStart w:id="1" w:name="_Toc216688543"/>
+      <w:bookmarkStart w:id="1" w:name="_Toc217381030"/>
       <w:r>
         <w:rPr>
           <w:b/>
@@ -4750,7 +4823,7 @@
           <w:bCs/>
         </w:rPr>
       </w:pPr>
-      <w:bookmarkStart w:id="2" w:name="_Toc216688544"/>
+      <w:bookmarkStart w:id="2" w:name="_Toc217381031"/>
       <w:r>
         <w:rPr>
           <w:b/>
@@ -4780,7 +4853,7 @@
       <w:pPr>
         <w:pStyle w:val="Ttulo2"/>
       </w:pPr>
-      <w:bookmarkStart w:id="3" w:name="_Toc216688545"/>
+      <w:bookmarkStart w:id="3" w:name="_Toc217381032"/>
       <w:r>
         <w:t xml:space="preserve">1.1 </w:t>
       </w:r>
@@ -8616,7 +8689,7 @@
       <w:pPr>
         <w:pStyle w:val="Ttulo2"/>
       </w:pPr>
-      <w:bookmarkStart w:id="4" w:name="_Toc216688546"/>
+      <w:bookmarkStart w:id="4" w:name="_Toc217381033"/>
       <w:r>
         <w:t>1.2</w:t>
       </w:r>
@@ -9832,7 +9905,7 @@
       <w:pPr>
         <w:pStyle w:val="Ttulo2"/>
       </w:pPr>
-      <w:bookmarkStart w:id="5" w:name="_Toc216688547"/>
+      <w:bookmarkStart w:id="5" w:name="_Toc217381034"/>
       <w:r>
         <w:t>1.3 SITUACIÓN ACTUAL DE LA FOTOVOLTAICA</w:t>
       </w:r>
@@ -10243,7 +10316,7 @@
       <w:pPr>
         <w:pStyle w:val="Ttulo2"/>
       </w:pPr>
-      <w:bookmarkStart w:id="6" w:name="_Toc216688548"/>
+      <w:bookmarkStart w:id="6" w:name="_Toc217381035"/>
       <w:r>
         <w:t>1.4 IMPACTO AMBIENTAL</w:t>
       </w:r>
@@ -10560,7 +10633,7 @@
       <w:pPr>
         <w:pStyle w:val="Ttulo2"/>
       </w:pPr>
-      <w:bookmarkStart w:id="7" w:name="_Toc216688549"/>
+      <w:bookmarkStart w:id="7" w:name="_Toc217381036"/>
       <w:r>
         <w:t>1.5 IMPACTO ECONÓMICO</w:t>
       </w:r>
@@ -10869,7 +10942,7 @@
       <w:pPr>
         <w:pStyle w:val="Ttulo2"/>
       </w:pPr>
-      <w:bookmarkStart w:id="8" w:name="_Toc216688550"/>
+      <w:bookmarkStart w:id="8" w:name="_Toc217381037"/>
       <w:r>
         <w:t xml:space="preserve">1.6 </w:t>
       </w:r>
@@ -10927,7 +11000,7 @@
           <w:bCs/>
         </w:rPr>
       </w:pPr>
-      <w:bookmarkStart w:id="9" w:name="_Toc216688551"/>
+      <w:bookmarkStart w:id="9" w:name="_Toc217381038"/>
       <w:r>
         <w:rPr>
           <w:b/>
@@ -10943,7 +11016,7 @@
       <w:pPr>
         <w:pStyle w:val="Ttulo2"/>
       </w:pPr>
-      <w:bookmarkStart w:id="10" w:name="_Toc216688552"/>
+      <w:bookmarkStart w:id="10" w:name="_Toc217381039"/>
       <w:r>
         <w:t>2.1 PASOS PREVIOS</w:t>
       </w:r>
@@ -10954,7 +11027,7 @@
       <w:pPr>
         <w:pStyle w:val="Ttulo3"/>
       </w:pPr>
-      <w:bookmarkStart w:id="11" w:name="_Toc216688553"/>
+      <w:bookmarkStart w:id="11" w:name="_Toc217381040"/>
       <w:r>
         <w:t>2.1.1 POTENCIALES MODELOS</w:t>
       </w:r>
@@ -11281,7 +11354,7 @@
       <w:pPr>
         <w:pStyle w:val="Ttulo3"/>
       </w:pPr>
-      <w:bookmarkStart w:id="12" w:name="_Toc216688554"/>
+      <w:bookmarkStart w:id="12" w:name="_Toc217381041"/>
       <w:r>
         <w:t>2.</w:t>
       </w:r>
@@ -11812,7 +11885,7 @@
       <w:pPr>
         <w:pStyle w:val="Ttulo3"/>
       </w:pPr>
-      <w:bookmarkStart w:id="13" w:name="_Toc216688555"/>
+      <w:bookmarkStart w:id="13" w:name="_Toc217381042"/>
       <w:r>
         <w:lastRenderedPageBreak/>
         <w:t>2.</w:t>
@@ -12015,7 +12088,7 @@
         <w:pStyle w:val="Ttulo2"/>
         <w:jc w:val="both"/>
       </w:pPr>
-      <w:bookmarkStart w:id="14" w:name="_Toc216688556"/>
+      <w:bookmarkStart w:id="14" w:name="_Toc217381043"/>
       <w:r>
         <w:t>2.2 MODELADO</w:t>
       </w:r>
@@ -12201,6 +12274,9 @@
     </w:p>
     <w:p/>
     <w:p>
+      <w:pPr>
+        <w:jc w:val="both"/>
+      </w:pPr>
       <w:r>
         <w:t xml:space="preserve">A continuación, se entrenó un modelo </w:t>
       </w:r>
@@ -12284,6 +12360,9 @@
     </w:p>
     <w:p/>
     <w:p>
+      <w:pPr>
+        <w:jc w:val="both"/>
+      </w:pPr>
       <w:r>
         <w:t>Tras entrenar el modelo ajustando estos parámetros, se calculó la importancia de cada variable en la predicción de la potencia generada. Podemos observar un sentido físico, ya que variables como la irradiancia o la hora del día cuentan con una gran relevancia, junto con la muestra inmediatamente anterior, mientras que otras como el</w:t>
       </w:r>
@@ -12422,6 +12501,292 @@
         <w:jc w:val="center"/>
       </w:pPr>
     </w:p>
+    <w:p>
+      <w:pPr>
+        <w:pStyle w:val="Ttulo3"/>
+      </w:pPr>
+      <w:bookmarkStart w:id="15" w:name="_Toc217381044"/>
+      <w:r>
+        <w:t>2.2.1 OVERFITTING</w:t>
+      </w:r>
+      <w:bookmarkEnd w:id="15"/>
+    </w:p>
+    <w:p/>
+    <w:p>
+      <w:pPr>
+        <w:jc w:val="both"/>
+      </w:pPr>
+      <w:r>
+        <w:t xml:space="preserve">Es importante comprobar la no presencia de </w:t>
+      </w:r>
+      <w:r>
+        <w:t xml:space="preserve">sobreajuste, u </w:t>
+      </w:r>
+      <w:proofErr w:type="spellStart"/>
+      <w:r>
+        <w:t>overfitting</w:t>
+      </w:r>
+      <w:proofErr w:type="spellEnd"/>
+      <w:r>
+        <w:t xml:space="preserve">, en el modelo. En caso de tener un modelo </w:t>
+      </w:r>
+      <w:proofErr w:type="spellStart"/>
+      <w:r>
+        <w:t>sobreajustado</w:t>
+      </w:r>
+      <w:proofErr w:type="spellEnd"/>
+      <w:r>
+        <w:t>, este memorizará los datos de entrenamiento en vez de aprender patrones, lo que provocará que al exponerlo a datos ajenos al conjunto de entrenamiento la precisión predictiva brille por su ausencia</w:t>
+      </w:r>
+      <w:r>
+        <w:fldChar w:fldCharType="begin"/>
+      </w:r>
+      <w:r>
+        <w:instrText xml:space="preserve"> ADDIN ZOTERO_ITEM CSL_CITATION {"citationID":"mCCewkLs","properties":{"formattedCitation":"[28]","plainCitation":"[28]","noteIndex":0},"citationItems":[{"id":72,"uris":["http://zotero.org/users/local/PHqdJ13A/items/HUKUV7U5"],"itemData":{"id":72,"type":"webpage","abstract":"El sobreajuste se produce cuando un algoritmo se ajusta demasiado a sus datos de entrenamiento, lo que da como resultado un modelo que no puede hacer predicciones o conclusiones precisas.","language":"es-es","title":"¿Qué es el sobreajuste? | IBM","title-short":"¿Qué es el sobreajuste?","URL":"https://www.ibm.com/es-es/think/topics/overfitting","accessed":{"date-parts":[["2025",12,23]]},"issued":{"date-parts":[["2021",10,15]]}}}],"schema":"https://github.com/citation-style-language/schema/raw/master/csl-citation.json"} </w:instrText>
+      </w:r>
+      <w:r>
+        <w:fldChar w:fldCharType="separate"/>
+      </w:r>
+      <w:r>
+        <w:t>[28]</w:t>
+      </w:r>
+      <w:r>
+        <w:fldChar w:fldCharType="end"/>
+      </w:r>
+      <w:r>
+        <w:t xml:space="preserve">. Una forma de comprobar la existencia de sobreajuste gráficamente es observar la progresión del error según el número de iteraciones. Si el error aumenta considerablemente en el conjunto de validación mientras que el de entrenamiento se mantiene bajando, estamos ante un modelo </w:t>
+      </w:r>
+      <w:proofErr w:type="spellStart"/>
+      <w:r>
+        <w:t>sobreajustado</w:t>
+      </w:r>
+      <w:proofErr w:type="spellEnd"/>
+      <w:r>
+        <w:t>.</w:t>
+      </w:r>
+    </w:p>
+    <w:p>
+      <w:pPr>
+        <w:keepNext/>
+        <w:jc w:val="center"/>
+      </w:pPr>
+      <w:r>
+        <w:rPr>
+          <w:noProof/>
+        </w:rPr>
+        <w:drawing>
+          <wp:inline distT="0" distB="0" distL="0" distR="0" wp14:anchorId="53E05E8D" wp14:editId="5F4C66CD">
+            <wp:extent cx="5163196" cy="3322320"/>
+            <wp:effectExtent l="0" t="0" r="0" b="0"/>
+            <wp:docPr id="2099583942" name="Imagen 1" descr="Gráfico&#10;&#10;El contenido generado por IA puede ser incorrecto."/>
+            <wp:cNvGraphicFramePr>
+              <a:graphicFrameLocks xmlns:a="http://schemas.openxmlformats.org/drawingml/2006/main" noChangeAspect="1"/>
+            </wp:cNvGraphicFramePr>
+            <a:graphic xmlns:a="http://schemas.openxmlformats.org/drawingml/2006/main">
+              <a:graphicData uri="http://schemas.openxmlformats.org/drawingml/2006/picture">
+                <pic:pic xmlns:pic="http://schemas.openxmlformats.org/drawingml/2006/picture">
+                  <pic:nvPicPr>
+                    <pic:cNvPr id="2099583942" name="Imagen 1" descr="Gráfico&#10;&#10;El contenido generado por IA puede ser incorrecto."/>
+                    <pic:cNvPicPr/>
+                  </pic:nvPicPr>
+                  <pic:blipFill>
+                    <a:blip r:embed="rId21">
+                      <a:extLst>
+                        <a:ext uri="{28A0092B-C50C-407E-A947-70E740481C1C}">
+                          <a14:useLocalDpi xmlns:a14="http://schemas.microsoft.com/office/drawing/2010/main" val="0"/>
+                        </a:ext>
+                      </a:extLst>
+                    </a:blip>
+                    <a:stretch>
+                      <a:fillRect/>
+                    </a:stretch>
+                  </pic:blipFill>
+                  <pic:spPr>
+                    <a:xfrm>
+                      <a:off x="0" y="0"/>
+                      <a:ext cx="5176416" cy="3330827"/>
+                    </a:xfrm>
+                    <a:prstGeom prst="rect">
+                      <a:avLst/>
+                    </a:prstGeom>
+                  </pic:spPr>
+                </pic:pic>
+              </a:graphicData>
+            </a:graphic>
+          </wp:inline>
+        </w:drawing>
+      </w:r>
+    </w:p>
+    <w:p>
+      <w:pPr>
+        <w:pStyle w:val="Descripcin"/>
+        <w:jc w:val="center"/>
+      </w:pPr>
+      <w:r>
+        <w:t xml:space="preserve">Ilustración 9 - Gráfica de detección de </w:t>
+      </w:r>
+      <w:proofErr w:type="spellStart"/>
+      <w:r>
+        <w:t>overfitting</w:t>
+      </w:r>
+      <w:proofErr w:type="spellEnd"/>
+      <w:r>
+        <w:t xml:space="preserve"> sin </w:t>
+      </w:r>
+      <w:proofErr w:type="spellStart"/>
+      <w:r>
+        <w:t>early</w:t>
+      </w:r>
+      <w:proofErr w:type="spellEnd"/>
+      <w:r>
+        <w:t xml:space="preserve"> stop</w:t>
+      </w:r>
+    </w:p>
+    <w:p>
+      <w:pPr>
+        <w:jc w:val="both"/>
+      </w:pPr>
+      <w:r>
+        <w:lastRenderedPageBreak/>
+        <w:t xml:space="preserve">En la gráfica anterior se puede observar como el error en la métrica </w:t>
+      </w:r>
+      <w:proofErr w:type="spellStart"/>
+      <w:r>
+        <w:t>root</w:t>
+      </w:r>
+      <w:proofErr w:type="spellEnd"/>
+      <w:r>
+        <w:t xml:space="preserve"> mean </w:t>
+      </w:r>
+      <w:proofErr w:type="spellStart"/>
+      <w:r>
+        <w:t>squared</w:t>
+      </w:r>
+      <w:proofErr w:type="spellEnd"/>
+      <w:r>
+        <w:t xml:space="preserve"> error disminuye conjuntamente en el conjunto de entrenamiento y validación, hasta que llega el momento en que se cruzan, a partir de cuando el error en validación se estabiliza y el de entrenamiento sigue bajando. La forma general de la gráfica nos indica que no estamos ante un caso de sobreajuste, ya que el modelo ha aprendido patrones predictivos que aplica correctamente al conjunto de validación.</w:t>
+      </w:r>
+      <w:r>
+        <w:t xml:space="preserve"> En este caso, no se ha aplicado un </w:t>
+      </w:r>
+      <w:proofErr w:type="spellStart"/>
+      <w:r>
+        <w:t>early_stopping_rounds</w:t>
+      </w:r>
+      <w:proofErr w:type="spellEnd"/>
+      <w:r>
+        <w:t xml:space="preserve"> a la hora de entrenar, por lo que el modelo seguirá hasta que acabe todos los árboles presentes. En caso de darle un valor a este parámetro, el modelo se detendría cuando pasasen las iteraciones indicadas a partir de que el error deja de disminuir. Si, por ejemplo, se le asigna el valor 50, el modelo se detendrá en el momento en que no se haya mejorado el error en 50 iteraciones.</w:t>
+      </w:r>
+      <w:r>
+        <w:t xml:space="preserve"> Haciendo esto, obtenemos que a partir de la iteración 400 el error en el conjunto de validación no mejora:</w:t>
+      </w:r>
+    </w:p>
+    <w:p/>
+    <w:p>
+      <w:pPr>
+        <w:keepNext/>
+        <w:jc w:val="center"/>
+      </w:pPr>
+      <w:r>
+        <w:rPr>
+          <w:noProof/>
+        </w:rPr>
+        <w:drawing>
+          <wp:inline distT="0" distB="0" distL="0" distR="0" wp14:anchorId="6FA58E2E" wp14:editId="0C38F1D4">
+            <wp:extent cx="5400040" cy="3474720"/>
+            <wp:effectExtent l="0" t="0" r="0" b="0"/>
+            <wp:docPr id="901736482" name="Imagen 2" descr="Gráfico&#10;&#10;El contenido generado por IA puede ser incorrecto."/>
+            <wp:cNvGraphicFramePr>
+              <a:graphicFrameLocks xmlns:a="http://schemas.openxmlformats.org/drawingml/2006/main" noChangeAspect="1"/>
+            </wp:cNvGraphicFramePr>
+            <a:graphic xmlns:a="http://schemas.openxmlformats.org/drawingml/2006/main">
+              <a:graphicData uri="http://schemas.openxmlformats.org/drawingml/2006/picture">
+                <pic:pic xmlns:pic="http://schemas.openxmlformats.org/drawingml/2006/picture">
+                  <pic:nvPicPr>
+                    <pic:cNvPr id="901736482" name="Imagen 2" descr="Gráfico&#10;&#10;El contenido generado por IA puede ser incorrecto."/>
+                    <pic:cNvPicPr/>
+                  </pic:nvPicPr>
+                  <pic:blipFill>
+                    <a:blip r:embed="rId22">
+                      <a:extLst>
+                        <a:ext uri="{28A0092B-C50C-407E-A947-70E740481C1C}">
+                          <a14:useLocalDpi xmlns:a14="http://schemas.microsoft.com/office/drawing/2010/main" val="0"/>
+                        </a:ext>
+                      </a:extLst>
+                    </a:blip>
+                    <a:stretch>
+                      <a:fillRect/>
+                    </a:stretch>
+                  </pic:blipFill>
+                  <pic:spPr>
+                    <a:xfrm>
+                      <a:off x="0" y="0"/>
+                      <a:ext cx="5400040" cy="3474720"/>
+                    </a:xfrm>
+                    <a:prstGeom prst="rect">
+                      <a:avLst/>
+                    </a:prstGeom>
+                  </pic:spPr>
+                </pic:pic>
+              </a:graphicData>
+            </a:graphic>
+          </wp:inline>
+        </w:drawing>
+      </w:r>
+    </w:p>
+    <w:p>
+      <w:pPr>
+        <w:pStyle w:val="Descripcin"/>
+        <w:jc w:val="center"/>
+      </w:pPr>
+      <w:r>
+        <w:t xml:space="preserve">Ilustración </w:t>
+      </w:r>
+      <w:fldSimple w:instr=" SEQ Ilustración \* ARABIC ">
+        <w:r>
+          <w:rPr>
+            <w:noProof/>
+          </w:rPr>
+          <w:t>1</w:t>
+        </w:r>
+      </w:fldSimple>
+      <w:r>
+        <w:t xml:space="preserve">0 - Gráfica de detección de </w:t>
+      </w:r>
+      <w:proofErr w:type="spellStart"/>
+      <w:r>
+        <w:t>overfitting</w:t>
+      </w:r>
+      <w:proofErr w:type="spellEnd"/>
+      <w:r>
+        <w:t xml:space="preserve"> con </w:t>
+      </w:r>
+      <w:proofErr w:type="spellStart"/>
+      <w:r>
+        <w:t>early</w:t>
+      </w:r>
+      <w:proofErr w:type="spellEnd"/>
+      <w:r>
+        <w:t xml:space="preserve"> stop</w:t>
+      </w:r>
+    </w:p>
+    <w:p/>
+    <w:p>
+      <w:pPr>
+        <w:jc w:val="both"/>
+      </w:pPr>
+      <w:r>
+        <w:t xml:space="preserve">Hay que asegurarse de que la parada no se realice demasiado pronto, ya que excluiría características importantes y provocaría lo contrario a sobreajuste, el infraajuste o </w:t>
+      </w:r>
+      <w:proofErr w:type="spellStart"/>
+      <w:r>
+        <w:t>underfitting</w:t>
+      </w:r>
+      <w:proofErr w:type="spellEnd"/>
+      <w:r>
+        <w:t xml:space="preserve">. El infraajuste se da cuando el tiempo de entrenamiento no ha sido suficiente o cuando las variables de entrada no son lo suficientemente significativas como para determinar unos patrones entre las variables de entrada y las de objetivo. </w:t>
+      </w:r>
+    </w:p>
     <w:p/>
     <w:p/>
     <w:p/>
@@ -12437,79 +12802,98 @@
     <w:p/>
     <w:p/>
     <w:p/>
-    <w:p/>
-    <w:p/>
-    <w:p/>
-    <w:p/>
-    <w:p/>
-    <w:p/>
-    <w:p/>
-    <w:p/>
-    <w:p/>
-    <w:p/>
-    <w:p/>
-    <w:p/>
-    <w:p/>
-    <w:p/>
     <w:p>
       <w:pPr>
         <w:pStyle w:val="Ttulo1"/>
         <w:rPr>
           <w:b/>
           <w:bCs/>
-          <w:lang w:val="en-US"/>
-        </w:rPr>
-      </w:pPr>
-      <w:bookmarkStart w:id="15" w:name="_Toc216688557"/>
+        </w:rPr>
+      </w:pPr>
+      <w:bookmarkStart w:id="16" w:name="_Toc217381045"/>
       <w:r>
         <w:rPr>
           <w:b/>
           <w:bCs/>
+        </w:rPr>
+        <w:t>REFERENCIAS</w:t>
+      </w:r>
+      <w:bookmarkEnd w:id="16"/>
+    </w:p>
+    <w:p/>
+    <w:p>
+      <w:pPr>
+        <w:pStyle w:val="Bibliografa"/>
+        <w:rPr>
           <w:lang w:val="en-US"/>
         </w:rPr>
-        <w:lastRenderedPageBreak/>
-        <w:t>REFERENCIAS</w:t>
-      </w:r>
-      <w:bookmarkEnd w:id="15"/>
-    </w:p>
-    <w:p>
-      <w:pPr>
+      </w:pPr>
+      <w:r>
+        <w:fldChar w:fldCharType="begin"/>
+      </w:r>
+      <w:r>
         <w:rPr>
           <w:lang w:val="en-US"/>
         </w:rPr>
-      </w:pPr>
-    </w:p>
-    <w:p>
-      <w:pPr>
-        <w:pStyle w:val="Bibliografa"/>
+        <w:instrText xml:space="preserve"> ADDIN ZOTERO_BIBL {"uncited":[],"omitted":[],"custom":[]} CSL_BIBLIOGRAPHY </w:instrText>
+      </w:r>
+      <w:r>
+        <w:fldChar w:fldCharType="separate"/>
+      </w:r>
+      <w:r>
         <w:rPr>
           <w:lang w:val="en-US"/>
         </w:rPr>
-      </w:pPr>
-      <w:r>
-        <w:fldChar w:fldCharType="begin"/>
+        <w:t>[1]</w:t>
       </w:r>
       <w:r>
         <w:rPr>
           <w:lang w:val="en-US"/>
         </w:rPr>
-        <w:instrText xml:space="preserve"> ADDIN ZOTERO_BIBL {"uncited":[],"omitted":[],"custom":[]} CSL_BIBLIOGRAPHY </w:instrText>
-      </w:r>
-      <w:r>
-        <w:fldChar w:fldCharType="separate"/>
-      </w:r>
+        <w:tab/>
+        <w:t xml:space="preserve">M. A. </w:t>
+      </w:r>
+      <w:proofErr w:type="spellStart"/>
       <w:r>
         <w:rPr>
           <w:lang w:val="en-US"/>
         </w:rPr>
-        <w:t>[1]</w:t>
-      </w:r>
+        <w:t>Castán-Lascorz</w:t>
+      </w:r>
+      <w:proofErr w:type="spellEnd"/>
       <w:r>
         <w:rPr>
           <w:lang w:val="en-US"/>
         </w:rPr>
-        <w:tab/>
-        <w:t xml:space="preserve">M. A. Castán-Lascorz, B. D. Mselle, L. L. Zabaleta, M. León, y J. Arroyo, «Energy Flexibility Optimization in Industry: A Hybrid Approach with Synthetic Data Evaluation», en </w:t>
+        <w:t xml:space="preserve">, B. D. </w:t>
+      </w:r>
+      <w:proofErr w:type="spellStart"/>
+      <w:r>
+        <w:rPr>
+          <w:lang w:val="en-US"/>
+        </w:rPr>
+        <w:t>Mselle</w:t>
+      </w:r>
+      <w:proofErr w:type="spellEnd"/>
+      <w:r>
+        <w:rPr>
+          <w:lang w:val="en-US"/>
+        </w:rPr>
+        <w:t xml:space="preserve">, L. L. Zabaleta, M. León, y J. Arroyo, «Energy Flexibility Optimization in Industry: A Hybrid Approach with Synthetic Data Evaluation», </w:t>
+      </w:r>
+      <w:proofErr w:type="spellStart"/>
+      <w:r>
+        <w:rPr>
+          <w:lang w:val="en-US"/>
+        </w:rPr>
+        <w:t>en</w:t>
+      </w:r>
+      <w:proofErr w:type="spellEnd"/>
+      <w:r>
+        <w:rPr>
+          <w:lang w:val="en-US"/>
+        </w:rPr>
+        <w:t xml:space="preserve"> </w:t>
       </w:r>
       <w:r>
         <w:rPr>
@@ -12523,7 +12907,21 @@
         <w:rPr>
           <w:lang w:val="en-US"/>
         </w:rPr>
-        <w:t>, Valencia, Spain: IEEE, jun. 2025, pp. 1-10. doi: 10.1109/ICE/ITMC65658.2025.11106527.</w:t>
+        <w:t xml:space="preserve">, Valencia, Spain: IEEE, jun. 2025, pp. 1-10. </w:t>
+      </w:r>
+      <w:proofErr w:type="spellStart"/>
+      <w:r>
+        <w:rPr>
+          <w:lang w:val="en-US"/>
+        </w:rPr>
+        <w:t>doi</w:t>
+      </w:r>
+      <w:proofErr w:type="spellEnd"/>
+      <w:r>
+        <w:rPr>
+          <w:lang w:val="en-US"/>
+        </w:rPr>
+        <w:t>: 10.1109/ICE/ITMC65658.2025.11106527.</w:t>
       </w:r>
     </w:p>
     <w:p>
@@ -12535,7 +12933,15 @@
       </w:r>
       <w:r>
         <w:tab/>
-        <w:t>«Energía solar fotovoltaica y su contribución | ACCIONA | Business as unusual». Accedido: 3 de noviembre de 2025. [En línea]. Disponible en: https://www.acciona.com/es/energias-renovables/energia-solar/fotovoltaica</w:t>
+        <w:t xml:space="preserve">«Energía solar fotovoltaica y su contribución | ACCIONA | Business as </w:t>
+      </w:r>
+      <w:proofErr w:type="spellStart"/>
+      <w:r>
+        <w:t>unusual</w:t>
+      </w:r>
+      <w:proofErr w:type="spellEnd"/>
+      <w:r>
+        <w:t>». Accedido: 3 de noviembre de 2025. [En línea]. Disponible en: https://www.acciona.com/es/energias-renovables/energia-solar/fotovoltaica</w:t>
       </w:r>
     </w:p>
     <w:p>
@@ -12547,7 +12953,15 @@
       </w:r>
       <w:r>
         <w:tab/>
-        <w:t>«Guía completa: Cómo evaluar el rendimiento de las placas solares de forma efectiva - Soletec». Accedido: 4 de noviembre de 2025. [En línea]. Disponible en: https://soletec.es/como-evaluar-el-rendimiento-de-placas-solares/</w:t>
+        <w:t xml:space="preserve">«Guía completa: Cómo evaluar el rendimiento de las placas solares de forma efectiva - </w:t>
+      </w:r>
+      <w:proofErr w:type="spellStart"/>
+      <w:r>
+        <w:t>Soletec</w:t>
+      </w:r>
+      <w:proofErr w:type="spellEnd"/>
+      <w:r>
+        <w:t>». Accedido: 4 de noviembre de 2025. [En línea]. Disponible en: https://soletec.es/como-evaluar-el-rendimiento-de-placas-solares/</w:t>
       </w:r>
     </w:p>
     <w:p>
@@ -12595,7 +13009,22 @@
       </w:r>
       <w:r>
         <w:tab/>
-        <w:t>audema, «Situación actual de la energía fotovoltaica en España - Audema». Accedido: 3 de noviembre de 2025. [En línea]. Disponible en: https://www.audema.com/situacion-actual-de-la-energia-fotovoltaica-en-espana/</w:t>
+      </w:r>
+      <w:proofErr w:type="spellStart"/>
+      <w:r>
+        <w:t>audema</w:t>
+      </w:r>
+      <w:proofErr w:type="spellEnd"/>
+      <w:r>
+        <w:t xml:space="preserve">, «Situación actual de la energía fotovoltaica en España - </w:t>
+      </w:r>
+      <w:proofErr w:type="spellStart"/>
+      <w:r>
+        <w:t>Audema</w:t>
+      </w:r>
+      <w:proofErr w:type="spellEnd"/>
+      <w:r>
+        <w:t>». Accedido: 3 de noviembre de 2025. [En línea]. Disponible en: https://www.audema.com/situacion-actual-de-la-energia-fotovoltaica-en-espana/</w:t>
       </w:r>
     </w:p>
     <w:p>
@@ -12619,7 +13048,22 @@
       </w:r>
       <w:r>
         <w:tab/>
-        <w:t>Chombi, «¿Cuál es el Impacto Medioambiental de los Paneles Fotovoltaicos?», Novaluz. Accedido: 31 de octubre de 2025. [En línea]. Disponible en: https://novaluz.es/impacto-ambiental-de-los-paneles-fotovoltaicos/</w:t>
+      </w:r>
+      <w:proofErr w:type="spellStart"/>
+      <w:r>
+        <w:t>Chombi</w:t>
+      </w:r>
+      <w:proofErr w:type="spellEnd"/>
+      <w:r>
+        <w:t xml:space="preserve">, «¿Cuál es el Impacto Medioambiental de los Paneles Fotovoltaicos?», </w:t>
+      </w:r>
+      <w:proofErr w:type="spellStart"/>
+      <w:r>
+        <w:t>Novaluz</w:t>
+      </w:r>
+      <w:proofErr w:type="spellEnd"/>
+      <w:r>
+        <w:t>. Accedido: 31 de octubre de 2025. [En línea]. Disponible en: https://novaluz.es/impacto-ambiental-de-los-paneles-fotovoltaicos/</w:t>
       </w:r>
     </w:p>
     <w:p>
@@ -12631,7 +13075,14 @@
       </w:r>
       <w:r>
         <w:tab/>
-        <w:t>lafabricasolar_vmphyw, «El impacto de la energía solar fotovoltaica en la economía española», La Fábrica Solar. Accedido: 4 de noviembre de 2025. [En línea]. Disponible en: https://www.lafabricasolar.com/impacto-energia-solar-fotovoltaica/</w:t>
+      </w:r>
+      <w:proofErr w:type="spellStart"/>
+      <w:r>
+        <w:t>lafabricasolar_vmphyw</w:t>
+      </w:r>
+      <w:proofErr w:type="spellEnd"/>
+      <w:r>
+        <w:t>, «El impacto de la energía solar fotovoltaica en la economía española», La Fábrica Solar. Accedido: 4 de noviembre de 2025. [En línea]. Disponible en: https://www.lafabricasolar.com/impacto-energia-solar-fotovoltaica/</w:t>
       </w:r>
     </w:p>
     <w:p>
@@ -12643,7 +13094,14 @@
       </w:r>
       <w:r>
         <w:tab/>
-        <w:t>lafabricasolar_vmphyw, «El impacto de la energía solar fotovoltaica en la economía española», La Fábrica Solar. Accedido: 30 de octubre de 2025. [En línea]. Disponible en: https://www.lafabricasolar.com/impacto-energia-solar-fotovoltaica/</w:t>
+      </w:r>
+      <w:proofErr w:type="spellStart"/>
+      <w:r>
+        <w:t>lafabricasolar_vmphyw</w:t>
+      </w:r>
+      <w:proofErr w:type="spellEnd"/>
+      <w:r>
+        <w:t>, «El impacto de la energía solar fotovoltaica en la economía española», La Fábrica Solar. Accedido: 30 de octubre de 2025. [En línea]. Disponible en: https://www.lafabricasolar.com/impacto-energia-solar-fotovoltaica/</w:t>
       </w:r>
     </w:p>
     <w:p>
@@ -12655,7 +13113,18 @@
       </w:r>
       <w:r>
         <w:tab/>
-        <w:t>admin, «Revalorización de Viviendas con Placas Solares en España», PULSEN ENERGY - Instalación de Placas Solares y Cargadores Eléctricos. Accedido: 4 de noviembre de 2025. [En línea]. Disponible en: https://pulsenenergy.com/revalorizacion-de-viviendas-con-placas-solares-en-espana/</w:t>
+      </w:r>
+      <w:proofErr w:type="spellStart"/>
+      <w:r>
+        <w:t>admin</w:t>
+      </w:r>
+      <w:proofErr w:type="spellEnd"/>
+      <w:r>
+        <w:t xml:space="preserve">, «Revalorización de Viviendas con Placas Solares en España», PULSEN ENERGY - Instalación de Placas Solares y Cargadores Eléctricos. Accedido: 4 de noviembre de 2025. [En línea]. Disponible en: </w:t>
+      </w:r>
+      <w:r>
+        <w:lastRenderedPageBreak/>
+        <w:t>https://pulsenenergy.com/revalorizacion-de-viviendas-con-placas-solares-en-espana/</w:t>
       </w:r>
     </w:p>
     <w:p>
@@ -12667,11 +13136,39 @@
       </w:r>
       <w:r>
         <w:tab/>
-        <w:t xml:space="preserve">E. estudio «Impacto socioeconómico de las inversiones en energía solar fotovoltaica»,  realizado por equipos de investigación de la U. C. I. de M. y la U. Complutense, R. Q. L. I. D. P. S. C. a D. E. E. Local, A. Población, y  estimular el tejido empresarial y aumentar los ingresos municipales P. S. Molina, «Un estudio </w:t>
-      </w:r>
-      <w:r>
-        <w:lastRenderedPageBreak/>
-        <w:t>cuantifica los beneficios económicos y sociales de la fotovoltaica en el medio rural español», pv magazine España. Accedido: 3 de noviembre de 2025. [En línea]. Disponible en: https://www.pv-magazine.es/2025/05/28/un-estudio-cuantifica-los-beneficios-economicos-y-sociales-de-la-fotovoltaica-en-el-medio-rural-espanol/</w:t>
+        <w:t>E. estudio «Impacto socioeconómico de las inversiones en energía solar fotovoltaica</w:t>
+      </w:r>
+      <w:proofErr w:type="gramStart"/>
+      <w:r>
+        <w:t>»,  realizado</w:t>
+      </w:r>
+      <w:proofErr w:type="gramEnd"/>
+      <w:r>
+        <w:t xml:space="preserve"> por equipos de investigación de la U. C. I. de M. y la U. Complutense, R. Q. L. I. D. P. S. C. a D. E. E. Local, A. Población, </w:t>
+      </w:r>
+      <w:proofErr w:type="gramStart"/>
+      <w:r>
+        <w:t>y  estimular</w:t>
+      </w:r>
+      <w:proofErr w:type="gramEnd"/>
+      <w:r>
+        <w:t xml:space="preserve"> el tejido empresarial y aumentar los ingresos municipales P. S. Molina, «Un estudio cuantifica los beneficios económicos y sociales de la fotovoltaica en el medio rural español», </w:t>
+      </w:r>
+      <w:proofErr w:type="spellStart"/>
+      <w:r>
+        <w:t>pv</w:t>
+      </w:r>
+      <w:proofErr w:type="spellEnd"/>
+      <w:r>
+        <w:t xml:space="preserve"> </w:t>
+      </w:r>
+      <w:proofErr w:type="gramStart"/>
+      <w:r>
+        <w:t>magazine</w:t>
+      </w:r>
+      <w:proofErr w:type="gramEnd"/>
+      <w:r>
+        <w:t xml:space="preserve"> España. Accedido: 3 de noviembre de 2025. [En línea]. Disponible en: https://www.pv-magazine.es/2025/05/28/un-estudio-cuantifica-los-beneficios-economicos-y-sociales-de-la-fotovoltaica-en-el-medio-rural-espanol/</w:t>
       </w:r>
     </w:p>
     <w:p>
@@ -12692,7 +13189,15 @@
         <w:t>▷</w:t>
       </w:r>
       <w:r>
-        <w:t xml:space="preserve"> Los beneficios fiscales de la energía solar en 2024», ClimaBeiro. Accedido: 4 de noviembre de 2025. [En línea]. Disponible en: https://climabeiro.es/blog/beneficios-fiscales-energia-solar/</w:t>
+        <w:t xml:space="preserve"> Los beneficios fiscales de la energía solar en 2024», </w:t>
+      </w:r>
+      <w:proofErr w:type="spellStart"/>
+      <w:r>
+        <w:t>ClimaBeiro</w:t>
+      </w:r>
+      <w:proofErr w:type="spellEnd"/>
+      <w:r>
+        <w:t>. Accedido: 4 de noviembre de 2025. [En línea]. Disponible en: https://climabeiro.es/blog/beneficios-fiscales-energia-solar/</w:t>
       </w:r>
     </w:p>
     <w:p>
@@ -12710,7 +13215,35 @@
           <w:lang w:val="en-US"/>
         </w:rPr>
         <w:tab/>
-        <w:t xml:space="preserve">K. vutukuri, «7.Classical Machine Learning vs Neural Approaches»:, Medium. </w:t>
+        <w:t xml:space="preserve">K. </w:t>
+      </w:r>
+      <w:proofErr w:type="gramStart"/>
+      <w:r>
+        <w:rPr>
+          <w:lang w:val="en-US"/>
+        </w:rPr>
+        <w:t>vutukuri, «7.Classical</w:t>
+      </w:r>
+      <w:proofErr w:type="gramEnd"/>
+      <w:r>
+        <w:rPr>
+          <w:lang w:val="en-US"/>
+        </w:rPr>
+        <w:t xml:space="preserve"> Machine Learning vs Neural Approaches</w:t>
+      </w:r>
+      <w:proofErr w:type="gramStart"/>
+      <w:r>
+        <w:rPr>
+          <w:lang w:val="en-US"/>
+        </w:rPr>
+        <w:t>»:,</w:t>
+      </w:r>
+      <w:proofErr w:type="gramEnd"/>
+      <w:r>
+        <w:rPr>
+          <w:lang w:val="en-US"/>
+        </w:rPr>
+        <w:t xml:space="preserve"> Medium. </w:t>
       </w:r>
       <w:r>
         <w:t>Accedido: 6 de noviembre de 2025. [En línea]. Disponible en: https://medium.com/@kiranvutukuri/7-classical-machine-learning-vs-neural-approaches-9316b3804af5</w:t>
@@ -12725,7 +13258,14 @@
       </w:r>
       <w:r>
         <w:tab/>
-        <w:t>JesusGarciaFernandez, «Construcción de modelos de regresión multivariantes», SEHLELHA. Accedido: 11 de noviembre de 2025. [En línea]. Disponible en: https://seh-lelha.org/construccion-modelos-regresion-multivariantes/</w:t>
+      </w:r>
+      <w:proofErr w:type="spellStart"/>
+      <w:r>
+        <w:t>JesusGarciaFernandez</w:t>
+      </w:r>
+      <w:proofErr w:type="spellEnd"/>
+      <w:r>
+        <w:t>, «Construcción de modelos de regresión multivariantes», SEHLELHA. Accedido: 11 de noviembre de 2025. [En línea]. Disponible en: https://seh-lelha.org/construccion-modelos-regresion-multivariantes/</w:t>
       </w:r>
     </w:p>
     <w:p>
@@ -12746,7 +13286,21 @@
           <w:lang w:val="en-US"/>
         </w:rPr>
         <w:tab/>
-        <w:t xml:space="preserve">K. He, X. Zhang, S. Ren, y J. Sun, «Identity Mappings in Deep Residual Networks», en </w:t>
+        <w:t xml:space="preserve">K. He, X. Zhang, S. Ren, y J. Sun, «Identity Mappings in Deep Residual Networks», </w:t>
+      </w:r>
+      <w:proofErr w:type="spellStart"/>
+      <w:r>
+        <w:rPr>
+          <w:lang w:val="en-US"/>
+        </w:rPr>
+        <w:t>en</w:t>
+      </w:r>
+      <w:proofErr w:type="spellEnd"/>
+      <w:r>
+        <w:rPr>
+          <w:lang w:val="en-US"/>
+        </w:rPr>
+        <w:t xml:space="preserve"> </w:t>
       </w:r>
       <w:r>
         <w:rPr>
@@ -12760,7 +13314,49 @@
         <w:rPr>
           <w:lang w:val="en-US"/>
         </w:rPr>
-        <w:t>, vol. 9908, B. Leibe, J. Matas, N. Sebe, y M. Welling, Eds., en Lecture Notes in Computer Science, vol. 9908. , Cham: Springer International Publishing, 2016, pp. 630-645. doi: 10.1007/978-3-319-46493-0_38.</w:t>
+        <w:t xml:space="preserve">, vol. 9908, B. Leibe, J. Matas, N. Sebe, y M. Welling, Eds., </w:t>
+      </w:r>
+      <w:proofErr w:type="spellStart"/>
+      <w:r>
+        <w:rPr>
+          <w:lang w:val="en-US"/>
+        </w:rPr>
+        <w:t>en</w:t>
+      </w:r>
+      <w:proofErr w:type="spellEnd"/>
+      <w:r>
+        <w:rPr>
+          <w:lang w:val="en-US"/>
+        </w:rPr>
+        <w:t xml:space="preserve"> Lecture Notes in Computer Science, vol. 9908</w:t>
+      </w:r>
+      <w:proofErr w:type="gramStart"/>
+      <w:r>
+        <w:rPr>
+          <w:lang w:val="en-US"/>
+        </w:rPr>
+        <w:t>. ,</w:t>
+      </w:r>
+      <w:proofErr w:type="gramEnd"/>
+      <w:r>
+        <w:rPr>
+          <w:lang w:val="en-US"/>
+        </w:rPr>
+        <w:t xml:space="preserve"> Cham: Springer International Publishing, 2016, pp. 630-645. </w:t>
+      </w:r>
+      <w:proofErr w:type="spellStart"/>
+      <w:r>
+        <w:rPr>
+          <w:lang w:val="en-US"/>
+        </w:rPr>
+        <w:t>doi</w:t>
+      </w:r>
+      <w:proofErr w:type="spellEnd"/>
+      <w:r>
+        <w:rPr>
+          <w:lang w:val="en-US"/>
+        </w:rPr>
+        <w:t>: 10.1007/978-3-319-46493-0_38.</w:t>
       </w:r>
     </w:p>
     <w:p>
@@ -12772,8 +13368,65 @@
       </w:r>
       <w:r>
         <w:tab/>
-        <w:t xml:space="preserve">M. López Santos, X. García-Santiago, F. Echevarría Camarero, G. Blázquez Gil, y P. Carrasco Ortega, «Application of Temporal Fusion Transformer for Day-Ahead PV Power Forecasting», </w:t>
-      </w:r>
+        <w:t>M. López Santos, X. García-Santiago, F. Echevarría Camarero, G. Blázquez Gil, y P. Carrasco Ortega, «</w:t>
+      </w:r>
+      <w:proofErr w:type="spellStart"/>
+      <w:r>
+        <w:t>Application</w:t>
+      </w:r>
+      <w:proofErr w:type="spellEnd"/>
+      <w:r>
+        <w:t xml:space="preserve"> </w:t>
+      </w:r>
+      <w:proofErr w:type="spellStart"/>
+      <w:r>
+        <w:t>of</w:t>
+      </w:r>
+      <w:proofErr w:type="spellEnd"/>
+      <w:r>
+        <w:t xml:space="preserve"> Temporal </w:t>
+      </w:r>
+      <w:proofErr w:type="spellStart"/>
+      <w:r>
+        <w:t>Fusion</w:t>
+      </w:r>
+      <w:proofErr w:type="spellEnd"/>
+      <w:r>
+        <w:t xml:space="preserve"> </w:t>
+      </w:r>
+      <w:proofErr w:type="spellStart"/>
+      <w:r>
+        <w:t>Transformer</w:t>
+      </w:r>
+      <w:proofErr w:type="spellEnd"/>
+      <w:r>
+        <w:t xml:space="preserve"> </w:t>
+      </w:r>
+      <w:proofErr w:type="spellStart"/>
+      <w:r>
+        <w:t>for</w:t>
+      </w:r>
+      <w:proofErr w:type="spellEnd"/>
+      <w:r>
+        <w:t xml:space="preserve"> Day-</w:t>
+      </w:r>
+      <w:proofErr w:type="spellStart"/>
+      <w:r>
+        <w:t>Ahead</w:t>
+      </w:r>
+      <w:proofErr w:type="spellEnd"/>
+      <w:r>
+        <w:t xml:space="preserve"> PV </w:t>
+      </w:r>
+      <w:proofErr w:type="spellStart"/>
+      <w:r>
+        <w:t>Power</w:t>
+      </w:r>
+      <w:proofErr w:type="spellEnd"/>
+      <w:r>
+        <w:t xml:space="preserve"> Forecasting», </w:t>
+      </w:r>
+      <w:proofErr w:type="spellStart"/>
       <w:r>
         <w:rPr>
           <w:i/>
@@ -12781,8 +13434,13 @@
         </w:rPr>
         <w:t>Energies</w:t>
       </w:r>
-      <w:r>
-        <w:t>, vol. 15, n.</w:t>
+      <w:proofErr w:type="spellEnd"/>
+      <w:r>
+        <w:t xml:space="preserve">, vol. 15, </w:t>
+      </w:r>
+      <w:proofErr w:type="spellStart"/>
+      <w:r>
+        <w:t>n.</w:t>
       </w:r>
       <w:r>
         <w:rPr>
@@ -12790,8 +13448,17 @@
         </w:rPr>
         <w:t>o</w:t>
       </w:r>
-      <w:r>
-        <w:t xml:space="preserve"> 14, p. 5232, jul. 2022, doi: 10.3390/en15145232.</w:t>
+      <w:proofErr w:type="spellEnd"/>
+      <w:r>
+        <w:t xml:space="preserve"> 14, p. 5232, jul. 2022, </w:t>
+      </w:r>
+      <w:proofErr w:type="spellStart"/>
+      <w:r>
+        <w:t>doi</w:t>
+      </w:r>
+      <w:proofErr w:type="spellEnd"/>
+      <w:r>
+        <w:t>: 10.3390/en15145232.</w:t>
       </w:r>
     </w:p>
     <w:p>
@@ -12809,7 +13476,63 @@
           <w:lang w:val="en-US"/>
         </w:rPr>
         <w:tab/>
-        <w:t xml:space="preserve">S. B. Taieb y R. Hyndman, «Boosting multi-step autoregressive forecasts», en </w:t>
+        <w:t xml:space="preserve">S. B. </w:t>
+      </w:r>
+      <w:proofErr w:type="spellStart"/>
+      <w:r>
+        <w:rPr>
+          <w:lang w:val="en-US"/>
+        </w:rPr>
+        <w:t>Taieb</w:t>
+      </w:r>
+      <w:proofErr w:type="spellEnd"/>
+      <w:r>
+        <w:rPr>
+          <w:lang w:val="en-US"/>
+        </w:rPr>
+        <w:t xml:space="preserve"> y R. </w:t>
+      </w:r>
+      <w:proofErr w:type="gramStart"/>
+      <w:r>
+        <w:rPr>
+          <w:lang w:val="en-US"/>
+        </w:rPr>
+        <w:t>Hyndman, «</w:t>
+      </w:r>
+      <w:proofErr w:type="gramEnd"/>
+      <w:r>
+        <w:rPr>
+          <w:lang w:val="en-US"/>
+        </w:rPr>
+        <w:t xml:space="preserve">Boosting multi-step autoregressive </w:t>
+      </w:r>
+      <w:proofErr w:type="gramStart"/>
+      <w:r>
+        <w:rPr>
+          <w:lang w:val="en-US"/>
+        </w:rPr>
+        <w:t>forecasts»,</w:t>
+      </w:r>
+      <w:proofErr w:type="gramEnd"/>
+      <w:r>
+        <w:rPr>
+          <w:lang w:val="en-US"/>
+        </w:rPr>
+        <w:t xml:space="preserve"> </w:t>
+      </w:r>
+      <w:proofErr w:type="spellStart"/>
+      <w:r>
+        <w:rPr>
+          <w:lang w:val="en-US"/>
+        </w:rPr>
+        <w:t>en</w:t>
+      </w:r>
+      <w:proofErr w:type="spellEnd"/>
+      <w:r>
+        <w:rPr>
+          <w:lang w:val="en-US"/>
+        </w:rPr>
+        <w:t xml:space="preserve"> </w:t>
       </w:r>
       <w:r>
         <w:rPr>
@@ -12823,7 +13546,21 @@
         <w:rPr>
           <w:lang w:val="en-US"/>
         </w:rPr>
-        <w:t xml:space="preserve">, PMLR, ene. 2014, pp. 109-117. </w:t>
+        <w:t xml:space="preserve">, PMLR, </w:t>
+      </w:r>
+      <w:proofErr w:type="spellStart"/>
+      <w:r>
+        <w:rPr>
+          <w:lang w:val="en-US"/>
+        </w:rPr>
+        <w:t>ene</w:t>
+      </w:r>
+      <w:proofErr w:type="spellEnd"/>
+      <w:r>
+        <w:rPr>
+          <w:lang w:val="en-US"/>
+        </w:rPr>
+        <w:t xml:space="preserve">. 2014, pp. 109-117. </w:t>
       </w:r>
       <w:r>
         <w:t>Accedido: 6 de noviembre de 2025. [En línea]. Disponible en: https://proceedings.mlr.press/v32/taieb14.html</w:t>
@@ -12840,14 +13577,42 @@
         <w:rPr>
           <w:lang w:val="en-US"/>
         </w:rPr>
-        <w:t>[20]</w:t>
-      </w:r>
+        <w:t>[20</w:t>
+      </w:r>
+      <w:proofErr w:type="gramStart"/>
       <w:r>
         <w:rPr>
           <w:lang w:val="en-US"/>
         </w:rPr>
+        <w:t>]</w:t>
+      </w:r>
+      <w:r>
+        <w:rPr>
+          <w:lang w:val="en-US"/>
+        </w:rPr>
         <w:tab/>
-        <w:t xml:space="preserve">«What Is Random Forest? | IBM». </w:t>
+        <w:t>«</w:t>
+      </w:r>
+      <w:proofErr w:type="gramEnd"/>
+      <w:r>
+        <w:rPr>
+          <w:lang w:val="en-US"/>
+        </w:rPr>
+        <w:t xml:space="preserve">What Is Random Forest? </w:t>
+      </w:r>
+      <w:proofErr w:type="gramStart"/>
+      <w:r>
+        <w:rPr>
+          <w:lang w:val="en-US"/>
+        </w:rPr>
+        <w:t>| IBM».</w:t>
+      </w:r>
+      <w:proofErr w:type="gramEnd"/>
+      <w:r>
+        <w:rPr>
+          <w:lang w:val="en-US"/>
+        </w:rPr>
+        <w:t xml:space="preserve"> </w:t>
       </w:r>
       <w:r>
         <w:t xml:space="preserve">Accedido: 12 de diciembre de 2025. [En línea]. </w:t>
@@ -12856,7 +13621,21 @@
         <w:rPr>
           <w:lang w:val="en-US"/>
         </w:rPr>
-        <w:t>Disponible en: https://www.ibm.com/think/topics/random-forest</w:t>
+        <w:t xml:space="preserve">Disponible </w:t>
+      </w:r>
+      <w:proofErr w:type="spellStart"/>
+      <w:r>
+        <w:rPr>
+          <w:lang w:val="en-US"/>
+        </w:rPr>
+        <w:t>en</w:t>
+      </w:r>
+      <w:proofErr w:type="spellEnd"/>
+      <w:r>
+        <w:rPr>
+          <w:lang w:val="en-US"/>
+        </w:rPr>
+        <w:t>: https://www.ibm.com/think/topics/random-forest</w:t>
       </w:r>
     </w:p>
     <w:p>
@@ -12867,14 +13646,42 @@
         <w:rPr>
           <w:lang w:val="en-US"/>
         </w:rPr>
-        <w:t>[21]</w:t>
-      </w:r>
+        <w:t>[21</w:t>
+      </w:r>
+      <w:proofErr w:type="gramStart"/>
       <w:r>
         <w:rPr>
           <w:lang w:val="en-US"/>
         </w:rPr>
+        <w:t>]</w:t>
+      </w:r>
+      <w:r>
+        <w:rPr>
+          <w:lang w:val="en-US"/>
+        </w:rPr>
         <w:tab/>
-        <w:t xml:space="preserve">«Interquartile Range (IQR): What it is and How to Find it», Statistics How To. </w:t>
+        <w:t>«</w:t>
+      </w:r>
+      <w:proofErr w:type="gramEnd"/>
+      <w:r>
+        <w:rPr>
+          <w:lang w:val="en-US"/>
+        </w:rPr>
+        <w:t xml:space="preserve">Interquartile Range (IQR): What it is and How to Find </w:t>
+      </w:r>
+      <w:proofErr w:type="gramStart"/>
+      <w:r>
+        <w:rPr>
+          <w:lang w:val="en-US"/>
+        </w:rPr>
+        <w:t>it»,</w:t>
+      </w:r>
+      <w:proofErr w:type="gramEnd"/>
+      <w:r>
+        <w:rPr>
+          <w:lang w:val="en-US"/>
+        </w:rPr>
+        <w:t xml:space="preserve"> Statistics How To. </w:t>
       </w:r>
       <w:r>
         <w:t>Accedido: 1 de diciembre de 2025. [En línea]. Disponible en: https://www.statisticshowto.com/probability-and-statistics/interquartile-range/</w:t>
@@ -12912,14 +13719,56 @@
         <w:rPr>
           <w:lang w:val="en-US"/>
         </w:rPr>
-        <w:t>[24]</w:t>
-      </w:r>
+        <w:t>[24</w:t>
+      </w:r>
+      <w:proofErr w:type="gramStart"/>
       <w:r>
         <w:rPr>
           <w:lang w:val="en-US"/>
         </w:rPr>
+        <w:t>]</w:t>
+      </w:r>
+      <w:r>
+        <w:rPr>
+          <w:lang w:val="en-US"/>
+        </w:rPr>
         <w:tab/>
-        <w:t xml:space="preserve">«Recursive multi-step forecasting - Skforecast Docs». </w:t>
+        <w:t>«</w:t>
+      </w:r>
+      <w:proofErr w:type="gramEnd"/>
+      <w:r>
+        <w:rPr>
+          <w:lang w:val="en-US"/>
+        </w:rPr>
+        <w:t xml:space="preserve">Recursive multi-step forecasting - </w:t>
+      </w:r>
+      <w:proofErr w:type="spellStart"/>
+      <w:r>
+        <w:rPr>
+          <w:lang w:val="en-US"/>
+        </w:rPr>
+        <w:t>Skforecast</w:t>
+      </w:r>
+      <w:proofErr w:type="spellEnd"/>
+      <w:r>
+        <w:rPr>
+          <w:lang w:val="en-US"/>
+        </w:rPr>
+        <w:t xml:space="preserve"> </w:t>
+      </w:r>
+      <w:proofErr w:type="gramStart"/>
+      <w:r>
+        <w:rPr>
+          <w:lang w:val="en-US"/>
+        </w:rPr>
+        <w:t>Docs».</w:t>
+      </w:r>
+      <w:proofErr w:type="gramEnd"/>
+      <w:r>
+        <w:rPr>
+          <w:lang w:val="en-US"/>
+        </w:rPr>
+        <w:t xml:space="preserve"> </w:t>
       </w:r>
       <w:r>
         <w:t>Accedido: 12 de diciembre de 2025. [En línea]. Disponible en: https://skforecast.org/0.14.0/user_guides/autoregresive-forecaster.html</w:t>
@@ -12936,6 +13785,7 @@
         <w:tab/>
         <w:t xml:space="preserve">J. Amat Rodrigo y J. Escobar Ortiz, </w:t>
       </w:r>
+      <w:proofErr w:type="spellStart"/>
       <w:r>
         <w:rPr>
           <w:i/>
@@ -12943,8 +13793,25 @@
         </w:rPr>
         <w:t>skforecast</w:t>
       </w:r>
-      <w:r>
-        <w:t>. (27 de septiembre de 2023). Zenodo. doi: 10.5281/ZENODO.8382788.</w:t>
+      <w:proofErr w:type="spellEnd"/>
+      <w:r>
+        <w:t xml:space="preserve">. (27 de septiembre de 2023). </w:t>
+      </w:r>
+      <w:proofErr w:type="spellStart"/>
+      <w:r>
+        <w:t>Zenodo</w:t>
+      </w:r>
+      <w:proofErr w:type="spellEnd"/>
+      <w:r>
+        <w:t xml:space="preserve">. </w:t>
+      </w:r>
+      <w:proofErr w:type="spellStart"/>
+      <w:r>
+        <w:t>doi</w:t>
+      </w:r>
+      <w:proofErr w:type="spellEnd"/>
+      <w:r>
+        <w:t>: 10.5281/ZENODO.8382788.</w:t>
       </w:r>
     </w:p>
     <w:p>
@@ -12956,7 +13823,31 @@
       </w:r>
       <w:r>
         <w:tab/>
-        <w:t>«Exogenous variables - Skforecast Docs». Accedido: 12 de diciembre de 2025. [En línea]. Disponible en: https://skforecast.org/0.14.0/user_guides/exogenous-variables</w:t>
+        <w:t>«</w:t>
+      </w:r>
+      <w:proofErr w:type="spellStart"/>
+      <w:r>
+        <w:t>Exogenous</w:t>
+      </w:r>
+      <w:proofErr w:type="spellEnd"/>
+      <w:r>
+        <w:t xml:space="preserve"> variables - </w:t>
+      </w:r>
+      <w:proofErr w:type="spellStart"/>
+      <w:r>
+        <w:t>Skforecast</w:t>
+      </w:r>
+      <w:proofErr w:type="spellEnd"/>
+      <w:r>
+        <w:t xml:space="preserve"> </w:t>
+      </w:r>
+      <w:proofErr w:type="spellStart"/>
+      <w:r>
+        <w:t>Docs</w:t>
+      </w:r>
+      <w:proofErr w:type="spellEnd"/>
+      <w:r>
+        <w:t>». Accedido: 12 de diciembre de 2025. [En línea]. Disponible en: https://skforecast.org/0.14.0/user_guides/exogenous-variables</w:t>
       </w:r>
     </w:p>
     <w:p>
@@ -12964,11 +13855,40 @@
         <w:pStyle w:val="Bibliografa"/>
       </w:pPr>
       <w:r>
+        <w:lastRenderedPageBreak/>
         <w:t>[27]</w:t>
       </w:r>
       <w:r>
         <w:tab/>
-        <w:t>«XGBoost Parameters — xgboost 3.1.1 documentation». Accedido: 15 de diciembre de 2025. [En línea]. Disponible en: https://xgboost.readthedocs.io/en/stable/parameter.html</w:t>
+        <w:t xml:space="preserve">«XGBoost </w:t>
+      </w:r>
+      <w:proofErr w:type="spellStart"/>
+      <w:r>
+        <w:t>Parameters</w:t>
+      </w:r>
+      <w:proofErr w:type="spellEnd"/>
+      <w:r>
+        <w:t xml:space="preserve"> — xgboost 3.1.1 </w:t>
+      </w:r>
+      <w:proofErr w:type="spellStart"/>
+      <w:r>
+        <w:t>documentation</w:t>
+      </w:r>
+      <w:proofErr w:type="spellEnd"/>
+      <w:r>
+        <w:t>». Accedido: 15 de diciembre de 2025. [En línea]. Disponible en: https://xgboost.readthedocs.io/en/stable/parameter.html</w:t>
+      </w:r>
+    </w:p>
+    <w:p>
+      <w:pPr>
+        <w:pStyle w:val="Bibliografa"/>
+      </w:pPr>
+      <w:r>
+        <w:t>[28]</w:t>
+      </w:r>
+      <w:r>
+        <w:tab/>
+        <w:t>«¿Qué es el sobreajuste? | IBM». Accedido: 23 de diciembre de 2025. [En línea]. Disponible en: https://www.ibm.com/es-es/think/topics/overfitting</w:t>
       </w:r>
     </w:p>
     <w:p>
@@ -12976,12 +13896,11 @@
         <w:fldChar w:fldCharType="end"/>
       </w:r>
     </w:p>
-    <w:p/>
     <w:sectPr>
-      <w:headerReference w:type="even" r:id="rId21"/>
-      <w:headerReference w:type="default" r:id="rId22"/>
-      <w:footerReference w:type="even" r:id="rId23"/>
-      <w:footerReference w:type="default" r:id="rId24"/>
+      <w:headerReference w:type="even" r:id="rId23"/>
+      <w:headerReference w:type="default" r:id="rId24"/>
+      <w:footerReference w:type="even" r:id="rId25"/>
+      <w:footerReference w:type="default" r:id="rId26"/>
       <w:type w:val="continuous"/>
       <w:pgSz w:w="11906" w:h="16838"/>
       <w:pgMar w:top="1417" w:right="1701" w:bottom="1417" w:left="1701" w:header="708" w:footer="708" w:gutter="0"/>
@@ -15671,7 +16590,6 @@
   <w:style w:type="character" w:default="1" w:styleId="Fuentedeprrafopredeter">
     <w:name w:val="Default Paragraph Font"/>
     <w:uiPriority w:val="1"/>
-    <w:semiHidden/>
     <w:unhideWhenUsed/>
   </w:style>
   <w:style w:type="table" w:default="1" w:styleId="Tablanormal">

--- a/BorradorTFG.docx
+++ b/BorradorTFG.docx
@@ -19,7 +19,7 @@
           <w:noProof/>
         </w:rPr>
         <w:drawing>
-          <wp:inline distT="0" distB="0" distL="0" distR="0" wp14:anchorId="7244134F" wp14:editId="521D131C">
+          <wp:inline distT="0" distB="0" distL="0" distR="0" wp14:anchorId="7244134F" wp14:editId="38BE0DE4">
             <wp:extent cx="4617720" cy="1196340"/>
             <wp:effectExtent l="0" t="0" r="0" b="0"/>
             <wp:docPr id="1" name="Imagen 3"/>
@@ -577,12 +577,21 @@
           <w:sz w:val="28"/>
         </w:rPr>
       </w:pPr>
+      <w:proofErr w:type="gramStart"/>
       <w:r>
         <w:rPr>
           <w:rFonts w:ascii="Arial Rounded MT Bold" w:hAnsi="Arial Rounded MT Bold"/>
           <w:sz w:val="28"/>
         </w:rPr>
-        <w:t xml:space="preserve">Co-Director: </w:t>
+        <w:t>Co-Director</w:t>
+      </w:r>
+      <w:proofErr w:type="gramEnd"/>
+      <w:r>
+        <w:rPr>
+          <w:rFonts w:ascii="Arial Rounded MT Bold" w:hAnsi="Arial Rounded MT Bold"/>
+          <w:sz w:val="28"/>
+        </w:rPr>
+        <w:t xml:space="preserve">: </w:t>
       </w:r>
       <w:r>
         <w:rPr>
@@ -1345,7 +1354,7 @@
           <w:r>
             <w:fldChar w:fldCharType="separate"/>
           </w:r>
-          <w:hyperlink w:anchor="_Toc217381029" w:history="1">
+          <w:hyperlink w:anchor="_Toc218676125" w:history="1">
             <w:r>
               <w:rPr>
                 <w:rStyle w:val="Hipervnculo"/>
@@ -1374,7 +1383,7 @@
                 <w:noProof/>
                 <w:webHidden/>
               </w:rPr>
-              <w:instrText xml:space="preserve"> PAGEREF _Toc217381029 \h </w:instrText>
+              <w:instrText xml:space="preserve"> PAGEREF _Toc218676125 \h </w:instrText>
             </w:r>
             <w:r>
               <w:rPr>
@@ -1418,7 +1427,7 @@
               <w14:ligatures w14:val="standardContextual"/>
             </w:rPr>
           </w:pPr>
-          <w:hyperlink w:anchor="_Toc217381030" w:history="1">
+          <w:hyperlink w:anchor="_Toc218676126" w:history="1">
             <w:r>
               <w:rPr>
                 <w:rStyle w:val="Hipervnculo"/>
@@ -1448,7 +1457,7 @@
                 <w:noProof/>
                 <w:webHidden/>
               </w:rPr>
-              <w:instrText xml:space="preserve"> PAGEREF _Toc217381030 \h </w:instrText>
+              <w:instrText xml:space="preserve"> PAGEREF _Toc218676126 \h </w:instrText>
             </w:r>
             <w:r>
               <w:rPr>
@@ -1493,7 +1502,7 @@
               <w14:ligatures w14:val="standardContextual"/>
             </w:rPr>
           </w:pPr>
-          <w:hyperlink w:anchor="_Toc217381031" w:history="1">
+          <w:hyperlink w:anchor="_Toc218676127" w:history="1">
             <w:r>
               <w:rPr>
                 <w:rStyle w:val="Hipervnculo"/>
@@ -1540,7 +1549,7 @@
                 <w:noProof/>
                 <w:webHidden/>
               </w:rPr>
-              <w:instrText xml:space="preserve"> PAGEREF _Toc217381031 \h </w:instrText>
+              <w:instrText xml:space="preserve"> PAGEREF _Toc218676127 \h </w:instrText>
             </w:r>
             <w:r>
               <w:rPr>
@@ -1584,7 +1593,7 @@
               <w14:ligatures w14:val="standardContextual"/>
             </w:rPr>
           </w:pPr>
-          <w:hyperlink w:anchor="_Toc217381032" w:history="1">
+          <w:hyperlink w:anchor="_Toc218676128" w:history="1">
             <w:r>
               <w:rPr>
                 <w:rStyle w:val="Hipervnculo"/>
@@ -1611,7 +1620,7 @@
                 <w:noProof/>
                 <w:webHidden/>
               </w:rPr>
-              <w:instrText xml:space="preserve"> PAGEREF _Toc217381032 \h </w:instrText>
+              <w:instrText xml:space="preserve"> PAGEREF _Toc218676128 \h </w:instrText>
             </w:r>
             <w:r>
               <w:rPr>
@@ -1655,7 +1664,7 @@
               <w14:ligatures w14:val="standardContextual"/>
             </w:rPr>
           </w:pPr>
-          <w:hyperlink w:anchor="_Toc217381033" w:history="1">
+          <w:hyperlink w:anchor="_Toc218676129" w:history="1">
             <w:r>
               <w:rPr>
                 <w:rStyle w:val="Hipervnculo"/>
@@ -1682,7 +1691,7 @@
                 <w:noProof/>
                 <w:webHidden/>
               </w:rPr>
-              <w:instrText xml:space="preserve"> PAGEREF _Toc217381033 \h </w:instrText>
+              <w:instrText xml:space="preserve"> PAGEREF _Toc218676129 \h </w:instrText>
             </w:r>
             <w:r>
               <w:rPr>
@@ -1726,7 +1735,7 @@
               <w14:ligatures w14:val="standardContextual"/>
             </w:rPr>
           </w:pPr>
-          <w:hyperlink w:anchor="_Toc217381034" w:history="1">
+          <w:hyperlink w:anchor="_Toc218676130" w:history="1">
             <w:r>
               <w:rPr>
                 <w:rStyle w:val="Hipervnculo"/>
@@ -1753,7 +1762,7 @@
                 <w:noProof/>
                 <w:webHidden/>
               </w:rPr>
-              <w:instrText xml:space="preserve"> PAGEREF _Toc217381034 \h </w:instrText>
+              <w:instrText xml:space="preserve"> PAGEREF _Toc218676130 \h </w:instrText>
             </w:r>
             <w:r>
               <w:rPr>
@@ -1797,7 +1806,7 @@
               <w14:ligatures w14:val="standardContextual"/>
             </w:rPr>
           </w:pPr>
-          <w:hyperlink w:anchor="_Toc217381035" w:history="1">
+          <w:hyperlink w:anchor="_Toc218676131" w:history="1">
             <w:r>
               <w:rPr>
                 <w:rStyle w:val="Hipervnculo"/>
@@ -1824,7 +1833,7 @@
                 <w:noProof/>
                 <w:webHidden/>
               </w:rPr>
-              <w:instrText xml:space="preserve"> PAGEREF _Toc217381035 \h </w:instrText>
+              <w:instrText xml:space="preserve"> PAGEREF _Toc218676131 \h </w:instrText>
             </w:r>
             <w:r>
               <w:rPr>
@@ -1868,7 +1877,7 @@
               <w14:ligatures w14:val="standardContextual"/>
             </w:rPr>
           </w:pPr>
-          <w:hyperlink w:anchor="_Toc217381036" w:history="1">
+          <w:hyperlink w:anchor="_Toc218676132" w:history="1">
             <w:r>
               <w:rPr>
                 <w:rStyle w:val="Hipervnculo"/>
@@ -1895,7 +1904,7 @@
                 <w:noProof/>
                 <w:webHidden/>
               </w:rPr>
-              <w:instrText xml:space="preserve"> PAGEREF _Toc217381036 \h </w:instrText>
+              <w:instrText xml:space="preserve"> PAGEREF _Toc218676132 \h </w:instrText>
             </w:r>
             <w:r>
               <w:rPr>
@@ -1939,7 +1948,7 @@
               <w14:ligatures w14:val="standardContextual"/>
             </w:rPr>
           </w:pPr>
-          <w:hyperlink w:anchor="_Toc217381037" w:history="1">
+          <w:hyperlink w:anchor="_Toc218676133" w:history="1">
             <w:r>
               <w:rPr>
                 <w:rStyle w:val="Hipervnculo"/>
@@ -1966,7 +1975,7 @@
                 <w:noProof/>
                 <w:webHidden/>
               </w:rPr>
-              <w:instrText xml:space="preserve"> PAGEREF _Toc217381037 \h </w:instrText>
+              <w:instrText xml:space="preserve"> PAGEREF _Toc218676133 \h </w:instrText>
             </w:r>
             <w:r>
               <w:rPr>
@@ -2011,7 +2020,7 @@
               <w14:ligatures w14:val="standardContextual"/>
             </w:rPr>
           </w:pPr>
-          <w:hyperlink w:anchor="_Toc217381038" w:history="1">
+          <w:hyperlink w:anchor="_Toc218676134" w:history="1">
             <w:r>
               <w:rPr>
                 <w:rStyle w:val="Hipervnculo"/>
@@ -2058,7 +2067,7 @@
                 <w:noProof/>
                 <w:webHidden/>
               </w:rPr>
-              <w:instrText xml:space="preserve"> PAGEREF _Toc217381038 \h </w:instrText>
+              <w:instrText xml:space="preserve"> PAGEREF _Toc218676134 \h </w:instrText>
             </w:r>
             <w:r>
               <w:rPr>
@@ -2102,7 +2111,7 @@
               <w14:ligatures w14:val="standardContextual"/>
             </w:rPr>
           </w:pPr>
-          <w:hyperlink w:anchor="_Toc217381039" w:history="1">
+          <w:hyperlink w:anchor="_Toc218676135" w:history="1">
             <w:r>
               <w:rPr>
                 <w:rStyle w:val="Hipervnculo"/>
@@ -2129,7 +2138,7 @@
                 <w:noProof/>
                 <w:webHidden/>
               </w:rPr>
-              <w:instrText xml:space="preserve"> PAGEREF _Toc217381039 \h </w:instrText>
+              <w:instrText xml:space="preserve"> PAGEREF _Toc218676135 \h </w:instrText>
             </w:r>
             <w:r>
               <w:rPr>
@@ -2175,7 +2184,7 @@
               <w14:ligatures w14:val="standardContextual"/>
             </w:rPr>
           </w:pPr>
-          <w:hyperlink w:anchor="_Toc217381040" w:history="1">
+          <w:hyperlink w:anchor="_Toc218676136" w:history="1">
             <w:r>
               <w:rPr>
                 <w:rStyle w:val="Hipervnculo"/>
@@ -2202,7 +2211,7 @@
                 <w:noProof/>
                 <w:webHidden/>
               </w:rPr>
-              <w:instrText xml:space="preserve"> PAGEREF _Toc217381040 \h </w:instrText>
+              <w:instrText xml:space="preserve"> PAGEREF _Toc218676136 \h </w:instrText>
             </w:r>
             <w:r>
               <w:rPr>
@@ -2248,7 +2257,7 @@
               <w14:ligatures w14:val="standardContextual"/>
             </w:rPr>
           </w:pPr>
-          <w:hyperlink w:anchor="_Toc217381041" w:history="1">
+          <w:hyperlink w:anchor="_Toc218676137" w:history="1">
             <w:r>
               <w:rPr>
                 <w:rStyle w:val="Hipervnculo"/>
@@ -2275,7 +2284,7 @@
                 <w:noProof/>
                 <w:webHidden/>
               </w:rPr>
-              <w:instrText xml:space="preserve"> PAGEREF _Toc217381041 \h </w:instrText>
+              <w:instrText xml:space="preserve"> PAGEREF _Toc218676137 \h </w:instrText>
             </w:r>
             <w:r>
               <w:rPr>
@@ -2321,7 +2330,7 @@
               <w14:ligatures w14:val="standardContextual"/>
             </w:rPr>
           </w:pPr>
-          <w:hyperlink w:anchor="_Toc217381042" w:history="1">
+          <w:hyperlink w:anchor="_Toc218676138" w:history="1">
             <w:r>
               <w:rPr>
                 <w:rStyle w:val="Hipervnculo"/>
@@ -2348,7 +2357,7 @@
                 <w:noProof/>
                 <w:webHidden/>
               </w:rPr>
-              <w:instrText xml:space="preserve"> PAGEREF _Toc217381042 \h </w:instrText>
+              <w:instrText xml:space="preserve"> PAGEREF _Toc218676138 \h </w:instrText>
             </w:r>
             <w:r>
               <w:rPr>
@@ -2392,7 +2401,7 @@
               <w14:ligatures w14:val="standardContextual"/>
             </w:rPr>
           </w:pPr>
-          <w:hyperlink w:anchor="_Toc217381043" w:history="1">
+          <w:hyperlink w:anchor="_Toc218676139" w:history="1">
             <w:r>
               <w:rPr>
                 <w:rStyle w:val="Hipervnculo"/>
@@ -2419,7 +2428,7 @@
                 <w:noProof/>
                 <w:webHidden/>
               </w:rPr>
-              <w:instrText xml:space="preserve"> PAGEREF _Toc217381043 \h </w:instrText>
+              <w:instrText xml:space="preserve"> PAGEREF _Toc218676139 \h </w:instrText>
             </w:r>
             <w:r>
               <w:rPr>
@@ -2465,13 +2474,13 @@
               <w14:ligatures w14:val="standardContextual"/>
             </w:rPr>
           </w:pPr>
-          <w:hyperlink w:anchor="_Toc217381044" w:history="1">
+          <w:hyperlink w:anchor="_Toc218676140" w:history="1">
             <w:r>
               <w:rPr>
                 <w:rStyle w:val="Hipervnculo"/>
                 <w:noProof/>
               </w:rPr>
-              <w:t>2.2.1 OVERFITTING</w:t>
+              <w:t>2.2.1 ESCALADO</w:t>
             </w:r>
             <w:r>
               <w:rPr>
@@ -2492,7 +2501,7 @@
                 <w:noProof/>
                 <w:webHidden/>
               </w:rPr>
-              <w:instrText xml:space="preserve"> PAGEREF _Toc217381044 \h </w:instrText>
+              <w:instrText xml:space="preserve"> PAGEREF _Toc218676140 \h </w:instrText>
             </w:r>
             <w:r>
               <w:rPr>
@@ -2512,7 +2521,153 @@
                 <w:noProof/>
                 <w:webHidden/>
               </w:rPr>
-              <w:t>24</w:t>
+              <w:t>23</w:t>
+            </w:r>
+            <w:r>
+              <w:rPr>
+                <w:noProof/>
+                <w:webHidden/>
+              </w:rPr>
+              <w:fldChar w:fldCharType="end"/>
+            </w:r>
+          </w:hyperlink>
+        </w:p>
+        <w:p>
+          <w:pPr>
+            <w:pStyle w:val="TDC3"/>
+            <w:tabs>
+              <w:tab w:val="right" w:leader="dot" w:pos="8494"/>
+            </w:tabs>
+            <w:rPr>
+              <w:rFonts w:cstheme="minorBidi"/>
+              <w:noProof/>
+              <w:kern w:val="2"/>
+              <w:sz w:val="24"/>
+              <w:szCs w:val="24"/>
+              <w14:ligatures w14:val="standardContextual"/>
+            </w:rPr>
+          </w:pPr>
+          <w:hyperlink w:anchor="_Toc218676141" w:history="1">
+            <w:r>
+              <w:rPr>
+                <w:rStyle w:val="Hipervnculo"/>
+                <w:noProof/>
+              </w:rPr>
+              <w:t>2.2.2 ENTRENAMIENTO</w:t>
+            </w:r>
+            <w:r>
+              <w:rPr>
+                <w:noProof/>
+                <w:webHidden/>
+              </w:rPr>
+              <w:tab/>
+            </w:r>
+            <w:r>
+              <w:rPr>
+                <w:noProof/>
+                <w:webHidden/>
+              </w:rPr>
+              <w:fldChar w:fldCharType="begin"/>
+            </w:r>
+            <w:r>
+              <w:rPr>
+                <w:noProof/>
+                <w:webHidden/>
+              </w:rPr>
+              <w:instrText xml:space="preserve"> PAGEREF _Toc218676141 \h </w:instrText>
+            </w:r>
+            <w:r>
+              <w:rPr>
+                <w:noProof/>
+                <w:webHidden/>
+              </w:rPr>
+            </w:r>
+            <w:r>
+              <w:rPr>
+                <w:noProof/>
+                <w:webHidden/>
+              </w:rPr>
+              <w:fldChar w:fldCharType="separate"/>
+            </w:r>
+            <w:r>
+              <w:rPr>
+                <w:noProof/>
+                <w:webHidden/>
+              </w:rPr>
+              <w:t>25</w:t>
+            </w:r>
+            <w:r>
+              <w:rPr>
+                <w:noProof/>
+                <w:webHidden/>
+              </w:rPr>
+              <w:fldChar w:fldCharType="end"/>
+            </w:r>
+          </w:hyperlink>
+        </w:p>
+        <w:p>
+          <w:pPr>
+            <w:pStyle w:val="TDC3"/>
+            <w:tabs>
+              <w:tab w:val="right" w:leader="dot" w:pos="8494"/>
+            </w:tabs>
+            <w:rPr>
+              <w:rFonts w:cstheme="minorBidi"/>
+              <w:noProof/>
+              <w:kern w:val="2"/>
+              <w:sz w:val="24"/>
+              <w:szCs w:val="24"/>
+              <w14:ligatures w14:val="standardContextual"/>
+            </w:rPr>
+          </w:pPr>
+          <w:hyperlink w:anchor="_Toc218676142" w:history="1">
+            <w:r>
+              <w:rPr>
+                <w:rStyle w:val="Hipervnculo"/>
+                <w:noProof/>
+              </w:rPr>
+              <w:t>2.2.3 OVERFITTING</w:t>
+            </w:r>
+            <w:r>
+              <w:rPr>
+                <w:noProof/>
+                <w:webHidden/>
+              </w:rPr>
+              <w:tab/>
+            </w:r>
+            <w:r>
+              <w:rPr>
+                <w:noProof/>
+                <w:webHidden/>
+              </w:rPr>
+              <w:fldChar w:fldCharType="begin"/>
+            </w:r>
+            <w:r>
+              <w:rPr>
+                <w:noProof/>
+                <w:webHidden/>
+              </w:rPr>
+              <w:instrText xml:space="preserve"> PAGEREF _Toc218676142 \h </w:instrText>
+            </w:r>
+            <w:r>
+              <w:rPr>
+                <w:noProof/>
+                <w:webHidden/>
+              </w:rPr>
+            </w:r>
+            <w:r>
+              <w:rPr>
+                <w:noProof/>
+                <w:webHidden/>
+              </w:rPr>
+              <w:fldChar w:fldCharType="separate"/>
+            </w:r>
+            <w:r>
+              <w:rPr>
+                <w:noProof/>
+                <w:webHidden/>
+              </w:rPr>
+              <w:t>26</w:t>
             </w:r>
             <w:r>
               <w:rPr>
@@ -2536,7 +2691,7 @@
               <w14:ligatures w14:val="standardContextual"/>
             </w:rPr>
           </w:pPr>
-          <w:hyperlink w:anchor="_Toc217381045" w:history="1">
+          <w:hyperlink w:anchor="_Toc218676143" w:history="1">
             <w:r>
               <w:rPr>
                 <w:rStyle w:val="Hipervnculo"/>
@@ -2566,7 +2721,7 @@
                 <w:noProof/>
                 <w:webHidden/>
               </w:rPr>
-              <w:instrText xml:space="preserve"> PAGEREF _Toc217381045 \h </w:instrText>
+              <w:instrText xml:space="preserve"> PAGEREF _Toc218676143 \h </w:instrText>
             </w:r>
             <w:r>
               <w:rPr>
@@ -2586,7 +2741,7 @@
                 <w:noProof/>
                 <w:webHidden/>
               </w:rPr>
-              <w:t>26</w:t>
+              <w:t>28</w:t>
             </w:r>
             <w:r>
               <w:rPr>
@@ -3533,12 +3688,240 @@
     </w:p>
     <w:p>
       <w:pPr>
-        <w:tabs>
-          <w:tab w:val="left" w:pos="3686"/>
-          <w:tab w:val="left" w:pos="4035"/>
-          <w:tab w:val="right" w:pos="8456"/>
-          <w:tab w:val="left" w:pos="4035"/>
-        </w:tabs>
+        <w:pStyle w:val="Ttulo1"/>
+        <w:rPr>
+          <w:b/>
+          <w:bCs/>
+        </w:rPr>
+      </w:pPr>
+      <w:bookmarkStart w:id="0" w:name="_Toc218676125"/>
+      <w:r>
+        <w:rPr>
+          <w:b/>
+          <w:bCs/>
+        </w:rPr>
+        <w:lastRenderedPageBreak/>
+        <w:t>RES</w:t>
+      </w:r>
+      <w:r>
+        <w:rPr>
+          <w:b/>
+          <w:bCs/>
+        </w:rPr>
+        <w:t>U</w:t>
+      </w:r>
+      <w:r>
+        <w:rPr>
+          <w:b/>
+          <w:bCs/>
+        </w:rPr>
+        <w:t>MEN</w:t>
+      </w:r>
+      <w:bookmarkEnd w:id="0"/>
+    </w:p>
+    <w:p>
+      <w:pPr>
+        <w:tabs>
+          <w:tab w:val="left" w:pos="3686"/>
+          <w:tab w:val="left" w:pos="4035"/>
+          <w:tab w:val="right" w:pos="8456"/>
+          <w:tab w:val="left" w:pos="4035"/>
+        </w:tabs>
+        <w:rPr>
+          <w:rFonts w:ascii="Arial Rounded MT Bold" w:hAnsi="Arial Rounded MT Bold"/>
+          <w:sz w:val="28"/>
+        </w:rPr>
+      </w:pPr>
+    </w:p>
+    <w:p>
+      <w:pPr>
+        <w:tabs>
+          <w:tab w:val="left" w:pos="3686"/>
+          <w:tab w:val="left" w:pos="4035"/>
+          <w:tab w:val="right" w:pos="8456"/>
+          <w:tab w:val="left" w:pos="4035"/>
+        </w:tabs>
+        <w:jc w:val="both"/>
+        <w:rPr>
+          <w:szCs w:val="22"/>
+        </w:rPr>
+      </w:pPr>
+      <w:r>
+        <w:rPr>
+          <w:szCs w:val="22"/>
+        </w:rPr>
+        <w:t>La industria fotovoltaica es una de las más presentes dentro del campo de la energía renovable, siendo España un país referente en este sector. Así pues, la planificación de la producción de una planta fotovoltaica es clave para poder administrar el plan energético del lugar beneficiario.</w:t>
+      </w:r>
+    </w:p>
+    <w:p>
+      <w:pPr>
+        <w:tabs>
+          <w:tab w:val="left" w:pos="3686"/>
+          <w:tab w:val="left" w:pos="4035"/>
+          <w:tab w:val="right" w:pos="8456"/>
+          <w:tab w:val="left" w:pos="4035"/>
+        </w:tabs>
+        <w:jc w:val="both"/>
+        <w:rPr>
+          <w:szCs w:val="22"/>
+        </w:rPr>
+      </w:pPr>
+    </w:p>
+    <w:p>
+      <w:pPr>
+        <w:tabs>
+          <w:tab w:val="left" w:pos="3686"/>
+          <w:tab w:val="left" w:pos="4035"/>
+          <w:tab w:val="right" w:pos="8456"/>
+          <w:tab w:val="left" w:pos="4035"/>
+        </w:tabs>
+        <w:jc w:val="both"/>
+        <w:rPr>
+          <w:szCs w:val="22"/>
+        </w:rPr>
+      </w:pPr>
+      <w:r>
+        <w:rPr>
+          <w:szCs w:val="22"/>
+        </w:rPr>
+        <w:t xml:space="preserve">En este trabajo, se detallará el desarrollo de un modelo de predicción, entrenado mediante la explotación de datos provenientes de </w:t>
+      </w:r>
+      <w:r>
+        <w:rPr>
+          <w:szCs w:val="22"/>
+        </w:rPr>
+        <w:t>dos</w:t>
+      </w:r>
+      <w:r>
+        <w:rPr>
+          <w:szCs w:val="22"/>
+        </w:rPr>
+        <w:t xml:space="preserve"> planta</w:t>
+      </w:r>
+      <w:r>
+        <w:rPr>
+          <w:szCs w:val="22"/>
+        </w:rPr>
+        <w:t>s</w:t>
+      </w:r>
+      <w:r>
+        <w:rPr>
+          <w:szCs w:val="22"/>
+        </w:rPr>
+        <w:t xml:space="preserve"> piloto</w:t>
+      </w:r>
+      <w:r>
+        <w:rPr>
+          <w:szCs w:val="22"/>
+        </w:rPr>
+        <w:t>s</w:t>
+      </w:r>
+      <w:r>
+        <w:rPr>
+          <w:szCs w:val="22"/>
+        </w:rPr>
+        <w:t xml:space="preserve"> de fotovoltaica flotante o fija, ambas reales y pertenecientes a plantas piloto de CTC (Centro Tecnológico</w:t>
+      </w:r>
+      <w:r>
+        <w:rPr>
+          <w:szCs w:val="22"/>
+        </w:rPr>
+        <w:t xml:space="preserve"> de Componentes</w:t>
+      </w:r>
+      <w:r>
+        <w:rPr>
+          <w:szCs w:val="22"/>
+        </w:rPr>
+        <w:t>)</w:t>
+      </w:r>
+      <w:r>
+        <w:rPr>
+          <w:szCs w:val="22"/>
+        </w:rPr>
+        <w:t>. En base a este modelo, será posible conocer realmente qué factores atmosféricos están influyendo más en la eficiencia generativa de esta instalación y compararlos con factores considerados en el enfoque clásico, como la irradiación solar.</w:t>
+      </w:r>
+    </w:p>
+    <w:p>
+      <w:pPr>
+        <w:tabs>
+          <w:tab w:val="left" w:pos="3686"/>
+          <w:tab w:val="left" w:pos="4035"/>
+          <w:tab w:val="right" w:pos="8456"/>
+          <w:tab w:val="left" w:pos="4035"/>
+        </w:tabs>
+        <w:jc w:val="both"/>
+        <w:rPr>
+          <w:szCs w:val="22"/>
+        </w:rPr>
+      </w:pPr>
+    </w:p>
+    <w:p>
+      <w:pPr>
+        <w:tabs>
+          <w:tab w:val="left" w:pos="3686"/>
+          <w:tab w:val="left" w:pos="4035"/>
+          <w:tab w:val="right" w:pos="8456"/>
+          <w:tab w:val="left" w:pos="4035"/>
+        </w:tabs>
+        <w:jc w:val="both"/>
+        <w:rPr>
+          <w:szCs w:val="22"/>
+        </w:rPr>
+      </w:pPr>
+      <w:r>
+        <w:rPr>
+          <w:szCs w:val="22"/>
+        </w:rPr>
+        <w:t xml:space="preserve">El contenido se enfocará tanto en las herramientas utilizadas para el desarrollo como en el ciclo de vida del proyecto, exponiendo las dificultades que surgieron durante este y </w:t>
+      </w:r>
+      <w:r>
+        <w:rPr>
+          <w:szCs w:val="22"/>
+        </w:rPr>
+        <w:t>como se solucionaron</w:t>
+      </w:r>
+      <w:r>
+        <w:rPr>
+          <w:szCs w:val="22"/>
+        </w:rPr>
+        <w:t xml:space="preserve">. </w:t>
+      </w:r>
+    </w:p>
+    <w:p>
+      <w:pPr>
+        <w:tabs>
+          <w:tab w:val="left" w:pos="3686"/>
+          <w:tab w:val="left" w:pos="4035"/>
+          <w:tab w:val="right" w:pos="8456"/>
+          <w:tab w:val="left" w:pos="4035"/>
+        </w:tabs>
+        <w:rPr>
+          <w:szCs w:val="22"/>
+        </w:rPr>
+      </w:pPr>
+    </w:p>
+    <w:p>
+      <w:pPr>
+        <w:tabs>
+          <w:tab w:val="left" w:pos="3686"/>
+          <w:tab w:val="left" w:pos="4035"/>
+          <w:tab w:val="right" w:pos="8456"/>
+          <w:tab w:val="left" w:pos="4035"/>
+        </w:tabs>
+        <w:rPr>
+          <w:szCs w:val="22"/>
+        </w:rPr>
+      </w:pPr>
+    </w:p>
+    <w:p>
+      <w:pPr>
+        <w:tabs>
+          <w:tab w:val="left" w:pos="3686"/>
+          <w:tab w:val="left" w:pos="4035"/>
+          <w:tab w:val="right" w:pos="8456"/>
+          <w:tab w:val="left" w:pos="4035"/>
+        </w:tabs>
+        <w:ind w:left="708"/>
         <w:rPr>
           <w:b/>
           <w:bCs/>
@@ -3554,235 +3937,25 @@
           <w:tab w:val="right" w:pos="8456"/>
           <w:tab w:val="left" w:pos="4035"/>
         </w:tabs>
+        <w:ind w:left="3686"/>
+        <w:rPr>
+          <w:szCs w:val="22"/>
+        </w:rPr>
+      </w:pPr>
+      <w:r>
         <w:rPr>
           <w:b/>
           <w:bCs/>
           <w:sz w:val="28"/>
         </w:rPr>
-      </w:pPr>
-    </w:p>
-    <w:p>
-      <w:pPr>
-        <w:pStyle w:val="Ttulo1"/>
-        <w:rPr>
-          <w:b/>
-          <w:bCs/>
-        </w:rPr>
-      </w:pPr>
-      <w:bookmarkStart w:id="0" w:name="_Toc217381029"/>
-      <w:r>
-        <w:rPr>
-          <w:b/>
-          <w:bCs/>
-        </w:rPr>
-        <w:lastRenderedPageBreak/>
-        <w:t>RES</w:t>
-      </w:r>
-      <w:r>
-        <w:rPr>
-          <w:b/>
-          <w:bCs/>
-        </w:rPr>
-        <w:t>U</w:t>
-      </w:r>
-      <w:r>
-        <w:rPr>
-          <w:b/>
-          <w:bCs/>
-        </w:rPr>
-        <w:t>MEN</w:t>
-      </w:r>
-      <w:bookmarkEnd w:id="0"/>
-    </w:p>
-    <w:p>
-      <w:pPr>
-        <w:tabs>
-          <w:tab w:val="left" w:pos="3686"/>
-          <w:tab w:val="left" w:pos="4035"/>
-          <w:tab w:val="right" w:pos="8456"/>
-          <w:tab w:val="left" w:pos="4035"/>
-        </w:tabs>
-        <w:rPr>
-          <w:rFonts w:ascii="Arial Rounded MT Bold" w:hAnsi="Arial Rounded MT Bold"/>
-          <w:sz w:val="28"/>
-        </w:rPr>
-      </w:pPr>
-    </w:p>
-    <w:p>
-      <w:pPr>
-        <w:tabs>
-          <w:tab w:val="left" w:pos="3686"/>
-          <w:tab w:val="left" w:pos="4035"/>
-          <w:tab w:val="right" w:pos="8456"/>
-          <w:tab w:val="left" w:pos="4035"/>
-        </w:tabs>
-        <w:jc w:val="both"/>
-        <w:rPr>
-          <w:szCs w:val="22"/>
-        </w:rPr>
-      </w:pPr>
-      <w:r>
-        <w:rPr>
-          <w:szCs w:val="22"/>
-        </w:rPr>
-        <w:t>La industria fotovoltaica es una de las más presentes dentro del campo de la energía renovable, siendo España un país referente en este sector. Así pues, la planificación de la producción de una planta fotovoltaica es clave para poder administrar el plan energético del lugar beneficiario.</w:t>
-      </w:r>
-    </w:p>
-    <w:p>
-      <w:pPr>
-        <w:tabs>
-          <w:tab w:val="left" w:pos="3686"/>
-          <w:tab w:val="left" w:pos="4035"/>
-          <w:tab w:val="right" w:pos="8456"/>
-          <w:tab w:val="left" w:pos="4035"/>
-        </w:tabs>
-        <w:jc w:val="both"/>
-        <w:rPr>
-          <w:szCs w:val="22"/>
-        </w:rPr>
-      </w:pPr>
-    </w:p>
-    <w:p>
-      <w:pPr>
-        <w:tabs>
-          <w:tab w:val="left" w:pos="3686"/>
-          <w:tab w:val="left" w:pos="4035"/>
-          <w:tab w:val="right" w:pos="8456"/>
-          <w:tab w:val="left" w:pos="4035"/>
-        </w:tabs>
-        <w:jc w:val="both"/>
-        <w:rPr>
-          <w:szCs w:val="22"/>
-        </w:rPr>
-      </w:pPr>
-      <w:r>
-        <w:rPr>
-          <w:szCs w:val="22"/>
-        </w:rPr>
-        <w:t>En este trabajo, se detallará el desarrollo de un modelo de predicción, entrenado mediante la explotación de datos provenientes de una planta piloto de fotovoltaica flotante o fija, ambas reales y pertenecientes a plantas piloto de CTC (Centro Tecnológico)</w:t>
-      </w:r>
-      <w:r>
-        <w:rPr>
-          <w:szCs w:val="22"/>
-        </w:rPr>
-        <w:t>. En base a este modelo, será posible conocer realmente qué factores atmosféricos están influyendo más en la eficiencia generativa de esta instalación y compararlos con factores considerados en el enfoque clásico, como la irradiación solar.</w:t>
-      </w:r>
-    </w:p>
-    <w:p>
-      <w:pPr>
-        <w:tabs>
-          <w:tab w:val="left" w:pos="3686"/>
-          <w:tab w:val="left" w:pos="4035"/>
-          <w:tab w:val="right" w:pos="8456"/>
-          <w:tab w:val="left" w:pos="4035"/>
-        </w:tabs>
-        <w:jc w:val="both"/>
-        <w:rPr>
-          <w:szCs w:val="22"/>
-        </w:rPr>
-      </w:pPr>
-    </w:p>
-    <w:p>
-      <w:pPr>
-        <w:tabs>
-          <w:tab w:val="left" w:pos="3686"/>
-          <w:tab w:val="left" w:pos="4035"/>
-          <w:tab w:val="right" w:pos="8456"/>
-          <w:tab w:val="left" w:pos="4035"/>
-        </w:tabs>
-        <w:jc w:val="both"/>
-        <w:rPr>
-          <w:szCs w:val="22"/>
-        </w:rPr>
-      </w:pPr>
-      <w:r>
-        <w:rPr>
-          <w:szCs w:val="22"/>
-        </w:rPr>
-        <w:t xml:space="preserve">El contenido se enfocará tanto en las herramientas utilizadas para el desarrollo como en el ciclo de vida del proyecto, exponiendo las dificultades que surgieron durante este y </w:t>
-      </w:r>
-      <w:r>
-        <w:rPr>
-          <w:szCs w:val="22"/>
-        </w:rPr>
-        <w:t>como se solucionaron</w:t>
-      </w:r>
-      <w:r>
-        <w:rPr>
-          <w:szCs w:val="22"/>
-        </w:rPr>
-        <w:t xml:space="preserve">. </w:t>
-      </w:r>
-    </w:p>
-    <w:p>
-      <w:pPr>
-        <w:tabs>
-          <w:tab w:val="left" w:pos="3686"/>
-          <w:tab w:val="left" w:pos="4035"/>
-          <w:tab w:val="right" w:pos="8456"/>
-          <w:tab w:val="left" w:pos="4035"/>
-        </w:tabs>
-        <w:rPr>
-          <w:szCs w:val="22"/>
-        </w:rPr>
-      </w:pPr>
-    </w:p>
-    <w:p>
-      <w:pPr>
-        <w:tabs>
-          <w:tab w:val="left" w:pos="3686"/>
-          <w:tab w:val="left" w:pos="4035"/>
-          <w:tab w:val="right" w:pos="8456"/>
-          <w:tab w:val="left" w:pos="4035"/>
-        </w:tabs>
-        <w:rPr>
-          <w:szCs w:val="22"/>
-        </w:rPr>
-      </w:pPr>
-    </w:p>
-    <w:p>
-      <w:pPr>
-        <w:tabs>
-          <w:tab w:val="left" w:pos="3686"/>
-          <w:tab w:val="left" w:pos="4035"/>
-          <w:tab w:val="right" w:pos="8456"/>
-          <w:tab w:val="left" w:pos="4035"/>
-        </w:tabs>
-        <w:ind w:left="708"/>
+        <w:t>Palabras clave</w:t>
+      </w:r>
+      <w:r>
         <w:rPr>
           <w:b/>
           <w:bCs/>
           <w:sz w:val="28"/>
         </w:rPr>
-      </w:pPr>
-    </w:p>
-    <w:p>
-      <w:pPr>
-        <w:tabs>
-          <w:tab w:val="left" w:pos="3686"/>
-          <w:tab w:val="left" w:pos="4035"/>
-          <w:tab w:val="right" w:pos="8456"/>
-          <w:tab w:val="left" w:pos="4035"/>
-        </w:tabs>
-        <w:ind w:left="3686"/>
-        <w:rPr>
-          <w:szCs w:val="22"/>
-        </w:rPr>
-      </w:pPr>
-      <w:r>
-        <w:rPr>
-          <w:b/>
-          <w:bCs/>
-          <w:sz w:val="28"/>
-        </w:rPr>
-        <w:t>Palabras clave</w:t>
-      </w:r>
-      <w:r>
-        <w:rPr>
-          <w:b/>
-          <w:bCs/>
-          <w:sz w:val="28"/>
-        </w:rPr>
         <w:t xml:space="preserve">: </w:t>
       </w:r>
       <w:r>
@@ -3832,7 +4005,7 @@
           <w:lang w:val="en-US"/>
         </w:rPr>
       </w:pPr>
-      <w:bookmarkStart w:id="1" w:name="_Toc217381030"/>
+      <w:bookmarkStart w:id="1" w:name="_Toc218676126"/>
       <w:r>
         <w:rPr>
           <w:b/>
@@ -3915,30 +4088,51 @@
           <w:szCs w:val="22"/>
           <w:lang w:val="en-US"/>
         </w:rPr>
-        <w:t>This project will detail the development of a prediction model, trained through the exploit of data coming from a pilot photovoltaic plant, floating or fixed, both real and belonging to CTC (Centro Tecnológico) pilot plants.</w:t>
+        <w:t>This project will detail the development of a prediction model, trained through the exploit of data coming from pilot photovoltaic plant</w:t>
       </w:r>
       <w:r>
         <w:rPr>
           <w:szCs w:val="22"/>
           <w:lang w:val="en-US"/>
         </w:rPr>
-        <w:t xml:space="preserve"> In base of this model, it will be possible to know which of the factors are influencing more the generative efficiency of the installation and compare them with factors known to the classic approach, like solar </w:t>
-      </w:r>
-      <w:proofErr w:type="gramStart"/>
+        <w:t>s</w:t>
+      </w:r>
       <w:r>
         <w:rPr>
           <w:szCs w:val="22"/>
           <w:lang w:val="en-US"/>
         </w:rPr>
-        <w:t>irradiance</w:t>
-      </w:r>
-      <w:proofErr w:type="gramEnd"/>
+        <w:t>, floating or fixed, both real and belonging to CTC (Centro Tecnológico</w:t>
+      </w:r>
       <w:r>
         <w:rPr>
           <w:szCs w:val="22"/>
           <w:lang w:val="en-US"/>
         </w:rPr>
-        <w:t>.</w:t>
+        <w:t xml:space="preserve"> de </w:t>
+      </w:r>
+      <w:proofErr w:type="spellStart"/>
+      <w:r>
+        <w:rPr>
+          <w:szCs w:val="22"/>
+          <w:lang w:val="en-US"/>
+        </w:rPr>
+        <w:t>Componentes</w:t>
+      </w:r>
+      <w:proofErr w:type="spellEnd"/>
+      <w:r>
+        <w:rPr>
+          <w:szCs w:val="22"/>
+          <w:lang w:val="en-US"/>
+        </w:rPr>
+        <w:t>) pilot plants.</w:t>
+      </w:r>
+      <w:r>
+        <w:rPr>
+          <w:szCs w:val="22"/>
+          <w:lang w:val="en-US"/>
+        </w:rPr>
+        <w:t xml:space="preserve"> In base of this model, it will be possible to know which of the factors are influencing more the generative efficiency of the installation and compare them with factors known to the classic approach, like solar irradiance.</w:t>
       </w:r>
     </w:p>
     <w:p>
@@ -4109,6 +4303,13 @@
           <w:lang w:val="en-US"/>
         </w:rPr>
       </w:pPr>
+      <w:r>
+        <w:rPr>
+          <w:szCs w:val="22"/>
+          <w:lang w:val="en-US"/>
+        </w:rPr>
+        <w:tab/>
+      </w:r>
     </w:p>
     <w:p>
       <w:pPr>
@@ -4823,7 +5024,7 @@
           <w:bCs/>
         </w:rPr>
       </w:pPr>
-      <w:bookmarkStart w:id="2" w:name="_Toc217381031"/>
+      <w:bookmarkStart w:id="2" w:name="_Toc218676127"/>
       <w:r>
         <w:rPr>
           <w:b/>
@@ -4853,7 +5054,7 @@
       <w:pPr>
         <w:pStyle w:val="Ttulo2"/>
       </w:pPr>
-      <w:bookmarkStart w:id="3" w:name="_Toc217381032"/>
+      <w:bookmarkStart w:id="3" w:name="_Toc218676128"/>
       <w:r>
         <w:t xml:space="preserve">1.1 </w:t>
       </w:r>
@@ -5027,9 +5228,9 @@
         </w:rPr>
         <w:lastRenderedPageBreak/>
         <w:drawing>
-          <wp:inline distT="0" distB="0" distL="0" distR="0" wp14:anchorId="171FA73F" wp14:editId="4046A0AE">
-            <wp:extent cx="4610735" cy="2887980"/>
-            <wp:effectExtent l="0" t="0" r="0" b="7620"/>
+          <wp:inline distT="0" distB="0" distL="0" distR="0" wp14:anchorId="171FA73F" wp14:editId="6E52FF4E">
+            <wp:extent cx="4335780" cy="2715760"/>
+            <wp:effectExtent l="0" t="0" r="7620" b="8890"/>
             <wp:docPr id="541276210" name="Imagen 1" descr="Gráfico, Histograma"/>
             <wp:cNvGraphicFramePr>
               <a:graphicFrameLocks xmlns:a="http://schemas.openxmlformats.org/drawingml/2006/main" noChangeAspect="1"/>
@@ -5051,7 +5252,7 @@
                   <pic:spPr bwMode="auto">
                     <a:xfrm>
                       <a:off x="0" y="0"/>
-                      <a:ext cx="4619528" cy="2893488"/>
+                      <a:ext cx="4352060" cy="2725957"/>
                     </a:xfrm>
                     <a:prstGeom prst="rect">
                       <a:avLst/>
@@ -5106,9 +5307,9 @@
           <w:noProof/>
         </w:rPr>
         <w:drawing>
-          <wp:inline distT="0" distB="0" distL="0" distR="0" wp14:anchorId="643FFAC2" wp14:editId="3359A26A">
-            <wp:extent cx="4244306" cy="2956560"/>
-            <wp:effectExtent l="0" t="0" r="4445" b="0"/>
+          <wp:inline distT="0" distB="0" distL="0" distR="0" wp14:anchorId="643FFAC2" wp14:editId="23D7F48A">
+            <wp:extent cx="4003650" cy="2788920"/>
+            <wp:effectExtent l="0" t="0" r="0" b="0"/>
             <wp:docPr id="284608590" name="Imagen 1" descr="Diagrama&#10;&#10;El contenido generado por IA puede ser incorrecto."/>
             <wp:cNvGraphicFramePr>
               <a:graphicFrameLocks xmlns:a="http://schemas.openxmlformats.org/drawingml/2006/main" noChangeAspect="1"/>
@@ -5130,7 +5331,7 @@
                   <pic:spPr bwMode="auto">
                     <a:xfrm>
                       <a:off x="0" y="0"/>
-                      <a:ext cx="4337619" cy="3021561"/>
+                      <a:ext cx="4094013" cy="2851866"/>
                     </a:xfrm>
                     <a:prstGeom prst="rect">
                       <a:avLst/>
@@ -8606,9 +8807,9 @@
           <w:noProof/>
         </w:rPr>
         <w:drawing>
-          <wp:inline distT="0" distB="0" distL="0" distR="0" wp14:anchorId="40F6DB00" wp14:editId="354AFA77">
-            <wp:extent cx="5410713" cy="2575560"/>
-            <wp:effectExtent l="0" t="0" r="0" b="0"/>
+          <wp:inline distT="0" distB="0" distL="0" distR="0" wp14:anchorId="40F6DB00" wp14:editId="55870104">
+            <wp:extent cx="4914463" cy="2339340"/>
+            <wp:effectExtent l="0" t="0" r="635" b="3810"/>
             <wp:docPr id="997246727" name="Imagen 1" descr="Diagrama&#10;&#10;El contenido generado por IA puede ser incorrecto."/>
             <wp:cNvGraphicFramePr>
               <a:graphicFrameLocks xmlns:a="http://schemas.openxmlformats.org/drawingml/2006/main" noChangeAspect="1"/>
@@ -8629,7 +8830,7 @@
                   <pic:spPr>
                     <a:xfrm>
                       <a:off x="0" y="0"/>
-                      <a:ext cx="5457494" cy="2597828"/>
+                      <a:ext cx="4979882" cy="2370480"/>
                     </a:xfrm>
                     <a:prstGeom prst="rect">
                       <a:avLst/>
@@ -8689,7 +8890,7 @@
       <w:pPr>
         <w:pStyle w:val="Ttulo2"/>
       </w:pPr>
-      <w:bookmarkStart w:id="4" w:name="_Toc217381033"/>
+      <w:bookmarkStart w:id="4" w:name="_Toc218676129"/>
       <w:r>
         <w:t>1.2</w:t>
       </w:r>
@@ -9782,7 +9983,13 @@
         <w:t>.</w:t>
       </w:r>
       <w:r>
-        <w:t xml:space="preserve"> La potencia pico es la cantidad de kW instalados, mientras que la potencia nominal es la potencia del inversor, es decir, la potencia que este puede procesar. La que marca la producción es la nominal, ya que no se puede producir más potencia de la que se puede transformar, no obstante, se instala una potencia de pico superior a la nominal, para asegurarse de cubrir la capacidad del inversor en su totalidad. De esta forma, se crea un cuello de botella entre los kW instalados y los que el inversor es capaz de transformar. Para un correcto diseño hay que tratar de reducir al máximo posible la diferencia de potencial entre la potencia pico y la nominal, asegurándose siempre de que la pico sea superior.</w:t>
+        <w:t xml:space="preserve"> La potencia pico es la cantidad de kW instalados, mientras que la potencia nominal es la potencia del inversor, es decir, la potencia que este puede procesar. La que marca la producción es la nominal, ya que no se puede producir más potencia de la que se puede transformar, no obstante, se instala una potencia de pico superior a la nominal, para asegurarse de cubrir la capacidad del inversor en su totalidad. De esta forma, se crea un cuello de botella entre los kW instalados y los que el inversor es capaz de transformar. Para un correcto diseño hay que tratar de reducir al </w:t>
+      </w:r>
+      <w:r>
+        <w:t>mínimo</w:t>
+      </w:r>
+      <w:r>
+        <w:t xml:space="preserve"> posible la diferencia de potencial entre la potencia pico y la nominal, asegurándose siempre de que la pico sea superior.</w:t>
       </w:r>
     </w:p>
     <w:p>
@@ -9905,7 +10112,7 @@
       <w:pPr>
         <w:pStyle w:val="Ttulo2"/>
       </w:pPr>
-      <w:bookmarkStart w:id="5" w:name="_Toc217381034"/>
+      <w:bookmarkStart w:id="5" w:name="_Toc218676130"/>
       <w:r>
         <w:t>1.3 SITUACIÓN ACTUAL DE LA FOTOVOLTAICA</w:t>
       </w:r>
@@ -10091,9 +10298,9 @@
           <w:noProof/>
         </w:rPr>
         <w:drawing>
-          <wp:inline distT="0" distB="0" distL="0" distR="0" wp14:anchorId="3FADE28E" wp14:editId="7345EB67">
-            <wp:extent cx="3992880" cy="2330497"/>
-            <wp:effectExtent l="0" t="0" r="7620" b="0"/>
+          <wp:inline distT="0" distB="0" distL="0" distR="0" wp14:anchorId="3FADE28E" wp14:editId="3CAE68EC">
+            <wp:extent cx="3992245" cy="2362200"/>
+            <wp:effectExtent l="0" t="0" r="8255" b="0"/>
             <wp:docPr id="3" name="Imagen 1"/>
             <wp:cNvGraphicFramePr>
               <a:graphicFrameLocks xmlns:a="http://schemas.openxmlformats.org/drawingml/2006/main" noChangeAspect="1"/>
@@ -10123,7 +10330,7 @@
                   <pic:spPr bwMode="auto">
                     <a:xfrm>
                       <a:off x="0" y="0"/>
-                      <a:ext cx="4016701" cy="2344400"/>
+                      <a:ext cx="4018938" cy="2377994"/>
                     </a:xfrm>
                     <a:prstGeom prst="rect">
                       <a:avLst/>
@@ -10282,7 +10489,13 @@
         <w:t>istemas de almacenamiento de energía en baterías</w:t>
       </w:r>
       <w:r>
-        <w:t xml:space="preserve"> (BESS). Estas instalaciones permiten la distribución equilibrada de la energía, estabilizando los precios de la energía solar. Por otro lado, es interesante la posibilidad de hibridar la fotovoltaica con otra fuente de energía renovable, como la eólica. De esta forma, la instalación puede seguir generando energía aun cuando las condiciones atmosféricas imposibiliten la producción de una de las dos fuentes. La tramitación para proyectos de este tipo varía según que fuentes se deseen combinar, ya que no existe una normativa general para proyectos de generación renovable hibrida.</w:t>
+        <w:t xml:space="preserve"> (BESS). Estas instalaciones permiten la distribución equilibrada de la energía, estabilizando los precios de la energía solar. Por otro lado, es interesante la posibilidad de hibridar la fotovoltaica con otra fuente de energía renovable, como la eólica. De esta forma, la instalación puede seguir generando energía aun cuando las condiciones atmosféricas imposibiliten la producción de una de las dos fuentes. La tramitación para proyectos de este tipo varía según qu</w:t>
+      </w:r>
+      <w:r>
+        <w:t>é</w:t>
+      </w:r>
+      <w:r>
+        <w:t xml:space="preserve"> fuentes se deseen combinar, ya que no existe una normativa general para proyectos de generación renovable hibrida.</w:t>
       </w:r>
     </w:p>
     <w:p>
@@ -10316,7 +10529,7 @@
       <w:pPr>
         <w:pStyle w:val="Ttulo2"/>
       </w:pPr>
-      <w:bookmarkStart w:id="6" w:name="_Toc217381035"/>
+      <w:bookmarkStart w:id="6" w:name="_Toc218676131"/>
       <w:r>
         <w:t>1.4 IMPACTO AMBIENTAL</w:t>
       </w:r>
@@ -10633,7 +10846,7 @@
       <w:pPr>
         <w:pStyle w:val="Ttulo2"/>
       </w:pPr>
-      <w:bookmarkStart w:id="7" w:name="_Toc217381036"/>
+      <w:bookmarkStart w:id="7" w:name="_Toc218676132"/>
       <w:r>
         <w:t>1.5 IMPACTO ECONÓMICO</w:t>
       </w:r>
@@ -10942,7 +11155,7 @@
       <w:pPr>
         <w:pStyle w:val="Ttulo2"/>
       </w:pPr>
-      <w:bookmarkStart w:id="8" w:name="_Toc217381037"/>
+      <w:bookmarkStart w:id="8" w:name="_Toc218676133"/>
       <w:r>
         <w:t xml:space="preserve">1.6 </w:t>
       </w:r>
@@ -11000,7 +11213,7 @@
           <w:bCs/>
         </w:rPr>
       </w:pPr>
-      <w:bookmarkStart w:id="9" w:name="_Toc217381038"/>
+      <w:bookmarkStart w:id="9" w:name="_Toc218676134"/>
       <w:r>
         <w:rPr>
           <w:b/>
@@ -11016,7 +11229,7 @@
       <w:pPr>
         <w:pStyle w:val="Ttulo2"/>
       </w:pPr>
-      <w:bookmarkStart w:id="10" w:name="_Toc217381039"/>
+      <w:bookmarkStart w:id="10" w:name="_Toc218676135"/>
       <w:r>
         <w:t>2.1 PASOS PREVIOS</w:t>
       </w:r>
@@ -11027,7 +11240,7 @@
       <w:pPr>
         <w:pStyle w:val="Ttulo3"/>
       </w:pPr>
-      <w:bookmarkStart w:id="11" w:name="_Toc217381040"/>
+      <w:bookmarkStart w:id="11" w:name="_Toc218676136"/>
       <w:r>
         <w:t>2.1.1 POTENCIALES MODELOS</w:t>
       </w:r>
@@ -11310,15 +11523,7 @@
         <w:t>.</w:t>
       </w:r>
       <w:r>
-        <w:t xml:space="preserve"> Tienen tres hiperparámetros que se requiere asignar antes del entrenamiento: el tamaño del nodo, el número de árboles y la cantidad de variables muestreadas. Es un modelo interesante ya que reduce el riesgo de “</w:t>
-      </w:r>
-      <w:proofErr w:type="spellStart"/>
-      <w:r>
-        <w:t>overfitting</w:t>
-      </w:r>
-      <w:proofErr w:type="spellEnd"/>
-      <w:r>
-        <w:t xml:space="preserve">” al </w:t>
+        <w:t xml:space="preserve"> Tienen tres hiperparámetros que se requiere asignar antes del entrenamiento: el tamaño del nodo, el número de árboles y la cantidad de variables muestreadas. Es un modelo interesante ya que reduce el riesgo de “overfitting” al </w:t>
       </w:r>
       <w:r>
         <w:t>contar con la media de árboles no relacionados reduciendo la varianza general y el error en la predicción. También, facilita la determinación de importancia a las distintas variables. Sin embargo, cuentan con un inconveniente notable, su complejidad espacial y temporal. Debido a la cantidad de datos que maneja, requiere una gran cantidad de recursos para almacenarlos, y un tiempo considerable de entrenamiento, ya que tienen que computar datos para cada uno de los árboles de decisión.</w:t>
@@ -11354,7 +11559,7 @@
       <w:pPr>
         <w:pStyle w:val="Ttulo3"/>
       </w:pPr>
-      <w:bookmarkStart w:id="12" w:name="_Toc217381041"/>
+      <w:bookmarkStart w:id="12" w:name="_Toc218676137"/>
       <w:r>
         <w:t>2.</w:t>
       </w:r>
@@ -11663,48 +11868,540 @@
       <w:pPr>
         <w:jc w:val="both"/>
       </w:pPr>
-    </w:p>
+      <w:r>
+        <w:t xml:space="preserve">Esta función devuelve verdadero si el valor es un outlier, y falso </w:t>
+      </w:r>
+      <w:r>
+        <w:t>en caso contrario</w:t>
+      </w:r>
+      <w:r>
+        <w:t>. Una vez detectados todos los outliers, se procede a su eliminación del dataset. Esto resulta en la eliminación de una parte no demasiado extensa del dataset, lo que es muy favorable. Tras analizar el dataset de nuevo, los valores obtenidos sí que eran verosímiles y razonables, por lo que podemos considerar como correcta la eliminación de outliers.</w:t>
+      </w:r>
+      <w:r>
+        <w:t xml:space="preserve"> Por último, se procedió a la eliminación de las filas con valores vacíos (NaN) y se guardó el nuevo dataset.</w:t>
+      </w:r>
+    </w:p>
+    <w:p/>
     <w:p>
       <w:pPr>
         <w:jc w:val="both"/>
       </w:pPr>
       <w:r>
-        <w:t xml:space="preserve">Esta función devuelve verdadero si el valor es un outlier, y falso </w:t>
-      </w:r>
-      <w:r>
-        <w:t>en caso contrario</w:t>
-      </w:r>
-      <w:r>
-        <w:t>. Una vez detectados todos los outliers, se procede a su eliminación del dataset. Esto resulta en la eliminación de una parte no demasiado extensa del dataset, lo que es muy favorable. Tras analizar el dataset de nuevo, los valores obtenidos sí que eran verosímiles y razonables, por lo que podemos considerar como correcta la eliminación de outliers.</w:t>
-      </w:r>
-      <w:r>
-        <w:t xml:space="preserve"> Por último, se procedió a la eliminación de las filas con valores vacíos (NaN) y se guardó el nuevo dataset.</w:t>
-      </w:r>
-    </w:p>
+        <w:t>Por último, observando el dataset, encontramos muestras de la variable objetivo con valor 0, pero con valores de las variables predictoras que no parecen tener sentido con un valor de Power_gen igual a 0. Estos son errores físicos del sensor de medición, y conviene corregirlos, ya que aumentará el error del modelo. Para ello, el primer paso es detectar estos errores</w:t>
+      </w:r>
+      <w:r>
+        <w:t xml:space="preserve">, utilizando la media móvil de la columna Power_gen y asignando un umbral. Si el valor es 0 y la media móvil es superior al umbral (para así descartar los valores igual a 0 verdaderos) el valor pasará a ser NaN, tras lo cual se procede a interpolar para sustituir el valor 0 inverosímil inicial por un valor razonable en el contexto. </w:t>
+      </w:r>
+    </w:p>
+    <w:p/>
     <w:p>
       <w:pPr>
         <w:jc w:val="both"/>
       </w:pPr>
-    </w:p>
+      <w:r>
+        <w:t>La interpolación es un método matemático utilizado para realizar una estimación de un valor desconocido a partir de valores conocidos, mediante la implementación de un polinomio que pasa por dichos puntos</w:t>
+      </w:r>
+      <w:r>
+        <w:fldChar w:fldCharType="begin"/>
+      </w:r>
+      <w:r>
+        <w:instrText xml:space="preserve"> ADDIN ZOTERO_ITEM CSL_CITATION {"citationID":"XPhx3Gnj","properties":{"formattedCitation":"[22]","plainCitation":"[22]","noteIndex":0},"citationItems":[{"id":74,"uris":["http://zotero.org/users/local/PHqdJ13A/items/CRBD4TXH"],"itemData":{"id":74,"type":"webpage","abstract":"Este documento propone un modelo de machine learning para interpolar espacialmente funciones como respuestas impulsivas. Tradicionalmente, la interpolación se ha hecho con técnicas matemáticas, pero este enfoque usa perceptrones multicapa para mejorar la precisión y eficiencia. Explica conceptos clave de machine learning, perceptrones multicapa, interpolación y respuestas impulsivas. Luego, describe el proceso de generar datos y entrenar un modelo usando estos conceptos para predecir respuestas impulsivas en nuevas ubicaciones espaciales de manera","container-title":"Scribd","language":"es","title":"Modelo de Machine Learning para Interpolar Espacialmente Funciones Respuestas Impulsivas | PDF | Aprendizaje automático | Ciencia computacional","URL":"https://es.scribd.com/document/670410396/Modelo-de-Machine-Learning-para-interpolar-espacialmente-funciones-respuestas-impulsivas","accessed":{"date-parts":[["2026",1,2]]}}}],"schema":"https://github.com/citation-style-language/schema/raw/master/csl-citation.json"} </w:instrText>
+      </w:r>
+      <w:r>
+        <w:fldChar w:fldCharType="separate"/>
+      </w:r>
+      <w:r>
+        <w:t>[22]</w:t>
+      </w:r>
+      <w:r>
+        <w:fldChar w:fldCharType="end"/>
+      </w:r>
+      <w:r>
+        <w:t>.</w:t>
+      </w:r>
+      <w:r>
+        <w:t xml:space="preserve"> Existen diversos métodos, como la interpolación lineal, la de Lagrange o la de Newton, y se aplica en diversos campos, pero esencialmente para la aproximación de valores desconocidos. En este caso usaremos la interpolación lineal, la cual dibuja una línea recta que une dos puntos y calcula los puntos intermedios en función de la pendiente de la recta. La fórmula general de la interpolación lineal es:</w:t>
+      </w:r>
+    </w:p>
+    <w:p/>
+    <w:p>
+      <w:pPr>
+        <w:pStyle w:val="Descripcin"/>
+        <w:rPr>
+          <w:sz w:val="22"/>
+          <w:szCs w:val="22"/>
+        </w:rPr>
+      </w:pPr>
+      <m:oMathPara>
+        <m:oMath>
+          <m:r>
+            <m:rPr>
+              <m:sty m:val="bi"/>
+            </m:rPr>
+            <w:rPr>
+              <w:rFonts w:ascii="Cambria Math" w:hAnsi="Cambria Math"/>
+              <w:sz w:val="22"/>
+              <w:szCs w:val="22"/>
+            </w:rPr>
+            <m:t>f(x)= f(</m:t>
+          </m:r>
+          <m:sSub>
+            <m:sSubPr>
+              <m:ctrlPr>
+                <w:rPr>
+                  <w:rFonts w:ascii="Cambria Math" w:hAnsi="Cambria Math"/>
+                  <w:i/>
+                  <w:sz w:val="28"/>
+                  <w:szCs w:val="28"/>
+                </w:rPr>
+              </m:ctrlPr>
+            </m:sSubPr>
+            <m:e>
+              <m:r>
+                <m:rPr>
+                  <m:sty m:val="bi"/>
+                </m:rPr>
+                <w:rPr>
+                  <w:rFonts w:ascii="Cambria Math" w:hAnsi="Cambria Math"/>
+                  <w:sz w:val="22"/>
+                  <w:szCs w:val="22"/>
+                </w:rPr>
+                <m:t>x</m:t>
+              </m:r>
+            </m:e>
+            <m:sub>
+              <m:r>
+                <m:rPr>
+                  <m:sty m:val="bi"/>
+                </m:rPr>
+                <w:rPr>
+                  <w:rFonts w:ascii="Cambria Math" w:hAnsi="Cambria Math"/>
+                  <w:sz w:val="22"/>
+                  <w:szCs w:val="22"/>
+                </w:rPr>
+                <m:t>0</m:t>
+              </m:r>
+            </m:sub>
+          </m:sSub>
+          <m:r>
+            <m:rPr>
+              <m:sty m:val="bi"/>
+            </m:rPr>
+            <w:rPr>
+              <w:rFonts w:ascii="Cambria Math" w:hAnsi="Cambria Math"/>
+              <w:sz w:val="22"/>
+              <w:szCs w:val="22"/>
+            </w:rPr>
+            <m:t xml:space="preserve">) + </m:t>
+          </m:r>
+          <m:f>
+            <m:fPr>
+              <m:ctrlPr>
+                <w:rPr>
+                  <w:rFonts w:ascii="Cambria Math" w:hAnsi="Cambria Math"/>
+                  <w:i/>
+                  <w:sz w:val="28"/>
+                  <w:szCs w:val="28"/>
+                </w:rPr>
+              </m:ctrlPr>
+            </m:fPr>
+            <m:num>
+              <m:r>
+                <m:rPr>
+                  <m:sty m:val="bi"/>
+                </m:rPr>
+                <w:rPr>
+                  <w:rFonts w:ascii="Cambria Math" w:hAnsi="Cambria Math"/>
+                  <w:sz w:val="22"/>
+                  <w:szCs w:val="22"/>
+                </w:rPr>
+                <m:t xml:space="preserve">(x - </m:t>
+              </m:r>
+              <m:sSub>
+                <m:sSubPr>
+                  <m:ctrlPr>
+                    <w:rPr>
+                      <w:rFonts w:ascii="Cambria Math" w:hAnsi="Cambria Math"/>
+                      <w:i/>
+                      <w:sz w:val="28"/>
+                      <w:szCs w:val="28"/>
+                    </w:rPr>
+                  </m:ctrlPr>
+                </m:sSubPr>
+                <m:e>
+                  <m:r>
+                    <m:rPr>
+                      <m:sty m:val="bi"/>
+                    </m:rPr>
+                    <w:rPr>
+                      <w:rFonts w:ascii="Cambria Math" w:hAnsi="Cambria Math"/>
+                      <w:sz w:val="22"/>
+                      <w:szCs w:val="22"/>
+                    </w:rPr>
+                    <m:t>x</m:t>
+                  </m:r>
+                </m:e>
+                <m:sub>
+                  <m:r>
+                    <m:rPr>
+                      <m:sty m:val="bi"/>
+                    </m:rPr>
+                    <w:rPr>
+                      <w:rFonts w:ascii="Cambria Math" w:hAnsi="Cambria Math"/>
+                      <w:sz w:val="22"/>
+                      <w:szCs w:val="22"/>
+                    </w:rPr>
+                    <m:t>0</m:t>
+                  </m:r>
+                </m:sub>
+              </m:sSub>
+              <m:r>
+                <m:rPr>
+                  <m:sty m:val="bi"/>
+                </m:rPr>
+                <w:rPr>
+                  <w:rFonts w:ascii="Cambria Math" w:hAnsi="Cambria Math"/>
+                  <w:sz w:val="22"/>
+                  <w:szCs w:val="22"/>
+                </w:rPr>
+                <m:t>)</m:t>
+              </m:r>
+            </m:num>
+            <m:den>
+              <m:r>
+                <m:rPr>
+                  <m:sty m:val="bi"/>
+                </m:rPr>
+                <w:rPr>
+                  <w:rFonts w:ascii="Cambria Math" w:hAnsi="Cambria Math"/>
+                  <w:sz w:val="22"/>
+                  <w:szCs w:val="22"/>
+                </w:rPr>
+                <m:t>(</m:t>
+              </m:r>
+              <m:sSub>
+                <m:sSubPr>
+                  <m:ctrlPr>
+                    <w:rPr>
+                      <w:rFonts w:ascii="Cambria Math" w:hAnsi="Cambria Math"/>
+                      <w:i/>
+                      <w:sz w:val="28"/>
+                      <w:szCs w:val="28"/>
+                    </w:rPr>
+                  </m:ctrlPr>
+                </m:sSubPr>
+                <m:e>
+                  <m:r>
+                    <m:rPr>
+                      <m:sty m:val="bi"/>
+                    </m:rPr>
+                    <w:rPr>
+                      <w:rFonts w:ascii="Cambria Math" w:hAnsi="Cambria Math"/>
+                      <w:sz w:val="22"/>
+                      <w:szCs w:val="22"/>
+                    </w:rPr>
+                    <m:t>x</m:t>
+                  </m:r>
+                </m:e>
+                <m:sub>
+                  <m:r>
+                    <m:rPr>
+                      <m:sty m:val="bi"/>
+                    </m:rPr>
+                    <w:rPr>
+                      <w:rFonts w:ascii="Cambria Math" w:hAnsi="Cambria Math"/>
+                      <w:sz w:val="22"/>
+                      <w:szCs w:val="22"/>
+                    </w:rPr>
+                    <m:t>1</m:t>
+                  </m:r>
+                </m:sub>
+              </m:sSub>
+              <m:r>
+                <m:rPr>
+                  <m:sty m:val="bi"/>
+                </m:rPr>
+                <w:rPr>
+                  <w:rFonts w:ascii="Cambria Math" w:hAnsi="Cambria Math"/>
+                  <w:sz w:val="22"/>
+                  <w:szCs w:val="22"/>
+                </w:rPr>
+                <m:t xml:space="preserve"> - </m:t>
+              </m:r>
+              <m:sSub>
+                <m:sSubPr>
+                  <m:ctrlPr>
+                    <w:rPr>
+                      <w:rFonts w:ascii="Cambria Math" w:hAnsi="Cambria Math"/>
+                      <w:i/>
+                      <w:sz w:val="28"/>
+                      <w:szCs w:val="28"/>
+                    </w:rPr>
+                  </m:ctrlPr>
+                </m:sSubPr>
+                <m:e>
+                  <m:r>
+                    <m:rPr>
+                      <m:sty m:val="bi"/>
+                    </m:rPr>
+                    <w:rPr>
+                      <w:rFonts w:ascii="Cambria Math" w:hAnsi="Cambria Math"/>
+                      <w:sz w:val="22"/>
+                      <w:szCs w:val="22"/>
+                    </w:rPr>
+                    <m:t>x</m:t>
+                  </m:r>
+                </m:e>
+                <m:sub>
+                  <m:r>
+                    <m:rPr>
+                      <m:sty m:val="bi"/>
+                    </m:rPr>
+                    <w:rPr>
+                      <w:rFonts w:ascii="Cambria Math" w:hAnsi="Cambria Math"/>
+                      <w:sz w:val="22"/>
+                      <w:szCs w:val="22"/>
+                    </w:rPr>
+                    <m:t>0</m:t>
+                  </m:r>
+                </m:sub>
+              </m:sSub>
+              <m:r>
+                <m:rPr>
+                  <m:sty m:val="bi"/>
+                </m:rPr>
+                <w:rPr>
+                  <w:rFonts w:ascii="Cambria Math" w:hAnsi="Cambria Math"/>
+                  <w:sz w:val="22"/>
+                  <w:szCs w:val="22"/>
+                </w:rPr>
+                <m:t>)</m:t>
+              </m:r>
+            </m:den>
+          </m:f>
+          <m:r>
+            <m:rPr>
+              <m:sty m:val="bi"/>
+            </m:rPr>
+            <w:rPr>
+              <w:rFonts w:ascii="Cambria Math" w:hAnsi="Cambria Math"/>
+              <w:sz w:val="22"/>
+              <w:szCs w:val="22"/>
+            </w:rPr>
+            <m:t xml:space="preserve"> * (f(</m:t>
+          </m:r>
+          <m:sSub>
+            <m:sSubPr>
+              <m:ctrlPr>
+                <w:rPr>
+                  <w:rFonts w:ascii="Cambria Math" w:hAnsi="Cambria Math"/>
+                  <w:i/>
+                  <w:sz w:val="28"/>
+                  <w:szCs w:val="28"/>
+                </w:rPr>
+              </m:ctrlPr>
+            </m:sSubPr>
+            <m:e>
+              <m:r>
+                <m:rPr>
+                  <m:sty m:val="bi"/>
+                </m:rPr>
+                <w:rPr>
+                  <w:rFonts w:ascii="Cambria Math" w:hAnsi="Cambria Math"/>
+                  <w:sz w:val="22"/>
+                  <w:szCs w:val="22"/>
+                </w:rPr>
+                <m:t>x</m:t>
+              </m:r>
+            </m:e>
+            <m:sub>
+              <m:r>
+                <m:rPr>
+                  <m:sty m:val="bi"/>
+                </m:rPr>
+                <w:rPr>
+                  <w:rFonts w:ascii="Cambria Math" w:hAnsi="Cambria Math"/>
+                  <w:sz w:val="22"/>
+                  <w:szCs w:val="22"/>
+                </w:rPr>
+                <m:t>1</m:t>
+              </m:r>
+            </m:sub>
+          </m:sSub>
+          <m:r>
+            <m:rPr>
+              <m:sty m:val="bi"/>
+            </m:rPr>
+            <w:rPr>
+              <w:rFonts w:ascii="Cambria Math" w:hAnsi="Cambria Math"/>
+              <w:sz w:val="22"/>
+              <w:szCs w:val="22"/>
+            </w:rPr>
+            <m:t>) - f(</m:t>
+          </m:r>
+          <m:sSub>
+            <m:sSubPr>
+              <m:ctrlPr>
+                <w:rPr>
+                  <w:rFonts w:ascii="Cambria Math" w:hAnsi="Cambria Math"/>
+                  <w:i/>
+                  <w:sz w:val="28"/>
+                  <w:szCs w:val="28"/>
+                </w:rPr>
+              </m:ctrlPr>
+            </m:sSubPr>
+            <m:e>
+              <m:r>
+                <m:rPr>
+                  <m:sty m:val="bi"/>
+                </m:rPr>
+                <w:rPr>
+                  <w:rFonts w:ascii="Cambria Math" w:hAnsi="Cambria Math"/>
+                  <w:sz w:val="22"/>
+                  <w:szCs w:val="22"/>
+                </w:rPr>
+                <m:t>x</m:t>
+              </m:r>
+            </m:e>
+            <m:sub>
+              <m:r>
+                <m:rPr>
+                  <m:sty m:val="bi"/>
+                </m:rPr>
+                <w:rPr>
+                  <w:rFonts w:ascii="Cambria Math" w:hAnsi="Cambria Math"/>
+                  <w:sz w:val="22"/>
+                  <w:szCs w:val="22"/>
+                </w:rPr>
+                <m:t>0</m:t>
+              </m:r>
+            </m:sub>
+          </m:sSub>
+          <m:r>
+            <m:rPr>
+              <m:sty m:val="bi"/>
+            </m:rPr>
+            <w:rPr>
+              <w:rFonts w:ascii="Cambria Math" w:hAnsi="Cambria Math"/>
+              <w:sz w:val="22"/>
+              <w:szCs w:val="22"/>
+            </w:rPr>
+            <m:t>))</m:t>
+          </m:r>
+        </m:oMath>
+      </m:oMathPara>
+    </w:p>
+    <w:p>
+      <w:pPr>
+        <w:jc w:val="center"/>
+        <w:rPr>
+          <w:b/>
+          <w:bCs/>
+          <w:sz w:val="20"/>
+          <w:szCs w:val="20"/>
+        </w:rPr>
+      </w:pPr>
+    </w:p>
+    <w:p>
+      <w:pPr>
+        <w:jc w:val="center"/>
+        <w:rPr>
+          <w:b/>
+          <w:bCs/>
+          <w:sz w:val="20"/>
+          <w:szCs w:val="20"/>
+        </w:rPr>
+      </w:pPr>
+      <w:r>
+        <w:rPr>
+          <w:b/>
+          <w:bCs/>
+          <w:sz w:val="20"/>
+          <w:szCs w:val="20"/>
+        </w:rPr>
+        <w:t xml:space="preserve">Ecuación </w:t>
+      </w:r>
+      <w:r>
+        <w:rPr>
+          <w:b/>
+          <w:bCs/>
+          <w:sz w:val="20"/>
+          <w:szCs w:val="20"/>
+        </w:rPr>
+        <w:fldChar w:fldCharType="begin"/>
+      </w:r>
+      <w:r>
+        <w:rPr>
+          <w:b/>
+          <w:bCs/>
+          <w:sz w:val="20"/>
+          <w:szCs w:val="20"/>
+        </w:rPr>
+        <w:instrText xml:space="preserve"> SEQ Ecuación \* ARABIC </w:instrText>
+      </w:r>
+      <w:r>
+        <w:rPr>
+          <w:b/>
+          <w:bCs/>
+          <w:sz w:val="20"/>
+          <w:szCs w:val="20"/>
+        </w:rPr>
+        <w:fldChar w:fldCharType="separate"/>
+      </w:r>
+      <w:r>
+        <w:rPr>
+          <w:b/>
+          <w:bCs/>
+          <w:noProof/>
+          <w:sz w:val="20"/>
+          <w:szCs w:val="20"/>
+        </w:rPr>
+        <w:t>7</w:t>
+      </w:r>
+      <w:r>
+        <w:rPr>
+          <w:b/>
+          <w:bCs/>
+          <w:sz w:val="20"/>
+          <w:szCs w:val="20"/>
+        </w:rPr>
+        <w:fldChar w:fldCharType="end"/>
+      </w:r>
+      <w:r>
+        <w:rPr>
+          <w:b/>
+          <w:bCs/>
+          <w:sz w:val="20"/>
+          <w:szCs w:val="20"/>
+        </w:rPr>
+        <w:t xml:space="preserve"> - Interpolación lineal</w:t>
+      </w:r>
+    </w:p>
+    <w:p/>
     <w:p>
       <w:pPr>
         <w:jc w:val="both"/>
       </w:pPr>
       <w:r>
-        <w:t xml:space="preserve">Resulta interesante conocer el grado de correlación entre las variables del dataset, ya que proporcionan información útil a la hora de entrenar un modelo. Por ejemplo, podemos descubrir como la variable objetivo, la generación fotovoltaica, se ve influida por el resto de </w:t>
-      </w:r>
-      <w:r>
-        <w:t>las variables</w:t>
-      </w:r>
-      <w:r>
-        <w:t>, diferenciando las más importantes de las irrelevantes. A continuación, los heatmaps de ambos datasets:</w:t>
-      </w:r>
-    </w:p>
+        <w:t>Tras la interpolación se habrá reducido enormemente el error al predecir 0, especialmente en los errores grandes</w:t>
+      </w:r>
+      <w:r>
+        <w:t>.</w:t>
+      </w:r>
+    </w:p>
+    <w:p/>
+    <w:p/>
+    <w:p/>
     <w:p>
       <w:pPr>
         <w:jc w:val="both"/>
       </w:pPr>
-    </w:p>
+      <w:r>
+        <w:lastRenderedPageBreak/>
+        <w:t>De esta forma, pasamos de un tramo como este, con varios fallos de medida seguidos:</w:t>
+      </w:r>
+    </w:p>
+    <w:p/>
     <w:p>
       <w:pPr>
         <w:keepNext/>
@@ -11715,10 +12412,10 @@
           <w:noProof/>
         </w:rPr>
         <w:drawing>
-          <wp:inline distT="0" distB="0" distL="0" distR="0" wp14:anchorId="42E51EFD" wp14:editId="613FF1C9">
-            <wp:extent cx="3296918" cy="3444240"/>
-            <wp:effectExtent l="0" t="0" r="0" b="3810"/>
-            <wp:docPr id="1225226136" name="Imagen 1" descr="Gráfico, Gráfico de rectángulos&#10;&#10;El contenido generado por IA puede ser incorrecto."/>
+          <wp:inline distT="0" distB="0" distL="0" distR="0" wp14:anchorId="20B79EE4" wp14:editId="42FFBC87">
+            <wp:extent cx="3520440" cy="2805255"/>
+            <wp:effectExtent l="0" t="0" r="3810" b="0"/>
+            <wp:docPr id="1694723049" name="Imagen 1" descr="Gráfico, Gráfico de líneas&#10;&#10;El contenido generado por IA puede ser incorrecto."/>
             <wp:cNvGraphicFramePr>
               <a:graphicFrameLocks xmlns:a="http://schemas.openxmlformats.org/drawingml/2006/main" noChangeAspect="1"/>
             </wp:cNvGraphicFramePr>
@@ -11726,7 +12423,7 @@
               <a:graphicData uri="http://schemas.openxmlformats.org/drawingml/2006/picture">
                 <pic:pic xmlns:pic="http://schemas.openxmlformats.org/drawingml/2006/picture">
                   <pic:nvPicPr>
-                    <pic:cNvPr id="1225226136" name="Imagen 1" descr="Gráfico, Gráfico de rectángulos&#10;&#10;El contenido generado por IA puede ser incorrecto."/>
+                    <pic:cNvPr id="1694723049" name="Imagen 1" descr="Gráfico, Gráfico de líneas&#10;&#10;El contenido generado por IA puede ser incorrecto."/>
                     <pic:cNvPicPr/>
                   </pic:nvPicPr>
                   <pic:blipFill>
@@ -11744,7 +12441,7 @@
                   <pic:spPr>
                     <a:xfrm>
                       <a:off x="0" y="0"/>
-                      <a:ext cx="3318492" cy="3466778"/>
+                      <a:ext cx="3536577" cy="2818114"/>
                     </a:xfrm>
                     <a:prstGeom prst="rect">
                       <a:avLst/>
@@ -11762,22 +12459,19 @@
         <w:pStyle w:val="Descripcin"/>
         <w:jc w:val="center"/>
       </w:pPr>
-    </w:p>
-    <w:p>
-      <w:pPr>
-        <w:pStyle w:val="Descripcin"/>
-        <w:jc w:val="center"/>
-      </w:pPr>
-      <w:r>
-        <w:t>Ilustración 6 - Mapa de calor de correlación entre variables (CTC)</w:t>
-      </w:r>
-    </w:p>
+      <w:r>
+        <w:t>Ilustración 6 - Datos antes de interpolar (CTC)</w:t>
+      </w:r>
+    </w:p>
+    <w:p/>
     <w:p>
       <w:pPr>
         <w:jc w:val="both"/>
       </w:pPr>
-    </w:p>
-    <w:p/>
+      <w:r>
+        <w:t>A este, con los datos falsamente iguales a cero interpolados con sus vecinos:</w:t>
+      </w:r>
+    </w:p>
     <w:p/>
     <w:p>
       <w:pPr>
@@ -11789,10 +12483,10 @@
           <w:noProof/>
         </w:rPr>
         <w:drawing>
-          <wp:inline distT="0" distB="0" distL="0" distR="0" wp14:anchorId="730C54E4" wp14:editId="114926F0">
-            <wp:extent cx="3787140" cy="4429758"/>
-            <wp:effectExtent l="0" t="0" r="3810" b="9525"/>
-            <wp:docPr id="1982323039" name="Imagen 3" descr="Gráfico, Gráfico de rectángulos&#10;&#10;El contenido generado por IA puede ser incorrecto."/>
+          <wp:inline distT="0" distB="0" distL="0" distR="0" wp14:anchorId="101017AF" wp14:editId="711DC2F1">
+            <wp:extent cx="3558540" cy="2835614"/>
+            <wp:effectExtent l="0" t="0" r="3810" b="3175"/>
+            <wp:docPr id="2043650450" name="Imagen 2" descr="Gráfico, Gráfico de líneas&#10;&#10;El contenido generado por IA puede ser incorrecto."/>
             <wp:cNvGraphicFramePr>
               <a:graphicFrameLocks xmlns:a="http://schemas.openxmlformats.org/drawingml/2006/main" noChangeAspect="1"/>
             </wp:cNvGraphicFramePr>
@@ -11800,7 +12494,7 @@
               <a:graphicData uri="http://schemas.openxmlformats.org/drawingml/2006/picture">
                 <pic:pic xmlns:pic="http://schemas.openxmlformats.org/drawingml/2006/picture">
                   <pic:nvPicPr>
-                    <pic:cNvPr id="1982323039" name="Imagen 3" descr="Gráfico, Gráfico de rectángulos&#10;&#10;El contenido generado por IA puede ser incorrecto."/>
+                    <pic:cNvPr id="2043650450" name="Imagen 2" descr="Gráfico, Gráfico de líneas&#10;&#10;El contenido generado por IA puede ser incorrecto."/>
                     <pic:cNvPicPr/>
                   </pic:nvPicPr>
                   <pic:blipFill>
@@ -11818,7 +12512,7 @@
                   <pic:spPr>
                     <a:xfrm>
                       <a:off x="0" y="0"/>
-                      <a:ext cx="3802758" cy="4448026"/>
+                      <a:ext cx="3574015" cy="2847945"/>
                     </a:xfrm>
                     <a:prstGeom prst="rect">
                       <a:avLst/>
@@ -11836,56 +12530,46 @@
         <w:pStyle w:val="Descripcin"/>
         <w:jc w:val="center"/>
       </w:pPr>
-    </w:p>
-    <w:p>
-      <w:pPr>
-        <w:pStyle w:val="Descripcin"/>
+      <w:r>
+        <w:t>Ilustración 7 - Datos tras interpolar (CTC)</w:t>
+      </w:r>
+    </w:p>
+    <w:p>
+      <w:pPr>
         <w:jc w:val="center"/>
       </w:pPr>
-      <w:r>
-        <w:t xml:space="preserve">Ilustración </w:t>
-      </w:r>
-      <w:r>
-        <w:t>7</w:t>
-      </w:r>
-      <w:r>
-        <w:t xml:space="preserve"> - Mapa de calor de correlación entre variables (Lorca)</w:t>
-      </w:r>
-    </w:p>
-    <w:p/>
-    <w:p/>
-    <w:p>
-      <w:r>
-        <w:t>Podemos observar que los grados de correlación tienen sentido físico. Recordemos que, una correlación positiva significa que ambas variables son directamente proporcionales, es decir, si se incrementa una,</w:t>
-      </w:r>
-      <w:r>
-        <w:t xml:space="preserve"> se</w:t>
-      </w:r>
-      <w:r>
-        <w:t xml:space="preserve"> incrementa la otra. En contrario, una correlación negativa indica que las variables implicadas son inversamente proporcionales, cuando una crece, decrece la otra. Valores cercanos a uno, como el de solarRad y Power_gen, indican una gran influencia entre estas variables, que crecen conjuntamente. En caso contrario, el valor de aproximadamente -0.4 entre humedad y Power_gen indica </w:t>
-      </w:r>
-      <w:r>
-        <w:t>que,</w:t>
-      </w:r>
-      <w:r>
-        <w:t xml:space="preserve"> a mayor humedad, menos potencia generada y viceversa. Resulta llamativo que, en el caso de Lorca, la variable rain es completamente irrelevante. Esto es debido a que ninguna fila con un valor distinto de 0 ha sobrevivido al proceso de criba, entre la eliminación de outliers y filas con valores NaN. Debido a esto, podríamos obviarla a la hora del entrenamiento del modelo.</w:t>
-      </w:r>
-      <w:r>
-        <w:t xml:space="preserve"> También hay que tener en cuenta que en el mapa de calor solo figuran las variables numéricas, por lo que la importancia del resto de variables (fecha) deberá</w:t>
-      </w:r>
-      <w:r>
-        <w:t xml:space="preserve"> ser obtenida posteriormente.</w:t>
-      </w:r>
-    </w:p>
-    <w:p/>
-    <w:p/>
-    <w:p/>
-    <w:p/>
+    </w:p>
+    <w:p>
+      <w:pPr>
+        <w:jc w:val="both"/>
+      </w:pPr>
+      <w:r>
+        <w:t xml:space="preserve">Sabemos que esta práctica es correcta ya que, observando las variables exógenas, comprobamos que no se trata de una caída natural debido a </w:t>
+      </w:r>
+      <w:r>
+        <w:t>una nube o algún fenómeno ajeno a la planta, al contar con valores muy similares a sus muestras vecinas. Haber interpolado estos casos ayudará al modelo a asimilar mejor los patrones que hacen que la variable objetivo sea cero, al eliminar estos “ceros falsos” que podrían confundirlo. Además, al ser un punto medio entre sus vecinos, es más que probable que el valor real en ese momento fuese muy cercano al interpolado.</w:t>
+      </w:r>
+    </w:p>
+    <w:p>
+      <w:pPr>
+        <w:jc w:val="both"/>
+      </w:pPr>
+    </w:p>
+    <w:p>
+      <w:pPr>
+        <w:jc w:val="both"/>
+      </w:pPr>
+    </w:p>
+    <w:p>
+      <w:pPr>
+        <w:jc w:val="both"/>
+      </w:pPr>
+    </w:p>
     <w:p>
       <w:pPr>
         <w:pStyle w:val="Ttulo3"/>
       </w:pPr>
-      <w:bookmarkStart w:id="13" w:name="_Toc217381042"/>
+      <w:bookmarkStart w:id="13" w:name="_Toc218676138"/>
       <w:r>
         <w:lastRenderedPageBreak/>
         <w:t>2.</w:t>
@@ -11919,13 +12603,13 @@
         <w:fldChar w:fldCharType="begin"/>
       </w:r>
       <w:r>
-        <w:instrText xml:space="preserve"> ADDIN ZOTERO_ITEM CSL_CITATION {"citationID":"6zU6yAuJ","properties":{"formattedCitation":"[22]","plainCitation":"[22]","noteIndex":0},"citationItems":[{"id":53,"uris":["http://zotero.org/users/local/PHqdJ13A/items/WFM9MJAQ"],"itemData":{"id":53,"type":"webpage","title":"Anaconda.org","URL":"https://anaconda.org/channels/anaconda/packages/python/overview","accessed":{"date-parts":[["2025",11,26]]}}}],"schema":"https://github.com/citation-style-language/schema/raw/master/csl-citation.json"} </w:instrText>
+        <w:instrText xml:space="preserve"> ADDIN ZOTERO_ITEM CSL_CITATION {"citationID":"6zU6yAuJ","properties":{"formattedCitation":"[23]","plainCitation":"[23]","noteIndex":0},"citationItems":[{"id":53,"uris":["http://zotero.org/users/local/PHqdJ13A/items/WFM9MJAQ"],"itemData":{"id":53,"type":"webpage","title":"Anaconda.org","URL":"https://anaconda.org/channels/anaconda/packages/python/overview","accessed":{"date-parts":[["2025",11,26]]}}}],"schema":"https://github.com/citation-style-language/schema/raw/master/csl-citation.json"} </w:instrText>
       </w:r>
       <w:r>
         <w:fldChar w:fldCharType="separate"/>
       </w:r>
       <w:r>
-        <w:t>[22]</w:t>
+        <w:t>[23]</w:t>
       </w:r>
       <w:r>
         <w:fldChar w:fldCharType="end"/>
@@ -11943,13 +12627,13 @@
         <w:fldChar w:fldCharType="begin"/>
       </w:r>
       <w:r>
-        <w:instrText xml:space="preserve"> ADDIN ZOTERO_ITEM CSL_CITATION {"citationID":"89XlDRDP","properties":{"formattedCitation":"[23]","plainCitation":"[23]","noteIndex":0},"citationItems":[{"id":55,"uris":["http://zotero.org/users/local/PHqdJ13A/items/3WNLQG8R"],"itemData":{"id":55,"type":"webpage","abstract":"The Jupyter Notebook is a web-based interactive computing platform. The notebook combines live code, equations, narrative text, visualizations, interactive dashboards and other media.","language":"en","title":"Project Jupyter","URL":"https://jupyter.org","accessed":{"date-parts":[["2025",11,26]]}}}],"schema":"https://github.com/citation-style-language/schema/raw/master/csl-citation.json"} </w:instrText>
+        <w:instrText xml:space="preserve"> ADDIN ZOTERO_ITEM CSL_CITATION {"citationID":"89XlDRDP","properties":{"formattedCitation":"[24]","plainCitation":"[24]","noteIndex":0},"citationItems":[{"id":55,"uris":["http://zotero.org/users/local/PHqdJ13A/items/3WNLQG8R"],"itemData":{"id":55,"type":"webpage","abstract":"The Jupyter Notebook is a web-based interactive computing platform. The notebook combines live code, equations, narrative text, visualizations, interactive dashboards and other media.","language":"en","title":"Project Jupyter","URL":"https://jupyter.org","accessed":{"date-parts":[["2025",11,26]]}}}],"schema":"https://github.com/citation-style-language/schema/raw/master/csl-citation.json"} </w:instrText>
       </w:r>
       <w:r>
         <w:fldChar w:fldCharType="separate"/>
       </w:r>
       <w:r>
-        <w:t>[23]</w:t>
+        <w:t>[24]</w:t>
       </w:r>
       <w:r>
         <w:fldChar w:fldCharType="end"/>
@@ -12047,13 +12731,13 @@
         <w:fldChar w:fldCharType="begin"/>
       </w:r>
       <w:r>
-        <w:instrText xml:space="preserve"> ADDIN ZOTERO_ITEM CSL_CITATION {"citationID":"2ShBQ6Cp","properties":{"formattedCitation":"[24]","plainCitation":"[24]","noteIndex":0},"citationItems":[{"id":65,"uris":["http://zotero.org/users/local/PHqdJ13A/items/W7M3URYY"],"itemData":{"id":65,"type":"webpage","title":"Recursive multi-step forecasting - Skforecast Docs","URL":"https://skforecast.org/0.14.0/user_guides/autoregresive-forecaster.html","accessed":{"date-parts":[["2025",12,12]]}}}],"schema":"https://github.com/citation-style-language/schema/raw/master/csl-citation.json"} </w:instrText>
+        <w:instrText xml:space="preserve"> ADDIN ZOTERO_ITEM CSL_CITATION {"citationID":"2ShBQ6Cp","properties":{"formattedCitation":"[25]","plainCitation":"[25]","noteIndex":0},"citationItems":[{"id":65,"uris":["http://zotero.org/users/local/PHqdJ13A/items/W7M3URYY"],"itemData":{"id":65,"type":"webpage","title":"Recursive multi-step forecasting - Skforecast Docs","URL":"https://skforecast.org/0.14.0/user_guides/autoregresive-forecaster.html","accessed":{"date-parts":[["2025",12,12]]}}}],"schema":"https://github.com/citation-style-language/schema/raw/master/csl-citation.json"} </w:instrText>
       </w:r>
       <w:r>
         <w:fldChar w:fldCharType="separate"/>
       </w:r>
       <w:r>
-        <w:t>[24]</w:t>
+        <w:t>[25]</w:t>
       </w:r>
       <w:r>
         <w:fldChar w:fldCharType="end"/>
@@ -12081,14 +12765,13 @@
         <w:t xml:space="preserve"> será interesante para descomponer las predicciones del modelo para mostrar cuánto contribuyó cada característica a una decisión específica.</w:t>
       </w:r>
     </w:p>
-    <w:p/>
     <w:p/>
     <w:p>
       <w:pPr>
         <w:pStyle w:val="Ttulo2"/>
         <w:jc w:val="both"/>
       </w:pPr>
-      <w:bookmarkStart w:id="14" w:name="_Toc217381043"/>
+      <w:bookmarkStart w:id="14" w:name="_Toc218676139"/>
       <w:r>
         <w:t>2.2 MODELADO</w:t>
       </w:r>
@@ -12112,13 +12795,13 @@
         <w:fldChar w:fldCharType="begin"/>
       </w:r>
       <w:r>
-        <w:instrText xml:space="preserve"> ADDIN ZOTERO_ITEM CSL_CITATION {"citationID":"Qz331hwm","properties":{"formattedCitation":"[25]","plainCitation":"[25]","noteIndex":0},"citationItems":[{"id":61,"uris":["http://zotero.org/users/local/PHqdJ13A/items/2MAHEMHG"],"itemData":{"id":61,"type":"software","abstract":"Skforecast is a Python library that eases using scikit-learn regressors as single and multi-step forecasters. It also works with any regressor compatible with the scikit-learn API.","license":"BSD 3-Clause \"New\" or \"Revised\" License, Open Access","note":"DOI: 10.5281/ZENODO.8382788","publisher":"Zenodo","source":"DOI.org (Datacite)","title":"skforecast","URL":"https://zenodo.org/record/8382788","version":"v0.10.1dev","author":[{"family":"Amat Rodrigo","given":"Joaquin"},{"family":"Escobar Ortiz","given":"Javier"}],"accessed":{"date-parts":[["2025",12,10]]},"issued":{"date-parts":[["2023",9,27]]}}}],"schema":"https://github.com/citation-style-language/schema/raw/master/csl-citation.json"} </w:instrText>
+        <w:instrText xml:space="preserve"> ADDIN ZOTERO_ITEM CSL_CITATION {"citationID":"Qz331hwm","properties":{"formattedCitation":"[26]","plainCitation":"[26]","noteIndex":0},"citationItems":[{"id":61,"uris":["http://zotero.org/users/local/PHqdJ13A/items/2MAHEMHG"],"itemData":{"id":61,"type":"software","abstract":"Skforecast is a Python library that eases using scikit-learn regressors as single and multi-step forecasters. It also works with any regressor compatible with the scikit-learn API.","license":"BSD 3-Clause \"New\" or \"Revised\" License, Open Access","note":"DOI: 10.5281/ZENODO.8382788","publisher":"Zenodo","source":"DOI.org (Datacite)","title":"skforecast","URL":"https://zenodo.org/record/8382788","version":"v0.10.1dev","author":[{"family":"Amat Rodrigo","given":"Joaquin"},{"family":"Escobar Ortiz","given":"Javier"}],"accessed":{"date-parts":[["2025",12,10]]},"issued":{"date-parts":[["2023",9,27]]}}}],"schema":"https://github.com/citation-style-language/schema/raw/master/csl-citation.json"} </w:instrText>
       </w:r>
       <w:r>
         <w:fldChar w:fldCharType="separate"/>
       </w:r>
       <w:r>
-        <w:t>[25]</w:t>
+        <w:t>[26]</w:t>
       </w:r>
       <w:r>
         <w:fldChar w:fldCharType="end"/>
@@ -12141,7 +12824,38 @@
         <w:t>cómo</w:t>
       </w:r>
       <w:r>
-        <w:t xml:space="preserve"> evolucionará esa tendencia. De esta manera, se incluyen como columnas, junto con el resto de las variables, por ejemplo, los tres valores anteriores, el valor de 24 horas antes, el de una semana antes, … Las variables exógenas, en cambio, son aquellas ajenas al modelo, pero que afectan a la variable objetiv</w:t>
+        <w:t xml:space="preserve"> evolucionará esa tendencia. De esta manera, se incluyen como columnas, junto con el resto de las variables, por ejemplo, los tres valores anteriores, el valor de 24 horas antes, el de una semana antes, … </w:t>
+      </w:r>
+      <w:r>
+        <w:t>También, resulta muy beneficiosa la inclusión de “</w:t>
+      </w:r>
+      <w:proofErr w:type="spellStart"/>
+      <w:r>
+        <w:t>window</w:t>
+      </w:r>
+      <w:proofErr w:type="spellEnd"/>
+      <w:r>
+        <w:t xml:space="preserve"> </w:t>
+      </w:r>
+      <w:proofErr w:type="spellStart"/>
+      <w:r>
+        <w:t>features</w:t>
+      </w:r>
+      <w:proofErr w:type="spellEnd"/>
+      <w:r>
+        <w:t>”, los cuales son valores obtenidos a partir de las muestras anteriores de la variable. Por ejemplo, es común encontrar la media, el máximo o el mínimo de los diez, quince o veinte valores anteriores, de forma que el modelo tenga en cuenta la evolución de la variable y/o el rango de máximos y mínimos que ha tomado recientemente</w:t>
+      </w:r>
+      <w:r>
+        <w:t>, contribuyendo a la formación de patrones predictivos más precisos.</w:t>
+      </w:r>
+    </w:p>
+    <w:p>
+      <w:pPr>
+        <w:jc w:val="both"/>
+      </w:pPr>
+      <w:r>
+        <w:lastRenderedPageBreak/>
+        <w:t>Las variables exógenas, en cambio, son aquellas ajenas al modelo, pero que afectan a la variable objetiv</w:t>
       </w:r>
       <w:r>
         <w:t>o</w:t>
@@ -12150,13 +12864,13 @@
         <w:fldChar w:fldCharType="begin"/>
       </w:r>
       <w:r>
-        <w:instrText xml:space="preserve"> ADDIN ZOTERO_ITEM CSL_CITATION {"citationID":"OMMduQ5O","properties":{"formattedCitation":"[26]","plainCitation":"[26]","noteIndex":0},"citationItems":[{"id":68,"uris":["http://zotero.org/users/local/PHqdJ13A/items/WY2YEVPJ"],"itemData":{"id":68,"type":"webpage","title":"Exogenous variables - Skforecast Docs","URL":"https://skforecast.org/0.14.0/user_guides/exogenous-variables","accessed":{"date-parts":[["2025",12,12]]}}}],"schema":"https://github.com/citation-style-language/schema/raw/master/csl-citation.json"} </w:instrText>
+        <w:instrText xml:space="preserve"> ADDIN ZOTERO_ITEM CSL_CITATION {"citationID":"OMMduQ5O","properties":{"formattedCitation":"[27]","plainCitation":"[27]","noteIndex":0},"citationItems":[{"id":68,"uris":["http://zotero.org/users/local/PHqdJ13A/items/WY2YEVPJ"],"itemData":{"id":68,"type":"webpage","title":"Exogenous variables - Skforecast Docs","URL":"https://skforecast.org/0.14.0/user_guides/exogenous-variables","accessed":{"date-parts":[["2025",12,12]]}}}],"schema":"https://github.com/citation-style-language/schema/raw/master/csl-citation.json"} </w:instrText>
       </w:r>
       <w:r>
         <w:fldChar w:fldCharType="separate"/>
       </w:r>
       <w:r>
-        <w:t>[26]</w:t>
+        <w:t>[27]</w:t>
       </w:r>
       <w:r>
         <w:fldChar w:fldCharType="end"/>
@@ -12175,208 +12889,210 @@
         <w:jc w:val="both"/>
       </w:pPr>
       <w:r>
+        <w:t xml:space="preserve">En el caso que nos ocupa, si queremos predecir la potencia fotovoltaica que vamos a generar mañana, la predicción será </w:t>
+      </w:r>
+      <w:r>
+        <w:t>más</w:t>
+      </w:r>
+      <w:r>
+        <w:t xml:space="preserve"> precisa si le proporcionamos al modelo </w:t>
+      </w:r>
+      <w:r>
+        <w:t>los datos meteorológicos esperados (temperatura, irradiancia, …) de mañana, ya que, en caso contrario, deberá asignarle unos valores razonables y después predecir la potencia.</w:t>
+      </w:r>
+    </w:p>
+    <w:p>
+      <w:pPr>
+        <w:jc w:val="both"/>
+      </w:pPr>
+      <w:r>
+        <w:t xml:space="preserve">Los modelos de series temporales se diferencian de la regresión clásica en que el paso del tiempo y la tendencia del valor objetivo </w:t>
+      </w:r>
+      <w:r>
+        <w:t>juegan</w:t>
+      </w:r>
+      <w:r>
+        <w:t xml:space="preserve"> un papel protagonista en la predicción, pero no dejan de ser implementaciones de modelos de regresión, como gradient boosting o Random forest regressor. </w:t>
+      </w:r>
+    </w:p>
+    <w:p/>
+    <w:p>
+      <w:pPr>
+        <w:jc w:val="both"/>
+      </w:pPr>
+      <w:r>
+        <w:t xml:space="preserve">A la hora de entrenar el modelo, puede resultar interesante dividir la variable temporal (fecha) en varias variables (mes, día, hora), ya que así podemos ver cómo afecta individualmente cada parámetro a la producción. </w:t>
+      </w:r>
+      <w:r>
+        <w:t>La lógica indica que, teniendo en cuenta la salida y la puesta del sol, el momento de mayor producción debería situarse en torno al mediodía solar y el de menor producción, es decir, cero, durante la noche.</w:t>
+      </w:r>
+      <w:r>
+        <w:t xml:space="preserve"> En este caso, la variable “hora” implementada a partir de “fecha” sería bastante relevante para el futuro valor de Power_gen. De igual manera, es lógico pensar que la producción se incrementará en verano y disminuirá en invierno, por lo que también se espera que la variable “mes” tenga importancia predictiva. En contrario, “día” no debería tener una relevancia significativa.</w:t>
+      </w:r>
+    </w:p>
+    <w:p/>
+    <w:p>
+      <w:pPr>
+        <w:jc w:val="both"/>
+      </w:pPr>
+      <w:r>
+        <w:t xml:space="preserve">En cuanto a los </w:t>
+      </w:r>
+      <w:proofErr w:type="spellStart"/>
+      <w:r>
+        <w:t>lags</w:t>
+      </w:r>
+      <w:proofErr w:type="spellEnd"/>
+      <w:r>
+        <w:t xml:space="preserve">, en este caso particular no es conveniente utilizar </w:t>
+      </w:r>
+      <w:proofErr w:type="spellStart"/>
+      <w:r>
+        <w:t>lags</w:t>
+      </w:r>
+      <w:proofErr w:type="spellEnd"/>
+      <w:r>
+        <w:t xml:space="preserve"> notablemente alejados en el tiempo del valor que intentamos predecir, ya que factores imprevisibles, como una nube, que afectan directamente al valor de potencia generada, no se tienen en cuenta, y la evolución de un valor a otro de la variable objetivo no es representativa de la realidad. Es por eso </w:t>
+      </w:r>
+      <w:r>
+        <w:t>por lo que</w:t>
+      </w:r>
+      <w:r>
+        <w:t xml:space="preserve"> los valores más relevantes son los inmediatamente anteriores a la muestra objetivo, en este caso </w:t>
+      </w:r>
+      <w:r>
+        <w:t>utilizaremos</w:t>
+      </w:r>
+      <w:r>
+        <w:t xml:space="preserve"> las </w:t>
+      </w:r>
+      <w:r>
+        <w:t>siete</w:t>
+      </w:r>
+      <w:r>
+        <w:t xml:space="preserve"> muestras anteriores, desde unos </w:t>
+      </w:r>
+      <w:r>
+        <w:t>treinta y cinco</w:t>
+      </w:r>
+      <w:r>
+        <w:t xml:space="preserve"> minutos antes hasta </w:t>
+      </w:r>
+      <w:r>
+        <w:t>cinco</w:t>
+      </w:r>
+      <w:r>
+        <w:t xml:space="preserve"> minutos antes.</w:t>
+      </w:r>
+    </w:p>
+    <w:p/>
+    <w:p>
+      <w:pPr>
+        <w:pStyle w:val="Ttulo3"/>
+      </w:pPr>
+      <w:bookmarkStart w:id="15" w:name="_Toc218676140"/>
+      <w:r>
+        <w:t>2.2.1 ESCALADO</w:t>
+      </w:r>
+      <w:bookmarkEnd w:id="15"/>
+    </w:p>
+    <w:p/>
+    <w:p>
+      <w:pPr>
+        <w:jc w:val="both"/>
+      </w:pPr>
+      <w:r>
+        <w:t xml:space="preserve">Se da el caso de que los datos del dataset tienen distintas escalas, lo que puede afectar al rendimiento del modelo, por lo que es una buena práctica escalar los datos. Es importante que este escalado sea posterior en el tiempo a la separación del conjunto de datos en conjuntos de entrenamiento y test, ya que en caso de hacerlo antes estaríamos filtrando información sobre el entrenamiento al conjunto </w:t>
+      </w:r>
+      <w:proofErr w:type="gramStart"/>
+      <w:r>
+        <w:t>de test</w:t>
+      </w:r>
+      <w:proofErr w:type="gramEnd"/>
+      <w:r>
+        <w:t xml:space="preserve">, lo que haría que las métricas de predicción fuesen irrealmente buenas, pero que se desplomasen en cuanto sometes el modelo a datos ajenos al conjunto </w:t>
+      </w:r>
+      <w:proofErr w:type="gramStart"/>
+      <w:r>
+        <w:t>de test</w:t>
+      </w:r>
+      <w:proofErr w:type="gramEnd"/>
+      <w:r>
+        <w:t xml:space="preserve">. Esta mala práctica se conoce como “Data </w:t>
+      </w:r>
+      <w:proofErr w:type="spellStart"/>
+      <w:r>
+        <w:t>Leaking</w:t>
+      </w:r>
+      <w:proofErr w:type="spellEnd"/>
+      <w:r>
+        <w:t>”, y al separar el conjunto en entrenamiento y test antes de escalar eliminamos la posibilidad de que se produzca</w:t>
+      </w:r>
+      <w:r>
+        <w:fldChar w:fldCharType="begin"/>
+      </w:r>
+      <w:r>
+        <w:instrText xml:space="preserve"> ADDIN ZOTERO_ITEM CSL_CITATION {"citationID":"jN4XG2po","properties":{"formattedCitation":"[28]","plainCitation":"[28]","noteIndex":0},"citationItems":[{"id":76,"uris":["http://zotero.org/users/local/PHqdJ13A/items/7UM2N83A"],"itemData":{"id":76,"type":"post-weblog","abstract":"Over the years, I’ve seen time series forecasting go wrong in more ways than I can count. The funny part is that the models themselves…","container-title":"Medium","language":"en","title":"Why So Many Time Series Models Fail in Practice","URL":"https://medium.com/@data_science_content/time-series-forecasting-pitfalls-of-the-layman-data-scientist-99bca7f7de41","author":[{"family":"M","given":"James"}],"accessed":{"date-parts":[["2026",1,7]]},"issued":{"date-parts":[["2025",8,28]]}}}],"schema":"https://github.com/citation-style-language/schema/raw/master/csl-citation.json"} </w:instrText>
+      </w:r>
+      <w:r>
+        <w:fldChar w:fldCharType="separate"/>
+      </w:r>
+      <w:r>
+        <w:t>[28]</w:t>
+      </w:r>
+      <w:r>
+        <w:fldChar w:fldCharType="end"/>
+      </w:r>
+      <w:r>
+        <w:t>.</w:t>
+      </w:r>
+    </w:p>
+    <w:p>
+      <w:pPr>
+        <w:jc w:val="both"/>
+      </w:pPr>
+    </w:p>
+    <w:p>
+      <w:pPr>
+        <w:jc w:val="both"/>
+      </w:pPr>
+      <w:r>
+        <w:t>El escalamiento, de forma sencilla, hace que todas las variables de nuestro dataset tengan el mismo rango de valores posibles. Estos pueden ser, por ejemplo, de cero a uno, lo que se conoce como la normalización de los datos y es muy común en este tipo de problemas. También, podría ser entre cero y la desviación estándar de uno, lo que se conoce como estandarizació</w:t>
+      </w:r>
+      <w:r>
+        <w:t>n</w:t>
+      </w:r>
+      <w:r>
+        <w:fldChar w:fldCharType="begin"/>
+      </w:r>
+      <w:r>
+        <w:instrText xml:space="preserve"> ADDIN ZOTERO_ITEM CSL_CITATION {"citationID":"6iwx4OxM","properties":{"formattedCitation":"[29]","plainCitation":"[29]","noteIndex":0},"citationItems":[{"id":78,"uris":["http://zotero.org/users/local/PHqdJ13A/items/D95TJTU7"],"itemData":{"id":78,"type":"webpage","abstract":"En este tutorial vamos a entender en qué consiste el escalamiento de los datos, por qué y cuándo deberíamos realizarlo al construir un modelo de Machine Learning.","container-title":"Codificando Bits","language":"es","title":"¿Por qué y cuándo escalar los datos?","URL":"https://codificandobits.com/tutorial/por-que-cuando-escalar-los-datos/","accessed":{"date-parts":[["2026",1,7]]},"issued":{"date-parts":[["2023",10,9]]}}}],"schema":"https://github.com/citation-style-language/schema/raw/master/csl-citation.json"} </w:instrText>
+      </w:r>
+      <w:r>
+        <w:fldChar w:fldCharType="separate"/>
+      </w:r>
+      <w:r>
+        <w:t>[29]</w:t>
+      </w:r>
+      <w:r>
+        <w:fldChar w:fldCharType="end"/>
+      </w:r>
+      <w:r>
+        <w:t>.</w:t>
+      </w:r>
+    </w:p>
+    <w:p>
+      <w:pPr>
+        <w:jc w:val="both"/>
+      </w:pPr>
+    </w:p>
+    <w:p>
+      <w:pPr>
+        <w:jc w:val="both"/>
+      </w:pPr>
+      <w:r>
         <w:lastRenderedPageBreak/>
-        <w:t xml:space="preserve">En el caso que nos ocupa, si queremos predecir la potencia fotovoltaica que vamos a generar mañana, la predicción será </w:t>
-      </w:r>
-      <w:r>
-        <w:t>más</w:t>
-      </w:r>
-      <w:r>
-        <w:t xml:space="preserve"> precisa si le proporcionamos al modelo </w:t>
-      </w:r>
-      <w:r>
-        <w:t>los datos meteorológicos esperados (temperatura, irradiancia, …) de mañana, ya que, en caso contrario, deberá asignarle unos valores razonables y después predecir la potencia.</w:t>
-      </w:r>
-    </w:p>
-    <w:p>
-      <w:pPr>
-        <w:jc w:val="both"/>
-      </w:pPr>
-      <w:r>
-        <w:t xml:space="preserve">Los modelos de series temporales se diferencian de la regresión clásica en que el paso del tiempo y la tendencia del valor objetivo </w:t>
-      </w:r>
-      <w:r>
-        <w:t>juegan</w:t>
-      </w:r>
-      <w:r>
-        <w:t xml:space="preserve"> un papel protagonista en la predicción, pero no dejan de ser implementaciones de modelos de regresión, como gradient boosting o Random forest regressor. </w:t>
-      </w:r>
-    </w:p>
-    <w:p/>
-    <w:p>
-      <w:pPr>
-        <w:jc w:val="both"/>
-      </w:pPr>
-      <w:r>
-        <w:t xml:space="preserve">A la hora de entrenar el modelo, puede resultar interesante dividir la variable temporal (fecha) en varias variables (mes, día, hora), ya que así podemos ver cómo afecta individualmente cada parámetro a la producción. </w:t>
-      </w:r>
-      <w:r>
-        <w:t>La lógica indica que, teniendo en cuenta la salida y la puesta del sol, el momento de mayor producción debería situarse en torno al mediodía solar y el de menor producción, es decir, cero, durante la noche.</w:t>
-      </w:r>
-      <w:r>
-        <w:t xml:space="preserve"> En este caso, la variable “hora” implementada a partir de “fecha” sería bastante relevante para el futuro valor de Power_gen. De igual manera, es lógico pensar que la producción se incrementará en verano y disminuirá en invierno, por lo que también se espera que la variable “mes” tenga importancia predictiva. En contrario, “día” no debería tener una relevancia significativa.</w:t>
-      </w:r>
-    </w:p>
-    <w:p/>
-    <w:p>
-      <w:pPr>
-        <w:jc w:val="both"/>
-      </w:pPr>
-      <w:r>
-        <w:t xml:space="preserve">En cuanto a los </w:t>
-      </w:r>
-      <w:proofErr w:type="spellStart"/>
-      <w:r>
-        <w:t>lags</w:t>
-      </w:r>
-      <w:proofErr w:type="spellEnd"/>
-      <w:r>
-        <w:t xml:space="preserve">, en este caso particular no es conveniente utilizar </w:t>
-      </w:r>
-      <w:proofErr w:type="spellStart"/>
-      <w:r>
-        <w:t>lags</w:t>
-      </w:r>
-      <w:proofErr w:type="spellEnd"/>
-      <w:r>
-        <w:t xml:space="preserve"> notablemente alejados en el tiempo del valor que intentamos predecir, ya que factores imprevisibles, como una nube, que afectan directamente al valor de potencia generada, no se tienen en cuenta, y la evolución de un valor a otro de la variable objetivo no es representativa de la realidad. Es por eso </w:t>
-      </w:r>
-      <w:r>
-        <w:t>por lo que</w:t>
-      </w:r>
-      <w:r>
-        <w:t xml:space="preserve"> los valores más relevantes son los inmediatamente anteriores a la muestra objetivo, en este caso </w:t>
-      </w:r>
-      <w:r>
-        <w:t>utilizaremos</w:t>
-      </w:r>
-      <w:r>
-        <w:t xml:space="preserve"> las </w:t>
-      </w:r>
-      <w:r>
-        <w:t>siete</w:t>
-      </w:r>
-      <w:r>
-        <w:t xml:space="preserve"> muestras anteriores, desde unos </w:t>
-      </w:r>
-      <w:r>
-        <w:t>treinta y cinco</w:t>
-      </w:r>
-      <w:r>
-        <w:t xml:space="preserve"> minutos antes hasta </w:t>
-      </w:r>
-      <w:r>
-        <w:t>cinco</w:t>
-      </w:r>
-      <w:r>
-        <w:t xml:space="preserve"> minutos antes.</w:t>
-      </w:r>
-    </w:p>
-    <w:p/>
-    <w:p>
-      <w:pPr>
-        <w:jc w:val="both"/>
-      </w:pPr>
-      <w:r>
-        <w:t xml:space="preserve">A continuación, se entrenó un modelo </w:t>
-      </w:r>
-      <w:proofErr w:type="spellStart"/>
-      <w:r>
-        <w:t>forecaster</w:t>
-      </w:r>
-      <w:proofErr w:type="spellEnd"/>
-      <w:r>
-        <w:t xml:space="preserve"> recursivo utilizando un Xgboost con los siguientes parámetros</w:t>
-      </w:r>
-      <w:r>
-        <w:fldChar w:fldCharType="begin"/>
-      </w:r>
-      <w:r>
-        <w:instrText xml:space="preserve"> ADDIN ZOTERO_ITEM CSL_CITATION {"citationID":"p65pUUDv","properties":{"formattedCitation":"[27]","plainCitation":"[27]","noteIndex":0},"citationItems":[{"id":70,"uris":["http://zotero.org/users/local/PHqdJ13A/items/UR9KJSP7"],"itemData":{"id":70,"type":"webpage","title":"XGBoost Parameters — xgboost 3.1.1 documentation","URL":"https://xgboost.readthedocs.io/en/stable/parameter.html","accessed":{"date-parts":[["2025",12,15]]}}}],"schema":"https://github.com/citation-style-language/schema/raw/master/csl-citation.json"} </w:instrText>
-      </w:r>
-      <w:r>
-        <w:fldChar w:fldCharType="separate"/>
-      </w:r>
-      <w:r>
-        <w:t>[27]</w:t>
-      </w:r>
-      <w:r>
-        <w:fldChar w:fldCharType="end"/>
-      </w:r>
-      <w:r>
-        <w:t xml:space="preserve">. </w:t>
-      </w:r>
-      <w:proofErr w:type="spellStart"/>
-      <w:r>
-        <w:t>Learning_rate</w:t>
-      </w:r>
-      <w:proofErr w:type="spellEnd"/>
-      <w:r>
-        <w:t xml:space="preserve"> (eta), representa la reducción en el tamaño de cada paso para evitar el </w:t>
-      </w:r>
-      <w:proofErr w:type="spellStart"/>
-      <w:r>
-        <w:t>overfitting</w:t>
-      </w:r>
-      <w:proofErr w:type="spellEnd"/>
-      <w:r>
-        <w:t xml:space="preserve"> del modelo. Tras cada paso, obtenemos los pesos de las nuevas variables y eta reduce el peso de las variables para hacer el proceso más conservador. </w:t>
-      </w:r>
-      <w:proofErr w:type="spellStart"/>
-      <w:r>
-        <w:t>Max_depth</w:t>
-      </w:r>
-      <w:proofErr w:type="spellEnd"/>
-      <w:r>
-        <w:t xml:space="preserve">, indica la profundidad máxima del árbol, por lo que aumentar este valor hará el modelo más complejo y propenso a sobreajuste. El </w:t>
-      </w:r>
-      <w:r>
-        <w:t xml:space="preserve">XGBoost consume una gran cantidad de memoria según se aumenta este valor, por lo que hay que tratar de encontrar el equilibrio entre complejidad suficiente y tiempo de entrenamiento razonable. </w:t>
-      </w:r>
-      <w:proofErr w:type="spellStart"/>
-      <w:r>
-        <w:t>N_estimators</w:t>
-      </w:r>
-      <w:proofErr w:type="spellEnd"/>
-      <w:r>
-        <w:t xml:space="preserve"> controla el número de árboles que se implementarán en el modelo, por lo que, junto con </w:t>
-      </w:r>
-      <w:proofErr w:type="spellStart"/>
-      <w:r>
-        <w:t>max_depth</w:t>
-      </w:r>
-      <w:proofErr w:type="spellEnd"/>
-      <w:r>
-        <w:t xml:space="preserve">, es el parámetro que más aumentará la complejidad y, a su vez, el tiempo de entrenamiento. Un valor alto hará el modelo más preciso. </w:t>
-      </w:r>
-      <w:proofErr w:type="spellStart"/>
-      <w:r>
-        <w:t>Subsample</w:t>
-      </w:r>
-      <w:proofErr w:type="spellEnd"/>
-      <w:r>
-        <w:t xml:space="preserve"> determina el ratio de muestreo de los valores de entrenamiento. El valor que tome indicará al XGBoost la cantidad de datos que debe muestrear aleatoriamente antes de comenzar a implementar los árboles, lo contribuirá a evitar el sobreajuste. Este proceso se hace una vez por cada iteración del modelo.</w:t>
-      </w:r>
-    </w:p>
-    <w:p/>
-    <w:p>
-      <w:pPr>
-        <w:jc w:val="both"/>
-      </w:pPr>
-      <w:r>
-        <w:t>Tras entrenar el modelo ajustando estos parámetros, se calculó la importancia de cada variable en la predicción de la potencia generada. Podemos observar un sentido físico, ya que variables como la irradiancia o la hora del día cuentan con una gran relevancia, junto con la muestra inmediatamente anterior, mientras que otras como el</w:t>
-      </w:r>
-      <w:r>
-        <w:t xml:space="preserve"> </w:t>
-      </w:r>
-      <w:r>
-        <w:t>la presión</w:t>
-      </w:r>
-      <w:r>
-        <w:t xml:space="preserve"> o la velocidad del viento</w:t>
-      </w:r>
-      <w:r>
-        <w:t xml:space="preserve"> presentan una influencia superficial</w:t>
+        <w:t>Resulta interesante conocer el grado de correlación entre las variables del dataset, ya que proporcionan información útil a la hora de entrenar un modelo. Por ejemplo, podemos descubrir como la variable objetivo, se ve influida por el resto de las variables, diferenciando las más importantes de las irrelevantes</w:t>
       </w:r>
       <w:r>
         <w:t>:</w:t>
@@ -12384,19 +13100,17 @@
     </w:p>
     <w:p>
       <w:pPr>
-        <w:keepNext/>
         <w:jc w:val="center"/>
       </w:pPr>
       <w:r>
         <w:rPr>
           <w:noProof/>
         </w:rPr>
-        <w:lastRenderedPageBreak/>
         <w:drawing>
-          <wp:inline distT="0" distB="0" distL="0" distR="0" wp14:anchorId="6770E9D8" wp14:editId="045D5E41">
-            <wp:extent cx="2164494" cy="3268980"/>
-            <wp:effectExtent l="0" t="0" r="7620" b="7620"/>
-            <wp:docPr id="126318102" name="Imagen 1" descr="Tabla, Calendario&#10;&#10;El contenido generado por IA puede ser incorrecto."/>
+          <wp:inline distT="0" distB="0" distL="0" distR="0" wp14:anchorId="64EEF7C0" wp14:editId="729AD0E1">
+            <wp:extent cx="3771054" cy="3924300"/>
+            <wp:effectExtent l="0" t="0" r="1270" b="0"/>
+            <wp:docPr id="88987026" name="Imagen 3" descr="Gráfico, Gráfico de rectángulos&#10;&#10;El contenido generado por IA puede ser incorrecto."/>
             <wp:cNvGraphicFramePr>
               <a:graphicFrameLocks xmlns:a="http://schemas.openxmlformats.org/drawingml/2006/main" noChangeAspect="1"/>
             </wp:cNvGraphicFramePr>
@@ -12404,11 +13118,17 @@
               <a:graphicData uri="http://schemas.openxmlformats.org/drawingml/2006/picture">
                 <pic:pic xmlns:pic="http://schemas.openxmlformats.org/drawingml/2006/picture">
                   <pic:nvPicPr>
-                    <pic:cNvPr id="126318102" name="Imagen 1" descr="Tabla, Calendario&#10;&#10;El contenido generado por IA puede ser incorrecto."/>
+                    <pic:cNvPr id="88987026" name="Imagen 3" descr="Gráfico, Gráfico de rectángulos&#10;&#10;El contenido generado por IA puede ser incorrecto."/>
                     <pic:cNvPicPr/>
                   </pic:nvPicPr>
                   <pic:blipFill>
-                    <a:blip r:embed="rId19"/>
+                    <a:blip r:embed="rId19">
+                      <a:extLst>
+                        <a:ext uri="{28A0092B-C50C-407E-A947-70E740481C1C}">
+                          <a14:useLocalDpi xmlns:a14="http://schemas.microsoft.com/office/drawing/2010/main" val="0"/>
+                        </a:ext>
+                      </a:extLst>
+                    </a:blip>
                     <a:stretch>
                       <a:fillRect/>
                     </a:stretch>
@@ -12416,7 +13136,7 @@
                   <pic:spPr>
                     <a:xfrm>
                       <a:off x="0" y="0"/>
-                      <a:ext cx="2168011" cy="3274291"/>
+                      <a:ext cx="3797734" cy="3952064"/>
                     </a:xfrm>
                     <a:prstGeom prst="rect">
                       <a:avLst/>
@@ -12428,15 +13148,31 @@
           </wp:inline>
         </w:drawing>
       </w:r>
+    </w:p>
+    <w:p>
+      <w:pPr>
+        <w:pStyle w:val="Descripcin"/>
+        <w:jc w:val="center"/>
+      </w:pPr>
+      <w:r>
+        <w:t>Ilustración 8 - Mapa de calor (CTC)</w:t>
+      </w:r>
+    </w:p>
+    <w:p/>
+    <w:p>
+      <w:pPr>
+        <w:keepNext/>
+        <w:jc w:val="center"/>
+      </w:pPr>
       <w:r>
         <w:rPr>
           <w:noProof/>
         </w:rPr>
         <w:drawing>
-          <wp:inline distT="0" distB="0" distL="0" distR="0" wp14:anchorId="7D6B83D9" wp14:editId="55CCD37F">
-            <wp:extent cx="2794000" cy="3276107"/>
-            <wp:effectExtent l="0" t="0" r="6350" b="635"/>
-            <wp:docPr id="740729669" name="Imagen 1" descr="Texto&#10;&#10;El contenido generado por IA puede ser incorrecto."/>
+          <wp:inline distT="0" distB="0" distL="0" distR="0" wp14:anchorId="4D6CD01A" wp14:editId="56CAAF90">
+            <wp:extent cx="3672424" cy="3779520"/>
+            <wp:effectExtent l="0" t="0" r="4445" b="0"/>
+            <wp:docPr id="214872892" name="Imagen 4" descr="Gráfico, Gráfico de rectángulos&#10;&#10;El contenido generado por IA puede ser incorrecto."/>
             <wp:cNvGraphicFramePr>
               <a:graphicFrameLocks xmlns:a="http://schemas.openxmlformats.org/drawingml/2006/main" noChangeAspect="1"/>
             </wp:cNvGraphicFramePr>
@@ -12444,11 +13180,17 @@
               <a:graphicData uri="http://schemas.openxmlformats.org/drawingml/2006/picture">
                 <pic:pic xmlns:pic="http://schemas.openxmlformats.org/drawingml/2006/picture">
                   <pic:nvPicPr>
-                    <pic:cNvPr id="740729669" name="Imagen 1" descr="Texto&#10;&#10;El contenido generado por IA puede ser incorrecto."/>
+                    <pic:cNvPr id="214872892" name="Imagen 4" descr="Gráfico, Gráfico de rectángulos&#10;&#10;El contenido generado por IA puede ser incorrecto."/>
                     <pic:cNvPicPr/>
                   </pic:nvPicPr>
                   <pic:blipFill>
-                    <a:blip r:embed="rId20"/>
+                    <a:blip r:embed="rId20" cstate="print">
+                      <a:extLst>
+                        <a:ext uri="{28A0092B-C50C-407E-A947-70E740481C1C}">
+                          <a14:useLocalDpi xmlns:a14="http://schemas.microsoft.com/office/drawing/2010/main" val="0"/>
+                        </a:ext>
+                      </a:extLst>
+                    </a:blip>
                     <a:stretch>
                       <a:fillRect/>
                     </a:stretch>
@@ -12456,7 +13198,7 @@
                   <pic:spPr>
                     <a:xfrm>
                       <a:off x="0" y="0"/>
-                      <a:ext cx="2797246" cy="3279913"/>
+                      <a:ext cx="3758591" cy="3868200"/>
                     </a:xfrm>
                     <a:prstGeom prst="rect">
                       <a:avLst/>
@@ -12475,41 +13217,28 @@
         <w:jc w:val="center"/>
       </w:pPr>
       <w:r>
-        <w:t xml:space="preserve">Ilustración </w:t>
-      </w:r>
-      <w:r>
-        <w:t>8</w:t>
-      </w:r>
-      <w:r>
-        <w:t xml:space="preserve"> - Tabla de relevancias (</w:t>
-      </w:r>
-      <w:r>
-        <w:t xml:space="preserve">Izquierda: </w:t>
-      </w:r>
-      <w:r>
-        <w:t>CTC</w:t>
-      </w:r>
-      <w:r>
-        <w:t>, Derecha: Lorca</w:t>
-      </w:r>
-      <w:r>
-        <w:t>)</w:t>
-      </w:r>
-    </w:p>
-    <w:p>
-      <w:pPr>
-        <w:jc w:val="center"/>
-      </w:pPr>
-    </w:p>
+        <w:t>Ilustración 9 - Mapa de calor (Lorca)</w:t>
+      </w:r>
+    </w:p>
+    <w:p>
+      <w:pPr>
+        <w:jc w:val="both"/>
+      </w:pPr>
+      <w:r>
+        <w:lastRenderedPageBreak/>
+        <w:t xml:space="preserve">Podemos observar que los grados de correlación tienen sentido físico. Recordemos que una correlación positiva significa que ambas variables son directamente proporcionales, es decir, si se incrementa una, se incrementa la otra. En contrario, una correlación negativa indica que las variables implicadas son inversamente proporcionales, cuando una crece, decrece la otra. Valores cercanos a uno, como el de solarRad y Power_gen, indican una gran influencia entre estas variables, que crecen conjuntamente. En caso contrario, el valor de aproximadamente -0.4 entre humedad y Power_gen indica que, a mayor humedad, menos potencia generada y viceversa. Resulta llamativo que, en el caso de Lorca, la variable rain es completamente irrelevante. Esto es debido a que ninguna fila con un valor distinto de 0 ha sobrevivido al proceso de criba, entre la eliminación de outliers y filas con valores NaN. Debido a esto, podríamos obviarla a la hora del entrenamiento del modelo. </w:t>
+      </w:r>
+    </w:p>
+    <w:p/>
     <w:p>
       <w:pPr>
         <w:pStyle w:val="Ttulo3"/>
       </w:pPr>
-      <w:bookmarkStart w:id="15" w:name="_Toc217381044"/>
-      <w:r>
-        <w:t>2.2.1 OVERFITTING</w:t>
-      </w:r>
-      <w:bookmarkEnd w:id="15"/>
+      <w:bookmarkStart w:id="16" w:name="_Toc218676141"/>
+      <w:r>
+        <w:t>2.2.2 ENTRENAMIENTO</w:t>
+      </w:r>
+      <w:bookmarkEnd w:id="16"/>
     </w:p>
     <w:p/>
     <w:p>
@@ -12517,53 +13246,1075 @@
         <w:jc w:val="both"/>
       </w:pPr>
       <w:r>
+        <w:t xml:space="preserve">A continuación, se entrenó un modelo </w:t>
+      </w:r>
+      <w:proofErr w:type="spellStart"/>
+      <w:r>
+        <w:t>forecaster</w:t>
+      </w:r>
+      <w:proofErr w:type="spellEnd"/>
+      <w:r>
+        <w:t xml:space="preserve"> recursivo utilizando un Xgboost con los siguientes parámetros</w:t>
+      </w:r>
+      <w:r>
+        <w:fldChar w:fldCharType="begin"/>
+      </w:r>
+      <w:r>
+        <w:instrText xml:space="preserve"> ADDIN ZOTERO_ITEM CSL_CITATION {"citationID":"p65pUUDv","properties":{"formattedCitation":"[30]","plainCitation":"[30]","noteIndex":0},"citationItems":[{"id":70,"uris":["http://zotero.org/users/local/PHqdJ13A/items/UR9KJSP7"],"itemData":{"id":70,"type":"webpage","title":"XGBoost Parameters — xgboost 3.1.1 documentation","URL":"https://xgboost.readthedocs.io/en/stable/parameter.html","accessed":{"date-parts":[["2025",12,15]]}}}],"schema":"https://github.com/citation-style-language/schema/raw/master/csl-citation.json"} </w:instrText>
+      </w:r>
+      <w:r>
+        <w:fldChar w:fldCharType="separate"/>
+      </w:r>
+      <w:r>
+        <w:t>[30]</w:t>
+      </w:r>
+      <w:r>
+        <w:fldChar w:fldCharType="end"/>
+      </w:r>
+      <w:r>
+        <w:t xml:space="preserve">. </w:t>
+      </w:r>
+      <w:proofErr w:type="spellStart"/>
+      <w:r>
+        <w:t>Learning_rate</w:t>
+      </w:r>
+      <w:proofErr w:type="spellEnd"/>
+      <w:r>
+        <w:t xml:space="preserve"> (eta), representa la reducción en el tamaño de cada paso para evitar el overfitting del modelo. Tras cada paso, obtenemos los pesos de las nuevas variables y eta reduce el peso de las variables para hacer el proceso más conservador. </w:t>
+      </w:r>
+      <w:proofErr w:type="spellStart"/>
+      <w:r>
+        <w:t>Max_depth</w:t>
+      </w:r>
+      <w:proofErr w:type="spellEnd"/>
+      <w:r>
+        <w:t xml:space="preserve">, indica la profundidad máxima del árbol, por lo que aumentar este valor hará el modelo más complejo y propenso a sobreajuste. El </w:t>
+      </w:r>
+      <w:r>
+        <w:t xml:space="preserve">XGBoost consume una gran cantidad de memoria según se aumenta este valor, por lo que hay que tratar de encontrar el equilibrio entre complejidad suficiente y tiempo de entrenamiento razonable. </w:t>
+      </w:r>
+      <w:proofErr w:type="spellStart"/>
+      <w:r>
+        <w:t>N_estimators</w:t>
+      </w:r>
+      <w:proofErr w:type="spellEnd"/>
+      <w:r>
+        <w:t xml:space="preserve"> controla el número de árboles que se implementarán en el modelo, por lo que, junto con </w:t>
+      </w:r>
+      <w:proofErr w:type="spellStart"/>
+      <w:r>
+        <w:t>max_depth</w:t>
+      </w:r>
+      <w:proofErr w:type="spellEnd"/>
+      <w:r>
+        <w:t xml:space="preserve">, es el parámetro que más aumentará la complejidad y, a su vez, el tiempo de entrenamiento. Un valor alto hará el modelo más preciso. </w:t>
+      </w:r>
+      <w:proofErr w:type="spellStart"/>
+      <w:r>
+        <w:t>Subsample</w:t>
+      </w:r>
+      <w:proofErr w:type="spellEnd"/>
+      <w:r>
+        <w:t xml:space="preserve"> determina el ratio de muestreo de los valores de entrenamiento. El valor que tome indicará al XGBoost la cantidad de datos que debe muestrear aleatoriamente antes de comenzar a implementar los árboles, lo </w:t>
+      </w:r>
+      <w:r>
+        <w:t xml:space="preserve">que </w:t>
+      </w:r>
+      <w:r>
+        <w:t>contribuirá a evitar el sobreajuste. Este proceso se hace una vez por cada iteración del modelo.</w:t>
+      </w:r>
+      <w:r>
+        <w:t xml:space="preserve"> </w:t>
+      </w:r>
+      <w:proofErr w:type="spellStart"/>
+      <w:r>
+        <w:t>Base_score</w:t>
+      </w:r>
+      <w:proofErr w:type="spellEnd"/>
+      <w:r>
+        <w:t xml:space="preserve"> representa la predicción inicial para todos los valores, si toma, por ejemplo, un valor de 0.0, hará que todas las predicciones sean inicialmente 0.0, y posteriormente se modifiquen en el proceso de predicción. Precisamente el valor de 0.0 puede ayudar al modelo en los casos en que deba predecir cero, ya que en caso contrario sería posible que nunca llegase a predecir exactamente cero, sino un valor extremadamente cercano. </w:t>
+      </w:r>
+      <w:proofErr w:type="spellStart"/>
+      <w:r>
+        <w:t>Reg_alpha</w:t>
+      </w:r>
+      <w:proofErr w:type="spellEnd"/>
+      <w:r>
+        <w:t xml:space="preserve"> representa el término de regularización sobre los pesos, de forma que aumentarlo provocará que el modelo sea más conservativo. </w:t>
+      </w:r>
+      <w:proofErr w:type="spellStart"/>
+      <w:r>
+        <w:t>Colsample_by_tree</w:t>
+      </w:r>
+      <w:proofErr w:type="spellEnd"/>
+      <w:r>
+        <w:t xml:space="preserve"> representa la cantidad de columnas que se toman al construir cada árbol.</w:t>
+      </w:r>
+    </w:p>
+    <w:p/>
+    <w:p>
+      <w:pPr>
+        <w:jc w:val="both"/>
+      </w:pPr>
+      <w:r>
+        <w:t>Tras entrenar el modelo ajustando estos parámetros, se calculó la importancia de cada variable en la predicción de la potencia generada. Podemos observar un sentido físico, ya que variables como la irradiancia o la hora del día cuentan con una gran relevancia, junto con la muestra inmediatamente anterior, mientras que otras como el</w:t>
+      </w:r>
+      <w:r>
+        <w:t xml:space="preserve"> </w:t>
+      </w:r>
+      <w:r>
+        <w:t>la presión</w:t>
+      </w:r>
+      <w:r>
+        <w:t xml:space="preserve"> o la velocidad del viento</w:t>
+      </w:r>
+      <w:r>
+        <w:t xml:space="preserve"> presentan una influencia superficial</w:t>
+      </w:r>
+      <w:r>
+        <w:t>:</w:t>
+      </w:r>
+    </w:p>
+    <w:p>
+      <w:pPr>
+        <w:jc w:val="both"/>
+      </w:pPr>
+    </w:p>
+    <w:p>
+      <w:pPr>
+        <w:jc w:val="both"/>
+      </w:pPr>
+    </w:p>
+    <w:p>
+      <w:pPr>
+        <w:jc w:val="both"/>
+      </w:pPr>
+    </w:p>
+    <w:p>
+      <w:pPr>
+        <w:jc w:val="both"/>
+      </w:pPr>
+    </w:p>
+    <w:p>
+      <w:pPr>
+        <w:jc w:val="both"/>
+      </w:pPr>
+    </w:p>
+    <w:p>
+      <w:pPr>
+        <w:jc w:val="both"/>
+      </w:pPr>
+    </w:p>
+    <w:tbl>
+      <w:tblPr>
+        <w:tblStyle w:val="Tablaconcuadrcula"/>
+        <w:tblW w:w="0" w:type="auto"/>
+        <w:tblLook w:val="04A0" w:firstRow="1" w:lastRow="0" w:firstColumn="1" w:lastColumn="0" w:noHBand="0" w:noVBand="1"/>
+      </w:tblPr>
+      <w:tblGrid>
+        <w:gridCol w:w="2055"/>
+        <w:gridCol w:w="1552"/>
+      </w:tblGrid>
+      <w:tr>
+        <w:trPr>
+          <w:trHeight w:val="285"/>
+        </w:trPr>
+        <w:tc>
+          <w:tcPr>
+            <w:tcW w:w="2055" w:type="dxa"/>
+            <w:shd w:val="clear" w:color="auto" w:fill="BFBFBF" w:themeFill="background1" w:themeFillShade="BF"/>
+          </w:tcPr>
+          <w:p>
+            <w:pPr>
+              <w:jc w:val="center"/>
+              <w:rPr>
+                <w:b/>
+                <w:bCs/>
+              </w:rPr>
+            </w:pPr>
+            <w:r>
+              <w:rPr>
+                <w:b/>
+                <w:bCs/>
+              </w:rPr>
+              <w:lastRenderedPageBreak/>
+              <w:t>Variable</w:t>
+            </w:r>
+          </w:p>
+        </w:tc>
+        <w:tc>
+          <w:tcPr>
+            <w:tcW w:w="1552" w:type="dxa"/>
+            <w:shd w:val="clear" w:color="auto" w:fill="BFBFBF" w:themeFill="background1" w:themeFillShade="BF"/>
+          </w:tcPr>
+          <w:p>
+            <w:pPr>
+              <w:jc w:val="center"/>
+              <w:rPr>
+                <w:b/>
+                <w:bCs/>
+              </w:rPr>
+            </w:pPr>
+            <w:r>
+              <w:rPr>
+                <w:b/>
+                <w:bCs/>
+              </w:rPr>
+              <w:t>Importancia</w:t>
+            </w:r>
+          </w:p>
+        </w:tc>
+      </w:tr>
+      <w:tr>
+        <w:trPr>
+          <w:trHeight w:val="285"/>
+        </w:trPr>
+        <w:tc>
+          <w:tcPr>
+            <w:tcW w:w="2055" w:type="dxa"/>
+          </w:tcPr>
+          <w:p>
+            <w:pPr>
+              <w:jc w:val="center"/>
+            </w:pPr>
+            <w:r>
+              <w:t>Lag_1</w:t>
+            </w:r>
+          </w:p>
+        </w:tc>
+        <w:tc>
+          <w:tcPr>
+            <w:tcW w:w="1552" w:type="dxa"/>
+          </w:tcPr>
+          <w:p>
+            <w:pPr>
+              <w:jc w:val="center"/>
+            </w:pPr>
+            <w:r>
+              <w:t>0.639488</w:t>
+            </w:r>
+          </w:p>
+        </w:tc>
+      </w:tr>
+      <w:tr>
+        <w:trPr>
+          <w:trHeight w:val="273"/>
+        </w:trPr>
+        <w:tc>
+          <w:tcPr>
+            <w:tcW w:w="2055" w:type="dxa"/>
+          </w:tcPr>
+          <w:p>
+            <w:pPr>
+              <w:jc w:val="center"/>
+            </w:pPr>
+            <w:r>
+              <w:t>Lag_2</w:t>
+            </w:r>
+          </w:p>
+        </w:tc>
+        <w:tc>
+          <w:tcPr>
+            <w:tcW w:w="1552" w:type="dxa"/>
+          </w:tcPr>
+          <w:p>
+            <w:pPr>
+              <w:jc w:val="center"/>
+            </w:pPr>
+            <w:r>
+              <w:t>0.158001</w:t>
+            </w:r>
+          </w:p>
+        </w:tc>
+      </w:tr>
+      <w:tr>
+        <w:trPr>
+          <w:trHeight w:val="285"/>
+        </w:trPr>
+        <w:tc>
+          <w:tcPr>
+            <w:tcW w:w="2055" w:type="dxa"/>
+          </w:tcPr>
+          <w:p>
+            <w:pPr>
+              <w:jc w:val="center"/>
+            </w:pPr>
+            <w:r>
+              <w:t>solarRad</w:t>
+            </w:r>
+          </w:p>
+        </w:tc>
+        <w:tc>
+          <w:tcPr>
+            <w:tcW w:w="1552" w:type="dxa"/>
+          </w:tcPr>
+          <w:p>
+            <w:pPr>
+              <w:jc w:val="center"/>
+            </w:pPr>
+            <w:r>
+              <w:t>0.054222</w:t>
+            </w:r>
+          </w:p>
+        </w:tc>
+      </w:tr>
+      <w:tr>
+        <w:trPr>
+          <w:trHeight w:val="285"/>
+        </w:trPr>
+        <w:tc>
+          <w:tcPr>
+            <w:tcW w:w="2055" w:type="dxa"/>
+          </w:tcPr>
+          <w:p>
+            <w:pPr>
+              <w:jc w:val="center"/>
+            </w:pPr>
+            <w:r>
+              <w:t>Hour</w:t>
+            </w:r>
+          </w:p>
+        </w:tc>
+        <w:tc>
+          <w:tcPr>
+            <w:tcW w:w="1552" w:type="dxa"/>
+          </w:tcPr>
+          <w:p>
+            <w:pPr>
+              <w:jc w:val="center"/>
+            </w:pPr>
+            <w:r>
+              <w:t>0.032133</w:t>
+            </w:r>
+          </w:p>
+        </w:tc>
+      </w:tr>
+      <w:tr>
+        <w:trPr>
+          <w:trHeight w:val="285"/>
+        </w:trPr>
+        <w:tc>
+          <w:tcPr>
+            <w:tcW w:w="2055" w:type="dxa"/>
+          </w:tcPr>
+          <w:p>
+            <w:pPr>
+              <w:jc w:val="center"/>
+            </w:pPr>
+            <w:r>
+              <w:t>Lag_3</w:t>
+            </w:r>
+          </w:p>
+        </w:tc>
+        <w:tc>
+          <w:tcPr>
+            <w:tcW w:w="1552" w:type="dxa"/>
+          </w:tcPr>
+          <w:p>
+            <w:pPr>
+              <w:jc w:val="center"/>
+            </w:pPr>
+            <w:r>
+              <w:t>0.013434</w:t>
+            </w:r>
+          </w:p>
+        </w:tc>
+      </w:tr>
+      <w:tr>
+        <w:trPr>
+          <w:trHeight w:val="285"/>
+        </w:trPr>
+        <w:tc>
+          <w:tcPr>
+            <w:tcW w:w="2055" w:type="dxa"/>
+          </w:tcPr>
+          <w:p>
+            <w:pPr>
+              <w:jc w:val="center"/>
+            </w:pPr>
+            <w:r>
+              <w:t>Month</w:t>
+            </w:r>
+          </w:p>
+        </w:tc>
+        <w:tc>
+          <w:tcPr>
+            <w:tcW w:w="1552" w:type="dxa"/>
+          </w:tcPr>
+          <w:p>
+            <w:pPr>
+              <w:jc w:val="center"/>
+            </w:pPr>
+            <w:r>
+              <w:t>0.012951</w:t>
+            </w:r>
+          </w:p>
+        </w:tc>
+      </w:tr>
+      <w:tr>
+        <w:trPr>
+          <w:trHeight w:val="285"/>
+        </w:trPr>
+        <w:tc>
+          <w:tcPr>
+            <w:tcW w:w="2055" w:type="dxa"/>
+          </w:tcPr>
+          <w:p>
+            <w:pPr>
+              <w:jc w:val="center"/>
+            </w:pPr>
+            <w:r>
+              <w:t>Roll_min_20</w:t>
+            </w:r>
+          </w:p>
+        </w:tc>
+        <w:tc>
+          <w:tcPr>
+            <w:tcW w:w="1552" w:type="dxa"/>
+          </w:tcPr>
+          <w:p>
+            <w:pPr>
+              <w:jc w:val="center"/>
+            </w:pPr>
+            <w:r>
+              <w:t>0.009755</w:t>
+            </w:r>
+          </w:p>
+        </w:tc>
+      </w:tr>
+      <w:tr>
+        <w:trPr>
+          <w:trHeight w:val="273"/>
+        </w:trPr>
+        <w:tc>
+          <w:tcPr>
+            <w:tcW w:w="2055" w:type="dxa"/>
+          </w:tcPr>
+          <w:p>
+            <w:pPr>
+              <w:jc w:val="center"/>
+            </w:pPr>
+            <w:r>
+              <w:t>Lag_6</w:t>
+            </w:r>
+          </w:p>
+        </w:tc>
+        <w:tc>
+          <w:tcPr>
+            <w:tcW w:w="1552" w:type="dxa"/>
+          </w:tcPr>
+          <w:p>
+            <w:pPr>
+              <w:jc w:val="center"/>
+            </w:pPr>
+            <w:r>
+              <w:t>0.008500</w:t>
+            </w:r>
+          </w:p>
+        </w:tc>
+      </w:tr>
+      <w:tr>
+        <w:trPr>
+          <w:trHeight w:val="285"/>
+        </w:trPr>
+        <w:tc>
+          <w:tcPr>
+            <w:tcW w:w="2055" w:type="dxa"/>
+          </w:tcPr>
+          <w:p>
+            <w:pPr>
+              <w:jc w:val="center"/>
+            </w:pPr>
+            <w:r>
+              <w:t>Lag_7</w:t>
+            </w:r>
+          </w:p>
+        </w:tc>
+        <w:tc>
+          <w:tcPr>
+            <w:tcW w:w="1552" w:type="dxa"/>
+          </w:tcPr>
+          <w:p>
+            <w:pPr>
+              <w:jc w:val="center"/>
+            </w:pPr>
+            <w:r>
+              <w:t>0.008080</w:t>
+            </w:r>
+          </w:p>
+        </w:tc>
+      </w:tr>
+      <w:tr>
+        <w:trPr>
+          <w:trHeight w:val="285"/>
+        </w:trPr>
+        <w:tc>
+          <w:tcPr>
+            <w:tcW w:w="2055" w:type="dxa"/>
+          </w:tcPr>
+          <w:p>
+            <w:pPr>
+              <w:jc w:val="center"/>
+            </w:pPr>
+            <w:r>
+              <w:t>Roll_max_20</w:t>
+            </w:r>
+          </w:p>
+        </w:tc>
+        <w:tc>
+          <w:tcPr>
+            <w:tcW w:w="1552" w:type="dxa"/>
+          </w:tcPr>
+          <w:p>
+            <w:pPr>
+              <w:jc w:val="center"/>
+            </w:pPr>
+            <w:r>
+              <w:t>0.007707</w:t>
+            </w:r>
+          </w:p>
+        </w:tc>
+      </w:tr>
+      <w:tr>
+        <w:trPr>
+          <w:trHeight w:val="285"/>
+        </w:trPr>
+        <w:tc>
+          <w:tcPr>
+            <w:tcW w:w="2055" w:type="dxa"/>
+          </w:tcPr>
+          <w:p>
+            <w:pPr>
+              <w:jc w:val="center"/>
+            </w:pPr>
+            <w:r>
+              <w:t>Resto de variables</w:t>
+            </w:r>
+          </w:p>
+        </w:tc>
+        <w:tc>
+          <w:tcPr>
+            <w:tcW w:w="1552" w:type="dxa"/>
+          </w:tcPr>
+          <w:p>
+            <w:pPr>
+              <w:jc w:val="center"/>
+            </w:pPr>
+            <w:r>
+              <w:t>0</w:t>
+            </w:r>
+            <w:r>
+              <w:t>.</w:t>
+            </w:r>
+            <w:r>
+              <w:t>055729</w:t>
+            </w:r>
+          </w:p>
+        </w:tc>
+      </w:tr>
+    </w:tbl>
+    <w:tbl>
+      <w:tblPr>
+        <w:tblStyle w:val="Tablaconcuadrcula"/>
+        <w:tblpPr w:leftFromText="141" w:rightFromText="141" w:vertAnchor="text" w:horzAnchor="margin" w:tblpXSpec="right" w:tblpY="-3591"/>
+        <w:tblW w:w="0" w:type="auto"/>
+        <w:tblLook w:val="04A0" w:firstRow="1" w:lastRow="0" w:firstColumn="1" w:lastColumn="0" w:noHBand="0" w:noVBand="1"/>
+      </w:tblPr>
+      <w:tblGrid>
+        <w:gridCol w:w="2054"/>
+        <w:gridCol w:w="1552"/>
+      </w:tblGrid>
+      <w:tr>
+        <w:trPr>
+          <w:trHeight w:val="295"/>
+        </w:trPr>
+        <w:tc>
+          <w:tcPr>
+            <w:tcW w:w="2054" w:type="dxa"/>
+            <w:shd w:val="clear" w:color="auto" w:fill="BFBFBF" w:themeFill="background1" w:themeFillShade="BF"/>
+          </w:tcPr>
+          <w:p>
+            <w:pPr>
+              <w:jc w:val="center"/>
+              <w:rPr>
+                <w:b/>
+                <w:bCs/>
+              </w:rPr>
+            </w:pPr>
+            <w:r>
+              <w:rPr>
+                <w:b/>
+                <w:bCs/>
+              </w:rPr>
+              <w:t>Variable</w:t>
+            </w:r>
+          </w:p>
+        </w:tc>
+        <w:tc>
+          <w:tcPr>
+            <w:tcW w:w="1552" w:type="dxa"/>
+            <w:shd w:val="clear" w:color="auto" w:fill="BFBFBF" w:themeFill="background1" w:themeFillShade="BF"/>
+          </w:tcPr>
+          <w:p>
+            <w:pPr>
+              <w:jc w:val="center"/>
+              <w:rPr>
+                <w:b/>
+                <w:bCs/>
+              </w:rPr>
+            </w:pPr>
+            <w:r>
+              <w:rPr>
+                <w:b/>
+                <w:bCs/>
+              </w:rPr>
+              <w:t>Importancia</w:t>
+            </w:r>
+          </w:p>
+        </w:tc>
+      </w:tr>
+      <w:tr>
+        <w:trPr>
+          <w:trHeight w:val="295"/>
+        </w:trPr>
+        <w:tc>
+          <w:tcPr>
+            <w:tcW w:w="2054" w:type="dxa"/>
+          </w:tcPr>
+          <w:p>
+            <w:pPr>
+              <w:jc w:val="center"/>
+            </w:pPr>
+            <w:r>
+              <w:t>solarRad</w:t>
+            </w:r>
+          </w:p>
+        </w:tc>
+        <w:tc>
+          <w:tcPr>
+            <w:tcW w:w="1552" w:type="dxa"/>
+          </w:tcPr>
+          <w:p>
+            <w:pPr>
+              <w:jc w:val="center"/>
+            </w:pPr>
+            <w:r>
+              <w:t>0.600340</w:t>
+            </w:r>
+          </w:p>
+        </w:tc>
+      </w:tr>
+      <w:tr>
+        <w:trPr>
+          <w:trHeight w:val="282"/>
+        </w:trPr>
+        <w:tc>
+          <w:tcPr>
+            <w:tcW w:w="2054" w:type="dxa"/>
+          </w:tcPr>
+          <w:p>
+            <w:pPr>
+              <w:jc w:val="center"/>
+            </w:pPr>
+            <w:r>
+              <w:t>Lag_1</w:t>
+            </w:r>
+          </w:p>
+        </w:tc>
+        <w:tc>
+          <w:tcPr>
+            <w:tcW w:w="1552" w:type="dxa"/>
+          </w:tcPr>
+          <w:p>
+            <w:pPr>
+              <w:jc w:val="center"/>
+            </w:pPr>
+            <w:r>
+              <w:t>0.111982</w:t>
+            </w:r>
+          </w:p>
+        </w:tc>
+      </w:tr>
+      <w:tr>
+        <w:trPr>
+          <w:trHeight w:val="295"/>
+        </w:trPr>
+        <w:tc>
+          <w:tcPr>
+            <w:tcW w:w="2054" w:type="dxa"/>
+          </w:tcPr>
+          <w:p>
+            <w:pPr>
+              <w:jc w:val="center"/>
+            </w:pPr>
+            <w:r>
+              <w:t>Lag_2</w:t>
+            </w:r>
+          </w:p>
+        </w:tc>
+        <w:tc>
+          <w:tcPr>
+            <w:tcW w:w="1552" w:type="dxa"/>
+          </w:tcPr>
+          <w:p>
+            <w:pPr>
+              <w:jc w:val="center"/>
+            </w:pPr>
+            <w:r>
+              <w:t>0.038900</w:t>
+            </w:r>
+          </w:p>
+        </w:tc>
+      </w:tr>
+      <w:tr>
+        <w:trPr>
+          <w:trHeight w:val="295"/>
+        </w:trPr>
+        <w:tc>
+          <w:tcPr>
+            <w:tcW w:w="2054" w:type="dxa"/>
+          </w:tcPr>
+          <w:p>
+            <w:pPr>
+              <w:jc w:val="center"/>
+            </w:pPr>
+            <w:r>
+              <w:t>Hour</w:t>
+            </w:r>
+          </w:p>
+        </w:tc>
+        <w:tc>
+          <w:tcPr>
+            <w:tcW w:w="1552" w:type="dxa"/>
+          </w:tcPr>
+          <w:p>
+            <w:pPr>
+              <w:jc w:val="center"/>
+            </w:pPr>
+            <w:r>
+              <w:t>0.033658</w:t>
+            </w:r>
+          </w:p>
+        </w:tc>
+      </w:tr>
+      <w:tr>
+        <w:trPr>
+          <w:trHeight w:val="295"/>
+        </w:trPr>
+        <w:tc>
+          <w:tcPr>
+            <w:tcW w:w="2054" w:type="dxa"/>
+          </w:tcPr>
+          <w:p>
+            <w:pPr>
+              <w:jc w:val="center"/>
+            </w:pPr>
+            <w:r>
+              <w:t>Roll_max_10</w:t>
+            </w:r>
+          </w:p>
+        </w:tc>
+        <w:tc>
+          <w:tcPr>
+            <w:tcW w:w="1552" w:type="dxa"/>
+          </w:tcPr>
+          <w:p>
+            <w:pPr>
+              <w:jc w:val="center"/>
+            </w:pPr>
+            <w:r>
+              <w:t>0.033024</w:t>
+            </w:r>
+          </w:p>
+        </w:tc>
+      </w:tr>
+      <w:tr>
+        <w:trPr>
+          <w:trHeight w:val="295"/>
+        </w:trPr>
+        <w:tc>
+          <w:tcPr>
+            <w:tcW w:w="2054" w:type="dxa"/>
+          </w:tcPr>
+          <w:p>
+            <w:pPr>
+              <w:jc w:val="center"/>
+            </w:pPr>
+            <w:r>
+              <w:t>Month</w:t>
+            </w:r>
+          </w:p>
+        </w:tc>
+        <w:tc>
+          <w:tcPr>
+            <w:tcW w:w="1552" w:type="dxa"/>
+          </w:tcPr>
+          <w:p>
+            <w:pPr>
+              <w:jc w:val="center"/>
+            </w:pPr>
+            <w:r>
+              <w:t>0.032332</w:t>
+            </w:r>
+          </w:p>
+        </w:tc>
+      </w:tr>
+      <w:tr>
+        <w:trPr>
+          <w:trHeight w:val="295"/>
+        </w:trPr>
+        <w:tc>
+          <w:tcPr>
+            <w:tcW w:w="2054" w:type="dxa"/>
+          </w:tcPr>
+          <w:p>
+            <w:pPr>
+              <w:jc w:val="center"/>
+            </w:pPr>
+            <w:r>
+              <w:t>Roll_mean_10</w:t>
+            </w:r>
+          </w:p>
+        </w:tc>
+        <w:tc>
+          <w:tcPr>
+            <w:tcW w:w="1552" w:type="dxa"/>
+          </w:tcPr>
+          <w:p>
+            <w:pPr>
+              <w:jc w:val="center"/>
+            </w:pPr>
+            <w:r>
+              <w:t>0.020661</w:t>
+            </w:r>
+          </w:p>
+        </w:tc>
+      </w:tr>
+      <w:tr>
+        <w:trPr>
+          <w:trHeight w:val="282"/>
+        </w:trPr>
+        <w:tc>
+          <w:tcPr>
+            <w:tcW w:w="2054" w:type="dxa"/>
+          </w:tcPr>
+          <w:p>
+            <w:pPr>
+              <w:jc w:val="center"/>
+            </w:pPr>
+            <w:r>
+              <w:t>Roll_min_10</w:t>
+            </w:r>
+          </w:p>
+        </w:tc>
+        <w:tc>
+          <w:tcPr>
+            <w:tcW w:w="1552" w:type="dxa"/>
+          </w:tcPr>
+          <w:p>
+            <w:pPr>
+              <w:jc w:val="center"/>
+            </w:pPr>
+            <w:r>
+              <w:t>0.019207</w:t>
+            </w:r>
+          </w:p>
+        </w:tc>
+      </w:tr>
+      <w:tr>
+        <w:trPr>
+          <w:trHeight w:val="295"/>
+        </w:trPr>
+        <w:tc>
+          <w:tcPr>
+            <w:tcW w:w="2054" w:type="dxa"/>
+          </w:tcPr>
+          <w:p>
+            <w:pPr>
+              <w:jc w:val="center"/>
+            </w:pPr>
+            <w:r>
+              <w:t>Temperature</w:t>
+            </w:r>
+          </w:p>
+        </w:tc>
+        <w:tc>
+          <w:tcPr>
+            <w:tcW w:w="1552" w:type="dxa"/>
+          </w:tcPr>
+          <w:p>
+            <w:pPr>
+              <w:jc w:val="center"/>
+            </w:pPr>
+            <w:r>
+              <w:t>0.018804</w:t>
+            </w:r>
+          </w:p>
+        </w:tc>
+      </w:tr>
+      <w:tr>
+        <w:trPr>
+          <w:trHeight w:val="295"/>
+        </w:trPr>
+        <w:tc>
+          <w:tcPr>
+            <w:tcW w:w="2054" w:type="dxa"/>
+          </w:tcPr>
+          <w:p>
+            <w:pPr>
+              <w:jc w:val="center"/>
+            </w:pPr>
+            <w:r>
+              <w:t>Minute</w:t>
+            </w:r>
+          </w:p>
+        </w:tc>
+        <w:tc>
+          <w:tcPr>
+            <w:tcW w:w="1552" w:type="dxa"/>
+          </w:tcPr>
+          <w:p>
+            <w:pPr>
+              <w:jc w:val="center"/>
+            </w:pPr>
+            <w:r>
+              <w:t>0.016008</w:t>
+            </w:r>
+          </w:p>
+        </w:tc>
+      </w:tr>
+      <w:tr>
+        <w:trPr>
+          <w:trHeight w:val="295"/>
+        </w:trPr>
+        <w:tc>
+          <w:tcPr>
+            <w:tcW w:w="2054" w:type="dxa"/>
+          </w:tcPr>
+          <w:p>
+            <w:pPr>
+              <w:jc w:val="center"/>
+            </w:pPr>
+            <w:r>
+              <w:t>Resto de variables</w:t>
+            </w:r>
+          </w:p>
+        </w:tc>
+        <w:tc>
+          <w:tcPr>
+            <w:tcW w:w="1552" w:type="dxa"/>
+          </w:tcPr>
+          <w:p>
+            <w:pPr>
+              <w:jc w:val="center"/>
+            </w:pPr>
+            <w:r>
+              <w:t>0</w:t>
+            </w:r>
+            <w:r>
+              <w:t>.</w:t>
+            </w:r>
+            <w:r>
+              <w:t>075084</w:t>
+            </w:r>
+          </w:p>
+        </w:tc>
+      </w:tr>
+    </w:tbl>
+    <w:p>
+      <w:pPr>
+        <w:keepNext/>
+      </w:pPr>
+    </w:p>
+    <w:p>
+      <w:pPr>
+        <w:pStyle w:val="Descripcin"/>
+      </w:pPr>
+      <w:r>
+        <w:t xml:space="preserve">Tabla </w:t>
+      </w:r>
+      <w:fldSimple w:instr=" SEQ Tabla \* ARABIC ">
+        <w:r>
+          <w:rPr>
+            <w:noProof/>
+          </w:rPr>
+          <w:t>3</w:t>
+        </w:r>
+      </w:fldSimple>
+      <w:r>
+        <w:t xml:space="preserve"> - Importancia de variables (CTC)</w:t>
+      </w:r>
+      <w:r>
+        <w:tab/>
+        <w:t xml:space="preserve">            Tabla </w:t>
+      </w:r>
+      <w:fldSimple w:instr=" SEQ Tabla \* ARABIC ">
+        <w:r>
+          <w:rPr>
+            <w:noProof/>
+          </w:rPr>
+          <w:t>4</w:t>
+        </w:r>
+      </w:fldSimple>
+      <w:r>
+        <w:t xml:space="preserve"> - Importancia de variables (Lorca)</w:t>
+      </w:r>
+    </w:p>
+    <w:p/>
+    <w:p/>
+    <w:p>
+      <w:pPr>
+        <w:pStyle w:val="Ttulo3"/>
+      </w:pPr>
+      <w:bookmarkStart w:id="17" w:name="_Toc218676142"/>
+      <w:r>
+        <w:t>2.</w:t>
+      </w:r>
+      <w:r>
+        <w:t>2.</w:t>
+      </w:r>
+      <w:r>
+        <w:t>3</w:t>
+      </w:r>
+      <w:r>
+        <w:t xml:space="preserve"> OVERFITTING</w:t>
+      </w:r>
+      <w:bookmarkEnd w:id="17"/>
+    </w:p>
+    <w:p/>
+    <w:p>
+      <w:pPr>
+        <w:jc w:val="both"/>
+      </w:pPr>
+      <w:r>
         <w:t xml:space="preserve">Es importante comprobar la no presencia de </w:t>
       </w:r>
       <w:r>
-        <w:t xml:space="preserve">sobreajuste, u </w:t>
-      </w:r>
-      <w:proofErr w:type="spellStart"/>
-      <w:r>
-        <w:t>overfitting</w:t>
-      </w:r>
-      <w:proofErr w:type="spellEnd"/>
-      <w:r>
-        <w:t xml:space="preserve">, en el modelo. En caso de tener un modelo </w:t>
-      </w:r>
-      <w:proofErr w:type="spellStart"/>
-      <w:r>
-        <w:t>sobreajustado</w:t>
-      </w:r>
-      <w:proofErr w:type="spellEnd"/>
-      <w:r>
-        <w:t>, este memorizará los datos de entrenamiento en vez de aprender patrones, lo que provocará que al exponerlo a datos ajenos al conjunto de entrenamiento la precisión predictiva brille por su ausencia</w:t>
+        <w:t>sobreajuste, u overfitting, en el modelo. En caso de tener un modelo sobreajustado, este memorizará los datos de entrenamiento en vez de aprender patrones, lo que provocará que al exponerlo a datos ajenos al conjunto de entrenamiento la precisión predictiva brille por su ausencia</w:t>
       </w:r>
       <w:r>
         <w:fldChar w:fldCharType="begin"/>
       </w:r>
       <w:r>
-        <w:instrText xml:space="preserve"> ADDIN ZOTERO_ITEM CSL_CITATION {"citationID":"mCCewkLs","properties":{"formattedCitation":"[28]","plainCitation":"[28]","noteIndex":0},"citationItems":[{"id":72,"uris":["http://zotero.org/users/local/PHqdJ13A/items/HUKUV7U5"],"itemData":{"id":72,"type":"webpage","abstract":"El sobreajuste se produce cuando un algoritmo se ajusta demasiado a sus datos de entrenamiento, lo que da como resultado un modelo que no puede hacer predicciones o conclusiones precisas.","language":"es-es","title":"¿Qué es el sobreajuste? | IBM","title-short":"¿Qué es el sobreajuste?","URL":"https://www.ibm.com/es-es/think/topics/overfitting","accessed":{"date-parts":[["2025",12,23]]},"issued":{"date-parts":[["2021",10,15]]}}}],"schema":"https://github.com/citation-style-language/schema/raw/master/csl-citation.json"} </w:instrText>
+        <w:instrText xml:space="preserve"> ADDIN ZOTERO_ITEM CSL_CITATION {"citationID":"mCCewkLs","properties":{"formattedCitation":"[31]","plainCitation":"[31]","noteIndex":0},"citationItems":[{"id":72,"uris":["http://zotero.org/users/local/PHqdJ13A/items/HUKUV7U5"],"itemData":{"id":72,"type":"webpage","abstract":"El sobreajuste se produce cuando un algoritmo se ajusta demasiado a sus datos de entrenamiento, lo que da como resultado un modelo que no puede hacer predicciones o conclusiones precisas.","language":"es-es","title":"¿Qué es el sobreajuste? | IBM","title-short":"¿Qué es el sobreajuste?","URL":"https://www.ibm.com/es-es/think/topics/overfitting","accessed":{"date-parts":[["2025",12,23]]},"issued":{"date-parts":[["2021",10,15]]}}}],"schema":"https://github.com/citation-style-language/schema/raw/master/csl-citation.json"} </w:instrText>
       </w:r>
       <w:r>
         <w:fldChar w:fldCharType="separate"/>
       </w:r>
       <w:r>
-        <w:t>[28]</w:t>
+        <w:t>[31]</w:t>
       </w:r>
       <w:r>
         <w:fldChar w:fldCharType="end"/>
       </w:r>
       <w:r>
-        <w:t xml:space="preserve">. Una forma de comprobar la existencia de sobreajuste gráficamente es observar la progresión del error según el número de iteraciones. Si el error aumenta considerablemente en el conjunto de validación mientras que el de entrenamiento se mantiene bajando, estamos ante un modelo </w:t>
-      </w:r>
-      <w:proofErr w:type="spellStart"/>
-      <w:r>
-        <w:t>sobreajustado</w:t>
-      </w:r>
-      <w:proofErr w:type="spellEnd"/>
-      <w:r>
-        <w:t>.</w:t>
-      </w:r>
+        <w:t>. Una forma de comprobar la existencia de sobreajuste gráficamente es observar la progresión del error según el número de iteraciones. Si el error aumenta considerablemente en el conjunto de validación mientras que el de entrenamiento se mantiene bajando, estamos ante un modelo sobreajustado.</w:t>
+      </w:r>
+    </w:p>
+    <w:p>
+      <w:pPr>
+        <w:jc w:val="both"/>
+      </w:pPr>
     </w:p>
     <w:p>
       <w:pPr>
@@ -12623,25 +14374,14 @@
         <w:jc w:val="center"/>
       </w:pPr>
       <w:r>
-        <w:t xml:space="preserve">Ilustración 9 - Gráfica de detección de </w:t>
-      </w:r>
-      <w:proofErr w:type="spellStart"/>
-      <w:r>
-        <w:t>overfitting</w:t>
-      </w:r>
-      <w:proofErr w:type="spellEnd"/>
-      <w:r>
-        <w:t xml:space="preserve"> sin </w:t>
-      </w:r>
-      <w:proofErr w:type="spellStart"/>
-      <w:r>
-        <w:t>early</w:t>
-      </w:r>
-      <w:proofErr w:type="spellEnd"/>
-      <w:r>
-        <w:t xml:space="preserve"> stop</w:t>
-      </w:r>
-    </w:p>
+        <w:t>Ilustración 9 - Gráfica de detección de overfitting</w:t>
+      </w:r>
+      <w:r>
+        <w:t xml:space="preserve"> sin early stop</w:t>
+      </w:r>
+    </w:p>
+    <w:p/>
+    <w:p/>
     <w:p>
       <w:pPr>
         <w:jc w:val="both"/>
@@ -12667,15 +14407,7 @@
         <w:t xml:space="preserve"> error disminuye conjuntamente en el conjunto de entrenamiento y validación, hasta que llega el momento en que se cruzan, a partir de cuando el error en validación se estabiliza y el de entrenamiento sigue bajando. La forma general de la gráfica nos indica que no estamos ante un caso de sobreajuste, ya que el modelo ha aprendido patrones predictivos que aplica correctamente al conjunto de validación.</w:t>
       </w:r>
       <w:r>
-        <w:t xml:space="preserve"> En este caso, no se ha aplicado un </w:t>
-      </w:r>
-      <w:proofErr w:type="spellStart"/>
-      <w:r>
-        <w:t>early_stopping_rounds</w:t>
-      </w:r>
-      <w:proofErr w:type="spellEnd"/>
-      <w:r>
-        <w:t xml:space="preserve"> a la hora de entrenar, por lo que el modelo seguirá hasta que acabe todos los árboles presentes. En caso de darle un valor a este parámetro, el modelo se detendría cuando pasasen las iteraciones indicadas a partir de que el error deja de disminuir. Si, por ejemplo, se le asigna el valor 50, el modelo se detendrá en el momento en que no se haya mejorado el error en 50 iteraciones.</w:t>
+        <w:t xml:space="preserve"> En este caso, no se ha aplicado un early_stopping_rounds a la hora de entrenar, por lo que el modelo seguirá hasta que acabe todos los árboles presentes. En caso de darle un valor a este parámetro, el modelo se detendría cuando pasasen las iteraciones indicadas a partir de que el error deja de disminuir. Si, por ejemplo, se le asigna el valor 50, el modelo se detendrá en el momento en que no se haya mejorado el error en 50 iteraciones.</w:t>
       </w:r>
       <w:r>
         <w:t xml:space="preserve"> Haciendo esto, obtenemos que a partir de la iteración 400 el error en el conjunto de validación no mejora:</w:t>
@@ -12747,27 +14479,11 @@
           <w:rPr>
             <w:noProof/>
           </w:rPr>
-          <w:t>1</w:t>
+          <w:t>2</w:t>
         </w:r>
       </w:fldSimple>
       <w:r>
-        <w:t xml:space="preserve">0 - Gráfica de detección de </w:t>
-      </w:r>
-      <w:proofErr w:type="spellStart"/>
-      <w:r>
-        <w:t>overfitting</w:t>
-      </w:r>
-      <w:proofErr w:type="spellEnd"/>
-      <w:r>
-        <w:t xml:space="preserve"> con </w:t>
-      </w:r>
-      <w:proofErr w:type="spellStart"/>
-      <w:r>
-        <w:t>early</w:t>
-      </w:r>
-      <w:proofErr w:type="spellEnd"/>
-      <w:r>
-        <w:t xml:space="preserve"> stop</w:t>
+        <w:t>0 - Gráfica de detección de overfitting con early stop</w:t>
       </w:r>
     </w:p>
     <w:p/>
@@ -12778,11 +14494,9 @@
       <w:r>
         <w:t xml:space="preserve">Hay que asegurarse de que la parada no se realice demasiado pronto, ya que excluiría características importantes y provocaría lo contrario a sobreajuste, el infraajuste o </w:t>
       </w:r>
-      <w:proofErr w:type="spellStart"/>
       <w:r>
         <w:t>underfitting</w:t>
       </w:r>
-      <w:proofErr w:type="spellEnd"/>
       <w:r>
         <w:t xml:space="preserve">. El infraajuste se da cuando el tiempo de entrenamiento no ha sido suficiente o cuando las variables de entrada no son lo suficientemente significativas como para determinar unos patrones entre las variables de entrada y las de objetivo. </w:t>
       </w:r>
@@ -12798,29 +14512,34 @@
     <w:p/>
     <w:p/>
     <w:p/>
-    <w:p/>
-    <w:p/>
-    <w:p/>
-    <w:p/>
     <w:p>
       <w:pPr>
         <w:pStyle w:val="Ttulo1"/>
         <w:rPr>
           <w:b/>
           <w:bCs/>
-        </w:rPr>
-      </w:pPr>
-      <w:bookmarkStart w:id="16" w:name="_Toc217381045"/>
+          <w:lang w:val="en-US"/>
+        </w:rPr>
+      </w:pPr>
+      <w:bookmarkStart w:id="18" w:name="_Toc218676143"/>
       <w:r>
         <w:rPr>
           <w:b/>
           <w:bCs/>
-        </w:rPr>
+          <w:lang w:val="en-US"/>
+        </w:rPr>
+        <w:lastRenderedPageBreak/>
         <w:t>REFERENCIAS</w:t>
       </w:r>
-      <w:bookmarkEnd w:id="16"/>
-    </w:p>
-    <w:p/>
+      <w:bookmarkEnd w:id="18"/>
+    </w:p>
+    <w:p>
+      <w:pPr>
+        <w:rPr>
+          <w:lang w:val="en-US"/>
+        </w:rPr>
+      </w:pPr>
+    </w:p>
     <w:p>
       <w:pPr>
         <w:pStyle w:val="Bibliografa"/>
@@ -12851,49 +14570,7 @@
           <w:lang w:val="en-US"/>
         </w:rPr>
         <w:tab/>
-        <w:t xml:space="preserve">M. A. </w:t>
-      </w:r>
-      <w:proofErr w:type="spellStart"/>
-      <w:r>
-        <w:rPr>
-          <w:lang w:val="en-US"/>
-        </w:rPr>
-        <w:t>Castán-Lascorz</w:t>
-      </w:r>
-      <w:proofErr w:type="spellEnd"/>
-      <w:r>
-        <w:rPr>
-          <w:lang w:val="en-US"/>
-        </w:rPr>
-        <w:t xml:space="preserve">, B. D. </w:t>
-      </w:r>
-      <w:proofErr w:type="spellStart"/>
-      <w:r>
-        <w:rPr>
-          <w:lang w:val="en-US"/>
-        </w:rPr>
-        <w:t>Mselle</w:t>
-      </w:r>
-      <w:proofErr w:type="spellEnd"/>
-      <w:r>
-        <w:rPr>
-          <w:lang w:val="en-US"/>
-        </w:rPr>
-        <w:t xml:space="preserve">, L. L. Zabaleta, M. León, y J. Arroyo, «Energy Flexibility Optimization in Industry: A Hybrid Approach with Synthetic Data Evaluation», </w:t>
-      </w:r>
-      <w:proofErr w:type="spellStart"/>
-      <w:r>
-        <w:rPr>
-          <w:lang w:val="en-US"/>
-        </w:rPr>
-        <w:t>en</w:t>
-      </w:r>
-      <w:proofErr w:type="spellEnd"/>
-      <w:r>
-        <w:rPr>
-          <w:lang w:val="en-US"/>
-        </w:rPr>
-        <w:t xml:space="preserve"> </w:t>
+        <w:t xml:space="preserve">M. A. Castán-Lascorz, B. D. Mselle, L. L. Zabaleta, M. León, y J. Arroyo, «Energy Flexibility Optimization in Industry: A Hybrid Approach with Synthetic Data Evaluation», en </w:t>
       </w:r>
       <w:r>
         <w:rPr>
@@ -12907,21 +14584,7 @@
         <w:rPr>
           <w:lang w:val="en-US"/>
         </w:rPr>
-        <w:t xml:space="preserve">, Valencia, Spain: IEEE, jun. 2025, pp. 1-10. </w:t>
-      </w:r>
-      <w:proofErr w:type="spellStart"/>
-      <w:r>
-        <w:rPr>
-          <w:lang w:val="en-US"/>
-        </w:rPr>
-        <w:t>doi</w:t>
-      </w:r>
-      <w:proofErr w:type="spellEnd"/>
-      <w:r>
-        <w:rPr>
-          <w:lang w:val="en-US"/>
-        </w:rPr>
-        <w:t>: 10.1109/ICE/ITMC65658.2025.11106527.</w:t>
+        <w:t>, Valencia, Spain: IEEE, jun. 2025, pp. 1-10. doi: 10.1109/ICE/ITMC65658.2025.11106527.</w:t>
       </w:r>
     </w:p>
     <w:p>
@@ -12933,15 +14596,7 @@
       </w:r>
       <w:r>
         <w:tab/>
-        <w:t xml:space="preserve">«Energía solar fotovoltaica y su contribución | ACCIONA | Business as </w:t>
-      </w:r>
-      <w:proofErr w:type="spellStart"/>
-      <w:r>
-        <w:t>unusual</w:t>
-      </w:r>
-      <w:proofErr w:type="spellEnd"/>
-      <w:r>
-        <w:t>». Accedido: 3 de noviembre de 2025. [En línea]. Disponible en: https://www.acciona.com/es/energias-renovables/energia-solar/fotovoltaica</w:t>
+        <w:t>«Energía solar fotovoltaica y su contribución | ACCIONA | Business as unusual». Accedido: 3 de noviembre de 2025. [En línea]. Disponible en: https://www.acciona.com/es/energias-renovables/energia-solar/fotovoltaica</w:t>
       </w:r>
     </w:p>
     <w:p>
@@ -12953,15 +14608,7 @@
       </w:r>
       <w:r>
         <w:tab/>
-        <w:t xml:space="preserve">«Guía completa: Cómo evaluar el rendimiento de las placas solares de forma efectiva - </w:t>
-      </w:r>
-      <w:proofErr w:type="spellStart"/>
-      <w:r>
-        <w:t>Soletec</w:t>
-      </w:r>
-      <w:proofErr w:type="spellEnd"/>
-      <w:r>
-        <w:t>». Accedido: 4 de noviembre de 2025. [En línea]. Disponible en: https://soletec.es/como-evaluar-el-rendimiento-de-placas-solares/</w:t>
+        <w:t>«Guía completa: Cómo evaluar el rendimiento de las placas solares de forma efectiva - Soletec». Accedido: 4 de noviembre de 2025. [En línea]. Disponible en: https://soletec.es/como-evaluar-el-rendimiento-de-placas-solares/</w:t>
       </w:r>
     </w:p>
     <w:p>
@@ -13009,22 +14656,7 @@
       </w:r>
       <w:r>
         <w:tab/>
-      </w:r>
-      <w:proofErr w:type="spellStart"/>
-      <w:r>
-        <w:t>audema</w:t>
-      </w:r>
-      <w:proofErr w:type="spellEnd"/>
-      <w:r>
-        <w:t xml:space="preserve">, «Situación actual de la energía fotovoltaica en España - </w:t>
-      </w:r>
-      <w:proofErr w:type="spellStart"/>
-      <w:r>
-        <w:t>Audema</w:t>
-      </w:r>
-      <w:proofErr w:type="spellEnd"/>
-      <w:r>
-        <w:t>». Accedido: 3 de noviembre de 2025. [En línea]. Disponible en: https://www.audema.com/situacion-actual-de-la-energia-fotovoltaica-en-espana/</w:t>
+        <w:t>audema, «Situación actual de la energía fotovoltaica en España - Audema». Accedido: 3 de noviembre de 2025. [En línea]. Disponible en: https://www.audema.com/situacion-actual-de-la-energia-fotovoltaica-en-espana/</w:t>
       </w:r>
     </w:p>
     <w:p>
@@ -13048,22 +14680,7 @@
       </w:r>
       <w:r>
         <w:tab/>
-      </w:r>
-      <w:proofErr w:type="spellStart"/>
-      <w:r>
-        <w:t>Chombi</w:t>
-      </w:r>
-      <w:proofErr w:type="spellEnd"/>
-      <w:r>
-        <w:t xml:space="preserve">, «¿Cuál es el Impacto Medioambiental de los Paneles Fotovoltaicos?», </w:t>
-      </w:r>
-      <w:proofErr w:type="spellStart"/>
-      <w:r>
-        <w:t>Novaluz</w:t>
-      </w:r>
-      <w:proofErr w:type="spellEnd"/>
-      <w:r>
-        <w:t>. Accedido: 31 de octubre de 2025. [En línea]. Disponible en: https://novaluz.es/impacto-ambiental-de-los-paneles-fotovoltaicos/</w:t>
+        <w:t>Chombi, «¿Cuál es el Impacto Medioambiental de los Paneles Fotovoltaicos?», Novaluz. Accedido: 31 de octubre de 2025. [En línea]. Disponible en: https://novaluz.es/impacto-ambiental-de-los-paneles-fotovoltaicos/</w:t>
       </w:r>
     </w:p>
     <w:p>
@@ -13075,14 +14692,7 @@
       </w:r>
       <w:r>
         <w:tab/>
-      </w:r>
-      <w:proofErr w:type="spellStart"/>
-      <w:r>
-        <w:t>lafabricasolar_vmphyw</w:t>
-      </w:r>
-      <w:proofErr w:type="spellEnd"/>
-      <w:r>
-        <w:t>, «El impacto de la energía solar fotovoltaica en la economía española», La Fábrica Solar. Accedido: 4 de noviembre de 2025. [En línea]. Disponible en: https://www.lafabricasolar.com/impacto-energia-solar-fotovoltaica/</w:t>
+        <w:t>lafabricasolar_vmphyw, «El impacto de la energía solar fotovoltaica en la economía española», La Fábrica Solar. Accedido: 4 de noviembre de 2025. [En línea]. Disponible en: https://www.lafabricasolar.com/impacto-energia-solar-fotovoltaica/</w:t>
       </w:r>
     </w:p>
     <w:p>
@@ -13094,14 +14704,7 @@
       </w:r>
       <w:r>
         <w:tab/>
-      </w:r>
-      <w:proofErr w:type="spellStart"/>
-      <w:r>
-        <w:t>lafabricasolar_vmphyw</w:t>
-      </w:r>
-      <w:proofErr w:type="spellEnd"/>
-      <w:r>
-        <w:t>, «El impacto de la energía solar fotovoltaica en la economía española», La Fábrica Solar. Accedido: 30 de octubre de 2025. [En línea]. Disponible en: https://www.lafabricasolar.com/impacto-energia-solar-fotovoltaica/</w:t>
+        <w:t>lafabricasolar_vmphyw, «El impacto de la energía solar fotovoltaica en la economía española», La Fábrica Solar. Accedido: 30 de octubre de 2025. [En línea]. Disponible en: https://www.lafabricasolar.com/impacto-energia-solar-fotovoltaica/</w:t>
       </w:r>
     </w:p>
     <w:p>
@@ -13113,62 +14716,23 @@
       </w:r>
       <w:r>
         <w:tab/>
-      </w:r>
-      <w:proofErr w:type="spellStart"/>
-      <w:r>
-        <w:t>admin</w:t>
-      </w:r>
-      <w:proofErr w:type="spellEnd"/>
-      <w:r>
-        <w:t xml:space="preserve">, «Revalorización de Viviendas con Placas Solares en España», PULSEN ENERGY - Instalación de Placas Solares y Cargadores Eléctricos. Accedido: 4 de noviembre de 2025. [En línea]. Disponible en: </w:t>
+        <w:t>admin, «Revalorización de Viviendas con Placas Solares en España», PULSEN ENERGY - Instalación de Placas Solares y Cargadores Eléctricos. Accedido: 4 de noviembre de 2025. [En línea]. Disponible en: https://pulsenenergy.com/revalorizacion-de-viviendas-con-placas-solares-en-espana/</w:t>
+      </w:r>
+    </w:p>
+    <w:p>
+      <w:pPr>
+        <w:pStyle w:val="Bibliografa"/>
+      </w:pPr>
+      <w:r>
+        <w:t>[13]</w:t>
+      </w:r>
+      <w:r>
+        <w:tab/>
+        <w:t xml:space="preserve">E. estudio «Impacto socioeconómico de las inversiones en energía solar fotovoltaica»,  realizado por equipos de investigación de la U. C. I. de M. y la U. Complutense, R. Q. L. I. D. P. S. C. a D. E. E. Local, A. Población, y  estimular el tejido empresarial y aumentar los ingresos municipales P. S. Molina, «Un estudio </w:t>
       </w:r>
       <w:r>
         <w:lastRenderedPageBreak/>
-        <w:t>https://pulsenenergy.com/revalorizacion-de-viviendas-con-placas-solares-en-espana/</w:t>
-      </w:r>
-    </w:p>
-    <w:p>
-      <w:pPr>
-        <w:pStyle w:val="Bibliografa"/>
-      </w:pPr>
-      <w:r>
-        <w:t>[13]</w:t>
-      </w:r>
-      <w:r>
-        <w:tab/>
-        <w:t>E. estudio «Impacto socioeconómico de las inversiones en energía solar fotovoltaica</w:t>
-      </w:r>
-      <w:proofErr w:type="gramStart"/>
-      <w:r>
-        <w:t>»,  realizado</w:t>
-      </w:r>
-      <w:proofErr w:type="gramEnd"/>
-      <w:r>
-        <w:t xml:space="preserve"> por equipos de investigación de la U. C. I. de M. y la U. Complutense, R. Q. L. I. D. P. S. C. a D. E. E. Local, A. Población, </w:t>
-      </w:r>
-      <w:proofErr w:type="gramStart"/>
-      <w:r>
-        <w:t>y  estimular</w:t>
-      </w:r>
-      <w:proofErr w:type="gramEnd"/>
-      <w:r>
-        <w:t xml:space="preserve"> el tejido empresarial y aumentar los ingresos municipales P. S. Molina, «Un estudio cuantifica los beneficios económicos y sociales de la fotovoltaica en el medio rural español», </w:t>
-      </w:r>
-      <w:proofErr w:type="spellStart"/>
-      <w:r>
-        <w:t>pv</w:t>
-      </w:r>
-      <w:proofErr w:type="spellEnd"/>
-      <w:r>
-        <w:t xml:space="preserve"> </w:t>
-      </w:r>
-      <w:proofErr w:type="gramStart"/>
-      <w:r>
-        <w:t>magazine</w:t>
-      </w:r>
-      <w:proofErr w:type="gramEnd"/>
-      <w:r>
-        <w:t xml:space="preserve"> España. Accedido: 3 de noviembre de 2025. [En línea]. Disponible en: https://www.pv-magazine.es/2025/05/28/un-estudio-cuantifica-los-beneficios-economicos-y-sociales-de-la-fotovoltaica-en-el-medio-rural-espanol/</w:t>
+        <w:t>cuantifica los beneficios económicos y sociales de la fotovoltaica en el medio rural español», pv magazine España. Accedido: 3 de noviembre de 2025. [En línea]. Disponible en: https://www.pv-magazine.es/2025/05/28/un-estudio-cuantifica-los-beneficios-economicos-y-sociales-de-la-fotovoltaica-en-el-medio-rural-espanol/</w:t>
       </w:r>
     </w:p>
     <w:p>
@@ -13189,15 +14753,7 @@
         <w:t>▷</w:t>
       </w:r>
       <w:r>
-        <w:t xml:space="preserve"> Los beneficios fiscales de la energía solar en 2024», </w:t>
-      </w:r>
-      <w:proofErr w:type="spellStart"/>
-      <w:r>
-        <w:t>ClimaBeiro</w:t>
-      </w:r>
-      <w:proofErr w:type="spellEnd"/>
-      <w:r>
-        <w:t>. Accedido: 4 de noviembre de 2025. [En línea]. Disponible en: https://climabeiro.es/blog/beneficios-fiscales-energia-solar/</w:t>
+        <w:t xml:space="preserve"> Los beneficios fiscales de la energía solar en 2024», ClimaBeiro. Accedido: 4 de noviembre de 2025. [En línea]. Disponible en: https://climabeiro.es/blog/beneficios-fiscales-energia-solar/</w:t>
       </w:r>
     </w:p>
     <w:p>
@@ -13215,92 +14771,43 @@
           <w:lang w:val="en-US"/>
         </w:rPr>
         <w:tab/>
-        <w:t xml:space="preserve">K. </w:t>
-      </w:r>
-      <w:proofErr w:type="gramStart"/>
-      <w:r>
+        <w:t xml:space="preserve">K. vutukuri, «7.Classical Machine Learning vs Neural Approaches»:, Medium. </w:t>
+      </w:r>
+      <w:r>
+        <w:t>Accedido: 6 de noviembre de 2025. [En línea]. Disponible en: https://medium.com/@kiranvutukuri/7-classical-machine-learning-vs-neural-approaches-9316b3804af5</w:t>
+      </w:r>
+    </w:p>
+    <w:p>
+      <w:pPr>
+        <w:pStyle w:val="Bibliografa"/>
+      </w:pPr>
+      <w:r>
+        <w:t>[16]</w:t>
+      </w:r>
+      <w:r>
+        <w:tab/>
+        <w:t>JesusGarciaFernandez, «Construcción de modelos de regresión multivariantes», SEHLELHA. Accedido: 11 de noviembre de 2025. [En línea]. Disponible en: https://seh-lelha.org/construccion-modelos-regresion-multivariantes/</w:t>
+      </w:r>
+    </w:p>
+    <w:p>
+      <w:pPr>
+        <w:pStyle w:val="Bibliografa"/>
         <w:rPr>
           <w:lang w:val="en-US"/>
         </w:rPr>
-        <w:t>vutukuri, «7.Classical</w:t>
-      </w:r>
-      <w:proofErr w:type="gramEnd"/>
+      </w:pPr>
       <w:r>
         <w:rPr>
           <w:lang w:val="en-US"/>
         </w:rPr>
-        <w:t xml:space="preserve"> Machine Learning vs Neural Approaches</w:t>
-      </w:r>
-      <w:proofErr w:type="gramStart"/>
+        <w:t>[17]</w:t>
+      </w:r>
       <w:r>
         <w:rPr>
           <w:lang w:val="en-US"/>
         </w:rPr>
-        <w:t>»:,</w:t>
-      </w:r>
-      <w:proofErr w:type="gramEnd"/>
-      <w:r>
-        <w:rPr>
-          <w:lang w:val="en-US"/>
-        </w:rPr>
-        <w:t xml:space="preserve"> Medium. </w:t>
-      </w:r>
-      <w:r>
-        <w:t>Accedido: 6 de noviembre de 2025. [En línea]. Disponible en: https://medium.com/@kiranvutukuri/7-classical-machine-learning-vs-neural-approaches-9316b3804af5</w:t>
-      </w:r>
-    </w:p>
-    <w:p>
-      <w:pPr>
-        <w:pStyle w:val="Bibliografa"/>
-      </w:pPr>
-      <w:r>
-        <w:t>[16]</w:t>
-      </w:r>
-      <w:r>
         <w:tab/>
-      </w:r>
-      <w:proofErr w:type="spellStart"/>
-      <w:r>
-        <w:t>JesusGarciaFernandez</w:t>
-      </w:r>
-      <w:proofErr w:type="spellEnd"/>
-      <w:r>
-        <w:t>, «Construcción de modelos de regresión multivariantes», SEHLELHA. Accedido: 11 de noviembre de 2025. [En línea]. Disponible en: https://seh-lelha.org/construccion-modelos-regresion-multivariantes/</w:t>
-      </w:r>
-    </w:p>
-    <w:p>
-      <w:pPr>
-        <w:pStyle w:val="Bibliografa"/>
-        <w:rPr>
-          <w:lang w:val="en-US"/>
-        </w:rPr>
-      </w:pPr>
-      <w:r>
-        <w:rPr>
-          <w:lang w:val="en-US"/>
-        </w:rPr>
-        <w:t>[17]</w:t>
-      </w:r>
-      <w:r>
-        <w:rPr>
-          <w:lang w:val="en-US"/>
-        </w:rPr>
-        <w:tab/>
-        <w:t xml:space="preserve">K. He, X. Zhang, S. Ren, y J. Sun, «Identity Mappings in Deep Residual Networks», </w:t>
-      </w:r>
-      <w:proofErr w:type="spellStart"/>
-      <w:r>
-        <w:rPr>
-          <w:lang w:val="en-US"/>
-        </w:rPr>
-        <w:t>en</w:t>
-      </w:r>
-      <w:proofErr w:type="spellEnd"/>
-      <w:r>
-        <w:rPr>
-          <w:lang w:val="en-US"/>
-        </w:rPr>
-        <w:t xml:space="preserve"> </w:t>
+        <w:t xml:space="preserve">K. He, X. Zhang, S. Ren, y J. Sun, «Identity Mappings in Deep Residual Networks», en </w:t>
       </w:r>
       <w:r>
         <w:rPr>
@@ -13314,49 +14821,7 @@
         <w:rPr>
           <w:lang w:val="en-US"/>
         </w:rPr>
-        <w:t xml:space="preserve">, vol. 9908, B. Leibe, J. Matas, N. Sebe, y M. Welling, Eds., </w:t>
-      </w:r>
-      <w:proofErr w:type="spellStart"/>
-      <w:r>
-        <w:rPr>
-          <w:lang w:val="en-US"/>
-        </w:rPr>
-        <w:t>en</w:t>
-      </w:r>
-      <w:proofErr w:type="spellEnd"/>
-      <w:r>
-        <w:rPr>
-          <w:lang w:val="en-US"/>
-        </w:rPr>
-        <w:t xml:space="preserve"> Lecture Notes in Computer Science, vol. 9908</w:t>
-      </w:r>
-      <w:proofErr w:type="gramStart"/>
-      <w:r>
-        <w:rPr>
-          <w:lang w:val="en-US"/>
-        </w:rPr>
-        <w:t>. ,</w:t>
-      </w:r>
-      <w:proofErr w:type="gramEnd"/>
-      <w:r>
-        <w:rPr>
-          <w:lang w:val="en-US"/>
-        </w:rPr>
-        <w:t xml:space="preserve"> Cham: Springer International Publishing, 2016, pp. 630-645. </w:t>
-      </w:r>
-      <w:proofErr w:type="spellStart"/>
-      <w:r>
-        <w:rPr>
-          <w:lang w:val="en-US"/>
-        </w:rPr>
-        <w:t>doi</w:t>
-      </w:r>
-      <w:proofErr w:type="spellEnd"/>
-      <w:r>
-        <w:rPr>
-          <w:lang w:val="en-US"/>
-        </w:rPr>
-        <w:t>: 10.1007/978-3-319-46493-0_38.</w:t>
+        <w:t>, vol. 9908, B. Leibe, J. Matas, N. Sebe, y M. Welling, Eds., en Lecture Notes in Computer Science, vol. 9908. , Cham: Springer International Publishing, 2016, pp. 630-645. doi: 10.1007/978-3-319-46493-0_38.</w:t>
       </w:r>
     </w:p>
     <w:p>
@@ -13368,65 +14833,8 @@
       </w:r>
       <w:r>
         <w:tab/>
-        <w:t>M. López Santos, X. García-Santiago, F. Echevarría Camarero, G. Blázquez Gil, y P. Carrasco Ortega, «</w:t>
-      </w:r>
-      <w:proofErr w:type="spellStart"/>
-      <w:r>
-        <w:t>Application</w:t>
-      </w:r>
-      <w:proofErr w:type="spellEnd"/>
-      <w:r>
-        <w:t xml:space="preserve"> </w:t>
-      </w:r>
-      <w:proofErr w:type="spellStart"/>
-      <w:r>
-        <w:t>of</w:t>
-      </w:r>
-      <w:proofErr w:type="spellEnd"/>
-      <w:r>
-        <w:t xml:space="preserve"> Temporal </w:t>
-      </w:r>
-      <w:proofErr w:type="spellStart"/>
-      <w:r>
-        <w:t>Fusion</w:t>
-      </w:r>
-      <w:proofErr w:type="spellEnd"/>
-      <w:r>
-        <w:t xml:space="preserve"> </w:t>
-      </w:r>
-      <w:proofErr w:type="spellStart"/>
-      <w:r>
-        <w:t>Transformer</w:t>
-      </w:r>
-      <w:proofErr w:type="spellEnd"/>
-      <w:r>
-        <w:t xml:space="preserve"> </w:t>
-      </w:r>
-      <w:proofErr w:type="spellStart"/>
-      <w:r>
-        <w:t>for</w:t>
-      </w:r>
-      <w:proofErr w:type="spellEnd"/>
-      <w:r>
-        <w:t xml:space="preserve"> Day-</w:t>
-      </w:r>
-      <w:proofErr w:type="spellStart"/>
-      <w:r>
-        <w:t>Ahead</w:t>
-      </w:r>
-      <w:proofErr w:type="spellEnd"/>
-      <w:r>
-        <w:t xml:space="preserve"> PV </w:t>
-      </w:r>
-      <w:proofErr w:type="spellStart"/>
-      <w:r>
-        <w:t>Power</w:t>
-      </w:r>
-      <w:proofErr w:type="spellEnd"/>
-      <w:r>
-        <w:t xml:space="preserve"> Forecasting», </w:t>
-      </w:r>
-      <w:proofErr w:type="spellStart"/>
+        <w:t xml:space="preserve">M. López Santos, X. García-Santiago, F. Echevarría Camarero, G. Blázquez Gil, y P. Carrasco Ortega, «Application of Temporal Fusion Transformer for Day-Ahead PV Power Forecasting», </w:t>
+      </w:r>
       <w:r>
         <w:rPr>
           <w:i/>
@@ -13434,13 +14842,8 @@
         </w:rPr>
         <w:t>Energies</w:t>
       </w:r>
-      <w:proofErr w:type="spellEnd"/>
-      <w:r>
-        <w:t xml:space="preserve">, vol. 15, </w:t>
-      </w:r>
-      <w:proofErr w:type="spellStart"/>
-      <w:r>
-        <w:t>n.</w:t>
+      <w:r>
+        <w:t>, vol. 15, n.</w:t>
       </w:r>
       <w:r>
         <w:rPr>
@@ -13448,17 +14851,8 @@
         </w:rPr>
         <w:t>o</w:t>
       </w:r>
-      <w:proofErr w:type="spellEnd"/>
-      <w:r>
-        <w:t xml:space="preserve"> 14, p. 5232, jul. 2022, </w:t>
-      </w:r>
-      <w:proofErr w:type="spellStart"/>
-      <w:r>
-        <w:t>doi</w:t>
-      </w:r>
-      <w:proofErr w:type="spellEnd"/>
-      <w:r>
-        <w:t>: 10.3390/en15145232.</w:t>
+      <w:r>
+        <w:t xml:space="preserve"> 14, p. 5232, jul. 2022, doi: 10.3390/en15145232.</w:t>
       </w:r>
     </w:p>
     <w:p>
@@ -13476,63 +14870,7 @@
           <w:lang w:val="en-US"/>
         </w:rPr>
         <w:tab/>
-        <w:t xml:space="preserve">S. B. </w:t>
-      </w:r>
-      <w:proofErr w:type="spellStart"/>
-      <w:r>
-        <w:rPr>
-          <w:lang w:val="en-US"/>
-        </w:rPr>
-        <w:t>Taieb</w:t>
-      </w:r>
-      <w:proofErr w:type="spellEnd"/>
-      <w:r>
-        <w:rPr>
-          <w:lang w:val="en-US"/>
-        </w:rPr>
-        <w:t xml:space="preserve"> y R. </w:t>
-      </w:r>
-      <w:proofErr w:type="gramStart"/>
-      <w:r>
-        <w:rPr>
-          <w:lang w:val="en-US"/>
-        </w:rPr>
-        <w:t>Hyndman, «</w:t>
-      </w:r>
-      <w:proofErr w:type="gramEnd"/>
-      <w:r>
-        <w:rPr>
-          <w:lang w:val="en-US"/>
-        </w:rPr>
-        <w:t xml:space="preserve">Boosting multi-step autoregressive </w:t>
-      </w:r>
-      <w:proofErr w:type="gramStart"/>
-      <w:r>
-        <w:rPr>
-          <w:lang w:val="en-US"/>
-        </w:rPr>
-        <w:t>forecasts»,</w:t>
-      </w:r>
-      <w:proofErr w:type="gramEnd"/>
-      <w:r>
-        <w:rPr>
-          <w:lang w:val="en-US"/>
-        </w:rPr>
-        <w:t xml:space="preserve"> </w:t>
-      </w:r>
-      <w:proofErr w:type="spellStart"/>
-      <w:r>
-        <w:rPr>
-          <w:lang w:val="en-US"/>
-        </w:rPr>
-        <w:t>en</w:t>
-      </w:r>
-      <w:proofErr w:type="spellEnd"/>
-      <w:r>
-        <w:rPr>
-          <w:lang w:val="en-US"/>
-        </w:rPr>
-        <w:t xml:space="preserve"> </w:t>
+        <w:t xml:space="preserve">S. B. Taieb y R. Hyndman, «Boosting multi-step autoregressive forecasts», en </w:t>
       </w:r>
       <w:r>
         <w:rPr>
@@ -13546,96 +14884,61 @@
         <w:rPr>
           <w:lang w:val="en-US"/>
         </w:rPr>
-        <w:t xml:space="preserve">, PMLR, </w:t>
-      </w:r>
-      <w:proofErr w:type="spellStart"/>
-      <w:r>
+        <w:t xml:space="preserve">, PMLR, ene. 2014, pp. 109-117. </w:t>
+      </w:r>
+      <w:r>
+        <w:t>Accedido: 6 de noviembre de 2025. [En línea]. Disponible en: https://proceedings.mlr.press/v32/taieb14.html</w:t>
+      </w:r>
+    </w:p>
+    <w:p>
+      <w:pPr>
+        <w:pStyle w:val="Bibliografa"/>
         <w:rPr>
           <w:lang w:val="en-US"/>
         </w:rPr>
-        <w:t>ene</w:t>
-      </w:r>
-      <w:proofErr w:type="spellEnd"/>
+      </w:pPr>
       <w:r>
         <w:rPr>
           <w:lang w:val="en-US"/>
         </w:rPr>
-        <w:t xml:space="preserve">. 2014, pp. 109-117. </w:t>
-      </w:r>
-      <w:r>
-        <w:t>Accedido: 6 de noviembre de 2025. [En línea]. Disponible en: https://proceedings.mlr.press/v32/taieb14.html</w:t>
+        <w:t>[20]</w:t>
+      </w:r>
+      <w:r>
+        <w:rPr>
+          <w:lang w:val="en-US"/>
+        </w:rPr>
+        <w:tab/>
+        <w:t xml:space="preserve">«What Is Random Forest? | IBM». </w:t>
+      </w:r>
+      <w:r>
+        <w:t xml:space="preserve">Accedido: 12 de diciembre de 2025. [En línea]. </w:t>
+      </w:r>
+      <w:r>
+        <w:rPr>
+          <w:lang w:val="en-US"/>
+        </w:rPr>
+        <w:t>Disponible en: https://www.ibm.com/think/topics/random-forest</w:t>
       </w:r>
     </w:p>
     <w:p>
       <w:pPr>
         <w:pStyle w:val="Bibliografa"/>
+      </w:pPr>
+      <w:r>
         <w:rPr>
           <w:lang w:val="en-US"/>
         </w:rPr>
-      </w:pPr>
+        <w:t>[21]</w:t>
+      </w:r>
       <w:r>
         <w:rPr>
           <w:lang w:val="en-US"/>
         </w:rPr>
-        <w:t>[20</w:t>
-      </w:r>
-      <w:proofErr w:type="gramStart"/>
-      <w:r>
-        <w:rPr>
-          <w:lang w:val="en-US"/>
-        </w:rPr>
-        <w:t>]</w:t>
-      </w:r>
-      <w:r>
-        <w:rPr>
-          <w:lang w:val="en-US"/>
-        </w:rPr>
         <w:tab/>
-        <w:t>«</w:t>
-      </w:r>
-      <w:proofErr w:type="gramEnd"/>
-      <w:r>
-        <w:rPr>
-          <w:lang w:val="en-US"/>
-        </w:rPr>
-        <w:t xml:space="preserve">What Is Random Forest? </w:t>
-      </w:r>
-      <w:proofErr w:type="gramStart"/>
-      <w:r>
-        <w:rPr>
-          <w:lang w:val="en-US"/>
-        </w:rPr>
-        <w:t>| IBM».</w:t>
-      </w:r>
-      <w:proofErr w:type="gramEnd"/>
-      <w:r>
-        <w:rPr>
-          <w:lang w:val="en-US"/>
-        </w:rPr>
-        <w:t xml:space="preserve"> </w:t>
-      </w:r>
-      <w:r>
-        <w:t xml:space="preserve">Accedido: 12 de diciembre de 2025. [En línea]. </w:t>
-      </w:r>
-      <w:r>
-        <w:rPr>
-          <w:lang w:val="en-US"/>
-        </w:rPr>
-        <w:t xml:space="preserve">Disponible </w:t>
-      </w:r>
-      <w:proofErr w:type="spellStart"/>
-      <w:r>
-        <w:rPr>
-          <w:lang w:val="en-US"/>
-        </w:rPr>
-        <w:t>en</w:t>
-      </w:r>
-      <w:proofErr w:type="spellEnd"/>
-      <w:r>
-        <w:rPr>
-          <w:lang w:val="en-US"/>
-        </w:rPr>
-        <w:t>: https://www.ibm.com/think/topics/random-forest</w:t>
+        <w:t xml:space="preserve">«Interquartile Range (IQR): What it is and How to Find it», Statistics How To. </w:t>
+      </w:r>
+      <w:r>
+        <w:t>Accedido: 1 de diciembre de 2025. [En línea]. Disponible en: https://www.statisticshowto.com/probability-and-statistics/interquartile-range/</w:t>
       </w:r>
     </w:p>
     <w:p>
@@ -13643,48 +14946,11 @@
         <w:pStyle w:val="Bibliografa"/>
       </w:pPr>
       <w:r>
-        <w:rPr>
-          <w:lang w:val="en-US"/>
-        </w:rPr>
-        <w:t>[21</w:t>
-      </w:r>
-      <w:proofErr w:type="gramStart"/>
-      <w:r>
-        <w:rPr>
-          <w:lang w:val="en-US"/>
-        </w:rPr>
-        <w:t>]</w:t>
-      </w:r>
-      <w:r>
-        <w:rPr>
-          <w:lang w:val="en-US"/>
-        </w:rPr>
+        <w:t>[22]</w:t>
+      </w:r>
+      <w:r>
         <w:tab/>
-        <w:t>«</w:t>
-      </w:r>
-      <w:proofErr w:type="gramEnd"/>
-      <w:r>
-        <w:rPr>
-          <w:lang w:val="en-US"/>
-        </w:rPr>
-        <w:t xml:space="preserve">Interquartile Range (IQR): What it is and How to Find </w:t>
-      </w:r>
-      <w:proofErr w:type="gramStart"/>
-      <w:r>
-        <w:rPr>
-          <w:lang w:val="en-US"/>
-        </w:rPr>
-        <w:t>it»,</w:t>
-      </w:r>
-      <w:proofErr w:type="gramEnd"/>
-      <w:r>
-        <w:rPr>
-          <w:lang w:val="en-US"/>
-        </w:rPr>
-        <w:t xml:space="preserve"> Statistics How To. </w:t>
-      </w:r>
-      <w:r>
-        <w:t>Accedido: 1 de diciembre de 2025. [En línea]. Disponible en: https://www.statisticshowto.com/probability-and-statistics/interquartile-range/</w:t>
+        <w:t>«Modelo de Machine Learning para Interpolar Espacialmente Funciones Respuestas Impulsivas | PDF | Aprendizaje automático | Ciencia computacional», Scribd. Accedido: 2 de enero de 2026. [En línea]. Disponible en: https://es.scribd.com/document/670410396/Modelo-de-Machine-Learning-para-interpolar-espacialmente-funciones-respuestas-impulsivas</w:t>
       </w:r>
     </w:p>
     <w:p>
@@ -13692,7 +14958,7 @@
         <w:pStyle w:val="Bibliografa"/>
       </w:pPr>
       <w:r>
-        <w:t>[22]</w:t>
+        <w:t>[23]</w:t>
       </w:r>
       <w:r>
         <w:tab/>
@@ -13704,7 +14970,7 @@
         <w:pStyle w:val="Bibliografa"/>
       </w:pPr>
       <w:r>
-        <w:t>[23]</w:t>
+        <w:t>[24]</w:t>
       </w:r>
       <w:r>
         <w:tab/>
@@ -13719,56 +14985,14 @@
         <w:rPr>
           <w:lang w:val="en-US"/>
         </w:rPr>
-        <w:t>[24</w:t>
-      </w:r>
-      <w:proofErr w:type="gramStart"/>
+        <w:t>[25]</w:t>
+      </w:r>
       <w:r>
         <w:rPr>
           <w:lang w:val="en-US"/>
         </w:rPr>
-        <w:t>]</w:t>
-      </w:r>
-      <w:r>
-        <w:rPr>
-          <w:lang w:val="en-US"/>
-        </w:rPr>
         <w:tab/>
-        <w:t>«</w:t>
-      </w:r>
-      <w:proofErr w:type="gramEnd"/>
-      <w:r>
-        <w:rPr>
-          <w:lang w:val="en-US"/>
-        </w:rPr>
-        <w:t xml:space="preserve">Recursive multi-step forecasting - </w:t>
-      </w:r>
-      <w:proofErr w:type="spellStart"/>
-      <w:r>
-        <w:rPr>
-          <w:lang w:val="en-US"/>
-        </w:rPr>
-        <w:t>Skforecast</w:t>
-      </w:r>
-      <w:proofErr w:type="spellEnd"/>
-      <w:r>
-        <w:rPr>
-          <w:lang w:val="en-US"/>
-        </w:rPr>
-        <w:t xml:space="preserve"> </w:t>
-      </w:r>
-      <w:proofErr w:type="gramStart"/>
-      <w:r>
-        <w:rPr>
-          <w:lang w:val="en-US"/>
-        </w:rPr>
-        <w:t>Docs».</w:t>
-      </w:r>
-      <w:proofErr w:type="gramEnd"/>
-      <w:r>
-        <w:rPr>
-          <w:lang w:val="en-US"/>
-        </w:rPr>
-        <w:t xml:space="preserve"> </w:t>
+        <w:t xml:space="preserve">«Recursive multi-step forecasting - Skforecast Docs». </w:t>
       </w:r>
       <w:r>
         <w:t>Accedido: 12 de diciembre de 2025. [En línea]. Disponible en: https://skforecast.org/0.14.0/user_guides/autoregresive-forecaster.html</w:t>
@@ -13779,13 +15003,12 @@
         <w:pStyle w:val="Bibliografa"/>
       </w:pPr>
       <w:r>
-        <w:t>[25]</w:t>
+        <w:t>[26]</w:t>
       </w:r>
       <w:r>
         <w:tab/>
         <w:t xml:space="preserve">J. Amat Rodrigo y J. Escobar Ortiz, </w:t>
       </w:r>
-      <w:proofErr w:type="spellStart"/>
       <w:r>
         <w:rPr>
           <w:i/>
@@ -13793,25 +15016,8 @@
         </w:rPr>
         <w:t>skforecast</w:t>
       </w:r>
-      <w:proofErr w:type="spellEnd"/>
-      <w:r>
-        <w:t xml:space="preserve">. (27 de septiembre de 2023). </w:t>
-      </w:r>
-      <w:proofErr w:type="spellStart"/>
-      <w:r>
-        <w:t>Zenodo</w:t>
-      </w:r>
-      <w:proofErr w:type="spellEnd"/>
-      <w:r>
-        <w:t xml:space="preserve">. </w:t>
-      </w:r>
-      <w:proofErr w:type="spellStart"/>
-      <w:r>
-        <w:t>doi</w:t>
-      </w:r>
-      <w:proofErr w:type="spellEnd"/>
-      <w:r>
-        <w:t>: 10.5281/ZENODO.8382788.</w:t>
+      <w:r>
+        <w:t>. (27 de septiembre de 2023). Zenodo. doi: 10.5281/ZENODO.8382788.</w:t>
       </w:r>
     </w:p>
     <w:p>
@@ -13819,35 +15025,11 @@
         <w:pStyle w:val="Bibliografa"/>
       </w:pPr>
       <w:r>
-        <w:t>[26]</w:t>
+        <w:t>[27]</w:t>
       </w:r>
       <w:r>
         <w:tab/>
-        <w:t>«</w:t>
-      </w:r>
-      <w:proofErr w:type="spellStart"/>
-      <w:r>
-        <w:t>Exogenous</w:t>
-      </w:r>
-      <w:proofErr w:type="spellEnd"/>
-      <w:r>
-        <w:t xml:space="preserve"> variables - </w:t>
-      </w:r>
-      <w:proofErr w:type="spellStart"/>
-      <w:r>
-        <w:t>Skforecast</w:t>
-      </w:r>
-      <w:proofErr w:type="spellEnd"/>
-      <w:r>
-        <w:t xml:space="preserve"> </w:t>
-      </w:r>
-      <w:proofErr w:type="spellStart"/>
-      <w:r>
-        <w:t>Docs</w:t>
-      </w:r>
-      <w:proofErr w:type="spellEnd"/>
-      <w:r>
-        <w:t>». Accedido: 12 de diciembre de 2025. [En línea]. Disponible en: https://skforecast.org/0.14.0/user_guides/exogenous-variables</w:t>
+        <w:t>«Exogenous variables - Skforecast Docs». Accedido: 12 de diciembre de 2025. [En línea]. Disponible en: https://skforecast.org/0.14.0/user_guides/exogenous-variables</w:t>
       </w:r>
     </w:p>
     <w:p>
@@ -13855,28 +15037,21 @@
         <w:pStyle w:val="Bibliografa"/>
       </w:pPr>
       <w:r>
+        <w:rPr>
+          <w:lang w:val="en-US"/>
+        </w:rPr>
         <w:lastRenderedPageBreak/>
-        <w:t>[27]</w:t>
-      </w:r>
-      <w:r>
+        <w:t>[28]</w:t>
+      </w:r>
+      <w:r>
+        <w:rPr>
+          <w:lang w:val="en-US"/>
+        </w:rPr>
         <w:tab/>
-        <w:t xml:space="preserve">«XGBoost </w:t>
-      </w:r>
-      <w:proofErr w:type="spellStart"/>
-      <w:r>
-        <w:t>Parameters</w:t>
-      </w:r>
-      <w:proofErr w:type="spellEnd"/>
-      <w:r>
-        <w:t xml:space="preserve"> — xgboost 3.1.1 </w:t>
-      </w:r>
-      <w:proofErr w:type="spellStart"/>
-      <w:r>
-        <w:t>documentation</w:t>
-      </w:r>
-      <w:proofErr w:type="spellEnd"/>
-      <w:r>
-        <w:t>». Accedido: 15 de diciembre de 2025. [En línea]. Disponible en: https://xgboost.readthedocs.io/en/stable/parameter.html</w:t>
+        <w:t xml:space="preserve">J. M, «Why So Many Time Series Models Fail in Practice», Medium. </w:t>
+      </w:r>
+      <w:r>
+        <w:t>Accedido: 7 de enero de 2026. [En línea]. Disponible en: https://medium.com/@data_science_content/time-series-forecasting-pitfalls-of-the-layman-data-scientist-99bca7f7de41</w:t>
       </w:r>
     </w:p>
     <w:p>
@@ -13884,7 +15059,31 @@
         <w:pStyle w:val="Bibliografa"/>
       </w:pPr>
       <w:r>
-        <w:t>[28]</w:t>
+        <w:t>[29]</w:t>
+      </w:r>
+      <w:r>
+        <w:tab/>
+        <w:t>«¿Por qué y cuándo escalar los datos?», Codificando Bits. Accedido: 7 de enero de 2026. [En línea]. Disponible en: https://codificandobits.com/tutorial/por-que-cuando-escalar-los-datos/</w:t>
+      </w:r>
+    </w:p>
+    <w:p>
+      <w:pPr>
+        <w:pStyle w:val="Bibliografa"/>
+      </w:pPr>
+      <w:r>
+        <w:t>[30]</w:t>
+      </w:r>
+      <w:r>
+        <w:tab/>
+        <w:t>«XGBoost Parameters — xgboost 3.1.1 documentation». Accedido: 15 de diciembre de 2025. [En línea]. Disponible en: https://xgboost.readthedocs.io/en/stable/parameter.html</w:t>
+      </w:r>
+    </w:p>
+    <w:p>
+      <w:pPr>
+        <w:pStyle w:val="Bibliografa"/>
+      </w:pPr>
+      <w:r>
+        <w:t>[31]</w:t>
       </w:r>
       <w:r>
         <w:tab/>
@@ -16590,6 +17789,7 @@
   <w:style w:type="character" w:default="1" w:styleId="Fuentedeprrafopredeter">
     <w:name w:val="Default Paragraph Font"/>
     <w:uiPriority w:val="1"/>
+    <w:semiHidden/>
     <w:unhideWhenUsed/>
   </w:style>
   <w:style w:type="table" w:default="1" w:styleId="Tablanormal">

--- a/BorradorTFG.docx
+++ b/BorradorTFG.docx
@@ -19,7 +19,7 @@
           <w:noProof/>
         </w:rPr>
         <w:drawing>
-          <wp:inline distT="0" distB="0" distL="0" distR="0" wp14:anchorId="7244134F" wp14:editId="4D2F9FB6">
+          <wp:inline distT="0" distB="0" distL="0" distR="0" wp14:anchorId="7244134F" wp14:editId="5715C64B">
             <wp:extent cx="4617720" cy="1196340"/>
             <wp:effectExtent l="0" t="0" r="0" b="0"/>
             <wp:docPr id="1" name="Imagen 3"/>
@@ -1354,7 +1354,7 @@
           <w:r>
             <w:fldChar w:fldCharType="separate"/>
           </w:r>
-          <w:hyperlink w:anchor="_Toc219457199" w:history="1">
+          <w:hyperlink w:anchor="_Toc220059874" w:history="1">
             <w:r>
               <w:rPr>
                 <w:rStyle w:val="Hipervnculo"/>
@@ -1383,7 +1383,7 @@
                 <w:noProof/>
                 <w:webHidden/>
               </w:rPr>
-              <w:instrText xml:space="preserve"> PAGEREF _Toc219457199 \h </w:instrText>
+              <w:instrText xml:space="preserve"> PAGEREF _Toc220059874 \h </w:instrText>
             </w:r>
             <w:r>
               <w:rPr>
@@ -1427,7 +1427,7 @@
               <w14:ligatures w14:val="standardContextual"/>
             </w:rPr>
           </w:pPr>
-          <w:hyperlink w:anchor="_Toc219457200" w:history="1">
+          <w:hyperlink w:anchor="_Toc220059875" w:history="1">
             <w:r>
               <w:rPr>
                 <w:rStyle w:val="Hipervnculo"/>
@@ -1457,7 +1457,7 @@
                 <w:noProof/>
                 <w:webHidden/>
               </w:rPr>
-              <w:instrText xml:space="preserve"> PAGEREF _Toc219457200 \h </w:instrText>
+              <w:instrText xml:space="preserve"> PAGEREF _Toc220059875 \h </w:instrText>
             </w:r>
             <w:r>
               <w:rPr>
@@ -1502,7 +1502,7 @@
               <w14:ligatures w14:val="standardContextual"/>
             </w:rPr>
           </w:pPr>
-          <w:hyperlink w:anchor="_Toc219457201" w:history="1">
+          <w:hyperlink w:anchor="_Toc220059876" w:history="1">
             <w:r>
               <w:rPr>
                 <w:rStyle w:val="Hipervnculo"/>
@@ -1549,7 +1549,7 @@
                 <w:noProof/>
                 <w:webHidden/>
               </w:rPr>
-              <w:instrText xml:space="preserve"> PAGEREF _Toc219457201 \h </w:instrText>
+              <w:instrText xml:space="preserve"> PAGEREF _Toc220059876 \h </w:instrText>
             </w:r>
             <w:r>
               <w:rPr>
@@ -1593,7 +1593,7 @@
               <w14:ligatures w14:val="standardContextual"/>
             </w:rPr>
           </w:pPr>
-          <w:hyperlink w:anchor="_Toc219457202" w:history="1">
+          <w:hyperlink w:anchor="_Toc220059877" w:history="1">
             <w:r>
               <w:rPr>
                 <w:rStyle w:val="Hipervnculo"/>
@@ -1620,7 +1620,7 @@
                 <w:noProof/>
                 <w:webHidden/>
               </w:rPr>
-              <w:instrText xml:space="preserve"> PAGEREF _Toc219457202 \h </w:instrText>
+              <w:instrText xml:space="preserve"> PAGEREF _Toc220059877 \h </w:instrText>
             </w:r>
             <w:r>
               <w:rPr>
@@ -1664,7 +1664,7 @@
               <w14:ligatures w14:val="standardContextual"/>
             </w:rPr>
           </w:pPr>
-          <w:hyperlink w:anchor="_Toc219457203" w:history="1">
+          <w:hyperlink w:anchor="_Toc220059878" w:history="1">
             <w:r>
               <w:rPr>
                 <w:rStyle w:val="Hipervnculo"/>
@@ -1691,7 +1691,7 @@
                 <w:noProof/>
                 <w:webHidden/>
               </w:rPr>
-              <w:instrText xml:space="preserve"> PAGEREF _Toc219457203 \h </w:instrText>
+              <w:instrText xml:space="preserve"> PAGEREF _Toc220059878 \h </w:instrText>
             </w:r>
             <w:r>
               <w:rPr>
@@ -1737,7 +1737,7 @@
               <w14:ligatures w14:val="standardContextual"/>
             </w:rPr>
           </w:pPr>
-          <w:hyperlink w:anchor="_Toc219457204" w:history="1">
+          <w:hyperlink w:anchor="_Toc220059879" w:history="1">
             <w:r>
               <w:rPr>
                 <w:rStyle w:val="Hipervnculo"/>
@@ -1764,7 +1764,7 @@
                 <w:noProof/>
                 <w:webHidden/>
               </w:rPr>
-              <w:instrText xml:space="preserve"> PAGEREF _Toc219457204 \h </w:instrText>
+              <w:instrText xml:space="preserve"> PAGEREF _Toc220059879 \h </w:instrText>
             </w:r>
             <w:r>
               <w:rPr>
@@ -1810,7 +1810,7 @@
               <w14:ligatures w14:val="standardContextual"/>
             </w:rPr>
           </w:pPr>
-          <w:hyperlink w:anchor="_Toc219457205" w:history="1">
+          <w:hyperlink w:anchor="_Toc220059880" w:history="1">
             <w:r>
               <w:rPr>
                 <w:rStyle w:val="Hipervnculo"/>
@@ -1837,7 +1837,7 @@
                 <w:noProof/>
                 <w:webHidden/>
               </w:rPr>
-              <w:instrText xml:space="preserve"> PAGEREF _Toc219457205 \h </w:instrText>
+              <w:instrText xml:space="preserve"> PAGEREF _Toc220059880 \h </w:instrText>
             </w:r>
             <w:r>
               <w:rPr>
@@ -1883,7 +1883,7 @@
               <w14:ligatures w14:val="standardContextual"/>
             </w:rPr>
           </w:pPr>
-          <w:hyperlink w:anchor="_Toc219457206" w:history="1">
+          <w:hyperlink w:anchor="_Toc220059881" w:history="1">
             <w:r>
               <w:rPr>
                 <w:rStyle w:val="Hipervnculo"/>
@@ -1910,7 +1910,7 @@
                 <w:noProof/>
                 <w:webHidden/>
               </w:rPr>
-              <w:instrText xml:space="preserve"> PAGEREF _Toc219457206 \h </w:instrText>
+              <w:instrText xml:space="preserve"> PAGEREF _Toc220059881 \h </w:instrText>
             </w:r>
             <w:r>
               <w:rPr>
@@ -1954,7 +1954,7 @@
               <w14:ligatures w14:val="standardContextual"/>
             </w:rPr>
           </w:pPr>
-          <w:hyperlink w:anchor="_Toc219457207" w:history="1">
+          <w:hyperlink w:anchor="_Toc220059882" w:history="1">
             <w:r>
               <w:rPr>
                 <w:rStyle w:val="Hipervnculo"/>
@@ -1981,7 +1981,7 @@
                 <w:noProof/>
                 <w:webHidden/>
               </w:rPr>
-              <w:instrText xml:space="preserve"> PAGEREF _Toc219457207 \h </w:instrText>
+              <w:instrText xml:space="preserve"> PAGEREF _Toc220059882 \h </w:instrText>
             </w:r>
             <w:r>
               <w:rPr>
@@ -2026,7 +2026,7 @@
               <w14:ligatures w14:val="standardContextual"/>
             </w:rPr>
           </w:pPr>
-          <w:hyperlink w:anchor="_Toc219457208" w:history="1">
+          <w:hyperlink w:anchor="_Toc220059883" w:history="1">
             <w:r>
               <w:rPr>
                 <w:rStyle w:val="Hipervnculo"/>
@@ -2073,7 +2073,7 @@
                 <w:noProof/>
                 <w:webHidden/>
               </w:rPr>
-              <w:instrText xml:space="preserve"> PAGEREF _Toc219457208 \h </w:instrText>
+              <w:instrText xml:space="preserve"> PAGEREF _Toc220059883 \h </w:instrText>
             </w:r>
             <w:r>
               <w:rPr>
@@ -2117,7 +2117,7 @@
               <w14:ligatures w14:val="standardContextual"/>
             </w:rPr>
           </w:pPr>
-          <w:hyperlink w:anchor="_Toc219457209" w:history="1">
+          <w:hyperlink w:anchor="_Toc220059884" w:history="1">
             <w:r>
               <w:rPr>
                 <w:rStyle w:val="Hipervnculo"/>
@@ -2144,7 +2144,7 @@
                 <w:noProof/>
                 <w:webHidden/>
               </w:rPr>
-              <w:instrText xml:space="preserve"> PAGEREF _Toc219457209 \h </w:instrText>
+              <w:instrText xml:space="preserve"> PAGEREF _Toc220059884 \h </w:instrText>
             </w:r>
             <w:r>
               <w:rPr>
@@ -2190,7 +2190,7 @@
               <w14:ligatures w14:val="standardContextual"/>
             </w:rPr>
           </w:pPr>
-          <w:hyperlink w:anchor="_Toc219457210" w:history="1">
+          <w:hyperlink w:anchor="_Toc220059885" w:history="1">
             <w:r>
               <w:rPr>
                 <w:rStyle w:val="Hipervnculo"/>
@@ -2217,7 +2217,7 @@
                 <w:noProof/>
                 <w:webHidden/>
               </w:rPr>
-              <w:instrText xml:space="preserve"> PAGEREF _Toc219457210 \h </w:instrText>
+              <w:instrText xml:space="preserve"> PAGEREF _Toc220059885 \h </w:instrText>
             </w:r>
             <w:r>
               <w:rPr>
@@ -2263,13 +2263,13 @@
               <w14:ligatures w14:val="standardContextual"/>
             </w:rPr>
           </w:pPr>
-          <w:hyperlink w:anchor="_Toc219457211" w:history="1">
+          <w:hyperlink w:anchor="_Toc220059886" w:history="1">
             <w:r>
               <w:rPr>
                 <w:rStyle w:val="Hipervnculo"/>
                 <w:noProof/>
               </w:rPr>
-              <w:t>2.1.2 PREPARACIÓN DEL DATASET</w:t>
+              <w:t>2.1.2 APRENDIZAJE CONJUNTO</w:t>
             </w:r>
             <w:r>
               <w:rPr>
@@ -2290,7 +2290,7 @@
                 <w:noProof/>
                 <w:webHidden/>
               </w:rPr>
-              <w:instrText xml:space="preserve"> PAGEREF _Toc219457211 \h </w:instrText>
+              <w:instrText xml:space="preserve"> PAGEREF _Toc220059886 \h </w:instrText>
             </w:r>
             <w:r>
               <w:rPr>
@@ -2336,13 +2336,13 @@
               <w14:ligatures w14:val="standardContextual"/>
             </w:rPr>
           </w:pPr>
-          <w:hyperlink w:anchor="_Toc219457212" w:history="1">
+          <w:hyperlink w:anchor="_Toc220059887" w:history="1">
             <w:r>
               <w:rPr>
                 <w:rStyle w:val="Hipervnculo"/>
                 <w:noProof/>
               </w:rPr>
-              <w:t>2.1.3 SIMPLE TREE</w:t>
+              <w:t>2.1.3 PREPARACIÓN DEL DATASET</w:t>
             </w:r>
             <w:r>
               <w:rPr>
@@ -2363,7 +2363,7 @@
                 <w:noProof/>
                 <w:webHidden/>
               </w:rPr>
-              <w:instrText xml:space="preserve"> PAGEREF _Toc219457212 \h </w:instrText>
+              <w:instrText xml:space="preserve"> PAGEREF _Toc220059887 \h </w:instrText>
             </w:r>
             <w:r>
               <w:rPr>
@@ -2383,7 +2383,7 @@
                 <w:noProof/>
                 <w:webHidden/>
               </w:rPr>
-              <w:t>24</w:t>
+              <w:t>22</w:t>
             </w:r>
             <w:r>
               <w:rPr>
@@ -2409,13 +2409,13 @@
               <w14:ligatures w14:val="standardContextual"/>
             </w:rPr>
           </w:pPr>
-          <w:hyperlink w:anchor="_Toc219457213" w:history="1">
+          <w:hyperlink w:anchor="_Toc220059888" w:history="1">
             <w:r>
               <w:rPr>
                 <w:rStyle w:val="Hipervnculo"/>
                 <w:noProof/>
               </w:rPr>
-              <w:t>2.1.4 HERRAMIENTAS</w:t>
+              <w:t>2.1.4 SIMPLE TREE</w:t>
             </w:r>
             <w:r>
               <w:rPr>
@@ -2436,7 +2436,7 @@
                 <w:noProof/>
                 <w:webHidden/>
               </w:rPr>
-              <w:instrText xml:space="preserve"> PAGEREF _Toc219457213 \h </w:instrText>
+              <w:instrText xml:space="preserve"> PAGEREF _Toc220059888 \h </w:instrText>
             </w:r>
             <w:r>
               <w:rPr>
@@ -2456,78 +2456,7 @@
                 <w:noProof/>
                 <w:webHidden/>
               </w:rPr>
-              <w:t>26</w:t>
-            </w:r>
-            <w:r>
-              <w:rPr>
-                <w:noProof/>
-                <w:webHidden/>
-              </w:rPr>
-              <w:fldChar w:fldCharType="end"/>
-            </w:r>
-          </w:hyperlink>
-        </w:p>
-        <w:p>
-          <w:pPr>
-            <w:pStyle w:val="TDC2"/>
-            <w:tabs>
-              <w:tab w:val="right" w:leader="dot" w:pos="8494"/>
-            </w:tabs>
-            <w:rPr>
-              <w:rFonts w:asciiTheme="minorHAnsi" w:eastAsiaTheme="minorEastAsia" w:hAnsiTheme="minorHAnsi" w:cstheme="minorBidi"/>
-              <w:noProof/>
-              <w:kern w:val="2"/>
-              <w14:ligatures w14:val="standardContextual"/>
-            </w:rPr>
-          </w:pPr>
-          <w:hyperlink w:anchor="_Toc219457214" w:history="1">
-            <w:r>
-              <w:rPr>
-                <w:rStyle w:val="Hipervnculo"/>
-                <w:noProof/>
-              </w:rPr>
-              <w:t>2.2 MODELADO</w:t>
-            </w:r>
-            <w:r>
-              <w:rPr>
-                <w:noProof/>
-                <w:webHidden/>
-              </w:rPr>
-              <w:tab/>
-            </w:r>
-            <w:r>
-              <w:rPr>
-                <w:noProof/>
-                <w:webHidden/>
-              </w:rPr>
-              <w:fldChar w:fldCharType="begin"/>
-            </w:r>
-            <w:r>
-              <w:rPr>
-                <w:noProof/>
-                <w:webHidden/>
-              </w:rPr>
-              <w:instrText xml:space="preserve"> PAGEREF _Toc219457214 \h </w:instrText>
-            </w:r>
-            <w:r>
-              <w:rPr>
-                <w:noProof/>
-                <w:webHidden/>
-              </w:rPr>
-            </w:r>
-            <w:r>
-              <w:rPr>
-                <w:noProof/>
-                <w:webHidden/>
-              </w:rPr>
-              <w:fldChar w:fldCharType="separate"/>
-            </w:r>
-            <w:r>
-              <w:rPr>
-                <w:noProof/>
-                <w:webHidden/>
-              </w:rPr>
-              <w:t>27</w:t>
+              <w:t>25</w:t>
             </w:r>
             <w:r>
               <w:rPr>
@@ -2553,13 +2482,13 @@
               <w14:ligatures w14:val="standardContextual"/>
             </w:rPr>
           </w:pPr>
-          <w:hyperlink w:anchor="_Toc219457215" w:history="1">
+          <w:hyperlink w:anchor="_Toc220059889" w:history="1">
             <w:r>
               <w:rPr>
                 <w:rStyle w:val="Hipervnculo"/>
                 <w:noProof/>
               </w:rPr>
-              <w:t>2.2.1 ESCALADO</w:t>
+              <w:t>2.1.5 HERRAMIENTAS</w:t>
             </w:r>
             <w:r>
               <w:rPr>
@@ -2580,7 +2509,7 @@
                 <w:noProof/>
                 <w:webHidden/>
               </w:rPr>
-              <w:instrText xml:space="preserve"> PAGEREF _Toc219457215 \h </w:instrText>
+              <w:instrText xml:space="preserve"> PAGEREF _Toc220059889 \h </w:instrText>
             </w:r>
             <w:r>
               <w:rPr>
@@ -2600,7 +2529,78 @@
                 <w:noProof/>
                 <w:webHidden/>
               </w:rPr>
-              <w:t>29</w:t>
+              <w:t>27</w:t>
+            </w:r>
+            <w:r>
+              <w:rPr>
+                <w:noProof/>
+                <w:webHidden/>
+              </w:rPr>
+              <w:fldChar w:fldCharType="end"/>
+            </w:r>
+          </w:hyperlink>
+        </w:p>
+        <w:p>
+          <w:pPr>
+            <w:pStyle w:val="TDC2"/>
+            <w:tabs>
+              <w:tab w:val="right" w:leader="dot" w:pos="8494"/>
+            </w:tabs>
+            <w:rPr>
+              <w:rFonts w:asciiTheme="minorHAnsi" w:eastAsiaTheme="minorEastAsia" w:hAnsiTheme="minorHAnsi" w:cstheme="minorBidi"/>
+              <w:noProof/>
+              <w:kern w:val="2"/>
+              <w14:ligatures w14:val="standardContextual"/>
+            </w:rPr>
+          </w:pPr>
+          <w:hyperlink w:anchor="_Toc220059890" w:history="1">
+            <w:r>
+              <w:rPr>
+                <w:rStyle w:val="Hipervnculo"/>
+                <w:noProof/>
+              </w:rPr>
+              <w:t>2.2 MODELADO</w:t>
+            </w:r>
+            <w:r>
+              <w:rPr>
+                <w:noProof/>
+                <w:webHidden/>
+              </w:rPr>
+              <w:tab/>
+            </w:r>
+            <w:r>
+              <w:rPr>
+                <w:noProof/>
+                <w:webHidden/>
+              </w:rPr>
+              <w:fldChar w:fldCharType="begin"/>
+            </w:r>
+            <w:r>
+              <w:rPr>
+                <w:noProof/>
+                <w:webHidden/>
+              </w:rPr>
+              <w:instrText xml:space="preserve"> PAGEREF _Toc220059890 \h </w:instrText>
+            </w:r>
+            <w:r>
+              <w:rPr>
+                <w:noProof/>
+                <w:webHidden/>
+              </w:rPr>
+            </w:r>
+            <w:r>
+              <w:rPr>
+                <w:noProof/>
+                <w:webHidden/>
+              </w:rPr>
+              <w:fldChar w:fldCharType="separate"/>
+            </w:r>
+            <w:r>
+              <w:rPr>
+                <w:noProof/>
+                <w:webHidden/>
+              </w:rPr>
+              <w:t>28</w:t>
             </w:r>
             <w:r>
               <w:rPr>
@@ -2626,13 +2626,13 @@
               <w14:ligatures w14:val="standardContextual"/>
             </w:rPr>
           </w:pPr>
-          <w:hyperlink w:anchor="_Toc219457216" w:history="1">
+          <w:hyperlink w:anchor="_Toc220059891" w:history="1">
             <w:r>
               <w:rPr>
                 <w:rStyle w:val="Hipervnculo"/>
                 <w:noProof/>
               </w:rPr>
-              <w:t>2.2.2 ENTRENAMIENTO</w:t>
+              <w:t>2.2.1 ESCALADO</w:t>
             </w:r>
             <w:r>
               <w:rPr>
@@ -2653,7 +2653,7 @@
                 <w:noProof/>
                 <w:webHidden/>
               </w:rPr>
-              <w:instrText xml:space="preserve"> PAGEREF _Toc219457216 \h </w:instrText>
+              <w:instrText xml:space="preserve"> PAGEREF _Toc220059891 \h </w:instrText>
             </w:r>
             <w:r>
               <w:rPr>
@@ -2673,7 +2673,7 @@
                 <w:noProof/>
                 <w:webHidden/>
               </w:rPr>
-              <w:t>31</w:t>
+              <w:t>29</w:t>
             </w:r>
             <w:r>
               <w:rPr>
@@ -2699,13 +2699,13 @@
               <w14:ligatures w14:val="standardContextual"/>
             </w:rPr>
           </w:pPr>
-          <w:hyperlink w:anchor="_Toc219457217" w:history="1">
+          <w:hyperlink w:anchor="_Toc220059892" w:history="1">
             <w:r>
               <w:rPr>
                 <w:rStyle w:val="Hipervnculo"/>
                 <w:noProof/>
               </w:rPr>
-              <w:t>2.2.3 OVERFITTING</w:t>
+              <w:t>2.2.2 ENTRENAMIENTO</w:t>
             </w:r>
             <w:r>
               <w:rPr>
@@ -2726,7 +2726,7 @@
                 <w:noProof/>
                 <w:webHidden/>
               </w:rPr>
-              <w:instrText xml:space="preserve"> PAGEREF _Toc219457217 \h </w:instrText>
+              <w:instrText xml:space="preserve"> PAGEREF _Toc220059892 \h </w:instrText>
             </w:r>
             <w:r>
               <w:rPr>
@@ -2746,78 +2746,7 @@
                 <w:noProof/>
                 <w:webHidden/>
               </w:rPr>
-              <w:t>32</w:t>
-            </w:r>
-            <w:r>
-              <w:rPr>
-                <w:noProof/>
-                <w:webHidden/>
-              </w:rPr>
-              <w:fldChar w:fldCharType="end"/>
-            </w:r>
-          </w:hyperlink>
-        </w:p>
-        <w:p>
-          <w:pPr>
-            <w:pStyle w:val="TDC2"/>
-            <w:tabs>
-              <w:tab w:val="right" w:leader="dot" w:pos="8494"/>
-            </w:tabs>
-            <w:rPr>
-              <w:rFonts w:asciiTheme="minorHAnsi" w:eastAsiaTheme="minorEastAsia" w:hAnsiTheme="minorHAnsi" w:cstheme="minorBidi"/>
-              <w:noProof/>
-              <w:kern w:val="2"/>
-              <w14:ligatures w14:val="standardContextual"/>
-            </w:rPr>
-          </w:pPr>
-          <w:hyperlink w:anchor="_Toc219457218" w:history="1">
-            <w:r>
-              <w:rPr>
-                <w:rStyle w:val="Hipervnculo"/>
-                <w:noProof/>
-              </w:rPr>
-              <w:t>2.3 PREDICCIÓN</w:t>
-            </w:r>
-            <w:r>
-              <w:rPr>
-                <w:noProof/>
-                <w:webHidden/>
-              </w:rPr>
-              <w:tab/>
-            </w:r>
-            <w:r>
-              <w:rPr>
-                <w:noProof/>
-                <w:webHidden/>
-              </w:rPr>
-              <w:fldChar w:fldCharType="begin"/>
-            </w:r>
-            <w:r>
-              <w:rPr>
-                <w:noProof/>
-                <w:webHidden/>
-              </w:rPr>
-              <w:instrText xml:space="preserve"> PAGEREF _Toc219457218 \h </w:instrText>
-            </w:r>
-            <w:r>
-              <w:rPr>
-                <w:noProof/>
-                <w:webHidden/>
-              </w:rPr>
-            </w:r>
-            <w:r>
-              <w:rPr>
-                <w:noProof/>
-                <w:webHidden/>
-              </w:rPr>
-              <w:fldChar w:fldCharType="separate"/>
-            </w:r>
-            <w:r>
-              <w:rPr>
-                <w:noProof/>
-                <w:webHidden/>
-              </w:rPr>
-              <w:t>34</w:t>
+              <w:t>31</w:t>
             </w:r>
             <w:r>
               <w:rPr>
@@ -2843,13 +2772,13 @@
               <w14:ligatures w14:val="standardContextual"/>
             </w:rPr>
           </w:pPr>
-          <w:hyperlink w:anchor="_Toc219457219" w:history="1">
+          <w:hyperlink w:anchor="_Toc220059893" w:history="1">
             <w:r>
               <w:rPr>
                 <w:rStyle w:val="Hipervnculo"/>
                 <w:noProof/>
               </w:rPr>
-              <w:t>2.3.1 REPRESENTACIÓN GRÁFICA</w:t>
+              <w:t>2.2.3 OVERFITTING</w:t>
             </w:r>
             <w:r>
               <w:rPr>
@@ -2870,7 +2799,78 @@
                 <w:noProof/>
                 <w:webHidden/>
               </w:rPr>
-              <w:instrText xml:space="preserve"> PAGEREF _Toc219457219 \h </w:instrText>
+              <w:instrText xml:space="preserve"> PAGEREF _Toc220059893 \h </w:instrText>
+            </w:r>
+            <w:r>
+              <w:rPr>
+                <w:noProof/>
+                <w:webHidden/>
+              </w:rPr>
+            </w:r>
+            <w:r>
+              <w:rPr>
+                <w:noProof/>
+                <w:webHidden/>
+              </w:rPr>
+              <w:fldChar w:fldCharType="separate"/>
+            </w:r>
+            <w:r>
+              <w:rPr>
+                <w:noProof/>
+                <w:webHidden/>
+              </w:rPr>
+              <w:t>32</w:t>
+            </w:r>
+            <w:r>
+              <w:rPr>
+                <w:noProof/>
+                <w:webHidden/>
+              </w:rPr>
+              <w:fldChar w:fldCharType="end"/>
+            </w:r>
+          </w:hyperlink>
+        </w:p>
+        <w:p>
+          <w:pPr>
+            <w:pStyle w:val="TDC2"/>
+            <w:tabs>
+              <w:tab w:val="right" w:leader="dot" w:pos="8494"/>
+            </w:tabs>
+            <w:rPr>
+              <w:rFonts w:asciiTheme="minorHAnsi" w:eastAsiaTheme="minorEastAsia" w:hAnsiTheme="minorHAnsi" w:cstheme="minorBidi"/>
+              <w:noProof/>
+              <w:kern w:val="2"/>
+              <w14:ligatures w14:val="standardContextual"/>
+            </w:rPr>
+          </w:pPr>
+          <w:hyperlink w:anchor="_Toc220059894" w:history="1">
+            <w:r>
+              <w:rPr>
+                <w:rStyle w:val="Hipervnculo"/>
+                <w:noProof/>
+              </w:rPr>
+              <w:t>2.3 PREDICCIÓN</w:t>
+            </w:r>
+            <w:r>
+              <w:rPr>
+                <w:noProof/>
+                <w:webHidden/>
+              </w:rPr>
+              <w:tab/>
+            </w:r>
+            <w:r>
+              <w:rPr>
+                <w:noProof/>
+                <w:webHidden/>
+              </w:rPr>
+              <w:fldChar w:fldCharType="begin"/>
+            </w:r>
+            <w:r>
+              <w:rPr>
+                <w:noProof/>
+                <w:webHidden/>
+              </w:rPr>
+              <w:instrText xml:space="preserve"> PAGEREF _Toc220059894 \h </w:instrText>
             </w:r>
             <w:r>
               <w:rPr>
@@ -2916,13 +2916,13 @@
               <w14:ligatures w14:val="standardContextual"/>
             </w:rPr>
           </w:pPr>
-          <w:hyperlink w:anchor="_Toc219457220" w:history="1">
+          <w:hyperlink w:anchor="_Toc220059895" w:history="1">
             <w:r>
               <w:rPr>
                 <w:rStyle w:val="Hipervnculo"/>
                 <w:noProof/>
               </w:rPr>
-              <w:t>2.3.2 MÉTRICAS DE PREDICCIÓN</w:t>
+              <w:t>2.3.1 REPRESENTACIÓN GRÁFICA</w:t>
             </w:r>
             <w:r>
               <w:rPr>
@@ -2943,7 +2943,7 @@
                 <w:noProof/>
                 <w:webHidden/>
               </w:rPr>
-              <w:instrText xml:space="preserve"> PAGEREF _Toc219457220 \h </w:instrText>
+              <w:instrText xml:space="preserve"> PAGEREF _Toc220059895 \h </w:instrText>
             </w:r>
             <w:r>
               <w:rPr>
@@ -2963,7 +2963,80 @@
                 <w:noProof/>
                 <w:webHidden/>
               </w:rPr>
-              <w:t>37</w:t>
+              <w:t>34</w:t>
+            </w:r>
+            <w:r>
+              <w:rPr>
+                <w:noProof/>
+                <w:webHidden/>
+              </w:rPr>
+              <w:fldChar w:fldCharType="end"/>
+            </w:r>
+          </w:hyperlink>
+        </w:p>
+        <w:p>
+          <w:pPr>
+            <w:pStyle w:val="TDC3"/>
+            <w:tabs>
+              <w:tab w:val="right" w:leader="dot" w:pos="8494"/>
+            </w:tabs>
+            <w:rPr>
+              <w:rFonts w:cstheme="minorBidi"/>
+              <w:noProof/>
+              <w:kern w:val="2"/>
+              <w:sz w:val="24"/>
+              <w:szCs w:val="24"/>
+              <w14:ligatures w14:val="standardContextual"/>
+            </w:rPr>
+          </w:pPr>
+          <w:hyperlink w:anchor="_Toc220059896" w:history="1">
+            <w:r>
+              <w:rPr>
+                <w:rStyle w:val="Hipervnculo"/>
+                <w:noProof/>
+              </w:rPr>
+              <w:t>2.3.2 MÉTRICAS DE PREDICCIÓN</w:t>
+            </w:r>
+            <w:r>
+              <w:rPr>
+                <w:noProof/>
+                <w:webHidden/>
+              </w:rPr>
+              <w:tab/>
+            </w:r>
+            <w:r>
+              <w:rPr>
+                <w:noProof/>
+                <w:webHidden/>
+              </w:rPr>
+              <w:fldChar w:fldCharType="begin"/>
+            </w:r>
+            <w:r>
+              <w:rPr>
+                <w:noProof/>
+                <w:webHidden/>
+              </w:rPr>
+              <w:instrText xml:space="preserve"> PAGEREF _Toc220059896 \h </w:instrText>
+            </w:r>
+            <w:r>
+              <w:rPr>
+                <w:noProof/>
+                <w:webHidden/>
+              </w:rPr>
+            </w:r>
+            <w:r>
+              <w:rPr>
+                <w:noProof/>
+                <w:webHidden/>
+              </w:rPr>
+              <w:fldChar w:fldCharType="separate"/>
+            </w:r>
+            <w:r>
+              <w:rPr>
+                <w:noProof/>
+                <w:webHidden/>
+              </w:rPr>
+              <w:t>38</w:t>
             </w:r>
             <w:r>
               <w:rPr>
@@ -2987,7 +3060,7 @@
               <w14:ligatures w14:val="standardContextual"/>
             </w:rPr>
           </w:pPr>
-          <w:hyperlink w:anchor="_Toc219457221" w:history="1">
+          <w:hyperlink w:anchor="_Toc220059897" w:history="1">
             <w:r>
               <w:rPr>
                 <w:rStyle w:val="Hipervnculo"/>
@@ -3014,7 +3087,7 @@
                 <w:noProof/>
                 <w:webHidden/>
               </w:rPr>
-              <w:instrText xml:space="preserve"> PAGEREF _Toc219457221 \h </w:instrText>
+              <w:instrText xml:space="preserve"> PAGEREF _Toc220059897 \h </w:instrText>
             </w:r>
             <w:r>
               <w:rPr>
@@ -3058,7 +3131,7 @@
               <w14:ligatures w14:val="standardContextual"/>
             </w:rPr>
           </w:pPr>
-          <w:hyperlink w:anchor="_Toc219457222" w:history="1">
+          <w:hyperlink w:anchor="_Toc220059898" w:history="1">
             <w:r>
               <w:rPr>
                 <w:rStyle w:val="Hipervnculo"/>
@@ -3087,7 +3160,7 @@
                 <w:noProof/>
                 <w:webHidden/>
               </w:rPr>
-              <w:instrText xml:space="preserve"> PAGEREF _Toc219457222 \h </w:instrText>
+              <w:instrText xml:space="preserve"> PAGEREF _Toc220059898 \h </w:instrText>
             </w:r>
             <w:r>
               <w:rPr>
@@ -3131,7 +3204,7 @@
               <w14:ligatures w14:val="standardContextual"/>
             </w:rPr>
           </w:pPr>
-          <w:hyperlink w:anchor="_Toc219457223" w:history="1">
+          <w:hyperlink w:anchor="_Toc220059899" w:history="1">
             <w:r>
               <w:rPr>
                 <w:rStyle w:val="Hipervnculo"/>
@@ -3160,7 +3233,7 @@
                 <w:noProof/>
                 <w:webHidden/>
               </w:rPr>
-              <w:instrText xml:space="preserve"> PAGEREF _Toc219457223 \h </w:instrText>
+              <w:instrText xml:space="preserve"> PAGEREF _Toc220059899 \h </w:instrText>
             </w:r>
             <w:r>
               <w:rPr>
@@ -3204,7 +3277,7 @@
               <w14:ligatures w14:val="standardContextual"/>
             </w:rPr>
           </w:pPr>
-          <w:hyperlink w:anchor="_Toc219457224" w:history="1">
+          <w:hyperlink w:anchor="_Toc220059900" w:history="1">
             <w:r>
               <w:rPr>
                 <w:rStyle w:val="Hipervnculo"/>
@@ -3234,7 +3307,7 @@
                 <w:noProof/>
                 <w:webHidden/>
               </w:rPr>
-              <w:instrText xml:space="preserve"> PAGEREF _Toc219457224 \h </w:instrText>
+              <w:instrText xml:space="preserve"> PAGEREF _Toc220059900 \h </w:instrText>
             </w:r>
             <w:r>
               <w:rPr>
@@ -4066,28 +4139,13 @@
     </w:p>
     <w:p>
       <w:pPr>
-        <w:tabs>
-          <w:tab w:val="left" w:pos="3686"/>
-          <w:tab w:val="left" w:pos="4035"/>
-          <w:tab w:val="right" w:pos="8456"/>
-          <w:tab w:val="left" w:pos="4035"/>
-        </w:tabs>
+        <w:pStyle w:val="Ttulo1"/>
         <w:rPr>
           <w:b/>
           <w:bCs/>
-          <w:sz w:val="28"/>
-        </w:rPr>
-      </w:pPr>
-    </w:p>
-    <w:p>
-      <w:pPr>
-        <w:pStyle w:val="Ttulo1"/>
-        <w:rPr>
-          <w:b/>
-          <w:bCs/>
-        </w:rPr>
-      </w:pPr>
-      <w:bookmarkStart w:id="0" w:name="_Toc219457199"/>
+        </w:rPr>
+      </w:pPr>
+      <w:bookmarkStart w:id="0" w:name="_Toc220059874"/>
       <w:r>
         <w:rPr>
           <w:b/>
@@ -4387,7 +4445,7 @@
           <w:lang w:val="en-US"/>
         </w:rPr>
       </w:pPr>
-      <w:bookmarkStart w:id="1" w:name="_Toc219457200"/>
+      <w:bookmarkStart w:id="1" w:name="_Toc220059875"/>
       <w:r>
         <w:rPr>
           <w:b/>
@@ -5382,7 +5440,7 @@
           <w:bCs/>
         </w:rPr>
       </w:pPr>
-      <w:bookmarkStart w:id="2" w:name="_Toc219457201"/>
+      <w:bookmarkStart w:id="2" w:name="_Toc220059876"/>
       <w:r>
         <w:rPr>
           <w:b/>
@@ -5412,7 +5470,7 @@
       <w:pPr>
         <w:pStyle w:val="Ttulo2"/>
       </w:pPr>
-      <w:bookmarkStart w:id="3" w:name="_Toc219457202"/>
+      <w:bookmarkStart w:id="3" w:name="_Toc220059877"/>
       <w:r>
         <w:t xml:space="preserve">1.1 </w:t>
       </w:r>
@@ -7454,7 +7512,7 @@
         <w:fldChar w:fldCharType="begin"/>
       </w:r>
       <w:r>
-        <w:instrText xml:space="preserve"> ADDIN ZOTERO_ITEM CSL_CITATION {"citationID":"uomoh86d","properties":{"formattedCitation":"[1]","plainCitation":"[1]","noteIndex":0},"citationItems":[{"id":41,"uris":["http://zotero.org/users/local/PHqdJ13A/items/HNXHTNDV"],"itemData":{"id":41,"type":"paper-conference","container-title":"2025 IEEE International Conference on Engineering, Technology, and Innovation (ICE/ITMC)","DOI":"10.1109/ICE/ITMC65658.2025.11106527","event-place":"Valencia, Spain","event-title":"2025 IEEE International Conference on Engineering, Technology, and Innovation (ICE/ITMC)","ISBN":"979-8-3315-8534-1","license":"https://doi.org/10.15223/policy-029","page":"1-10","publisher":"IEEE","publisher-place":"Valencia, Spain","source":"DOI.org (Crossref)","title":"Energy Flexibility Optimization in Industry: A Hybrid Approach with Synthetic Data Evaluation","title-short":"Energy Flexibility Optimization in Industry","URL":"https://ieeexplore.ieee.org/document/11106527/","author":[{"family":"Castán-Lascorz","given":"Miguel A."},{"family":"Mselle","given":"Boniface Dominick"},{"family":"Zabaleta","given":"Laureana Luciani"},{"family":"León","given":"Martin"},{"family":"Arroyo","given":"Jorge"}],"accessed":{"date-parts":[["2025",11,6]]},"issued":{"date-parts":[["2025",6,16]]}}}],"schema":"https://github.com/citation-style-language/schema/raw/master/csl-citation.json"} </w:instrText>
+        <w:instrText xml:space="preserve"> ADDIN ZOTERO_ITEM CSL_CITATION {"citationID":"uomoh86d","properties":{"formattedCitation":"[1]","plainCitation":"[1]","noteIndex":0},"citationItems":[{"id":41,"uris":["http://zotero.org/users/local/PHqdJ13A/items/HNXHTNDV"],"itemData":{"id":41,"type":"paper-conference","container-title":"2025 IEEE International Conference on Engineering, Technology, and Innovation (ICE/ITMC)","DOI":"10.1109/ICE/ITMC65658.2025.11106527","event-title":"2025 IEEE International Conference on Engineering, Technology, and Innovation (ICE/ITMC)","ISBN":"979-8-3315-8534-1","license":"https://doi.org/10.15223/policy-029","page":"1-10","publisher":"IEEE","publisher-place":"Valencia, Spain","source":"DOI.org (Crossref)","title":"Energy Flexibility Optimization in Industry: A Hybrid Approach with Synthetic Data Evaluation","title-short":"Energy Flexibility Optimization in Industry","URL":"https://ieeexplore.ieee.org/document/11106527/","author":[{"family":"Castán-Lascorz","given":"Miguel A."},{"family":"Mselle","given":"Boniface Dominick"},{"family":"Zabaleta","given":"Laureana Luciani"},{"family":"León","given":"Martin"},{"family":"Arroyo","given":"Jorge"}],"accessed":{"date-parts":[["2025",11,6]]},"issued":{"date-parts":[["2025",6,16]]}}}],"schema":"https://github.com/citation-style-language/schema/raw/master/csl-citation.json"} </w:instrText>
       </w:r>
       <w:r>
         <w:fldChar w:fldCharType="separate"/>
@@ -9284,7 +9342,7 @@
       <w:pPr>
         <w:pStyle w:val="Ttulo2"/>
       </w:pPr>
-      <w:bookmarkStart w:id="4" w:name="_Toc219457203"/>
+      <w:bookmarkStart w:id="4" w:name="_Toc220059878"/>
       <w:r>
         <w:t>1.2</w:t>
       </w:r>
@@ -10500,7 +10558,7 @@
       <w:pPr>
         <w:pStyle w:val="Ttulo3"/>
       </w:pPr>
-      <w:bookmarkStart w:id="5" w:name="_Toc219457204"/>
+      <w:bookmarkStart w:id="5" w:name="_Toc220059879"/>
       <w:r>
         <w:t>1.</w:t>
       </w:r>
@@ -10764,6 +10822,7 @@
         <w:t xml:space="preserve"> - Evolución del porcentaje de aportación a la energía eléctrica                             Fuente: ree.es</w:t>
       </w:r>
     </w:p>
+    <w:p/>
     <w:p>
       <w:pPr>
         <w:spacing w:line="276" w:lineRule="auto"/>
@@ -10881,14 +10940,18 @@
           <w:b/>
           <w:bCs/>
         </w:rPr>
-        <w:t>istemas de almacenamiento de energía en baterías</w:t>
-      </w:r>
-      <w:r>
-        <w:t xml:space="preserve"> (BESS). Estas instalaciones permiten la </w:t>
-      </w:r>
-      <w:r>
+        <w:t xml:space="preserve">istemas </w:t>
+      </w:r>
+      <w:r>
+        <w:rPr>
+          <w:b/>
+          <w:bCs/>
+        </w:rPr>
         <w:lastRenderedPageBreak/>
-        <w:t>distribución equilibrada de la energía, estabilizando los precios de la energía solar. Por otro lado, es interesante la posibilidad de hibridar la fotovoltaica con otra fuente de energía renovable, como la eólica. De esta forma, la instalación puede seguir generando energía aun cuando las condiciones atmosféricas imposibiliten la producción de una de las dos fuentes. La tramitación para proyectos de este tipo varía según qu</w:t>
+        <w:t>de almacenamiento de energía en baterías</w:t>
+      </w:r>
+      <w:r>
+        <w:t xml:space="preserve"> (BESS). Estas instalaciones permiten la distribución equilibrada de la energía, estabilizando los precios de la energía solar. Por otro lado, es interesante la posibilidad de hibridar la fotovoltaica con otra fuente de energía renovable, como la eólica. De esta forma, la instalación puede seguir generando energía aun cuando las condiciones atmosféricas imposibiliten la producción de una de las dos fuentes. La tramitación para proyectos de este tipo varía según qu</w:t>
       </w:r>
       <w:r>
         <w:t>é</w:t>
@@ -10929,7 +10992,7 @@
       <w:pPr>
         <w:pStyle w:val="Ttulo3"/>
       </w:pPr>
-      <w:bookmarkStart w:id="6" w:name="_Toc219457205"/>
+      <w:bookmarkStart w:id="6" w:name="_Toc220059880"/>
       <w:r>
         <w:t>1.</w:t>
       </w:r>
@@ -11079,7 +11142,6 @@
       </w:r>
     </w:p>
     <w:p/>
-    <w:p/>
     <w:p>
       <w:pPr>
         <w:spacing w:line="276" w:lineRule="auto"/>
@@ -11271,7 +11333,7 @@
       <w:pPr>
         <w:pStyle w:val="Ttulo3"/>
       </w:pPr>
-      <w:bookmarkStart w:id="7" w:name="_Toc219457206"/>
+      <w:bookmarkStart w:id="7" w:name="_Toc220059881"/>
       <w:r>
         <w:t>1.</w:t>
       </w:r>
@@ -11587,7 +11649,7 @@
       <w:pPr>
         <w:pStyle w:val="Ttulo2"/>
       </w:pPr>
-      <w:bookmarkStart w:id="8" w:name="_Toc219457207"/>
+      <w:bookmarkStart w:id="8" w:name="_Toc220059882"/>
       <w:r>
         <w:t>1.</w:t>
       </w:r>
@@ -11641,6 +11703,10 @@
         <w:spacing w:line="276" w:lineRule="auto"/>
         <w:jc w:val="both"/>
       </w:pPr>
+      <w:r>
+        <w:lastRenderedPageBreak/>
+        <w:t>El desarrollo del proyecto se ha dividido en cinco fases: iniciación, planificación, ejecución, seguimiento y cierre. Durante la iniciación, se definieron los objetivos y el alcance del proyecto. En la planificación, se desarrolló el cronograma y se identificaron los recursos necesarios para la ejecución, como los datasets y la documentación del modelo. En la ejecución se desarrollaron las funcionalidades del modelo, se entrenó, probó y validó el funcionamiento del modelo predictivo. El seguimiento fue una fase que transcurrió durante todo el proyecto, encargada de revisar y corregir el progreso. Finalmente, en el cierre se recogieron las conclusiones y posibles pasos futuros que tiene el problema. A continuación, el cronograma del proyecto:</w:t>
+      </w:r>
     </w:p>
     <w:p>
       <w:pPr>
@@ -11653,6 +11719,52 @@
         <w:spacing w:line="276" w:lineRule="auto"/>
         <w:jc w:val="both"/>
       </w:pPr>
+      <w:r>
+        <w:rPr>
+          <w:noProof/>
+        </w:rPr>
+        <w:drawing>
+          <wp:inline distT="0" distB="0" distL="0" distR="0" wp14:anchorId="015F07C1" wp14:editId="35CDE52A">
+            <wp:extent cx="5400040" cy="2635250"/>
+            <wp:effectExtent l="0" t="0" r="0" b="0"/>
+            <wp:docPr id="826311227" name="Imagen 1" descr="Aplicación&#10;&#10;El contenido generado por IA puede ser incorrecto."/>
+            <wp:cNvGraphicFramePr>
+              <a:graphicFrameLocks xmlns:a="http://schemas.openxmlformats.org/drawingml/2006/main" noChangeAspect="1"/>
+            </wp:cNvGraphicFramePr>
+            <a:graphic xmlns:a="http://schemas.openxmlformats.org/drawingml/2006/main">
+              <a:graphicData uri="http://schemas.openxmlformats.org/drawingml/2006/picture">
+                <pic:pic xmlns:pic="http://schemas.openxmlformats.org/drawingml/2006/picture">
+                  <pic:nvPicPr>
+                    <pic:cNvPr id="826311227" name="Imagen 1" descr="Aplicación&#10;&#10;El contenido generado por IA puede ser incorrecto."/>
+                    <pic:cNvPicPr/>
+                  </pic:nvPicPr>
+                  <pic:blipFill>
+                    <a:blip r:embed="rId17">
+                      <a:extLst>
+                        <a:ext uri="{28A0092B-C50C-407E-A947-70E740481C1C}">
+                          <a14:useLocalDpi xmlns:a14="http://schemas.microsoft.com/office/drawing/2010/main" val="0"/>
+                        </a:ext>
+                      </a:extLst>
+                    </a:blip>
+                    <a:stretch>
+                      <a:fillRect/>
+                    </a:stretch>
+                  </pic:blipFill>
+                  <pic:spPr>
+                    <a:xfrm>
+                      <a:off x="0" y="0"/>
+                      <a:ext cx="5400040" cy="2635250"/>
+                    </a:xfrm>
+                    <a:prstGeom prst="rect">
+                      <a:avLst/>
+                    </a:prstGeom>
+                  </pic:spPr>
+                </pic:pic>
+              </a:graphicData>
+            </a:graphic>
+          </wp:inline>
+        </w:drawing>
+      </w:r>
     </w:p>
     <w:p>
       <w:pPr>
@@ -11665,168 +11777,52 @@
         <w:spacing w:line="276" w:lineRule="auto"/>
         <w:jc w:val="both"/>
       </w:pPr>
-    </w:p>
-    <w:p>
-      <w:pPr>
-        <w:spacing w:line="276" w:lineRule="auto"/>
-        <w:jc w:val="both"/>
-      </w:pPr>
-    </w:p>
-    <w:p>
-      <w:pPr>
-        <w:spacing w:line="276" w:lineRule="auto"/>
-        <w:jc w:val="both"/>
-      </w:pPr>
-    </w:p>
-    <w:p>
-      <w:pPr>
-        <w:spacing w:line="276" w:lineRule="auto"/>
-        <w:jc w:val="both"/>
-      </w:pPr>
-    </w:p>
-    <w:p>
-      <w:pPr>
-        <w:spacing w:line="276" w:lineRule="auto"/>
-        <w:jc w:val="both"/>
-      </w:pPr>
-    </w:p>
-    <w:p>
-      <w:pPr>
-        <w:spacing w:line="276" w:lineRule="auto"/>
-        <w:jc w:val="both"/>
-      </w:pPr>
-    </w:p>
-    <w:p>
-      <w:pPr>
-        <w:spacing w:line="276" w:lineRule="auto"/>
-        <w:jc w:val="both"/>
-      </w:pPr>
-    </w:p>
-    <w:p>
-      <w:pPr>
-        <w:spacing w:line="276" w:lineRule="auto"/>
-        <w:jc w:val="both"/>
-      </w:pPr>
-    </w:p>
-    <w:p>
-      <w:pPr>
-        <w:spacing w:line="276" w:lineRule="auto"/>
-        <w:jc w:val="both"/>
-      </w:pPr>
-    </w:p>
-    <w:p>
-      <w:pPr>
-        <w:spacing w:line="276" w:lineRule="auto"/>
-        <w:jc w:val="both"/>
-      </w:pPr>
-    </w:p>
-    <w:p>
-      <w:pPr>
-        <w:spacing w:line="276" w:lineRule="auto"/>
-        <w:jc w:val="both"/>
-      </w:pPr>
-    </w:p>
-    <w:p>
-      <w:pPr>
-        <w:spacing w:line="276" w:lineRule="auto"/>
-        <w:jc w:val="both"/>
-      </w:pPr>
-    </w:p>
-    <w:p>
-      <w:pPr>
-        <w:spacing w:line="276" w:lineRule="auto"/>
-        <w:jc w:val="both"/>
-      </w:pPr>
-    </w:p>
-    <w:p>
-      <w:pPr>
-        <w:spacing w:line="276" w:lineRule="auto"/>
-        <w:jc w:val="both"/>
-      </w:pPr>
-    </w:p>
-    <w:p>
-      <w:pPr>
-        <w:spacing w:line="276" w:lineRule="auto"/>
-        <w:jc w:val="both"/>
-      </w:pPr>
-    </w:p>
-    <w:p>
-      <w:pPr>
-        <w:spacing w:line="276" w:lineRule="auto"/>
-        <w:jc w:val="both"/>
-      </w:pPr>
-    </w:p>
-    <w:p>
-      <w:pPr>
-        <w:spacing w:line="276" w:lineRule="auto"/>
-        <w:jc w:val="both"/>
-      </w:pPr>
-    </w:p>
-    <w:p>
-      <w:pPr>
-        <w:spacing w:line="276" w:lineRule="auto"/>
-        <w:jc w:val="both"/>
-      </w:pPr>
-    </w:p>
-    <w:p>
-      <w:pPr>
-        <w:spacing w:line="276" w:lineRule="auto"/>
-        <w:jc w:val="both"/>
-      </w:pPr>
-    </w:p>
-    <w:p>
-      <w:pPr>
-        <w:spacing w:line="276" w:lineRule="auto"/>
-        <w:jc w:val="both"/>
-      </w:pPr>
-    </w:p>
-    <w:p>
-      <w:pPr>
-        <w:spacing w:line="276" w:lineRule="auto"/>
-        <w:jc w:val="both"/>
-      </w:pPr>
-    </w:p>
-    <w:p>
-      <w:pPr>
-        <w:spacing w:line="276" w:lineRule="auto"/>
-        <w:jc w:val="both"/>
-      </w:pPr>
-    </w:p>
-    <w:p>
-      <w:pPr>
-        <w:spacing w:line="276" w:lineRule="auto"/>
-        <w:jc w:val="both"/>
-      </w:pPr>
-    </w:p>
-    <w:p>
-      <w:pPr>
-        <w:spacing w:line="276" w:lineRule="auto"/>
-        <w:jc w:val="both"/>
-      </w:pPr>
-    </w:p>
-    <w:p>
-      <w:pPr>
-        <w:spacing w:line="276" w:lineRule="auto"/>
-        <w:jc w:val="both"/>
-      </w:pPr>
-    </w:p>
-    <w:p>
-      <w:pPr>
-        <w:spacing w:line="276" w:lineRule="auto"/>
-        <w:jc w:val="both"/>
-      </w:pPr>
-    </w:p>
-    <w:p>
-      <w:pPr>
-        <w:spacing w:line="276" w:lineRule="auto"/>
-        <w:jc w:val="both"/>
-      </w:pPr>
-    </w:p>
-    <w:p>
-      <w:pPr>
-        <w:spacing w:line="276" w:lineRule="auto"/>
-        <w:jc w:val="both"/>
-      </w:pPr>
+      <w:r>
+        <w:rPr>
+          <w:noProof/>
+        </w:rPr>
+        <w:drawing>
+          <wp:inline distT="0" distB="0" distL="0" distR="0" wp14:anchorId="1019D87C" wp14:editId="3F29B6B4">
+            <wp:extent cx="5400040" cy="1640840"/>
+            <wp:effectExtent l="0" t="0" r="0" b="0"/>
+            <wp:docPr id="1990798437" name="Imagen 3" descr="Una captura de pantalla de un celular&#10;&#10;El contenido generado por IA puede ser incorrecto."/>
+            <wp:cNvGraphicFramePr>
+              <a:graphicFrameLocks xmlns:a="http://schemas.openxmlformats.org/drawingml/2006/main" noChangeAspect="1"/>
+            </wp:cNvGraphicFramePr>
+            <a:graphic xmlns:a="http://schemas.openxmlformats.org/drawingml/2006/main">
+              <a:graphicData uri="http://schemas.openxmlformats.org/drawingml/2006/picture">
+                <pic:pic xmlns:pic="http://schemas.openxmlformats.org/drawingml/2006/picture">
+                  <pic:nvPicPr>
+                    <pic:cNvPr id="1990798437" name="Imagen 3" descr="Una captura de pantalla de un celular&#10;&#10;El contenido generado por IA puede ser incorrecto."/>
+                    <pic:cNvPicPr/>
+                  </pic:nvPicPr>
+                  <pic:blipFill>
+                    <a:blip r:embed="rId18">
+                      <a:extLst>
+                        <a:ext uri="{28A0092B-C50C-407E-A947-70E740481C1C}">
+                          <a14:useLocalDpi xmlns:a14="http://schemas.microsoft.com/office/drawing/2010/main" val="0"/>
+                        </a:ext>
+                      </a:extLst>
+                    </a:blip>
+                    <a:stretch>
+                      <a:fillRect/>
+                    </a:stretch>
+                  </pic:blipFill>
+                  <pic:spPr>
+                    <a:xfrm>
+                      <a:off x="0" y="0"/>
+                      <a:ext cx="5400040" cy="1640840"/>
+                    </a:xfrm>
+                    <a:prstGeom prst="rect">
+                      <a:avLst/>
+                    </a:prstGeom>
+                  </pic:spPr>
+                </pic:pic>
+              </a:graphicData>
+            </a:graphic>
+          </wp:inline>
+        </w:drawing>
+      </w:r>
     </w:p>
     <w:p>
       <w:pPr>
@@ -11900,7 +11896,7 @@
           <w:bCs/>
         </w:rPr>
       </w:pPr>
-      <w:bookmarkStart w:id="9" w:name="_Toc219457208"/>
+      <w:bookmarkStart w:id="9" w:name="_Toc220059883"/>
       <w:r>
         <w:rPr>
           <w:b/>
@@ -11916,7 +11912,7 @@
       <w:pPr>
         <w:pStyle w:val="Ttulo2"/>
       </w:pPr>
-      <w:bookmarkStart w:id="10" w:name="_Toc219457209"/>
+      <w:bookmarkStart w:id="10" w:name="_Toc220059884"/>
       <w:r>
         <w:t>2.1 PASOS PREVIOS</w:t>
       </w:r>
@@ -11927,7 +11923,7 @@
       <w:pPr>
         <w:pStyle w:val="Ttulo3"/>
       </w:pPr>
-      <w:bookmarkStart w:id="11" w:name="_Toc219457210"/>
+      <w:bookmarkStart w:id="11" w:name="_Toc220059885"/>
       <w:r>
         <w:t>2.1.1 POTENCIALES MODELOS</w:t>
       </w:r>
@@ -12031,7 +12027,19 @@
         <w:t xml:space="preserve"> </w:t>
       </w:r>
       <w:r>
-        <w:t>A la hora de construir un modelo multivariante se plantea el problema de que variables incluir en la ecuación, de forma que elaboremos el mejor modelo posible. Este proceso es imposible de especificar, ya que depende de si estamos ante un modelo predictivo o explicativo</w:t>
+        <w:t>A la hora de construir un modelo multivaria</w:t>
+      </w:r>
+      <w:r>
+        <w:t>ble</w:t>
+      </w:r>
+      <w:r>
+        <w:t xml:space="preserve"> se plantea el problema de qu</w:t>
+      </w:r>
+      <w:r>
+        <w:t>é</w:t>
+      </w:r>
+      <w:r>
+        <w:t xml:space="preserve"> variables incluir en la ecuación, de forma que elaboremos el mejor modelo posible. Este proceso es imposible de especificar, ya que depende de si estamos ante un modelo predictivo o explicativo</w:t>
       </w:r>
       <w:r>
         <w:t>, del contexto y de las características del proceso. Los valores extraños son los datos con un valor anómalo, en ocasiones debido a un error al medir o introducir los datos, pero a veces son valores correctamente observados. En este tipo de modelos su presencia altera significativamente los resultados finales.</w:t>
@@ -12054,7 +12062,7 @@
         <w:fldChar w:fldCharType="begin"/>
       </w:r>
       <w:r>
-        <w:instrText xml:space="preserve"> ADDIN ZOTERO_ITEM CSL_CITATION {"citationID":"FMlgxNqB","properties":{"formattedCitation":"[17]","plainCitation":"[17]","noteIndex":0},"citationItems":[{"id":52,"uris":["http://zotero.org/users/local/PHqdJ13A/items/5WPLGLM9"],"itemData":{"id":52,"type":"chapter","container-title":"Computer Vision – ECCV 2016","event-place":"Cham","ISBN":"978-3-319-46492-3","language":"en","note":"collection-title: Lecture Notes in Computer Science\nDOI: 10.1007/978-3-319-46493-0_38","page":"630-645","publisher":"Springer International Publishing","publisher-place":"Cham","source":"DOI.org (Crossref)","title":"Identity Mappings in Deep Residual Networks","URL":"http://link.springer.com/10.1007/978-3-319-46493-0_38","volume":"9908","editor":[{"family":"Leibe","given":"Bastian"},{"family":"Matas","given":"Jiri"},{"family":"Sebe","given":"Nicu"},{"family":"Welling","given":"Max"}],"author":[{"family":"He","given":"Kaiming"},{"family":"Zhang","given":"Xiangyu"},{"family":"Ren","given":"Shaoqing"},{"family":"Sun","given":"Jian"}],"accessed":{"date-parts":[["2025",11,11]]},"issued":{"date-parts":[["2016"]]}}}],"schema":"https://github.com/citation-style-language/schema/raw/master/csl-citation.json"} </w:instrText>
+        <w:instrText xml:space="preserve"> ADDIN ZOTERO_ITEM CSL_CITATION {"citationID":"FMlgxNqB","properties":{"formattedCitation":"[17]","plainCitation":"[17]","noteIndex":0},"citationItems":[{"id":52,"uris":["http://zotero.org/users/local/PHqdJ13A/items/5WPLGLM9"],"itemData":{"id":52,"type":"chapter","container-title":"Computer Vision – ECCV 2016","DOI":"10.1007/978-3-319-46493-0_38","ISBN":"978-3-319-46492-3","language":"en","note":"collection-title: Lecture Notes in Computer Science","page":"630-645","publisher":"Springer International Publishing","publisher-place":"Cham","source":"DOI.org (Crossref)","title":"Identity Mappings in Deep Residual Networks","URL":"http://link.springer.com/10.1007/978-3-319-46493-0_38","volume":"9908","editor":[{"family":"Leibe","given":"Bastian"},{"family":"Matas","given":"Jiri"},{"family":"Sebe","given":"Nicu"},{"family":"Welling","given":"Max"}],"author":[{"family":"He","given":"Kaiming"},{"family":"Zhang","given":"Xiangyu"},{"family":"Ren","given":"Shaoqing"},{"family":"Sun","given":"Jian"}],"accessed":{"date-parts":[["2025",11,11]]},"issued":{"date-parts":[["2016"]]}}}],"schema":"https://github.com/citation-style-language/schema/raw/master/csl-citation.json"} </w:instrText>
       </w:r>
       <w:r>
         <w:fldChar w:fldCharType="separate"/>
@@ -12146,7 +12154,7 @@
         <w:fldChar w:fldCharType="begin"/>
       </w:r>
       <w:r>
-        <w:instrText xml:space="preserve"> ADDIN ZOTERO_ITEM CSL_CITATION {"citationID":"1vStKFRs","properties":{"formattedCitation":"[19]","plainCitation":"[19]","noteIndex":0},"citationItems":[{"id":44,"uris":["http://zotero.org/users/local/PHqdJ13A/items/Z4RFVHG3"],"itemData":{"id":44,"type":"paper-conference","abstract":"Multi-step forecasts can be produced recursively by iterating a one-step model, or directly using a specific model for each horizon. Choosing between these two strategies is not an easy task since it involves a trade-off between bias and estimation variance over the forecast horizon. Using a nonlinear machine learning model makes the tradeoff even more difficult. To address this issue, we propose a new forecasting strategy which boosts traditional recursive linear forecasts with a direct strategy using a boosting autoregression procedure at each horizon. First, we investigate the performance of the proposed strategy in terms of bias and variance decomposition of the error using simulated time series. Then, we evaluate the proposed strategy on real-world time series from two forecasting competitions. Overall, we obtain excellent performance with respect to the standard forecasting strategies.","container-title":"Proceedings of the 31st International Conference on Machine Learning","event-title":"International Conference on Machine Learning","language":"en","note":"ISSN: 1938-7228","page":"109-117","publisher":"PMLR","source":"proceedings.mlr.press","title":"Boosting multi-step autoregressive forecasts","URL":"https://proceedings.mlr.press/v32/taieb14.html","author":[{"family":"Taieb","given":"Souhaib Ben"},{"family":"Hyndman","given":"Rob"}],"accessed":{"date-parts":[["2025",11,6]]},"issued":{"date-parts":[["2014",1,27]]}}}],"schema":"https://github.com/citation-style-language/schema/raw/master/csl-citation.json"} </w:instrText>
+        <w:instrText xml:space="preserve"> ADDIN ZOTERO_ITEM CSL_CITATION {"citationID":"1vStKFRs","properties":{"formattedCitation":"[19]","plainCitation":"[19]","noteIndex":0},"citationItems":[{"id":44,"uris":["http://zotero.org/users/local/PHqdJ13A/items/Z4RFVHG3"],"itemData":{"id":44,"type":"paper-conference","abstract":"Multi-step forecasts can be produced recursively by iterating a one-step model, or directly using a specific model for each horizon. Choosing between these two strategies is not an easy task since it involves a trade-off between bias and estimation variance over the forecast horizon. Using a nonlinear machine learning model makes the tradeoff even more difficult. To address this issue, we propose a new forecasting strategy which boosts traditional recursive linear forecasts with a direct strategy using a boosting autoregression procedure at each horizon. First, we investigate the performance of the proposed strategy in terms of bias and variance decomposition of the error using simulated time series. Then, we evaluate the proposed strategy on real-world time series from two forecasting competitions. Overall, we obtain excellent performance with respect to the standard forecasting strategies.","container-title":"Proceedings of the 31st International Conference on Machine Learning","event-title":"International Conference on Machine Learning","ISSN":"1938-7228","language":"en","page":"109-117","publisher":"PMLR","source":"proceedings.mlr.press","title":"Boosting multi-step autoregressive forecasts","URL":"https://proceedings.mlr.press/v32/taieb14.html","author":[{"family":"Taieb","given":"Souhaib Ben"},{"family":"Hyndman","given":"Rob"}],"accessed":{"date-parts":[["2025",11,6]]},"issued":{"date-parts":[["2014",1,27]]}}}],"schema":"https://github.com/citation-style-language/schema/raw/master/csl-citation.json"} </w:instrText>
       </w:r>
       <w:r>
         <w:fldChar w:fldCharType="separate"/>
@@ -12217,15 +12225,7 @@
         <w:t>.</w:t>
       </w:r>
       <w:r>
-        <w:t xml:space="preserve"> Tienen tres </w:t>
-      </w:r>
-      <w:proofErr w:type="spellStart"/>
-      <w:r>
-        <w:t>hiperparámetros</w:t>
-      </w:r>
-      <w:proofErr w:type="spellEnd"/>
-      <w:r>
-        <w:t xml:space="preserve"> que se requiere asignar antes del entrenamiento: el tamaño del nodo, el número de árboles y la cantidad de variables muestreadas. Es un modelo interesante ya que reduce el riesgo de “overfitting” al </w:t>
+        <w:t xml:space="preserve"> Tienen tres hiperparámetros que se requiere asignar antes del entrenamiento: el tamaño del nodo, el número de árboles y la cantidad de variables muestreadas. Es un modelo interesante ya que reduce el riesgo de “overfitting” al </w:t>
       </w:r>
       <w:r>
         <w:t xml:space="preserve">contar con la media de árboles no relacionados reduciendo la varianza general y el error en la predicción. También, facilita la determinación de importancia a las distintas variables. Sin embargo, cuentan con un inconveniente notable, su complejidad espacial y temporal. Debido a la cantidad de datos que maneja, requiere una gran cantidad de recursos para almacenarlos, y un tiempo </w:t>
@@ -12257,21 +12257,9 @@
       <w:pPr>
         <w:pStyle w:val="Ttulo3"/>
       </w:pPr>
-      <w:bookmarkStart w:id="12" w:name="_Toc219457211"/>
-      <w:r>
-        <w:t>2.</w:t>
-      </w:r>
-      <w:r>
-        <w:t>1</w:t>
-      </w:r>
-      <w:r>
-        <w:t>.</w:t>
-      </w:r>
-      <w:r>
-        <w:t>2</w:t>
-      </w:r>
-      <w:r>
-        <w:t xml:space="preserve"> PREPARACIÓN DEL DATASET</w:t>
+      <w:bookmarkStart w:id="12" w:name="_Toc220059886"/>
+      <w:r>
+        <w:t>2.1.2 APRENDIZAJE CONJUNTO</w:t>
       </w:r>
       <w:bookmarkEnd w:id="12"/>
     </w:p>
@@ -12282,87 +12270,41 @@
         <w:jc w:val="both"/>
       </w:pPr>
       <w:r>
-        <w:t>El primer paso a la hora de implementar un modelo de predicción es tener claro y preparado el conjunto de datos que vamos a utilizar para su entrenamiento. Este debe ser el más cercano posible a la realidad que vamos a querer predecir.</w:t>
-      </w:r>
-      <w:r>
-        <w:t xml:space="preserve"> E</w:t>
-      </w:r>
-      <w:r>
-        <w:t xml:space="preserve">l objetivo de este proyecto es la predicción del rendimiento de </w:t>
-      </w:r>
-      <w:r>
-        <w:t>dos</w:t>
-      </w:r>
-      <w:r>
-        <w:t xml:space="preserve"> planta</w:t>
-      </w:r>
-      <w:r>
-        <w:t>s</w:t>
-      </w:r>
-      <w:r>
-        <w:t xml:space="preserve"> fotovoltaica</w:t>
-      </w:r>
-      <w:r>
-        <w:t>s</w:t>
-      </w:r>
-      <w:r>
-        <w:t xml:space="preserve"> </w:t>
-      </w:r>
-      <w:r>
-        <w:t xml:space="preserve">en </w:t>
-      </w:r>
-      <w:r>
-        <w:t>concret</w:t>
-      </w:r>
-      <w:r>
-        <w:t>o: la primera, una planta instalada en el tejado de CTC en Santander, Cantabria, y la segunda, una planta flotante perteneciente a CTC en Lorca, Murcia. P</w:t>
-      </w:r>
-      <w:r>
-        <w:t xml:space="preserve">ara el entrenamiento del modelo usaremos datos provenientes de </w:t>
-      </w:r>
-      <w:r>
-        <w:t xml:space="preserve">cada una de </w:t>
-      </w:r>
-      <w:r>
-        <w:t>ella</w:t>
-      </w:r>
-      <w:r>
-        <w:t>s</w:t>
+        <w:t xml:space="preserve">El aprendizaje conjunto </w:t>
+      </w:r>
+      <w:r>
+        <w:t xml:space="preserve">es </w:t>
+      </w:r>
+      <w:r>
+        <w:t>el proceso mediante el cual se generan múltiples modelos simples (o “weak models”) que, combinados, forman un modelo más complejo que mejora la precisión y rendimiento de los modelos simples. Uno de los objetivos de los modelos de aprendizaje conjunto es encontrar el equilibrio entre el bias y la varianza. El término bias se refiere a cuánto difiere la predicción del valor real. Es un indicador de la capacidad del modelo de asociar las relaciones entre las variables predictoras y la objetivo. La varianza, en cambio, se refiere a cuanto cambia el resultado del modelo en función de cambios en el conjunto de entrenamiento</w:t>
+      </w:r>
+      <w:r>
+        <w:fldChar w:fldCharType="begin"/>
+      </w:r>
+      <w:r>
+        <w:instrText xml:space="preserve"> ADDIN ZOTERO_ITEM CSL_CITATION {"citationID":"f9ABhjnK","properties":{"formattedCitation":"[21]","plainCitation":"[21]","noteIndex":0},"citationItems":[{"id":84,"uris":["http://zotero.org/users/local/PHqdJ13A/items/WGPHGXD2"],"itemData":{"id":84,"type":"webpage","title":"Gradient Boosting with Python","URL":"https://cienciadedatos.net/documentos/py09-gradient-boosting-python-en#Gradient_Boosting_in_Python","accessed":{"date-parts":[["2026",1,20]]}}}],"schema":"https://github.com/citation-style-language/schema/raw/master/csl-citation.json"} </w:instrText>
+      </w:r>
+      <w:r>
+        <w:fldChar w:fldCharType="separate"/>
+      </w:r>
+      <w:r>
+        <w:t>[21]</w:t>
+      </w:r>
+      <w:r>
+        <w:fldChar w:fldCharType="end"/>
       </w:r>
       <w:r>
         <w:t>.</w:t>
       </w:r>
       <w:r>
-        <w:t xml:space="preserve"> </w:t>
-      </w:r>
-      <w:r>
-        <w:t>Es importante recalcar que no se debe bajo ningún concepto mezclar datos provenientes de ambas plantas a la hora de entrenar al modelo, ya que sus condiciones no son exactas y perjudicaría la capacidad predictiva.</w:t>
-      </w:r>
-    </w:p>
-    <w:p>
-      <w:pPr>
-        <w:jc w:val="both"/>
-      </w:pPr>
+        <w:t xml:space="preserve"> Si el modelo ha asociado debidamente los patrones entre las variables, la varianza debería ser muy reducida. En caso contrario, indicaría que el modelo está memorizando los datos de entrenamiento en vez de aprender de ellos. Dos de los tipos más populares de aprendizaje conjunto son el bagging y el boosting. </w:t>
+      </w:r>
     </w:p>
     <w:p>
       <w:pPr>
         <w:spacing w:line="276" w:lineRule="auto"/>
         <w:jc w:val="both"/>
       </w:pPr>
-      <w:r>
-        <w:t>En el caso del dataset de Lorca, contamos desde el principio con una gran cantidad de datos meteorológicos y de producción, pero con el inconveniente de que no eran síncronos, es decir, los datos meteorológicos se med</w:t>
-      </w:r>
-      <w:r>
-        <w:t>í</w:t>
-      </w:r>
-      <w:r>
-        <w:t>an cada cinco minutos, mientras que los de producción eran variables, ya que se media en función de la velocidad del viento. Cuanto mayor era la velocidad del viento, con más frecuencia se medía. Para solucionar este problema, como el dataset simplemente copiaba el mismo valor de producción para todos los rangos de cinco minutos dentro del rango de medición de la producción, hubo que quedarse con la primera fila de cada valor de forma local, y eliminar las restantes para que no adulterasen la información. De esta forma, reducimos notablemente la cantidad de datos, pero eliminamos las grandes imprecisiones que se habrían producido en caso contrario.</w:t>
-      </w:r>
-    </w:p>
-    <w:p>
-      <w:pPr>
-        <w:jc w:val="both"/>
-      </w:pPr>
     </w:p>
     <w:p>
       <w:pPr>
@@ -12370,44 +12312,219 @@
         <w:jc w:val="both"/>
       </w:pPr>
       <w:r>
-        <w:t xml:space="preserve">En cuanto al dataset de Santander, encontramos </w:t>
-      </w:r>
-      <w:r>
-        <w:t>varios problemas graves: los datos de producción no se recogieron durante la noche, y los datos meteorológicos se recogieron ligeramente desincronizados con los de producción. Para abordar el problema de la inexistente medición nocturna, la solución fue</w:t>
-      </w:r>
-      <w:r>
-        <w:t xml:space="preserve"> rellenar de ceros los valores de generación asociados a sus filas, ya que por la noche resulta imposible la generación de energía solar</w:t>
-      </w:r>
-      <w:r>
-        <w:t xml:space="preserve">. En cuanto a la desincronización, se optó por una asociación temporal de las filas de ambos datasets. Ya que la mayor diferencia existente entre producción y datos meteorológicos era de dos minutos, mediante un pequeño programa en Python se asoció cada fila de </w:t>
-      </w:r>
-      <w:r>
-        <w:lastRenderedPageBreak/>
-        <w:t>generación a su fila meteorológica más cercana</w:t>
-      </w:r>
-      <w:r>
-        <w:t>, con un máximo de dos minutos de diferencia entre ambas y</w:t>
-      </w:r>
-      <w:r>
-        <w:t xml:space="preserve"> sin repetir</w:t>
-      </w:r>
-      <w:r>
-        <w:t xml:space="preserve"> la misma fila de valores meteorológicos para varias de producción</w:t>
-      </w:r>
-      <w:r>
-        <w:t>. De esta forma, logramos sincronizar temporalmente ambos datasets para dar como resultado el conjunto de ellos.</w:t>
-      </w:r>
-    </w:p>
-    <w:p>
-      <w:pPr>
-        <w:jc w:val="both"/>
-      </w:pPr>
+        <w:t>El bagging es el proceso mediante el cual múltiples modelos se entrenan utilizando diferentes secciones del conjunto de entrenamiento. Para obtener la predicción final, todos los modelos ponen en común su predicción individual, y se llega a un acuerdo para elegir cual se devuelve. En los casos de regresión suele ser la media de las predicciones individuales, mientras que en los de clasificación suele ser la clase más frecuente. Un ejemplo de modelo que use la práctica de bagging sería el Random Forest Regressor.</w:t>
+      </w:r>
     </w:p>
     <w:p>
       <w:pPr>
         <w:spacing w:line="276" w:lineRule="auto"/>
         <w:jc w:val="both"/>
       </w:pPr>
+    </w:p>
+    <w:p>
+      <w:pPr>
+        <w:spacing w:line="276" w:lineRule="auto"/>
+        <w:jc w:val="both"/>
+      </w:pPr>
+      <w:r>
+        <w:t xml:space="preserve">El boosting se diferencia del bagging en que es un proceso secuencial, en el cual se utiliza el error del modelo anterior para mejorar el siguiente, y así sucesivamente hasta obtener un resultado. De esta forma, cada modelo va aprendiendo de los anteriores. Este es el caso de modelos como el Extreme Gradient Boosting o LightGBM. </w:t>
+      </w:r>
+      <w:r>
+        <w:t>Calculan la predicción de la misma forma que con bagging.</w:t>
+      </w:r>
+      <w:r>
+        <w:t xml:space="preserve"> Los modelos de boosting se caracterizan por tener un extenso número de hiperparámetros, siendo algunos de los más importantes el número de weak models (iteraciones), el learning rate o el tamaño máximo del árbol. La cantidad de weak models podría provocar overfitting en caso de excederse en su número. La función del learning rate es precisamente evitar esto, ya que controla la influencia que cada weak model tiene sobre el modelo general. Cuanto menor sea su valor, mayor el número de árboles requeridos para obtener un buen resultado, pero también menor el riesgo de </w:t>
+      </w:r>
+      <w:r>
+        <w:lastRenderedPageBreak/>
+        <w:t>overfitting. En cuanto al tamaño máximo de cada árbol, se suelen usar valores entre uno y diez. Aumentar este valor incrementa notoriamente la complejidad del modelo.</w:t>
+      </w:r>
+    </w:p>
+    <w:p>
+      <w:pPr>
+        <w:spacing w:line="276" w:lineRule="auto"/>
+        <w:jc w:val="both"/>
+      </w:pPr>
+    </w:p>
+    <w:p>
+      <w:pPr>
+        <w:spacing w:line="276" w:lineRule="auto"/>
+        <w:jc w:val="both"/>
+      </w:pPr>
+      <w:r>
+        <w:t>La clave para que los modelos de aprendizaje conjunto consigan mejorar los modelos simples que implementan reside en que sean lo más diversos posibles, y que los errores de sus submodelos no estén relacionados. Para este caso, un modelo de boosting parece más adecuado, ya que el uso de árboles secuencialmente ayudará a que la predicción del valor de Power_gen se acerque lo máximo posible al valor real.</w:t>
+      </w:r>
+      <w:r>
+        <w:t xml:space="preserve"> Por lo tanto, el modelo utilizado será un Extreme Gradient Boosting</w:t>
+      </w:r>
+      <w:r>
+        <w:t xml:space="preserve"> (XGBoost)</w:t>
+      </w:r>
+      <w:r>
+        <w:t>.</w:t>
+      </w:r>
+    </w:p>
+    <w:p>
+      <w:pPr>
+        <w:spacing w:line="276" w:lineRule="auto"/>
+        <w:jc w:val="both"/>
+      </w:pPr>
+    </w:p>
+    <w:p>
+      <w:pPr>
+        <w:pStyle w:val="Ttulo3"/>
+      </w:pPr>
+      <w:bookmarkStart w:id="13" w:name="_Toc220059887"/>
+      <w:r>
+        <w:t>2.</w:t>
+      </w:r>
+      <w:r>
+        <w:t>1</w:t>
+      </w:r>
+      <w:r>
+        <w:t>.</w:t>
+      </w:r>
+      <w:r>
+        <w:t>3</w:t>
+      </w:r>
+      <w:r>
+        <w:t xml:space="preserve"> PREPARACIÓN DEL DATASET</w:t>
+      </w:r>
+      <w:bookmarkEnd w:id="13"/>
+    </w:p>
+    <w:p/>
+    <w:p>
+      <w:pPr>
+        <w:spacing w:line="276" w:lineRule="auto"/>
+        <w:jc w:val="both"/>
+      </w:pPr>
+      <w:r>
+        <w:t>El primer paso a la hora de implementar un modelo de predicción es tener claro y preparado el conjunto de datos que vamos a utilizar para su entrenamiento. Este debe ser el más cercano posible a la realidad que vamos a querer predecir.</w:t>
+      </w:r>
+      <w:r>
+        <w:t xml:space="preserve"> E</w:t>
+      </w:r>
+      <w:r>
+        <w:t xml:space="preserve">l objetivo de este proyecto es la predicción del rendimiento de </w:t>
+      </w:r>
+      <w:r>
+        <w:t>dos</w:t>
+      </w:r>
+      <w:r>
+        <w:t xml:space="preserve"> planta</w:t>
+      </w:r>
+      <w:r>
+        <w:t>s</w:t>
+      </w:r>
+      <w:r>
+        <w:t xml:space="preserve"> fotovoltaica</w:t>
+      </w:r>
+      <w:r>
+        <w:t>s</w:t>
+      </w:r>
+      <w:r>
+        <w:t xml:space="preserve"> </w:t>
+      </w:r>
+      <w:r>
+        <w:t xml:space="preserve">en </w:t>
+      </w:r>
+      <w:r>
+        <w:t>concret</w:t>
+      </w:r>
+      <w:r>
+        <w:t>o: la primera, una planta instalada en el tejado de CTC en Santander, Cantabria, y la segunda, una planta flotante perteneciente a CTC en Lorca, Murcia. P</w:t>
+      </w:r>
+      <w:r>
+        <w:t xml:space="preserve">ara el entrenamiento del modelo usaremos datos provenientes de </w:t>
+      </w:r>
+      <w:r>
+        <w:t xml:space="preserve">cada una de </w:t>
+      </w:r>
+      <w:r>
+        <w:t>ella</w:t>
+      </w:r>
+      <w:r>
+        <w:t>s</w:t>
+      </w:r>
+      <w:r>
+        <w:t>.</w:t>
+      </w:r>
+      <w:r>
+        <w:t xml:space="preserve"> </w:t>
+      </w:r>
+      <w:r>
+        <w:t>Es importante recalcar que no se debe bajo ningún concepto mezclar datos provenientes de ambas plantas a la hora de entrenar al modelo, ya que sus condiciones no son exactas y perjudicaría la capacidad predictiva.</w:t>
+      </w:r>
+    </w:p>
+    <w:p>
+      <w:pPr>
+        <w:jc w:val="both"/>
+      </w:pPr>
+    </w:p>
+    <w:p>
+      <w:pPr>
+        <w:spacing w:line="276" w:lineRule="auto"/>
+        <w:jc w:val="both"/>
+      </w:pPr>
+      <w:r>
+        <w:t>En el caso del dataset de Lorca, contamos desde el principio con una gran cantidad de datos meteorológicos y de producción, pero con el inconveniente de que no eran síncronos, es decir, los datos meteorológicos se med</w:t>
+      </w:r>
+      <w:r>
+        <w:t>í</w:t>
+      </w:r>
+      <w:r>
+        <w:t>an cada cinco minutos, mientras que los de producción eran variables, ya que se media en función de la velocidad del viento. Cuanto mayor era la velocidad del viento, con más frecuencia se medía. Para solucionar este problema, como el dataset simplemente copiaba el mismo valor de producción para todos los rangos de cinco minutos dentro del rango de medición de la producción, hubo que quedarse con la primera fila de cada valor de forma local, y eliminar las restantes para que no adulterasen la información. De esta forma, reducimos notablemente la cantidad de datos, pero eliminamos las grandes imprecisiones que se habrían producido en caso contrario.</w:t>
+      </w:r>
+    </w:p>
+    <w:p>
+      <w:pPr>
+        <w:jc w:val="both"/>
+      </w:pPr>
+    </w:p>
+    <w:p>
+      <w:pPr>
+        <w:spacing w:line="276" w:lineRule="auto"/>
+        <w:jc w:val="both"/>
+      </w:pPr>
+      <w:r>
+        <w:t xml:space="preserve">En cuanto al dataset de Santander, encontramos </w:t>
+      </w:r>
+      <w:r>
+        <w:t>varios problemas graves: los datos de producción no se recogieron durante la noche, y los datos meteorológicos se recogieron ligeramente desincronizados con los de producción. Para abordar el problema de la inexistente medición nocturna, la solución fue</w:t>
+      </w:r>
+      <w:r>
+        <w:t xml:space="preserve"> rellenar de ceros los valores de generación asociados a sus filas, ya que por la noche resulta imposible la generación de energía solar</w:t>
+      </w:r>
+      <w:r>
+        <w:t>. En cuanto a la desincronización, se optó por una asociación temporal de las filas de ambos datasets. Ya que la mayor diferencia existente entre producción y datos meteorológicos era de dos minutos, mediante un pequeño programa en Python se asoció cada fila de generación a su fila meteorológica más cercana</w:t>
+      </w:r>
+      <w:r>
+        <w:t xml:space="preserve">, con un máximo de dos minutos de </w:t>
+      </w:r>
+      <w:r>
+        <w:lastRenderedPageBreak/>
+        <w:t>diferencia entre ambas y</w:t>
+      </w:r>
+      <w:r>
+        <w:t xml:space="preserve"> sin repetir</w:t>
+      </w:r>
+      <w:r>
+        <w:t xml:space="preserve"> la misma fila de valores meteorológicos para varias de producción</w:t>
+      </w:r>
+      <w:r>
+        <w:t>. De esta forma, logramos sincronizar temporalmente ambos datasets para dar como resultado el conjunto de ellos.</w:t>
+      </w:r>
+    </w:p>
+    <w:p>
+      <w:pPr>
+        <w:jc w:val="both"/>
+      </w:pPr>
+    </w:p>
+    <w:p>
+      <w:pPr>
+        <w:spacing w:line="276" w:lineRule="auto"/>
+        <w:jc w:val="both"/>
+      </w:pPr>
       <w:r>
         <w:t xml:space="preserve">Una vez contamos con el dataset completo y sincronizado, surgió otro problema. Analizándolo, se observaron múltiples muestras con valores anómalos e imposibles en el contexto del problema (temperaturas de 1800º, vientos de 400km/h, …). Estos probablemente se deban a errores puntuales del sistema de medición de la planta. Nos referiremos a estos datos inverosímiles como outliers. Antes de dar por finalizada la preparación del dataset, es </w:t>
       </w:r>
@@ -12430,13 +12547,13 @@
         <w:fldChar w:fldCharType="begin"/>
       </w:r>
       <w:r>
-        <w:instrText xml:space="preserve"> ADDIN ZOTERO_ITEM CSL_CITATION {"citationID":"cFeXV647","properties":{"formattedCitation":"[21]","plainCitation":"[21]","noteIndex":0},"citationItems":[{"id":57,"uris":["http://zotero.org/users/local/PHqdJ13A/items/RL4SIJPB"],"itemData":{"id":57,"type":"post-weblog","abstract":"Meaning, use and how to find an interquartile range in statistics by hand or using technology. Hundreds of articles and videos. Free homework help forum.","container-title":"Statistics How To","language":"en-US","title":"Interquartile Range (IQR): What it is and How to Find it","title-short":"Interquartile Range (IQR)","URL":"https://www.statisticshowto.com/probability-and-statistics/interquartile-range/","accessed":{"date-parts":[["2025",12,1]]}}}],"schema":"https://github.com/citation-style-language/schema/raw/master/csl-citation.json"} </w:instrText>
+        <w:instrText xml:space="preserve"> ADDIN ZOTERO_ITEM CSL_CITATION {"citationID":"cFeXV647","properties":{"formattedCitation":"[22]","plainCitation":"[22]","noteIndex":0},"citationItems":[{"id":57,"uris":["http://zotero.org/users/local/PHqdJ13A/items/RL4SIJPB"],"itemData":{"id":57,"type":"post-weblog","abstract":"Meaning, use and how to find an interquartile range in statistics by hand or using technology. Hundreds of articles and videos. Free homework help forum.","container-title":"Statistics How To","language":"en-US","title":"Interquartile Range (IQR): What it is and How to Find it","title-short":"Interquartile Range (IQR)","URL":"https://www.statisticshowto.com/probability-and-statistics/interquartile-range/","accessed":{"date-parts":[["2025",12,1]]}}}],"schema":"https://github.com/citation-style-language/schema/raw/master/csl-citation.json"} </w:instrText>
       </w:r>
       <w:r>
         <w:fldChar w:fldCharType="separate"/>
       </w:r>
       <w:r>
-        <w:t>[21]</w:t>
+        <w:t>[22]</w:t>
       </w:r>
       <w:r>
         <w:fldChar w:fldCharType="end"/>
@@ -12587,43 +12704,39 @@
       </w:r>
     </w:p>
     <w:p/>
-    <w:p/>
     <w:p>
       <w:pPr>
         <w:spacing w:line="276" w:lineRule="auto"/>
         <w:jc w:val="both"/>
       </w:pPr>
       <w:r>
+        <w:t>La interpolación es un método matemático utilizado para realizar una estimación de un valor desconocido a partir de valores conocidos, mediante la implementación de un polinomio que pasa por dichos puntos</w:t>
+      </w:r>
+      <w:r>
+        <w:fldChar w:fldCharType="begin"/>
+      </w:r>
+      <w:r>
+        <w:instrText xml:space="preserve"> ADDIN ZOTERO_ITEM CSL_CITATION {"citationID":"XPhx3Gnj","properties":{"formattedCitation":"[23]","plainCitation":"[23]","noteIndex":0},"citationItems":[{"id":74,"uris":["http://zotero.org/users/local/PHqdJ13A/items/CRBD4TXH"],"itemData":{"id":74,"type":"webpage","abstract":"Este documento propone un modelo de machine learning para interpolar espacialmente funciones como respuestas impulsivas. Tradicionalmente, la interpolación se ha hecho con técnicas matemáticas, pero este enfoque usa perceptrones multicapa para mejorar la precisión y eficiencia. Explica conceptos clave de machine learning, perceptrones multicapa, interpolación y respuestas impulsivas. Luego, describe el proceso de generar datos y entrenar un modelo usando estos conceptos para predecir respuestas impulsivas en nuevas ubicaciones espaciales de manera","container-title":"Scribd","language":"es","title":"Modelo de Machine Learning para Interpolar Espacialmente Funciones Respuestas Impulsivas | PDF | Aprendizaje automático | Ciencia computacional","URL":"https://es.scribd.com/document/670410396/Modelo-de-Machine-Learning-para-interpolar-espacialmente-funciones-respuestas-impulsivas","accessed":{"date-parts":[["2026",1,2]]}}}],"schema":"https://github.com/citation-style-language/schema/raw/master/csl-citation.json"} </w:instrText>
+      </w:r>
+      <w:r>
+        <w:fldChar w:fldCharType="separate"/>
+      </w:r>
+      <w:r>
+        <w:t>[23]</w:t>
+      </w:r>
+      <w:r>
+        <w:fldChar w:fldCharType="end"/>
+      </w:r>
+      <w:r>
+        <w:t>.</w:t>
+      </w:r>
+      <w:r>
+        <w:t xml:space="preserve"> Existen diversos métodos, como la </w:t>
+      </w:r>
+      <w:r>
         <w:lastRenderedPageBreak/>
-        <w:t>La interpolación es un método matemático utilizado para realizar una estimación de un valor desconocido a partir de valores conocidos, mediante la implementación de un polinomio que pasa por dichos puntos</w:t>
-      </w:r>
-      <w:r>
-        <w:fldChar w:fldCharType="begin"/>
-      </w:r>
-      <w:r>
-        <w:instrText xml:space="preserve"> ADDIN ZOTERO_ITEM CSL_CITATION {"citationID":"XPhx3Gnj","properties":{"formattedCitation":"[22]","plainCitation":"[22]","noteIndex":0},"citationItems":[{"id":74,"uris":["http://zotero.org/users/local/PHqdJ13A/items/CRBD4TXH"],"itemData":{"id":74,"type":"webpage","abstract":"Este documento propone un modelo de machine learning para interpolar espacialmente funciones como respuestas impulsivas. Tradicionalmente, la interpolación se ha hecho con técnicas matemáticas, pero este enfoque usa perceptrones multicapa para mejorar la precisión y eficiencia. Explica conceptos clave de machine learning, perceptrones multicapa, interpolación y respuestas impulsivas. Luego, describe el proceso de generar datos y entrenar un modelo usando estos conceptos para predecir respuestas impulsivas en nuevas ubicaciones espaciales de manera","container-title":"Scribd","language":"es","title":"Modelo de Machine Learning para Interpolar Espacialmente Funciones Respuestas Impulsivas | PDF | Aprendizaje automático | Ciencia computacional","URL":"https://es.scribd.com/document/670410396/Modelo-de-Machine-Learning-para-interpolar-espacialmente-funciones-respuestas-impulsivas","accessed":{"date-parts":[["2026",1,2]]}}}],"schema":"https://github.com/citation-style-language/schema/raw/master/csl-citation.json"} </w:instrText>
-      </w:r>
-      <w:r>
-        <w:fldChar w:fldCharType="separate"/>
-      </w:r>
-      <w:r>
-        <w:t>[22]</w:t>
-      </w:r>
-      <w:r>
-        <w:fldChar w:fldCharType="end"/>
-      </w:r>
-      <w:r>
-        <w:t>.</w:t>
-      </w:r>
-      <w:r>
-        <w:t xml:space="preserve"> Existen diversos métodos, como la interpolación lineal, la de Lagrange o la de Newton, y se aplica en diversos campos, pero esencialmente para la aproximación de valores desconocidos. En este caso usaremos la interpolación lineal, la cual dibuja una línea recta que une dos puntos y calcula los puntos intermedios en función de la pendiente de la recta. La fórmula general de la interpolación lineal es:</w:t>
-      </w:r>
-    </w:p>
-    <w:p>
-      <w:pPr>
-        <w:spacing w:line="276" w:lineRule="auto"/>
-        <w:jc w:val="both"/>
-      </w:pPr>
+        <w:t>interpolación lineal, la de Lagrange o la de Newton, y se aplica en diversos campos, pero esencialmente para la aproximación de valores desconocidos. En este caso usaremos la interpolación lineal, la cual dibuja una línea recta que une dos puntos y calcula los puntos intermedios en función de la pendiente de la recta. La fórmula general de la interpolación lineal es:</w:t>
+      </w:r>
     </w:p>
     <w:p>
       <w:pPr>
@@ -13080,28 +13193,6 @@
     </w:p>
     <w:p>
       <w:pPr>
-        <w:jc w:val="center"/>
-        <w:rPr>
-          <w:b/>
-          <w:bCs/>
-          <w:sz w:val="20"/>
-          <w:szCs w:val="20"/>
-        </w:rPr>
-      </w:pPr>
-    </w:p>
-    <w:p>
-      <w:pPr>
-        <w:jc w:val="center"/>
-        <w:rPr>
-          <w:b/>
-          <w:bCs/>
-          <w:sz w:val="20"/>
-          <w:szCs w:val="20"/>
-        </w:rPr>
-      </w:pPr>
-    </w:p>
-    <w:p>
-      <w:pPr>
         <w:spacing w:line="276" w:lineRule="auto"/>
         <w:jc w:val="both"/>
       </w:pPr>
@@ -13111,17 +13202,13 @@
       <w:r>
         <w:t>.</w:t>
       </w:r>
-    </w:p>
-    <w:p/>
-    <w:p>
-      <w:pPr>
-        <w:jc w:val="both"/>
-      </w:pPr>
+      <w:r>
+        <w:t xml:space="preserve"> </w:t>
+      </w:r>
       <w:r>
         <w:t>De esta forma, pasamos de un tramo como este, con varios fallos de medida seguidos:</w:t>
       </w:r>
     </w:p>
-    <w:p/>
     <w:p/>
     <w:p>
       <w:pPr>
@@ -13148,7 +13235,7 @@
                     <pic:cNvPicPr/>
                   </pic:nvPicPr>
                   <pic:blipFill>
-                    <a:blip r:embed="rId17">
+                    <a:blip r:embed="rId19">
                       <a:extLst>
                         <a:ext uri="{28A0092B-C50C-407E-A947-70E740481C1C}">
                           <a14:useLocalDpi xmlns:a14="http://schemas.microsoft.com/office/drawing/2010/main" val="0"/>
@@ -13185,17 +13272,6 @@
       </w:r>
     </w:p>
     <w:p/>
-    <w:p/>
-    <w:p/>
-    <w:p/>
-    <w:p/>
-    <w:p/>
-    <w:p/>
-    <w:p/>
-    <w:p/>
-    <w:p/>
-    <w:p/>
-    <w:p/>
     <w:p>
       <w:pPr>
         <w:jc w:val="both"/>
@@ -13204,7 +13280,11 @@
         <w:t>A este, con los datos falsamente iguales a cero interpolados con sus vecinos:</w:t>
       </w:r>
     </w:p>
-    <w:p/>
+    <w:p>
+      <w:pPr>
+        <w:jc w:val="both"/>
+      </w:pPr>
+    </w:p>
     <w:p>
       <w:pPr>
         <w:keepNext/>
@@ -13230,7 +13310,7 @@
                     <pic:cNvPicPr/>
                   </pic:nvPicPr>
                   <pic:blipFill>
-                    <a:blip r:embed="rId18">
+                    <a:blip r:embed="rId20">
                       <a:extLst>
                         <a:ext uri="{28A0092B-C50C-407E-A947-70E740481C1C}">
                           <a14:useLocalDpi xmlns:a14="http://schemas.microsoft.com/office/drawing/2010/main" val="0"/>
@@ -13268,15 +13348,11 @@
     </w:p>
     <w:p>
       <w:pPr>
-        <w:jc w:val="center"/>
-      </w:pPr>
-    </w:p>
-    <w:p>
-      <w:pPr>
         <w:spacing w:line="276" w:lineRule="auto"/>
         <w:jc w:val="both"/>
       </w:pPr>
       <w:r>
+        <w:lastRenderedPageBreak/>
         <w:t xml:space="preserve">Sabemos que esta práctica es correcta ya que, observando las variables exógenas, comprobamos que no se trata de una caída natural debido a </w:t>
       </w:r>
       <w:r>
@@ -13293,11 +13369,17 @@
       <w:pPr>
         <w:pStyle w:val="Ttulo3"/>
       </w:pPr>
-      <w:bookmarkStart w:id="13" w:name="_Toc219457212"/>
-      <w:r>
-        <w:t>2.1.3 SIMPLE TREE</w:t>
-      </w:r>
-      <w:bookmarkEnd w:id="13"/>
+      <w:bookmarkStart w:id="14" w:name="_Toc220059888"/>
+      <w:r>
+        <w:t>2.1.</w:t>
+      </w:r>
+      <w:r>
+        <w:t>4</w:t>
+      </w:r>
+      <w:r>
+        <w:t xml:space="preserve"> SIMPLE TREE</w:t>
+      </w:r>
+      <w:bookmarkEnd w:id="14"/>
     </w:p>
     <w:p/>
     <w:p>
@@ -13331,6 +13413,7 @@
       <w:r>
         <w:t xml:space="preserve"> inicial, que puede ser verdadera o falsa, y determina </w:t>
       </w:r>
+      <w:proofErr w:type="spellStart"/>
       <w:r>
         <w:t>por</w:t>
       </w:r>
@@ -13338,8 +13421,12 @@
         <w:t xml:space="preserve"> </w:t>
       </w:r>
       <w:r>
-        <w:t>que</w:t>
-      </w:r>
+        <w:t>qu</w:t>
+      </w:r>
+      <w:r>
+        <w:t>e</w:t>
+      </w:r>
+      <w:proofErr w:type="spellEnd"/>
       <w:r>
         <w:t xml:space="preserve"> rama continuará el flujo de la predicción. Cada nodo repite este proceso hasta que se llega a los nodos hoja del árbol, que devuelven la predicción final. Dependiendo de la profundidad del árbol, la predicción podrá ser más o menos correcta, ya que, a mayor profundidad, mayor número de condiciones que ha tenido que cumplir el contexto para llegar hasta un punto determinado</w:t>
       </w:r>
@@ -13347,13 +13434,13 @@
         <w:fldChar w:fldCharType="begin"/>
       </w:r>
       <w:r>
-        <w:instrText xml:space="preserve"> ADDIN ZOTERO_ITEM CSL_CITATION {"citationID":"EyK69jaf","properties":{"formattedCitation":"[23]","plainCitation":"[23]","noteIndex":0},"citationItems":[{"id":82,"uris":["http://zotero.org/users/local/PHqdJ13A/items/Q79DVT65"],"itemData":{"id":82,"type":"post-weblog","abstract":"Trimming branches smartly with Cost-Complexity Pruning","container-title":"Towards Data Science","language":"en-US","title":"Decision Tree Regressor, Explained: A Visual Guide with Code Examples","title-short":"Decision Tree Regressor, Explained","URL":"https://towardsdatascience.com/decision-tree-regressor-explained-a-visual-guide-with-code-examples-fbd2836c3bef/","author":[{"family":"Baladram","given":"Samy"}],"accessed":{"date-parts":[["2026",1,15]]},"issued":{"date-parts":[["2024",10,10]]}}}],"schema":"https://github.com/citation-style-language/schema/raw/master/csl-citation.json"} </w:instrText>
+        <w:instrText xml:space="preserve"> ADDIN ZOTERO_ITEM CSL_CITATION {"citationID":"EyK69jaf","properties":{"formattedCitation":"[24]","plainCitation":"[24]","noteIndex":0},"citationItems":[{"id":82,"uris":["http://zotero.org/users/local/PHqdJ13A/items/Q79DVT65"],"itemData":{"id":82,"type":"post-weblog","abstract":"Trimming branches smartly with Cost-Complexity Pruning","container-title":"Towards Data Science","language":"en-US","title":"Decision Tree Regressor, Explained: A Visual Guide with Code Examples","title-short":"Decision Tree Regressor, Explained","URL":"https://towardsdatascience.com/decision-tree-regressor-explained-a-visual-guide-with-code-examples-fbd2836c3bef/","author":[{"family":"Baladram","given":"Samy"}],"accessed":{"date-parts":[["2026",1,15]]},"issued":{"date-parts":[["2024",10,10]]}}}],"schema":"https://github.com/citation-style-language/schema/raw/master/csl-citation.json"} </w:instrText>
       </w:r>
       <w:r>
         <w:fldChar w:fldCharType="separate"/>
       </w:r>
       <w:r>
-        <w:t>[23]</w:t>
+        <w:t>[24]</w:t>
       </w:r>
       <w:r>
         <w:fldChar w:fldCharType="end"/>
@@ -13371,31 +13458,22 @@
         <w:t>planteadas</w:t>
       </w:r>
       <w:r>
-        <w:t xml:space="preserve"> por los nodos más cercanos a la raíz suelen tener que ver con las variables más importantes en la predicción, ya que son las que más condicionan el resultado cuando su valor varía. Cercanas a los nodos hojas, están </w:t>
-      </w:r>
-      <w:r>
-        <w:lastRenderedPageBreak/>
-        <w:t>las variables menos importantes, ya que en líneas generales no cambian mucho el resultado final:</w:t>
-      </w:r>
-    </w:p>
-    <w:p>
-      <w:pPr>
-        <w:jc w:val="both"/>
-      </w:pPr>
+        <w:t xml:space="preserve"> por los nodos más cercanos a la raíz suelen tener que ver con las variables más importantes en la predicción, ya que son las que más condicionan el resultado cuando su valor varía. Cercanas a los nodos hojas, están las variables menos importantes, ya que en líneas generales no cambian mucho el resultado final:</w:t>
+      </w:r>
     </w:p>
     <w:p>
       <w:pPr>
         <w:keepNext/>
-        <w:jc w:val="both"/>
+        <w:jc w:val="center"/>
       </w:pPr>
       <w:r>
         <w:rPr>
           <w:noProof/>
         </w:rPr>
         <w:drawing>
-          <wp:inline distT="0" distB="0" distL="0" distR="0" wp14:anchorId="106EA07D" wp14:editId="749DCBB4">
-            <wp:extent cx="5400040" cy="3385820"/>
-            <wp:effectExtent l="0" t="0" r="0" b="5080"/>
+          <wp:inline distT="0" distB="0" distL="0" distR="0" wp14:anchorId="106EA07D" wp14:editId="407802F2">
+            <wp:extent cx="4970630" cy="3116580"/>
+            <wp:effectExtent l="0" t="0" r="1905" b="7620"/>
             <wp:docPr id="1504111957" name="Imagen 1" descr="Diagrama, Escala de tiempo&#10;&#10;El contenido generado por IA puede ser incorrecto."/>
             <wp:cNvGraphicFramePr>
               <a:graphicFrameLocks xmlns:a="http://schemas.openxmlformats.org/drawingml/2006/main" noChangeAspect="1"/>
@@ -13408,7 +13486,7 @@
                     <pic:cNvPicPr/>
                   </pic:nvPicPr>
                   <pic:blipFill>
-                    <a:blip r:embed="rId19">
+                    <a:blip r:embed="rId21" cstate="print">
                       <a:extLst>
                         <a:ext uri="{28A0092B-C50C-407E-A947-70E740481C1C}">
                           <a14:useLocalDpi xmlns:a14="http://schemas.microsoft.com/office/drawing/2010/main" val="0"/>
@@ -13422,7 +13500,7 @@
                   <pic:spPr>
                     <a:xfrm>
                       <a:off x="0" y="0"/>
-                      <a:ext cx="5400040" cy="3385820"/>
+                      <a:ext cx="4994687" cy="3131664"/>
                     </a:xfrm>
                     <a:prstGeom prst="rect">
                       <a:avLst/>
@@ -13446,15 +13524,11 @@
     </w:p>
     <w:p>
       <w:pPr>
-        <w:jc w:val="both"/>
-      </w:pPr>
-    </w:p>
-    <w:p>
-      <w:pPr>
         <w:spacing w:line="276" w:lineRule="auto"/>
         <w:jc w:val="both"/>
       </w:pPr>
       <w:r>
+        <w:lastRenderedPageBreak/>
         <w:t xml:space="preserve">Observamos como el nodo raíz </w:t>
       </w:r>
       <w:r>
@@ -13463,11 +13537,6 @@
       <w:r>
         <w:t xml:space="preserve"> de si el valor de lag_1 es menor o igual a 172.5, dividiendo en ramas sus posibles respuestas. Este proceso se repite con otras preguntas hasta alcanzar los nodos hojas con la solución final a la predicción. Este modelo de un solo árbol obtiene resultados mucho peores a los que veremos posteriormente en el Extreme Gradient Boosting, lo cual es lógico debido a la sola presencia de un árbol en comparación con los múltiples árboles del Gradient Boosting. </w:t>
       </w:r>
-    </w:p>
-    <w:p>
-      <w:pPr>
-        <w:jc w:val="both"/>
-      </w:pPr>
     </w:p>
     <w:p>
       <w:pPr>
@@ -13688,12 +13757,11 @@
         <w:rPr>
           <w:noProof/>
         </w:rPr>
-        <w:lastRenderedPageBreak/>
         <w:drawing>
-          <wp:inline distT="0" distB="0" distL="0" distR="0" wp14:anchorId="769D4F79" wp14:editId="6A19C103">
-            <wp:extent cx="5239522" cy="2203708"/>
-            <wp:effectExtent l="0" t="0" r="0" b="6350"/>
-            <wp:docPr id="1835657978" name="Imagen 2" descr="Gráfico&#10;&#10;El contenido generado por IA puede ser incorrecto."/>
+          <wp:inline distT="0" distB="0" distL="0" distR="0" wp14:anchorId="644B776F" wp14:editId="36DA7C14">
+            <wp:extent cx="4764033" cy="2157988"/>
+            <wp:effectExtent l="0" t="0" r="0" b="0"/>
+            <wp:docPr id="1458096210" name="Imagen 12" descr="Gráfico, Gráfico de líneas&#10;&#10;El contenido generado por IA puede ser incorrecto."/>
             <wp:cNvGraphicFramePr>
               <a:graphicFrameLocks xmlns:a="http://schemas.openxmlformats.org/drawingml/2006/main" noChangeAspect="1"/>
             </wp:cNvGraphicFramePr>
@@ -13701,11 +13769,11 @@
               <a:graphicData uri="http://schemas.openxmlformats.org/drawingml/2006/picture">
                 <pic:pic xmlns:pic="http://schemas.openxmlformats.org/drawingml/2006/picture">
                   <pic:nvPicPr>
-                    <pic:cNvPr id="1835657978" name="Imagen 2" descr="Gráfico&#10;&#10;El contenido generado por IA puede ser incorrecto."/>
+                    <pic:cNvPr id="1458096210" name="Imagen 12" descr="Gráfico, Gráfico de líneas&#10;&#10;El contenido generado por IA puede ser incorrecto."/>
                     <pic:cNvPicPr/>
                   </pic:nvPicPr>
                   <pic:blipFill>
-                    <a:blip r:embed="rId20">
+                    <a:blip r:embed="rId22">
                       <a:extLst>
                         <a:ext uri="{28A0092B-C50C-407E-A947-70E740481C1C}">
                           <a14:useLocalDpi xmlns:a14="http://schemas.microsoft.com/office/drawing/2010/main" val="0"/>
@@ -13719,7 +13787,7 @@
                   <pic:spPr>
                     <a:xfrm>
                       <a:off x="0" y="0"/>
-                      <a:ext cx="5239522" cy="2203708"/>
+                      <a:ext cx="4764033" cy="2157988"/>
                     </a:xfrm>
                     <a:prstGeom prst="rect">
                       <a:avLst/>
@@ -13753,7 +13821,6 @@
         <w:t xml:space="preserve"> - Predicción 24h SimpleTree</w:t>
       </w:r>
     </w:p>
-    <w:p/>
     <w:p>
       <w:r>
         <w:t>Y 48 horas vista:</w:t>
@@ -13763,16 +13830,17 @@
     <w:p>
       <w:pPr>
         <w:keepNext/>
+        <w:jc w:val="center"/>
       </w:pPr>
       <w:r>
         <w:rPr>
           <w:noProof/>
         </w:rPr>
         <w:drawing>
-          <wp:inline distT="0" distB="0" distL="0" distR="0" wp14:anchorId="7160C7D9" wp14:editId="178F5381">
-            <wp:extent cx="5239522" cy="2203708"/>
-            <wp:effectExtent l="0" t="0" r="0" b="6350"/>
-            <wp:docPr id="43920692" name="Imagen 3" descr="Gráfico&#10;&#10;El contenido generado por IA puede ser incorrecto."/>
+          <wp:inline distT="0" distB="0" distL="0" distR="0" wp14:anchorId="19A6853D" wp14:editId="677F0CE3">
+            <wp:extent cx="4764033" cy="2157988"/>
+            <wp:effectExtent l="0" t="0" r="0" b="0"/>
+            <wp:docPr id="305193431" name="Imagen 13" descr="Gráfico&#10;&#10;El contenido generado por IA puede ser incorrecto."/>
             <wp:cNvGraphicFramePr>
               <a:graphicFrameLocks xmlns:a="http://schemas.openxmlformats.org/drawingml/2006/main" noChangeAspect="1"/>
             </wp:cNvGraphicFramePr>
@@ -13780,11 +13848,11 @@
               <a:graphicData uri="http://schemas.openxmlformats.org/drawingml/2006/picture">
                 <pic:pic xmlns:pic="http://schemas.openxmlformats.org/drawingml/2006/picture">
                   <pic:nvPicPr>
-                    <pic:cNvPr id="43920692" name="Imagen 3" descr="Gráfico&#10;&#10;El contenido generado por IA puede ser incorrecto."/>
+                    <pic:cNvPr id="305193431" name="Imagen 13" descr="Gráfico&#10;&#10;El contenido generado por IA puede ser incorrecto."/>
                     <pic:cNvPicPr/>
                   </pic:nvPicPr>
                   <pic:blipFill>
-                    <a:blip r:embed="rId21">
+                    <a:blip r:embed="rId23">
                       <a:extLst>
                         <a:ext uri="{28A0092B-C50C-407E-A947-70E740481C1C}">
                           <a14:useLocalDpi xmlns:a14="http://schemas.microsoft.com/office/drawing/2010/main" val="0"/>
@@ -13798,7 +13866,7 @@
                   <pic:spPr>
                     <a:xfrm>
                       <a:off x="0" y="0"/>
-                      <a:ext cx="5239522" cy="2203708"/>
+                      <a:ext cx="4764033" cy="2157988"/>
                     </a:xfrm>
                     <a:prstGeom prst="rect">
                       <a:avLst/>
@@ -13834,15 +13902,11 @@
     </w:p>
     <w:p>
       <w:pPr>
-        <w:jc w:val="both"/>
-      </w:pPr>
-    </w:p>
-    <w:p>
-      <w:pPr>
         <w:spacing w:line="276" w:lineRule="auto"/>
         <w:jc w:val="both"/>
       </w:pPr>
       <w:r>
+        <w:lastRenderedPageBreak/>
         <w:t>En estas gráficas se apreciará claramente la mejora al utilizar más de un árbol para la predicción. Destaca que con un solo árbol nunca llega a predecir cero, aunque si posee aproximadamente la forma de la evolución de la variable objetivo, con sus subidas y bajadas a lo largo del día.</w:t>
       </w:r>
     </w:p>
@@ -13855,7 +13919,7 @@
       <w:pPr>
         <w:pStyle w:val="Ttulo3"/>
       </w:pPr>
-      <w:bookmarkStart w:id="14" w:name="_Toc219457213"/>
+      <w:bookmarkStart w:id="15" w:name="_Toc220059889"/>
       <w:r>
         <w:t>2.</w:t>
       </w:r>
@@ -13866,12 +13930,12 @@
         <w:t>.</w:t>
       </w:r>
       <w:r>
-        <w:t>4</w:t>
+        <w:t>5</w:t>
       </w:r>
       <w:r>
         <w:t xml:space="preserve"> HERRAMIENTAS</w:t>
       </w:r>
-      <w:bookmarkEnd w:id="14"/>
+      <w:bookmarkEnd w:id="15"/>
     </w:p>
     <w:p/>
     <w:p>
@@ -13889,13 +13953,13 @@
         <w:fldChar w:fldCharType="begin"/>
       </w:r>
       <w:r>
-        <w:instrText xml:space="preserve"> ADDIN ZOTERO_ITEM CSL_CITATION {"citationID":"6zU6yAuJ","properties":{"formattedCitation":"[24]","plainCitation":"[24]","noteIndex":0},"citationItems":[{"id":53,"uris":["http://zotero.org/users/local/PHqdJ13A/items/WFM9MJAQ"],"itemData":{"id":53,"type":"webpage","title":"Anaconda.org","URL":"https://anaconda.org/channels/anaconda/packages/python/overview","accessed":{"date-parts":[["2025",11,26]]}}}],"schema":"https://github.com/citation-style-language/schema/raw/master/csl-citation.json"} </w:instrText>
+        <w:instrText xml:space="preserve"> ADDIN ZOTERO_ITEM CSL_CITATION {"citationID":"6zU6yAuJ","properties":{"formattedCitation":"[25]","plainCitation":"[25]","noteIndex":0},"citationItems":[{"id":53,"uris":["http://zotero.org/users/local/PHqdJ13A/items/WFM9MJAQ"],"itemData":{"id":53,"type":"webpage","title":"Anaconda.org","URL":"https://anaconda.org/channels/anaconda/packages/python/overview","accessed":{"date-parts":[["2025",11,26]]}}}],"schema":"https://github.com/citation-style-language/schema/raw/master/csl-citation.json"} </w:instrText>
       </w:r>
       <w:r>
         <w:fldChar w:fldCharType="separate"/>
       </w:r>
       <w:r>
-        <w:t>[24]</w:t>
+        <w:t>[25]</w:t>
       </w:r>
       <w:r>
         <w:fldChar w:fldCharType="end"/>
@@ -13913,13 +13977,13 @@
         <w:fldChar w:fldCharType="begin"/>
       </w:r>
       <w:r>
-        <w:instrText xml:space="preserve"> ADDIN ZOTERO_ITEM CSL_CITATION {"citationID":"89XlDRDP","properties":{"formattedCitation":"[25]","plainCitation":"[25]","noteIndex":0},"citationItems":[{"id":55,"uris":["http://zotero.org/users/local/PHqdJ13A/items/3WNLQG8R"],"itemData":{"id":55,"type":"webpage","abstract":"The Jupyter Notebook is a web-based interactive computing platform. The notebook combines live code, equations, narrative text, visualizations, interactive dashboards and other media.","language":"en","title":"Project Jupyter","URL":"https://jupyter.org","accessed":{"date-parts":[["2025",11,26]]}}}],"schema":"https://github.com/citation-style-language/schema/raw/master/csl-citation.json"} </w:instrText>
+        <w:instrText xml:space="preserve"> ADDIN ZOTERO_ITEM CSL_CITATION {"citationID":"89XlDRDP","properties":{"formattedCitation":"[26]","plainCitation":"[26]","noteIndex":0},"citationItems":[{"id":55,"uris":["http://zotero.org/users/local/PHqdJ13A/items/3WNLQG8R"],"itemData":{"id":55,"type":"webpage","abstract":"The Jupyter Notebook is a web-based interactive computing platform. The notebook combines live code, equations, narrative text, visualizations, interactive dashboards and other media.","language":"en","title":"Project Jupyter","URL":"https://jupyter.org","accessed":{"date-parts":[["2025",11,26]]}}}],"schema":"https://github.com/citation-style-language/schema/raw/master/csl-citation.json"} </w:instrText>
       </w:r>
       <w:r>
         <w:fldChar w:fldCharType="separate"/>
       </w:r>
       <w:r>
-        <w:t>[25]</w:t>
+        <w:t>[26]</w:t>
       </w:r>
       <w:r>
         <w:fldChar w:fldCharType="end"/>
@@ -13947,7 +14011,6 @@
         <w:jc w:val="both"/>
       </w:pPr>
       <w:r>
-        <w:lastRenderedPageBreak/>
         <w:t xml:space="preserve">En cuanto a las librerías, sklearn es una librería de aprendizaje automático de código abierto, que incluye funciones para implementar y/o entrenar modelos como gradient boosting, </w:t>
       </w:r>
       <w:r>
@@ -14010,13 +14073,13 @@
         <w:fldChar w:fldCharType="begin"/>
       </w:r>
       <w:r>
-        <w:instrText xml:space="preserve"> ADDIN ZOTERO_ITEM CSL_CITATION {"citationID":"2ShBQ6Cp","properties":{"formattedCitation":"[26]","plainCitation":"[26]","noteIndex":0},"citationItems":[{"id":65,"uris":["http://zotero.org/users/local/PHqdJ13A/items/W7M3URYY"],"itemData":{"id":65,"type":"webpage","title":"Recursive multi-step forecasting - Skforecast Docs","URL":"https://skforecast.org/0.14.0/user_guides/autoregresive-forecaster.html","accessed":{"date-parts":[["2025",12,12]]}}}],"schema":"https://github.com/citation-style-language/schema/raw/master/csl-citation.json"} </w:instrText>
+        <w:instrText xml:space="preserve"> ADDIN ZOTERO_ITEM CSL_CITATION {"citationID":"2ShBQ6Cp","properties":{"formattedCitation":"[27]","plainCitation":"[27]","noteIndex":0},"citationItems":[{"id":65,"uris":["http://zotero.org/users/local/PHqdJ13A/items/W7M3URYY"],"itemData":{"id":65,"type":"webpage","title":"Recursive multi-step forecasting - Skforecast Docs","URL":"https://skforecast.org/0.14.0/user_guides/autoregresive-forecaster.html","accessed":{"date-parts":[["2025",12,12]]}}}],"schema":"https://github.com/citation-style-language/schema/raw/master/csl-citation.json"} </w:instrText>
       </w:r>
       <w:r>
         <w:fldChar w:fldCharType="separate"/>
       </w:r>
       <w:r>
-        <w:t>[26]</w:t>
+        <w:t>[27]</w:t>
       </w:r>
       <w:r>
         <w:fldChar w:fldCharType="end"/>
@@ -14059,11 +14122,12 @@
         <w:pStyle w:val="Ttulo2"/>
         <w:jc w:val="both"/>
       </w:pPr>
-      <w:bookmarkStart w:id="15" w:name="_Toc219457214"/>
-      <w:r>
+      <w:bookmarkStart w:id="16" w:name="_Toc220059890"/>
+      <w:r>
+        <w:lastRenderedPageBreak/>
         <w:t>2.2 MODELADO</w:t>
       </w:r>
-      <w:bookmarkEnd w:id="15"/>
+      <w:bookmarkEnd w:id="16"/>
     </w:p>
     <w:p/>
     <w:p>
@@ -14084,13 +14148,13 @@
         <w:fldChar w:fldCharType="begin"/>
       </w:r>
       <w:r>
-        <w:instrText xml:space="preserve"> ADDIN ZOTERO_ITEM CSL_CITATION {"citationID":"Qz331hwm","properties":{"formattedCitation":"[27]","plainCitation":"[27]","noteIndex":0},"citationItems":[{"id":61,"uris":["http://zotero.org/users/local/PHqdJ13A/items/2MAHEMHG"],"itemData":{"id":61,"type":"software","abstract":"Skforecast is a Python library that eases using scikit-learn regressors as single and multi-step forecasters. It also works with any regressor compatible with the scikit-learn API.","license":"BSD 3-Clause \"New\" or \"Revised\" License, Open Access","note":"DOI: 10.5281/ZENODO.8382788","publisher":"Zenodo","source":"DOI.org (Datacite)","title":"skforecast","URL":"https://zenodo.org/record/8382788","version":"v0.10.1dev","author":[{"family":"Amat Rodrigo","given":"Joaquin"},{"family":"Escobar Ortiz","given":"Javier"}],"accessed":{"date-parts":[["2025",12,10]]},"issued":{"date-parts":[["2023",9,27]]}}}],"schema":"https://github.com/citation-style-language/schema/raw/master/csl-citation.json"} </w:instrText>
+        <w:instrText xml:space="preserve"> ADDIN ZOTERO_ITEM CSL_CITATION {"citationID":"Qz331hwm","properties":{"formattedCitation":"[28]","plainCitation":"[28]","noteIndex":0},"citationItems":[{"id":61,"uris":["http://zotero.org/users/local/PHqdJ13A/items/2MAHEMHG"],"itemData":{"id":61,"type":"software","abstract":"Skforecast is a Python library that eases using scikit-learn regressors as single and multi-step forecasters. It also works with any regressor compatible with the scikit-learn API.","DOI":"10.5281/ZENODO.8382788","license":"BSD 3-Clause \"New\" or \"Revised\" License, Open Access","publisher":"Zenodo","source":"DOI.org (Datacite)","title":"skforecast","URL":"https://zenodo.org/record/8382788","version":"v0.10.1dev","author":[{"family":"Amat Rodrigo","given":"Joaquin"},{"family":"Escobar Ortiz","given":"Javier"}],"accessed":{"date-parts":[["2025",12,10]]},"issued":{"date-parts":[["2023",9,27]]}}}],"schema":"https://github.com/citation-style-language/schema/raw/master/csl-citation.json"} </w:instrText>
       </w:r>
       <w:r>
         <w:fldChar w:fldCharType="separate"/>
       </w:r>
       <w:r>
-        <w:t>[27]</w:t>
+        <w:t>[28]</w:t>
       </w:r>
       <w:r>
         <w:fldChar w:fldCharType="end"/>
@@ -14123,7 +14187,6 @@
         <w:jc w:val="both"/>
       </w:pPr>
       <w:r>
-        <w:lastRenderedPageBreak/>
         <w:t>Por ejemplo, es común encontrar la media, el máximo o el mínimo de los diez, quince o veinte valores anteriores, de forma que el modelo tenga en cuenta la evolución de la variable y/o el rango de máximos y mínimos que ha tomado recientemente</w:t>
       </w:r>
       <w:r>
@@ -14142,13 +14205,13 @@
         <w:fldChar w:fldCharType="begin"/>
       </w:r>
       <w:r>
-        <w:instrText xml:space="preserve"> ADDIN ZOTERO_ITEM CSL_CITATION {"citationID":"OMMduQ5O","properties":{"formattedCitation":"[28]","plainCitation":"[28]","noteIndex":0},"citationItems":[{"id":68,"uris":["http://zotero.org/users/local/PHqdJ13A/items/WY2YEVPJ"],"itemData":{"id":68,"type":"webpage","title":"Exogenous variables - Skforecast Docs","URL":"https://skforecast.org/0.14.0/user_guides/exogenous-variables","accessed":{"date-parts":[["2025",12,12]]}}}],"schema":"https://github.com/citation-style-language/schema/raw/master/csl-citation.json"} </w:instrText>
+        <w:instrText xml:space="preserve"> ADDIN ZOTERO_ITEM CSL_CITATION {"citationID":"OMMduQ5O","properties":{"formattedCitation":"[29]","plainCitation":"[29]","noteIndex":0},"citationItems":[{"id":68,"uris":["http://zotero.org/users/local/PHqdJ13A/items/WY2YEVPJ"],"itemData":{"id":68,"type":"webpage","title":"Exogenous variables - Skforecast Docs","URL":"https://skforecast.org/0.14.0/user_guides/exogenous-variables","accessed":{"date-parts":[["2025",12,12]]}}}],"schema":"https://github.com/citation-style-language/schema/raw/master/csl-citation.json"} </w:instrText>
       </w:r>
       <w:r>
         <w:fldChar w:fldCharType="separate"/>
       </w:r>
       <w:r>
-        <w:t>[28]</w:t>
+        <w:t>[29]</w:t>
       </w:r>
       <w:r>
         <w:fldChar w:fldCharType="end"/>
@@ -14199,21 +14262,17 @@
       <w:r>
         <w:t xml:space="preserve"> un papel protagonista en la predicción, pero no dejan de ser implementaciones de modelos de regresión, como gradient boosting o Random </w:t>
       </w:r>
-      <w:proofErr w:type="spellStart"/>
-      <w:r>
-        <w:t>forest</w:t>
-      </w:r>
-      <w:proofErr w:type="spellEnd"/>
-      <w:r>
-        <w:t xml:space="preserve"> </w:t>
-      </w:r>
-      <w:proofErr w:type="spellStart"/>
-      <w:r>
-        <w:t>regressor</w:t>
-      </w:r>
-      <w:proofErr w:type="spellEnd"/>
-      <w:r>
-        <w:t xml:space="preserve">. </w:t>
+      <w:r>
+        <w:t>F</w:t>
+      </w:r>
+      <w:r>
+        <w:t xml:space="preserve">orest </w:t>
+      </w:r>
+      <w:r>
+        <w:t>R</w:t>
+      </w:r>
+      <w:r>
+        <w:t xml:space="preserve">egressor. </w:t>
       </w:r>
     </w:p>
     <w:p/>
@@ -14239,6 +14298,7 @@
         <w:jc w:val="both"/>
       </w:pPr>
       <w:r>
+        <w:lastRenderedPageBreak/>
         <w:t xml:space="preserve">En cuanto a los lags, en este caso particular no es conveniente utilizar lags notablemente alejados en el tiempo del valor que intentamos predecir, ya que factores imprevisibles, como una nube, que afectan directamente al valor de potencia generada, no se tienen en cuenta, y la evolución de un valor a otro de la variable objetivo no es representativa de la realidad. Es por eso </w:t>
       </w:r>
       <w:r>
@@ -14280,15 +14340,104 @@
     </w:p>
     <w:p>
       <w:pPr>
+        <w:pStyle w:val="Ttulo3"/>
+      </w:pPr>
+      <w:bookmarkStart w:id="17" w:name="_Toc220059891"/>
+      <w:r>
+        <w:t>2.2.1 ESCALADO</w:t>
+      </w:r>
+      <w:bookmarkEnd w:id="17"/>
+    </w:p>
+    <w:p/>
+    <w:p>
+      <w:pPr>
         <w:spacing w:line="276" w:lineRule="auto"/>
         <w:jc w:val="both"/>
       </w:pPr>
+      <w:r>
+        <w:t xml:space="preserve">Se da el caso de que los datos del dataset tienen distintas escalas, lo que puede afectar al rendimiento del modelo, por lo que es una buena práctica escalar los datos. Es importante que este escalado sea posterior en el tiempo a la separación del conjunto de datos en conjuntos de entrenamiento y test, ya que en caso de hacerlo antes estaríamos filtrando información sobre el entrenamiento al conjunto </w:t>
+      </w:r>
+      <w:proofErr w:type="gramStart"/>
+      <w:r>
+        <w:t>de test</w:t>
+      </w:r>
+      <w:proofErr w:type="gramEnd"/>
+      <w:r>
+        <w:t>, lo que haría que las métricas de predicción fuesen irrealmente buenas, pero que se desplomasen en cuanto somet</w:t>
+      </w:r>
+      <w:r>
+        <w:t>ies</w:t>
+      </w:r>
+      <w:r>
+        <w:t xml:space="preserve">es </w:t>
+      </w:r>
+      <w:r>
+        <w:t>a</w:t>
+      </w:r>
+      <w:r>
+        <w:t xml:space="preserve">l modelo a datos ajenos al conjunto </w:t>
+      </w:r>
+      <w:proofErr w:type="gramStart"/>
+      <w:r>
+        <w:t>de test</w:t>
+      </w:r>
+      <w:proofErr w:type="gramEnd"/>
+      <w:r>
+        <w:t>. Esta mala práctica se conoce como “Data Leaking”, y al separar el conjunto en entrenamiento y test antes de escalar eliminamos la posibilidad de que se produzca</w:t>
+      </w:r>
+      <w:r>
+        <w:fldChar w:fldCharType="begin"/>
+      </w:r>
+      <w:r>
+        <w:instrText xml:space="preserve"> ADDIN ZOTERO_ITEM CSL_CITATION {"citationID":"jN4XG2po","properties":{"formattedCitation":"[30]","plainCitation":"[30]","noteIndex":0},"citationItems":[{"id":76,"uris":["http://zotero.org/users/local/PHqdJ13A/items/7UM2N83A"],"itemData":{"id":76,"type":"post-weblog","abstract":"Over the years, I’ve seen time series forecasting go wrong in more ways than I can count. The funny part is that the models themselves…","container-title":"Medium","language":"en","title":"Why So Many Time Series Models Fail in Practice","URL":"https://medium.com/@data_science_content/time-series-forecasting-pitfalls-of-the-layman-data-scientist-99bca7f7de41","author":[{"family":"M","given":"James"}],"accessed":{"date-parts":[["2026",1,7]]},"issued":{"date-parts":[["2025",8,28]]}}}],"schema":"https://github.com/citation-style-language/schema/raw/master/csl-citation.json"} </w:instrText>
+      </w:r>
+      <w:r>
+        <w:fldChar w:fldCharType="separate"/>
+      </w:r>
+      <w:r>
+        <w:t>[30]</w:t>
+      </w:r>
+      <w:r>
+        <w:fldChar w:fldCharType="end"/>
+      </w:r>
+      <w:r>
+        <w:t>.</w:t>
+      </w:r>
+    </w:p>
+    <w:p>
+      <w:pPr>
+        <w:jc w:val="both"/>
+      </w:pPr>
     </w:p>
     <w:p>
       <w:pPr>
         <w:spacing w:line="276" w:lineRule="auto"/>
         <w:jc w:val="both"/>
       </w:pPr>
+      <w:r>
+        <w:t>El escalamiento, de forma sencilla, hace que todas las variables de nuestro dataset tengan el mismo rango de valores posibles. Estos pueden ser, por ejemplo, de cero a uno, lo que se conoce como la normalización de los datos y es muy común en este tipo de problemas. También, podría ser entre cero y la desviación estándar de uno, lo que se conoce como estandarizació</w:t>
+      </w:r>
+      <w:r>
+        <w:t>n</w:t>
+      </w:r>
+      <w:r>
+        <w:fldChar w:fldCharType="begin"/>
+      </w:r>
+      <w:r>
+        <w:instrText xml:space="preserve"> ADDIN ZOTERO_ITEM CSL_CITATION {"citationID":"6iwx4OxM","properties":{"formattedCitation":"[31]","plainCitation":"[31]","noteIndex":0},"citationItems":[{"id":78,"uris":["http://zotero.org/users/local/PHqdJ13A/items/D95TJTU7"],"itemData":{"id":78,"type":"webpage","abstract":"En este tutorial vamos a entender en qué consiste el escalamiento de los datos, por qué y cuándo deberíamos realizarlo al construir un modelo de Machine Learning.","container-title":"Codificando Bits","language":"es","title":"¿Por qué y cuándo escalar los datos?","URL":"https://codificandobits.com/tutorial/por-que-cuando-escalar-los-datos/","accessed":{"date-parts":[["2026",1,7]]},"issued":{"date-parts":[["2023",10,9]]}}}],"schema":"https://github.com/citation-style-language/schema/raw/master/csl-citation.json"} </w:instrText>
+      </w:r>
+      <w:r>
+        <w:fldChar w:fldCharType="separate"/>
+      </w:r>
+      <w:r>
+        <w:t>[31]</w:t>
+      </w:r>
+      <w:r>
+        <w:fldChar w:fldCharType="end"/>
+      </w:r>
+      <w:r>
+        <w:t>.</w:t>
+      </w:r>
     </w:p>
     <w:p>
       <w:pPr>
@@ -14301,6 +14450,9 @@
         <w:spacing w:line="276" w:lineRule="auto"/>
         <w:jc w:val="both"/>
       </w:pPr>
+      <w:r>
+        <w:t>Para escalar los datos en este caso usaremos un MinMaxScaler. Este método obtiene el parámetro máximo y mínimo de cada variable, y escala los datos de la columna siguiendo la siguiente fórmula:</w:t>
+      </w:r>
     </w:p>
     <w:p>
       <w:pPr>
@@ -14312,69 +14464,305 @@
       <w:pPr>
         <w:spacing w:line="276" w:lineRule="auto"/>
         <w:jc w:val="both"/>
-      </w:pPr>
-    </w:p>
-    <w:p>
-      <w:pPr>
-        <w:pStyle w:val="Ttulo3"/>
-      </w:pPr>
-      <w:bookmarkStart w:id="16" w:name="_Toc219457215"/>
-      <w:r>
-        <w:lastRenderedPageBreak/>
-        <w:t>2.2.1 ESCALADO</w:t>
-      </w:r>
-      <w:bookmarkEnd w:id="16"/>
-    </w:p>
-    <w:p/>
+        <w:rPr>
+          <w:b/>
+          <w:bCs/>
+        </w:rPr>
+      </w:pPr>
+      <m:oMathPara>
+        <m:oMath>
+          <m:sSub>
+            <m:sSubPr>
+              <m:ctrlPr>
+                <w:rPr>
+                  <w:rFonts w:ascii="Cambria Math" w:hAnsi="Cambria Math"/>
+                  <w:b/>
+                  <w:bCs/>
+                  <w:i/>
+                </w:rPr>
+              </m:ctrlPr>
+            </m:sSubPr>
+            <m:e>
+              <m:r>
+                <m:rPr>
+                  <m:sty m:val="bi"/>
+                </m:rPr>
+                <w:rPr>
+                  <w:rFonts w:ascii="Cambria Math" w:hAnsi="Cambria Math"/>
+                </w:rPr>
+                <m:t>x</m:t>
+              </m:r>
+            </m:e>
+            <m:sub>
+              <m:r>
+                <m:rPr>
+                  <m:sty m:val="bi"/>
+                </m:rPr>
+                <w:rPr>
+                  <w:rFonts w:ascii="Cambria Math" w:hAnsi="Cambria Math"/>
+                </w:rPr>
+                <m:t>iesc</m:t>
+              </m:r>
+            </m:sub>
+          </m:sSub>
+          <m:r>
+            <m:rPr>
+              <m:sty m:val="bi"/>
+            </m:rPr>
+            <w:rPr>
+              <w:rFonts w:ascii="Cambria Math" w:hAnsi="Cambria Math"/>
+            </w:rPr>
+            <m:t xml:space="preserve"> = </m:t>
+          </m:r>
+          <m:f>
+            <m:fPr>
+              <m:ctrlPr>
+                <w:rPr>
+                  <w:rFonts w:ascii="Cambria Math" w:hAnsi="Cambria Math"/>
+                  <w:b/>
+                  <w:bCs/>
+                  <w:i/>
+                </w:rPr>
+              </m:ctrlPr>
+            </m:fPr>
+            <m:num>
+              <m:sSub>
+                <m:sSubPr>
+                  <m:ctrlPr>
+                    <w:rPr>
+                      <w:rFonts w:ascii="Cambria Math" w:hAnsi="Cambria Math"/>
+                      <w:b/>
+                      <w:bCs/>
+                      <w:i/>
+                    </w:rPr>
+                  </m:ctrlPr>
+                </m:sSubPr>
+                <m:e>
+                  <m:r>
+                    <m:rPr>
+                      <m:sty m:val="bi"/>
+                    </m:rPr>
+                    <w:rPr>
+                      <w:rFonts w:ascii="Cambria Math" w:hAnsi="Cambria Math"/>
+                    </w:rPr>
+                    <m:t>x</m:t>
+                  </m:r>
+                </m:e>
+                <m:sub>
+                  <m:r>
+                    <m:rPr>
+                      <m:sty m:val="bi"/>
+                    </m:rPr>
+                    <w:rPr>
+                      <w:rFonts w:ascii="Cambria Math" w:hAnsi="Cambria Math"/>
+                    </w:rPr>
+                    <m:t>i</m:t>
+                  </m:r>
+                </m:sub>
+              </m:sSub>
+              <m:r>
+                <m:rPr>
+                  <m:sty m:val="bi"/>
+                </m:rPr>
+                <w:rPr>
+                  <w:rFonts w:ascii="Cambria Math" w:hAnsi="Cambria Math"/>
+                </w:rPr>
+                <m:t xml:space="preserve"> - </m:t>
+              </m:r>
+              <m:sSub>
+                <m:sSubPr>
+                  <m:ctrlPr>
+                    <w:rPr>
+                      <w:rFonts w:ascii="Cambria Math" w:hAnsi="Cambria Math"/>
+                      <w:b/>
+                      <w:bCs/>
+                      <w:i/>
+                    </w:rPr>
+                  </m:ctrlPr>
+                </m:sSubPr>
+                <m:e>
+                  <m:r>
+                    <m:rPr>
+                      <m:sty m:val="bi"/>
+                    </m:rPr>
+                    <w:rPr>
+                      <w:rFonts w:ascii="Cambria Math" w:hAnsi="Cambria Math"/>
+                    </w:rPr>
+                    <m:t>x</m:t>
+                  </m:r>
+                </m:e>
+                <m:sub>
+                  <m:r>
+                    <m:rPr>
+                      <m:sty m:val="bi"/>
+                    </m:rPr>
+                    <w:rPr>
+                      <w:rFonts w:ascii="Cambria Math" w:hAnsi="Cambria Math"/>
+                    </w:rPr>
+                    <m:t>imin</m:t>
+                  </m:r>
+                </m:sub>
+              </m:sSub>
+            </m:num>
+            <m:den>
+              <m:sSub>
+                <m:sSubPr>
+                  <m:ctrlPr>
+                    <w:rPr>
+                      <w:rFonts w:ascii="Cambria Math" w:hAnsi="Cambria Math"/>
+                      <w:b/>
+                      <w:bCs/>
+                      <w:i/>
+                    </w:rPr>
+                  </m:ctrlPr>
+                </m:sSubPr>
+                <m:e>
+                  <m:r>
+                    <m:rPr>
+                      <m:sty m:val="bi"/>
+                    </m:rPr>
+                    <w:rPr>
+                      <w:rFonts w:ascii="Cambria Math" w:hAnsi="Cambria Math"/>
+                    </w:rPr>
+                    <m:t>x</m:t>
+                  </m:r>
+                </m:e>
+                <m:sub>
+                  <m:r>
+                    <m:rPr>
+                      <m:sty m:val="bi"/>
+                    </m:rPr>
+                    <w:rPr>
+                      <w:rFonts w:ascii="Cambria Math" w:hAnsi="Cambria Math"/>
+                    </w:rPr>
+                    <m:t>imax</m:t>
+                  </m:r>
+                </m:sub>
+              </m:sSub>
+              <m:r>
+                <m:rPr>
+                  <m:sty m:val="bi"/>
+                </m:rPr>
+                <w:rPr>
+                  <w:rFonts w:ascii="Cambria Math" w:hAnsi="Cambria Math"/>
+                </w:rPr>
+                <m:t xml:space="preserve"> - </m:t>
+              </m:r>
+              <m:sSub>
+                <m:sSubPr>
+                  <m:ctrlPr>
+                    <w:rPr>
+                      <w:rFonts w:ascii="Cambria Math" w:hAnsi="Cambria Math"/>
+                      <w:b/>
+                      <w:bCs/>
+                      <w:i/>
+                    </w:rPr>
+                  </m:ctrlPr>
+                </m:sSubPr>
+                <m:e>
+                  <m:r>
+                    <m:rPr>
+                      <m:sty m:val="bi"/>
+                    </m:rPr>
+                    <w:rPr>
+                      <w:rFonts w:ascii="Cambria Math" w:hAnsi="Cambria Math"/>
+                    </w:rPr>
+                    <m:t>x</m:t>
+                  </m:r>
+                </m:e>
+                <m:sub>
+                  <m:r>
+                    <m:rPr>
+                      <m:sty m:val="bi"/>
+                    </m:rPr>
+                    <w:rPr>
+                      <w:rFonts w:ascii="Cambria Math" w:hAnsi="Cambria Math"/>
+                    </w:rPr>
+                    <m:t>imin</m:t>
+                  </m:r>
+                </m:sub>
+              </m:sSub>
+            </m:den>
+          </m:f>
+        </m:oMath>
+      </m:oMathPara>
+    </w:p>
     <w:p>
       <w:pPr>
         <w:spacing w:line="276" w:lineRule="auto"/>
         <w:jc w:val="both"/>
-      </w:pPr>
-      <w:r>
-        <w:t xml:space="preserve">Se da el caso de que los datos del dataset tienen distintas escalas, lo que puede afectar al rendimiento del modelo, por lo que es una buena práctica escalar los datos. Es importante que este escalado sea posterior en el tiempo a la separación del conjunto de datos en conjuntos de entrenamiento y test, ya que en caso de hacerlo antes estaríamos filtrando información sobre el entrenamiento al conjunto </w:t>
-      </w:r>
-      <w:proofErr w:type="gramStart"/>
-      <w:r>
-        <w:t>de test</w:t>
-      </w:r>
-      <w:proofErr w:type="gramEnd"/>
-      <w:r>
-        <w:t xml:space="preserve">, lo que haría que las métricas de predicción fuesen irrealmente buenas, pero que se desplomasen en cuanto sometes el modelo a datos ajenos al conjunto </w:t>
-      </w:r>
-      <w:proofErr w:type="gramStart"/>
-      <w:r>
-        <w:t>de test</w:t>
-      </w:r>
-      <w:proofErr w:type="gramEnd"/>
-      <w:r>
-        <w:t xml:space="preserve">. Esta mala práctica se conoce como “Data </w:t>
-      </w:r>
-      <w:proofErr w:type="spellStart"/>
-      <w:r>
-        <w:t>Leaking</w:t>
-      </w:r>
-      <w:proofErr w:type="spellEnd"/>
-      <w:r>
-        <w:t>”, y al separar el conjunto en entrenamiento y test antes de escalar eliminamos la posibilidad de que se produzca</w:t>
-      </w:r>
-      <w:r>
-        <w:fldChar w:fldCharType="begin"/>
-      </w:r>
-      <w:r>
-        <w:instrText xml:space="preserve"> ADDIN ZOTERO_ITEM CSL_CITATION {"citationID":"jN4XG2po","properties":{"formattedCitation":"[29]","plainCitation":"[29]","noteIndex":0},"citationItems":[{"id":76,"uris":["http://zotero.org/users/local/PHqdJ13A/items/7UM2N83A"],"itemData":{"id":76,"type":"post-weblog","abstract":"Over the years, I’ve seen time series forecasting go wrong in more ways than I can count. The funny part is that the models themselves…","container-title":"Medium","language":"en","title":"Why So Many Time Series Models Fail in Practice","URL":"https://medium.com/@data_science_content/time-series-forecasting-pitfalls-of-the-layman-data-scientist-99bca7f7de41","author":[{"family":"M","given":"James"}],"accessed":{"date-parts":[["2026",1,7]]},"issued":{"date-parts":[["2025",8,28]]}}}],"schema":"https://github.com/citation-style-language/schema/raw/master/csl-citation.json"} </w:instrText>
-      </w:r>
-      <w:r>
-        <w:fldChar w:fldCharType="separate"/>
-      </w:r>
-      <w:r>
-        <w:t>[29]</w:t>
-      </w:r>
-      <w:r>
-        <w:fldChar w:fldCharType="end"/>
-      </w:r>
-      <w:r>
-        <w:t>.</w:t>
+        <w:rPr>
+          <w:b/>
+          <w:bCs/>
+          <w:sz w:val="22"/>
+          <w:szCs w:val="22"/>
+        </w:rPr>
+      </w:pPr>
+    </w:p>
+    <w:p>
+      <w:pPr>
+        <w:pStyle w:val="Descripcin"/>
+        <w:keepNext/>
+        <w:jc w:val="center"/>
+      </w:pPr>
+      <w:r>
+        <w:t xml:space="preserve">Ecuación </w:t>
+      </w:r>
+      <w:fldSimple w:instr=" SEQ Ecuación \* ARABIC ">
+        <w:r>
+          <w:rPr>
+            <w:noProof/>
+          </w:rPr>
+          <w:t>8</w:t>
+        </w:r>
+      </w:fldSimple>
+      <w:r>
+        <w:t xml:space="preserve"> - Escalamiento con MinMaxScaler</w:t>
+      </w:r>
+    </w:p>
+    <w:p/>
+    <w:p>
+      <w:pPr>
+        <w:jc w:val="both"/>
+      </w:pPr>
+      <w:r>
+        <w:t>Donde x</w:t>
+      </w:r>
+      <w:r>
+        <w:rPr>
+          <w:vertAlign w:val="subscript"/>
+        </w:rPr>
+        <w:t>i</w:t>
+      </w:r>
+      <w:r>
+        <w:t xml:space="preserve"> se refiere a cada columna del conjunto de datos, x</w:t>
+      </w:r>
+      <w:r>
+        <w:rPr>
+          <w:vertAlign w:val="subscript"/>
+        </w:rPr>
+        <w:t>imin</w:t>
+      </w:r>
+      <w:r>
+        <w:t xml:space="preserve"> y x</w:t>
+      </w:r>
+      <w:r>
+        <w:rPr>
+          <w:vertAlign w:val="subscript"/>
+        </w:rPr>
+        <w:t>imax</w:t>
+      </w:r>
+      <w:r>
+        <w:t xml:space="preserve"> el valor mínimo y máximo de la columna, y x</w:t>
+      </w:r>
+      <w:r>
+        <w:rPr>
+          <w:vertAlign w:val="subscript"/>
+        </w:rPr>
+        <w:t>iesc</w:t>
+      </w:r>
+      <w:r>
+        <w:t xml:space="preserve"> el valor escalado entre cero y uno.</w:t>
       </w:r>
     </w:p>
     <w:p>
@@ -14388,28 +14776,10 @@
         <w:jc w:val="both"/>
       </w:pPr>
       <w:r>
-        <w:t>El escalamiento, de forma sencilla, hace que todas las variables de nuestro dataset tengan el mismo rango de valores posibles. Estos pueden ser, por ejemplo, de cero a uno, lo que se conoce como la normalización de los datos y es muy común en este tipo de problemas. También, podría ser entre cero y la desviación estándar de uno, lo que se conoce como estandarizació</w:t>
-      </w:r>
-      <w:r>
-        <w:t>n</w:t>
-      </w:r>
-      <w:r>
-        <w:fldChar w:fldCharType="begin"/>
-      </w:r>
-      <w:r>
-        <w:instrText xml:space="preserve"> ADDIN ZOTERO_ITEM CSL_CITATION {"citationID":"6iwx4OxM","properties":{"formattedCitation":"[30]","plainCitation":"[30]","noteIndex":0},"citationItems":[{"id":78,"uris":["http://zotero.org/users/local/PHqdJ13A/items/D95TJTU7"],"itemData":{"id":78,"type":"webpage","abstract":"En este tutorial vamos a entender en qué consiste el escalamiento de los datos, por qué y cuándo deberíamos realizarlo al construir un modelo de Machine Learning.","container-title":"Codificando Bits","language":"es","title":"¿Por qué y cuándo escalar los datos?","URL":"https://codificandobits.com/tutorial/por-que-cuando-escalar-los-datos/","accessed":{"date-parts":[["2026",1,7]]},"issued":{"date-parts":[["2023",10,9]]}}}],"schema":"https://github.com/citation-style-language/schema/raw/master/csl-citation.json"} </w:instrText>
-      </w:r>
-      <w:r>
-        <w:fldChar w:fldCharType="separate"/>
-      </w:r>
-      <w:r>
-        <w:t>[30]</w:t>
-      </w:r>
-      <w:r>
-        <w:fldChar w:fldCharType="end"/>
-      </w:r>
-      <w:r>
-        <w:t>.</w:t>
+        <w:t>Resulta interesante conocer el grado de correlación entre las variables del dataset, ya que proporciona información útil a la hora de entrenar un modelo. Por ejemplo, podemos descubrir como la variable objetivo, se ve influida por el resto de las variables, diferenciando las más importantes de las irrelevantes</w:t>
+      </w:r>
+      <w:r>
+        <w:t>:</w:t>
       </w:r>
     </w:p>
     <w:p>
@@ -14419,33 +14789,17 @@
     </w:p>
     <w:p>
       <w:pPr>
-        <w:spacing w:line="276" w:lineRule="auto"/>
-        <w:jc w:val="both"/>
-      </w:pPr>
-      <w:r>
-        <w:t>Resulta interesante conocer el grado de correlación entre las variables del dataset, ya que proporcionan información útil a la hora de entrenar un modelo. Por ejemplo, podemos descubrir como la variable objetivo, se ve influida por el resto de las variables, diferenciando las más importantes de las irrelevantes</w:t>
-      </w:r>
-      <w:r>
-        <w:t>:</w:t>
-      </w:r>
-    </w:p>
-    <w:p>
-      <w:pPr>
-        <w:jc w:val="both"/>
-      </w:pPr>
-    </w:p>
-    <w:p>
-      <w:pPr>
         <w:jc w:val="center"/>
       </w:pPr>
       <w:r>
         <w:rPr>
           <w:noProof/>
         </w:rPr>
+        <w:lastRenderedPageBreak/>
         <w:drawing>
-          <wp:inline distT="0" distB="0" distL="0" distR="0" wp14:anchorId="64EEF7C0" wp14:editId="6BDF74FB">
-            <wp:extent cx="3888212" cy="4046220"/>
-            <wp:effectExtent l="0" t="0" r="0" b="0"/>
+          <wp:inline distT="0" distB="0" distL="0" distR="0" wp14:anchorId="64EEF7C0" wp14:editId="6401D5D9">
+            <wp:extent cx="3787140" cy="3941041"/>
+            <wp:effectExtent l="0" t="0" r="3810" b="2540"/>
             <wp:docPr id="88987026" name="Imagen 3" descr="Gráfico, Gráfico de rectángulos&#10;&#10;El contenido generado por IA puede ser incorrecto."/>
             <wp:cNvGraphicFramePr>
               <a:graphicFrameLocks xmlns:a="http://schemas.openxmlformats.org/drawingml/2006/main" noChangeAspect="1"/>
@@ -14458,7 +14812,7 @@
                     <pic:cNvPicPr/>
                   </pic:nvPicPr>
                   <pic:blipFill>
-                    <a:blip r:embed="rId22" cstate="print">
+                    <a:blip r:embed="rId24" cstate="print">
                       <a:extLst>
                         <a:ext uri="{28A0092B-C50C-407E-A947-70E740481C1C}">
                           <a14:useLocalDpi xmlns:a14="http://schemas.microsoft.com/office/drawing/2010/main" val="0"/>
@@ -14472,7 +14826,7 @@
                   <pic:spPr>
                     <a:xfrm>
                       <a:off x="0" y="0"/>
-                      <a:ext cx="3921049" cy="4080391"/>
+                      <a:ext cx="3788115" cy="3942056"/>
                     </a:xfrm>
                     <a:prstGeom prst="rect">
                       <a:avLst/>
@@ -14510,9 +14864,8 @@
         <w:rPr>
           <w:noProof/>
         </w:rPr>
-        <w:lastRenderedPageBreak/>
         <w:drawing>
-          <wp:inline distT="0" distB="0" distL="0" distR="0" wp14:anchorId="4D6CD01A" wp14:editId="5645C1FB">
+          <wp:inline distT="0" distB="0" distL="0" distR="0" wp14:anchorId="4D6CD01A" wp14:editId="2B74F216">
             <wp:extent cx="3688080" cy="3795636"/>
             <wp:effectExtent l="0" t="0" r="7620" b="0"/>
             <wp:docPr id="214872892" name="Imagen 4" descr="Gráfico, Gráfico de rectángulos&#10;&#10;El contenido generado por IA puede ser incorrecto."/>
@@ -14527,7 +14880,7 @@
                     <pic:cNvPicPr/>
                   </pic:nvPicPr>
                   <pic:blipFill>
-                    <a:blip r:embed="rId23" cstate="print">
+                    <a:blip r:embed="rId25" cstate="print">
                       <a:extLst>
                         <a:ext uri="{28A0092B-C50C-407E-A947-70E740481C1C}">
                           <a14:useLocalDpi xmlns:a14="http://schemas.microsoft.com/office/drawing/2010/main" val="0"/>
@@ -14573,37 +14926,27 @@
       </w:r>
     </w:p>
     <w:p/>
+    <w:p/>
     <w:p>
       <w:pPr>
         <w:spacing w:line="276" w:lineRule="auto"/>
         <w:jc w:val="both"/>
       </w:pPr>
       <w:r>
+        <w:lastRenderedPageBreak/>
         <w:t xml:space="preserve">Podemos observar que los grados de correlación tienen sentido físico. Recordemos que una correlación positiva significa que ambas variables son directamente proporcionales, es decir, si se incrementa una, se incrementa la otra. En contrario, una correlación negativa indica que las variables implicadas son inversamente proporcionales, cuando una crece, decrece la otra. Valores cercanos a uno, como el de solarRad y Power_gen, indican una gran influencia entre estas variables, que crecen conjuntamente. En caso contrario, el valor de aproximadamente -0.4 entre humedad y Power_gen indica que, a mayor humedad, menos potencia generada y viceversa. Resulta llamativo que, en el caso de Lorca, la variable rain es completamente irrelevante. Esto es debido a que ninguna fila con un valor distinto de 0 ha sobrevivido al proceso de criba, entre la eliminación de outliers y filas con valores NaN. Debido a esto, podríamos obviarla a la hora del entrenamiento del modelo. </w:t>
       </w:r>
     </w:p>
     <w:p/>
-    <w:p/>
-    <w:p/>
-    <w:p/>
-    <w:p/>
-    <w:p/>
-    <w:p/>
-    <w:p/>
-    <w:p/>
-    <w:p/>
-    <w:p/>
-    <w:p/>
     <w:p>
       <w:pPr>
         <w:pStyle w:val="Ttulo3"/>
       </w:pPr>
-      <w:bookmarkStart w:id="17" w:name="_Toc219457216"/>
-      <w:r>
-        <w:lastRenderedPageBreak/>
+      <w:bookmarkStart w:id="18" w:name="_Toc220059892"/>
+      <w:r>
         <w:t>2.2.2 ENTRENAMIENTO</w:t>
       </w:r>
-      <w:bookmarkEnd w:id="17"/>
+      <w:bookmarkEnd w:id="18"/>
     </w:p>
     <w:p/>
     <w:p>
@@ -14618,13 +14961,13 @@
         <w:fldChar w:fldCharType="begin"/>
       </w:r>
       <w:r>
-        <w:instrText xml:space="preserve"> ADDIN ZOTERO_ITEM CSL_CITATION {"citationID":"p65pUUDv","properties":{"formattedCitation":"[31]","plainCitation":"[31]","noteIndex":0},"citationItems":[{"id":70,"uris":["http://zotero.org/users/local/PHqdJ13A/items/UR9KJSP7"],"itemData":{"id":70,"type":"webpage","title":"XGBoost Parameters — xgboost 3.1.1 documentation","URL":"https://xgboost.readthedocs.io/en/stable/parameter.html","accessed":{"date-parts":[["2025",12,15]]}}}],"schema":"https://github.com/citation-style-language/schema/raw/master/csl-citation.json"} </w:instrText>
+        <w:instrText xml:space="preserve"> ADDIN ZOTERO_ITEM CSL_CITATION {"citationID":"p65pUUDv","properties":{"formattedCitation":"[32]","plainCitation":"[32]","noteIndex":0},"citationItems":[{"id":70,"uris":["http://zotero.org/users/local/PHqdJ13A/items/UR9KJSP7"],"itemData":{"id":70,"type":"webpage","title":"XGBoost Parameters — xgboost 3.1.1 documentation","URL":"https://xgboost.readthedocs.io/en/stable/parameter.html","accessed":{"date-parts":[["2025",12,15]]}}}],"schema":"https://github.com/citation-style-language/schema/raw/master/csl-citation.json"} </w:instrText>
       </w:r>
       <w:r>
         <w:fldChar w:fldCharType="separate"/>
       </w:r>
       <w:r>
-        <w:t>[31]</w:t>
+        <w:t>[32]</w:t>
       </w:r>
       <w:r>
         <w:fldChar w:fldCharType="end"/>
@@ -14677,22 +15020,26 @@
         <w:fldChar w:fldCharType="begin"/>
       </w:r>
       <w:r>
-        <w:instrText xml:space="preserve"> ADDIN ZOTERO_ITEM CSL_CITATION {"citationID":"UNjricR1","properties":{"formattedCitation":"[32]","plainCitation":"[32]","noteIndex":0},"citationItems":[{"id":80,"uris":["http://zotero.org/users/local/PHqdJ13A/items/TYRJVQKG"],"itemData":{"id":80,"type":"webpage","abstract":"Gallery examples: Feature agglomeration vs. univariate selection Column Transformer with Mixed Types Selecting dimensionality reduction with Pipeline and GridSearchCV Pipelining: chaining a PCA and...","container-title":"scikit-learn","language":"en","title":"GridSearchCV","URL":"https://scikit-learn/stable/modules/generated/sklearn.model_selection.GridSearchCV.html","accessed":{"date-parts":[["2026",1,12]]}}}],"schema":"https://github.com/citation-style-language/schema/raw/master/csl-citation.json"} </w:instrText>
+        <w:instrText xml:space="preserve"> ADDIN ZOTERO_ITEM CSL_CITATION {"citationID":"UNjricR1","properties":{"formattedCitation":"[33]","plainCitation":"[33]","noteIndex":0},"citationItems":[{"id":80,"uris":["http://zotero.org/users/local/PHqdJ13A/items/TYRJVQKG"],"itemData":{"id":80,"type":"webpage","abstract":"Gallery examples: Feature agglomeration vs. univariate selection Column Transformer with Mixed Types Selecting dimensionality reduction with Pipeline and GridSearchCV Pipelining: chaining a PCA and...","container-title":"scikit-learn","language":"en","title":"GridSearchCV","URL":"https://scikit-learn/stable/modules/generated/sklearn.model_selection.GridSearchCV.html","accessed":{"date-parts":[["2026",1,12]]}}}],"schema":"https://github.com/citation-style-language/schema/raw/master/csl-citation.json"} </w:instrText>
       </w:r>
       <w:r>
         <w:fldChar w:fldCharType="separate"/>
       </w:r>
       <w:r>
-        <w:t>[32]</w:t>
+        <w:t>[33]</w:t>
       </w:r>
       <w:r>
         <w:fldChar w:fldCharType="end"/>
       </w:r>
       <w:r>
-        <w:t xml:space="preserve">. GridSearchCV es una técnica de validación cruzada utilizada para obtener la mejor combinación posible de parámetros. Para ello, hay que indicarle una cuadrícula de parámetros con diferentes valores, de forma que GridSearchCV pruebe a combinarlos de todas las formas posibles y nos devuelva aquella que haya obtenido un mejor resultado en la métrica que le hayamos indicado (accurracy, mean_absolute_error, neg_root_mean_squared_error, …). </w:t>
-      </w:r>
-      <w:r>
-        <w:t>Tras entrenar el modelo ajustando estos parámetros, se calculó la importancia de cada variable en la predicción de la potencia generada. Podemos observar un sentido físico, ya que variables como la irradiancia o la hora del día cuentan con una gran relevancia, junto con la muestra inmediatamente anterior, mientras que otras como el</w:t>
+        <w:t xml:space="preserve">. GridSearchCV es una técnica de validación cruzada utilizada para obtener la mejor combinación posible de parámetros. Para ello, hay que indicarle una cuadrícula de parámetros con diferentes valores, de forma que GridSearchCV pruebe a combinarlos de todas las formas posibles y nos devuelva </w:t>
+      </w:r>
+      <w:r>
+        <w:lastRenderedPageBreak/>
+        <w:t xml:space="preserve">aquella que haya obtenido un mejor resultado en la métrica que le hayamos indicado (accurracy, mean_absolute_error, neg_root_mean_squared_error, …). </w:t>
+      </w:r>
+      <w:r>
+        <w:t>Tras entrenar el modelo ajustando estos parámetros, se calculó la importancia de cada variable en la predicción de la potencia generada. Podemos observar un sentido físico, ya que variables como la irradiancia o la hora del día cuentan con una gran relevancia, junto con la muestra inmediatamente anterior, mientras que otras como</w:t>
       </w:r>
       <w:r>
         <w:t xml:space="preserve"> </w:t>
@@ -14709,31 +15056,6 @@
       <w:r>
         <w:t>:</w:t>
       </w:r>
-    </w:p>
-    <w:p>
-      <w:pPr>
-        <w:spacing w:line="276" w:lineRule="auto"/>
-      </w:pPr>
-    </w:p>
-    <w:p>
-      <w:pPr>
-        <w:spacing w:line="276" w:lineRule="auto"/>
-      </w:pPr>
-    </w:p>
-    <w:p>
-      <w:pPr>
-        <w:spacing w:line="276" w:lineRule="auto"/>
-      </w:pPr>
-    </w:p>
-    <w:p>
-      <w:pPr>
-        <w:spacing w:line="276" w:lineRule="auto"/>
-      </w:pPr>
-    </w:p>
-    <w:p>
-      <w:pPr>
-        <w:spacing w:line="276" w:lineRule="auto"/>
-      </w:pPr>
     </w:p>
     <w:p>
       <w:pPr>
@@ -14772,7 +15094,6 @@
                 <w:b/>
                 <w:bCs/>
               </w:rPr>
-              <w:lastRenderedPageBreak/>
               <w:t>Variable</w:t>
             </w:r>
           </w:p>
@@ -15151,21 +15472,21 @@
     <w:tbl>
       <w:tblPr>
         <w:tblStyle w:val="Tablaconcuadrcula"/>
-        <w:tblpPr w:leftFromText="141" w:rightFromText="141" w:vertAnchor="text" w:horzAnchor="margin" w:tblpXSpec="right" w:tblpY="-3591"/>
+        <w:tblpPr w:leftFromText="141" w:rightFromText="141" w:vertAnchor="text" w:horzAnchor="margin" w:tblpXSpec="right" w:tblpY="-3543"/>
         <w:tblW w:w="0" w:type="auto"/>
         <w:tblLook w:val="04A0" w:firstRow="1" w:lastRow="0" w:firstColumn="1" w:lastColumn="0" w:noHBand="0" w:noVBand="1"/>
       </w:tblPr>
       <w:tblGrid>
-        <w:gridCol w:w="1980"/>
-        <w:gridCol w:w="1496"/>
+        <w:gridCol w:w="2040"/>
+        <w:gridCol w:w="1542"/>
       </w:tblGrid>
       <w:tr>
         <w:trPr>
-          <w:trHeight w:val="256"/>
+          <w:trHeight w:val="284"/>
         </w:trPr>
         <w:tc>
           <w:tcPr>
-            <w:tcW w:w="1980" w:type="dxa"/>
+            <w:tcW w:w="2040" w:type="dxa"/>
             <w:shd w:val="clear" w:color="auto" w:fill="BFBFBF" w:themeFill="background1" w:themeFillShade="BF"/>
           </w:tcPr>
           <w:p>
@@ -15187,7 +15508,7 @@
         </w:tc>
         <w:tc>
           <w:tcPr>
-            <w:tcW w:w="1146" w:type="dxa"/>
+            <w:tcW w:w="1542" w:type="dxa"/>
             <w:shd w:val="clear" w:color="auto" w:fill="BFBFBF" w:themeFill="background1" w:themeFillShade="BF"/>
           </w:tcPr>
           <w:p>
@@ -15210,11 +15531,11 @@
       </w:tr>
       <w:tr>
         <w:trPr>
-          <w:trHeight w:val="256"/>
+          <w:trHeight w:val="284"/>
         </w:trPr>
         <w:tc>
           <w:tcPr>
-            <w:tcW w:w="1980" w:type="dxa"/>
+            <w:tcW w:w="2040" w:type="dxa"/>
           </w:tcPr>
           <w:p>
             <w:pPr>
@@ -15227,7 +15548,7 @@
         </w:tc>
         <w:tc>
           <w:tcPr>
-            <w:tcW w:w="1146" w:type="dxa"/>
+            <w:tcW w:w="1542" w:type="dxa"/>
           </w:tcPr>
           <w:p>
             <w:pPr>
@@ -15241,11 +15562,11 @@
       </w:tr>
       <w:tr>
         <w:trPr>
-          <w:trHeight w:val="245"/>
+          <w:trHeight w:val="271"/>
         </w:trPr>
         <w:tc>
           <w:tcPr>
-            <w:tcW w:w="1980" w:type="dxa"/>
+            <w:tcW w:w="2040" w:type="dxa"/>
           </w:tcPr>
           <w:p>
             <w:pPr>
@@ -15258,7 +15579,7 @@
         </w:tc>
         <w:tc>
           <w:tcPr>
-            <w:tcW w:w="1146" w:type="dxa"/>
+            <w:tcW w:w="1542" w:type="dxa"/>
           </w:tcPr>
           <w:p>
             <w:pPr>
@@ -15272,11 +15593,11 @@
       </w:tr>
       <w:tr>
         <w:trPr>
-          <w:trHeight w:val="256"/>
+          <w:trHeight w:val="284"/>
         </w:trPr>
         <w:tc>
           <w:tcPr>
-            <w:tcW w:w="1980" w:type="dxa"/>
+            <w:tcW w:w="2040" w:type="dxa"/>
           </w:tcPr>
           <w:p>
             <w:pPr>
@@ -15289,7 +15610,7 @@
         </w:tc>
         <w:tc>
           <w:tcPr>
-            <w:tcW w:w="1146" w:type="dxa"/>
+            <w:tcW w:w="1542" w:type="dxa"/>
           </w:tcPr>
           <w:p>
             <w:pPr>
@@ -15303,11 +15624,11 @@
       </w:tr>
       <w:tr>
         <w:trPr>
-          <w:trHeight w:val="256"/>
+          <w:trHeight w:val="284"/>
         </w:trPr>
         <w:tc>
           <w:tcPr>
-            <w:tcW w:w="1980" w:type="dxa"/>
+            <w:tcW w:w="2040" w:type="dxa"/>
           </w:tcPr>
           <w:p>
             <w:pPr>
@@ -15320,7 +15641,7 @@
         </w:tc>
         <w:tc>
           <w:tcPr>
-            <w:tcW w:w="1146" w:type="dxa"/>
+            <w:tcW w:w="1542" w:type="dxa"/>
           </w:tcPr>
           <w:p>
             <w:pPr>
@@ -15334,11 +15655,11 @@
       </w:tr>
       <w:tr>
         <w:trPr>
-          <w:trHeight w:val="256"/>
+          <w:trHeight w:val="284"/>
         </w:trPr>
         <w:tc>
           <w:tcPr>
-            <w:tcW w:w="1980" w:type="dxa"/>
+            <w:tcW w:w="2040" w:type="dxa"/>
           </w:tcPr>
           <w:p>
             <w:pPr>
@@ -15351,7 +15672,7 @@
         </w:tc>
         <w:tc>
           <w:tcPr>
-            <w:tcW w:w="1146" w:type="dxa"/>
+            <w:tcW w:w="1542" w:type="dxa"/>
           </w:tcPr>
           <w:p>
             <w:pPr>
@@ -15365,11 +15686,11 @@
       </w:tr>
       <w:tr>
         <w:trPr>
-          <w:trHeight w:val="256"/>
+          <w:trHeight w:val="284"/>
         </w:trPr>
         <w:tc>
           <w:tcPr>
-            <w:tcW w:w="1980" w:type="dxa"/>
+            <w:tcW w:w="2040" w:type="dxa"/>
           </w:tcPr>
           <w:p>
             <w:pPr>
@@ -15382,7 +15703,7 @@
         </w:tc>
         <w:tc>
           <w:tcPr>
-            <w:tcW w:w="1146" w:type="dxa"/>
+            <w:tcW w:w="1542" w:type="dxa"/>
           </w:tcPr>
           <w:p>
             <w:pPr>
@@ -15396,11 +15717,11 @@
       </w:tr>
       <w:tr>
         <w:trPr>
-          <w:trHeight w:val="256"/>
+          <w:trHeight w:val="284"/>
         </w:trPr>
         <w:tc>
           <w:tcPr>
-            <w:tcW w:w="1980" w:type="dxa"/>
+            <w:tcW w:w="2040" w:type="dxa"/>
           </w:tcPr>
           <w:p>
             <w:pPr>
@@ -15413,7 +15734,7 @@
         </w:tc>
         <w:tc>
           <w:tcPr>
-            <w:tcW w:w="1146" w:type="dxa"/>
+            <w:tcW w:w="1542" w:type="dxa"/>
           </w:tcPr>
           <w:p>
             <w:pPr>
@@ -15427,11 +15748,11 @@
       </w:tr>
       <w:tr>
         <w:trPr>
-          <w:trHeight w:val="245"/>
+          <w:trHeight w:val="271"/>
         </w:trPr>
         <w:tc>
           <w:tcPr>
-            <w:tcW w:w="1980" w:type="dxa"/>
+            <w:tcW w:w="2040" w:type="dxa"/>
           </w:tcPr>
           <w:p>
             <w:pPr>
@@ -15444,7 +15765,7 @@
         </w:tc>
         <w:tc>
           <w:tcPr>
-            <w:tcW w:w="1146" w:type="dxa"/>
+            <w:tcW w:w="1542" w:type="dxa"/>
           </w:tcPr>
           <w:p>
             <w:pPr>
@@ -15458,11 +15779,11 @@
       </w:tr>
       <w:tr>
         <w:trPr>
-          <w:trHeight w:val="256"/>
+          <w:trHeight w:val="284"/>
         </w:trPr>
         <w:tc>
           <w:tcPr>
-            <w:tcW w:w="1980" w:type="dxa"/>
+            <w:tcW w:w="2040" w:type="dxa"/>
           </w:tcPr>
           <w:p>
             <w:pPr>
@@ -15475,7 +15796,7 @@
         </w:tc>
         <w:tc>
           <w:tcPr>
-            <w:tcW w:w="1146" w:type="dxa"/>
+            <w:tcW w:w="1542" w:type="dxa"/>
           </w:tcPr>
           <w:p>
             <w:pPr>
@@ -15489,11 +15810,11 @@
       </w:tr>
       <w:tr>
         <w:trPr>
-          <w:trHeight w:val="256"/>
+          <w:trHeight w:val="284"/>
         </w:trPr>
         <w:tc>
           <w:tcPr>
-            <w:tcW w:w="1980" w:type="dxa"/>
+            <w:tcW w:w="2040" w:type="dxa"/>
           </w:tcPr>
           <w:p>
             <w:pPr>
@@ -15506,7 +15827,7 @@
         </w:tc>
         <w:tc>
           <w:tcPr>
-            <w:tcW w:w="1146" w:type="dxa"/>
+            <w:tcW w:w="1542" w:type="dxa"/>
           </w:tcPr>
           <w:p>
             <w:pPr>
@@ -15520,11 +15841,11 @@
       </w:tr>
       <w:tr>
         <w:trPr>
-          <w:trHeight w:val="256"/>
+          <w:trHeight w:val="284"/>
         </w:trPr>
         <w:tc>
           <w:tcPr>
-            <w:tcW w:w="1980" w:type="dxa"/>
+            <w:tcW w:w="2040" w:type="dxa"/>
           </w:tcPr>
           <w:p>
             <w:pPr>
@@ -15537,7 +15858,7 @@
         </w:tc>
         <w:tc>
           <w:tcPr>
-            <w:tcW w:w="1146" w:type="dxa"/>
+            <w:tcW w:w="1542" w:type="dxa"/>
           </w:tcPr>
           <w:p>
             <w:pPr>
@@ -15600,7 +15921,7 @@
       <w:pPr>
         <w:pStyle w:val="Ttulo3"/>
       </w:pPr>
-      <w:bookmarkStart w:id="18" w:name="_Toc219457217"/>
+      <w:bookmarkStart w:id="19" w:name="_Toc220059893"/>
       <w:r>
         <w:t>2.</w:t>
       </w:r>
@@ -15613,7 +15934,7 @@
       <w:r>
         <w:t xml:space="preserve"> OVERFITTING</w:t>
       </w:r>
-      <w:bookmarkEnd w:id="18"/>
+      <w:bookmarkEnd w:id="19"/>
     </w:p>
     <w:p/>
     <w:p>
@@ -15631,13 +15952,13 @@
         <w:fldChar w:fldCharType="begin"/>
       </w:r>
       <w:r>
-        <w:instrText xml:space="preserve"> ADDIN ZOTERO_ITEM CSL_CITATION {"citationID":"mCCewkLs","properties":{"formattedCitation":"[33]","plainCitation":"[33]","noteIndex":0},"citationItems":[{"id":72,"uris":["http://zotero.org/users/local/PHqdJ13A/items/HUKUV7U5"],"itemData":{"id":72,"type":"webpage","abstract":"El sobreajuste se produce cuando un algoritmo se ajusta demasiado a sus datos de entrenamiento, lo que da como resultado un modelo que no puede hacer predicciones o conclusiones precisas.","language":"es-es","title":"¿Qué es el sobreajuste? | IBM","title-short":"¿Qué es el sobreajuste?","URL":"https://www.ibm.com/es-es/think/topics/overfitting","accessed":{"date-parts":[["2025",12,23]]},"issued":{"date-parts":[["2021",10,15]]}}}],"schema":"https://github.com/citation-style-language/schema/raw/master/csl-citation.json"} </w:instrText>
+        <w:instrText xml:space="preserve"> ADDIN ZOTERO_ITEM CSL_CITATION {"citationID":"mCCewkLs","properties":{"formattedCitation":"[34]","plainCitation":"[34]","noteIndex":0},"citationItems":[{"id":72,"uris":["http://zotero.org/users/local/PHqdJ13A/items/HUKUV7U5"],"itemData":{"id":72,"type":"webpage","abstract":"El sobreajuste se produce cuando un algoritmo se ajusta demasiado a sus datos de entrenamiento, lo que da como resultado un modelo que no puede hacer predicciones o conclusiones precisas.","language":"es-es","title":"¿Qué es el sobreajuste? | IBM","title-short":"¿Qué es el sobreajuste?","URL":"https://www.ibm.com/es-es/think/topics/overfitting","accessed":{"date-parts":[["2025",12,23]]},"issued":{"date-parts":[["2021",10,15]]}}}],"schema":"https://github.com/citation-style-language/schema/raw/master/csl-citation.json"} </w:instrText>
       </w:r>
       <w:r>
         <w:fldChar w:fldCharType="separate"/>
       </w:r>
       <w:r>
-        <w:t>[33]</w:t>
+        <w:t>[34]</w:t>
       </w:r>
       <w:r>
         <w:fldChar w:fldCharType="end"/>
@@ -15645,11 +15966,6 @@
       <w:r>
         <w:t>. Una forma de comprobar la existencia de sobreajuste gráficamente es observar la progresión del error según el número de iteraciones. Si el error aumenta considerablemente en el conjunto de validación mientras que el de entrenamiento se mantiene bajando, estamos ante un modelo sobreajustado.</w:t>
       </w:r>
-    </w:p>
-    <w:p>
-      <w:pPr>
-        <w:jc w:val="both"/>
-      </w:pPr>
     </w:p>
     <w:p>
       <w:pPr>
@@ -15661,9 +15977,9 @@
           <w:noProof/>
         </w:rPr>
         <w:drawing>
-          <wp:inline distT="0" distB="0" distL="0" distR="0" wp14:anchorId="53E05E8D" wp14:editId="4CF1D060">
-            <wp:extent cx="4594771" cy="2956560"/>
-            <wp:effectExtent l="0" t="0" r="0" b="0"/>
+          <wp:inline distT="0" distB="0" distL="0" distR="0" wp14:anchorId="53E05E8D" wp14:editId="5D483CA2">
+            <wp:extent cx="3710940" cy="2387849"/>
+            <wp:effectExtent l="0" t="0" r="3810" b="0"/>
             <wp:docPr id="2099583942" name="Imagen 1" descr="Gráfico&#10;&#10;El contenido generado por IA puede ser incorrecto."/>
             <wp:cNvGraphicFramePr>
               <a:graphicFrameLocks xmlns:a="http://schemas.openxmlformats.org/drawingml/2006/main" noChangeAspect="1"/>
@@ -15673,269 +15989,6 @@
                 <pic:pic xmlns:pic="http://schemas.openxmlformats.org/drawingml/2006/picture">
                   <pic:nvPicPr>
                     <pic:cNvPr id="2099583942" name="Imagen 1" descr="Gráfico&#10;&#10;El contenido generado por IA puede ser incorrecto."/>
-                    <pic:cNvPicPr/>
-                  </pic:nvPicPr>
-                  <pic:blipFill>
-                    <a:blip r:embed="rId24">
-                      <a:extLst>
-                        <a:ext uri="{28A0092B-C50C-407E-A947-70E740481C1C}">
-                          <a14:useLocalDpi xmlns:a14="http://schemas.microsoft.com/office/drawing/2010/main" val="0"/>
-                        </a:ext>
-                      </a:extLst>
-                    </a:blip>
-                    <a:stretch>
-                      <a:fillRect/>
-                    </a:stretch>
-                  </pic:blipFill>
-                  <pic:spPr>
-                    <a:xfrm>
-                      <a:off x="0" y="0"/>
-                      <a:ext cx="4629268" cy="2978758"/>
-                    </a:xfrm>
-                    <a:prstGeom prst="rect">
-                      <a:avLst/>
-                    </a:prstGeom>
-                  </pic:spPr>
-                </pic:pic>
-              </a:graphicData>
-            </a:graphic>
-          </wp:inline>
-        </w:drawing>
-      </w:r>
-    </w:p>
-    <w:p>
-      <w:pPr>
-        <w:pStyle w:val="Descripcin"/>
-        <w:jc w:val="center"/>
-      </w:pPr>
-      <w:r>
-        <w:t xml:space="preserve">Ilustración </w:t>
-      </w:r>
-      <w:r>
-        <w:t>1</w:t>
-      </w:r>
-      <w:r>
-        <w:t>3</w:t>
-      </w:r>
-      <w:r>
-        <w:t xml:space="preserve"> - Gráfica de detección de overfitting</w:t>
-      </w:r>
-      <w:r>
-        <w:t xml:space="preserve"> sin early stop</w:t>
-      </w:r>
-    </w:p>
-    <w:p>
-      <w:pPr>
-        <w:jc w:val="both"/>
-      </w:pPr>
-    </w:p>
-    <w:p>
-      <w:pPr>
-        <w:spacing w:line="276" w:lineRule="auto"/>
-        <w:jc w:val="both"/>
-      </w:pPr>
-      <w:r>
-        <w:t xml:space="preserve">En la gráfica anterior se puede observar como el error en la métrica </w:t>
-      </w:r>
-      <w:proofErr w:type="spellStart"/>
-      <w:r>
-        <w:t>root</w:t>
-      </w:r>
-      <w:proofErr w:type="spellEnd"/>
-      <w:r>
-        <w:t xml:space="preserve"> mean </w:t>
-      </w:r>
-      <w:proofErr w:type="spellStart"/>
-      <w:r>
-        <w:t>squared</w:t>
-      </w:r>
-      <w:proofErr w:type="spellEnd"/>
-      <w:r>
-        <w:t xml:space="preserve"> error disminuye conjuntamente en el conjunto de entrenamiento y validación, hasta que llega el momento en que se cruzan, a partir de cuando el error en validación se estabiliza </w:t>
-      </w:r>
-      <w:r>
-        <w:lastRenderedPageBreak/>
-        <w:t>y el de entrenamiento sigue bajando. La forma general de la gráfica nos indica que no estamos ante un caso de sobreajuste, ya que el modelo ha aprendido patrones predictivos que aplica correctamente al conjunto de validación.</w:t>
-      </w:r>
-      <w:r>
-        <w:t xml:space="preserve"> En este caso, no se ha aplicado un </w:t>
-      </w:r>
-      <w:proofErr w:type="spellStart"/>
-      <w:r>
-        <w:t>early_stopping_rounds</w:t>
-      </w:r>
-      <w:proofErr w:type="spellEnd"/>
-      <w:r>
-        <w:t xml:space="preserve"> a la hora de entrenar, por lo que el modelo seguirá hasta que acabe todos los árboles presentes. En caso de darle un valor a este parámetro, el modelo se detendría cuando pasasen las iteraciones indicadas a partir de que el error deja de disminuir. Si, por ejemplo, se le asigna el valor 50, el modelo se detendrá en el momento en que no se haya mejorado el error en 50 iteraciones.</w:t>
-      </w:r>
-      <w:r>
-        <w:t xml:space="preserve"> Haciendo esto, obtenemos que a partir de la iteración 400 el error en el conjunto de validación no mejora:</w:t>
-      </w:r>
-    </w:p>
-    <w:p/>
-    <w:p>
-      <w:pPr>
-        <w:keepNext/>
-        <w:jc w:val="center"/>
-      </w:pPr>
-      <w:r>
-        <w:rPr>
-          <w:noProof/>
-        </w:rPr>
-        <w:drawing>
-          <wp:inline distT="0" distB="0" distL="0" distR="0" wp14:anchorId="6FA58E2E" wp14:editId="0C38F1D4">
-            <wp:extent cx="5400040" cy="3474720"/>
-            <wp:effectExtent l="0" t="0" r="0" b="0"/>
-            <wp:docPr id="901736482" name="Imagen 2" descr="Gráfico&#10;&#10;El contenido generado por IA puede ser incorrecto."/>
-            <wp:cNvGraphicFramePr>
-              <a:graphicFrameLocks xmlns:a="http://schemas.openxmlformats.org/drawingml/2006/main" noChangeAspect="1"/>
-            </wp:cNvGraphicFramePr>
-            <a:graphic xmlns:a="http://schemas.openxmlformats.org/drawingml/2006/main">
-              <a:graphicData uri="http://schemas.openxmlformats.org/drawingml/2006/picture">
-                <pic:pic xmlns:pic="http://schemas.openxmlformats.org/drawingml/2006/picture">
-                  <pic:nvPicPr>
-                    <pic:cNvPr id="901736482" name="Imagen 2" descr="Gráfico&#10;&#10;El contenido generado por IA puede ser incorrecto."/>
-                    <pic:cNvPicPr/>
-                  </pic:nvPicPr>
-                  <pic:blipFill>
-                    <a:blip r:embed="rId25">
-                      <a:extLst>
-                        <a:ext uri="{28A0092B-C50C-407E-A947-70E740481C1C}">
-                          <a14:useLocalDpi xmlns:a14="http://schemas.microsoft.com/office/drawing/2010/main" val="0"/>
-                        </a:ext>
-                      </a:extLst>
-                    </a:blip>
-                    <a:stretch>
-                      <a:fillRect/>
-                    </a:stretch>
-                  </pic:blipFill>
-                  <pic:spPr>
-                    <a:xfrm>
-                      <a:off x="0" y="0"/>
-                      <a:ext cx="5400040" cy="3474720"/>
-                    </a:xfrm>
-                    <a:prstGeom prst="rect">
-                      <a:avLst/>
-                    </a:prstGeom>
-                  </pic:spPr>
-                </pic:pic>
-              </a:graphicData>
-            </a:graphic>
-          </wp:inline>
-        </w:drawing>
-      </w:r>
-    </w:p>
-    <w:p>
-      <w:pPr>
-        <w:pStyle w:val="Descripcin"/>
-        <w:jc w:val="center"/>
-      </w:pPr>
-      <w:r>
-        <w:t xml:space="preserve">Ilustración </w:t>
-      </w:r>
-      <w:r>
-        <w:t>1</w:t>
-      </w:r>
-      <w:r>
-        <w:t>4</w:t>
-      </w:r>
-      <w:r>
-        <w:t xml:space="preserve"> - Gráfica de detección de overfitting con early stop</w:t>
-      </w:r>
-    </w:p>
-    <w:p/>
-    <w:p>
-      <w:pPr>
-        <w:spacing w:line="276" w:lineRule="auto"/>
-        <w:jc w:val="both"/>
-      </w:pPr>
-      <w:r>
-        <w:t xml:space="preserve">Hay que asegurarse de que la parada no se realice demasiado pronto, ya que excluiría características importantes y provocaría lo contrario a sobreajuste, el infraajuste o </w:t>
-      </w:r>
-      <w:r>
-        <w:t>underfitting</w:t>
-      </w:r>
-      <w:r>
-        <w:t xml:space="preserve">. El infraajuste se da cuando el tiempo de entrenamiento no ha sido suficiente o cuando las variables de entrada no son lo suficientemente significativas como para determinar unos patrones entre las variables de entrada y las de objetivo. </w:t>
-      </w:r>
-    </w:p>
-    <w:p/>
-    <w:p/>
-    <w:p/>
-    <w:p/>
-    <w:p/>
-    <w:p/>
-    <w:p/>
-    <w:p/>
-    <w:p/>
-    <w:p/>
-    <w:p>
-      <w:pPr>
-        <w:pStyle w:val="Ttulo2"/>
-      </w:pPr>
-      <w:bookmarkStart w:id="19" w:name="_Toc219457218"/>
-      <w:r>
-        <w:lastRenderedPageBreak/>
-        <w:t>2.3 PREDICCIÓN</w:t>
-      </w:r>
-      <w:bookmarkEnd w:id="19"/>
-    </w:p>
-    <w:p/>
-    <w:p>
-      <w:pPr>
-        <w:pStyle w:val="Ttulo3"/>
-      </w:pPr>
-      <w:bookmarkStart w:id="20" w:name="_Toc219457219"/>
-      <w:r>
-        <w:t>2.3.1 REPRESENTACIÓN GRÁFICA</w:t>
-      </w:r>
-      <w:bookmarkEnd w:id="20"/>
-    </w:p>
-    <w:p>
-      <w:pPr>
-        <w:jc w:val="both"/>
-      </w:pPr>
-    </w:p>
-    <w:p>
-      <w:pPr>
-        <w:spacing w:line="276" w:lineRule="auto"/>
-        <w:jc w:val="both"/>
-      </w:pPr>
-      <w:r>
-        <w:t xml:space="preserve">Tras el entrenamiento, se puso a prueba el modelo prediciendo los valores del conjunto </w:t>
-      </w:r>
-      <w:proofErr w:type="gramStart"/>
-      <w:r>
-        <w:t>de test</w:t>
-      </w:r>
-      <w:proofErr w:type="gramEnd"/>
-      <w:r>
-        <w:t xml:space="preserve"> extraído del dataset original. Gráficamente, estos fueron los resultados:</w:t>
-      </w:r>
-    </w:p>
-    <w:p/>
-    <w:p>
-      <w:pPr>
-        <w:keepNext/>
-        <w:jc w:val="center"/>
-      </w:pPr>
-      <w:r>
-        <w:rPr>
-          <w:noProof/>
-        </w:rPr>
-        <w:drawing>
-          <wp:inline distT="0" distB="0" distL="0" distR="0" wp14:anchorId="17FD3270" wp14:editId="1DEF3B16">
-            <wp:extent cx="5312675" cy="2212852"/>
-            <wp:effectExtent l="0" t="0" r="2540" b="0"/>
-            <wp:docPr id="1416874048" name="Imagen 1" descr="Imagen que contiene Gráfico&#10;&#10;El contenido generado por IA puede ser incorrecto."/>
-            <wp:cNvGraphicFramePr>
-              <a:graphicFrameLocks xmlns:a="http://schemas.openxmlformats.org/drawingml/2006/main" noChangeAspect="1"/>
-            </wp:cNvGraphicFramePr>
-            <a:graphic xmlns:a="http://schemas.openxmlformats.org/drawingml/2006/main">
-              <a:graphicData uri="http://schemas.openxmlformats.org/drawingml/2006/picture">
-                <pic:pic xmlns:pic="http://schemas.openxmlformats.org/drawingml/2006/picture">
-                  <pic:nvPicPr>
-                    <pic:cNvPr id="1416874048" name="Imagen 1" descr="Imagen que contiene Gráfico&#10;&#10;El contenido generado por IA puede ser incorrecto."/>
                     <pic:cNvPicPr/>
                   </pic:nvPicPr>
                   <pic:blipFill>
@@ -15953,7 +16006,7 @@
                   <pic:spPr>
                     <a:xfrm>
                       <a:off x="0" y="0"/>
-                      <a:ext cx="5312675" cy="2212852"/>
+                      <a:ext cx="3748712" cy="2412154"/>
                     </a:xfrm>
                     <a:prstGeom prst="rect">
                       <a:avLst/>
@@ -15971,20 +16024,52 @@
         <w:pStyle w:val="Descripcin"/>
         <w:jc w:val="center"/>
       </w:pPr>
-    </w:p>
-    <w:p>
-      <w:pPr>
-        <w:pStyle w:val="Descripcin"/>
-        <w:jc w:val="center"/>
-      </w:pPr>
-      <w:r>
-        <w:t>Ilustración 1</w:t>
-      </w:r>
-      <w:r>
-        <w:t>5</w:t>
-      </w:r>
-      <w:r>
-        <w:t xml:space="preserve"> - Predicciones CTC</w:t>
+      <w:r>
+        <w:t xml:space="preserve">Ilustración </w:t>
+      </w:r>
+      <w:r>
+        <w:t>1</w:t>
+      </w:r>
+      <w:r>
+        <w:t>3</w:t>
+      </w:r>
+      <w:r>
+        <w:t xml:space="preserve"> - Gráfica de detección de overfitting</w:t>
+      </w:r>
+      <w:r>
+        <w:t xml:space="preserve"> sin early stop</w:t>
+      </w:r>
+    </w:p>
+    <w:p>
+      <w:pPr>
+        <w:spacing w:line="276" w:lineRule="auto"/>
+        <w:jc w:val="both"/>
+      </w:pPr>
+      <w:r>
+        <w:lastRenderedPageBreak/>
+        <w:t xml:space="preserve">En la gráfica anterior se puede observar como el error en la métrica </w:t>
+      </w:r>
+      <w:proofErr w:type="spellStart"/>
+      <w:r>
+        <w:t>root</w:t>
+      </w:r>
+      <w:proofErr w:type="spellEnd"/>
+      <w:r>
+        <w:t xml:space="preserve"> mean </w:t>
+      </w:r>
+      <w:proofErr w:type="spellStart"/>
+      <w:r>
+        <w:t>squared</w:t>
+      </w:r>
+      <w:proofErr w:type="spellEnd"/>
+      <w:r>
+        <w:t xml:space="preserve"> error disminuye conjuntamente en el conjunto de entrenamiento y validación, hasta que llega el momento en que se cruzan, a partir de cuando el error en validación se estabiliza y el de entrenamiento sigue bajando. La forma general de la gráfica nos indica que no estamos ante un caso de sobreajuste, ya que el modelo ha aprendido patrones predictivos que aplica correctamente al conjunto de validación.</w:t>
+      </w:r>
+      <w:r>
+        <w:t xml:space="preserve"> En este caso, no se ha aplicado un early_stopping_rounds a la hora de entrenar, por lo que el modelo seguirá hasta que acabe todos los árboles presentes. En caso de darle un valor a este parámetro, el modelo se detendría cuando pasasen las iteraciones indicadas a partir de que el error deja de disminuir. Si, por ejemplo, se le asigna el valor 50, el modelo se detendrá en el momento en que no se haya mejorado el error en 50 iteraciones.</w:t>
+      </w:r>
+      <w:r>
+        <w:t xml:space="preserve"> Haciendo esto, obtenemos que a partir de la iteración 400 el error en el conjunto de validación no mejora:</w:t>
       </w:r>
     </w:p>
     <w:p/>
@@ -15998,10 +16083,10 @@
           <w:noProof/>
         </w:rPr>
         <w:drawing>
-          <wp:inline distT="0" distB="0" distL="0" distR="0" wp14:anchorId="2CC2FE6B" wp14:editId="1FF5900E">
-            <wp:extent cx="5175514" cy="2203708"/>
-            <wp:effectExtent l="0" t="0" r="6350" b="6350"/>
-            <wp:docPr id="737010272" name="Imagen 2" descr="Gráfico&#10;&#10;El contenido generado por IA puede ser incorrecto."/>
+          <wp:inline distT="0" distB="0" distL="0" distR="0" wp14:anchorId="6FA58E2E" wp14:editId="34E24E4C">
+            <wp:extent cx="4130040" cy="2657524"/>
+            <wp:effectExtent l="0" t="0" r="3810" b="9525"/>
+            <wp:docPr id="901736482" name="Imagen 2" descr="Gráfico&#10;&#10;El contenido generado por IA puede ser incorrecto."/>
             <wp:cNvGraphicFramePr>
               <a:graphicFrameLocks xmlns:a="http://schemas.openxmlformats.org/drawingml/2006/main" noChangeAspect="1"/>
             </wp:cNvGraphicFramePr>
@@ -16009,7 +16094,7 @@
               <a:graphicData uri="http://schemas.openxmlformats.org/drawingml/2006/picture">
                 <pic:pic xmlns:pic="http://schemas.openxmlformats.org/drawingml/2006/picture">
                   <pic:nvPicPr>
-                    <pic:cNvPr id="737010272" name="Imagen 2" descr="Gráfico&#10;&#10;El contenido generado por IA puede ser incorrecto."/>
+                    <pic:cNvPr id="901736482" name="Imagen 2" descr="Gráfico&#10;&#10;El contenido generado por IA puede ser incorrecto."/>
                     <pic:cNvPicPr/>
                   </pic:nvPicPr>
                   <pic:blipFill>
@@ -16027,7 +16112,7 @@
                   <pic:spPr>
                     <a:xfrm>
                       <a:off x="0" y="0"/>
-                      <a:ext cx="5175514" cy="2203708"/>
+                      <a:ext cx="4134558" cy="2660431"/>
                     </a:xfrm>
                     <a:prstGeom prst="rect">
                       <a:avLst/>
@@ -16045,6 +16130,152 @@
         <w:pStyle w:val="Descripcin"/>
         <w:jc w:val="center"/>
       </w:pPr>
+      <w:r>
+        <w:t xml:space="preserve">Ilustración </w:t>
+      </w:r>
+      <w:r>
+        <w:t>1</w:t>
+      </w:r>
+      <w:r>
+        <w:t>4</w:t>
+      </w:r>
+      <w:r>
+        <w:t xml:space="preserve"> - Gráfica de detección de overfitting con early stop</w:t>
+      </w:r>
+    </w:p>
+    <w:p/>
+    <w:p>
+      <w:pPr>
+        <w:spacing w:line="276" w:lineRule="auto"/>
+        <w:jc w:val="both"/>
+      </w:pPr>
+      <w:r>
+        <w:t xml:space="preserve">Hay que asegurarse de que la parada no se realice demasiado pronto, ya que excluiría características importantes y provocaría lo contrario a sobreajuste, el infraajuste o </w:t>
+      </w:r>
+      <w:r>
+        <w:t>underfitting</w:t>
+      </w:r>
+      <w:r>
+        <w:t xml:space="preserve">. El infraajuste se da cuando el tiempo de entrenamiento no ha sido suficiente o cuando las variables de entrada no son lo suficientemente significativas como para determinar unos patrones entre las variables de entrada y las de objetivo. </w:t>
+      </w:r>
+    </w:p>
+    <w:p>
+      <w:pPr>
+        <w:spacing w:line="276" w:lineRule="auto"/>
+        <w:jc w:val="both"/>
+      </w:pPr>
+    </w:p>
+    <w:p/>
+    <w:p/>
+    <w:p/>
+    <w:p/>
+    <w:p/>
+    <w:p/>
+    <w:p/>
+    <w:p/>
+    <w:p/>
+    <w:p/>
+    <w:p>
+      <w:pPr>
+        <w:pStyle w:val="Ttulo2"/>
+      </w:pPr>
+      <w:bookmarkStart w:id="20" w:name="_Toc220059894"/>
+      <w:r>
+        <w:lastRenderedPageBreak/>
+        <w:t>2.3 PREDICCIÓN</w:t>
+      </w:r>
+      <w:bookmarkEnd w:id="20"/>
+    </w:p>
+    <w:p/>
+    <w:p>
+      <w:pPr>
+        <w:pStyle w:val="Ttulo3"/>
+      </w:pPr>
+      <w:bookmarkStart w:id="21" w:name="_Toc220059895"/>
+      <w:r>
+        <w:t>2.3.1 REPRESENTACIÓN GRÁFICA</w:t>
+      </w:r>
+      <w:bookmarkEnd w:id="21"/>
+    </w:p>
+    <w:p>
+      <w:pPr>
+        <w:jc w:val="both"/>
+      </w:pPr>
+    </w:p>
+    <w:p>
+      <w:pPr>
+        <w:spacing w:line="276" w:lineRule="auto"/>
+        <w:jc w:val="both"/>
+      </w:pPr>
+      <w:r>
+        <w:t xml:space="preserve">Tras el entrenamiento, se puso a prueba el modelo prediciendo los valores del conjunto </w:t>
+      </w:r>
+      <w:proofErr w:type="gramStart"/>
+      <w:r>
+        <w:t>de test</w:t>
+      </w:r>
+      <w:proofErr w:type="gramEnd"/>
+      <w:r>
+        <w:t xml:space="preserve"> extraído del dataset original. Gráficamente, estos fueron los resultados:</w:t>
+      </w:r>
+    </w:p>
+    <w:p>
+      <w:pPr>
+        <w:spacing w:line="276" w:lineRule="auto"/>
+        <w:jc w:val="both"/>
+      </w:pPr>
+    </w:p>
+    <w:p>
+      <w:pPr>
+        <w:keepNext/>
+        <w:jc w:val="center"/>
+      </w:pPr>
+      <w:r>
+        <w:rPr>
+          <w:noProof/>
+        </w:rPr>
+        <w:drawing>
+          <wp:inline distT="0" distB="0" distL="0" distR="0" wp14:anchorId="582870CA" wp14:editId="123A6C1B">
+            <wp:extent cx="5304790" cy="2372141"/>
+            <wp:effectExtent l="0" t="0" r="0" b="9525"/>
+            <wp:docPr id="1799973688" name="Imagen 10"/>
+            <wp:cNvGraphicFramePr>
+              <a:graphicFrameLocks xmlns:a="http://schemas.openxmlformats.org/drawingml/2006/main" noChangeAspect="1"/>
+            </wp:cNvGraphicFramePr>
+            <a:graphic xmlns:a="http://schemas.openxmlformats.org/drawingml/2006/main">
+              <a:graphicData uri="http://schemas.openxmlformats.org/drawingml/2006/picture">
+                <pic:pic xmlns:pic="http://schemas.openxmlformats.org/drawingml/2006/picture">
+                  <pic:nvPicPr>
+                    <pic:cNvPr id="1799973688" name="Imagen 1799973688"/>
+                    <pic:cNvPicPr/>
+                  </pic:nvPicPr>
+                  <pic:blipFill>
+                    <a:blip r:embed="rId28">
+                      <a:extLst>
+                        <a:ext uri="{28A0092B-C50C-407E-A947-70E740481C1C}">
+                          <a14:useLocalDpi xmlns:a14="http://schemas.microsoft.com/office/drawing/2010/main" val="0"/>
+                        </a:ext>
+                      </a:extLst>
+                    </a:blip>
+                    <a:stretch>
+                      <a:fillRect/>
+                    </a:stretch>
+                  </pic:blipFill>
+                  <pic:spPr>
+                    <a:xfrm>
+                      <a:off x="0" y="0"/>
+                      <a:ext cx="5314274" cy="2376382"/>
+                    </a:xfrm>
+                    <a:prstGeom prst="rect">
+                      <a:avLst/>
+                    </a:prstGeom>
+                  </pic:spPr>
+                </pic:pic>
+              </a:graphicData>
+            </a:graphic>
+          </wp:inline>
+        </w:drawing>
+      </w:r>
     </w:p>
     <w:p>
       <w:pPr>
@@ -16055,6 +16286,80 @@
         <w:t>Ilustración 1</w:t>
       </w:r>
       <w:r>
+        <w:t>5</w:t>
+      </w:r>
+      <w:r>
+        <w:t xml:space="preserve"> - Predicciones CTC</w:t>
+      </w:r>
+    </w:p>
+    <w:p/>
+    <w:p>
+      <w:pPr>
+        <w:keepNext/>
+        <w:jc w:val="center"/>
+      </w:pPr>
+      <w:r>
+        <w:rPr>
+          <w:noProof/>
+        </w:rPr>
+        <w:drawing>
+          <wp:inline distT="0" distB="0" distL="0" distR="0" wp14:anchorId="2509EE9C" wp14:editId="6251281C">
+            <wp:extent cx="5167587" cy="2363470"/>
+            <wp:effectExtent l="0" t="0" r="0" b="0"/>
+            <wp:docPr id="1970990052" name="Imagen 11" descr="Imagen que contiene lápiz, cepillo&#10;&#10;El contenido generado por IA puede ser incorrecto."/>
+            <wp:cNvGraphicFramePr>
+              <a:graphicFrameLocks xmlns:a="http://schemas.openxmlformats.org/drawingml/2006/main" noChangeAspect="1"/>
+            </wp:cNvGraphicFramePr>
+            <a:graphic xmlns:a="http://schemas.openxmlformats.org/drawingml/2006/main">
+              <a:graphicData uri="http://schemas.openxmlformats.org/drawingml/2006/picture">
+                <pic:pic xmlns:pic="http://schemas.openxmlformats.org/drawingml/2006/picture">
+                  <pic:nvPicPr>
+                    <pic:cNvPr id="1970990052" name="Imagen 11" descr="Imagen que contiene lápiz, cepillo&#10;&#10;El contenido generado por IA puede ser incorrecto."/>
+                    <pic:cNvPicPr/>
+                  </pic:nvPicPr>
+                  <pic:blipFill>
+                    <a:blip r:embed="rId29">
+                      <a:extLst>
+                        <a:ext uri="{28A0092B-C50C-407E-A947-70E740481C1C}">
+                          <a14:useLocalDpi xmlns:a14="http://schemas.microsoft.com/office/drawing/2010/main" val="0"/>
+                        </a:ext>
+                      </a:extLst>
+                    </a:blip>
+                    <a:stretch>
+                      <a:fillRect/>
+                    </a:stretch>
+                  </pic:blipFill>
+                  <pic:spPr>
+                    <a:xfrm>
+                      <a:off x="0" y="0"/>
+                      <a:ext cx="5180163" cy="2369222"/>
+                    </a:xfrm>
+                    <a:prstGeom prst="rect">
+                      <a:avLst/>
+                    </a:prstGeom>
+                  </pic:spPr>
+                </pic:pic>
+              </a:graphicData>
+            </a:graphic>
+          </wp:inline>
+        </w:drawing>
+      </w:r>
+    </w:p>
+    <w:p>
+      <w:pPr>
+        <w:pStyle w:val="Descripcin"/>
+        <w:jc w:val="center"/>
+      </w:pPr>
+    </w:p>
+    <w:p>
+      <w:pPr>
+        <w:pStyle w:val="Descripcin"/>
+        <w:jc w:val="center"/>
+      </w:pPr>
+      <w:r>
+        <w:t>Ilustración 1</w:t>
+      </w:r>
+      <w:r>
         <w:t>6</w:t>
       </w:r>
       <w:r>
@@ -16080,7 +16385,6 @@
         <w:t>datos con estos valores tan elevados. Para mejorar esta situación, podemos añadir una columna extra al conjunto da datos, que le indique al modelo hasta donde podría llegar a ascender la predicción, actuando como un “techo de la variable”. Para calcular esta irradiancia ideal, se asume una forma parabólica de la irradiancia real, es decir, que el punto de mayor irradiancia se encuentre en el centro, en el llamado mediodía solar. Se calculan los minutos transcurridos desde medianoche para cada muestra, con el objetivo de normalizar la diferencia respecto al mediodía solar:</w:t>
       </w:r>
     </w:p>
-    <w:p/>
     <w:p>
       <w:pPr>
         <w:pStyle w:val="Descripcin"/>
@@ -16281,7 +16585,7 @@
           <w:rPr>
             <w:noProof/>
           </w:rPr>
-          <w:t>8</w:t>
+          <w:t>9</w:t>
         </w:r>
       </w:fldSimple>
       <w:r>
@@ -16298,20 +16602,20 @@
       </w:r>
     </w:p>
     <w:p/>
-    <w:p/>
     <w:p>
       <w:pPr>
         <w:keepNext/>
+        <w:jc w:val="center"/>
       </w:pPr>
       <w:r>
         <w:rPr>
           <w:noProof/>
         </w:rPr>
         <w:drawing>
-          <wp:inline distT="0" distB="0" distL="0" distR="0" wp14:anchorId="6592B6ED" wp14:editId="210137B1">
-            <wp:extent cx="5239522" cy="2203708"/>
-            <wp:effectExtent l="0" t="0" r="0" b="6350"/>
-            <wp:docPr id="1304378334" name="Imagen 3" descr="Gráfico, Histograma&#10;&#10;El contenido generado por IA puede ser incorrecto."/>
+          <wp:inline distT="0" distB="0" distL="0" distR="0" wp14:anchorId="43367F21" wp14:editId="5046961F">
+            <wp:extent cx="5113924" cy="2316480"/>
+            <wp:effectExtent l="0" t="0" r="0" b="7620"/>
+            <wp:docPr id="1398391001" name="Imagen 8" descr="Gráfico, Gráfico de líneas, Histograma&#10;&#10;El contenido generado por IA puede ser incorrecto."/>
             <wp:cNvGraphicFramePr>
               <a:graphicFrameLocks xmlns:a="http://schemas.openxmlformats.org/drawingml/2006/main" noChangeAspect="1"/>
             </wp:cNvGraphicFramePr>
@@ -16319,208 +16623,7 @@
               <a:graphicData uri="http://schemas.openxmlformats.org/drawingml/2006/picture">
                 <pic:pic xmlns:pic="http://schemas.openxmlformats.org/drawingml/2006/picture">
                   <pic:nvPicPr>
-                    <pic:cNvPr id="1304378334" name="Imagen 3" descr="Gráfico, Histograma&#10;&#10;El contenido generado por IA puede ser incorrecto."/>
-                    <pic:cNvPicPr/>
-                  </pic:nvPicPr>
-                  <pic:blipFill>
-                    <a:blip r:embed="rId28">
-                      <a:extLst>
-                        <a:ext uri="{28A0092B-C50C-407E-A947-70E740481C1C}">
-                          <a14:useLocalDpi xmlns:a14="http://schemas.microsoft.com/office/drawing/2010/main" val="0"/>
-                        </a:ext>
-                      </a:extLst>
-                    </a:blip>
-                    <a:stretch>
-                      <a:fillRect/>
-                    </a:stretch>
-                  </pic:blipFill>
-                  <pic:spPr>
-                    <a:xfrm>
-                      <a:off x="0" y="0"/>
-                      <a:ext cx="5239522" cy="2203708"/>
-                    </a:xfrm>
-                    <a:prstGeom prst="rect">
-                      <a:avLst/>
-                    </a:prstGeom>
-                  </pic:spPr>
-                </pic:pic>
-              </a:graphicData>
-            </a:graphic>
-          </wp:inline>
-        </w:drawing>
-      </w:r>
-    </w:p>
-    <w:p>
-      <w:pPr>
-        <w:pStyle w:val="Descripcin"/>
-        <w:jc w:val="center"/>
-      </w:pPr>
-    </w:p>
-    <w:p>
-      <w:pPr>
-        <w:pStyle w:val="Descripcin"/>
-        <w:jc w:val="center"/>
-      </w:pPr>
-      <w:r>
-        <w:t>Ilustración 1</w:t>
-      </w:r>
-      <w:r>
-        <w:t>7</w:t>
-      </w:r>
-      <w:r>
-        <w:t xml:space="preserve"> - Predicción 24h (CTC)</w:t>
-      </w:r>
-    </w:p>
-    <w:p/>
-    <w:p/>
-    <w:p/>
-    <w:p>
-      <w:r>
-        <w:t>Y en 48 horas:</w:t>
-      </w:r>
-    </w:p>
-    <w:p/>
-    <w:p>
-      <w:pPr>
-        <w:keepNext/>
-      </w:pPr>
-      <w:r>
-        <w:rPr>
-          <w:noProof/>
-        </w:rPr>
-        <w:drawing>
-          <wp:inline distT="0" distB="0" distL="0" distR="0" wp14:anchorId="06BB1DEB" wp14:editId="17073A22">
-            <wp:extent cx="5239522" cy="2203708"/>
-            <wp:effectExtent l="0" t="0" r="0" b="6350"/>
-            <wp:docPr id="538518598" name="Imagen 4" descr="Gráfico&#10;&#10;El contenido generado por IA puede ser incorrecto."/>
-            <wp:cNvGraphicFramePr>
-              <a:graphicFrameLocks xmlns:a="http://schemas.openxmlformats.org/drawingml/2006/main" noChangeAspect="1"/>
-            </wp:cNvGraphicFramePr>
-            <a:graphic xmlns:a="http://schemas.openxmlformats.org/drawingml/2006/main">
-              <a:graphicData uri="http://schemas.openxmlformats.org/drawingml/2006/picture">
-                <pic:pic xmlns:pic="http://schemas.openxmlformats.org/drawingml/2006/picture">
-                  <pic:nvPicPr>
-                    <pic:cNvPr id="538518598" name="Imagen 4" descr="Gráfico&#10;&#10;El contenido generado por IA puede ser incorrecto."/>
-                    <pic:cNvPicPr/>
-                  </pic:nvPicPr>
-                  <pic:blipFill>
-                    <a:blip r:embed="rId29">
-                      <a:extLst>
-                        <a:ext uri="{28A0092B-C50C-407E-A947-70E740481C1C}">
-                          <a14:useLocalDpi xmlns:a14="http://schemas.microsoft.com/office/drawing/2010/main" val="0"/>
-                        </a:ext>
-                      </a:extLst>
-                    </a:blip>
-                    <a:stretch>
-                      <a:fillRect/>
-                    </a:stretch>
-                  </pic:blipFill>
-                  <pic:spPr>
-                    <a:xfrm>
-                      <a:off x="0" y="0"/>
-                      <a:ext cx="5239522" cy="2203708"/>
-                    </a:xfrm>
-                    <a:prstGeom prst="rect">
-                      <a:avLst/>
-                    </a:prstGeom>
-                  </pic:spPr>
-                </pic:pic>
-              </a:graphicData>
-            </a:graphic>
-          </wp:inline>
-        </w:drawing>
-      </w:r>
-    </w:p>
-    <w:p>
-      <w:pPr>
-        <w:pStyle w:val="Descripcin"/>
-        <w:jc w:val="center"/>
-      </w:pPr>
-    </w:p>
-    <w:p>
-      <w:pPr>
-        <w:pStyle w:val="Descripcin"/>
-        <w:jc w:val="center"/>
-      </w:pPr>
-      <w:r>
-        <w:t>Ilustración 1</w:t>
-      </w:r>
-      <w:r>
-        <w:t>8</w:t>
-      </w:r>
-      <w:r>
-        <w:t xml:space="preserve"> - Predicción 48h (CTC)</w:t>
-      </w:r>
-    </w:p>
-    <w:p>
-      <w:pPr>
-        <w:jc w:val="both"/>
-      </w:pPr>
-    </w:p>
-    <w:p>
-      <w:pPr>
-        <w:jc w:val="both"/>
-      </w:pPr>
-    </w:p>
-    <w:p>
-      <w:pPr>
-        <w:spacing w:line="276" w:lineRule="auto"/>
-        <w:jc w:val="both"/>
-      </w:pPr>
-      <w:r>
-        <w:t xml:space="preserve">En líneas generales, observamos que el modelo </w:t>
-      </w:r>
-      <w:r>
-        <w:t>tiene la forma adecuada, prediciendo correctamente las subidas y bajadas de producción que se generan a lo largo del día. Si bien persiste el problema de que no termina de ascender hasta los valores máximos, los resultados son mejores que antes de la irradiancia ideal.</w:t>
-      </w:r>
-      <w:r>
-        <w:t xml:space="preserve"> </w:t>
-      </w:r>
-      <w:r>
-        <w:t xml:space="preserve">También comprobamos que la mejora respecto al modelo de un solo árbol ha sido muy significativa, ya que en este caso </w:t>
-      </w:r>
-      <w:r>
-        <w:lastRenderedPageBreak/>
-        <w:t>sí que predice cero y ha asimilado patrones que mejoran notablemente la predicción de las subidas y bajadas de generación a lo largo del día.</w:t>
-      </w:r>
-    </w:p>
-    <w:p>
-      <w:pPr>
-        <w:jc w:val="both"/>
-      </w:pPr>
-    </w:p>
-    <w:p>
-      <w:pPr>
-        <w:spacing w:line="276" w:lineRule="auto"/>
-        <w:jc w:val="both"/>
-      </w:pPr>
-      <w:r>
-        <w:t>Para observar el resultado general del modelo en la predicción, podemos comparar gráficamente cada muestra predicha con la real. Aquí, se observará claramente el problema que tratamos con anterioridad mediante la interpolación de los datos:</w:t>
-      </w:r>
-    </w:p>
-    <w:p/>
-    <w:p>
-      <w:pPr>
-        <w:keepNext/>
-        <w:jc w:val="center"/>
-      </w:pPr>
-      <w:r>
-        <w:rPr>
-          <w:noProof/>
-        </w:rPr>
-        <w:drawing>
-          <wp:inline distT="0" distB="0" distL="0" distR="0" wp14:anchorId="1D021F93" wp14:editId="12F2B9D7">
-            <wp:extent cx="3078480" cy="2944539"/>
-            <wp:effectExtent l="0" t="0" r="7620" b="8255"/>
-            <wp:docPr id="245566704" name="Imagen 5" descr="Gráfico, Gráfico de dispersión&#10;&#10;El contenido generado por IA puede ser incorrecto."/>
-            <wp:cNvGraphicFramePr>
-              <a:graphicFrameLocks xmlns:a="http://schemas.openxmlformats.org/drawingml/2006/main" noChangeAspect="1"/>
-            </wp:cNvGraphicFramePr>
-            <a:graphic xmlns:a="http://schemas.openxmlformats.org/drawingml/2006/main">
-              <a:graphicData uri="http://schemas.openxmlformats.org/drawingml/2006/picture">
-                <pic:pic xmlns:pic="http://schemas.openxmlformats.org/drawingml/2006/picture">
-                  <pic:nvPicPr>
-                    <pic:cNvPr id="245566704" name="Imagen 5" descr="Gráfico, Gráfico de dispersión&#10;&#10;El contenido generado por IA puede ser incorrecto."/>
+                    <pic:cNvPr id="1398391001" name="Imagen 8" descr="Gráfico, Gráfico de líneas, Histograma&#10;&#10;El contenido generado por IA puede ser incorrecto."/>
                     <pic:cNvPicPr/>
                   </pic:nvPicPr>
                   <pic:blipFill>
@@ -16538,7 +16641,7 @@
                   <pic:spPr>
                     <a:xfrm>
                       <a:off x="0" y="0"/>
-                      <a:ext cx="3083566" cy="2949404"/>
+                      <a:ext cx="5115978" cy="2317410"/>
                     </a:xfrm>
                     <a:prstGeom prst="rect">
                       <a:avLst/>
@@ -16553,40 +16656,46 @@
     </w:p>
     <w:p>
       <w:pPr>
+        <w:pStyle w:val="Descripcin"/>
+        <w:jc w:val="center"/>
+      </w:pPr>
+    </w:p>
+    <w:p>
+      <w:pPr>
+        <w:pStyle w:val="Descripcin"/>
+        <w:jc w:val="center"/>
+      </w:pPr>
+      <w:r>
+        <w:t>Ilustración 1</w:t>
+      </w:r>
+      <w:r>
+        <w:t>7</w:t>
+      </w:r>
+      <w:r>
+        <w:t xml:space="preserve"> - Predicción 24h (CTC)</w:t>
+      </w:r>
+    </w:p>
+    <w:p/>
+    <w:p>
+      <w:r>
+        <w:t>Y en 48 horas:</w:t>
+      </w:r>
+    </w:p>
+    <w:p/>
+    <w:p>
+      <w:pPr>
         <w:keepNext/>
         <w:jc w:val="center"/>
       </w:pPr>
-    </w:p>
-    <w:p>
-      <w:pPr>
-        <w:pStyle w:val="Descripcin"/>
-        <w:jc w:val="center"/>
-      </w:pPr>
-      <w:r>
-        <w:t>Ilustración 1</w:t>
-      </w:r>
-      <w:r>
-        <w:t>9</w:t>
-      </w:r>
-      <w:r>
-        <w:t xml:space="preserve"> - Comparación predicción realidad antes de interpolación (CTC)</w:t>
-      </w:r>
-    </w:p>
-    <w:p/>
-    <w:p>
-      <w:pPr>
-        <w:keepNext/>
-        <w:jc w:val="center"/>
-      </w:pPr>
       <w:r>
         <w:rPr>
           <w:noProof/>
         </w:rPr>
         <w:drawing>
-          <wp:inline distT="0" distB="0" distL="0" distR="0" wp14:anchorId="6B058C6D" wp14:editId="4E40AE92">
-            <wp:extent cx="3027315" cy="2895600"/>
-            <wp:effectExtent l="0" t="0" r="1905" b="0"/>
-            <wp:docPr id="612082448" name="Imagen 6" descr="Gráfico, Gráfico de dispersión&#10;&#10;El contenido generado por IA puede ser incorrecto."/>
+          <wp:inline distT="0" distB="0" distL="0" distR="0" wp14:anchorId="31A29BF7" wp14:editId="54D5D181">
+            <wp:extent cx="5150372" cy="2332990"/>
+            <wp:effectExtent l="0" t="0" r="0" b="0"/>
+            <wp:docPr id="1890738832" name="Imagen 9" descr="Gráfico, Gráfico de líneas&#10;&#10;El contenido generado por IA puede ser incorrecto."/>
             <wp:cNvGraphicFramePr>
               <a:graphicFrameLocks xmlns:a="http://schemas.openxmlformats.org/drawingml/2006/main" noChangeAspect="1"/>
             </wp:cNvGraphicFramePr>
@@ -16594,7 +16703,7 @@
               <a:graphicData uri="http://schemas.openxmlformats.org/drawingml/2006/picture">
                 <pic:pic xmlns:pic="http://schemas.openxmlformats.org/drawingml/2006/picture">
                   <pic:nvPicPr>
-                    <pic:cNvPr id="612082448" name="Imagen 6" descr="Gráfico, Gráfico de dispersión&#10;&#10;El contenido generado por IA puede ser incorrecto."/>
+                    <pic:cNvPr id="1890738832" name="Imagen 9" descr="Gráfico, Gráfico de líneas&#10;&#10;El contenido generado por IA puede ser incorrecto."/>
                     <pic:cNvPicPr/>
                   </pic:nvPicPr>
                   <pic:blipFill>
@@ -16612,7 +16721,7 @@
                   <pic:spPr>
                     <a:xfrm>
                       <a:off x="0" y="0"/>
-                      <a:ext cx="3045494" cy="2912988"/>
+                      <a:ext cx="5161704" cy="2338123"/>
                     </a:xfrm>
                     <a:prstGeom prst="rect">
                       <a:avLst/>
@@ -16627,82 +16736,73 @@
     </w:p>
     <w:p>
       <w:pPr>
+        <w:pStyle w:val="Descripcin"/>
+        <w:jc w:val="center"/>
+      </w:pPr>
+    </w:p>
+    <w:p>
+      <w:pPr>
+        <w:pStyle w:val="Descripcin"/>
+        <w:jc w:val="center"/>
+      </w:pPr>
+      <w:r>
+        <w:t>Ilustración 1</w:t>
+      </w:r>
+      <w:r>
+        <w:t>8</w:t>
+      </w:r>
+      <w:r>
+        <w:t xml:space="preserve"> - Predicción 48h (CTC)</w:t>
+      </w:r>
+    </w:p>
+    <w:p>
+      <w:pPr>
+        <w:jc w:val="both"/>
+      </w:pPr>
+    </w:p>
+    <w:p>
+      <w:pPr>
+        <w:spacing w:line="276" w:lineRule="auto"/>
+        <w:jc w:val="both"/>
+      </w:pPr>
+      <w:r>
+        <w:t xml:space="preserve">En líneas generales, observamos que el modelo </w:t>
+      </w:r>
+      <w:r>
+        <w:t>tiene la forma adecuada, prediciendo correctamente las subidas y bajadas de producción que se generan a lo largo del día. Si bien persiste el problema de que no termina de ascender hasta los valores máximos, los resultados son mejores que antes de la irradiancia ideal.</w:t>
+      </w:r>
+      <w:r>
+        <w:t xml:space="preserve"> </w:t>
+      </w:r>
+      <w:r>
+        <w:t>También comprobamos que la mejora respecto al modelo de un solo árbol ha sido muy significativa, ya que en este caso sí que predice cero y ha asimilado patrones que mejoran notablemente la predicción de las subidas y bajadas de generación a lo largo del día.</w:t>
+      </w:r>
+    </w:p>
+    <w:p>
+      <w:pPr>
+        <w:spacing w:line="276" w:lineRule="auto"/>
+        <w:jc w:val="both"/>
+      </w:pPr>
+      <w:r>
+        <w:lastRenderedPageBreak/>
+        <w:t>Para observar el resultado general del modelo en la predicción, podemos comparar gráficamente cada muestra predicha con la real. Aquí, se observará claramente el problema que tratamos con anterioridad mediante la interpolación de los datos:</w:t>
+      </w:r>
+    </w:p>
+    <w:p/>
+    <w:p>
+      <w:pPr>
         <w:keepNext/>
         <w:jc w:val="center"/>
       </w:pPr>
-    </w:p>
-    <w:p>
-      <w:pPr>
-        <w:pStyle w:val="Descripcin"/>
-        <w:jc w:val="center"/>
-      </w:pPr>
-      <w:r>
-        <w:t xml:space="preserve">Ilustración </w:t>
-      </w:r>
-      <w:r>
-        <w:t>20</w:t>
-      </w:r>
-      <w:r>
-        <w:t xml:space="preserve"> - Comparación predicción realidad tras la interpolación (CTC)</w:t>
-      </w:r>
-    </w:p>
-    <w:p/>
-    <w:p>
-      <w:pPr>
-        <w:spacing w:line="276" w:lineRule="auto"/>
-        <w:jc w:val="both"/>
-      </w:pPr>
-      <w:r>
-        <w:t xml:space="preserve">Observamos como antes había una gran cantidad de errores en el valor cero, algunos superiores a 400. </w:t>
-      </w:r>
-      <w:r>
-        <w:t>También, s</w:t>
-      </w:r>
-      <w:r>
-        <w:t xml:space="preserve">e aprecia un pequeño espacio entre el cero y el resto de </w:t>
-      </w:r>
-      <w:r>
-        <w:t>los valores</w:t>
-      </w:r>
-      <w:r>
-        <w:t xml:space="preserve">, concretamente hasta el treinta y nueve. Esto se debe a que en el conjunto de datos </w:t>
-      </w:r>
-      <w:r>
-        <w:lastRenderedPageBreak/>
-        <w:t xml:space="preserve">no hay ninguna muestra con un valor dentro de este rango, ya que </w:t>
-      </w:r>
-      <w:r>
-        <w:t>el sensor físico no comienza a registrar los valores hasta que superen el umbral de treinta y nueve.</w:t>
-      </w:r>
-      <w:r>
-        <w:t xml:space="preserve"> Los resultados obtenidos son positivos, ya que el grueso de los valores predichos se encuentra sobre la línea de igualdad (discontinua roja en la ilustración), y la forma de la gráfica es ascendente. Volvemos a apreciar el error en los valores grandes, ya que los puntos en esa zona de la gráfica cuentan con una dispersión significativamente superior al rango (0,300].</w:t>
-      </w:r>
-      <w:r>
-        <w:t xml:space="preserve"> </w:t>
-      </w:r>
-      <w:r>
-        <w:t>En el caso de Lorca, esto es diferente:</w:t>
-      </w:r>
-    </w:p>
-    <w:p>
-      <w:pPr>
-        <w:jc w:val="both"/>
-      </w:pPr>
-    </w:p>
-    <w:p>
-      <w:pPr>
-        <w:keepNext/>
-        <w:jc w:val="center"/>
-      </w:pPr>
       <w:r>
         <w:rPr>
           <w:noProof/>
         </w:rPr>
         <w:drawing>
-          <wp:inline distT="0" distB="0" distL="0" distR="0" wp14:anchorId="3531495B" wp14:editId="254EAD7B">
-            <wp:extent cx="2987040" cy="2929871"/>
-            <wp:effectExtent l="0" t="0" r="3810" b="4445"/>
-            <wp:docPr id="531904554" name="Imagen 7" descr="Gráfico, Gráfico de dispersión&#10;&#10;El contenido generado por IA puede ser incorrecto."/>
+          <wp:inline distT="0" distB="0" distL="0" distR="0" wp14:anchorId="525676D9" wp14:editId="52E7695E">
+            <wp:extent cx="3586475" cy="3619500"/>
+            <wp:effectExtent l="0" t="0" r="0" b="0"/>
+            <wp:docPr id="826435405" name="Imagen 6" descr="Gráfico, Gráfico de dispersión&#10;&#10;El contenido generado por IA puede ser incorrecto."/>
             <wp:cNvGraphicFramePr>
               <a:graphicFrameLocks xmlns:a="http://schemas.openxmlformats.org/drawingml/2006/main" noChangeAspect="1"/>
             </wp:cNvGraphicFramePr>
@@ -16710,7 +16810,7 @@
               <a:graphicData uri="http://schemas.openxmlformats.org/drawingml/2006/picture">
                 <pic:pic xmlns:pic="http://schemas.openxmlformats.org/drawingml/2006/picture">
                   <pic:nvPicPr>
-                    <pic:cNvPr id="531904554" name="Imagen 7" descr="Gráfico, Gráfico de dispersión&#10;&#10;El contenido generado por IA puede ser incorrecto."/>
+                    <pic:cNvPr id="826435405" name="Imagen 6" descr="Gráfico, Gráfico de dispersión&#10;&#10;El contenido generado por IA puede ser incorrecto."/>
                     <pic:cNvPicPr/>
                   </pic:nvPicPr>
                   <pic:blipFill>
@@ -16728,7 +16828,7 @@
                   <pic:spPr>
                     <a:xfrm>
                       <a:off x="0" y="0"/>
-                      <a:ext cx="3004618" cy="2947113"/>
+                      <a:ext cx="3603550" cy="3636732"/>
                     </a:xfrm>
                     <a:prstGeom prst="rect">
                       <a:avLst/>
@@ -16743,9 +16843,83 @@
     </w:p>
     <w:p>
       <w:pPr>
+        <w:keepNext/>
+        <w:jc w:val="center"/>
+      </w:pPr>
+    </w:p>
+    <w:p>
+      <w:pPr>
         <w:pStyle w:val="Descripcin"/>
         <w:jc w:val="center"/>
       </w:pPr>
+      <w:r>
+        <w:t>Ilustración 1</w:t>
+      </w:r>
+      <w:r>
+        <w:t>9</w:t>
+      </w:r>
+      <w:r>
+        <w:t xml:space="preserve"> - Comparación predicción realidad antes de interpolación (CTC)</w:t>
+      </w:r>
+    </w:p>
+    <w:p/>
+    <w:p>
+      <w:pPr>
+        <w:keepNext/>
+        <w:jc w:val="center"/>
+      </w:pPr>
+      <w:r>
+        <w:rPr>
+          <w:noProof/>
+        </w:rPr>
+        <w:drawing>
+          <wp:inline distT="0" distB="0" distL="0" distR="0" wp14:anchorId="6BAFEA5F" wp14:editId="61088ED0">
+            <wp:extent cx="3624227" cy="3657600"/>
+            <wp:effectExtent l="0" t="0" r="0" b="0"/>
+            <wp:docPr id="1214067151" name="Imagen 5" descr="Gráfico, Gráfico de dispersión&#10;&#10;El contenido generado por IA puede ser incorrecto."/>
+            <wp:cNvGraphicFramePr>
+              <a:graphicFrameLocks xmlns:a="http://schemas.openxmlformats.org/drawingml/2006/main" noChangeAspect="1"/>
+            </wp:cNvGraphicFramePr>
+            <a:graphic xmlns:a="http://schemas.openxmlformats.org/drawingml/2006/main">
+              <a:graphicData uri="http://schemas.openxmlformats.org/drawingml/2006/picture">
+                <pic:pic xmlns:pic="http://schemas.openxmlformats.org/drawingml/2006/picture">
+                  <pic:nvPicPr>
+                    <pic:cNvPr id="1214067151" name="Imagen 5" descr="Gráfico, Gráfico de dispersión&#10;&#10;El contenido generado por IA puede ser incorrecto."/>
+                    <pic:cNvPicPr/>
+                  </pic:nvPicPr>
+                  <pic:blipFill>
+                    <a:blip r:embed="rId33">
+                      <a:extLst>
+                        <a:ext uri="{28A0092B-C50C-407E-A947-70E740481C1C}">
+                          <a14:useLocalDpi xmlns:a14="http://schemas.microsoft.com/office/drawing/2010/main" val="0"/>
+                        </a:ext>
+                      </a:extLst>
+                    </a:blip>
+                    <a:stretch>
+                      <a:fillRect/>
+                    </a:stretch>
+                  </pic:blipFill>
+                  <pic:spPr>
+                    <a:xfrm>
+                      <a:off x="0" y="0"/>
+                      <a:ext cx="3640176" cy="3673696"/>
+                    </a:xfrm>
+                    <a:prstGeom prst="rect">
+                      <a:avLst/>
+                    </a:prstGeom>
+                  </pic:spPr>
+                </pic:pic>
+              </a:graphicData>
+            </a:graphic>
+          </wp:inline>
+        </w:drawing>
+      </w:r>
+    </w:p>
+    <w:p>
+      <w:pPr>
+        <w:keepNext/>
+        <w:jc w:val="center"/>
+      </w:pPr>
     </w:p>
     <w:p>
       <w:pPr>
@@ -16756,29 +16930,184 @@
         <w:t xml:space="preserve">Ilustración </w:t>
       </w:r>
       <w:r>
-        <w:t>2</w:t>
-      </w:r>
-      <w:r>
-        <w:t>1 - Comparativa predicción realidad (Lorca)</w:t>
-      </w:r>
-    </w:p>
-    <w:p/>
+        <w:t>20</w:t>
+      </w:r>
+      <w:r>
+        <w:t xml:space="preserve"> - Comparación predicción realidad tras la interpolación (CTC)</w:t>
+      </w:r>
+    </w:p>
     <w:p>
       <w:pPr>
         <w:spacing w:line="276" w:lineRule="auto"/>
         <w:jc w:val="both"/>
       </w:pPr>
       <w:r>
+        <w:lastRenderedPageBreak/>
+        <w:t xml:space="preserve">Observamos como antes había una gran cantidad de errores en el valor cero, algunos superiores a 400. </w:t>
+      </w:r>
+      <w:r>
+        <w:t>También, s</w:t>
+      </w:r>
+      <w:r>
+        <w:t xml:space="preserve">e aprecia un pequeño espacio entre el cero y el resto de </w:t>
+      </w:r>
+      <w:r>
+        <w:t>los valores</w:t>
+      </w:r>
+      <w:r>
+        <w:t xml:space="preserve">, concretamente hasta el treinta y nueve. Esto se debe a que en el conjunto de datos no hay ninguna muestra con un valor dentro de este rango, ya que </w:t>
+      </w:r>
+      <w:r>
+        <w:t>el sensor físico no comienza a registrar los valores hasta que superen el umbral de treinta y nueve.</w:t>
+      </w:r>
+      <w:r>
+        <w:t xml:space="preserve"> Los resultados obtenidos son positivos, ya que el grueso de los valores predichos se encuentra sobre la línea de igualdad (discontinua roja en la ilustración), y la forma de la gráfica es ascendente. Volvemos a apreciar el error en los valores grandes, ya que los puntos en esa zona de la gráfica cuentan con una dispersión significativamente superior al rango (0,300].</w:t>
+      </w:r>
+      <w:r>
+        <w:t xml:space="preserve"> </w:t>
+      </w:r>
+      <w:r>
+        <w:t>En el caso de Lorca, esto es diferente:</w:t>
+      </w:r>
+    </w:p>
+    <w:p>
+      <w:pPr>
+        <w:jc w:val="both"/>
+      </w:pPr>
+    </w:p>
+    <w:p>
+      <w:pPr>
+        <w:keepNext/>
+        <w:jc w:val="center"/>
+      </w:pPr>
+      <w:r>
+        <w:rPr>
+          <w:noProof/>
+        </w:rPr>
+        <w:drawing>
+          <wp:inline distT="0" distB="0" distL="0" distR="0" wp14:anchorId="179A13DD" wp14:editId="20CEBA3B">
+            <wp:extent cx="3438151" cy="3602743"/>
+            <wp:effectExtent l="0" t="0" r="0" b="0"/>
+            <wp:docPr id="282423917" name="Imagen 7" descr="Gráfico, Gráfico de dispersión&#10;&#10;El contenido generado por IA puede ser incorrecto."/>
+            <wp:cNvGraphicFramePr>
+              <a:graphicFrameLocks xmlns:a="http://schemas.openxmlformats.org/drawingml/2006/main" noChangeAspect="1"/>
+            </wp:cNvGraphicFramePr>
+            <a:graphic xmlns:a="http://schemas.openxmlformats.org/drawingml/2006/main">
+              <a:graphicData uri="http://schemas.openxmlformats.org/drawingml/2006/picture">
+                <pic:pic xmlns:pic="http://schemas.openxmlformats.org/drawingml/2006/picture">
+                  <pic:nvPicPr>
+                    <pic:cNvPr id="282423917" name="Imagen 7" descr="Gráfico, Gráfico de dispersión&#10;&#10;El contenido generado por IA puede ser incorrecto."/>
+                    <pic:cNvPicPr/>
+                  </pic:nvPicPr>
+                  <pic:blipFill>
+                    <a:blip r:embed="rId34">
+                      <a:extLst>
+                        <a:ext uri="{28A0092B-C50C-407E-A947-70E740481C1C}">
+                          <a14:useLocalDpi xmlns:a14="http://schemas.microsoft.com/office/drawing/2010/main" val="0"/>
+                        </a:ext>
+                      </a:extLst>
+                    </a:blip>
+                    <a:stretch>
+                      <a:fillRect/>
+                    </a:stretch>
+                  </pic:blipFill>
+                  <pic:spPr>
+                    <a:xfrm>
+                      <a:off x="0" y="0"/>
+                      <a:ext cx="3438151" cy="3602743"/>
+                    </a:xfrm>
+                    <a:prstGeom prst="rect">
+                      <a:avLst/>
+                    </a:prstGeom>
+                  </pic:spPr>
+                </pic:pic>
+              </a:graphicData>
+            </a:graphic>
+          </wp:inline>
+        </w:drawing>
+      </w:r>
+    </w:p>
+    <w:p>
+      <w:pPr>
+        <w:pStyle w:val="Descripcin"/>
+        <w:jc w:val="center"/>
+      </w:pPr>
+    </w:p>
+    <w:p>
+      <w:pPr>
+        <w:pStyle w:val="Descripcin"/>
+        <w:jc w:val="center"/>
+      </w:pPr>
+      <w:r>
+        <w:t xml:space="preserve">Ilustración </w:t>
+      </w:r>
+      <w:r>
+        <w:t>2</w:t>
+      </w:r>
+      <w:r>
+        <w:t>1 - Comparativa predicción realidad (Lorca)</w:t>
+      </w:r>
+    </w:p>
+    <w:p/>
+    <w:p>
+      <w:pPr>
+        <w:spacing w:line="276" w:lineRule="auto"/>
+        <w:jc w:val="both"/>
+      </w:pPr>
+      <w:r>
         <w:t>Salta a la vista que la cantidad de datos en este conjunto de datos en inmensamente inferior al de CTC.  Esto lastra el rendimiento predictivo de este modelo, como podemos observar en esta gráfica o en métricas como el coeficiente de determinación (0.84 frente al 0.92 del CTC).</w:t>
       </w:r>
     </w:p>
+    <w:p>
+      <w:pPr>
+        <w:spacing w:line="276" w:lineRule="auto"/>
+        <w:jc w:val="both"/>
+      </w:pPr>
+    </w:p>
+    <w:p>
+      <w:pPr>
+        <w:spacing w:line="276" w:lineRule="auto"/>
+        <w:jc w:val="both"/>
+      </w:pPr>
+    </w:p>
+    <w:p>
+      <w:pPr>
+        <w:spacing w:line="276" w:lineRule="auto"/>
+        <w:jc w:val="both"/>
+      </w:pPr>
+    </w:p>
+    <w:p>
+      <w:pPr>
+        <w:spacing w:line="276" w:lineRule="auto"/>
+        <w:jc w:val="both"/>
+      </w:pPr>
+    </w:p>
+    <w:p>
+      <w:pPr>
+        <w:spacing w:line="276" w:lineRule="auto"/>
+        <w:jc w:val="both"/>
+      </w:pPr>
+    </w:p>
+    <w:p>
+      <w:pPr>
+        <w:spacing w:line="276" w:lineRule="auto"/>
+        <w:jc w:val="both"/>
+      </w:pPr>
+    </w:p>
+    <w:p>
+      <w:pPr>
+        <w:spacing w:line="276" w:lineRule="auto"/>
+        <w:jc w:val="both"/>
+      </w:pPr>
+    </w:p>
     <w:p/>
     <w:p>
       <w:pPr>
         <w:pStyle w:val="Ttulo3"/>
       </w:pPr>
-      <w:bookmarkStart w:id="21" w:name="_Toc219457220"/>
-      <w:r>
+      <w:bookmarkStart w:id="22" w:name="_Toc220059896"/>
+      <w:r>
+        <w:lastRenderedPageBreak/>
         <w:t>2.3.</w:t>
       </w:r>
       <w:r>
@@ -16787,7 +17116,7 @@
       <w:r>
         <w:t xml:space="preserve"> MÉTRICAS DE PREDICCIÓN</w:t>
       </w:r>
-      <w:bookmarkEnd w:id="21"/>
+      <w:bookmarkEnd w:id="22"/>
     </w:p>
     <w:p/>
     <w:p>
@@ -17063,15 +17392,7 @@
         </w:r>
       </w:fldSimple>
       <w:r>
-        <w:t xml:space="preserve"> - Métricas antes de </w:t>
-      </w:r>
-      <w:proofErr w:type="spellStart"/>
-      <w:r>
-        <w:t>irr_ideal</w:t>
-      </w:r>
-      <w:proofErr w:type="spellEnd"/>
-      <w:r>
-        <w:t xml:space="preserve"> (</w:t>
+        <w:t xml:space="preserve"> - Métricas antes de irr_ideal (</w:t>
       </w:r>
       <w:proofErr w:type="gramStart"/>
       <w:r>
@@ -17093,19 +17414,9 @@
         </w:r>
       </w:fldSimple>
       <w:r>
-        <w:t xml:space="preserve"> - Métricas después de </w:t>
-      </w:r>
-      <w:proofErr w:type="spellStart"/>
-      <w:r>
-        <w:t>irr_ideal</w:t>
-      </w:r>
-      <w:proofErr w:type="spellEnd"/>
-      <w:r>
-        <w:t xml:space="preserve"> (CTC)</w:t>
-      </w:r>
-    </w:p>
-    <w:p/>
-    <w:p/>
+        <w:t xml:space="preserve"> - Métricas después de irr_ideal (CTC)</w:t>
+      </w:r>
+    </w:p>
     <w:p/>
     <w:tbl>
       <w:tblPr>
@@ -17126,7 +17437,6 @@
           </w:tcPr>
           <w:p>
             <w:r>
-              <w:lastRenderedPageBreak/>
               <w:t>MAE</w:t>
             </w:r>
           </w:p>
@@ -17365,15 +17675,13 @@
         <w:pStyle w:val="Descripcin"/>
       </w:pPr>
       <w:r>
-        <w:t xml:space="preserve">Tabla 7 - Métricas antes de </w:t>
-      </w:r>
-      <w:proofErr w:type="spellStart"/>
-      <w:r>
-        <w:t>irr_ideal</w:t>
-      </w:r>
-      <w:proofErr w:type="spellEnd"/>
-      <w:r>
-        <w:t xml:space="preserve"> (</w:t>
+        <w:t xml:space="preserve">Tabla </w:t>
+      </w:r>
+      <w:r>
+        <w:t>8</w:t>
+      </w:r>
+      <w:r>
+        <w:t xml:space="preserve"> - Métricas antes de irr_ideal (</w:t>
       </w:r>
       <w:proofErr w:type="gramStart"/>
       <w:r>
@@ -17384,21 +17692,14 @@
       </w:r>
       <w:proofErr w:type="gramEnd"/>
       <w:r>
-        <w:t xml:space="preserve">         Tabla 8 - Métricas después de </w:t>
-      </w:r>
-      <w:proofErr w:type="spellStart"/>
-      <w:r>
-        <w:t>irr_ideal</w:t>
-      </w:r>
-      <w:proofErr w:type="spellEnd"/>
-      <w:r>
-        <w:t xml:space="preserve"> (Lorca)</w:t>
-      </w:r>
-    </w:p>
-    <w:p>
-      <w:pPr>
-        <w:pStyle w:val="Descripcin"/>
-      </w:pPr>
+        <w:t xml:space="preserve">         Tabla </w:t>
+      </w:r>
+      <w:r>
+        <w:t>9</w:t>
+      </w:r>
+      <w:r>
+        <w:t xml:space="preserve"> - Métricas después de irr_ideal (Lorca)</w:t>
+      </w:r>
     </w:p>
     <w:p/>
     <w:p>
@@ -17615,7 +17916,7 @@
           <w:rPr>
             <w:noProof/>
           </w:rPr>
-          <w:t>9</w:t>
+          <w:t>10</w:t>
         </w:r>
       </w:fldSimple>
       <w:r>
@@ -17632,7 +17933,6 @@
         <w:t>El MSE (Mean Squared Error) es como el MAE, pero elevando al cuadrado la diferencia de las predicciones. De esta forma se castigará más severamente los errores grandes que los pequeños:</w:t>
       </w:r>
     </w:p>
-    <w:p/>
     <w:p>
       <w:pPr>
         <w:rPr>
@@ -17872,7 +18172,7 @@
           <w:rPr>
             <w:noProof/>
           </w:rPr>
-          <w:t>10</w:t>
+          <w:t>11</w:t>
         </w:r>
       </w:fldSimple>
       <w:r>
@@ -17895,7 +18195,6 @@
         <w:t>nto error debemos esperar de las predicciones en término medio. Es especialmente útil cuando el objetivo es minimizar las magnitudes de error e interpretar el rendimiento del modelo en el mundo real:</w:t>
       </w:r>
     </w:p>
-    <w:p/>
     <w:p>
       <w:pPr>
         <w:rPr>
@@ -18151,22 +18450,13 @@
           <w:rPr>
             <w:noProof/>
           </w:rPr>
-          <w:t>11</w:t>
+          <w:t>12</w:t>
         </w:r>
       </w:fldSimple>
       <w:r>
         <w:t xml:space="preserve"> - Root Mean Squared Error</w:t>
       </w:r>
     </w:p>
-    <w:p/>
-    <w:p/>
-    <w:p/>
-    <w:p/>
-    <w:p/>
-    <w:p/>
-    <w:p/>
-    <w:p/>
-    <w:p/>
     <w:p>
       <w:pPr>
         <w:spacing w:line="276" w:lineRule="auto"/>
@@ -18609,7 +18899,7 @@
           <w:rPr>
             <w:noProof/>
           </w:rPr>
-          <w:t>12</w:t>
+          <w:t>13</w:t>
         </w:r>
       </w:fldSimple>
       <w:r>
@@ -18621,11 +18911,11 @@
       <w:pPr>
         <w:pStyle w:val="Ttulo2"/>
       </w:pPr>
-      <w:bookmarkStart w:id="22" w:name="_Toc219457221"/>
+      <w:bookmarkStart w:id="23" w:name="_Toc220059897"/>
       <w:r>
         <w:t>2.4 APLICACIONES PRÁCTICAS</w:t>
       </w:r>
-      <w:bookmarkEnd w:id="22"/>
+      <w:bookmarkEnd w:id="23"/>
     </w:p>
     <w:p/>
     <w:p>
@@ -18634,20 +18924,21 @@
         <w:jc w:val="both"/>
       </w:pPr>
       <w:r>
-        <w:t xml:space="preserve">El desarrollo de un modelo de predicción no tiene sentido sin una aplicación práctica. En este caso, como se mencionó con anterioridad, el objetivo es el control energético de una planta sujeta a la ley de la inyección cero. Gracias al modelo, se podrá aproximar la generación de la planta y, de esta manera, administrar el consumo de forma que se ajuste a la producción con la mayor exactitud posible. Esto será beneficioso en los casos en los que haya que llevar a cabo un proceso productivo altamente demandante energéticamente, ya que el técnico responsable dispondrá de datos para decidir cuando llevarlo a cabo, si debe esperar porque próximamente dispondrá de mayor energía o si deber hacerlo ya porque se espera una baja producción en las próximas horas. </w:t>
-      </w:r>
-    </w:p>
-    <w:p/>
+        <w:t xml:space="preserve">El desarrollo de un modelo de predicción no tiene sentido sin una aplicación práctica. En este caso, como se mencionó con anterioridad, el objetivo es el control energético de una planta sujeta a la ley de la inyección cero. Gracias al modelo, se podrá aproximar la generación de la planta y, de esta manera, administrar el consumo de forma que se ajuste a la producción con la mayor exactitud posible. Esto será beneficioso en los casos en los que haya que llevar a cabo un proceso productivo altamente demandante energéticamente, ya que el técnico responsable dispondrá de datos para decidir </w:t>
+      </w:r>
+      <w:r>
+        <w:t>cuándo</w:t>
+      </w:r>
+      <w:r>
+        <w:t xml:space="preserve"> llevarlo a cabo, si debe esperar porque próximamente dispondrá de mayor energía o si deber hacerlo ya porque se espera una baja producción en las próximas horas. Por ejemplo, puede resultar interesante saber si habrá una mayor producción por la mañana o por la tarde. Calculando la producción esperada de la mañana y la tarde de los próximos días será posible determinar en qué día y rango horario será más adecuado llevar a cabo un proceso energéticamente demandante:</w:t>
+      </w:r>
+    </w:p>
     <w:p>
       <w:pPr>
         <w:spacing w:line="276" w:lineRule="auto"/>
         <w:jc w:val="both"/>
       </w:pPr>
-      <w:r>
-        <w:t>Por ejemplo, puede resultar interesante saber si habrá una mayor producción por la mañana o por la tarde. Calculando la producción esperada de la mañana y la tarde de los próximos días será posible determinar en qué día y rango horario será más adecuado llevar a cabo un proceso energéticamente demandante:</w:t>
-      </w:r>
-    </w:p>
-    <w:p/>
+    </w:p>
     <w:p>
       <w:pPr>
         <w:keepNext/>
@@ -18658,10 +18949,10 @@
           <w:noProof/>
         </w:rPr>
         <w:drawing>
-          <wp:inline distT="0" distB="0" distL="0" distR="0" wp14:anchorId="2529CA9B" wp14:editId="5187BD10">
-            <wp:extent cx="5067300" cy="2514582"/>
-            <wp:effectExtent l="0" t="0" r="0" b="635"/>
-            <wp:docPr id="712213127" name="Imagen 1" descr="Gráfico&#10;&#10;El contenido generado por IA puede ser incorrecto."/>
+          <wp:inline distT="0" distB="0" distL="0" distR="0" wp14:anchorId="15391C05" wp14:editId="259A4C7C">
+            <wp:extent cx="4907280" cy="2431135"/>
+            <wp:effectExtent l="0" t="0" r="7620" b="7620"/>
+            <wp:docPr id="756949320" name="Imagen 1" descr="Gráfico, Gráfico de líneas&#10;&#10;El contenido generado por IA puede ser incorrecto."/>
             <wp:cNvGraphicFramePr>
               <a:graphicFrameLocks xmlns:a="http://schemas.openxmlformats.org/drawingml/2006/main" noChangeAspect="1"/>
             </wp:cNvGraphicFramePr>
@@ -18669,11 +18960,11 @@
               <a:graphicData uri="http://schemas.openxmlformats.org/drawingml/2006/picture">
                 <pic:pic xmlns:pic="http://schemas.openxmlformats.org/drawingml/2006/picture">
                   <pic:nvPicPr>
-                    <pic:cNvPr id="712213127" name="Imagen 1" descr="Gráfico&#10;&#10;El contenido generado por IA puede ser incorrecto."/>
+                    <pic:cNvPr id="756949320" name="Imagen 1" descr="Gráfico, Gráfico de líneas&#10;&#10;El contenido generado por IA puede ser incorrecto."/>
                     <pic:cNvPicPr/>
                   </pic:nvPicPr>
                   <pic:blipFill>
-                    <a:blip r:embed="rId33">
+                    <a:blip r:embed="rId35" cstate="print">
                       <a:extLst>
                         <a:ext uri="{28A0092B-C50C-407E-A947-70E740481C1C}">
                           <a14:useLocalDpi xmlns:a14="http://schemas.microsoft.com/office/drawing/2010/main" val="0"/>
@@ -18687,7 +18978,7 @@
                   <pic:spPr>
                     <a:xfrm>
                       <a:off x="0" y="0"/>
-                      <a:ext cx="5074708" cy="2518258"/>
+                      <a:ext cx="4915083" cy="2435001"/>
                     </a:xfrm>
                     <a:prstGeom prst="rect">
                       <a:avLst/>
@@ -18733,10 +19024,10 @@
         </w:rPr>
         <w:lastRenderedPageBreak/>
         <w:drawing>
-          <wp:inline distT="0" distB="0" distL="0" distR="0" wp14:anchorId="5FF091F1" wp14:editId="09E20DEE">
-            <wp:extent cx="5159471" cy="2560320"/>
-            <wp:effectExtent l="0" t="0" r="3175" b="0"/>
-            <wp:docPr id="525621482" name="Imagen 2" descr="Gráfico&#10;&#10;El contenido generado por IA puede ser incorrecto."/>
+          <wp:inline distT="0" distB="0" distL="0" distR="0" wp14:anchorId="7974D376" wp14:editId="45904EFD">
+            <wp:extent cx="5029612" cy="2491740"/>
+            <wp:effectExtent l="0" t="0" r="0" b="3810"/>
+            <wp:docPr id="896005201" name="Imagen 2" descr="Gráfico, Gráfico de líneas&#10;&#10;El contenido generado por IA puede ser incorrecto."/>
             <wp:cNvGraphicFramePr>
               <a:graphicFrameLocks xmlns:a="http://schemas.openxmlformats.org/drawingml/2006/main" noChangeAspect="1"/>
             </wp:cNvGraphicFramePr>
@@ -18744,191 +19035,7 @@
               <a:graphicData uri="http://schemas.openxmlformats.org/drawingml/2006/picture">
                 <pic:pic xmlns:pic="http://schemas.openxmlformats.org/drawingml/2006/picture">
                   <pic:nvPicPr>
-                    <pic:cNvPr id="525621482" name="Imagen 2" descr="Gráfico&#10;&#10;El contenido generado por IA puede ser incorrecto."/>
-                    <pic:cNvPicPr/>
-                  </pic:nvPicPr>
-                  <pic:blipFill>
-                    <a:blip r:embed="rId34">
-                      <a:extLst>
-                        <a:ext uri="{28A0092B-C50C-407E-A947-70E740481C1C}">
-                          <a14:useLocalDpi xmlns:a14="http://schemas.microsoft.com/office/drawing/2010/main" val="0"/>
-                        </a:ext>
-                      </a:extLst>
-                    </a:blip>
-                    <a:stretch>
-                      <a:fillRect/>
-                    </a:stretch>
-                  </pic:blipFill>
-                  <pic:spPr>
-                    <a:xfrm>
-                      <a:off x="0" y="0"/>
-                      <a:ext cx="5166449" cy="2563783"/>
-                    </a:xfrm>
-                    <a:prstGeom prst="rect">
-                      <a:avLst/>
-                    </a:prstGeom>
-                  </pic:spPr>
-                </pic:pic>
-              </a:graphicData>
-            </a:graphic>
-          </wp:inline>
-        </w:drawing>
-      </w:r>
-    </w:p>
-    <w:p>
-      <w:pPr>
-        <w:pStyle w:val="Descripcin"/>
-        <w:jc w:val="center"/>
-      </w:pPr>
-    </w:p>
-    <w:p>
-      <w:pPr>
-        <w:pStyle w:val="Descripcin"/>
-        <w:jc w:val="center"/>
-      </w:pPr>
-      <w:r>
-        <w:t xml:space="preserve">Ilustración </w:t>
-      </w:r>
-      <w:fldSimple w:instr=" SEQ Ilustración \* ARABIC ">
-        <w:r>
-          <w:rPr>
-            <w:noProof/>
-          </w:rPr>
-          <w:t>1</w:t>
-        </w:r>
-      </w:fldSimple>
-      <w:r>
-        <w:t>3</w:t>
-      </w:r>
-      <w:r>
-        <w:t xml:space="preserve"> - Producción mañana/tarde (CTC)</w:t>
-      </w:r>
-    </w:p>
-    <w:p/>
-    <w:p>
-      <w:pPr>
-        <w:spacing w:line="276" w:lineRule="auto"/>
-        <w:jc w:val="both"/>
-      </w:pPr>
-      <w:r>
-        <w:t>Se observa que, en el caso de Lorca, claramente es más adecuado planificar el mayor consumo por la tarde, que es cuando se espera una mayor producción normalmente. En el caso de CTC varía más, debido a las grandes diferencias meteorológicas entre Lorca y Santander este resultado era esperable.</w:t>
-      </w:r>
-    </w:p>
-    <w:p/>
-    <w:p>
-      <w:pPr>
-        <w:spacing w:line="276" w:lineRule="auto"/>
-        <w:jc w:val="both"/>
-      </w:pPr>
-      <w:r>
-        <w:t>También se podría necesitar la predicción de unos días en concreto, como por ejemplo una producción urgente que se debe llevar a cabo en las próximas 48 horas:</w:t>
-      </w:r>
-    </w:p>
-    <w:p>
-      <w:pPr>
-        <w:spacing w:line="276" w:lineRule="auto"/>
-        <w:jc w:val="both"/>
-      </w:pPr>
-    </w:p>
-    <w:p/>
-    <w:p>
-      <w:pPr>
-        <w:keepNext/>
-        <w:jc w:val="center"/>
-      </w:pPr>
-      <w:r>
-        <w:rPr>
-          <w:noProof/>
-        </w:rPr>
-        <w:drawing>
-          <wp:inline distT="0" distB="0" distL="0" distR="0" wp14:anchorId="22D665F8" wp14:editId="1A44D5E6">
-            <wp:extent cx="4175760" cy="3120526"/>
-            <wp:effectExtent l="0" t="0" r="0" b="3810"/>
-            <wp:docPr id="46094299" name="Imagen 3" descr="Gráfico, Gráfico de barras&#10;&#10;El contenido generado por IA puede ser incorrecto."/>
-            <wp:cNvGraphicFramePr>
-              <a:graphicFrameLocks xmlns:a="http://schemas.openxmlformats.org/drawingml/2006/main" noChangeAspect="1"/>
-            </wp:cNvGraphicFramePr>
-            <a:graphic xmlns:a="http://schemas.openxmlformats.org/drawingml/2006/main">
-              <a:graphicData uri="http://schemas.openxmlformats.org/drawingml/2006/picture">
-                <pic:pic xmlns:pic="http://schemas.openxmlformats.org/drawingml/2006/picture">
-                  <pic:nvPicPr>
-                    <pic:cNvPr id="46094299" name="Imagen 3" descr="Gráfico, Gráfico de barras&#10;&#10;El contenido generado por IA puede ser incorrecto."/>
-                    <pic:cNvPicPr/>
-                  </pic:nvPicPr>
-                  <pic:blipFill>
-                    <a:blip r:embed="rId35">
-                      <a:extLst>
-                        <a:ext uri="{28A0092B-C50C-407E-A947-70E740481C1C}">
-                          <a14:useLocalDpi xmlns:a14="http://schemas.microsoft.com/office/drawing/2010/main" val="0"/>
-                        </a:ext>
-                      </a:extLst>
-                    </a:blip>
-                    <a:stretch>
-                      <a:fillRect/>
-                    </a:stretch>
-                  </pic:blipFill>
-                  <pic:spPr>
-                    <a:xfrm>
-                      <a:off x="0" y="0"/>
-                      <a:ext cx="4182923" cy="3125879"/>
-                    </a:xfrm>
-                    <a:prstGeom prst="rect">
-                      <a:avLst/>
-                    </a:prstGeom>
-                  </pic:spPr>
-                </pic:pic>
-              </a:graphicData>
-            </a:graphic>
-          </wp:inline>
-        </w:drawing>
-      </w:r>
-    </w:p>
-    <w:p>
-      <w:pPr>
-        <w:pStyle w:val="Descripcin"/>
-        <w:jc w:val="center"/>
-      </w:pPr>
-    </w:p>
-    <w:p>
-      <w:pPr>
-        <w:pStyle w:val="Descripcin"/>
-        <w:jc w:val="center"/>
-      </w:pPr>
-      <w:r>
-        <w:t xml:space="preserve">Ilustración </w:t>
-      </w:r>
-      <w:r>
-        <w:t>24</w:t>
-      </w:r>
-      <w:r>
-        <w:t xml:space="preserve"> - Media mañana/tarde 48h (CTC)</w:t>
-      </w:r>
-    </w:p>
-    <w:p/>
-    <w:p/>
-    <w:p>
-      <w:pPr>
-        <w:keepNext/>
-        <w:jc w:val="center"/>
-      </w:pPr>
-      <w:r>
-        <w:rPr>
-          <w:noProof/>
-        </w:rPr>
-        <w:lastRenderedPageBreak/>
-        <w:drawing>
-          <wp:inline distT="0" distB="0" distL="0" distR="0" wp14:anchorId="4587BCD2" wp14:editId="74779368">
-            <wp:extent cx="4150085" cy="3101340"/>
-            <wp:effectExtent l="0" t="0" r="3175" b="3810"/>
-            <wp:docPr id="491906400" name="Imagen 4" descr="Gráfico, Gráfico de barras, Gráfico de rectángulos&#10;&#10;El contenido generado por IA puede ser incorrecto."/>
-            <wp:cNvGraphicFramePr>
-              <a:graphicFrameLocks xmlns:a="http://schemas.openxmlformats.org/drawingml/2006/main" noChangeAspect="1"/>
-            </wp:cNvGraphicFramePr>
-            <a:graphic xmlns:a="http://schemas.openxmlformats.org/drawingml/2006/main">
-              <a:graphicData uri="http://schemas.openxmlformats.org/drawingml/2006/picture">
-                <pic:pic xmlns:pic="http://schemas.openxmlformats.org/drawingml/2006/picture">
-                  <pic:nvPicPr>
-                    <pic:cNvPr id="491906400" name="Imagen 4" descr="Gráfico, Gráfico de barras, Gráfico de rectángulos&#10;&#10;El contenido generado por IA puede ser incorrecto."/>
+                    <pic:cNvPr id="896005201" name="Imagen 2" descr="Gráfico, Gráfico de líneas&#10;&#10;El contenido generado por IA puede ser incorrecto."/>
                     <pic:cNvPicPr/>
                   </pic:nvPicPr>
                   <pic:blipFill>
@@ -18946,7 +19053,7 @@
                   <pic:spPr>
                     <a:xfrm>
                       <a:off x="0" y="0"/>
-                      <a:ext cx="4163397" cy="3111288"/>
+                      <a:ext cx="5035961" cy="2494885"/>
                     </a:xfrm>
                     <a:prstGeom prst="rect">
                       <a:avLst/>
@@ -18974,10 +19081,13 @@
         <w:t xml:space="preserve">Ilustración </w:t>
       </w:r>
       <w:r>
-        <w:t>25</w:t>
-      </w:r>
-      <w:r>
-        <w:t xml:space="preserve"> - Media mañana/tarde 48h (Lorca)</w:t>
+        <w:t>2</w:t>
+      </w:r>
+      <w:r>
+        <w:t>3</w:t>
+      </w:r>
+      <w:r>
+        <w:t xml:space="preserve"> - Producción mañana/tarde (CTC)</w:t>
       </w:r>
     </w:p>
     <w:p/>
@@ -18987,194 +19097,17 @@
         <w:jc w:val="both"/>
       </w:pPr>
       <w:r>
-        <w:t>También, saber cuánto vas a producir es clave para un correcto uso de las baterías, sabiendo cuándo debes cargar y cuando reservar energía en estas porque no se espera una gran producción próximamente. De esta forma podrás suavizar la curva de potencia y evitar picos en la red. De la misma manera, puedes saber si la escala de tu instalación es adecuada, si deberías instalar más paneles porque no estás aprovechando toda la energía que podrías, o, por el contrario, si deberías retirar paneles porque la energía generada no compensará la inversión inicial de la instalación.</w:t>
-      </w:r>
-      <w:r>
-        <w:t xml:space="preserve"> Se podrán hacer estimaciones del retorno de la inversión que contribuyan al bienestar económico de la entidad propietaria de la instalación.</w:t>
-      </w:r>
-    </w:p>
-    <w:p>
-      <w:pPr>
-        <w:jc w:val="both"/>
-      </w:pPr>
-    </w:p>
+        <w:t>Se observa que, en el caso de Lorca, claramente es más adecuado planificar el mayor consumo por la tarde, que es cuando se espera una mayor producción normalmente. En el caso de CTC varía más, debido a las grandes diferencias meteorológicas entre Lorca y Santander este resultado era esperable.</w:t>
+      </w:r>
+    </w:p>
+    <w:p/>
     <w:p>
       <w:pPr>
         <w:spacing w:line="276" w:lineRule="auto"/>
         <w:jc w:val="both"/>
       </w:pPr>
       <w:r>
-        <w:t>La predicción también puede servir como referencia de lo que, en las condiciones del momento, debería generar la instalación. De esta forma, si el técnico observa que la producción es visiblemente inferior a la predicha, puede comprobar si existe suciedad o roturas en los paneles, ahorrándose así tareas de mantenimiento constantes, ya que comprueba fácilmente si hay algo que no funciona como debería.</w:t>
-      </w:r>
-    </w:p>
-    <w:p/>
-    <w:p/>
-    <w:p/>
-    <w:p/>
-    <w:p/>
-    <w:p/>
-    <w:p/>
-    <w:p/>
-    <w:p/>
-    <w:p/>
-    <w:p/>
-    <w:p/>
-    <w:p/>
-    <w:p/>
-    <w:p/>
-    <w:p/>
-    <w:p/>
-    <w:p/>
-    <w:p/>
-    <w:p/>
-    <w:p/>
-    <w:p/>
-    <w:p/>
-    <w:p/>
-    <w:p/>
-    <w:p/>
-    <w:p/>
-    <w:p/>
-    <w:p/>
-    <w:p/>
-    <w:p/>
-    <w:p/>
-    <w:p/>
-    <w:p/>
-    <w:p/>
-    <w:p/>
-    <w:p/>
-    <w:p/>
-    <w:p/>
-    <w:p/>
-    <w:p/>
-    <w:p/>
-    <w:p/>
-    <w:p/>
-    <w:p/>
-    <w:p/>
-    <w:p/>
-    <w:p/>
-    <w:p/>
-    <w:p/>
-    <w:p/>
-    <w:p/>
-    <w:p/>
-    <w:p/>
-    <w:p/>
-    <w:p/>
-    <w:p/>
-    <w:p/>
-    <w:p/>
-    <w:p/>
-    <w:p/>
-    <w:p>
-      <w:pPr>
-        <w:pStyle w:val="Ttulo1"/>
-        <w:rPr>
-          <w:b/>
-          <w:bCs/>
-        </w:rPr>
-      </w:pPr>
-      <w:bookmarkStart w:id="23" w:name="_Toc219457222"/>
-      <w:r>
-        <w:rPr>
-          <w:b/>
-          <w:bCs/>
-        </w:rPr>
-        <w:lastRenderedPageBreak/>
-        <w:t>3. PASOS FUTUROS</w:t>
-      </w:r>
-      <w:bookmarkEnd w:id="23"/>
-    </w:p>
-    <w:p/>
-    <w:p>
-      <w:pPr>
-        <w:spacing w:line="276" w:lineRule="auto"/>
-        <w:jc w:val="both"/>
-      </w:pPr>
-      <w:r>
-        <w:t xml:space="preserve">Los modelos de predicción de series temporales pueden tener una complejidad muy superior al desarrollado en este proyecto, por lo que es interesante conocer y estudiar posibles líneas de trabajo futuras que se podrían desarrollar para mejorar la precisión y la utilidad del modelo. </w:t>
-      </w:r>
-    </w:p>
-    <w:p>
-      <w:pPr>
-        <w:spacing w:line="276" w:lineRule="auto"/>
-      </w:pPr>
-    </w:p>
-    <w:p>
-      <w:pPr>
-        <w:spacing w:line="276" w:lineRule="auto"/>
-        <w:jc w:val="both"/>
-      </w:pPr>
-      <w:r>
-        <w:t xml:space="preserve">Por supuesto, sería interesante la implementación de más variables meteorológicas, como la nubosidad o la hora de salida y puesta del sol, o variables del entorno, como el polvo o la orientación, de las que por desgracia no hemos podido disponer en este caso. Se esperaría que su implementación mejorase ligeramente la precisión de la predicción, ya que podría generar un mayor número de patrones que aprender. </w:t>
-      </w:r>
-    </w:p>
-    <w:p>
-      <w:pPr>
-        <w:spacing w:line="276" w:lineRule="auto"/>
-      </w:pPr>
-    </w:p>
-    <w:p>
-      <w:pPr>
-        <w:spacing w:line="276" w:lineRule="auto"/>
-        <w:jc w:val="both"/>
-      </w:pPr>
-      <w:r>
-        <w:t>Por otro lado, la implementación del forecaster basado en otro tipo de modelo que no sea un Extreme Gradient Boosting expondría las diferencias respecto a este y serviría para determinar si la elección del modelo fue correcta. Podrían utilizarse alguno de los modelos descritos como potenciales anteriormente en este documento, como las redes convolucionales, los modelos transformadores o un Random Forest Regressor.</w:t>
-      </w:r>
-      <w:r>
-        <w:t xml:space="preserve"> Sin embargo, se espera que el mayor rendimiento sea el proveniente del actual modelo, el Extreme Gradient Boosting, ya que, por lo general, suele ser el óptimo para este tipo de problemas. Otro enfoque podría ser sacrificar algo de precisión a cambio de un modelo menos complejo y con un coste inferior temporalmente y/o espacialmente, contexto en el cual seria favorable un modelo más simple como el LightGBM, que, al igual que el Extreme Gradient Boosting, es un modelo basado en árboles de decisión, pero que destaca por su velocidad y eficiencia.</w:t>
-      </w:r>
-    </w:p>
-    <w:p>
-      <w:pPr>
-        <w:spacing w:line="276" w:lineRule="auto"/>
-      </w:pPr>
-    </w:p>
-    <w:p>
-      <w:pPr>
-        <w:spacing w:line="276" w:lineRule="auto"/>
-        <w:jc w:val="both"/>
-      </w:pPr>
-      <w:r>
-        <w:t xml:space="preserve">Uno de los pasos futuros más importantes a tomar sería la implementación del modelo en un Energy Management </w:t>
-      </w:r>
-      <w:proofErr w:type="spellStart"/>
-      <w:r>
-        <w:t>System</w:t>
-      </w:r>
-      <w:proofErr w:type="spellEnd"/>
-      <w:r>
-        <w:t xml:space="preserve"> que, obteniendo las variables meteorológicas, devolviese la predicción esperada. Este </w:t>
-      </w:r>
-      <w:r>
-        <w:t xml:space="preserve">EMS podría vincularse a un organismo como la AEMET y utilizase su información para generar predicciones productivas en tiempo real. Debería realizar un proceso de consulta a la API de la AEMET, descarga de los datos que procedan, procesamiento de estos para convertirlos al formato utilizado por el modelo y entrega como entrada al modelo para que devuelva la generación esperada. Podría ejecutarse con un script programado de forma que cada un determinado periodo, por ejemplo, diariamente, o cada vez que la AEMET actualice los datos, el modelo repita el proceso y mantenga actualizado al operario de la situación energética esperada de la planta. Utilizando este proceso, podría integrarse con una interfaz en la que se refleje cada departamento y/o tarea junto con su consumo. Una interesante ampliación del problema sería elaborar un sistema que obtenga la predicción de la generación y automáticamente informe al operario de la manera óptima de distribuir la carga entre toda la maquinaria y procesos. Por ejemplo, </w:t>
-      </w:r>
-      <w:r>
-        <w:t xml:space="preserve">una posible salida del modelo sería: “Máquina 1: Mañana, Máquina 2: </w:t>
-      </w:r>
-      <w:r>
-        <w:t>Tarde, Máquina</w:t>
-      </w:r>
-      <w:r>
-        <w:t xml:space="preserve"> 3: Tarde, …”.</w:t>
-      </w:r>
-    </w:p>
-    <w:p>
-      <w:pPr>
-        <w:spacing w:line="276" w:lineRule="auto"/>
-      </w:pPr>
-    </w:p>
-    <w:p>
-      <w:pPr>
-        <w:spacing w:line="276" w:lineRule="auto"/>
-        <w:jc w:val="both"/>
-      </w:pPr>
-      <w:r>
-        <w:lastRenderedPageBreak/>
-        <w:t>La implementación de una interfaz gráfica facilitaría el uso del modelo, especialmente en personal ajeno al contexto del aprendizaje automático. Una interfaz que contase con lo descrito previamente, junto con una entrada para consultas específicas, tendría un impacto muy positivo. Por ejemplo, de la siguiente forma:</w:t>
+        <w:t>También se podría necesitar la predicción de unos días en concreto, como por ejemplo una producción urgente que se debe llevar a cabo en las próximas 48 horas:</w:t>
       </w:r>
     </w:p>
     <w:p/>
@@ -19188,10 +19121,10 @@
           <w:noProof/>
         </w:rPr>
         <w:drawing>
-          <wp:inline distT="0" distB="0" distL="0" distR="0" wp14:anchorId="1DE9DC28" wp14:editId="06834ACE">
-            <wp:extent cx="4191585" cy="885949"/>
-            <wp:effectExtent l="0" t="0" r="0" b="9525"/>
-            <wp:docPr id="265517400" name="Imagen 5" descr="Texto&#10;&#10;El contenido generado por IA puede ser incorrecto."/>
+          <wp:inline distT="0" distB="0" distL="0" distR="0" wp14:anchorId="223E64B1" wp14:editId="2E73FC75">
+            <wp:extent cx="4457700" cy="3325452"/>
+            <wp:effectExtent l="0" t="0" r="0" b="8890"/>
+            <wp:docPr id="555496530" name="Imagen 3" descr="Gráfico, Gráfico de barras&#10;&#10;El contenido generado por IA puede ser incorrecto."/>
             <wp:cNvGraphicFramePr>
               <a:graphicFrameLocks xmlns:a="http://schemas.openxmlformats.org/drawingml/2006/main" noChangeAspect="1"/>
             </wp:cNvGraphicFramePr>
@@ -19199,7 +19132,7 @@
               <a:graphicData uri="http://schemas.openxmlformats.org/drawingml/2006/picture">
                 <pic:pic xmlns:pic="http://schemas.openxmlformats.org/drawingml/2006/picture">
                   <pic:nvPicPr>
-                    <pic:cNvPr id="265517400" name="Imagen 5" descr="Texto&#10;&#10;El contenido generado por IA puede ser incorrecto."/>
+                    <pic:cNvPr id="555496530" name="Imagen 3" descr="Gráfico, Gráfico de barras&#10;&#10;El contenido generado por IA puede ser incorrecto."/>
                     <pic:cNvPicPr/>
                   </pic:nvPicPr>
                   <pic:blipFill>
@@ -19217,7 +19150,7 @@
                   <pic:spPr>
                     <a:xfrm>
                       <a:off x="0" y="0"/>
-                      <a:ext cx="4191585" cy="885949"/>
+                      <a:ext cx="4468548" cy="3333544"/>
                     </a:xfrm>
                     <a:prstGeom prst="rect">
                       <a:avLst/>
@@ -19232,6 +19165,410 @@
     </w:p>
     <w:p>
       <w:pPr>
+        <w:pStyle w:val="Descripcin"/>
+        <w:jc w:val="center"/>
+      </w:pPr>
+      <w:r>
+        <w:t xml:space="preserve">Ilustración </w:t>
+      </w:r>
+      <w:r>
+        <w:t>24</w:t>
+      </w:r>
+      <w:r>
+        <w:t xml:space="preserve"> - Media mañana/tarde 48h (CTC)</w:t>
+      </w:r>
+    </w:p>
+    <w:p/>
+    <w:p/>
+    <w:p>
+      <w:pPr>
+        <w:keepNext/>
+        <w:jc w:val="center"/>
+      </w:pPr>
+      <w:r>
+        <w:rPr>
+          <w:noProof/>
+        </w:rPr>
+        <w:lastRenderedPageBreak/>
+        <w:drawing>
+          <wp:inline distT="0" distB="0" distL="0" distR="0" wp14:anchorId="514A9758" wp14:editId="459F9370">
+            <wp:extent cx="4297680" cy="3206077"/>
+            <wp:effectExtent l="0" t="0" r="7620" b="0"/>
+            <wp:docPr id="1858837986" name="Imagen 4" descr="Gráfico, Gráfico de barras&#10;&#10;El contenido generado por IA puede ser incorrecto."/>
+            <wp:cNvGraphicFramePr>
+              <a:graphicFrameLocks xmlns:a="http://schemas.openxmlformats.org/drawingml/2006/main" noChangeAspect="1"/>
+            </wp:cNvGraphicFramePr>
+            <a:graphic xmlns:a="http://schemas.openxmlformats.org/drawingml/2006/main">
+              <a:graphicData uri="http://schemas.openxmlformats.org/drawingml/2006/picture">
+                <pic:pic xmlns:pic="http://schemas.openxmlformats.org/drawingml/2006/picture">
+                  <pic:nvPicPr>
+                    <pic:cNvPr id="1858837986" name="Imagen 4" descr="Gráfico, Gráfico de barras&#10;&#10;El contenido generado por IA puede ser incorrecto."/>
+                    <pic:cNvPicPr/>
+                  </pic:nvPicPr>
+                  <pic:blipFill>
+                    <a:blip r:embed="rId38">
+                      <a:extLst>
+                        <a:ext uri="{28A0092B-C50C-407E-A947-70E740481C1C}">
+                          <a14:useLocalDpi xmlns:a14="http://schemas.microsoft.com/office/drawing/2010/main" val="0"/>
+                        </a:ext>
+                      </a:extLst>
+                    </a:blip>
+                    <a:stretch>
+                      <a:fillRect/>
+                    </a:stretch>
+                  </pic:blipFill>
+                  <pic:spPr>
+                    <a:xfrm>
+                      <a:off x="0" y="0"/>
+                      <a:ext cx="4316793" cy="3220336"/>
+                    </a:xfrm>
+                    <a:prstGeom prst="rect">
+                      <a:avLst/>
+                    </a:prstGeom>
+                  </pic:spPr>
+                </pic:pic>
+              </a:graphicData>
+            </a:graphic>
+          </wp:inline>
+        </w:drawing>
+      </w:r>
+    </w:p>
+    <w:p>
+      <w:pPr>
+        <w:pStyle w:val="Descripcin"/>
+        <w:jc w:val="center"/>
+      </w:pPr>
+      <w:r>
+        <w:t xml:space="preserve">Ilustración </w:t>
+      </w:r>
+      <w:r>
+        <w:t>25</w:t>
+      </w:r>
+      <w:r>
+        <w:t xml:space="preserve"> - Media mañana/tarde 48h (Lorca)</w:t>
+      </w:r>
+    </w:p>
+    <w:p/>
+    <w:p>
+      <w:pPr>
+        <w:spacing w:line="276" w:lineRule="auto"/>
+        <w:jc w:val="both"/>
+      </w:pPr>
+      <w:r>
+        <w:t>También, saber cuánto vas a producir es clave para un correcto uso de las baterías, sabiendo cu</w:t>
+      </w:r>
+      <w:r>
+        <w:t>a</w:t>
+      </w:r>
+      <w:r>
+        <w:t>ndo debes cargar y cu</w:t>
+      </w:r>
+      <w:r>
+        <w:t>a</w:t>
+      </w:r>
+      <w:r>
+        <w:t>ndo reservar energía en estas porque no se espera una gran producción próximamente. De esta forma podrás suavizar la curva de potencia y evitar picos en la red. De la misma manera, puedes saber si la escala de tu instalación es adecuada, si deberías instalar más paneles porque no estás aprovechando toda la energía que podrías, o, por el contrario, si deberías retirar paneles porque la energía generada no compensará la inversión inicial de la instalación.</w:t>
+      </w:r>
+      <w:r>
+        <w:t xml:space="preserve"> Se podrán hacer estimaciones del retorno de la inversión que contribuyan al bienestar económico de la entidad propietaria de la instalación.</w:t>
+      </w:r>
+    </w:p>
+    <w:p>
+      <w:pPr>
+        <w:jc w:val="both"/>
+      </w:pPr>
+    </w:p>
+    <w:p>
+      <w:pPr>
+        <w:spacing w:line="276" w:lineRule="auto"/>
+        <w:jc w:val="both"/>
+      </w:pPr>
+      <w:r>
+        <w:t>La predicción también puede servir como referencia de lo que, en las condiciones del momento, debería generar la instalación. De esta forma, si el técnico observa que la producción es visiblemente inferior a la predicha, puede comprobar si existe suciedad o roturas en los paneles, ahorrándose así tareas de mantenimiento constantes, ya que comprueba fácilmente si hay algo que no funciona como debería.</w:t>
+      </w:r>
+    </w:p>
+    <w:p/>
+    <w:p/>
+    <w:p/>
+    <w:p/>
+    <w:p/>
+    <w:p/>
+    <w:p/>
+    <w:p/>
+    <w:p/>
+    <w:p/>
+    <w:p/>
+    <w:p/>
+    <w:p/>
+    <w:p/>
+    <w:p/>
+    <w:p/>
+    <w:p/>
+    <w:p/>
+    <w:p/>
+    <w:p/>
+    <w:p/>
+    <w:p/>
+    <w:p/>
+    <w:p/>
+    <w:p/>
+    <w:p/>
+    <w:p/>
+    <w:p/>
+    <w:p/>
+    <w:p/>
+    <w:p/>
+    <w:p/>
+    <w:p/>
+    <w:p/>
+    <w:p/>
+    <w:p/>
+    <w:p/>
+    <w:p/>
+    <w:p/>
+    <w:p/>
+    <w:p/>
+    <w:p/>
+    <w:p/>
+    <w:p/>
+    <w:p/>
+    <w:p/>
+    <w:p/>
+    <w:p/>
+    <w:p/>
+    <w:p/>
+    <w:p/>
+    <w:p/>
+    <w:p/>
+    <w:p/>
+    <w:p/>
+    <w:p/>
+    <w:p/>
+    <w:p/>
+    <w:p/>
+    <w:p/>
+    <w:p/>
+    <w:p/>
+    <w:p/>
+    <w:p>
+      <w:pPr>
+        <w:pStyle w:val="Ttulo1"/>
+        <w:rPr>
+          <w:b/>
+          <w:bCs/>
+        </w:rPr>
+      </w:pPr>
+      <w:bookmarkStart w:id="24" w:name="_Toc220059898"/>
+      <w:r>
+        <w:rPr>
+          <w:b/>
+          <w:bCs/>
+        </w:rPr>
+        <w:lastRenderedPageBreak/>
+        <w:t>3. PASOS FUTUROS</w:t>
+      </w:r>
+      <w:bookmarkEnd w:id="24"/>
+    </w:p>
+    <w:p/>
+    <w:p>
+      <w:pPr>
+        <w:spacing w:line="276" w:lineRule="auto"/>
+        <w:jc w:val="both"/>
+      </w:pPr>
+      <w:r>
+        <w:t xml:space="preserve">Los modelos de predicción de series temporales pueden tener una complejidad muy superior al desarrollado en este proyecto, por lo que es interesante conocer y estudiar posibles líneas de trabajo futuras que se podrían desarrollar para mejorar la precisión y la utilidad del modelo. </w:t>
+      </w:r>
+    </w:p>
+    <w:p>
+      <w:pPr>
+        <w:spacing w:line="276" w:lineRule="auto"/>
+      </w:pPr>
+    </w:p>
+    <w:p>
+      <w:pPr>
+        <w:spacing w:line="276" w:lineRule="auto"/>
+        <w:jc w:val="both"/>
+      </w:pPr>
+      <w:r>
+        <w:t xml:space="preserve">Por supuesto, sería interesante la implementación de más variables meteorológicas, como la nubosidad o la hora de salida y puesta del sol, o variables del entorno, como el polvo o la orientación, de las que por desgracia no hemos podido disponer en este caso. Se esperaría que su implementación mejorase ligeramente la precisión de la predicción, ya que podría generar un mayor número de patrones que aprender. </w:t>
+      </w:r>
+    </w:p>
+    <w:p>
+      <w:pPr>
+        <w:spacing w:line="276" w:lineRule="auto"/>
+      </w:pPr>
+    </w:p>
+    <w:p>
+      <w:pPr>
+        <w:spacing w:line="276" w:lineRule="auto"/>
+        <w:jc w:val="both"/>
+      </w:pPr>
+      <w:r>
+        <w:t xml:space="preserve">Por otro lado, la implementación del forecaster basado en otro tipo de modelo que no sea un Extreme Gradient Boosting expondría las diferencias respecto a este y serviría para determinar si la elección del modelo fue </w:t>
+      </w:r>
+      <w:r>
+        <w:t>óptima</w:t>
+      </w:r>
+      <w:r>
+        <w:t>. Podrían utilizarse alguno de los modelos descritos como potenciales anteriormente en este documento, como las redes convolucionales, los modelos transformadores o un Random Forest Regressor.</w:t>
+      </w:r>
+      <w:r>
+        <w:t xml:space="preserve"> Sin embargo, se espera que el mayor rendimiento sea el proveniente del actual modelo, el Extreme Gradient Boosting, ya que, por lo general, suele ser el óptimo para este tipo de problemas. Otro enfoque podría ser sacrificar algo de precisión a cambio de un modelo menos complejo y con un coste inferior temporalmente y/o espacialmente, contexto en el cual </w:t>
+      </w:r>
+      <w:r>
+        <w:t>sería</w:t>
+      </w:r>
+      <w:r>
+        <w:t xml:space="preserve"> favorable un modelo más simple como el LightGBM, que, al igual que el Extreme Gradient Boosting, es un modelo basado en árboles de decisión, pero que destaca por su velocidad y eficiencia.</w:t>
+      </w:r>
+    </w:p>
+    <w:p>
+      <w:pPr>
+        <w:spacing w:line="276" w:lineRule="auto"/>
+      </w:pPr>
+    </w:p>
+    <w:p>
+      <w:pPr>
+        <w:spacing w:line="276" w:lineRule="auto"/>
+        <w:jc w:val="both"/>
+      </w:pPr>
+      <w:r>
+        <w:t xml:space="preserve">Uno de los pasos futuros más importantes a tomar sería la implementación del modelo en un Energy Management System </w:t>
+      </w:r>
+      <w:r>
+        <w:t xml:space="preserve">(EMS) </w:t>
+      </w:r>
+      <w:r>
+        <w:t xml:space="preserve">que, obteniendo las variables meteorológicas, devolviese la predicción esperada. Este </w:t>
+      </w:r>
+      <w:r>
+        <w:t>EMS podría vincularse a un organismo como la AEMET y utiliza</w:t>
+      </w:r>
+      <w:r>
+        <w:t>r</w:t>
+      </w:r>
+      <w:r>
+        <w:t xml:space="preserve"> su información para generar predicciones productivas en tiempo real. Debería realizar un proceso de consulta a la API de la AEMET, descarga</w:t>
+      </w:r>
+      <w:r>
+        <w:t>r</w:t>
+      </w:r>
+      <w:r>
+        <w:t xml:space="preserve"> los datos que procedan, procesa</w:t>
+      </w:r>
+      <w:r>
+        <w:t>rlos</w:t>
+      </w:r>
+      <w:r>
+        <w:t xml:space="preserve"> para convertirlos al formato utilizado por el modelo y entrega</w:t>
+      </w:r>
+      <w:r>
+        <w:t>rlos</w:t>
+      </w:r>
+      <w:r>
+        <w:t xml:space="preserve"> como entrada al modelo para que devuelva la generación esperada. Podría ejecutarse con un script programado de forma </w:t>
+      </w:r>
+      <w:r>
+        <w:t>que,</w:t>
+      </w:r>
+      <w:r>
+        <w:t xml:space="preserve"> </w:t>
+      </w:r>
+      <w:r>
+        <w:t>con una frecuencia determinada</w:t>
+      </w:r>
+      <w:r>
+        <w:t xml:space="preserve">, por ejemplo, diariamente, o cada vez que la AEMET actualice los datos, el modelo repita el proceso y mantenga actualizado al operario de la situación energética esperada de la planta. Utilizando este proceso, podría integrarse con una interfaz en la que se refleje cada departamento y/o tarea junto con su consumo. Una interesante ampliación del problema sería elaborar un sistema que obtenga la predicción de la generación y automáticamente informe al operario de la manera óptima de distribuir la carga entre toda la maquinaria y procesos. Por ejemplo, </w:t>
+      </w:r>
+      <w:r>
+        <w:t xml:space="preserve">una posible salida del modelo sería: “Máquina 1: Mañana, Máquina 2: </w:t>
+      </w:r>
+      <w:r>
+        <w:t>Tarde, Máquina</w:t>
+      </w:r>
+      <w:r>
+        <w:t xml:space="preserve"> 3: Tarde, …”.</w:t>
+      </w:r>
+    </w:p>
+    <w:p>
+      <w:pPr>
+        <w:spacing w:line="276" w:lineRule="auto"/>
+      </w:pPr>
+    </w:p>
+    <w:p>
+      <w:pPr>
+        <w:spacing w:line="276" w:lineRule="auto"/>
+        <w:jc w:val="both"/>
+      </w:pPr>
+      <w:r>
+        <w:lastRenderedPageBreak/>
+        <w:t>La implementación de una interfaz gráfica facilitaría el uso del modelo, especialmente en personal ajeno al contexto del aprendizaje automático. Una interfaz que contase con lo descrito previamente, junto con una entrada para consultas específicas, tendría un impacto muy positivo. Por ejemplo, de la siguiente forma:</w:t>
+      </w:r>
+    </w:p>
+    <w:p/>
+    <w:p>
+      <w:pPr>
+        <w:keepNext/>
+        <w:jc w:val="center"/>
+      </w:pPr>
+      <w:r>
+        <w:rPr>
+          <w:noProof/>
+        </w:rPr>
+        <w:drawing>
+          <wp:inline distT="0" distB="0" distL="0" distR="0" wp14:anchorId="1DE9DC28" wp14:editId="14868F27">
+            <wp:extent cx="4190998" cy="739140"/>
+            <wp:effectExtent l="0" t="0" r="635" b="3810"/>
+            <wp:docPr id="265517400" name="Imagen 5" descr="Texto&#10;&#10;El contenido generado por IA puede ser incorrecto."/>
+            <wp:cNvGraphicFramePr>
+              <a:graphicFrameLocks xmlns:a="http://schemas.openxmlformats.org/drawingml/2006/main" noChangeAspect="1"/>
+            </wp:cNvGraphicFramePr>
+            <a:graphic xmlns:a="http://schemas.openxmlformats.org/drawingml/2006/main">
+              <a:graphicData uri="http://schemas.openxmlformats.org/drawingml/2006/picture">
+                <pic:pic xmlns:pic="http://schemas.openxmlformats.org/drawingml/2006/picture">
+                  <pic:nvPicPr>
+                    <pic:cNvPr id="265517400" name="Imagen 5" descr="Texto&#10;&#10;El contenido generado por IA puede ser incorrecto."/>
+                    <pic:cNvPicPr/>
+                  </pic:nvPicPr>
+                  <pic:blipFill rotWithShape="1">
+                    <a:blip r:embed="rId39">
+                      <a:extLst>
+                        <a:ext uri="{28A0092B-C50C-407E-A947-70E740481C1C}">
+                          <a14:useLocalDpi xmlns:a14="http://schemas.microsoft.com/office/drawing/2010/main" val="0"/>
+                        </a:ext>
+                      </a:extLst>
+                    </a:blip>
+                    <a:srcRect b="16558"/>
+                    <a:stretch>
+                      <a:fillRect/>
+                    </a:stretch>
+                  </pic:blipFill>
+                  <pic:spPr bwMode="auto">
+                    <a:xfrm>
+                      <a:off x="0" y="0"/>
+                      <a:ext cx="4191585" cy="739243"/>
+                    </a:xfrm>
+                    <a:prstGeom prst="rect">
+                      <a:avLst/>
+                    </a:prstGeom>
+                    <a:ln>
+                      <a:noFill/>
+                    </a:ln>
+                    <a:extLst>
+                      <a:ext uri="{53640926-AAD7-44D8-BBD7-CCE9431645EC}">
+                        <a14:shadowObscured xmlns:a14="http://schemas.microsoft.com/office/drawing/2010/main"/>
+                      </a:ext>
+                    </a:extLst>
+                  </pic:spPr>
+                </pic:pic>
+              </a:graphicData>
+            </a:graphic>
+          </wp:inline>
+        </w:drawing>
+      </w:r>
+    </w:p>
+    <w:p>
+      <w:pPr>
         <w:keepNext/>
         <w:jc w:val="center"/>
       </w:pPr>
@@ -19256,6 +19593,42 @@
         <w:t>6 - Ejemplo consulta producción</w:t>
       </w:r>
     </w:p>
+    <w:p/>
+    <w:p/>
+    <w:p/>
+    <w:p/>
+    <w:p/>
+    <w:p/>
+    <w:p/>
+    <w:p/>
+    <w:p/>
+    <w:p/>
+    <w:p/>
+    <w:p/>
+    <w:p/>
+    <w:p/>
+    <w:p/>
+    <w:p/>
+    <w:p/>
+    <w:p/>
+    <w:p/>
+    <w:p/>
+    <w:p/>
+    <w:p/>
+    <w:p/>
+    <w:p/>
+    <w:p/>
+    <w:p/>
+    <w:p/>
+    <w:p/>
+    <w:p/>
+    <w:p/>
+    <w:p/>
+    <w:p/>
+    <w:p/>
+    <w:p/>
+    <w:p/>
+    <w:p/>
     <w:p>
       <w:pPr>
         <w:pStyle w:val="Ttulo1"/>
@@ -19264,156 +19637,29 @@
           <w:bCs/>
         </w:rPr>
       </w:pPr>
-    </w:p>
-    <w:p>
-      <w:pPr>
-        <w:pStyle w:val="Ttulo1"/>
+      <w:bookmarkStart w:id="25" w:name="_Toc220059899"/>
+      <w:r>
         <w:rPr>
           <w:b/>
           <w:bCs/>
         </w:rPr>
-      </w:pPr>
-    </w:p>
-    <w:p>
-      <w:pPr>
-        <w:pStyle w:val="Ttulo1"/>
-        <w:rPr>
-          <w:b/>
-          <w:bCs/>
-        </w:rPr>
-      </w:pPr>
-    </w:p>
-    <w:p/>
-    <w:p/>
-    <w:p/>
-    <w:p/>
-    <w:p/>
-    <w:p/>
-    <w:p/>
-    <w:p/>
-    <w:p/>
-    <w:p/>
-    <w:p/>
-    <w:p/>
-    <w:p/>
-    <w:p/>
-    <w:p/>
-    <w:p>
-      <w:pPr>
-        <w:pStyle w:val="Ttulo1"/>
-        <w:rPr>
-          <w:b/>
-          <w:bCs/>
-        </w:rPr>
-      </w:pPr>
-    </w:p>
-    <w:p>
-      <w:pPr>
-        <w:pStyle w:val="Ttulo1"/>
-        <w:rPr>
-          <w:b/>
-          <w:bCs/>
-        </w:rPr>
-      </w:pPr>
-    </w:p>
-    <w:p>
-      <w:pPr>
-        <w:pStyle w:val="Ttulo1"/>
-        <w:rPr>
-          <w:b/>
-          <w:bCs/>
-        </w:rPr>
-      </w:pPr>
-    </w:p>
-    <w:p>
-      <w:pPr>
-        <w:pStyle w:val="Ttulo1"/>
-        <w:rPr>
-          <w:b/>
-          <w:bCs/>
-        </w:rPr>
-      </w:pPr>
-    </w:p>
-    <w:p/>
-    <w:p/>
-    <w:p/>
-    <w:p/>
-    <w:p>
-      <w:pPr>
-        <w:pStyle w:val="Ttulo1"/>
-        <w:rPr>
-          <w:b/>
-          <w:bCs/>
-        </w:rPr>
-      </w:pPr>
-      <w:bookmarkStart w:id="24" w:name="_Toc219457223"/>
-      <w:r>
-        <w:rPr>
-          <w:b/>
-          <w:bCs/>
-        </w:rPr>
         <w:lastRenderedPageBreak/>
         <w:t>4. CONCLUSIONES</w:t>
       </w:r>
-      <w:bookmarkEnd w:id="24"/>
-    </w:p>
-    <w:p/>
-    <w:p>
-      <w:pPr>
-        <w:rPr>
-          <w:lang w:val="en-US"/>
-        </w:rPr>
-      </w:pPr>
-      <w:r>
-        <w:rPr>
-          <w:lang w:val="en-US"/>
-        </w:rPr>
+      <w:bookmarkEnd w:id="25"/>
+    </w:p>
+    <w:p/>
+    <w:p>
+      <w:r>
         <w:t>CONCLUSIONES</w:t>
       </w:r>
     </w:p>
-    <w:p>
-      <w:pPr>
-        <w:rPr>
-          <w:lang w:val="en-US"/>
-        </w:rPr>
-      </w:pPr>
-    </w:p>
-    <w:p>
-      <w:pPr>
-        <w:rPr>
-          <w:lang w:val="en-US"/>
-        </w:rPr>
-      </w:pPr>
-    </w:p>
-    <w:p>
-      <w:pPr>
-        <w:rPr>
-          <w:lang w:val="en-US"/>
-        </w:rPr>
-      </w:pPr>
-    </w:p>
-    <w:p>
-      <w:pPr>
-        <w:rPr>
-          <w:lang w:val="en-US"/>
-        </w:rPr>
-      </w:pPr>
-    </w:p>
-    <w:p>
-      <w:pPr>
-        <w:rPr>
-          <w:lang w:val="en-US"/>
-        </w:rPr>
-      </w:pPr>
-    </w:p>
-    <w:p>
-      <w:r>
-        <w:t>AÑADIR CRONOGRAMA/CICLO DE</w:t>
-      </w:r>
-      <w:r>
-        <w:t xml:space="preserve"> VIDA EN ALCANCE</w:t>
-      </w:r>
-    </w:p>
+    <w:p/>
+    <w:p/>
+    <w:p/>
+    <w:p/>
+    <w:p/>
+    <w:p/>
     <w:p/>
     <w:p/>
     <w:p/>
@@ -19462,7 +19708,7 @@
           <w:lang w:val="en-US"/>
         </w:rPr>
       </w:pPr>
-      <w:bookmarkStart w:id="25" w:name="_Toc219457224"/>
+      <w:bookmarkStart w:id="26" w:name="_Toc220059900"/>
       <w:r>
         <w:rPr>
           <w:b/>
@@ -19472,7 +19718,7 @@
         <w:lastRenderedPageBreak/>
         <w:t>REFERENCIAS</w:t>
       </w:r>
-      <w:bookmarkEnd w:id="25"/>
+      <w:bookmarkEnd w:id="26"/>
     </w:p>
     <w:p>
       <w:pPr>
@@ -19876,6 +20122,27 @@
           <w:lang w:val="en-US"/>
         </w:rPr>
         <w:tab/>
+        <w:t xml:space="preserve">«Gradient Boosting with Python». </w:t>
+      </w:r>
+      <w:r>
+        <w:t>Accedido: 20 de enero de 2026. [En línea]. Disponible en: https://cienciadedatos.net/documentos/py09-gradient-boosting-python-en#Gradient_Boosting_in_Python</w:t>
+      </w:r>
+    </w:p>
+    <w:p>
+      <w:pPr>
+        <w:pStyle w:val="Bibliografa"/>
+      </w:pPr>
+      <w:r>
+        <w:rPr>
+          <w:lang w:val="en-US"/>
+        </w:rPr>
+        <w:t>[22]</w:t>
+      </w:r>
+      <w:r>
+        <w:rPr>
+          <w:lang w:val="en-US"/>
+        </w:rPr>
+        <w:tab/>
         <w:t xml:space="preserve">«Interquartile Range (IQR): What it is and How to Find it», Statistics How To. </w:t>
       </w:r>
       <w:r>
@@ -19887,7 +20154,7 @@
         <w:pStyle w:val="Bibliografa"/>
       </w:pPr>
       <w:r>
-        <w:t>[22]</w:t>
+        <w:t>[23]</w:t>
       </w:r>
       <w:r>
         <w:tab/>
@@ -19902,7 +20169,7 @@
         <w:rPr>
           <w:lang w:val="en-US"/>
         </w:rPr>
-        <w:t>[23]</w:t>
+        <w:t>[24]</w:t>
       </w:r>
       <w:r>
         <w:rPr>
@@ -19920,7 +20187,7 @@
         <w:pStyle w:val="Bibliografa"/>
       </w:pPr>
       <w:r>
-        <w:t>[24]</w:t>
+        <w:t>[25]</w:t>
       </w:r>
       <w:r>
         <w:tab/>
@@ -19932,7 +20199,7 @@
         <w:pStyle w:val="Bibliografa"/>
       </w:pPr>
       <w:r>
-        <w:t>[25]</w:t>
+        <w:t>[26]</w:t>
       </w:r>
       <w:r>
         <w:tab/>
@@ -19947,7 +20214,8 @@
         <w:rPr>
           <w:lang w:val="en-US"/>
         </w:rPr>
-        <w:t>[26]</w:t>
+        <w:lastRenderedPageBreak/>
+        <w:t>[27]</w:t>
       </w:r>
       <w:r>
         <w:rPr>
@@ -19965,7 +20233,7 @@
         <w:pStyle w:val="Bibliografa"/>
       </w:pPr>
       <w:r>
-        <w:t>[27]</w:t>
+        <w:t>[28]</w:t>
       </w:r>
       <w:r>
         <w:tab/>
@@ -19987,8 +20255,7 @@
         <w:pStyle w:val="Bibliografa"/>
       </w:pPr>
       <w:r>
-        <w:lastRenderedPageBreak/>
-        <w:t>[28]</w:t>
+        <w:t>[29]</w:t>
       </w:r>
       <w:r>
         <w:tab/>
@@ -20003,7 +20270,7 @@
         <w:rPr>
           <w:lang w:val="en-US"/>
         </w:rPr>
-        <w:t>[29]</w:t>
+        <w:t>[30]</w:t>
       </w:r>
       <w:r>
         <w:rPr>
@@ -20021,7 +20288,7 @@
         <w:pStyle w:val="Bibliografa"/>
       </w:pPr>
       <w:r>
-        <w:t>[30]</w:t>
+        <w:t>[31]</w:t>
       </w:r>
       <w:r>
         <w:tab/>
@@ -20033,7 +20300,7 @@
         <w:pStyle w:val="Bibliografa"/>
       </w:pPr>
       <w:r>
-        <w:t>[31]</w:t>
+        <w:t>[32]</w:t>
       </w:r>
       <w:r>
         <w:tab/>
@@ -20045,7 +20312,7 @@
         <w:pStyle w:val="Bibliografa"/>
       </w:pPr>
       <w:r>
-        <w:t>[32]</w:t>
+        <w:t>[33]</w:t>
       </w:r>
       <w:r>
         <w:tab/>
@@ -20057,7 +20324,7 @@
         <w:pStyle w:val="Bibliografa"/>
       </w:pPr>
       <w:r>
-        <w:t>[33]</w:t>
+        <w:t>[34]</w:t>
       </w:r>
       <w:r>
         <w:tab/>
@@ -20070,10 +20337,10 @@
       </w:r>
     </w:p>
     <w:sectPr>
-      <w:headerReference w:type="even" r:id="rId38"/>
-      <w:headerReference w:type="default" r:id="rId39"/>
-      <w:footerReference w:type="even" r:id="rId40"/>
-      <w:footerReference w:type="default" r:id="rId41"/>
+      <w:headerReference w:type="even" r:id="rId40"/>
+      <w:headerReference w:type="default" r:id="rId41"/>
+      <w:footerReference w:type="even" r:id="rId42"/>
+      <w:footerReference w:type="default" r:id="rId43"/>
       <w:type w:val="continuous"/>
       <w:pgSz w:w="11906" w:h="16838"/>
       <w:pgMar w:top="1417" w:right="1701" w:bottom="1417" w:left="1701" w:header="708" w:footer="708" w:gutter="0"/>
@@ -23494,6 +23761,23 @@
 </file>
 
 <file path=customXml/item2.xml><?xml version="1.0" encoding="utf-8"?>
+<?mso-contentType ?>
+<FormTemplates xmlns="http://schemas.microsoft.com/sharepoint/v3/contenttype/forms">
+  <Display>DocumentLibraryForm</Display>
+  <Edit>DocumentLibraryForm</Edit>
+  <New>DocumentLibraryForm</New>
+</FormTemplates>
+</file>
+
+<file path=customXml/item3.xml><?xml version="1.0" encoding="utf-8"?>
+<p:properties xmlns:p="http://schemas.microsoft.com/office/2006/metadata/properties" xmlns:xsi="http://www.w3.org/2001/XMLSchema-instance" xmlns:pc="http://schemas.microsoft.com/office/infopath/2007/PartnerControls">
+  <documentManagement>
+    <_activity xmlns="df476f18-8a16-4ae2-b503-872883f57cd8" xsi:nil="true"/>
+  </documentManagement>
+</p:properties>
+</file>
+
+<file path=customXml/item4.xml><?xml version="1.0" encoding="utf-8"?>
 <ct:contentTypeSchema xmlns:ct="http://schemas.microsoft.com/office/2006/metadata/contentType" xmlns:ma="http://schemas.microsoft.com/office/2006/metadata/properties/metaAttributes" ct:_="" ma:_="" ma:contentTypeName="Documento" ma:contentTypeID="0x0101008F24B132E736234F98252618693A1573" ma:contentTypeVersion="6" ma:contentTypeDescription="Crear nuevo documento." ma:contentTypeScope="" ma:versionID="8cc5b143e6f0d72a613cbb2d0b82cbf6">
   <xsd:schema xmlns:xsd="http://www.w3.org/2001/XMLSchema" xmlns:xs="http://www.w3.org/2001/XMLSchema" xmlns:p="http://schemas.microsoft.com/office/2006/metadata/properties" xmlns:ns3="df476f18-8a16-4ae2-b503-872883f57cd8" targetNamespace="http://schemas.microsoft.com/office/2006/metadata/properties" ma:root="true" ma:fieldsID="2bf2c7f9a6ddde4001482d99fa07609b" ns3:_="">
     <xsd:import namespace="df476f18-8a16-4ae2-b503-872883f57cd8"/>
@@ -23649,23 +23933,6 @@
 </ct:contentTypeSchema>
 </file>
 
-<file path=customXml/item3.xml><?xml version="1.0" encoding="utf-8"?>
-<p:properties xmlns:p="http://schemas.microsoft.com/office/2006/metadata/properties" xmlns:xsi="http://www.w3.org/2001/XMLSchema-instance" xmlns:pc="http://schemas.microsoft.com/office/infopath/2007/PartnerControls">
-  <documentManagement>
-    <_activity xmlns="df476f18-8a16-4ae2-b503-872883f57cd8" xsi:nil="true"/>
-  </documentManagement>
-</p:properties>
-</file>
-
-<file path=customXml/item4.xml><?xml version="1.0" encoding="utf-8"?>
-<?mso-contentType ?>
-<FormTemplates xmlns="http://schemas.microsoft.com/sharepoint/v3/contenttype/forms">
-  <Display>DocumentLibraryForm</Display>
-  <Edit>DocumentLibraryForm</Edit>
-  <New>DocumentLibraryForm</New>
-</FormTemplates>
-</file>
-
 <file path=customXml/itemProps1.xml><?xml version="1.0" encoding="utf-8"?>
 <ds:datastoreItem xmlns:ds="http://schemas.openxmlformats.org/officeDocument/2006/customXml" ds:itemID="{6CB01E00-5A18-4D0E-A526-7FD52DBBF292}">
   <ds:schemaRefs>
@@ -23675,6 +23942,24 @@
 </file>
 
 <file path=customXml/itemProps2.xml><?xml version="1.0" encoding="utf-8"?>
+<ds:datastoreItem xmlns:ds="http://schemas.openxmlformats.org/officeDocument/2006/customXml" ds:itemID="{FD720F4B-8865-4419-A0A9-788F5CDEC2FC}">
+  <ds:schemaRefs>
+    <ds:schemaRef ds:uri="http://schemas.microsoft.com/sharepoint/v3/contenttype/forms"/>
+  </ds:schemaRefs>
+</ds:datastoreItem>
+</file>
+
+<file path=customXml/itemProps3.xml><?xml version="1.0" encoding="utf-8"?>
+<ds:datastoreItem xmlns:ds="http://schemas.openxmlformats.org/officeDocument/2006/customXml" ds:itemID="{7693FAA9-B3EE-48A0-8668-03C6F508F62D}">
+  <ds:schemaRefs>
+    <ds:schemaRef ds:uri="http://schemas.microsoft.com/office/2006/metadata/properties"/>
+    <ds:schemaRef ds:uri="http://schemas.microsoft.com/office/infopath/2007/PartnerControls"/>
+    <ds:schemaRef ds:uri="df476f18-8a16-4ae2-b503-872883f57cd8"/>
+  </ds:schemaRefs>
+</ds:datastoreItem>
+</file>
+
+<file path=customXml/itemProps4.xml><?xml version="1.0" encoding="utf-8"?>
 <ds:datastoreItem xmlns:ds="http://schemas.openxmlformats.org/officeDocument/2006/customXml" ds:itemID="{A5371FA4-FC0B-453F-9926-6D5EE3B23206}">
   <ds:schemaRefs>
     <ds:schemaRef ds:uri="http://schemas.microsoft.com/office/2006/metadata/contentType"/>
@@ -23690,22 +23975,4 @@
     <ds:schemaRef ds:uri="http://schemas.microsoft.com/internal/obd"/>
   </ds:schemaRefs>
 </ds:datastoreItem>
-</file>
-
-<file path=customXml/itemProps3.xml><?xml version="1.0" encoding="utf-8"?>
-<ds:datastoreItem xmlns:ds="http://schemas.openxmlformats.org/officeDocument/2006/customXml" ds:itemID="{7693FAA9-B3EE-48A0-8668-03C6F508F62D}">
-  <ds:schemaRefs>
-    <ds:schemaRef ds:uri="http://schemas.microsoft.com/office/2006/metadata/properties"/>
-    <ds:schemaRef ds:uri="http://schemas.microsoft.com/office/infopath/2007/PartnerControls"/>
-    <ds:schemaRef ds:uri="df476f18-8a16-4ae2-b503-872883f57cd8"/>
-  </ds:schemaRefs>
-</ds:datastoreItem>
-</file>
-
-<file path=customXml/itemProps4.xml><?xml version="1.0" encoding="utf-8"?>
-<ds:datastoreItem xmlns:ds="http://schemas.openxmlformats.org/officeDocument/2006/customXml" ds:itemID="{FD720F4B-8865-4419-A0A9-788F5CDEC2FC}">
-  <ds:schemaRefs>
-    <ds:schemaRef ds:uri="http://schemas.microsoft.com/sharepoint/v3/contenttype/forms"/>
-  </ds:schemaRefs>
-</ds:datastoreItem>
 </file>